--- a/6-过程管理/运行记录类文件/060202-过程框架设计需求分析报告.docx
+++ b/6-过程管理/运行记录类文件/060202-过程框架设计需求分析报告.docx
@@ -1,10 +1,11 @@
 
 <file path=word/document.xml><?xml version="1.0" encoding="utf-8"?>
-<w:document xmlns:wpc="http://schemas.microsoft.com/office/word/2010/wordprocessingCanvas" xmlns:mc="http://schemas.openxmlformats.org/markup-compatibility/2006" xmlns:o="urn:schemas-microsoft-com:office:office" xmlns:r="http://schemas.openxmlformats.org/officeDocument/2006/relationships" xmlns:m="http://schemas.openxmlformats.org/officeDocument/2006/math" xmlns:v="urn:schemas-microsoft-com:vml" xmlns:wp14="http://schemas.microsoft.com/office/word/2010/wordprocessingDrawing" xmlns:wp="http://schemas.openxmlformats.org/drawingml/2006/wordprocessingDrawing" xmlns:w="http://schemas.openxmlformats.org/wordprocessingml/2006/main" xmlns:w14="http://schemas.microsoft.com/office/word/2010/wordml" xmlns:w10="urn:schemas-microsoft-com:office:word" xmlns:w15="http://schemas.microsoft.com/office/word/2012/wordml" xmlns:wpg="http://schemas.microsoft.com/office/word/2010/wordprocessingGroup" xmlns:wpi="http://schemas.microsoft.com/office/word/2010/wordprocessingInk" xmlns:wne="http://schemas.microsoft.com/office/word/2006/wordml" xmlns:wps="http://schemas.microsoft.com/office/word/2010/wordprocessingShape" xmlns:wpsCustomData="http://www.wps.cn/officeDocument/2013/wpsCustomData" mc:Ignorable="w14 w15 wp14">
+<w:document xmlns:wpc="http://schemas.microsoft.com/office/word/2010/wordprocessingCanvas" xmlns:mc="http://schemas.openxmlformats.org/markup-compatibility/2006" xmlns:o="urn:schemas-microsoft-com:office:office" xmlns:r="http://schemas.openxmlformats.org/officeDocument/2006/relationships" xmlns:m="http://schemas.openxmlformats.org/officeDocument/2006/math" xmlns:v="urn:schemas-microsoft-com:vml" xmlns:wp14="http://schemas.microsoft.com/office/word/2010/wordprocessingDrawing" xmlns:wp="http://schemas.openxmlformats.org/drawingml/2006/wordprocessingDrawing" xmlns:w10="urn:schemas-microsoft-com:office:word" xmlns:w="http://schemas.openxmlformats.org/wordprocessingml/2006/main" xmlns:w14="http://schemas.microsoft.com/office/word/2010/wordml" xmlns:w15="http://schemas.microsoft.com/office/word/2012/wordml" xmlns:wne="http://schemas.microsoft.com/office/word/2006/wordml" xmlns:wpg="http://schemas.microsoft.com/office/word/2010/wordprocessingGroup" xmlns:wpi="http://schemas.microsoft.com/office/word/2010/wordprocessingInk" xmlns:wps="http://schemas.microsoft.com/office/word/2010/wordprocessingShape" mc:Ignorable="w14 w15 wp14">
+  <!-- Generated by Aspose.Words for .NET 13.3.0.1 -->
   <w:body>
     <w:p>
       <w:pPr>
-        <w:pStyle w:val="52"/>
+        <w:pStyle w:val="a1"/>
         <w:keepNext w:val="0"/>
         <w:keepLines w:val="0"/>
         <w:pageBreakBefore w:val="0"/>
@@ -21,7 +22,7 @@
     </w:p>
     <w:p>
       <w:pPr>
-        <w:pStyle w:val="52"/>
+        <w:pStyle w:val="a1"/>
         <w:keepNext w:val="0"/>
         <w:keepLines w:val="0"/>
         <w:pageBreakBefore w:val="0"/>
@@ -38,7 +39,7 @@
     </w:p>
     <w:p>
       <w:pPr>
-        <w:pStyle w:val="52"/>
+        <w:pStyle w:val="a1"/>
         <w:keepNext w:val="0"/>
         <w:keepLines w:val="0"/>
         <w:pageBreakBefore w:val="0"/>
@@ -64,7 +65,7 @@
     </w:p>
     <w:p>
       <w:pPr>
-        <w:pStyle w:val="53"/>
+        <w:pStyle w:val="a2"/>
         <w:keepNext w:val="0"/>
         <w:keepLines w:val="0"/>
         <w:pageBreakBefore w:val="0"/>
@@ -76,7 +77,7 @@
       </w:pPr>
       <w:bookmarkStart w:id="1" w:name="_Toc7280"/>
       <w:r>
-        <w:t>甘肃国邦信息科技有限公司</w:t>
+        <w:t>中达丰集团有限公司</w:t>
       </w:r>
       <w:bookmarkEnd w:id="1"/>
     </w:p>
@@ -93,7 +94,7 @@
         <w:spacing w:before="275"/>
         <w:jc w:val="center"/>
         <w:rPr>
-          <w:rFonts w:hint="default" w:ascii="宋体" w:hAnsi="宋体" w:eastAsia="宋体" w:cs="宋体"/>
+          <w:rFonts w:ascii="宋体" w:eastAsia="宋体" w:hAnsi="宋体" w:cs="宋体" w:hint="default"/>
           <w:sz w:val="36"/>
           <w:szCs w:val="36"/>
           <w:lang w:val="en-US" w:eastAsia="zh-CN"/>
@@ -101,7 +102,7 @@
       </w:pPr>
       <w:r>
         <w:rPr>
-          <w:rFonts w:ascii="宋体" w:hAnsi="宋体" w:eastAsia="宋体" w:cs="宋体"/>
+          <w:rFonts w:ascii="宋体" w:eastAsia="宋体" w:hAnsi="宋体" w:cs="宋体"/>
           <w:spacing w:val="-2"/>
           <w:sz w:val="36"/>
           <w:szCs w:val="36"/>
@@ -110,7 +111,7 @@
       </w:r>
       <w:r>
         <w:rPr>
-          <w:rFonts w:hint="eastAsia" w:ascii="宋体" w:hAnsi="宋体" w:cs="宋体"/>
+          <w:rFonts w:ascii="宋体" w:hAnsi="宋体" w:cs="宋体" w:hint="eastAsia"/>
           <w:spacing w:val="-2"/>
           <w:sz w:val="36"/>
           <w:szCs w:val="36"/>
@@ -120,7 +121,7 @@
       </w:r>
       <w:r>
         <w:rPr>
-          <w:rFonts w:ascii="宋体" w:hAnsi="宋体" w:eastAsia="宋体" w:cs="宋体"/>
+          <w:rFonts w:ascii="宋体" w:eastAsia="宋体" w:hAnsi="宋体" w:cs="宋体"/>
           <w:spacing w:val="-2"/>
           <w:sz w:val="36"/>
           <w:szCs w:val="36"/>
@@ -129,7 +130,7 @@
       </w:r>
       <w:r>
         <w:rPr>
-          <w:rFonts w:hint="eastAsia" w:ascii="宋体" w:hAnsi="宋体" w:cs="宋体"/>
+          <w:rFonts w:ascii="宋体" w:hAnsi="宋体" w:cs="宋体" w:hint="eastAsia"/>
           <w:spacing w:val="-2"/>
           <w:sz w:val="36"/>
           <w:szCs w:val="36"/>
@@ -139,7 +140,7 @@
       </w:r>
       <w:r>
         <w:rPr>
-          <w:rFonts w:ascii="宋体" w:hAnsi="宋体" w:eastAsia="宋体" w:cs="宋体"/>
+          <w:rFonts w:ascii="宋体" w:eastAsia="宋体" w:hAnsi="宋体" w:cs="宋体"/>
           <w:spacing w:val="-2"/>
           <w:sz w:val="36"/>
           <w:szCs w:val="36"/>
@@ -148,7 +149,7 @@
       </w:r>
       <w:r>
         <w:rPr>
-          <w:rFonts w:hint="eastAsia" w:ascii="宋体" w:hAnsi="宋体" w:cs="宋体"/>
+          <w:rFonts w:ascii="宋体" w:hAnsi="宋体" w:cs="宋体" w:hint="eastAsia"/>
           <w:spacing w:val="-2"/>
           <w:sz w:val="36"/>
           <w:szCs w:val="36"/>
@@ -168,20 +169,20 @@
         <w:topLinePunct w:val="0"/>
         <w:bidi w:val="0"/>
         <w:rPr>
-          <w:rFonts w:ascii="宋体" w:hAnsi="宋体" w:eastAsia="宋体" w:cs="宋体"/>
+          <w:rFonts w:ascii="宋体" w:eastAsia="宋体" w:hAnsi="宋体" w:cs="宋体"/>
           <w:sz w:val="36"/>
           <w:szCs w:val="36"/>
         </w:rPr>
         <w:sectPr>
           <w:pgSz w:w="11906" w:h="16839"/>
           <w:pgMar w:top="1431" w:right="1785" w:bottom="0" w:left="1785" w:header="0" w:footer="0" w:gutter="0"/>
-          <w:cols w:space="720" w:num="1"/>
+          <w:cols w:num="1" w:space="720"/>
         </w:sectPr>
       </w:pPr>
     </w:p>
     <w:p>
       <w:pPr>
-        <w:pStyle w:val="15"/>
+        <w:pStyle w:val="BodyText"/>
         <w:keepNext w:val="0"/>
         <w:keepLines w:val="0"/>
         <w:pageBreakBefore w:val="0"/>
@@ -207,7 +208,7 @@
         <w:ind w:left="3954"/>
         <w:outlineLvl w:val="0"/>
         <w:rPr>
-          <w:rFonts w:ascii="宋体" w:hAnsi="宋体" w:eastAsia="宋体" w:cs="宋体"/>
+          <w:rFonts w:ascii="宋体" w:eastAsia="宋体" w:hAnsi="宋体" w:cs="宋体"/>
           <w:sz w:val="21"/>
           <w:szCs w:val="21"/>
         </w:rPr>
@@ -215,7 +216,7 @@
       <w:bookmarkStart w:id="2" w:name="_Toc18597"/>
       <w:r>
         <w:rPr>
-          <w:rFonts w:ascii="宋体" w:hAnsi="宋体" w:eastAsia="宋体" w:cs="宋体"/>
+          <w:rFonts w:ascii="宋体" w:eastAsia="宋体" w:hAnsi="宋体" w:cs="宋体"/>
           <w:spacing w:val="-2"/>
           <w:sz w:val="21"/>
           <w:szCs w:val="21"/>
@@ -239,16 +240,16 @@
     </w:p>
     <w:tbl>
       <w:tblPr>
-        <w:tblStyle w:val="45"/>
+        <w:tblStyle w:val="TableNormal0"/>
         <w:tblW w:w="9071" w:type="dxa"/>
         <w:tblInd w:w="5" w:type="dxa"/>
         <w:tblBorders>
-          <w:top w:val="single" w:color="000000" w:sz="4" w:space="0"/>
-          <w:left w:val="single" w:color="000000" w:sz="4" w:space="0"/>
-          <w:bottom w:val="single" w:color="000000" w:sz="4" w:space="0"/>
-          <w:right w:val="single" w:color="000000" w:sz="4" w:space="0"/>
-          <w:insideH w:val="single" w:color="000000" w:sz="4" w:space="0"/>
-          <w:insideV w:val="single" w:color="000000" w:sz="4" w:space="0"/>
+          <w:top w:val="single" w:sz="4" w:space="0" w:color="000000"/>
+          <w:left w:val="single" w:sz="4" w:space="0" w:color="000000"/>
+          <w:bottom w:val="single" w:sz="4" w:space="0" w:color="000000"/>
+          <w:right w:val="single" w:sz="4" w:space="0" w:color="000000"/>
+          <w:insideH w:val="single" w:sz="4" w:space="0" w:color="000000"/>
+          <w:insideV w:val="single" w:sz="4" w:space="0" w:color="000000"/>
         </w:tblBorders>
         <w:tblLayout w:type="fixed"/>
         <w:tblCellMar>
@@ -267,14 +268,17 @@
       </w:tblGrid>
       <w:tr>
         <w:tblPrEx>
+          <w:tblW w:w="9071" w:type="dxa"/>
+          <w:tblInd w:w="5" w:type="dxa"/>
           <w:tblBorders>
-            <w:top w:val="single" w:color="000000" w:sz="4" w:space="0"/>
-            <w:left w:val="single" w:color="000000" w:sz="4" w:space="0"/>
-            <w:bottom w:val="single" w:color="000000" w:sz="4" w:space="0"/>
-            <w:right w:val="single" w:color="000000" w:sz="4" w:space="0"/>
-            <w:insideH w:val="single" w:color="000000" w:sz="4" w:space="0"/>
-            <w:insideV w:val="single" w:color="000000" w:sz="4" w:space="0"/>
+            <w:top w:val="single" w:sz="4" w:space="0" w:color="000000"/>
+            <w:left w:val="single" w:sz="4" w:space="0" w:color="000000"/>
+            <w:bottom w:val="single" w:sz="4" w:space="0" w:color="000000"/>
+            <w:right w:val="single" w:sz="4" w:space="0" w:color="000000"/>
+            <w:insideH w:val="single" w:sz="4" w:space="0" w:color="000000"/>
+            <w:insideV w:val="single" w:sz="4" w:space="0" w:color="000000"/>
           </w:tblBorders>
+          <w:tblLayout w:type="fixed"/>
           <w:tblCellMar>
             <w:top w:w="0" w:type="dxa"/>
             <w:left w:w="0" w:type="dxa"/>
@@ -283,7 +287,7 @@
           </w:tblCellMar>
         </w:tblPrEx>
         <w:trPr>
-          <w:trHeight w:val="611" w:hRule="atLeast"/>
+          <w:trHeight w:val="611"/>
         </w:trPr>
         <w:tc>
           <w:tcPr>
@@ -291,7 +295,7 @@
           </w:tcPr>
           <w:p>
             <w:pPr>
-              <w:pStyle w:val="46"/>
+              <w:pStyle w:val="TableText"/>
               <w:keepNext w:val="0"/>
               <w:keepLines w:val="0"/>
               <w:pageBreakBefore w:val="0"/>
@@ -318,7 +322,7 @@
           </w:tcPr>
           <w:p>
             <w:pPr>
-              <w:pStyle w:val="46"/>
+              <w:pStyle w:val="TableText"/>
               <w:keepNext w:val="0"/>
               <w:keepLines w:val="0"/>
               <w:pageBreakBefore w:val="0"/>
@@ -332,7 +336,7 @@
             </w:pPr>
             <w:r>
               <w:rPr>
-                <w:rFonts w:hint="eastAsia" w:eastAsia="宋体"/>
+                <w:rFonts w:eastAsia="宋体" w:hint="eastAsia"/>
                 <w:spacing w:val="-1"/>
                 <w:lang w:val="en-US" w:eastAsia="zh-CN"/>
               </w:rPr>
@@ -342,11 +346,11 @@
               <w:rPr>
                 <w:spacing w:val="-1"/>
               </w:rPr>
-              <w:t>（GSGB-ITSS-</w:t>
-            </w:r>
-            <w:r>
-              <w:rPr>
-                <w:rFonts w:hint="eastAsia" w:eastAsia="宋体"/>
+              <w:t>（ZDFJT-ITSS-</w:t>
+            </w:r>
+            <w:r>
+              <w:rPr>
+                <w:rFonts w:eastAsia="宋体" w:hint="eastAsia"/>
                 <w:spacing w:val="-1"/>
                 <w:lang w:val="en-US" w:eastAsia="zh-CN"/>
               </w:rPr>
@@ -363,14 +367,9 @@
       </w:tr>
       <w:tr>
         <w:tblPrEx>
-          <w:tblBorders>
-            <w:top w:val="single" w:color="000000" w:sz="4" w:space="0"/>
-            <w:left w:val="single" w:color="000000" w:sz="4" w:space="0"/>
-            <w:bottom w:val="single" w:color="000000" w:sz="4" w:space="0"/>
-            <w:right w:val="single" w:color="000000" w:sz="4" w:space="0"/>
-            <w:insideH w:val="single" w:color="000000" w:sz="4" w:space="0"/>
-            <w:insideV w:val="single" w:color="000000" w:sz="4" w:space="0"/>
-          </w:tblBorders>
+          <w:tblW w:w="9071" w:type="dxa"/>
+          <w:tblInd w:w="5" w:type="dxa"/>
+          <w:tblLayout w:type="fixed"/>
           <w:tblCellMar>
             <w:top w:w="0" w:type="dxa"/>
             <w:left w:w="0" w:type="dxa"/>
@@ -379,7 +378,7 @@
           </w:tblCellMar>
         </w:tblPrEx>
         <w:trPr>
-          <w:trHeight w:val="606" w:hRule="atLeast"/>
+          <w:trHeight w:val="606"/>
         </w:trPr>
         <w:tc>
           <w:tcPr>
@@ -387,7 +386,7 @@
           </w:tcPr>
           <w:p>
             <w:pPr>
-              <w:pStyle w:val="46"/>
+              <w:pStyle w:val="TableText"/>
               <w:keepNext w:val="0"/>
               <w:keepLines w:val="0"/>
               <w:pageBreakBefore w:val="0"/>
@@ -414,7 +413,7 @@
           </w:tcPr>
           <w:p>
             <w:pPr>
-              <w:pStyle w:val="46"/>
+              <w:pStyle w:val="TableText"/>
               <w:keepNext w:val="0"/>
               <w:keepLines w:val="0"/>
               <w:pageBreakBefore w:val="0"/>
@@ -430,21 +429,16 @@
               <w:rPr>
                 <w:spacing w:val="-1"/>
               </w:rPr>
-              <w:t>甘肃国邦信息科技有限公司</w:t>
+              <w:t>中达丰集团有限公司</w:t>
             </w:r>
           </w:p>
         </w:tc>
       </w:tr>
       <w:tr>
         <w:tblPrEx>
-          <w:tblBorders>
-            <w:top w:val="single" w:color="000000" w:sz="4" w:space="0"/>
-            <w:left w:val="single" w:color="000000" w:sz="4" w:space="0"/>
-            <w:bottom w:val="single" w:color="000000" w:sz="4" w:space="0"/>
-            <w:right w:val="single" w:color="000000" w:sz="4" w:space="0"/>
-            <w:insideH w:val="single" w:color="000000" w:sz="4" w:space="0"/>
-            <w:insideV w:val="single" w:color="000000" w:sz="4" w:space="0"/>
-          </w:tblBorders>
+          <w:tblW w:w="9071" w:type="dxa"/>
+          <w:tblInd w:w="5" w:type="dxa"/>
+          <w:tblLayout w:type="fixed"/>
           <w:tblCellMar>
             <w:top w:w="0" w:type="dxa"/>
             <w:left w:w="0" w:type="dxa"/>
@@ -453,7 +447,7 @@
           </w:tblCellMar>
         </w:tblPrEx>
         <w:trPr>
-          <w:trHeight w:val="607" w:hRule="atLeast"/>
+          <w:trHeight w:val="607"/>
         </w:trPr>
         <w:tc>
           <w:tcPr>
@@ -461,7 +455,7 @@
           </w:tcPr>
           <w:p>
             <w:pPr>
-              <w:pStyle w:val="46"/>
+              <w:pStyle w:val="TableText"/>
               <w:keepNext w:val="0"/>
               <w:keepLines w:val="0"/>
               <w:pageBreakBefore w:val="0"/>
@@ -487,7 +481,7 @@
           </w:tcPr>
           <w:p>
             <w:pPr>
-              <w:pStyle w:val="46"/>
+              <w:pStyle w:val="TableText"/>
               <w:keepNext w:val="0"/>
               <w:keepLines w:val="0"/>
               <w:pageBreakBefore w:val="0"/>
@@ -513,7 +507,7 @@
           </w:tcPr>
           <w:p>
             <w:pPr>
-              <w:pStyle w:val="46"/>
+              <w:pStyle w:val="TableText"/>
               <w:keepNext w:val="0"/>
               <w:keepLines w:val="0"/>
               <w:pageBreakBefore w:val="0"/>
@@ -539,7 +533,7 @@
           </w:tcPr>
           <w:p>
             <w:pPr>
-              <w:pStyle w:val="46"/>
+              <w:pStyle w:val="TableText"/>
               <w:keepNext w:val="0"/>
               <w:keepLines w:val="0"/>
               <w:pageBreakBefore w:val="0"/>
@@ -565,7 +559,7 @@
           </w:tcPr>
           <w:p>
             <w:pPr>
-              <w:pStyle w:val="46"/>
+              <w:pStyle w:val="TableText"/>
               <w:keepNext w:val="0"/>
               <w:keepLines w:val="0"/>
               <w:pageBreakBefore w:val="0"/>
@@ -588,14 +582,9 @@
       </w:tr>
       <w:tr>
         <w:tblPrEx>
-          <w:tblBorders>
-            <w:top w:val="single" w:color="000000" w:sz="4" w:space="0"/>
-            <w:left w:val="single" w:color="000000" w:sz="4" w:space="0"/>
-            <w:bottom w:val="single" w:color="000000" w:sz="4" w:space="0"/>
-            <w:right w:val="single" w:color="000000" w:sz="4" w:space="0"/>
-            <w:insideH w:val="single" w:color="000000" w:sz="4" w:space="0"/>
-            <w:insideV w:val="single" w:color="000000" w:sz="4" w:space="0"/>
-          </w:tblBorders>
+          <w:tblW w:w="9071" w:type="dxa"/>
+          <w:tblInd w:w="5" w:type="dxa"/>
+          <w:tblLayout w:type="fixed"/>
           <w:tblCellMar>
             <w:top w:w="0" w:type="dxa"/>
             <w:left w:w="0" w:type="dxa"/>
@@ -604,7 +593,7 @@
           </w:tblCellMar>
         </w:tblPrEx>
         <w:trPr>
-          <w:trHeight w:val="474" w:hRule="atLeast"/>
+          <w:trHeight w:val="474"/>
         </w:trPr>
         <w:tc>
           <w:tcPr>
@@ -612,7 +601,7 @@
           </w:tcPr>
           <w:p>
             <w:pPr>
-              <w:pStyle w:val="46"/>
+              <w:pStyle w:val="TableText"/>
               <w:keepNext w:val="0"/>
               <w:keepLines w:val="0"/>
               <w:pageBreakBefore w:val="0"/>
@@ -638,7 +627,7 @@
           </w:tcPr>
           <w:p>
             <w:pPr>
-              <w:pStyle w:val="46"/>
+              <w:pStyle w:val="TableText"/>
               <w:keepNext w:val="0"/>
               <w:keepLines w:val="0"/>
               <w:pageBreakBefore w:val="0"/>
@@ -650,7 +639,7 @@
               <w:spacing w:before="163"/>
               <w:ind w:left="361"/>
               <w:rPr>
-                <w:rFonts w:hint="default" w:eastAsia="宋体"/>
+                <w:rFonts w:eastAsia="宋体" w:hint="default"/>
                 <w:lang w:val="en-US" w:eastAsia="zh-CN"/>
               </w:rPr>
             </w:pPr>
@@ -662,7 +651,7 @@
             </w:r>
             <w:r>
               <w:rPr>
-                <w:rFonts w:hint="eastAsia" w:eastAsia="宋体"/>
+                <w:rFonts w:eastAsia="宋体" w:hint="eastAsia"/>
                 <w:spacing w:val="-2"/>
                 <w:lang w:val="en-US" w:eastAsia="zh-CN"/>
               </w:rPr>
@@ -676,7 +665,7 @@
             </w:r>
             <w:r>
               <w:rPr>
-                <w:rFonts w:hint="eastAsia" w:eastAsia="宋体"/>
+                <w:rFonts w:eastAsia="宋体" w:hint="eastAsia"/>
                 <w:spacing w:val="-2"/>
                 <w:lang w:val="en-US" w:eastAsia="zh-CN"/>
               </w:rPr>
@@ -690,7 +679,7 @@
             </w:r>
             <w:r>
               <w:rPr>
-                <w:rFonts w:hint="eastAsia" w:eastAsia="宋体"/>
+                <w:rFonts w:eastAsia="宋体" w:hint="eastAsia"/>
                 <w:spacing w:val="-2"/>
                 <w:lang w:val="en-US" w:eastAsia="zh-CN"/>
               </w:rPr>
@@ -704,7 +693,7 @@
           </w:tcPr>
           <w:p>
             <w:pPr>
-              <w:pStyle w:val="46"/>
+              <w:pStyle w:val="TableText"/>
               <w:keepNext w:val="0"/>
               <w:keepLines w:val="0"/>
               <w:pageBreakBefore w:val="0"/>
@@ -730,7 +719,7 @@
           </w:tcPr>
           <w:p>
             <w:pPr>
-              <w:pStyle w:val="46"/>
+              <w:pStyle w:val="TableText"/>
               <w:keepNext w:val="0"/>
               <w:keepLines w:val="0"/>
               <w:pageBreakBefore w:val="0"/>
@@ -742,18 +731,18 @@
               <w:spacing w:before="134" w:line="220" w:lineRule="auto"/>
               <w:ind w:left="480"/>
               <w:rPr>
-                <w:rFonts w:hint="eastAsia" w:eastAsia="宋体"/>
+                <w:rFonts w:eastAsia="宋体" w:hint="eastAsia"/>
                 <w:lang w:val="en-US" w:eastAsia="zh-CN"/>
               </w:rPr>
             </w:pPr>
             <w:r>
               <w:rPr>
-                <w:rFonts w:hint="eastAsia" w:ascii="宋体" w:hAnsi="宋体" w:eastAsia="宋体" w:cs="宋体"/>
+                <w:rFonts w:ascii="宋体" w:eastAsia="宋体" w:hAnsi="宋体" w:cs="宋体" w:hint="eastAsia"/>
                 <w:sz w:val="21"/>
                 <w:szCs w:val="21"/>
                 <w:lang w:val="en-US" w:eastAsia="zh-CN"/>
               </w:rPr>
-              <w:t>胡葛鹏宇</w:t>
+              <w:t>肖龙莽</w:t>
             </w:r>
           </w:p>
         </w:tc>
@@ -763,7 +752,7 @@
           </w:tcPr>
           <w:p>
             <w:pPr>
-              <w:pStyle w:val="46"/>
+              <w:pStyle w:val="TableText"/>
               <w:keepNext w:val="0"/>
               <w:keepLines w:val="0"/>
               <w:pageBreakBefore w:val="0"/>
@@ -779,21 +768,16 @@
               <w:rPr>
                 <w:spacing w:val="-3"/>
               </w:rPr>
-              <w:t>黄益溪</w:t>
+              <w:t>吴向阳</w:t>
             </w:r>
           </w:p>
         </w:tc>
       </w:tr>
       <w:tr>
         <w:tblPrEx>
-          <w:tblBorders>
-            <w:top w:val="single" w:color="000000" w:sz="4" w:space="0"/>
-            <w:left w:val="single" w:color="000000" w:sz="4" w:space="0"/>
-            <w:bottom w:val="single" w:color="000000" w:sz="4" w:space="0"/>
-            <w:right w:val="single" w:color="000000" w:sz="4" w:space="0"/>
-            <w:insideH w:val="single" w:color="000000" w:sz="4" w:space="0"/>
-            <w:insideV w:val="single" w:color="000000" w:sz="4" w:space="0"/>
-          </w:tblBorders>
+          <w:tblW w:w="9071" w:type="dxa"/>
+          <w:tblInd w:w="5" w:type="dxa"/>
+          <w:tblLayout w:type="fixed"/>
           <w:tblCellMar>
             <w:top w:w="0" w:type="dxa"/>
             <w:left w:w="0" w:type="dxa"/>
@@ -802,7 +786,7 @@
           </w:tblCellMar>
         </w:tblPrEx>
         <w:trPr>
-          <w:trHeight w:val="474" w:hRule="atLeast"/>
+          <w:trHeight w:val="474"/>
         </w:trPr>
         <w:tc>
           <w:tcPr>
@@ -810,7 +794,7 @@
           </w:tcPr>
           <w:p>
             <w:pPr>
-              <w:pStyle w:val="46"/>
+              <w:pStyle w:val="TableText"/>
               <w:keepNext w:val="0"/>
               <w:keepLines w:val="0"/>
               <w:pageBreakBefore w:val="0"/>
@@ -830,7 +814,7 @@
           </w:tcPr>
           <w:p>
             <w:pPr>
-              <w:pStyle w:val="46"/>
+              <w:pStyle w:val="TableText"/>
               <w:keepNext w:val="0"/>
               <w:keepLines w:val="0"/>
               <w:pageBreakBefore w:val="0"/>
@@ -850,7 +834,7 @@
           </w:tcPr>
           <w:p>
             <w:pPr>
-              <w:pStyle w:val="46"/>
+              <w:pStyle w:val="TableText"/>
               <w:keepNext w:val="0"/>
               <w:keepLines w:val="0"/>
               <w:pageBreakBefore w:val="0"/>
@@ -870,7 +854,7 @@
           </w:tcPr>
           <w:p>
             <w:pPr>
-              <w:pStyle w:val="46"/>
+              <w:pStyle w:val="TableText"/>
               <w:keepNext w:val="0"/>
               <w:keepLines w:val="0"/>
               <w:pageBreakBefore w:val="0"/>
@@ -890,7 +874,7 @@
           </w:tcPr>
           <w:p>
             <w:pPr>
-              <w:pStyle w:val="46"/>
+              <w:pStyle w:val="TableText"/>
               <w:keepNext w:val="0"/>
               <w:keepLines w:val="0"/>
               <w:pageBreakBefore w:val="0"/>
@@ -907,14 +891,9 @@
       </w:tr>
       <w:tr>
         <w:tblPrEx>
-          <w:tblBorders>
-            <w:top w:val="single" w:color="000000" w:sz="4" w:space="0"/>
-            <w:left w:val="single" w:color="000000" w:sz="4" w:space="0"/>
-            <w:bottom w:val="single" w:color="000000" w:sz="4" w:space="0"/>
-            <w:right w:val="single" w:color="000000" w:sz="4" w:space="0"/>
-            <w:insideH w:val="single" w:color="000000" w:sz="4" w:space="0"/>
-            <w:insideV w:val="single" w:color="000000" w:sz="4" w:space="0"/>
-          </w:tblBorders>
+          <w:tblW w:w="9071" w:type="dxa"/>
+          <w:tblInd w:w="5" w:type="dxa"/>
+          <w:tblLayout w:type="fixed"/>
           <w:tblCellMar>
             <w:top w:w="0" w:type="dxa"/>
             <w:left w:w="0" w:type="dxa"/>
@@ -923,7 +902,7 @@
           </w:tblCellMar>
         </w:tblPrEx>
         <w:trPr>
-          <w:trHeight w:val="474" w:hRule="atLeast"/>
+          <w:trHeight w:val="474"/>
         </w:trPr>
         <w:tc>
           <w:tcPr>
@@ -931,7 +910,7 @@
           </w:tcPr>
           <w:p>
             <w:pPr>
-              <w:pStyle w:val="46"/>
+              <w:pStyle w:val="TableText"/>
               <w:keepNext w:val="0"/>
               <w:keepLines w:val="0"/>
               <w:pageBreakBefore w:val="0"/>
@@ -951,7 +930,7 @@
           </w:tcPr>
           <w:p>
             <w:pPr>
-              <w:pStyle w:val="46"/>
+              <w:pStyle w:val="TableText"/>
               <w:keepNext w:val="0"/>
               <w:keepLines w:val="0"/>
               <w:pageBreakBefore w:val="0"/>
@@ -971,7 +950,7 @@
           </w:tcPr>
           <w:p>
             <w:pPr>
-              <w:pStyle w:val="46"/>
+              <w:pStyle w:val="TableText"/>
               <w:keepNext w:val="0"/>
               <w:keepLines w:val="0"/>
               <w:pageBreakBefore w:val="0"/>
@@ -991,7 +970,7 @@
           </w:tcPr>
           <w:p>
             <w:pPr>
-              <w:pStyle w:val="46"/>
+              <w:pStyle w:val="TableText"/>
               <w:keepNext w:val="0"/>
               <w:keepLines w:val="0"/>
               <w:pageBreakBefore w:val="0"/>
@@ -1011,7 +990,7 @@
           </w:tcPr>
           <w:p>
             <w:pPr>
-              <w:pStyle w:val="46"/>
+              <w:pStyle w:val="TableText"/>
               <w:keepNext w:val="0"/>
               <w:keepLines w:val="0"/>
               <w:pageBreakBefore w:val="0"/>
@@ -1028,14 +1007,9 @@
       </w:tr>
       <w:tr>
         <w:tblPrEx>
-          <w:tblBorders>
-            <w:top w:val="single" w:color="000000" w:sz="4" w:space="0"/>
-            <w:left w:val="single" w:color="000000" w:sz="4" w:space="0"/>
-            <w:bottom w:val="single" w:color="000000" w:sz="4" w:space="0"/>
-            <w:right w:val="single" w:color="000000" w:sz="4" w:space="0"/>
-            <w:insideH w:val="single" w:color="000000" w:sz="4" w:space="0"/>
-            <w:insideV w:val="single" w:color="000000" w:sz="4" w:space="0"/>
-          </w:tblBorders>
+          <w:tblW w:w="9071" w:type="dxa"/>
+          <w:tblInd w:w="5" w:type="dxa"/>
+          <w:tblLayout w:type="fixed"/>
           <w:tblCellMar>
             <w:top w:w="0" w:type="dxa"/>
             <w:left w:w="0" w:type="dxa"/>
@@ -1044,7 +1018,7 @@
           </w:tblCellMar>
         </w:tblPrEx>
         <w:trPr>
-          <w:trHeight w:val="474" w:hRule="atLeast"/>
+          <w:trHeight w:val="474"/>
         </w:trPr>
         <w:tc>
           <w:tcPr>
@@ -1052,7 +1026,7 @@
           </w:tcPr>
           <w:p>
             <w:pPr>
-              <w:pStyle w:val="46"/>
+              <w:pStyle w:val="TableText"/>
               <w:keepNext w:val="0"/>
               <w:keepLines w:val="0"/>
               <w:pageBreakBefore w:val="0"/>
@@ -1072,7 +1046,7 @@
           </w:tcPr>
           <w:p>
             <w:pPr>
-              <w:pStyle w:val="46"/>
+              <w:pStyle w:val="TableText"/>
               <w:keepNext w:val="0"/>
               <w:keepLines w:val="0"/>
               <w:pageBreakBefore w:val="0"/>
@@ -1092,7 +1066,7 @@
           </w:tcPr>
           <w:p>
             <w:pPr>
-              <w:pStyle w:val="46"/>
+              <w:pStyle w:val="TableText"/>
               <w:keepNext w:val="0"/>
               <w:keepLines w:val="0"/>
               <w:pageBreakBefore w:val="0"/>
@@ -1112,7 +1086,7 @@
           </w:tcPr>
           <w:p>
             <w:pPr>
-              <w:pStyle w:val="46"/>
+              <w:pStyle w:val="TableText"/>
               <w:keepNext w:val="0"/>
               <w:keepLines w:val="0"/>
               <w:pageBreakBefore w:val="0"/>
@@ -1132,7 +1106,7 @@
           </w:tcPr>
           <w:p>
             <w:pPr>
-              <w:pStyle w:val="46"/>
+              <w:pStyle w:val="TableText"/>
               <w:keepNext w:val="0"/>
               <w:keepLines w:val="0"/>
               <w:pageBreakBefore w:val="0"/>
@@ -1149,14 +1123,9 @@
       </w:tr>
       <w:tr>
         <w:tblPrEx>
-          <w:tblBorders>
-            <w:top w:val="single" w:color="000000" w:sz="4" w:space="0"/>
-            <w:left w:val="single" w:color="000000" w:sz="4" w:space="0"/>
-            <w:bottom w:val="single" w:color="000000" w:sz="4" w:space="0"/>
-            <w:right w:val="single" w:color="000000" w:sz="4" w:space="0"/>
-            <w:insideH w:val="single" w:color="000000" w:sz="4" w:space="0"/>
-            <w:insideV w:val="single" w:color="000000" w:sz="4" w:space="0"/>
-          </w:tblBorders>
+          <w:tblW w:w="9071" w:type="dxa"/>
+          <w:tblInd w:w="5" w:type="dxa"/>
+          <w:tblLayout w:type="fixed"/>
           <w:tblCellMar>
             <w:top w:w="0" w:type="dxa"/>
             <w:left w:w="0" w:type="dxa"/>
@@ -1165,7 +1134,7 @@
           </w:tblCellMar>
         </w:tblPrEx>
         <w:trPr>
-          <w:trHeight w:val="589" w:hRule="atLeast"/>
+          <w:trHeight w:val="589"/>
         </w:trPr>
         <w:tc>
           <w:tcPr>
@@ -1276,7 +1245,7 @@
     </w:tbl>
     <w:p>
       <w:pPr>
-        <w:pStyle w:val="15"/>
+        <w:pStyle w:val="BodyText"/>
         <w:keepNext w:val="0"/>
         <w:keepLines w:val="0"/>
         <w:pageBreakBefore w:val="0"/>
@@ -1305,7 +1274,7 @@
     <w:sdt>
       <w:sdtPr>
         <w:rPr>
-          <w:rFonts w:hint="eastAsia" w:ascii="Microsoft JhengHei" w:hAnsi="Microsoft JhengHei" w:eastAsia="Microsoft JhengHei" w:cs="Microsoft JhengHei"/>
+          <w:rFonts w:ascii="Microsoft JhengHei" w:eastAsia="Microsoft JhengHei" w:hAnsi="Microsoft JhengHei" w:cs="Microsoft JhengHei" w:hint="eastAsia"/>
           <w:snapToGrid w:val="0"/>
           <w:color w:val="000000"/>
           <w:kern w:val="0"/>
@@ -1321,7 +1290,7 @@
       </w:sdtPr>
       <w:sdtEndPr>
         <w:rPr>
-          <w:rFonts w:hint="eastAsia" w:ascii="Arial" w:hAnsi="Arial" w:eastAsia="Arial" w:cs="Arial"/>
+          <w:rFonts w:ascii="Arial" w:eastAsia="Arial" w:hAnsi="Arial" w:cs="Arial" w:hint="eastAsia"/>
           <w:snapToGrid w:val="0"/>
           <w:color w:val="000000"/>
           <w:kern w:val="0"/>
@@ -1342,17 +1311,17 @@
             <w:topLinePunct w:val="0"/>
             <w:bidi w:val="0"/>
             <w:spacing w:before="0" w:beforeLines="0" w:after="0" w:afterLines="0" w:line="240" w:lineRule="auto"/>
-            <w:ind w:left="0" w:leftChars="0" w:right="0" w:rightChars="0" w:firstLine="0" w:firstLineChars="0"/>
+            <w:ind w:left="0" w:right="0" w:firstLine="0" w:leftChars="0" w:rightChars="0" w:firstLineChars="0"/>
             <w:jc w:val="center"/>
             <w:rPr>
-              <w:rFonts w:hint="eastAsia" w:ascii="Microsoft JhengHei" w:hAnsi="Microsoft JhengHei" w:eastAsia="Microsoft JhengHei" w:cs="Microsoft JhengHei"/>
+              <w:rFonts w:ascii="Microsoft JhengHei" w:eastAsia="Microsoft JhengHei" w:hAnsi="Microsoft JhengHei" w:cs="Microsoft JhengHei" w:hint="eastAsia"/>
               <w:sz w:val="24"/>
               <w:szCs w:val="24"/>
             </w:rPr>
           </w:pPr>
           <w:r>
             <w:rPr>
-              <w:rFonts w:hint="eastAsia" w:ascii="Microsoft JhengHei" w:hAnsi="Microsoft JhengHei" w:eastAsia="Microsoft JhengHei" w:cs="Microsoft JhengHei"/>
+              <w:rFonts w:ascii="Microsoft JhengHei" w:eastAsia="Microsoft JhengHei" w:hAnsi="Microsoft JhengHei" w:cs="Microsoft JhengHei" w:hint="eastAsia"/>
               <w:sz w:val="24"/>
               <w:szCs w:val="24"/>
             </w:rPr>
@@ -1361,16 +1330,16 @@
         </w:p>
         <w:p>
           <w:pPr>
-            <w:pStyle w:val="23"/>
+            <w:pStyle w:val="TOC1"/>
             <w:tabs>
               <w:tab w:val="right" w:leader="dot" w:pos="9082"/>
             </w:tabs>
           </w:pPr>
-          <w:bookmarkStart w:id="168" w:name="_GoBack"/>
-          <w:bookmarkEnd w:id="168"/>
-          <w:r>
-            <w:rPr>
-              <w:rFonts w:hint="eastAsia" w:ascii="Microsoft JhengHei" w:hAnsi="Microsoft JhengHei" w:eastAsia="Microsoft JhengHei" w:cs="Microsoft JhengHei"/>
+          <w:bookmarkStart w:id="3" w:name="_GoBack"/>
+          <w:bookmarkEnd w:id="3"/>
+          <w:r>
+            <w:rPr>
+              <w:rFonts w:ascii="Microsoft JhengHei" w:eastAsia="Microsoft JhengHei" w:hAnsi="Microsoft JhengHei" w:cs="Microsoft JhengHei" w:hint="eastAsia"/>
               <w:sz w:val="24"/>
               <w:szCs w:val="24"/>
             </w:rPr>
@@ -1378,7 +1347,7 @@
           </w:r>
           <w:r>
             <w:rPr>
-              <w:rFonts w:hint="eastAsia" w:ascii="Microsoft JhengHei" w:hAnsi="Microsoft JhengHei" w:eastAsia="Microsoft JhengHei" w:cs="Microsoft JhengHei"/>
+              <w:rFonts w:ascii="Microsoft JhengHei" w:eastAsia="Microsoft JhengHei" w:hAnsi="Microsoft JhengHei" w:cs="Microsoft JhengHei" w:hint="eastAsia"/>
               <w:sz w:val="24"/>
               <w:szCs w:val="24"/>
             </w:rPr>
@@ -1386,7 +1355,7 @@
           </w:r>
           <w:r>
             <w:rPr>
-              <w:rFonts w:hint="eastAsia" w:ascii="Microsoft JhengHei" w:hAnsi="Microsoft JhengHei" w:eastAsia="Microsoft JhengHei" w:cs="Microsoft JhengHei"/>
+              <w:rFonts w:ascii="Microsoft JhengHei" w:eastAsia="Microsoft JhengHei" w:hAnsi="Microsoft JhengHei" w:cs="Microsoft JhengHei" w:hint="eastAsia"/>
               <w:sz w:val="24"/>
               <w:szCs w:val="24"/>
             </w:rPr>
@@ -1394,21 +1363,21 @@
           </w:r>
           <w:r>
             <w:rPr>
-              <w:rFonts w:hint="eastAsia" w:ascii="Microsoft JhengHei" w:hAnsi="Microsoft JhengHei" w:eastAsia="Microsoft JhengHei" w:cs="Microsoft JhengHei"/>
+              <w:rFonts w:ascii="Microsoft JhengHei" w:eastAsia="Microsoft JhengHei" w:hAnsi="Microsoft JhengHei" w:cs="Microsoft JhengHei" w:hint="eastAsia"/>
               <w:szCs w:val="24"/>
             </w:rPr>
             <w:fldChar w:fldCharType="begin"/>
           </w:r>
           <w:r>
             <w:rPr>
-              <w:rFonts w:hint="eastAsia" w:ascii="Microsoft JhengHei" w:hAnsi="Microsoft JhengHei" w:eastAsia="Microsoft JhengHei" w:cs="Microsoft JhengHei"/>
+              <w:rFonts w:ascii="Microsoft JhengHei" w:eastAsia="Microsoft JhengHei" w:hAnsi="Microsoft JhengHei" w:cs="Microsoft JhengHei" w:hint="eastAsia"/>
               <w:szCs w:val="24"/>
             </w:rPr>
             <w:instrText xml:space="preserve"> HYPERLINK \l _Toc2104 </w:instrText>
           </w:r>
           <w:r>
             <w:rPr>
-              <w:rFonts w:hint="eastAsia" w:ascii="Microsoft JhengHei" w:hAnsi="Microsoft JhengHei" w:eastAsia="Microsoft JhengHei" w:cs="Microsoft JhengHei"/>
+              <w:rFonts w:ascii="Microsoft JhengHei" w:eastAsia="Microsoft JhengHei" w:hAnsi="Microsoft JhengHei" w:cs="Microsoft JhengHei" w:hint="eastAsia"/>
               <w:szCs w:val="24"/>
             </w:rPr>
             <w:fldChar w:fldCharType="separate"/>
@@ -1440,7 +1409,7 @@
           </w:r>
           <w:r>
             <w:rPr>
-              <w:rFonts w:hint="eastAsia" w:ascii="Microsoft JhengHei" w:hAnsi="Microsoft JhengHei" w:eastAsia="Microsoft JhengHei" w:cs="Microsoft JhengHei"/>
+              <w:rFonts w:ascii="Microsoft JhengHei" w:eastAsia="Microsoft JhengHei" w:hAnsi="Microsoft JhengHei" w:cs="Microsoft JhengHei" w:hint="eastAsia"/>
               <w:szCs w:val="24"/>
             </w:rPr>
             <w:fldChar w:fldCharType="end"/>
@@ -1448,34 +1417,34 @@
         </w:p>
         <w:p>
           <w:pPr>
-            <w:pStyle w:val="23"/>
+            <w:pStyle w:val="TOC1"/>
             <w:tabs>
               <w:tab w:val="right" w:leader="dot" w:pos="9082"/>
             </w:tabs>
           </w:pPr>
           <w:r>
             <w:rPr>
-              <w:rFonts w:hint="eastAsia" w:ascii="Microsoft JhengHei" w:hAnsi="Microsoft JhengHei" w:eastAsia="Microsoft JhengHei" w:cs="Microsoft JhengHei"/>
+              <w:rFonts w:ascii="Microsoft JhengHei" w:eastAsia="Microsoft JhengHei" w:hAnsi="Microsoft JhengHei" w:cs="Microsoft JhengHei" w:hint="eastAsia"/>
               <w:szCs w:val="24"/>
             </w:rPr>
             <w:fldChar w:fldCharType="begin"/>
           </w:r>
           <w:r>
             <w:rPr>
-              <w:rFonts w:hint="eastAsia" w:ascii="Microsoft JhengHei" w:hAnsi="Microsoft JhengHei" w:eastAsia="Microsoft JhengHei" w:cs="Microsoft JhengHei"/>
+              <w:rFonts w:ascii="Microsoft JhengHei" w:eastAsia="Microsoft JhengHei" w:hAnsi="Microsoft JhengHei" w:cs="Microsoft JhengHei" w:hint="eastAsia"/>
               <w:szCs w:val="24"/>
             </w:rPr>
             <w:instrText xml:space="preserve"> HYPERLINK \l _Toc7280 </w:instrText>
           </w:r>
           <w:r>
             <w:rPr>
-              <w:rFonts w:hint="eastAsia" w:ascii="Microsoft JhengHei" w:hAnsi="Microsoft JhengHei" w:eastAsia="Microsoft JhengHei" w:cs="Microsoft JhengHei"/>
+              <w:rFonts w:ascii="Microsoft JhengHei" w:eastAsia="Microsoft JhengHei" w:hAnsi="Microsoft JhengHei" w:cs="Microsoft JhengHei" w:hint="eastAsia"/>
               <w:szCs w:val="24"/>
             </w:rPr>
             <w:fldChar w:fldCharType="separate"/>
           </w:r>
           <w:r>
-            <w:t>甘肃国邦信息科技有限公司</w:t>
+            <w:t>中达丰集团有限公司</w:t>
           </w:r>
           <w:r>
             <w:tab/>
@@ -1497,7 +1466,7 @@
           </w:r>
           <w:r>
             <w:rPr>
-              <w:rFonts w:hint="eastAsia" w:ascii="Microsoft JhengHei" w:hAnsi="Microsoft JhengHei" w:eastAsia="Microsoft JhengHei" w:cs="Microsoft JhengHei"/>
+              <w:rFonts w:ascii="Microsoft JhengHei" w:eastAsia="Microsoft JhengHei" w:hAnsi="Microsoft JhengHei" w:cs="Microsoft JhengHei" w:hint="eastAsia"/>
               <w:szCs w:val="24"/>
             </w:rPr>
             <w:fldChar w:fldCharType="end"/>
@@ -1505,35 +1474,35 @@
         </w:p>
         <w:p>
           <w:pPr>
-            <w:pStyle w:val="23"/>
+            <w:pStyle w:val="TOC1"/>
             <w:tabs>
               <w:tab w:val="right" w:leader="dot" w:pos="9082"/>
             </w:tabs>
           </w:pPr>
           <w:r>
             <w:rPr>
-              <w:rFonts w:hint="eastAsia" w:ascii="Microsoft JhengHei" w:hAnsi="Microsoft JhengHei" w:eastAsia="Microsoft JhengHei" w:cs="Microsoft JhengHei"/>
+              <w:rFonts w:ascii="Microsoft JhengHei" w:eastAsia="Microsoft JhengHei" w:hAnsi="Microsoft JhengHei" w:cs="Microsoft JhengHei" w:hint="eastAsia"/>
               <w:szCs w:val="24"/>
             </w:rPr>
             <w:fldChar w:fldCharType="begin"/>
           </w:r>
           <w:r>
             <w:rPr>
-              <w:rFonts w:hint="eastAsia" w:ascii="Microsoft JhengHei" w:hAnsi="Microsoft JhengHei" w:eastAsia="Microsoft JhengHei" w:cs="Microsoft JhengHei"/>
+              <w:rFonts w:ascii="Microsoft JhengHei" w:eastAsia="Microsoft JhengHei" w:hAnsi="Microsoft JhengHei" w:cs="Microsoft JhengHei" w:hint="eastAsia"/>
               <w:szCs w:val="24"/>
             </w:rPr>
             <w:instrText xml:space="preserve"> HYPERLINK \l _Toc18597 </w:instrText>
           </w:r>
           <w:r>
             <w:rPr>
-              <w:rFonts w:hint="eastAsia" w:ascii="Microsoft JhengHei" w:hAnsi="Microsoft JhengHei" w:eastAsia="Microsoft JhengHei" w:cs="Microsoft JhengHei"/>
+              <w:rFonts w:ascii="Microsoft JhengHei" w:eastAsia="Microsoft JhengHei" w:hAnsi="Microsoft JhengHei" w:cs="Microsoft JhengHei" w:hint="eastAsia"/>
               <w:szCs w:val="24"/>
             </w:rPr>
             <w:fldChar w:fldCharType="separate"/>
           </w:r>
           <w:r>
             <w:rPr>
-              <w:rFonts w:ascii="宋体" w:hAnsi="宋体" w:eastAsia="宋体" w:cs="宋体"/>
+              <w:rFonts w:ascii="宋体" w:eastAsia="宋体" w:hAnsi="宋体" w:cs="宋体"/>
               <w:spacing w:val="-2"/>
               <w:szCs w:val="21"/>
             </w:rPr>
@@ -1559,7 +1528,7 @@
           </w:r>
           <w:r>
             <w:rPr>
-              <w:rFonts w:hint="eastAsia" w:ascii="Microsoft JhengHei" w:hAnsi="Microsoft JhengHei" w:eastAsia="Microsoft JhengHei" w:cs="Microsoft JhengHei"/>
+              <w:rFonts w:ascii="Microsoft JhengHei" w:eastAsia="Microsoft JhengHei" w:hAnsi="Microsoft JhengHei" w:cs="Microsoft JhengHei" w:hint="eastAsia"/>
               <w:szCs w:val="24"/>
             </w:rPr>
             <w:fldChar w:fldCharType="end"/>
@@ -1567,28 +1536,28 @@
         </w:p>
         <w:p>
           <w:pPr>
-            <w:pStyle w:val="23"/>
+            <w:pStyle w:val="TOC1"/>
             <w:tabs>
               <w:tab w:val="right" w:leader="dot" w:pos="9082"/>
             </w:tabs>
           </w:pPr>
           <w:r>
             <w:rPr>
-              <w:rFonts w:hint="eastAsia" w:ascii="Microsoft JhengHei" w:hAnsi="Microsoft JhengHei" w:eastAsia="Microsoft JhengHei" w:cs="Microsoft JhengHei"/>
+              <w:rFonts w:ascii="Microsoft JhengHei" w:eastAsia="Microsoft JhengHei" w:hAnsi="Microsoft JhengHei" w:cs="Microsoft JhengHei" w:hint="eastAsia"/>
               <w:szCs w:val="24"/>
             </w:rPr>
             <w:fldChar w:fldCharType="begin"/>
           </w:r>
           <w:r>
             <w:rPr>
-              <w:rFonts w:hint="eastAsia" w:ascii="Microsoft JhengHei" w:hAnsi="Microsoft JhengHei" w:eastAsia="Microsoft JhengHei" w:cs="Microsoft JhengHei"/>
+              <w:rFonts w:ascii="Microsoft JhengHei" w:eastAsia="Microsoft JhengHei" w:hAnsi="Microsoft JhengHei" w:cs="Microsoft JhengHei" w:hint="eastAsia"/>
               <w:szCs w:val="24"/>
             </w:rPr>
             <w:instrText xml:space="preserve"> HYPERLINK \l _Toc15068 </w:instrText>
           </w:r>
           <w:r>
             <w:rPr>
-              <w:rFonts w:hint="eastAsia" w:ascii="Microsoft JhengHei" w:hAnsi="Microsoft JhengHei" w:eastAsia="Microsoft JhengHei" w:cs="Microsoft JhengHei"/>
+              <w:rFonts w:ascii="Microsoft JhengHei" w:eastAsia="Microsoft JhengHei" w:hAnsi="Microsoft JhengHei" w:cs="Microsoft JhengHei" w:hint="eastAsia"/>
               <w:szCs w:val="24"/>
             </w:rPr>
             <w:fldChar w:fldCharType="separate"/>
@@ -1622,7 +1591,7 @@
           </w:r>
           <w:r>
             <w:rPr>
-              <w:rFonts w:hint="eastAsia" w:ascii="Microsoft JhengHei" w:hAnsi="Microsoft JhengHei" w:eastAsia="Microsoft JhengHei" w:cs="Microsoft JhengHei"/>
+              <w:rFonts w:ascii="Microsoft JhengHei" w:eastAsia="Microsoft JhengHei" w:hAnsi="Microsoft JhengHei" w:cs="Microsoft JhengHei" w:hint="eastAsia"/>
               <w:szCs w:val="24"/>
             </w:rPr>
             <w:fldChar w:fldCharType="end"/>
@@ -1630,28 +1599,28 @@
         </w:p>
         <w:p>
           <w:pPr>
-            <w:pStyle w:val="23"/>
+            <w:pStyle w:val="TOC1"/>
             <w:tabs>
               <w:tab w:val="right" w:leader="dot" w:pos="9082"/>
             </w:tabs>
           </w:pPr>
           <w:r>
             <w:rPr>
-              <w:rFonts w:hint="eastAsia" w:ascii="Microsoft JhengHei" w:hAnsi="Microsoft JhengHei" w:eastAsia="Microsoft JhengHei" w:cs="Microsoft JhengHei"/>
+              <w:rFonts w:ascii="Microsoft JhengHei" w:eastAsia="Microsoft JhengHei" w:hAnsi="Microsoft JhengHei" w:cs="Microsoft JhengHei" w:hint="eastAsia"/>
               <w:szCs w:val="24"/>
             </w:rPr>
             <w:fldChar w:fldCharType="begin"/>
           </w:r>
           <w:r>
             <w:rPr>
-              <w:rFonts w:hint="eastAsia" w:ascii="Microsoft JhengHei" w:hAnsi="Microsoft JhengHei" w:eastAsia="Microsoft JhengHei" w:cs="Microsoft JhengHei"/>
+              <w:rFonts w:ascii="Microsoft JhengHei" w:eastAsia="Microsoft JhengHei" w:hAnsi="Microsoft JhengHei" w:cs="Microsoft JhengHei" w:hint="eastAsia"/>
               <w:szCs w:val="24"/>
             </w:rPr>
             <w:instrText xml:space="preserve"> HYPERLINK \l _Toc11107 </w:instrText>
           </w:r>
           <w:r>
             <w:rPr>
-              <w:rFonts w:hint="eastAsia" w:ascii="Microsoft JhengHei" w:hAnsi="Microsoft JhengHei" w:eastAsia="Microsoft JhengHei" w:cs="Microsoft JhengHei"/>
+              <w:rFonts w:ascii="Microsoft JhengHei" w:eastAsia="Microsoft JhengHei" w:hAnsi="Microsoft JhengHei" w:cs="Microsoft JhengHei" w:hint="eastAsia"/>
               <w:szCs w:val="24"/>
             </w:rPr>
             <w:fldChar w:fldCharType="separate"/>
@@ -1685,7 +1654,7 @@
           </w:r>
           <w:r>
             <w:rPr>
-              <w:rFonts w:hint="eastAsia" w:ascii="Microsoft JhengHei" w:hAnsi="Microsoft JhengHei" w:eastAsia="Microsoft JhengHei" w:cs="Microsoft JhengHei"/>
+              <w:rFonts w:ascii="Microsoft JhengHei" w:eastAsia="Microsoft JhengHei" w:hAnsi="Microsoft JhengHei" w:cs="Microsoft JhengHei" w:hint="eastAsia"/>
               <w:szCs w:val="24"/>
             </w:rPr>
             <w:fldChar w:fldCharType="end"/>
@@ -1693,28 +1662,28 @@
         </w:p>
         <w:p>
           <w:pPr>
-            <w:pStyle w:val="23"/>
+            <w:pStyle w:val="TOC1"/>
             <w:tabs>
               <w:tab w:val="right" w:leader="dot" w:pos="9082"/>
             </w:tabs>
           </w:pPr>
           <w:r>
             <w:rPr>
-              <w:rFonts w:hint="eastAsia" w:ascii="Microsoft JhengHei" w:hAnsi="Microsoft JhengHei" w:eastAsia="Microsoft JhengHei" w:cs="Microsoft JhengHei"/>
+              <w:rFonts w:ascii="Microsoft JhengHei" w:eastAsia="Microsoft JhengHei" w:hAnsi="Microsoft JhengHei" w:cs="Microsoft JhengHei" w:hint="eastAsia"/>
               <w:szCs w:val="24"/>
             </w:rPr>
             <w:fldChar w:fldCharType="begin"/>
           </w:r>
           <w:r>
             <w:rPr>
-              <w:rFonts w:hint="eastAsia" w:ascii="Microsoft JhengHei" w:hAnsi="Microsoft JhengHei" w:eastAsia="Microsoft JhengHei" w:cs="Microsoft JhengHei"/>
+              <w:rFonts w:ascii="Microsoft JhengHei" w:eastAsia="Microsoft JhengHei" w:hAnsi="Microsoft JhengHei" w:cs="Microsoft JhengHei" w:hint="eastAsia"/>
               <w:szCs w:val="24"/>
             </w:rPr>
             <w:instrText xml:space="preserve"> HYPERLINK \l _Toc16702 </w:instrText>
           </w:r>
           <w:r>
             <w:rPr>
-              <w:rFonts w:hint="eastAsia" w:ascii="Microsoft JhengHei" w:hAnsi="Microsoft JhengHei" w:eastAsia="Microsoft JhengHei" w:cs="Microsoft JhengHei"/>
+              <w:rFonts w:ascii="Microsoft JhengHei" w:eastAsia="Microsoft JhengHei" w:hAnsi="Microsoft JhengHei" w:cs="Microsoft JhengHei" w:hint="eastAsia"/>
               <w:szCs w:val="24"/>
             </w:rPr>
             <w:fldChar w:fldCharType="separate"/>
@@ -1748,7 +1717,7 @@
           </w:r>
           <w:r>
             <w:rPr>
-              <w:rFonts w:hint="eastAsia" w:ascii="Microsoft JhengHei" w:hAnsi="Microsoft JhengHei" w:eastAsia="Microsoft JhengHei" w:cs="Microsoft JhengHei"/>
+              <w:rFonts w:ascii="Microsoft JhengHei" w:eastAsia="Microsoft JhengHei" w:hAnsi="Microsoft JhengHei" w:cs="Microsoft JhengHei" w:hint="eastAsia"/>
               <w:szCs w:val="24"/>
             </w:rPr>
             <w:fldChar w:fldCharType="end"/>
@@ -1756,28 +1725,28 @@
         </w:p>
         <w:p>
           <w:pPr>
-            <w:pStyle w:val="26"/>
+            <w:pStyle w:val="TOC2"/>
             <w:tabs>
               <w:tab w:val="right" w:leader="dot" w:pos="9082"/>
             </w:tabs>
           </w:pPr>
           <w:r>
             <w:rPr>
-              <w:rFonts w:hint="eastAsia" w:ascii="Microsoft JhengHei" w:hAnsi="Microsoft JhengHei" w:eastAsia="Microsoft JhengHei" w:cs="Microsoft JhengHei"/>
+              <w:rFonts w:ascii="Microsoft JhengHei" w:eastAsia="Microsoft JhengHei" w:hAnsi="Microsoft JhengHei" w:cs="Microsoft JhengHei" w:hint="eastAsia"/>
               <w:szCs w:val="24"/>
             </w:rPr>
             <w:fldChar w:fldCharType="begin"/>
           </w:r>
           <w:r>
             <w:rPr>
-              <w:rFonts w:hint="eastAsia" w:ascii="Microsoft JhengHei" w:hAnsi="Microsoft JhengHei" w:eastAsia="Microsoft JhengHei" w:cs="Microsoft JhengHei"/>
+              <w:rFonts w:ascii="Microsoft JhengHei" w:eastAsia="Microsoft JhengHei" w:hAnsi="Microsoft JhengHei" w:cs="Microsoft JhengHei" w:hint="eastAsia"/>
               <w:szCs w:val="24"/>
             </w:rPr>
             <w:instrText xml:space="preserve"> HYPERLINK \l _Toc21131 </w:instrText>
           </w:r>
           <w:r>
             <w:rPr>
-              <w:rFonts w:hint="eastAsia" w:ascii="Microsoft JhengHei" w:hAnsi="Microsoft JhengHei" w:eastAsia="Microsoft JhengHei" w:cs="Microsoft JhengHei"/>
+              <w:rFonts w:ascii="Microsoft JhengHei" w:eastAsia="Microsoft JhengHei" w:hAnsi="Microsoft JhengHei" w:cs="Microsoft JhengHei" w:hint="eastAsia"/>
               <w:szCs w:val="24"/>
             </w:rPr>
             <w:fldChar w:fldCharType="separate"/>
@@ -1811,7 +1780,7 @@
           </w:r>
           <w:r>
             <w:rPr>
-              <w:rFonts w:hint="eastAsia" w:ascii="Microsoft JhengHei" w:hAnsi="Microsoft JhengHei" w:eastAsia="Microsoft JhengHei" w:cs="Microsoft JhengHei"/>
+              <w:rFonts w:ascii="Microsoft JhengHei" w:eastAsia="Microsoft JhengHei" w:hAnsi="Microsoft JhengHei" w:cs="Microsoft JhengHei" w:hint="eastAsia"/>
               <w:szCs w:val="24"/>
             </w:rPr>
             <w:fldChar w:fldCharType="end"/>
@@ -1819,28 +1788,28 @@
         </w:p>
         <w:p>
           <w:pPr>
-            <w:pStyle w:val="16"/>
+            <w:pStyle w:val="TOC3"/>
             <w:tabs>
               <w:tab w:val="right" w:leader="dot" w:pos="9082"/>
             </w:tabs>
           </w:pPr>
           <w:r>
             <w:rPr>
-              <w:rFonts w:hint="eastAsia" w:ascii="Microsoft JhengHei" w:hAnsi="Microsoft JhengHei" w:eastAsia="Microsoft JhengHei" w:cs="Microsoft JhengHei"/>
+              <w:rFonts w:ascii="Microsoft JhengHei" w:eastAsia="Microsoft JhengHei" w:hAnsi="Microsoft JhengHei" w:cs="Microsoft JhengHei" w:hint="eastAsia"/>
               <w:szCs w:val="24"/>
             </w:rPr>
             <w:fldChar w:fldCharType="begin"/>
           </w:r>
           <w:r>
             <w:rPr>
-              <w:rFonts w:hint="eastAsia" w:ascii="Microsoft JhengHei" w:hAnsi="Microsoft JhengHei" w:eastAsia="Microsoft JhengHei" w:cs="Microsoft JhengHei"/>
+              <w:rFonts w:ascii="Microsoft JhengHei" w:eastAsia="Microsoft JhengHei" w:hAnsi="Microsoft JhengHei" w:cs="Microsoft JhengHei" w:hint="eastAsia"/>
               <w:szCs w:val="24"/>
             </w:rPr>
             <w:instrText xml:space="preserve"> HYPERLINK \l _Toc19064 </w:instrText>
           </w:r>
           <w:r>
             <w:rPr>
-              <w:rFonts w:hint="eastAsia" w:ascii="Microsoft JhengHei" w:hAnsi="Microsoft JhengHei" w:eastAsia="Microsoft JhengHei" w:cs="Microsoft JhengHei"/>
+              <w:rFonts w:ascii="Microsoft JhengHei" w:eastAsia="Microsoft JhengHei" w:hAnsi="Microsoft JhengHei" w:cs="Microsoft JhengHei" w:hint="eastAsia"/>
               <w:szCs w:val="24"/>
             </w:rPr>
             <w:fldChar w:fldCharType="separate"/>
@@ -1874,7 +1843,7 @@
           </w:r>
           <w:r>
             <w:rPr>
-              <w:rFonts w:hint="eastAsia" w:ascii="Microsoft JhengHei" w:hAnsi="Microsoft JhengHei" w:eastAsia="Microsoft JhengHei" w:cs="Microsoft JhengHei"/>
+              <w:rFonts w:ascii="Microsoft JhengHei" w:eastAsia="Microsoft JhengHei" w:hAnsi="Microsoft JhengHei" w:cs="Microsoft JhengHei" w:hint="eastAsia"/>
               <w:szCs w:val="24"/>
             </w:rPr>
             <w:fldChar w:fldCharType="end"/>
@@ -1882,28 +1851,28 @@
         </w:p>
         <w:p>
           <w:pPr>
-            <w:pStyle w:val="16"/>
+            <w:pStyle w:val="TOC3"/>
             <w:tabs>
               <w:tab w:val="right" w:leader="dot" w:pos="9082"/>
             </w:tabs>
           </w:pPr>
           <w:r>
             <w:rPr>
-              <w:rFonts w:hint="eastAsia" w:ascii="Microsoft JhengHei" w:hAnsi="Microsoft JhengHei" w:eastAsia="Microsoft JhengHei" w:cs="Microsoft JhengHei"/>
+              <w:rFonts w:ascii="Microsoft JhengHei" w:eastAsia="Microsoft JhengHei" w:hAnsi="Microsoft JhengHei" w:cs="Microsoft JhengHei" w:hint="eastAsia"/>
               <w:szCs w:val="24"/>
             </w:rPr>
             <w:fldChar w:fldCharType="begin"/>
           </w:r>
           <w:r>
             <w:rPr>
-              <w:rFonts w:hint="eastAsia" w:ascii="Microsoft JhengHei" w:hAnsi="Microsoft JhengHei" w:eastAsia="Microsoft JhengHei" w:cs="Microsoft JhengHei"/>
+              <w:rFonts w:ascii="Microsoft JhengHei" w:eastAsia="Microsoft JhengHei" w:hAnsi="Microsoft JhengHei" w:cs="Microsoft JhengHei" w:hint="eastAsia"/>
               <w:szCs w:val="24"/>
             </w:rPr>
             <w:instrText xml:space="preserve"> HYPERLINK \l _Toc12770 </w:instrText>
           </w:r>
           <w:r>
             <w:rPr>
-              <w:rFonts w:hint="eastAsia" w:ascii="Microsoft JhengHei" w:hAnsi="Microsoft JhengHei" w:eastAsia="Microsoft JhengHei" w:cs="Microsoft JhengHei"/>
+              <w:rFonts w:ascii="Microsoft JhengHei" w:eastAsia="Microsoft JhengHei" w:hAnsi="Microsoft JhengHei" w:cs="Microsoft JhengHei" w:hint="eastAsia"/>
               <w:szCs w:val="24"/>
             </w:rPr>
             <w:fldChar w:fldCharType="separate"/>
@@ -1937,7 +1906,7 @@
           </w:r>
           <w:r>
             <w:rPr>
-              <w:rFonts w:hint="eastAsia" w:ascii="Microsoft JhengHei" w:hAnsi="Microsoft JhengHei" w:eastAsia="Microsoft JhengHei" w:cs="Microsoft JhengHei"/>
+              <w:rFonts w:ascii="Microsoft JhengHei" w:eastAsia="Microsoft JhengHei" w:hAnsi="Microsoft JhengHei" w:cs="Microsoft JhengHei" w:hint="eastAsia"/>
               <w:szCs w:val="24"/>
             </w:rPr>
             <w:fldChar w:fldCharType="end"/>
@@ -1945,28 +1914,28 @@
         </w:p>
         <w:p>
           <w:pPr>
-            <w:pStyle w:val="16"/>
+            <w:pStyle w:val="TOC3"/>
             <w:tabs>
               <w:tab w:val="right" w:leader="dot" w:pos="9082"/>
             </w:tabs>
           </w:pPr>
           <w:r>
             <w:rPr>
-              <w:rFonts w:hint="eastAsia" w:ascii="Microsoft JhengHei" w:hAnsi="Microsoft JhengHei" w:eastAsia="Microsoft JhengHei" w:cs="Microsoft JhengHei"/>
+              <w:rFonts w:ascii="Microsoft JhengHei" w:eastAsia="Microsoft JhengHei" w:hAnsi="Microsoft JhengHei" w:cs="Microsoft JhengHei" w:hint="eastAsia"/>
               <w:szCs w:val="24"/>
             </w:rPr>
             <w:fldChar w:fldCharType="begin"/>
           </w:r>
           <w:r>
             <w:rPr>
-              <w:rFonts w:hint="eastAsia" w:ascii="Microsoft JhengHei" w:hAnsi="Microsoft JhengHei" w:eastAsia="Microsoft JhengHei" w:cs="Microsoft JhengHei"/>
+              <w:rFonts w:ascii="Microsoft JhengHei" w:eastAsia="Microsoft JhengHei" w:hAnsi="Microsoft JhengHei" w:cs="Microsoft JhengHei" w:hint="eastAsia"/>
               <w:szCs w:val="24"/>
             </w:rPr>
             <w:instrText xml:space="preserve"> HYPERLINK \l _Toc22018 </w:instrText>
           </w:r>
           <w:r>
             <w:rPr>
-              <w:rFonts w:hint="eastAsia" w:ascii="Microsoft JhengHei" w:hAnsi="Microsoft JhengHei" w:eastAsia="Microsoft JhengHei" w:cs="Microsoft JhengHei"/>
+              <w:rFonts w:ascii="Microsoft JhengHei" w:eastAsia="Microsoft JhengHei" w:hAnsi="Microsoft JhengHei" w:cs="Microsoft JhengHei" w:hint="eastAsia"/>
               <w:szCs w:val="24"/>
             </w:rPr>
             <w:fldChar w:fldCharType="separate"/>
@@ -2000,7 +1969,7 @@
           </w:r>
           <w:r>
             <w:rPr>
-              <w:rFonts w:hint="eastAsia" w:ascii="Microsoft JhengHei" w:hAnsi="Microsoft JhengHei" w:eastAsia="Microsoft JhengHei" w:cs="Microsoft JhengHei"/>
+              <w:rFonts w:ascii="Microsoft JhengHei" w:eastAsia="Microsoft JhengHei" w:hAnsi="Microsoft JhengHei" w:cs="Microsoft JhengHei" w:hint="eastAsia"/>
               <w:szCs w:val="24"/>
             </w:rPr>
             <w:fldChar w:fldCharType="end"/>
@@ -2008,28 +1977,28 @@
         </w:p>
         <w:p>
           <w:pPr>
-            <w:pStyle w:val="16"/>
+            <w:pStyle w:val="TOC3"/>
             <w:tabs>
               <w:tab w:val="right" w:leader="dot" w:pos="9082"/>
             </w:tabs>
           </w:pPr>
           <w:r>
             <w:rPr>
-              <w:rFonts w:hint="eastAsia" w:ascii="Microsoft JhengHei" w:hAnsi="Microsoft JhengHei" w:eastAsia="Microsoft JhengHei" w:cs="Microsoft JhengHei"/>
+              <w:rFonts w:ascii="Microsoft JhengHei" w:eastAsia="Microsoft JhengHei" w:hAnsi="Microsoft JhengHei" w:cs="Microsoft JhengHei" w:hint="eastAsia"/>
               <w:szCs w:val="24"/>
             </w:rPr>
             <w:fldChar w:fldCharType="begin"/>
           </w:r>
           <w:r>
             <w:rPr>
-              <w:rFonts w:hint="eastAsia" w:ascii="Microsoft JhengHei" w:hAnsi="Microsoft JhengHei" w:eastAsia="Microsoft JhengHei" w:cs="Microsoft JhengHei"/>
+              <w:rFonts w:ascii="Microsoft JhengHei" w:eastAsia="Microsoft JhengHei" w:hAnsi="Microsoft JhengHei" w:cs="Microsoft JhengHei" w:hint="eastAsia"/>
               <w:szCs w:val="24"/>
             </w:rPr>
             <w:instrText xml:space="preserve"> HYPERLINK \l _Toc17085 </w:instrText>
           </w:r>
           <w:r>
             <w:rPr>
-              <w:rFonts w:hint="eastAsia" w:ascii="Microsoft JhengHei" w:hAnsi="Microsoft JhengHei" w:eastAsia="Microsoft JhengHei" w:cs="Microsoft JhengHei"/>
+              <w:rFonts w:ascii="Microsoft JhengHei" w:eastAsia="Microsoft JhengHei" w:hAnsi="Microsoft JhengHei" w:cs="Microsoft JhengHei" w:hint="eastAsia"/>
               <w:szCs w:val="24"/>
             </w:rPr>
             <w:fldChar w:fldCharType="separate"/>
@@ -2063,7 +2032,7 @@
           </w:r>
           <w:r>
             <w:rPr>
-              <w:rFonts w:hint="eastAsia" w:ascii="Microsoft JhengHei" w:hAnsi="Microsoft JhengHei" w:eastAsia="Microsoft JhengHei" w:cs="Microsoft JhengHei"/>
+              <w:rFonts w:ascii="Microsoft JhengHei" w:eastAsia="Microsoft JhengHei" w:hAnsi="Microsoft JhengHei" w:cs="Microsoft JhengHei" w:hint="eastAsia"/>
               <w:szCs w:val="24"/>
             </w:rPr>
             <w:fldChar w:fldCharType="end"/>
@@ -2071,28 +2040,28 @@
         </w:p>
         <w:p>
           <w:pPr>
-            <w:pStyle w:val="26"/>
+            <w:pStyle w:val="TOC2"/>
             <w:tabs>
               <w:tab w:val="right" w:leader="dot" w:pos="9082"/>
             </w:tabs>
           </w:pPr>
           <w:r>
             <w:rPr>
-              <w:rFonts w:hint="eastAsia" w:ascii="Microsoft JhengHei" w:hAnsi="Microsoft JhengHei" w:eastAsia="Microsoft JhengHei" w:cs="Microsoft JhengHei"/>
+              <w:rFonts w:ascii="Microsoft JhengHei" w:eastAsia="Microsoft JhengHei" w:hAnsi="Microsoft JhengHei" w:cs="Microsoft JhengHei" w:hint="eastAsia"/>
               <w:szCs w:val="24"/>
             </w:rPr>
             <w:fldChar w:fldCharType="begin"/>
           </w:r>
           <w:r>
             <w:rPr>
-              <w:rFonts w:hint="eastAsia" w:ascii="Microsoft JhengHei" w:hAnsi="Microsoft JhengHei" w:eastAsia="Microsoft JhengHei" w:cs="Microsoft JhengHei"/>
+              <w:rFonts w:ascii="Microsoft JhengHei" w:eastAsia="Microsoft JhengHei" w:hAnsi="Microsoft JhengHei" w:cs="Microsoft JhengHei" w:hint="eastAsia"/>
               <w:szCs w:val="24"/>
             </w:rPr>
             <w:instrText xml:space="preserve"> HYPERLINK \l _Toc30890 </w:instrText>
           </w:r>
           <w:r>
             <w:rPr>
-              <w:rFonts w:hint="eastAsia" w:ascii="Microsoft JhengHei" w:hAnsi="Microsoft JhengHei" w:eastAsia="Microsoft JhengHei" w:cs="Microsoft JhengHei"/>
+              <w:rFonts w:ascii="Microsoft JhengHei" w:eastAsia="Microsoft JhengHei" w:hAnsi="Microsoft JhengHei" w:cs="Microsoft JhengHei" w:hint="eastAsia"/>
               <w:szCs w:val="24"/>
             </w:rPr>
             <w:fldChar w:fldCharType="separate"/>
@@ -2134,7 +2103,7 @@
           </w:r>
           <w:r>
             <w:rPr>
-              <w:rFonts w:hint="eastAsia" w:ascii="Microsoft JhengHei" w:hAnsi="Microsoft JhengHei" w:eastAsia="Microsoft JhengHei" w:cs="Microsoft JhengHei"/>
+              <w:rFonts w:ascii="Microsoft JhengHei" w:eastAsia="Microsoft JhengHei" w:hAnsi="Microsoft JhengHei" w:cs="Microsoft JhengHei" w:hint="eastAsia"/>
               <w:szCs w:val="24"/>
             </w:rPr>
             <w:fldChar w:fldCharType="end"/>
@@ -2142,28 +2111,28 @@
         </w:p>
         <w:p>
           <w:pPr>
-            <w:pStyle w:val="16"/>
+            <w:pStyle w:val="TOC3"/>
             <w:tabs>
               <w:tab w:val="right" w:leader="dot" w:pos="9082"/>
             </w:tabs>
           </w:pPr>
           <w:r>
             <w:rPr>
-              <w:rFonts w:hint="eastAsia" w:ascii="Microsoft JhengHei" w:hAnsi="Microsoft JhengHei" w:eastAsia="Microsoft JhengHei" w:cs="Microsoft JhengHei"/>
+              <w:rFonts w:ascii="Microsoft JhengHei" w:eastAsia="Microsoft JhengHei" w:hAnsi="Microsoft JhengHei" w:cs="Microsoft JhengHei" w:hint="eastAsia"/>
               <w:szCs w:val="24"/>
             </w:rPr>
             <w:fldChar w:fldCharType="begin"/>
           </w:r>
           <w:r>
             <w:rPr>
-              <w:rFonts w:hint="eastAsia" w:ascii="Microsoft JhengHei" w:hAnsi="Microsoft JhengHei" w:eastAsia="Microsoft JhengHei" w:cs="Microsoft JhengHei"/>
+              <w:rFonts w:ascii="Microsoft JhengHei" w:eastAsia="Microsoft JhengHei" w:hAnsi="Microsoft JhengHei" w:cs="Microsoft JhengHei" w:hint="eastAsia"/>
               <w:szCs w:val="24"/>
             </w:rPr>
             <w:instrText xml:space="preserve"> HYPERLINK \l _Toc3127 </w:instrText>
           </w:r>
           <w:r>
             <w:rPr>
-              <w:rFonts w:hint="eastAsia" w:ascii="Microsoft JhengHei" w:hAnsi="Microsoft JhengHei" w:eastAsia="Microsoft JhengHei" w:cs="Microsoft JhengHei"/>
+              <w:rFonts w:ascii="Microsoft JhengHei" w:eastAsia="Microsoft JhengHei" w:hAnsi="Microsoft JhengHei" w:cs="Microsoft JhengHei" w:hint="eastAsia"/>
               <w:szCs w:val="24"/>
             </w:rPr>
             <w:fldChar w:fldCharType="separate"/>
@@ -2197,7 +2166,7 @@
           </w:r>
           <w:r>
             <w:rPr>
-              <w:rFonts w:hint="eastAsia" w:ascii="Microsoft JhengHei" w:hAnsi="Microsoft JhengHei" w:eastAsia="Microsoft JhengHei" w:cs="Microsoft JhengHei"/>
+              <w:rFonts w:ascii="Microsoft JhengHei" w:eastAsia="Microsoft JhengHei" w:hAnsi="Microsoft JhengHei" w:cs="Microsoft JhengHei" w:hint="eastAsia"/>
               <w:szCs w:val="24"/>
             </w:rPr>
             <w:fldChar w:fldCharType="end"/>
@@ -2205,28 +2174,28 @@
         </w:p>
         <w:p>
           <w:pPr>
-            <w:pStyle w:val="16"/>
+            <w:pStyle w:val="TOC3"/>
             <w:tabs>
               <w:tab w:val="right" w:leader="dot" w:pos="9082"/>
             </w:tabs>
           </w:pPr>
           <w:r>
             <w:rPr>
-              <w:rFonts w:hint="eastAsia" w:ascii="Microsoft JhengHei" w:hAnsi="Microsoft JhengHei" w:eastAsia="Microsoft JhengHei" w:cs="Microsoft JhengHei"/>
+              <w:rFonts w:ascii="Microsoft JhengHei" w:eastAsia="Microsoft JhengHei" w:hAnsi="Microsoft JhengHei" w:cs="Microsoft JhengHei" w:hint="eastAsia"/>
               <w:szCs w:val="24"/>
             </w:rPr>
             <w:fldChar w:fldCharType="begin"/>
           </w:r>
           <w:r>
             <w:rPr>
-              <w:rFonts w:hint="eastAsia" w:ascii="Microsoft JhengHei" w:hAnsi="Microsoft JhengHei" w:eastAsia="Microsoft JhengHei" w:cs="Microsoft JhengHei"/>
+              <w:rFonts w:ascii="Microsoft JhengHei" w:eastAsia="Microsoft JhengHei" w:hAnsi="Microsoft JhengHei" w:cs="Microsoft JhengHei" w:hint="eastAsia"/>
               <w:szCs w:val="24"/>
             </w:rPr>
             <w:instrText xml:space="preserve"> HYPERLINK \l _Toc29828 </w:instrText>
           </w:r>
           <w:r>
             <w:rPr>
-              <w:rFonts w:hint="eastAsia" w:ascii="Microsoft JhengHei" w:hAnsi="Microsoft JhengHei" w:eastAsia="Microsoft JhengHei" w:cs="Microsoft JhengHei"/>
+              <w:rFonts w:ascii="Microsoft JhengHei" w:eastAsia="Microsoft JhengHei" w:hAnsi="Microsoft JhengHei" w:cs="Microsoft JhengHei" w:hint="eastAsia"/>
               <w:szCs w:val="24"/>
             </w:rPr>
             <w:fldChar w:fldCharType="separate"/>
@@ -2260,7 +2229,7 @@
           </w:r>
           <w:r>
             <w:rPr>
-              <w:rFonts w:hint="eastAsia" w:ascii="Microsoft JhengHei" w:hAnsi="Microsoft JhengHei" w:eastAsia="Microsoft JhengHei" w:cs="Microsoft JhengHei"/>
+              <w:rFonts w:ascii="Microsoft JhengHei" w:eastAsia="Microsoft JhengHei" w:hAnsi="Microsoft JhengHei" w:cs="Microsoft JhengHei" w:hint="eastAsia"/>
               <w:szCs w:val="24"/>
             </w:rPr>
             <w:fldChar w:fldCharType="end"/>
@@ -2268,28 +2237,28 @@
         </w:p>
         <w:p>
           <w:pPr>
-            <w:pStyle w:val="16"/>
+            <w:pStyle w:val="TOC3"/>
             <w:tabs>
               <w:tab w:val="right" w:leader="dot" w:pos="9082"/>
             </w:tabs>
           </w:pPr>
           <w:r>
             <w:rPr>
-              <w:rFonts w:hint="eastAsia" w:ascii="Microsoft JhengHei" w:hAnsi="Microsoft JhengHei" w:eastAsia="Microsoft JhengHei" w:cs="Microsoft JhengHei"/>
+              <w:rFonts w:ascii="Microsoft JhengHei" w:eastAsia="Microsoft JhengHei" w:hAnsi="Microsoft JhengHei" w:cs="Microsoft JhengHei" w:hint="eastAsia"/>
               <w:szCs w:val="24"/>
             </w:rPr>
             <w:fldChar w:fldCharType="begin"/>
           </w:r>
           <w:r>
             <w:rPr>
-              <w:rFonts w:hint="eastAsia" w:ascii="Microsoft JhengHei" w:hAnsi="Microsoft JhengHei" w:eastAsia="Microsoft JhengHei" w:cs="Microsoft JhengHei"/>
+              <w:rFonts w:ascii="Microsoft JhengHei" w:eastAsia="Microsoft JhengHei" w:hAnsi="Microsoft JhengHei" w:cs="Microsoft JhengHei" w:hint="eastAsia"/>
               <w:szCs w:val="24"/>
             </w:rPr>
             <w:instrText xml:space="preserve"> HYPERLINK \l _Toc18930 </w:instrText>
           </w:r>
           <w:r>
             <w:rPr>
-              <w:rFonts w:hint="eastAsia" w:ascii="Microsoft JhengHei" w:hAnsi="Microsoft JhengHei" w:eastAsia="Microsoft JhengHei" w:cs="Microsoft JhengHei"/>
+              <w:rFonts w:ascii="Microsoft JhengHei" w:eastAsia="Microsoft JhengHei" w:hAnsi="Microsoft JhengHei" w:cs="Microsoft JhengHei" w:hint="eastAsia"/>
               <w:szCs w:val="24"/>
             </w:rPr>
             <w:fldChar w:fldCharType="separate"/>
@@ -2323,7 +2292,7 @@
           </w:r>
           <w:r>
             <w:rPr>
-              <w:rFonts w:hint="eastAsia" w:ascii="Microsoft JhengHei" w:hAnsi="Microsoft JhengHei" w:eastAsia="Microsoft JhengHei" w:cs="Microsoft JhengHei"/>
+              <w:rFonts w:ascii="Microsoft JhengHei" w:eastAsia="Microsoft JhengHei" w:hAnsi="Microsoft JhengHei" w:cs="Microsoft JhengHei" w:hint="eastAsia"/>
               <w:szCs w:val="24"/>
             </w:rPr>
             <w:fldChar w:fldCharType="end"/>
@@ -2331,28 +2300,28 @@
         </w:p>
         <w:p>
           <w:pPr>
-            <w:pStyle w:val="16"/>
+            <w:pStyle w:val="TOC3"/>
             <w:tabs>
               <w:tab w:val="right" w:leader="dot" w:pos="9082"/>
             </w:tabs>
           </w:pPr>
           <w:r>
             <w:rPr>
-              <w:rFonts w:hint="eastAsia" w:ascii="Microsoft JhengHei" w:hAnsi="Microsoft JhengHei" w:eastAsia="Microsoft JhengHei" w:cs="Microsoft JhengHei"/>
+              <w:rFonts w:ascii="Microsoft JhengHei" w:eastAsia="Microsoft JhengHei" w:hAnsi="Microsoft JhengHei" w:cs="Microsoft JhengHei" w:hint="eastAsia"/>
               <w:szCs w:val="24"/>
             </w:rPr>
             <w:fldChar w:fldCharType="begin"/>
           </w:r>
           <w:r>
             <w:rPr>
-              <w:rFonts w:hint="eastAsia" w:ascii="Microsoft JhengHei" w:hAnsi="Microsoft JhengHei" w:eastAsia="Microsoft JhengHei" w:cs="Microsoft JhengHei"/>
+              <w:rFonts w:ascii="Microsoft JhengHei" w:eastAsia="Microsoft JhengHei" w:hAnsi="Microsoft JhengHei" w:cs="Microsoft JhengHei" w:hint="eastAsia"/>
               <w:szCs w:val="24"/>
             </w:rPr>
             <w:instrText xml:space="preserve"> HYPERLINK \l _Toc31003 </w:instrText>
           </w:r>
           <w:r>
             <w:rPr>
-              <w:rFonts w:hint="eastAsia" w:ascii="Microsoft JhengHei" w:hAnsi="Microsoft JhengHei" w:eastAsia="Microsoft JhengHei" w:cs="Microsoft JhengHei"/>
+              <w:rFonts w:ascii="Microsoft JhengHei" w:eastAsia="Microsoft JhengHei" w:hAnsi="Microsoft JhengHei" w:cs="Microsoft JhengHei" w:hint="eastAsia"/>
               <w:szCs w:val="24"/>
             </w:rPr>
             <w:fldChar w:fldCharType="separate"/>
@@ -2386,7 +2355,7 @@
           </w:r>
           <w:r>
             <w:rPr>
-              <w:rFonts w:hint="eastAsia" w:ascii="Microsoft JhengHei" w:hAnsi="Microsoft JhengHei" w:eastAsia="Microsoft JhengHei" w:cs="Microsoft JhengHei"/>
+              <w:rFonts w:ascii="Microsoft JhengHei" w:eastAsia="Microsoft JhengHei" w:hAnsi="Microsoft JhengHei" w:cs="Microsoft JhengHei" w:hint="eastAsia"/>
               <w:szCs w:val="24"/>
             </w:rPr>
             <w:fldChar w:fldCharType="end"/>
@@ -2394,28 +2363,28 @@
         </w:p>
         <w:p>
           <w:pPr>
-            <w:pStyle w:val="26"/>
+            <w:pStyle w:val="TOC2"/>
             <w:tabs>
               <w:tab w:val="right" w:leader="dot" w:pos="9082"/>
             </w:tabs>
           </w:pPr>
           <w:r>
             <w:rPr>
-              <w:rFonts w:hint="eastAsia" w:ascii="Microsoft JhengHei" w:hAnsi="Microsoft JhengHei" w:eastAsia="Microsoft JhengHei" w:cs="Microsoft JhengHei"/>
+              <w:rFonts w:ascii="Microsoft JhengHei" w:eastAsia="Microsoft JhengHei" w:hAnsi="Microsoft JhengHei" w:cs="Microsoft JhengHei" w:hint="eastAsia"/>
               <w:szCs w:val="24"/>
             </w:rPr>
             <w:fldChar w:fldCharType="begin"/>
           </w:r>
           <w:r>
             <w:rPr>
-              <w:rFonts w:hint="eastAsia" w:ascii="Microsoft JhengHei" w:hAnsi="Microsoft JhengHei" w:eastAsia="Microsoft JhengHei" w:cs="Microsoft JhengHei"/>
+              <w:rFonts w:ascii="Microsoft JhengHei" w:eastAsia="Microsoft JhengHei" w:hAnsi="Microsoft JhengHei" w:cs="Microsoft JhengHei" w:hint="eastAsia"/>
               <w:szCs w:val="24"/>
             </w:rPr>
             <w:instrText xml:space="preserve"> HYPERLINK \l _Toc3572 </w:instrText>
           </w:r>
           <w:r>
             <w:rPr>
-              <w:rFonts w:hint="eastAsia" w:ascii="Microsoft JhengHei" w:hAnsi="Microsoft JhengHei" w:eastAsia="Microsoft JhengHei" w:cs="Microsoft JhengHei"/>
+              <w:rFonts w:ascii="Microsoft JhengHei" w:eastAsia="Microsoft JhengHei" w:hAnsi="Microsoft JhengHei" w:cs="Microsoft JhengHei" w:hint="eastAsia"/>
               <w:szCs w:val="24"/>
             </w:rPr>
             <w:fldChar w:fldCharType="separate"/>
@@ -2449,7 +2418,7 @@
           </w:r>
           <w:r>
             <w:rPr>
-              <w:rFonts w:hint="eastAsia" w:ascii="Microsoft JhengHei" w:hAnsi="Microsoft JhengHei" w:eastAsia="Microsoft JhengHei" w:cs="Microsoft JhengHei"/>
+              <w:rFonts w:ascii="Microsoft JhengHei" w:eastAsia="Microsoft JhengHei" w:hAnsi="Microsoft JhengHei" w:cs="Microsoft JhengHei" w:hint="eastAsia"/>
               <w:szCs w:val="24"/>
             </w:rPr>
             <w:fldChar w:fldCharType="end"/>
@@ -2457,28 +2426,28 @@
         </w:p>
         <w:p>
           <w:pPr>
-            <w:pStyle w:val="16"/>
+            <w:pStyle w:val="TOC3"/>
             <w:tabs>
               <w:tab w:val="right" w:leader="dot" w:pos="9082"/>
             </w:tabs>
           </w:pPr>
           <w:r>
             <w:rPr>
-              <w:rFonts w:hint="eastAsia" w:ascii="Microsoft JhengHei" w:hAnsi="Microsoft JhengHei" w:eastAsia="Microsoft JhengHei" w:cs="Microsoft JhengHei"/>
+              <w:rFonts w:ascii="Microsoft JhengHei" w:eastAsia="Microsoft JhengHei" w:hAnsi="Microsoft JhengHei" w:cs="Microsoft JhengHei" w:hint="eastAsia"/>
               <w:szCs w:val="24"/>
             </w:rPr>
             <w:fldChar w:fldCharType="begin"/>
           </w:r>
           <w:r>
             <w:rPr>
-              <w:rFonts w:hint="eastAsia" w:ascii="Microsoft JhengHei" w:hAnsi="Microsoft JhengHei" w:eastAsia="Microsoft JhengHei" w:cs="Microsoft JhengHei"/>
+              <w:rFonts w:ascii="Microsoft JhengHei" w:eastAsia="Microsoft JhengHei" w:hAnsi="Microsoft JhengHei" w:cs="Microsoft JhengHei" w:hint="eastAsia"/>
               <w:szCs w:val="24"/>
             </w:rPr>
             <w:instrText xml:space="preserve"> HYPERLINK \l _Toc5729 </w:instrText>
           </w:r>
           <w:r>
             <w:rPr>
-              <w:rFonts w:hint="eastAsia" w:ascii="Microsoft JhengHei" w:hAnsi="Microsoft JhengHei" w:eastAsia="Microsoft JhengHei" w:cs="Microsoft JhengHei"/>
+              <w:rFonts w:ascii="Microsoft JhengHei" w:eastAsia="Microsoft JhengHei" w:hAnsi="Microsoft JhengHei" w:cs="Microsoft JhengHei" w:hint="eastAsia"/>
               <w:szCs w:val="24"/>
             </w:rPr>
             <w:fldChar w:fldCharType="separate"/>
@@ -2512,7 +2481,7 @@
           </w:r>
           <w:r>
             <w:rPr>
-              <w:rFonts w:hint="eastAsia" w:ascii="Microsoft JhengHei" w:hAnsi="Microsoft JhengHei" w:eastAsia="Microsoft JhengHei" w:cs="Microsoft JhengHei"/>
+              <w:rFonts w:ascii="Microsoft JhengHei" w:eastAsia="Microsoft JhengHei" w:hAnsi="Microsoft JhengHei" w:cs="Microsoft JhengHei" w:hint="eastAsia"/>
               <w:szCs w:val="24"/>
             </w:rPr>
             <w:fldChar w:fldCharType="end"/>
@@ -2520,28 +2489,28 @@
         </w:p>
         <w:p>
           <w:pPr>
-            <w:pStyle w:val="16"/>
+            <w:pStyle w:val="TOC3"/>
             <w:tabs>
               <w:tab w:val="right" w:leader="dot" w:pos="9082"/>
             </w:tabs>
           </w:pPr>
           <w:r>
             <w:rPr>
-              <w:rFonts w:hint="eastAsia" w:ascii="Microsoft JhengHei" w:hAnsi="Microsoft JhengHei" w:eastAsia="Microsoft JhengHei" w:cs="Microsoft JhengHei"/>
+              <w:rFonts w:ascii="Microsoft JhengHei" w:eastAsia="Microsoft JhengHei" w:hAnsi="Microsoft JhengHei" w:cs="Microsoft JhengHei" w:hint="eastAsia"/>
               <w:szCs w:val="24"/>
             </w:rPr>
             <w:fldChar w:fldCharType="begin"/>
           </w:r>
           <w:r>
             <w:rPr>
-              <w:rFonts w:hint="eastAsia" w:ascii="Microsoft JhengHei" w:hAnsi="Microsoft JhengHei" w:eastAsia="Microsoft JhengHei" w:cs="Microsoft JhengHei"/>
+              <w:rFonts w:ascii="Microsoft JhengHei" w:eastAsia="Microsoft JhengHei" w:hAnsi="Microsoft JhengHei" w:cs="Microsoft JhengHei" w:hint="eastAsia"/>
               <w:szCs w:val="24"/>
             </w:rPr>
             <w:instrText xml:space="preserve"> HYPERLINK \l _Toc24162 </w:instrText>
           </w:r>
           <w:r>
             <w:rPr>
-              <w:rFonts w:hint="eastAsia" w:ascii="Microsoft JhengHei" w:hAnsi="Microsoft JhengHei" w:eastAsia="Microsoft JhengHei" w:cs="Microsoft JhengHei"/>
+              <w:rFonts w:ascii="Microsoft JhengHei" w:eastAsia="Microsoft JhengHei" w:hAnsi="Microsoft JhengHei" w:cs="Microsoft JhengHei" w:hint="eastAsia"/>
               <w:szCs w:val="24"/>
             </w:rPr>
             <w:fldChar w:fldCharType="separate"/>
@@ -2575,7 +2544,7 @@
           </w:r>
           <w:r>
             <w:rPr>
-              <w:rFonts w:hint="eastAsia" w:ascii="Microsoft JhengHei" w:hAnsi="Microsoft JhengHei" w:eastAsia="Microsoft JhengHei" w:cs="Microsoft JhengHei"/>
+              <w:rFonts w:ascii="Microsoft JhengHei" w:eastAsia="Microsoft JhengHei" w:hAnsi="Microsoft JhengHei" w:cs="Microsoft JhengHei" w:hint="eastAsia"/>
               <w:szCs w:val="24"/>
             </w:rPr>
             <w:fldChar w:fldCharType="end"/>
@@ -2583,28 +2552,28 @@
         </w:p>
         <w:p>
           <w:pPr>
-            <w:pStyle w:val="16"/>
+            <w:pStyle w:val="TOC3"/>
             <w:tabs>
               <w:tab w:val="right" w:leader="dot" w:pos="9082"/>
             </w:tabs>
           </w:pPr>
           <w:r>
             <w:rPr>
-              <w:rFonts w:hint="eastAsia" w:ascii="Microsoft JhengHei" w:hAnsi="Microsoft JhengHei" w:eastAsia="Microsoft JhengHei" w:cs="Microsoft JhengHei"/>
+              <w:rFonts w:ascii="Microsoft JhengHei" w:eastAsia="Microsoft JhengHei" w:hAnsi="Microsoft JhengHei" w:cs="Microsoft JhengHei" w:hint="eastAsia"/>
               <w:szCs w:val="24"/>
             </w:rPr>
             <w:fldChar w:fldCharType="begin"/>
           </w:r>
           <w:r>
             <w:rPr>
-              <w:rFonts w:hint="eastAsia" w:ascii="Microsoft JhengHei" w:hAnsi="Microsoft JhengHei" w:eastAsia="Microsoft JhengHei" w:cs="Microsoft JhengHei"/>
+              <w:rFonts w:ascii="Microsoft JhengHei" w:eastAsia="Microsoft JhengHei" w:hAnsi="Microsoft JhengHei" w:cs="Microsoft JhengHei" w:hint="eastAsia"/>
               <w:szCs w:val="24"/>
             </w:rPr>
             <w:instrText xml:space="preserve"> HYPERLINK \l _Toc32757 </w:instrText>
           </w:r>
           <w:r>
             <w:rPr>
-              <w:rFonts w:hint="eastAsia" w:ascii="Microsoft JhengHei" w:hAnsi="Microsoft JhengHei" w:eastAsia="Microsoft JhengHei" w:cs="Microsoft JhengHei"/>
+              <w:rFonts w:ascii="Microsoft JhengHei" w:eastAsia="Microsoft JhengHei" w:hAnsi="Microsoft JhengHei" w:cs="Microsoft JhengHei" w:hint="eastAsia"/>
               <w:szCs w:val="24"/>
             </w:rPr>
             <w:fldChar w:fldCharType="separate"/>
@@ -2638,7 +2607,7 @@
           </w:r>
           <w:r>
             <w:rPr>
-              <w:rFonts w:hint="eastAsia" w:ascii="Microsoft JhengHei" w:hAnsi="Microsoft JhengHei" w:eastAsia="Microsoft JhengHei" w:cs="Microsoft JhengHei"/>
+              <w:rFonts w:ascii="Microsoft JhengHei" w:eastAsia="Microsoft JhengHei" w:hAnsi="Microsoft JhengHei" w:cs="Microsoft JhengHei" w:hint="eastAsia"/>
               <w:szCs w:val="24"/>
             </w:rPr>
             <w:fldChar w:fldCharType="end"/>
@@ -2646,28 +2615,28 @@
         </w:p>
         <w:p>
           <w:pPr>
-            <w:pStyle w:val="16"/>
+            <w:pStyle w:val="TOC3"/>
             <w:tabs>
               <w:tab w:val="right" w:leader="dot" w:pos="9082"/>
             </w:tabs>
           </w:pPr>
           <w:r>
             <w:rPr>
-              <w:rFonts w:hint="eastAsia" w:ascii="Microsoft JhengHei" w:hAnsi="Microsoft JhengHei" w:eastAsia="Microsoft JhengHei" w:cs="Microsoft JhengHei"/>
+              <w:rFonts w:ascii="Microsoft JhengHei" w:eastAsia="Microsoft JhengHei" w:hAnsi="Microsoft JhengHei" w:cs="Microsoft JhengHei" w:hint="eastAsia"/>
               <w:szCs w:val="24"/>
             </w:rPr>
             <w:fldChar w:fldCharType="begin"/>
           </w:r>
           <w:r>
             <w:rPr>
-              <w:rFonts w:hint="eastAsia" w:ascii="Microsoft JhengHei" w:hAnsi="Microsoft JhengHei" w:eastAsia="Microsoft JhengHei" w:cs="Microsoft JhengHei"/>
+              <w:rFonts w:ascii="Microsoft JhengHei" w:eastAsia="Microsoft JhengHei" w:hAnsi="Microsoft JhengHei" w:cs="Microsoft JhengHei" w:hint="eastAsia"/>
               <w:szCs w:val="24"/>
             </w:rPr>
             <w:instrText xml:space="preserve"> HYPERLINK \l _Toc5674 </w:instrText>
           </w:r>
           <w:r>
             <w:rPr>
-              <w:rFonts w:hint="eastAsia" w:ascii="Microsoft JhengHei" w:hAnsi="Microsoft JhengHei" w:eastAsia="Microsoft JhengHei" w:cs="Microsoft JhengHei"/>
+              <w:rFonts w:ascii="Microsoft JhengHei" w:eastAsia="Microsoft JhengHei" w:hAnsi="Microsoft JhengHei" w:cs="Microsoft JhengHei" w:hint="eastAsia"/>
               <w:szCs w:val="24"/>
             </w:rPr>
             <w:fldChar w:fldCharType="separate"/>
@@ -2701,7 +2670,7 @@
           </w:r>
           <w:r>
             <w:rPr>
-              <w:rFonts w:hint="eastAsia" w:ascii="Microsoft JhengHei" w:hAnsi="Microsoft JhengHei" w:eastAsia="Microsoft JhengHei" w:cs="Microsoft JhengHei"/>
+              <w:rFonts w:ascii="Microsoft JhengHei" w:eastAsia="Microsoft JhengHei" w:hAnsi="Microsoft JhengHei" w:cs="Microsoft JhengHei" w:hint="eastAsia"/>
               <w:szCs w:val="24"/>
             </w:rPr>
             <w:fldChar w:fldCharType="end"/>
@@ -2709,28 +2678,28 @@
         </w:p>
         <w:p>
           <w:pPr>
-            <w:pStyle w:val="26"/>
+            <w:pStyle w:val="TOC2"/>
             <w:tabs>
               <w:tab w:val="right" w:leader="dot" w:pos="9082"/>
             </w:tabs>
           </w:pPr>
           <w:r>
             <w:rPr>
-              <w:rFonts w:hint="eastAsia" w:ascii="Microsoft JhengHei" w:hAnsi="Microsoft JhengHei" w:eastAsia="Microsoft JhengHei" w:cs="Microsoft JhengHei"/>
+              <w:rFonts w:ascii="Microsoft JhengHei" w:eastAsia="Microsoft JhengHei" w:hAnsi="Microsoft JhengHei" w:cs="Microsoft JhengHei" w:hint="eastAsia"/>
               <w:szCs w:val="24"/>
             </w:rPr>
             <w:fldChar w:fldCharType="begin"/>
           </w:r>
           <w:r>
             <w:rPr>
-              <w:rFonts w:hint="eastAsia" w:ascii="Microsoft JhengHei" w:hAnsi="Microsoft JhengHei" w:eastAsia="Microsoft JhengHei" w:cs="Microsoft JhengHei"/>
+              <w:rFonts w:ascii="Microsoft JhengHei" w:eastAsia="Microsoft JhengHei" w:hAnsi="Microsoft JhengHei" w:cs="Microsoft JhengHei" w:hint="eastAsia"/>
               <w:szCs w:val="24"/>
             </w:rPr>
             <w:instrText xml:space="preserve"> HYPERLINK \l _Toc27568 </w:instrText>
           </w:r>
           <w:r>
             <w:rPr>
-              <w:rFonts w:hint="eastAsia" w:ascii="Microsoft JhengHei" w:hAnsi="Microsoft JhengHei" w:eastAsia="Microsoft JhengHei" w:cs="Microsoft JhengHei"/>
+              <w:rFonts w:ascii="Microsoft JhengHei" w:eastAsia="Microsoft JhengHei" w:hAnsi="Microsoft JhengHei" w:cs="Microsoft JhengHei" w:hint="eastAsia"/>
               <w:szCs w:val="24"/>
             </w:rPr>
             <w:fldChar w:fldCharType="separate"/>
@@ -2764,7 +2733,7 @@
           </w:r>
           <w:r>
             <w:rPr>
-              <w:rFonts w:hint="eastAsia" w:ascii="Microsoft JhengHei" w:hAnsi="Microsoft JhengHei" w:eastAsia="Microsoft JhengHei" w:cs="Microsoft JhengHei"/>
+              <w:rFonts w:ascii="Microsoft JhengHei" w:eastAsia="Microsoft JhengHei" w:hAnsi="Microsoft JhengHei" w:cs="Microsoft JhengHei" w:hint="eastAsia"/>
               <w:szCs w:val="24"/>
             </w:rPr>
             <w:fldChar w:fldCharType="end"/>
@@ -2772,28 +2741,28 @@
         </w:p>
         <w:p>
           <w:pPr>
-            <w:pStyle w:val="16"/>
+            <w:pStyle w:val="TOC3"/>
             <w:tabs>
               <w:tab w:val="right" w:leader="dot" w:pos="9082"/>
             </w:tabs>
           </w:pPr>
           <w:r>
             <w:rPr>
-              <w:rFonts w:hint="eastAsia" w:ascii="Microsoft JhengHei" w:hAnsi="Microsoft JhengHei" w:eastAsia="Microsoft JhengHei" w:cs="Microsoft JhengHei"/>
+              <w:rFonts w:ascii="Microsoft JhengHei" w:eastAsia="Microsoft JhengHei" w:hAnsi="Microsoft JhengHei" w:cs="Microsoft JhengHei" w:hint="eastAsia"/>
               <w:szCs w:val="24"/>
             </w:rPr>
             <w:fldChar w:fldCharType="begin"/>
           </w:r>
           <w:r>
             <w:rPr>
-              <w:rFonts w:hint="eastAsia" w:ascii="Microsoft JhengHei" w:hAnsi="Microsoft JhengHei" w:eastAsia="Microsoft JhengHei" w:cs="Microsoft JhengHei"/>
+              <w:rFonts w:ascii="Microsoft JhengHei" w:eastAsia="Microsoft JhengHei" w:hAnsi="Microsoft JhengHei" w:cs="Microsoft JhengHei" w:hint="eastAsia"/>
               <w:szCs w:val="24"/>
             </w:rPr>
             <w:instrText xml:space="preserve"> HYPERLINK \l _Toc18392 </w:instrText>
           </w:r>
           <w:r>
             <w:rPr>
-              <w:rFonts w:hint="eastAsia" w:ascii="Microsoft JhengHei" w:hAnsi="Microsoft JhengHei" w:eastAsia="Microsoft JhengHei" w:cs="Microsoft JhengHei"/>
+              <w:rFonts w:ascii="Microsoft JhengHei" w:eastAsia="Microsoft JhengHei" w:hAnsi="Microsoft JhengHei" w:cs="Microsoft JhengHei" w:hint="eastAsia"/>
               <w:szCs w:val="24"/>
             </w:rPr>
             <w:fldChar w:fldCharType="separate"/>
@@ -2827,7 +2796,7 @@
           </w:r>
           <w:r>
             <w:rPr>
-              <w:rFonts w:hint="eastAsia" w:ascii="Microsoft JhengHei" w:hAnsi="Microsoft JhengHei" w:eastAsia="Microsoft JhengHei" w:cs="Microsoft JhengHei"/>
+              <w:rFonts w:ascii="Microsoft JhengHei" w:eastAsia="Microsoft JhengHei" w:hAnsi="Microsoft JhengHei" w:cs="Microsoft JhengHei" w:hint="eastAsia"/>
               <w:szCs w:val="24"/>
             </w:rPr>
             <w:fldChar w:fldCharType="end"/>
@@ -2835,28 +2804,28 @@
         </w:p>
         <w:p>
           <w:pPr>
-            <w:pStyle w:val="16"/>
+            <w:pStyle w:val="TOC3"/>
             <w:tabs>
               <w:tab w:val="right" w:leader="dot" w:pos="9082"/>
             </w:tabs>
           </w:pPr>
           <w:r>
             <w:rPr>
-              <w:rFonts w:hint="eastAsia" w:ascii="Microsoft JhengHei" w:hAnsi="Microsoft JhengHei" w:eastAsia="Microsoft JhengHei" w:cs="Microsoft JhengHei"/>
+              <w:rFonts w:ascii="Microsoft JhengHei" w:eastAsia="Microsoft JhengHei" w:hAnsi="Microsoft JhengHei" w:cs="Microsoft JhengHei" w:hint="eastAsia"/>
               <w:szCs w:val="24"/>
             </w:rPr>
             <w:fldChar w:fldCharType="begin"/>
           </w:r>
           <w:r>
             <w:rPr>
-              <w:rFonts w:hint="eastAsia" w:ascii="Microsoft JhengHei" w:hAnsi="Microsoft JhengHei" w:eastAsia="Microsoft JhengHei" w:cs="Microsoft JhengHei"/>
+              <w:rFonts w:ascii="Microsoft JhengHei" w:eastAsia="Microsoft JhengHei" w:hAnsi="Microsoft JhengHei" w:cs="Microsoft JhengHei" w:hint="eastAsia"/>
               <w:szCs w:val="24"/>
             </w:rPr>
             <w:instrText xml:space="preserve"> HYPERLINK \l _Toc28068 </w:instrText>
           </w:r>
           <w:r>
             <w:rPr>
-              <w:rFonts w:hint="eastAsia" w:ascii="Microsoft JhengHei" w:hAnsi="Microsoft JhengHei" w:eastAsia="Microsoft JhengHei" w:cs="Microsoft JhengHei"/>
+              <w:rFonts w:ascii="Microsoft JhengHei" w:eastAsia="Microsoft JhengHei" w:hAnsi="Microsoft JhengHei" w:cs="Microsoft JhengHei" w:hint="eastAsia"/>
               <w:szCs w:val="24"/>
             </w:rPr>
             <w:fldChar w:fldCharType="separate"/>
@@ -2890,7 +2859,7 @@
           </w:r>
           <w:r>
             <w:rPr>
-              <w:rFonts w:hint="eastAsia" w:ascii="Microsoft JhengHei" w:hAnsi="Microsoft JhengHei" w:eastAsia="Microsoft JhengHei" w:cs="Microsoft JhengHei"/>
+              <w:rFonts w:ascii="Microsoft JhengHei" w:eastAsia="Microsoft JhengHei" w:hAnsi="Microsoft JhengHei" w:cs="Microsoft JhengHei" w:hint="eastAsia"/>
               <w:szCs w:val="24"/>
             </w:rPr>
             <w:fldChar w:fldCharType="end"/>
@@ -2898,28 +2867,28 @@
         </w:p>
         <w:p>
           <w:pPr>
-            <w:pStyle w:val="16"/>
+            <w:pStyle w:val="TOC3"/>
             <w:tabs>
               <w:tab w:val="right" w:leader="dot" w:pos="9082"/>
             </w:tabs>
           </w:pPr>
           <w:r>
             <w:rPr>
-              <w:rFonts w:hint="eastAsia" w:ascii="Microsoft JhengHei" w:hAnsi="Microsoft JhengHei" w:eastAsia="Microsoft JhengHei" w:cs="Microsoft JhengHei"/>
+              <w:rFonts w:ascii="Microsoft JhengHei" w:eastAsia="Microsoft JhengHei" w:hAnsi="Microsoft JhengHei" w:cs="Microsoft JhengHei" w:hint="eastAsia"/>
               <w:szCs w:val="24"/>
             </w:rPr>
             <w:fldChar w:fldCharType="begin"/>
           </w:r>
           <w:r>
             <w:rPr>
-              <w:rFonts w:hint="eastAsia" w:ascii="Microsoft JhengHei" w:hAnsi="Microsoft JhengHei" w:eastAsia="Microsoft JhengHei" w:cs="Microsoft JhengHei"/>
+              <w:rFonts w:ascii="Microsoft JhengHei" w:eastAsia="Microsoft JhengHei" w:hAnsi="Microsoft JhengHei" w:cs="Microsoft JhengHei" w:hint="eastAsia"/>
               <w:szCs w:val="24"/>
             </w:rPr>
             <w:instrText xml:space="preserve"> HYPERLINK \l _Toc7205 </w:instrText>
           </w:r>
           <w:r>
             <w:rPr>
-              <w:rFonts w:hint="eastAsia" w:ascii="Microsoft JhengHei" w:hAnsi="Microsoft JhengHei" w:eastAsia="Microsoft JhengHei" w:cs="Microsoft JhengHei"/>
+              <w:rFonts w:ascii="Microsoft JhengHei" w:eastAsia="Microsoft JhengHei" w:hAnsi="Microsoft JhengHei" w:cs="Microsoft JhengHei" w:hint="eastAsia"/>
               <w:szCs w:val="24"/>
             </w:rPr>
             <w:fldChar w:fldCharType="separate"/>
@@ -2953,7 +2922,7 @@
           </w:r>
           <w:r>
             <w:rPr>
-              <w:rFonts w:hint="eastAsia" w:ascii="Microsoft JhengHei" w:hAnsi="Microsoft JhengHei" w:eastAsia="Microsoft JhengHei" w:cs="Microsoft JhengHei"/>
+              <w:rFonts w:ascii="Microsoft JhengHei" w:eastAsia="Microsoft JhengHei" w:hAnsi="Microsoft JhengHei" w:cs="Microsoft JhengHei" w:hint="eastAsia"/>
               <w:szCs w:val="24"/>
             </w:rPr>
             <w:fldChar w:fldCharType="end"/>
@@ -2961,28 +2930,28 @@
         </w:p>
         <w:p>
           <w:pPr>
-            <w:pStyle w:val="16"/>
+            <w:pStyle w:val="TOC3"/>
             <w:tabs>
               <w:tab w:val="right" w:leader="dot" w:pos="9082"/>
             </w:tabs>
           </w:pPr>
           <w:r>
             <w:rPr>
-              <w:rFonts w:hint="eastAsia" w:ascii="Microsoft JhengHei" w:hAnsi="Microsoft JhengHei" w:eastAsia="Microsoft JhengHei" w:cs="Microsoft JhengHei"/>
+              <w:rFonts w:ascii="Microsoft JhengHei" w:eastAsia="Microsoft JhengHei" w:hAnsi="Microsoft JhengHei" w:cs="Microsoft JhengHei" w:hint="eastAsia"/>
               <w:szCs w:val="24"/>
             </w:rPr>
             <w:fldChar w:fldCharType="begin"/>
           </w:r>
           <w:r>
             <w:rPr>
-              <w:rFonts w:hint="eastAsia" w:ascii="Microsoft JhengHei" w:hAnsi="Microsoft JhengHei" w:eastAsia="Microsoft JhengHei" w:cs="Microsoft JhengHei"/>
+              <w:rFonts w:ascii="Microsoft JhengHei" w:eastAsia="Microsoft JhengHei" w:hAnsi="Microsoft JhengHei" w:cs="Microsoft JhengHei" w:hint="eastAsia"/>
               <w:szCs w:val="24"/>
             </w:rPr>
             <w:instrText xml:space="preserve"> HYPERLINK \l _Toc1254 </w:instrText>
           </w:r>
           <w:r>
             <w:rPr>
-              <w:rFonts w:hint="eastAsia" w:ascii="Microsoft JhengHei" w:hAnsi="Microsoft JhengHei" w:eastAsia="Microsoft JhengHei" w:cs="Microsoft JhengHei"/>
+              <w:rFonts w:ascii="Microsoft JhengHei" w:eastAsia="Microsoft JhengHei" w:hAnsi="Microsoft JhengHei" w:cs="Microsoft JhengHei" w:hint="eastAsia"/>
               <w:szCs w:val="24"/>
             </w:rPr>
             <w:fldChar w:fldCharType="separate"/>
@@ -3016,7 +2985,7 @@
           </w:r>
           <w:r>
             <w:rPr>
-              <w:rFonts w:hint="eastAsia" w:ascii="Microsoft JhengHei" w:hAnsi="Microsoft JhengHei" w:eastAsia="Microsoft JhengHei" w:cs="Microsoft JhengHei"/>
+              <w:rFonts w:ascii="Microsoft JhengHei" w:eastAsia="Microsoft JhengHei" w:hAnsi="Microsoft JhengHei" w:cs="Microsoft JhengHei" w:hint="eastAsia"/>
               <w:szCs w:val="24"/>
             </w:rPr>
             <w:fldChar w:fldCharType="end"/>
@@ -3024,28 +2993,28 @@
         </w:p>
         <w:p>
           <w:pPr>
-            <w:pStyle w:val="26"/>
+            <w:pStyle w:val="TOC2"/>
             <w:tabs>
               <w:tab w:val="right" w:leader="dot" w:pos="9082"/>
             </w:tabs>
           </w:pPr>
           <w:r>
             <w:rPr>
-              <w:rFonts w:hint="eastAsia" w:ascii="Microsoft JhengHei" w:hAnsi="Microsoft JhengHei" w:eastAsia="Microsoft JhengHei" w:cs="Microsoft JhengHei"/>
+              <w:rFonts w:ascii="Microsoft JhengHei" w:eastAsia="Microsoft JhengHei" w:hAnsi="Microsoft JhengHei" w:cs="Microsoft JhengHei" w:hint="eastAsia"/>
               <w:szCs w:val="24"/>
             </w:rPr>
             <w:fldChar w:fldCharType="begin"/>
           </w:r>
           <w:r>
             <w:rPr>
-              <w:rFonts w:hint="eastAsia" w:ascii="Microsoft JhengHei" w:hAnsi="Microsoft JhengHei" w:eastAsia="Microsoft JhengHei" w:cs="Microsoft JhengHei"/>
+              <w:rFonts w:ascii="Microsoft JhengHei" w:eastAsia="Microsoft JhengHei" w:hAnsi="Microsoft JhengHei" w:cs="Microsoft JhengHei" w:hint="eastAsia"/>
               <w:szCs w:val="24"/>
             </w:rPr>
             <w:instrText xml:space="preserve"> HYPERLINK \l _Toc12809 </w:instrText>
           </w:r>
           <w:r>
             <w:rPr>
-              <w:rFonts w:hint="eastAsia" w:ascii="Microsoft JhengHei" w:hAnsi="Microsoft JhengHei" w:eastAsia="Microsoft JhengHei" w:cs="Microsoft JhengHei"/>
+              <w:rFonts w:ascii="Microsoft JhengHei" w:eastAsia="Microsoft JhengHei" w:hAnsi="Microsoft JhengHei" w:cs="Microsoft JhengHei" w:hint="eastAsia"/>
               <w:szCs w:val="24"/>
             </w:rPr>
             <w:fldChar w:fldCharType="separate"/>
@@ -3079,7 +3048,7 @@
           </w:r>
           <w:r>
             <w:rPr>
-              <w:rFonts w:hint="eastAsia" w:ascii="Microsoft JhengHei" w:hAnsi="Microsoft JhengHei" w:eastAsia="Microsoft JhengHei" w:cs="Microsoft JhengHei"/>
+              <w:rFonts w:ascii="Microsoft JhengHei" w:eastAsia="Microsoft JhengHei" w:hAnsi="Microsoft JhengHei" w:cs="Microsoft JhengHei" w:hint="eastAsia"/>
               <w:szCs w:val="24"/>
             </w:rPr>
             <w:fldChar w:fldCharType="end"/>
@@ -3087,28 +3056,28 @@
         </w:p>
         <w:p>
           <w:pPr>
-            <w:pStyle w:val="16"/>
+            <w:pStyle w:val="TOC3"/>
             <w:tabs>
               <w:tab w:val="right" w:leader="dot" w:pos="9082"/>
             </w:tabs>
           </w:pPr>
           <w:r>
             <w:rPr>
-              <w:rFonts w:hint="eastAsia" w:ascii="Microsoft JhengHei" w:hAnsi="Microsoft JhengHei" w:eastAsia="Microsoft JhengHei" w:cs="Microsoft JhengHei"/>
+              <w:rFonts w:ascii="Microsoft JhengHei" w:eastAsia="Microsoft JhengHei" w:hAnsi="Microsoft JhengHei" w:cs="Microsoft JhengHei" w:hint="eastAsia"/>
               <w:szCs w:val="24"/>
             </w:rPr>
             <w:fldChar w:fldCharType="begin"/>
           </w:r>
           <w:r>
             <w:rPr>
-              <w:rFonts w:hint="eastAsia" w:ascii="Microsoft JhengHei" w:hAnsi="Microsoft JhengHei" w:eastAsia="Microsoft JhengHei" w:cs="Microsoft JhengHei"/>
+              <w:rFonts w:ascii="Microsoft JhengHei" w:eastAsia="Microsoft JhengHei" w:hAnsi="Microsoft JhengHei" w:cs="Microsoft JhengHei" w:hint="eastAsia"/>
               <w:szCs w:val="24"/>
             </w:rPr>
             <w:instrText xml:space="preserve"> HYPERLINK \l _Toc26590 </w:instrText>
           </w:r>
           <w:r>
             <w:rPr>
-              <w:rFonts w:hint="eastAsia" w:ascii="Microsoft JhengHei" w:hAnsi="Microsoft JhengHei" w:eastAsia="Microsoft JhengHei" w:cs="Microsoft JhengHei"/>
+              <w:rFonts w:ascii="Microsoft JhengHei" w:eastAsia="Microsoft JhengHei" w:hAnsi="Microsoft JhengHei" w:cs="Microsoft JhengHei" w:hint="eastAsia"/>
               <w:szCs w:val="24"/>
             </w:rPr>
             <w:fldChar w:fldCharType="separate"/>
@@ -3142,7 +3111,7 @@
           </w:r>
           <w:r>
             <w:rPr>
-              <w:rFonts w:hint="eastAsia" w:ascii="Microsoft JhengHei" w:hAnsi="Microsoft JhengHei" w:eastAsia="Microsoft JhengHei" w:cs="Microsoft JhengHei"/>
+              <w:rFonts w:ascii="Microsoft JhengHei" w:eastAsia="Microsoft JhengHei" w:hAnsi="Microsoft JhengHei" w:cs="Microsoft JhengHei" w:hint="eastAsia"/>
               <w:szCs w:val="24"/>
             </w:rPr>
             <w:fldChar w:fldCharType="end"/>
@@ -3150,28 +3119,28 @@
         </w:p>
         <w:p>
           <w:pPr>
-            <w:pStyle w:val="16"/>
+            <w:pStyle w:val="TOC3"/>
             <w:tabs>
               <w:tab w:val="right" w:leader="dot" w:pos="9082"/>
             </w:tabs>
           </w:pPr>
           <w:r>
             <w:rPr>
-              <w:rFonts w:hint="eastAsia" w:ascii="Microsoft JhengHei" w:hAnsi="Microsoft JhengHei" w:eastAsia="Microsoft JhengHei" w:cs="Microsoft JhengHei"/>
+              <w:rFonts w:ascii="Microsoft JhengHei" w:eastAsia="Microsoft JhengHei" w:hAnsi="Microsoft JhengHei" w:cs="Microsoft JhengHei" w:hint="eastAsia"/>
               <w:szCs w:val="24"/>
             </w:rPr>
             <w:fldChar w:fldCharType="begin"/>
           </w:r>
           <w:r>
             <w:rPr>
-              <w:rFonts w:hint="eastAsia" w:ascii="Microsoft JhengHei" w:hAnsi="Microsoft JhengHei" w:eastAsia="Microsoft JhengHei" w:cs="Microsoft JhengHei"/>
+              <w:rFonts w:ascii="Microsoft JhengHei" w:eastAsia="Microsoft JhengHei" w:hAnsi="Microsoft JhengHei" w:cs="Microsoft JhengHei" w:hint="eastAsia"/>
               <w:szCs w:val="24"/>
             </w:rPr>
             <w:instrText xml:space="preserve"> HYPERLINK \l _Toc29782 </w:instrText>
           </w:r>
           <w:r>
             <w:rPr>
-              <w:rFonts w:hint="eastAsia" w:ascii="Microsoft JhengHei" w:hAnsi="Microsoft JhengHei" w:eastAsia="Microsoft JhengHei" w:cs="Microsoft JhengHei"/>
+              <w:rFonts w:ascii="Microsoft JhengHei" w:eastAsia="Microsoft JhengHei" w:hAnsi="Microsoft JhengHei" w:cs="Microsoft JhengHei" w:hint="eastAsia"/>
               <w:szCs w:val="24"/>
             </w:rPr>
             <w:fldChar w:fldCharType="separate"/>
@@ -3205,7 +3174,7 @@
           </w:r>
           <w:r>
             <w:rPr>
-              <w:rFonts w:hint="eastAsia" w:ascii="Microsoft JhengHei" w:hAnsi="Microsoft JhengHei" w:eastAsia="Microsoft JhengHei" w:cs="Microsoft JhengHei"/>
+              <w:rFonts w:ascii="Microsoft JhengHei" w:eastAsia="Microsoft JhengHei" w:hAnsi="Microsoft JhengHei" w:cs="Microsoft JhengHei" w:hint="eastAsia"/>
               <w:szCs w:val="24"/>
             </w:rPr>
             <w:fldChar w:fldCharType="end"/>
@@ -3213,28 +3182,28 @@
         </w:p>
         <w:p>
           <w:pPr>
-            <w:pStyle w:val="16"/>
+            <w:pStyle w:val="TOC3"/>
             <w:tabs>
               <w:tab w:val="right" w:leader="dot" w:pos="9082"/>
             </w:tabs>
           </w:pPr>
           <w:r>
             <w:rPr>
-              <w:rFonts w:hint="eastAsia" w:ascii="Microsoft JhengHei" w:hAnsi="Microsoft JhengHei" w:eastAsia="Microsoft JhengHei" w:cs="Microsoft JhengHei"/>
+              <w:rFonts w:ascii="Microsoft JhengHei" w:eastAsia="Microsoft JhengHei" w:hAnsi="Microsoft JhengHei" w:cs="Microsoft JhengHei" w:hint="eastAsia"/>
               <w:szCs w:val="24"/>
             </w:rPr>
             <w:fldChar w:fldCharType="begin"/>
           </w:r>
           <w:r>
             <w:rPr>
-              <w:rFonts w:hint="eastAsia" w:ascii="Microsoft JhengHei" w:hAnsi="Microsoft JhengHei" w:eastAsia="Microsoft JhengHei" w:cs="Microsoft JhengHei"/>
+              <w:rFonts w:ascii="Microsoft JhengHei" w:eastAsia="Microsoft JhengHei" w:hAnsi="Microsoft JhengHei" w:cs="Microsoft JhengHei" w:hint="eastAsia"/>
               <w:szCs w:val="24"/>
             </w:rPr>
             <w:instrText xml:space="preserve"> HYPERLINK \l _Toc21495 </w:instrText>
           </w:r>
           <w:r>
             <w:rPr>
-              <w:rFonts w:hint="eastAsia" w:ascii="Microsoft JhengHei" w:hAnsi="Microsoft JhengHei" w:eastAsia="Microsoft JhengHei" w:cs="Microsoft JhengHei"/>
+              <w:rFonts w:ascii="Microsoft JhengHei" w:eastAsia="Microsoft JhengHei" w:hAnsi="Microsoft JhengHei" w:cs="Microsoft JhengHei" w:hint="eastAsia"/>
               <w:szCs w:val="24"/>
             </w:rPr>
             <w:fldChar w:fldCharType="separate"/>
@@ -3268,7 +3237,7 @@
           </w:r>
           <w:r>
             <w:rPr>
-              <w:rFonts w:hint="eastAsia" w:ascii="Microsoft JhengHei" w:hAnsi="Microsoft JhengHei" w:eastAsia="Microsoft JhengHei" w:cs="Microsoft JhengHei"/>
+              <w:rFonts w:ascii="Microsoft JhengHei" w:eastAsia="Microsoft JhengHei" w:hAnsi="Microsoft JhengHei" w:cs="Microsoft JhengHei" w:hint="eastAsia"/>
               <w:szCs w:val="24"/>
             </w:rPr>
             <w:fldChar w:fldCharType="end"/>
@@ -3276,28 +3245,28 @@
         </w:p>
         <w:p>
           <w:pPr>
-            <w:pStyle w:val="16"/>
+            <w:pStyle w:val="TOC3"/>
             <w:tabs>
               <w:tab w:val="right" w:leader="dot" w:pos="9082"/>
             </w:tabs>
           </w:pPr>
           <w:r>
             <w:rPr>
-              <w:rFonts w:hint="eastAsia" w:ascii="Microsoft JhengHei" w:hAnsi="Microsoft JhengHei" w:eastAsia="Microsoft JhengHei" w:cs="Microsoft JhengHei"/>
+              <w:rFonts w:ascii="Microsoft JhengHei" w:eastAsia="Microsoft JhengHei" w:hAnsi="Microsoft JhengHei" w:cs="Microsoft JhengHei" w:hint="eastAsia"/>
               <w:szCs w:val="24"/>
             </w:rPr>
             <w:fldChar w:fldCharType="begin"/>
           </w:r>
           <w:r>
             <w:rPr>
-              <w:rFonts w:hint="eastAsia" w:ascii="Microsoft JhengHei" w:hAnsi="Microsoft JhengHei" w:eastAsia="Microsoft JhengHei" w:cs="Microsoft JhengHei"/>
+              <w:rFonts w:ascii="Microsoft JhengHei" w:eastAsia="Microsoft JhengHei" w:hAnsi="Microsoft JhengHei" w:cs="Microsoft JhengHei" w:hint="eastAsia"/>
               <w:szCs w:val="24"/>
             </w:rPr>
             <w:instrText xml:space="preserve"> HYPERLINK \l _Toc14628 </w:instrText>
           </w:r>
           <w:r>
             <w:rPr>
-              <w:rFonts w:hint="eastAsia" w:ascii="Microsoft JhengHei" w:hAnsi="Microsoft JhengHei" w:eastAsia="Microsoft JhengHei" w:cs="Microsoft JhengHei"/>
+              <w:rFonts w:ascii="Microsoft JhengHei" w:eastAsia="Microsoft JhengHei" w:hAnsi="Microsoft JhengHei" w:cs="Microsoft JhengHei" w:hint="eastAsia"/>
               <w:szCs w:val="24"/>
             </w:rPr>
             <w:fldChar w:fldCharType="separate"/>
@@ -3331,7 +3300,7 @@
           </w:r>
           <w:r>
             <w:rPr>
-              <w:rFonts w:hint="eastAsia" w:ascii="Microsoft JhengHei" w:hAnsi="Microsoft JhengHei" w:eastAsia="Microsoft JhengHei" w:cs="Microsoft JhengHei"/>
+              <w:rFonts w:ascii="Microsoft JhengHei" w:eastAsia="Microsoft JhengHei" w:hAnsi="Microsoft JhengHei" w:cs="Microsoft JhengHei" w:hint="eastAsia"/>
               <w:szCs w:val="24"/>
             </w:rPr>
             <w:fldChar w:fldCharType="end"/>
@@ -3339,28 +3308,28 @@
         </w:p>
         <w:p>
           <w:pPr>
-            <w:pStyle w:val="26"/>
+            <w:pStyle w:val="TOC2"/>
             <w:tabs>
               <w:tab w:val="right" w:leader="dot" w:pos="9082"/>
             </w:tabs>
           </w:pPr>
           <w:r>
             <w:rPr>
-              <w:rFonts w:hint="eastAsia" w:ascii="Microsoft JhengHei" w:hAnsi="Microsoft JhengHei" w:eastAsia="Microsoft JhengHei" w:cs="Microsoft JhengHei"/>
+              <w:rFonts w:ascii="Microsoft JhengHei" w:eastAsia="Microsoft JhengHei" w:hAnsi="Microsoft JhengHei" w:cs="Microsoft JhengHei" w:hint="eastAsia"/>
               <w:szCs w:val="24"/>
             </w:rPr>
             <w:fldChar w:fldCharType="begin"/>
           </w:r>
           <w:r>
             <w:rPr>
-              <w:rFonts w:hint="eastAsia" w:ascii="Microsoft JhengHei" w:hAnsi="Microsoft JhengHei" w:eastAsia="Microsoft JhengHei" w:cs="Microsoft JhengHei"/>
+              <w:rFonts w:ascii="Microsoft JhengHei" w:eastAsia="Microsoft JhengHei" w:hAnsi="Microsoft JhengHei" w:cs="Microsoft JhengHei" w:hint="eastAsia"/>
               <w:szCs w:val="24"/>
             </w:rPr>
             <w:instrText xml:space="preserve"> HYPERLINK \l _Toc992 </w:instrText>
           </w:r>
           <w:r>
             <w:rPr>
-              <w:rFonts w:hint="eastAsia" w:ascii="Microsoft JhengHei" w:hAnsi="Microsoft JhengHei" w:eastAsia="Microsoft JhengHei" w:cs="Microsoft JhengHei"/>
+              <w:rFonts w:ascii="Microsoft JhengHei" w:eastAsia="Microsoft JhengHei" w:hAnsi="Microsoft JhengHei" w:cs="Microsoft JhengHei" w:hint="eastAsia"/>
               <w:szCs w:val="24"/>
             </w:rPr>
             <w:fldChar w:fldCharType="separate"/>
@@ -3394,7 +3363,7 @@
           </w:r>
           <w:r>
             <w:rPr>
-              <w:rFonts w:hint="eastAsia" w:ascii="Microsoft JhengHei" w:hAnsi="Microsoft JhengHei" w:eastAsia="Microsoft JhengHei" w:cs="Microsoft JhengHei"/>
+              <w:rFonts w:ascii="Microsoft JhengHei" w:eastAsia="Microsoft JhengHei" w:hAnsi="Microsoft JhengHei" w:cs="Microsoft JhengHei" w:hint="eastAsia"/>
               <w:szCs w:val="24"/>
             </w:rPr>
             <w:fldChar w:fldCharType="end"/>
@@ -3402,28 +3371,28 @@
         </w:p>
         <w:p>
           <w:pPr>
-            <w:pStyle w:val="16"/>
+            <w:pStyle w:val="TOC3"/>
             <w:tabs>
               <w:tab w:val="right" w:leader="dot" w:pos="9082"/>
             </w:tabs>
           </w:pPr>
           <w:r>
             <w:rPr>
-              <w:rFonts w:hint="eastAsia" w:ascii="Microsoft JhengHei" w:hAnsi="Microsoft JhengHei" w:eastAsia="Microsoft JhengHei" w:cs="Microsoft JhengHei"/>
+              <w:rFonts w:ascii="Microsoft JhengHei" w:eastAsia="Microsoft JhengHei" w:hAnsi="Microsoft JhengHei" w:cs="Microsoft JhengHei" w:hint="eastAsia"/>
               <w:szCs w:val="24"/>
             </w:rPr>
             <w:fldChar w:fldCharType="begin"/>
           </w:r>
           <w:r>
             <w:rPr>
-              <w:rFonts w:hint="eastAsia" w:ascii="Microsoft JhengHei" w:hAnsi="Microsoft JhengHei" w:eastAsia="Microsoft JhengHei" w:cs="Microsoft JhengHei"/>
+              <w:rFonts w:ascii="Microsoft JhengHei" w:eastAsia="Microsoft JhengHei" w:hAnsi="Microsoft JhengHei" w:cs="Microsoft JhengHei" w:hint="eastAsia"/>
               <w:szCs w:val="24"/>
             </w:rPr>
             <w:instrText xml:space="preserve"> HYPERLINK \l _Toc24977 </w:instrText>
           </w:r>
           <w:r>
             <w:rPr>
-              <w:rFonts w:hint="eastAsia" w:ascii="Microsoft JhengHei" w:hAnsi="Microsoft JhengHei" w:eastAsia="Microsoft JhengHei" w:cs="Microsoft JhengHei"/>
+              <w:rFonts w:ascii="Microsoft JhengHei" w:eastAsia="Microsoft JhengHei" w:hAnsi="Microsoft JhengHei" w:cs="Microsoft JhengHei" w:hint="eastAsia"/>
               <w:szCs w:val="24"/>
             </w:rPr>
             <w:fldChar w:fldCharType="separate"/>
@@ -3457,7 +3426,7 @@
           </w:r>
           <w:r>
             <w:rPr>
-              <w:rFonts w:hint="eastAsia" w:ascii="Microsoft JhengHei" w:hAnsi="Microsoft JhengHei" w:eastAsia="Microsoft JhengHei" w:cs="Microsoft JhengHei"/>
+              <w:rFonts w:ascii="Microsoft JhengHei" w:eastAsia="Microsoft JhengHei" w:hAnsi="Microsoft JhengHei" w:cs="Microsoft JhengHei" w:hint="eastAsia"/>
               <w:szCs w:val="24"/>
             </w:rPr>
             <w:fldChar w:fldCharType="end"/>
@@ -3465,28 +3434,28 @@
         </w:p>
         <w:p>
           <w:pPr>
-            <w:pStyle w:val="16"/>
+            <w:pStyle w:val="TOC3"/>
             <w:tabs>
               <w:tab w:val="right" w:leader="dot" w:pos="9082"/>
             </w:tabs>
           </w:pPr>
           <w:r>
             <w:rPr>
-              <w:rFonts w:hint="eastAsia" w:ascii="Microsoft JhengHei" w:hAnsi="Microsoft JhengHei" w:eastAsia="Microsoft JhengHei" w:cs="Microsoft JhengHei"/>
+              <w:rFonts w:ascii="Microsoft JhengHei" w:eastAsia="Microsoft JhengHei" w:hAnsi="Microsoft JhengHei" w:cs="Microsoft JhengHei" w:hint="eastAsia"/>
               <w:szCs w:val="24"/>
             </w:rPr>
             <w:fldChar w:fldCharType="begin"/>
           </w:r>
           <w:r>
             <w:rPr>
-              <w:rFonts w:hint="eastAsia" w:ascii="Microsoft JhengHei" w:hAnsi="Microsoft JhengHei" w:eastAsia="Microsoft JhengHei" w:cs="Microsoft JhengHei"/>
+              <w:rFonts w:ascii="Microsoft JhengHei" w:eastAsia="Microsoft JhengHei" w:hAnsi="Microsoft JhengHei" w:cs="Microsoft JhengHei" w:hint="eastAsia"/>
               <w:szCs w:val="24"/>
             </w:rPr>
             <w:instrText xml:space="preserve"> HYPERLINK \l _Toc18622 </w:instrText>
           </w:r>
           <w:r>
             <w:rPr>
-              <w:rFonts w:hint="eastAsia" w:ascii="Microsoft JhengHei" w:hAnsi="Microsoft JhengHei" w:eastAsia="Microsoft JhengHei" w:cs="Microsoft JhengHei"/>
+              <w:rFonts w:ascii="Microsoft JhengHei" w:eastAsia="Microsoft JhengHei" w:hAnsi="Microsoft JhengHei" w:cs="Microsoft JhengHei" w:hint="eastAsia"/>
               <w:szCs w:val="24"/>
             </w:rPr>
             <w:fldChar w:fldCharType="separate"/>
@@ -3520,7 +3489,7 @@
           </w:r>
           <w:r>
             <w:rPr>
-              <w:rFonts w:hint="eastAsia" w:ascii="Microsoft JhengHei" w:hAnsi="Microsoft JhengHei" w:eastAsia="Microsoft JhengHei" w:cs="Microsoft JhengHei"/>
+              <w:rFonts w:ascii="Microsoft JhengHei" w:eastAsia="Microsoft JhengHei" w:hAnsi="Microsoft JhengHei" w:cs="Microsoft JhengHei" w:hint="eastAsia"/>
               <w:szCs w:val="24"/>
             </w:rPr>
             <w:fldChar w:fldCharType="end"/>
@@ -3528,28 +3497,28 @@
         </w:p>
         <w:p>
           <w:pPr>
-            <w:pStyle w:val="16"/>
+            <w:pStyle w:val="TOC3"/>
             <w:tabs>
               <w:tab w:val="right" w:leader="dot" w:pos="9082"/>
             </w:tabs>
           </w:pPr>
           <w:r>
             <w:rPr>
-              <w:rFonts w:hint="eastAsia" w:ascii="Microsoft JhengHei" w:hAnsi="Microsoft JhengHei" w:eastAsia="Microsoft JhengHei" w:cs="Microsoft JhengHei"/>
+              <w:rFonts w:ascii="Microsoft JhengHei" w:eastAsia="Microsoft JhengHei" w:hAnsi="Microsoft JhengHei" w:cs="Microsoft JhengHei" w:hint="eastAsia"/>
               <w:szCs w:val="24"/>
             </w:rPr>
             <w:fldChar w:fldCharType="begin"/>
           </w:r>
           <w:r>
             <w:rPr>
-              <w:rFonts w:hint="eastAsia" w:ascii="Microsoft JhengHei" w:hAnsi="Microsoft JhengHei" w:eastAsia="Microsoft JhengHei" w:cs="Microsoft JhengHei"/>
+              <w:rFonts w:ascii="Microsoft JhengHei" w:eastAsia="Microsoft JhengHei" w:hAnsi="Microsoft JhengHei" w:cs="Microsoft JhengHei" w:hint="eastAsia"/>
               <w:szCs w:val="24"/>
             </w:rPr>
             <w:instrText xml:space="preserve"> HYPERLINK \l _Toc9386 </w:instrText>
           </w:r>
           <w:r>
             <w:rPr>
-              <w:rFonts w:hint="eastAsia" w:ascii="Microsoft JhengHei" w:hAnsi="Microsoft JhengHei" w:eastAsia="Microsoft JhengHei" w:cs="Microsoft JhengHei"/>
+              <w:rFonts w:ascii="Microsoft JhengHei" w:eastAsia="Microsoft JhengHei" w:hAnsi="Microsoft JhengHei" w:cs="Microsoft JhengHei" w:hint="eastAsia"/>
               <w:szCs w:val="24"/>
             </w:rPr>
             <w:fldChar w:fldCharType="separate"/>
@@ -3583,7 +3552,7 @@
           </w:r>
           <w:r>
             <w:rPr>
-              <w:rFonts w:hint="eastAsia" w:ascii="Microsoft JhengHei" w:hAnsi="Microsoft JhengHei" w:eastAsia="Microsoft JhengHei" w:cs="Microsoft JhengHei"/>
+              <w:rFonts w:ascii="Microsoft JhengHei" w:eastAsia="Microsoft JhengHei" w:hAnsi="Microsoft JhengHei" w:cs="Microsoft JhengHei" w:hint="eastAsia"/>
               <w:szCs w:val="24"/>
             </w:rPr>
             <w:fldChar w:fldCharType="end"/>
@@ -3591,28 +3560,28 @@
         </w:p>
         <w:p>
           <w:pPr>
-            <w:pStyle w:val="16"/>
+            <w:pStyle w:val="TOC3"/>
             <w:tabs>
               <w:tab w:val="right" w:leader="dot" w:pos="9082"/>
             </w:tabs>
           </w:pPr>
           <w:r>
             <w:rPr>
-              <w:rFonts w:hint="eastAsia" w:ascii="Microsoft JhengHei" w:hAnsi="Microsoft JhengHei" w:eastAsia="Microsoft JhengHei" w:cs="Microsoft JhengHei"/>
+              <w:rFonts w:ascii="Microsoft JhengHei" w:eastAsia="Microsoft JhengHei" w:hAnsi="Microsoft JhengHei" w:cs="Microsoft JhengHei" w:hint="eastAsia"/>
               <w:szCs w:val="24"/>
             </w:rPr>
             <w:fldChar w:fldCharType="begin"/>
           </w:r>
           <w:r>
             <w:rPr>
-              <w:rFonts w:hint="eastAsia" w:ascii="Microsoft JhengHei" w:hAnsi="Microsoft JhengHei" w:eastAsia="Microsoft JhengHei" w:cs="Microsoft JhengHei"/>
+              <w:rFonts w:ascii="Microsoft JhengHei" w:eastAsia="Microsoft JhengHei" w:hAnsi="Microsoft JhengHei" w:cs="Microsoft JhengHei" w:hint="eastAsia"/>
               <w:szCs w:val="24"/>
             </w:rPr>
             <w:instrText xml:space="preserve"> HYPERLINK \l _Toc26107 </w:instrText>
           </w:r>
           <w:r>
             <w:rPr>
-              <w:rFonts w:hint="eastAsia" w:ascii="Microsoft JhengHei" w:hAnsi="Microsoft JhengHei" w:eastAsia="Microsoft JhengHei" w:cs="Microsoft JhengHei"/>
+              <w:rFonts w:ascii="Microsoft JhengHei" w:eastAsia="Microsoft JhengHei" w:hAnsi="Microsoft JhengHei" w:cs="Microsoft JhengHei" w:hint="eastAsia"/>
               <w:szCs w:val="24"/>
             </w:rPr>
             <w:fldChar w:fldCharType="separate"/>
@@ -3646,7 +3615,7 @@
           </w:r>
           <w:r>
             <w:rPr>
-              <w:rFonts w:hint="eastAsia" w:ascii="Microsoft JhengHei" w:hAnsi="Microsoft JhengHei" w:eastAsia="Microsoft JhengHei" w:cs="Microsoft JhengHei"/>
+              <w:rFonts w:ascii="Microsoft JhengHei" w:eastAsia="Microsoft JhengHei" w:hAnsi="Microsoft JhengHei" w:cs="Microsoft JhengHei" w:hint="eastAsia"/>
               <w:szCs w:val="24"/>
             </w:rPr>
             <w:fldChar w:fldCharType="end"/>
@@ -3654,28 +3623,28 @@
         </w:p>
         <w:p>
           <w:pPr>
-            <w:pStyle w:val="26"/>
+            <w:pStyle w:val="TOC2"/>
             <w:tabs>
               <w:tab w:val="right" w:leader="dot" w:pos="9082"/>
             </w:tabs>
           </w:pPr>
           <w:r>
             <w:rPr>
-              <w:rFonts w:hint="eastAsia" w:ascii="Microsoft JhengHei" w:hAnsi="Microsoft JhengHei" w:eastAsia="Microsoft JhengHei" w:cs="Microsoft JhengHei"/>
+              <w:rFonts w:ascii="Microsoft JhengHei" w:eastAsia="Microsoft JhengHei" w:hAnsi="Microsoft JhengHei" w:cs="Microsoft JhengHei" w:hint="eastAsia"/>
               <w:szCs w:val="24"/>
             </w:rPr>
             <w:fldChar w:fldCharType="begin"/>
           </w:r>
           <w:r>
             <w:rPr>
-              <w:rFonts w:hint="eastAsia" w:ascii="Microsoft JhengHei" w:hAnsi="Microsoft JhengHei" w:eastAsia="Microsoft JhengHei" w:cs="Microsoft JhengHei"/>
+              <w:rFonts w:ascii="Microsoft JhengHei" w:eastAsia="Microsoft JhengHei" w:hAnsi="Microsoft JhengHei" w:cs="Microsoft JhengHei" w:hint="eastAsia"/>
               <w:szCs w:val="24"/>
             </w:rPr>
             <w:instrText xml:space="preserve"> HYPERLINK \l _Toc18041 </w:instrText>
           </w:r>
           <w:r>
             <w:rPr>
-              <w:rFonts w:hint="eastAsia" w:ascii="Microsoft JhengHei" w:hAnsi="Microsoft JhengHei" w:eastAsia="Microsoft JhengHei" w:cs="Microsoft JhengHei"/>
+              <w:rFonts w:ascii="Microsoft JhengHei" w:eastAsia="Microsoft JhengHei" w:hAnsi="Microsoft JhengHei" w:cs="Microsoft JhengHei" w:hint="eastAsia"/>
               <w:szCs w:val="24"/>
             </w:rPr>
             <w:fldChar w:fldCharType="separate"/>
@@ -3709,7 +3678,7 @@
           </w:r>
           <w:r>
             <w:rPr>
-              <w:rFonts w:hint="eastAsia" w:ascii="Microsoft JhengHei" w:hAnsi="Microsoft JhengHei" w:eastAsia="Microsoft JhengHei" w:cs="Microsoft JhengHei"/>
+              <w:rFonts w:ascii="Microsoft JhengHei" w:eastAsia="Microsoft JhengHei" w:hAnsi="Microsoft JhengHei" w:cs="Microsoft JhengHei" w:hint="eastAsia"/>
               <w:szCs w:val="24"/>
             </w:rPr>
             <w:fldChar w:fldCharType="end"/>
@@ -3717,28 +3686,28 @@
         </w:p>
         <w:p>
           <w:pPr>
-            <w:pStyle w:val="16"/>
+            <w:pStyle w:val="TOC3"/>
             <w:tabs>
               <w:tab w:val="right" w:leader="dot" w:pos="9082"/>
             </w:tabs>
           </w:pPr>
           <w:r>
             <w:rPr>
-              <w:rFonts w:hint="eastAsia" w:ascii="Microsoft JhengHei" w:hAnsi="Microsoft JhengHei" w:eastAsia="Microsoft JhengHei" w:cs="Microsoft JhengHei"/>
+              <w:rFonts w:ascii="Microsoft JhengHei" w:eastAsia="Microsoft JhengHei" w:hAnsi="Microsoft JhengHei" w:cs="Microsoft JhengHei" w:hint="eastAsia"/>
               <w:szCs w:val="24"/>
             </w:rPr>
             <w:fldChar w:fldCharType="begin"/>
           </w:r>
           <w:r>
             <w:rPr>
-              <w:rFonts w:hint="eastAsia" w:ascii="Microsoft JhengHei" w:hAnsi="Microsoft JhengHei" w:eastAsia="Microsoft JhengHei" w:cs="Microsoft JhengHei"/>
+              <w:rFonts w:ascii="Microsoft JhengHei" w:eastAsia="Microsoft JhengHei" w:hAnsi="Microsoft JhengHei" w:cs="Microsoft JhengHei" w:hint="eastAsia"/>
               <w:szCs w:val="24"/>
             </w:rPr>
             <w:instrText xml:space="preserve"> HYPERLINK \l _Toc3231 </w:instrText>
           </w:r>
           <w:r>
             <w:rPr>
-              <w:rFonts w:hint="eastAsia" w:ascii="Microsoft JhengHei" w:hAnsi="Microsoft JhengHei" w:eastAsia="Microsoft JhengHei" w:cs="Microsoft JhengHei"/>
+              <w:rFonts w:ascii="Microsoft JhengHei" w:eastAsia="Microsoft JhengHei" w:hAnsi="Microsoft JhengHei" w:cs="Microsoft JhengHei" w:hint="eastAsia"/>
               <w:szCs w:val="24"/>
             </w:rPr>
             <w:fldChar w:fldCharType="separate"/>
@@ -3772,7 +3741,7 @@
           </w:r>
           <w:r>
             <w:rPr>
-              <w:rFonts w:hint="eastAsia" w:ascii="Microsoft JhengHei" w:hAnsi="Microsoft JhengHei" w:eastAsia="Microsoft JhengHei" w:cs="Microsoft JhengHei"/>
+              <w:rFonts w:ascii="Microsoft JhengHei" w:eastAsia="Microsoft JhengHei" w:hAnsi="Microsoft JhengHei" w:cs="Microsoft JhengHei" w:hint="eastAsia"/>
               <w:szCs w:val="24"/>
             </w:rPr>
             <w:fldChar w:fldCharType="end"/>
@@ -3780,28 +3749,28 @@
         </w:p>
         <w:p>
           <w:pPr>
-            <w:pStyle w:val="16"/>
+            <w:pStyle w:val="TOC3"/>
             <w:tabs>
               <w:tab w:val="right" w:leader="dot" w:pos="9082"/>
             </w:tabs>
           </w:pPr>
           <w:r>
             <w:rPr>
-              <w:rFonts w:hint="eastAsia" w:ascii="Microsoft JhengHei" w:hAnsi="Microsoft JhengHei" w:eastAsia="Microsoft JhengHei" w:cs="Microsoft JhengHei"/>
+              <w:rFonts w:ascii="Microsoft JhengHei" w:eastAsia="Microsoft JhengHei" w:hAnsi="Microsoft JhengHei" w:cs="Microsoft JhengHei" w:hint="eastAsia"/>
               <w:szCs w:val="24"/>
             </w:rPr>
             <w:fldChar w:fldCharType="begin"/>
           </w:r>
           <w:r>
             <w:rPr>
-              <w:rFonts w:hint="eastAsia" w:ascii="Microsoft JhengHei" w:hAnsi="Microsoft JhengHei" w:eastAsia="Microsoft JhengHei" w:cs="Microsoft JhengHei"/>
+              <w:rFonts w:ascii="Microsoft JhengHei" w:eastAsia="Microsoft JhengHei" w:hAnsi="Microsoft JhengHei" w:cs="Microsoft JhengHei" w:hint="eastAsia"/>
               <w:szCs w:val="24"/>
             </w:rPr>
             <w:instrText xml:space="preserve"> HYPERLINK \l _Toc17536 </w:instrText>
           </w:r>
           <w:r>
             <w:rPr>
-              <w:rFonts w:hint="eastAsia" w:ascii="Microsoft JhengHei" w:hAnsi="Microsoft JhengHei" w:eastAsia="Microsoft JhengHei" w:cs="Microsoft JhengHei"/>
+              <w:rFonts w:ascii="Microsoft JhengHei" w:eastAsia="Microsoft JhengHei" w:hAnsi="Microsoft JhengHei" w:cs="Microsoft JhengHei" w:hint="eastAsia"/>
               <w:szCs w:val="24"/>
             </w:rPr>
             <w:fldChar w:fldCharType="separate"/>
@@ -3835,7 +3804,7 @@
           </w:r>
           <w:r>
             <w:rPr>
-              <w:rFonts w:hint="eastAsia" w:ascii="Microsoft JhengHei" w:hAnsi="Microsoft JhengHei" w:eastAsia="Microsoft JhengHei" w:cs="Microsoft JhengHei"/>
+              <w:rFonts w:ascii="Microsoft JhengHei" w:eastAsia="Microsoft JhengHei" w:hAnsi="Microsoft JhengHei" w:cs="Microsoft JhengHei" w:hint="eastAsia"/>
               <w:szCs w:val="24"/>
             </w:rPr>
             <w:fldChar w:fldCharType="end"/>
@@ -3843,28 +3812,28 @@
         </w:p>
         <w:p>
           <w:pPr>
-            <w:pStyle w:val="16"/>
+            <w:pStyle w:val="TOC3"/>
             <w:tabs>
               <w:tab w:val="right" w:leader="dot" w:pos="9082"/>
             </w:tabs>
           </w:pPr>
           <w:r>
             <w:rPr>
-              <w:rFonts w:hint="eastAsia" w:ascii="Microsoft JhengHei" w:hAnsi="Microsoft JhengHei" w:eastAsia="Microsoft JhengHei" w:cs="Microsoft JhengHei"/>
+              <w:rFonts w:ascii="Microsoft JhengHei" w:eastAsia="Microsoft JhengHei" w:hAnsi="Microsoft JhengHei" w:cs="Microsoft JhengHei" w:hint="eastAsia"/>
               <w:szCs w:val="24"/>
             </w:rPr>
             <w:fldChar w:fldCharType="begin"/>
           </w:r>
           <w:r>
             <w:rPr>
-              <w:rFonts w:hint="eastAsia" w:ascii="Microsoft JhengHei" w:hAnsi="Microsoft JhengHei" w:eastAsia="Microsoft JhengHei" w:cs="Microsoft JhengHei"/>
+              <w:rFonts w:ascii="Microsoft JhengHei" w:eastAsia="Microsoft JhengHei" w:hAnsi="Microsoft JhengHei" w:cs="Microsoft JhengHei" w:hint="eastAsia"/>
               <w:szCs w:val="24"/>
             </w:rPr>
             <w:instrText xml:space="preserve"> HYPERLINK \l _Toc31312 </w:instrText>
           </w:r>
           <w:r>
             <w:rPr>
-              <w:rFonts w:hint="eastAsia" w:ascii="Microsoft JhengHei" w:hAnsi="Microsoft JhengHei" w:eastAsia="Microsoft JhengHei" w:cs="Microsoft JhengHei"/>
+              <w:rFonts w:ascii="Microsoft JhengHei" w:eastAsia="Microsoft JhengHei" w:hAnsi="Microsoft JhengHei" w:cs="Microsoft JhengHei" w:hint="eastAsia"/>
               <w:szCs w:val="24"/>
             </w:rPr>
             <w:fldChar w:fldCharType="separate"/>
@@ -3898,7 +3867,7 @@
           </w:r>
           <w:r>
             <w:rPr>
-              <w:rFonts w:hint="eastAsia" w:ascii="Microsoft JhengHei" w:hAnsi="Microsoft JhengHei" w:eastAsia="Microsoft JhengHei" w:cs="Microsoft JhengHei"/>
+              <w:rFonts w:ascii="Microsoft JhengHei" w:eastAsia="Microsoft JhengHei" w:hAnsi="Microsoft JhengHei" w:cs="Microsoft JhengHei" w:hint="eastAsia"/>
               <w:szCs w:val="24"/>
             </w:rPr>
             <w:fldChar w:fldCharType="end"/>
@@ -3906,28 +3875,28 @@
         </w:p>
         <w:p>
           <w:pPr>
-            <w:pStyle w:val="16"/>
+            <w:pStyle w:val="TOC3"/>
             <w:tabs>
               <w:tab w:val="right" w:leader="dot" w:pos="9082"/>
             </w:tabs>
           </w:pPr>
           <w:r>
             <w:rPr>
-              <w:rFonts w:hint="eastAsia" w:ascii="Microsoft JhengHei" w:hAnsi="Microsoft JhengHei" w:eastAsia="Microsoft JhengHei" w:cs="Microsoft JhengHei"/>
+              <w:rFonts w:ascii="Microsoft JhengHei" w:eastAsia="Microsoft JhengHei" w:hAnsi="Microsoft JhengHei" w:cs="Microsoft JhengHei" w:hint="eastAsia"/>
               <w:szCs w:val="24"/>
             </w:rPr>
             <w:fldChar w:fldCharType="begin"/>
           </w:r>
           <w:r>
             <w:rPr>
-              <w:rFonts w:hint="eastAsia" w:ascii="Microsoft JhengHei" w:hAnsi="Microsoft JhengHei" w:eastAsia="Microsoft JhengHei" w:cs="Microsoft JhengHei"/>
+              <w:rFonts w:ascii="Microsoft JhengHei" w:eastAsia="Microsoft JhengHei" w:hAnsi="Microsoft JhengHei" w:cs="Microsoft JhengHei" w:hint="eastAsia"/>
               <w:szCs w:val="24"/>
             </w:rPr>
             <w:instrText xml:space="preserve"> HYPERLINK \l _Toc2872 </w:instrText>
           </w:r>
           <w:r>
             <w:rPr>
-              <w:rFonts w:hint="eastAsia" w:ascii="Microsoft JhengHei" w:hAnsi="Microsoft JhengHei" w:eastAsia="Microsoft JhengHei" w:cs="Microsoft JhengHei"/>
+              <w:rFonts w:ascii="Microsoft JhengHei" w:eastAsia="Microsoft JhengHei" w:hAnsi="Microsoft JhengHei" w:cs="Microsoft JhengHei" w:hint="eastAsia"/>
               <w:szCs w:val="24"/>
             </w:rPr>
             <w:fldChar w:fldCharType="separate"/>
@@ -3961,7 +3930,7 @@
           </w:r>
           <w:r>
             <w:rPr>
-              <w:rFonts w:hint="eastAsia" w:ascii="Microsoft JhengHei" w:hAnsi="Microsoft JhengHei" w:eastAsia="Microsoft JhengHei" w:cs="Microsoft JhengHei"/>
+              <w:rFonts w:ascii="Microsoft JhengHei" w:eastAsia="Microsoft JhengHei" w:hAnsi="Microsoft JhengHei" w:cs="Microsoft JhengHei" w:hint="eastAsia"/>
               <w:szCs w:val="24"/>
             </w:rPr>
             <w:fldChar w:fldCharType="end"/>
@@ -3969,28 +3938,28 @@
         </w:p>
         <w:p>
           <w:pPr>
-            <w:pStyle w:val="26"/>
+            <w:pStyle w:val="TOC2"/>
             <w:tabs>
               <w:tab w:val="right" w:leader="dot" w:pos="9082"/>
             </w:tabs>
           </w:pPr>
           <w:r>
             <w:rPr>
-              <w:rFonts w:hint="eastAsia" w:ascii="Microsoft JhengHei" w:hAnsi="Microsoft JhengHei" w:eastAsia="Microsoft JhengHei" w:cs="Microsoft JhengHei"/>
+              <w:rFonts w:ascii="Microsoft JhengHei" w:eastAsia="Microsoft JhengHei" w:hAnsi="Microsoft JhengHei" w:cs="Microsoft JhengHei" w:hint="eastAsia"/>
               <w:szCs w:val="24"/>
             </w:rPr>
             <w:fldChar w:fldCharType="begin"/>
           </w:r>
           <w:r>
             <w:rPr>
-              <w:rFonts w:hint="eastAsia" w:ascii="Microsoft JhengHei" w:hAnsi="Microsoft JhengHei" w:eastAsia="Microsoft JhengHei" w:cs="Microsoft JhengHei"/>
+              <w:rFonts w:ascii="Microsoft JhengHei" w:eastAsia="Microsoft JhengHei" w:hAnsi="Microsoft JhengHei" w:cs="Microsoft JhengHei" w:hint="eastAsia"/>
               <w:szCs w:val="24"/>
             </w:rPr>
             <w:instrText xml:space="preserve"> HYPERLINK \l _Toc8555 </w:instrText>
           </w:r>
           <w:r>
             <w:rPr>
-              <w:rFonts w:hint="eastAsia" w:ascii="Microsoft JhengHei" w:hAnsi="Microsoft JhengHei" w:eastAsia="Microsoft JhengHei" w:cs="Microsoft JhengHei"/>
+              <w:rFonts w:ascii="Microsoft JhengHei" w:eastAsia="Microsoft JhengHei" w:hAnsi="Microsoft JhengHei" w:cs="Microsoft JhengHei" w:hint="eastAsia"/>
               <w:szCs w:val="24"/>
             </w:rPr>
             <w:fldChar w:fldCharType="separate"/>
@@ -4024,7 +3993,7 @@
           </w:r>
           <w:r>
             <w:rPr>
-              <w:rFonts w:hint="eastAsia" w:ascii="Microsoft JhengHei" w:hAnsi="Microsoft JhengHei" w:eastAsia="Microsoft JhengHei" w:cs="Microsoft JhengHei"/>
+              <w:rFonts w:ascii="Microsoft JhengHei" w:eastAsia="Microsoft JhengHei" w:hAnsi="Microsoft JhengHei" w:cs="Microsoft JhengHei" w:hint="eastAsia"/>
               <w:szCs w:val="24"/>
             </w:rPr>
             <w:fldChar w:fldCharType="end"/>
@@ -4032,28 +4001,28 @@
         </w:p>
         <w:p>
           <w:pPr>
-            <w:pStyle w:val="16"/>
+            <w:pStyle w:val="TOC3"/>
             <w:tabs>
               <w:tab w:val="right" w:leader="dot" w:pos="9082"/>
             </w:tabs>
           </w:pPr>
           <w:r>
             <w:rPr>
-              <w:rFonts w:hint="eastAsia" w:ascii="Microsoft JhengHei" w:hAnsi="Microsoft JhengHei" w:eastAsia="Microsoft JhengHei" w:cs="Microsoft JhengHei"/>
+              <w:rFonts w:ascii="Microsoft JhengHei" w:eastAsia="Microsoft JhengHei" w:hAnsi="Microsoft JhengHei" w:cs="Microsoft JhengHei" w:hint="eastAsia"/>
               <w:szCs w:val="24"/>
             </w:rPr>
             <w:fldChar w:fldCharType="begin"/>
           </w:r>
           <w:r>
             <w:rPr>
-              <w:rFonts w:hint="eastAsia" w:ascii="Microsoft JhengHei" w:hAnsi="Microsoft JhengHei" w:eastAsia="Microsoft JhengHei" w:cs="Microsoft JhengHei"/>
+              <w:rFonts w:ascii="Microsoft JhengHei" w:eastAsia="Microsoft JhengHei" w:hAnsi="Microsoft JhengHei" w:cs="Microsoft JhengHei" w:hint="eastAsia"/>
               <w:szCs w:val="24"/>
             </w:rPr>
             <w:instrText xml:space="preserve"> HYPERLINK \l _Toc9283 </w:instrText>
           </w:r>
           <w:r>
             <w:rPr>
-              <w:rFonts w:hint="eastAsia" w:ascii="Microsoft JhengHei" w:hAnsi="Microsoft JhengHei" w:eastAsia="Microsoft JhengHei" w:cs="Microsoft JhengHei"/>
+              <w:rFonts w:ascii="Microsoft JhengHei" w:eastAsia="Microsoft JhengHei" w:hAnsi="Microsoft JhengHei" w:cs="Microsoft JhengHei" w:hint="eastAsia"/>
               <w:szCs w:val="24"/>
             </w:rPr>
             <w:fldChar w:fldCharType="separate"/>
@@ -4087,7 +4056,7 @@
           </w:r>
           <w:r>
             <w:rPr>
-              <w:rFonts w:hint="eastAsia" w:ascii="Microsoft JhengHei" w:hAnsi="Microsoft JhengHei" w:eastAsia="Microsoft JhengHei" w:cs="Microsoft JhengHei"/>
+              <w:rFonts w:ascii="Microsoft JhengHei" w:eastAsia="Microsoft JhengHei" w:hAnsi="Microsoft JhengHei" w:cs="Microsoft JhengHei" w:hint="eastAsia"/>
               <w:szCs w:val="24"/>
             </w:rPr>
             <w:fldChar w:fldCharType="end"/>
@@ -4095,28 +4064,28 @@
         </w:p>
         <w:p>
           <w:pPr>
-            <w:pStyle w:val="16"/>
+            <w:pStyle w:val="TOC3"/>
             <w:tabs>
               <w:tab w:val="right" w:leader="dot" w:pos="9082"/>
             </w:tabs>
           </w:pPr>
           <w:r>
             <w:rPr>
-              <w:rFonts w:hint="eastAsia" w:ascii="Microsoft JhengHei" w:hAnsi="Microsoft JhengHei" w:eastAsia="Microsoft JhengHei" w:cs="Microsoft JhengHei"/>
+              <w:rFonts w:ascii="Microsoft JhengHei" w:eastAsia="Microsoft JhengHei" w:hAnsi="Microsoft JhengHei" w:cs="Microsoft JhengHei" w:hint="eastAsia"/>
               <w:szCs w:val="24"/>
             </w:rPr>
             <w:fldChar w:fldCharType="begin"/>
           </w:r>
           <w:r>
             <w:rPr>
-              <w:rFonts w:hint="eastAsia" w:ascii="Microsoft JhengHei" w:hAnsi="Microsoft JhengHei" w:eastAsia="Microsoft JhengHei" w:cs="Microsoft JhengHei"/>
+              <w:rFonts w:ascii="Microsoft JhengHei" w:eastAsia="Microsoft JhengHei" w:hAnsi="Microsoft JhengHei" w:cs="Microsoft JhengHei" w:hint="eastAsia"/>
               <w:szCs w:val="24"/>
             </w:rPr>
             <w:instrText xml:space="preserve"> HYPERLINK \l _Toc10968 </w:instrText>
           </w:r>
           <w:r>
             <w:rPr>
-              <w:rFonts w:hint="eastAsia" w:ascii="Microsoft JhengHei" w:hAnsi="Microsoft JhengHei" w:eastAsia="Microsoft JhengHei" w:cs="Microsoft JhengHei"/>
+              <w:rFonts w:ascii="Microsoft JhengHei" w:eastAsia="Microsoft JhengHei" w:hAnsi="Microsoft JhengHei" w:cs="Microsoft JhengHei" w:hint="eastAsia"/>
               <w:szCs w:val="24"/>
             </w:rPr>
             <w:fldChar w:fldCharType="separate"/>
@@ -4150,7 +4119,7 @@
           </w:r>
           <w:r>
             <w:rPr>
-              <w:rFonts w:hint="eastAsia" w:ascii="Microsoft JhengHei" w:hAnsi="Microsoft JhengHei" w:eastAsia="Microsoft JhengHei" w:cs="Microsoft JhengHei"/>
+              <w:rFonts w:ascii="Microsoft JhengHei" w:eastAsia="Microsoft JhengHei" w:hAnsi="Microsoft JhengHei" w:cs="Microsoft JhengHei" w:hint="eastAsia"/>
               <w:szCs w:val="24"/>
             </w:rPr>
             <w:fldChar w:fldCharType="end"/>
@@ -4158,28 +4127,28 @@
         </w:p>
         <w:p>
           <w:pPr>
-            <w:pStyle w:val="16"/>
+            <w:pStyle w:val="TOC3"/>
             <w:tabs>
               <w:tab w:val="right" w:leader="dot" w:pos="9082"/>
             </w:tabs>
           </w:pPr>
           <w:r>
             <w:rPr>
-              <w:rFonts w:hint="eastAsia" w:ascii="Microsoft JhengHei" w:hAnsi="Microsoft JhengHei" w:eastAsia="Microsoft JhengHei" w:cs="Microsoft JhengHei"/>
+              <w:rFonts w:ascii="Microsoft JhengHei" w:eastAsia="Microsoft JhengHei" w:hAnsi="Microsoft JhengHei" w:cs="Microsoft JhengHei" w:hint="eastAsia"/>
               <w:szCs w:val="24"/>
             </w:rPr>
             <w:fldChar w:fldCharType="begin"/>
           </w:r>
           <w:r>
             <w:rPr>
-              <w:rFonts w:hint="eastAsia" w:ascii="Microsoft JhengHei" w:hAnsi="Microsoft JhengHei" w:eastAsia="Microsoft JhengHei" w:cs="Microsoft JhengHei"/>
+              <w:rFonts w:ascii="Microsoft JhengHei" w:eastAsia="Microsoft JhengHei" w:hAnsi="Microsoft JhengHei" w:cs="Microsoft JhengHei" w:hint="eastAsia"/>
               <w:szCs w:val="24"/>
             </w:rPr>
             <w:instrText xml:space="preserve"> HYPERLINK \l _Toc2931 </w:instrText>
           </w:r>
           <w:r>
             <w:rPr>
-              <w:rFonts w:hint="eastAsia" w:ascii="Microsoft JhengHei" w:hAnsi="Microsoft JhengHei" w:eastAsia="Microsoft JhengHei" w:cs="Microsoft JhengHei"/>
+              <w:rFonts w:ascii="Microsoft JhengHei" w:eastAsia="Microsoft JhengHei" w:hAnsi="Microsoft JhengHei" w:cs="Microsoft JhengHei" w:hint="eastAsia"/>
               <w:szCs w:val="24"/>
             </w:rPr>
             <w:fldChar w:fldCharType="separate"/>
@@ -4213,7 +4182,7 @@
           </w:r>
           <w:r>
             <w:rPr>
-              <w:rFonts w:hint="eastAsia" w:ascii="Microsoft JhengHei" w:hAnsi="Microsoft JhengHei" w:eastAsia="Microsoft JhengHei" w:cs="Microsoft JhengHei"/>
+              <w:rFonts w:ascii="Microsoft JhengHei" w:eastAsia="Microsoft JhengHei" w:hAnsi="Microsoft JhengHei" w:cs="Microsoft JhengHei" w:hint="eastAsia"/>
               <w:szCs w:val="24"/>
             </w:rPr>
             <w:fldChar w:fldCharType="end"/>
@@ -4221,28 +4190,28 @@
         </w:p>
         <w:p>
           <w:pPr>
-            <w:pStyle w:val="16"/>
+            <w:pStyle w:val="TOC3"/>
             <w:tabs>
               <w:tab w:val="right" w:leader="dot" w:pos="9082"/>
             </w:tabs>
           </w:pPr>
           <w:r>
             <w:rPr>
-              <w:rFonts w:hint="eastAsia" w:ascii="Microsoft JhengHei" w:hAnsi="Microsoft JhengHei" w:eastAsia="Microsoft JhengHei" w:cs="Microsoft JhengHei"/>
+              <w:rFonts w:ascii="Microsoft JhengHei" w:eastAsia="Microsoft JhengHei" w:hAnsi="Microsoft JhengHei" w:cs="Microsoft JhengHei" w:hint="eastAsia"/>
               <w:szCs w:val="24"/>
             </w:rPr>
             <w:fldChar w:fldCharType="begin"/>
           </w:r>
           <w:r>
             <w:rPr>
-              <w:rFonts w:hint="eastAsia" w:ascii="Microsoft JhengHei" w:hAnsi="Microsoft JhengHei" w:eastAsia="Microsoft JhengHei" w:cs="Microsoft JhengHei"/>
+              <w:rFonts w:ascii="Microsoft JhengHei" w:eastAsia="Microsoft JhengHei" w:hAnsi="Microsoft JhengHei" w:cs="Microsoft JhengHei" w:hint="eastAsia"/>
               <w:szCs w:val="24"/>
             </w:rPr>
             <w:instrText xml:space="preserve"> HYPERLINK \l _Toc26499 </w:instrText>
           </w:r>
           <w:r>
             <w:rPr>
-              <w:rFonts w:hint="eastAsia" w:ascii="Microsoft JhengHei" w:hAnsi="Microsoft JhengHei" w:eastAsia="Microsoft JhengHei" w:cs="Microsoft JhengHei"/>
+              <w:rFonts w:ascii="Microsoft JhengHei" w:eastAsia="Microsoft JhengHei" w:hAnsi="Microsoft JhengHei" w:cs="Microsoft JhengHei" w:hint="eastAsia"/>
               <w:szCs w:val="24"/>
             </w:rPr>
             <w:fldChar w:fldCharType="separate"/>
@@ -4276,7 +4245,7 @@
           </w:r>
           <w:r>
             <w:rPr>
-              <w:rFonts w:hint="eastAsia" w:ascii="Microsoft JhengHei" w:hAnsi="Microsoft JhengHei" w:eastAsia="Microsoft JhengHei" w:cs="Microsoft JhengHei"/>
+              <w:rFonts w:ascii="Microsoft JhengHei" w:eastAsia="Microsoft JhengHei" w:hAnsi="Microsoft JhengHei" w:cs="Microsoft JhengHei" w:hint="eastAsia"/>
               <w:szCs w:val="24"/>
             </w:rPr>
             <w:fldChar w:fldCharType="end"/>
@@ -4284,28 +4253,28 @@
         </w:p>
         <w:p>
           <w:pPr>
-            <w:pStyle w:val="26"/>
+            <w:pStyle w:val="TOC2"/>
             <w:tabs>
               <w:tab w:val="right" w:leader="dot" w:pos="9082"/>
             </w:tabs>
           </w:pPr>
           <w:r>
             <w:rPr>
-              <w:rFonts w:hint="eastAsia" w:ascii="Microsoft JhengHei" w:hAnsi="Microsoft JhengHei" w:eastAsia="Microsoft JhengHei" w:cs="Microsoft JhengHei"/>
+              <w:rFonts w:ascii="Microsoft JhengHei" w:eastAsia="Microsoft JhengHei" w:hAnsi="Microsoft JhengHei" w:cs="Microsoft JhengHei" w:hint="eastAsia"/>
               <w:szCs w:val="24"/>
             </w:rPr>
             <w:fldChar w:fldCharType="begin"/>
           </w:r>
           <w:r>
             <w:rPr>
-              <w:rFonts w:hint="eastAsia" w:ascii="Microsoft JhengHei" w:hAnsi="Microsoft JhengHei" w:eastAsia="Microsoft JhengHei" w:cs="Microsoft JhengHei"/>
+              <w:rFonts w:ascii="Microsoft JhengHei" w:eastAsia="Microsoft JhengHei" w:hAnsi="Microsoft JhengHei" w:cs="Microsoft JhengHei" w:hint="eastAsia"/>
               <w:szCs w:val="24"/>
             </w:rPr>
             <w:instrText xml:space="preserve"> HYPERLINK \l _Toc2267 </w:instrText>
           </w:r>
           <w:r>
             <w:rPr>
-              <w:rFonts w:hint="eastAsia" w:ascii="Microsoft JhengHei" w:hAnsi="Microsoft JhengHei" w:eastAsia="Microsoft JhengHei" w:cs="Microsoft JhengHei"/>
+              <w:rFonts w:ascii="Microsoft JhengHei" w:eastAsia="Microsoft JhengHei" w:hAnsi="Microsoft JhengHei" w:cs="Microsoft JhengHei" w:hint="eastAsia"/>
               <w:szCs w:val="24"/>
             </w:rPr>
             <w:fldChar w:fldCharType="separate"/>
@@ -4339,7 +4308,7 @@
           </w:r>
           <w:r>
             <w:rPr>
-              <w:rFonts w:hint="eastAsia" w:ascii="Microsoft JhengHei" w:hAnsi="Microsoft JhengHei" w:eastAsia="Microsoft JhengHei" w:cs="Microsoft JhengHei"/>
+              <w:rFonts w:ascii="Microsoft JhengHei" w:eastAsia="Microsoft JhengHei" w:hAnsi="Microsoft JhengHei" w:cs="Microsoft JhengHei" w:hint="eastAsia"/>
               <w:szCs w:val="24"/>
             </w:rPr>
             <w:fldChar w:fldCharType="end"/>
@@ -4347,28 +4316,28 @@
         </w:p>
         <w:p>
           <w:pPr>
-            <w:pStyle w:val="16"/>
+            <w:pStyle w:val="TOC3"/>
             <w:tabs>
               <w:tab w:val="right" w:leader="dot" w:pos="9082"/>
             </w:tabs>
           </w:pPr>
           <w:r>
             <w:rPr>
-              <w:rFonts w:hint="eastAsia" w:ascii="Microsoft JhengHei" w:hAnsi="Microsoft JhengHei" w:eastAsia="Microsoft JhengHei" w:cs="Microsoft JhengHei"/>
+              <w:rFonts w:ascii="Microsoft JhengHei" w:eastAsia="Microsoft JhengHei" w:hAnsi="Microsoft JhengHei" w:cs="Microsoft JhengHei" w:hint="eastAsia"/>
               <w:szCs w:val="24"/>
             </w:rPr>
             <w:fldChar w:fldCharType="begin"/>
           </w:r>
           <w:r>
             <w:rPr>
-              <w:rFonts w:hint="eastAsia" w:ascii="Microsoft JhengHei" w:hAnsi="Microsoft JhengHei" w:eastAsia="Microsoft JhengHei" w:cs="Microsoft JhengHei"/>
+              <w:rFonts w:ascii="Microsoft JhengHei" w:eastAsia="Microsoft JhengHei" w:hAnsi="Microsoft JhengHei" w:cs="Microsoft JhengHei" w:hint="eastAsia"/>
               <w:szCs w:val="24"/>
             </w:rPr>
             <w:instrText xml:space="preserve"> HYPERLINK \l _Toc13991 </w:instrText>
           </w:r>
           <w:r>
             <w:rPr>
-              <w:rFonts w:hint="eastAsia" w:ascii="Microsoft JhengHei" w:hAnsi="Microsoft JhengHei" w:eastAsia="Microsoft JhengHei" w:cs="Microsoft JhengHei"/>
+              <w:rFonts w:ascii="Microsoft JhengHei" w:eastAsia="Microsoft JhengHei" w:hAnsi="Microsoft JhengHei" w:cs="Microsoft JhengHei" w:hint="eastAsia"/>
               <w:szCs w:val="24"/>
             </w:rPr>
             <w:fldChar w:fldCharType="separate"/>
@@ -4402,7 +4371,7 @@
           </w:r>
           <w:r>
             <w:rPr>
-              <w:rFonts w:hint="eastAsia" w:ascii="Microsoft JhengHei" w:hAnsi="Microsoft JhengHei" w:eastAsia="Microsoft JhengHei" w:cs="Microsoft JhengHei"/>
+              <w:rFonts w:ascii="Microsoft JhengHei" w:eastAsia="Microsoft JhengHei" w:hAnsi="Microsoft JhengHei" w:cs="Microsoft JhengHei" w:hint="eastAsia"/>
               <w:szCs w:val="24"/>
             </w:rPr>
             <w:fldChar w:fldCharType="end"/>
@@ -4410,28 +4379,28 @@
         </w:p>
         <w:p>
           <w:pPr>
-            <w:pStyle w:val="16"/>
+            <w:pStyle w:val="TOC3"/>
             <w:tabs>
               <w:tab w:val="right" w:leader="dot" w:pos="9082"/>
             </w:tabs>
           </w:pPr>
           <w:r>
             <w:rPr>
-              <w:rFonts w:hint="eastAsia" w:ascii="Microsoft JhengHei" w:hAnsi="Microsoft JhengHei" w:eastAsia="Microsoft JhengHei" w:cs="Microsoft JhengHei"/>
+              <w:rFonts w:ascii="Microsoft JhengHei" w:eastAsia="Microsoft JhengHei" w:hAnsi="Microsoft JhengHei" w:cs="Microsoft JhengHei" w:hint="eastAsia"/>
               <w:szCs w:val="24"/>
             </w:rPr>
             <w:fldChar w:fldCharType="begin"/>
           </w:r>
           <w:r>
             <w:rPr>
-              <w:rFonts w:hint="eastAsia" w:ascii="Microsoft JhengHei" w:hAnsi="Microsoft JhengHei" w:eastAsia="Microsoft JhengHei" w:cs="Microsoft JhengHei"/>
+              <w:rFonts w:ascii="Microsoft JhengHei" w:eastAsia="Microsoft JhengHei" w:hAnsi="Microsoft JhengHei" w:cs="Microsoft JhengHei" w:hint="eastAsia"/>
               <w:szCs w:val="24"/>
             </w:rPr>
             <w:instrText xml:space="preserve"> HYPERLINK \l _Toc8316 </w:instrText>
           </w:r>
           <w:r>
             <w:rPr>
-              <w:rFonts w:hint="eastAsia" w:ascii="Microsoft JhengHei" w:hAnsi="Microsoft JhengHei" w:eastAsia="Microsoft JhengHei" w:cs="Microsoft JhengHei"/>
+              <w:rFonts w:ascii="Microsoft JhengHei" w:eastAsia="Microsoft JhengHei" w:hAnsi="Microsoft JhengHei" w:cs="Microsoft JhengHei" w:hint="eastAsia"/>
               <w:szCs w:val="24"/>
             </w:rPr>
             <w:fldChar w:fldCharType="separate"/>
@@ -4465,7 +4434,7 @@
           </w:r>
           <w:r>
             <w:rPr>
-              <w:rFonts w:hint="eastAsia" w:ascii="Microsoft JhengHei" w:hAnsi="Microsoft JhengHei" w:eastAsia="Microsoft JhengHei" w:cs="Microsoft JhengHei"/>
+              <w:rFonts w:ascii="Microsoft JhengHei" w:eastAsia="Microsoft JhengHei" w:hAnsi="Microsoft JhengHei" w:cs="Microsoft JhengHei" w:hint="eastAsia"/>
               <w:szCs w:val="24"/>
             </w:rPr>
             <w:fldChar w:fldCharType="end"/>
@@ -4473,28 +4442,28 @@
         </w:p>
         <w:p>
           <w:pPr>
-            <w:pStyle w:val="16"/>
+            <w:pStyle w:val="TOC3"/>
             <w:tabs>
               <w:tab w:val="right" w:leader="dot" w:pos="9082"/>
             </w:tabs>
           </w:pPr>
           <w:r>
             <w:rPr>
-              <w:rFonts w:hint="eastAsia" w:ascii="Microsoft JhengHei" w:hAnsi="Microsoft JhengHei" w:eastAsia="Microsoft JhengHei" w:cs="Microsoft JhengHei"/>
+              <w:rFonts w:ascii="Microsoft JhengHei" w:eastAsia="Microsoft JhengHei" w:hAnsi="Microsoft JhengHei" w:cs="Microsoft JhengHei" w:hint="eastAsia"/>
               <w:szCs w:val="24"/>
             </w:rPr>
             <w:fldChar w:fldCharType="begin"/>
           </w:r>
           <w:r>
             <w:rPr>
-              <w:rFonts w:hint="eastAsia" w:ascii="Microsoft JhengHei" w:hAnsi="Microsoft JhengHei" w:eastAsia="Microsoft JhengHei" w:cs="Microsoft JhengHei"/>
+              <w:rFonts w:ascii="Microsoft JhengHei" w:eastAsia="Microsoft JhengHei" w:hAnsi="Microsoft JhengHei" w:cs="Microsoft JhengHei" w:hint="eastAsia"/>
               <w:szCs w:val="24"/>
             </w:rPr>
             <w:instrText xml:space="preserve"> HYPERLINK \l _Toc20289 </w:instrText>
           </w:r>
           <w:r>
             <w:rPr>
-              <w:rFonts w:hint="eastAsia" w:ascii="Microsoft JhengHei" w:hAnsi="Microsoft JhengHei" w:eastAsia="Microsoft JhengHei" w:cs="Microsoft JhengHei"/>
+              <w:rFonts w:ascii="Microsoft JhengHei" w:eastAsia="Microsoft JhengHei" w:hAnsi="Microsoft JhengHei" w:cs="Microsoft JhengHei" w:hint="eastAsia"/>
               <w:szCs w:val="24"/>
             </w:rPr>
             <w:fldChar w:fldCharType="separate"/>
@@ -4528,7 +4497,7 @@
           </w:r>
           <w:r>
             <w:rPr>
-              <w:rFonts w:hint="eastAsia" w:ascii="Microsoft JhengHei" w:hAnsi="Microsoft JhengHei" w:eastAsia="Microsoft JhengHei" w:cs="Microsoft JhengHei"/>
+              <w:rFonts w:ascii="Microsoft JhengHei" w:eastAsia="Microsoft JhengHei" w:hAnsi="Microsoft JhengHei" w:cs="Microsoft JhengHei" w:hint="eastAsia"/>
               <w:szCs w:val="24"/>
             </w:rPr>
             <w:fldChar w:fldCharType="end"/>
@@ -4536,28 +4505,28 @@
         </w:p>
         <w:p>
           <w:pPr>
-            <w:pStyle w:val="26"/>
+            <w:pStyle w:val="TOC2"/>
             <w:tabs>
               <w:tab w:val="right" w:leader="dot" w:pos="9082"/>
             </w:tabs>
           </w:pPr>
           <w:r>
             <w:rPr>
-              <w:rFonts w:hint="eastAsia" w:ascii="Microsoft JhengHei" w:hAnsi="Microsoft JhengHei" w:eastAsia="Microsoft JhengHei" w:cs="Microsoft JhengHei"/>
+              <w:rFonts w:ascii="Microsoft JhengHei" w:eastAsia="Microsoft JhengHei" w:hAnsi="Microsoft JhengHei" w:cs="Microsoft JhengHei" w:hint="eastAsia"/>
               <w:szCs w:val="24"/>
             </w:rPr>
             <w:fldChar w:fldCharType="begin"/>
           </w:r>
           <w:r>
             <w:rPr>
-              <w:rFonts w:hint="eastAsia" w:ascii="Microsoft JhengHei" w:hAnsi="Microsoft JhengHei" w:eastAsia="Microsoft JhengHei" w:cs="Microsoft JhengHei"/>
+              <w:rFonts w:ascii="Microsoft JhengHei" w:eastAsia="Microsoft JhengHei" w:hAnsi="Microsoft JhengHei" w:cs="Microsoft JhengHei" w:hint="eastAsia"/>
               <w:szCs w:val="24"/>
             </w:rPr>
             <w:instrText xml:space="preserve"> HYPERLINK \l _Toc27731 </w:instrText>
           </w:r>
           <w:r>
             <w:rPr>
-              <w:rFonts w:hint="eastAsia" w:ascii="Microsoft JhengHei" w:hAnsi="Microsoft JhengHei" w:eastAsia="Microsoft JhengHei" w:cs="Microsoft JhengHei"/>
+              <w:rFonts w:ascii="Microsoft JhengHei" w:eastAsia="Microsoft JhengHei" w:hAnsi="Microsoft JhengHei" w:cs="Microsoft JhengHei" w:hint="eastAsia"/>
               <w:szCs w:val="24"/>
             </w:rPr>
             <w:fldChar w:fldCharType="separate"/>
@@ -4591,7 +4560,7 @@
           </w:r>
           <w:r>
             <w:rPr>
-              <w:rFonts w:hint="eastAsia" w:ascii="Microsoft JhengHei" w:hAnsi="Microsoft JhengHei" w:eastAsia="Microsoft JhengHei" w:cs="Microsoft JhengHei"/>
+              <w:rFonts w:ascii="Microsoft JhengHei" w:eastAsia="Microsoft JhengHei" w:hAnsi="Microsoft JhengHei" w:cs="Microsoft JhengHei" w:hint="eastAsia"/>
               <w:szCs w:val="24"/>
             </w:rPr>
             <w:fldChar w:fldCharType="end"/>
@@ -4599,28 +4568,28 @@
         </w:p>
         <w:p>
           <w:pPr>
-            <w:pStyle w:val="16"/>
+            <w:pStyle w:val="TOC3"/>
             <w:tabs>
               <w:tab w:val="right" w:leader="dot" w:pos="9082"/>
             </w:tabs>
           </w:pPr>
           <w:r>
             <w:rPr>
-              <w:rFonts w:hint="eastAsia" w:ascii="Microsoft JhengHei" w:hAnsi="Microsoft JhengHei" w:eastAsia="Microsoft JhengHei" w:cs="Microsoft JhengHei"/>
+              <w:rFonts w:ascii="Microsoft JhengHei" w:eastAsia="Microsoft JhengHei" w:hAnsi="Microsoft JhengHei" w:cs="Microsoft JhengHei" w:hint="eastAsia"/>
               <w:szCs w:val="24"/>
             </w:rPr>
             <w:fldChar w:fldCharType="begin"/>
           </w:r>
           <w:r>
             <w:rPr>
-              <w:rFonts w:hint="eastAsia" w:ascii="Microsoft JhengHei" w:hAnsi="Microsoft JhengHei" w:eastAsia="Microsoft JhengHei" w:cs="Microsoft JhengHei"/>
+              <w:rFonts w:ascii="Microsoft JhengHei" w:eastAsia="Microsoft JhengHei" w:hAnsi="Microsoft JhengHei" w:cs="Microsoft JhengHei" w:hint="eastAsia"/>
               <w:szCs w:val="24"/>
             </w:rPr>
             <w:instrText xml:space="preserve"> HYPERLINK \l _Toc3697 </w:instrText>
           </w:r>
           <w:r>
             <w:rPr>
-              <w:rFonts w:hint="eastAsia" w:ascii="Microsoft JhengHei" w:hAnsi="Microsoft JhengHei" w:eastAsia="Microsoft JhengHei" w:cs="Microsoft JhengHei"/>
+              <w:rFonts w:ascii="Microsoft JhengHei" w:eastAsia="Microsoft JhengHei" w:hAnsi="Microsoft JhengHei" w:cs="Microsoft JhengHei" w:hint="eastAsia"/>
               <w:szCs w:val="24"/>
             </w:rPr>
             <w:fldChar w:fldCharType="separate"/>
@@ -4654,7 +4623,7 @@
           </w:r>
           <w:r>
             <w:rPr>
-              <w:rFonts w:hint="eastAsia" w:ascii="Microsoft JhengHei" w:hAnsi="Microsoft JhengHei" w:eastAsia="Microsoft JhengHei" w:cs="Microsoft JhengHei"/>
+              <w:rFonts w:ascii="Microsoft JhengHei" w:eastAsia="Microsoft JhengHei" w:hAnsi="Microsoft JhengHei" w:cs="Microsoft JhengHei" w:hint="eastAsia"/>
               <w:szCs w:val="24"/>
             </w:rPr>
             <w:fldChar w:fldCharType="end"/>
@@ -4662,28 +4631,28 @@
         </w:p>
         <w:p>
           <w:pPr>
-            <w:pStyle w:val="16"/>
+            <w:pStyle w:val="TOC3"/>
             <w:tabs>
               <w:tab w:val="right" w:leader="dot" w:pos="9082"/>
             </w:tabs>
           </w:pPr>
           <w:r>
             <w:rPr>
-              <w:rFonts w:hint="eastAsia" w:ascii="Microsoft JhengHei" w:hAnsi="Microsoft JhengHei" w:eastAsia="Microsoft JhengHei" w:cs="Microsoft JhengHei"/>
+              <w:rFonts w:ascii="Microsoft JhengHei" w:eastAsia="Microsoft JhengHei" w:hAnsi="Microsoft JhengHei" w:cs="Microsoft JhengHei" w:hint="eastAsia"/>
               <w:szCs w:val="24"/>
             </w:rPr>
             <w:fldChar w:fldCharType="begin"/>
           </w:r>
           <w:r>
             <w:rPr>
-              <w:rFonts w:hint="eastAsia" w:ascii="Microsoft JhengHei" w:hAnsi="Microsoft JhengHei" w:eastAsia="Microsoft JhengHei" w:cs="Microsoft JhengHei"/>
+              <w:rFonts w:ascii="Microsoft JhengHei" w:eastAsia="Microsoft JhengHei" w:hAnsi="Microsoft JhengHei" w:cs="Microsoft JhengHei" w:hint="eastAsia"/>
               <w:szCs w:val="24"/>
             </w:rPr>
             <w:instrText xml:space="preserve"> HYPERLINK \l _Toc7114 </w:instrText>
           </w:r>
           <w:r>
             <w:rPr>
-              <w:rFonts w:hint="eastAsia" w:ascii="Microsoft JhengHei" w:hAnsi="Microsoft JhengHei" w:eastAsia="Microsoft JhengHei" w:cs="Microsoft JhengHei"/>
+              <w:rFonts w:ascii="Microsoft JhengHei" w:eastAsia="Microsoft JhengHei" w:hAnsi="Microsoft JhengHei" w:cs="Microsoft JhengHei" w:hint="eastAsia"/>
               <w:szCs w:val="24"/>
             </w:rPr>
             <w:fldChar w:fldCharType="separate"/>
@@ -4717,7 +4686,7 @@
           </w:r>
           <w:r>
             <w:rPr>
-              <w:rFonts w:hint="eastAsia" w:ascii="Microsoft JhengHei" w:hAnsi="Microsoft JhengHei" w:eastAsia="Microsoft JhengHei" w:cs="Microsoft JhengHei"/>
+              <w:rFonts w:ascii="Microsoft JhengHei" w:eastAsia="Microsoft JhengHei" w:hAnsi="Microsoft JhengHei" w:cs="Microsoft JhengHei" w:hint="eastAsia"/>
               <w:szCs w:val="24"/>
             </w:rPr>
             <w:fldChar w:fldCharType="end"/>
@@ -4725,28 +4694,28 @@
         </w:p>
         <w:p>
           <w:pPr>
-            <w:pStyle w:val="16"/>
+            <w:pStyle w:val="TOC3"/>
             <w:tabs>
               <w:tab w:val="right" w:leader="dot" w:pos="9082"/>
             </w:tabs>
           </w:pPr>
           <w:r>
             <w:rPr>
-              <w:rFonts w:hint="eastAsia" w:ascii="Microsoft JhengHei" w:hAnsi="Microsoft JhengHei" w:eastAsia="Microsoft JhengHei" w:cs="Microsoft JhengHei"/>
+              <w:rFonts w:ascii="Microsoft JhengHei" w:eastAsia="Microsoft JhengHei" w:hAnsi="Microsoft JhengHei" w:cs="Microsoft JhengHei" w:hint="eastAsia"/>
               <w:szCs w:val="24"/>
             </w:rPr>
             <w:fldChar w:fldCharType="begin"/>
           </w:r>
           <w:r>
             <w:rPr>
-              <w:rFonts w:hint="eastAsia" w:ascii="Microsoft JhengHei" w:hAnsi="Microsoft JhengHei" w:eastAsia="Microsoft JhengHei" w:cs="Microsoft JhengHei"/>
+              <w:rFonts w:ascii="Microsoft JhengHei" w:eastAsia="Microsoft JhengHei" w:hAnsi="Microsoft JhengHei" w:cs="Microsoft JhengHei" w:hint="eastAsia"/>
               <w:szCs w:val="24"/>
             </w:rPr>
             <w:instrText xml:space="preserve"> HYPERLINK \l _Toc14739 </w:instrText>
           </w:r>
           <w:r>
             <w:rPr>
-              <w:rFonts w:hint="eastAsia" w:ascii="Microsoft JhengHei" w:hAnsi="Microsoft JhengHei" w:eastAsia="Microsoft JhengHei" w:cs="Microsoft JhengHei"/>
+              <w:rFonts w:ascii="Microsoft JhengHei" w:eastAsia="Microsoft JhengHei" w:hAnsi="Microsoft JhengHei" w:cs="Microsoft JhengHei" w:hint="eastAsia"/>
               <w:szCs w:val="24"/>
             </w:rPr>
             <w:fldChar w:fldCharType="separate"/>
@@ -4780,7 +4749,7 @@
           </w:r>
           <w:r>
             <w:rPr>
-              <w:rFonts w:hint="eastAsia" w:ascii="Microsoft JhengHei" w:hAnsi="Microsoft JhengHei" w:eastAsia="Microsoft JhengHei" w:cs="Microsoft JhengHei"/>
+              <w:rFonts w:ascii="Microsoft JhengHei" w:eastAsia="Microsoft JhengHei" w:hAnsi="Microsoft JhengHei" w:cs="Microsoft JhengHei" w:hint="eastAsia"/>
               <w:szCs w:val="24"/>
             </w:rPr>
             <w:fldChar w:fldCharType="end"/>
@@ -4788,28 +4757,28 @@
         </w:p>
         <w:p>
           <w:pPr>
-            <w:pStyle w:val="16"/>
+            <w:pStyle w:val="TOC3"/>
             <w:tabs>
               <w:tab w:val="right" w:leader="dot" w:pos="9082"/>
             </w:tabs>
           </w:pPr>
           <w:r>
             <w:rPr>
-              <w:rFonts w:hint="eastAsia" w:ascii="Microsoft JhengHei" w:hAnsi="Microsoft JhengHei" w:eastAsia="Microsoft JhengHei" w:cs="Microsoft JhengHei"/>
+              <w:rFonts w:ascii="Microsoft JhengHei" w:eastAsia="Microsoft JhengHei" w:hAnsi="Microsoft JhengHei" w:cs="Microsoft JhengHei" w:hint="eastAsia"/>
               <w:szCs w:val="24"/>
             </w:rPr>
             <w:fldChar w:fldCharType="begin"/>
           </w:r>
           <w:r>
             <w:rPr>
-              <w:rFonts w:hint="eastAsia" w:ascii="Microsoft JhengHei" w:hAnsi="Microsoft JhengHei" w:eastAsia="Microsoft JhengHei" w:cs="Microsoft JhengHei"/>
+              <w:rFonts w:ascii="Microsoft JhengHei" w:eastAsia="Microsoft JhengHei" w:hAnsi="Microsoft JhengHei" w:cs="Microsoft JhengHei" w:hint="eastAsia"/>
               <w:szCs w:val="24"/>
             </w:rPr>
             <w:instrText xml:space="preserve"> HYPERLINK \l _Toc27623 </w:instrText>
           </w:r>
           <w:r>
             <w:rPr>
-              <w:rFonts w:hint="eastAsia" w:ascii="Microsoft JhengHei" w:hAnsi="Microsoft JhengHei" w:eastAsia="Microsoft JhengHei" w:cs="Microsoft JhengHei"/>
+              <w:rFonts w:ascii="Microsoft JhengHei" w:eastAsia="Microsoft JhengHei" w:hAnsi="Microsoft JhengHei" w:cs="Microsoft JhengHei" w:hint="eastAsia"/>
               <w:szCs w:val="24"/>
             </w:rPr>
             <w:fldChar w:fldCharType="separate"/>
@@ -4843,7 +4812,7 @@
           </w:r>
           <w:r>
             <w:rPr>
-              <w:rFonts w:hint="eastAsia" w:ascii="Microsoft JhengHei" w:hAnsi="Microsoft JhengHei" w:eastAsia="Microsoft JhengHei" w:cs="Microsoft JhengHei"/>
+              <w:rFonts w:ascii="Microsoft JhengHei" w:eastAsia="Microsoft JhengHei" w:hAnsi="Microsoft JhengHei" w:cs="Microsoft JhengHei" w:hint="eastAsia"/>
               <w:szCs w:val="24"/>
             </w:rPr>
             <w:fldChar w:fldCharType="end"/>
@@ -4860,7 +4829,7 @@
             <w:topLinePunct w:val="0"/>
             <w:bidi w:val="0"/>
             <w:rPr>
-              <w:rFonts w:ascii="Arial" w:hAnsi="Arial" w:eastAsia="Arial" w:cs="Arial"/>
+              <w:rFonts w:ascii="Arial" w:eastAsia="Arial" w:hAnsi="Arial" w:cs="Arial"/>
               <w:snapToGrid w:val="0"/>
               <w:color w:val="000000"/>
               <w:kern w:val="0"/>
@@ -4871,7 +4840,7 @@
           </w:pPr>
           <w:r>
             <w:rPr>
-              <w:rFonts w:hint="eastAsia" w:ascii="Microsoft JhengHei" w:hAnsi="Microsoft JhengHei" w:eastAsia="Microsoft JhengHei" w:cs="Microsoft JhengHei"/>
+              <w:rFonts w:ascii="Microsoft JhengHei" w:eastAsia="Microsoft JhengHei" w:hAnsi="Microsoft JhengHei" w:cs="Microsoft JhengHei" w:hint="eastAsia"/>
               <w:szCs w:val="24"/>
             </w:rPr>
             <w:fldChar w:fldCharType="end"/>
@@ -4890,7 +4859,7 @@
         <w:topLinePunct w:val="0"/>
         <w:bidi w:val="0"/>
         <w:rPr>
-          <w:rFonts w:ascii="Arial" w:hAnsi="Arial" w:eastAsia="Arial" w:cs="Arial"/>
+          <w:rFonts w:ascii="Arial" w:eastAsia="Arial" w:hAnsi="Arial" w:cs="Arial"/>
           <w:snapToGrid w:val="0"/>
           <w:color w:val="000000"/>
           <w:kern w:val="0"/>
@@ -4901,13 +4870,13 @@
         <w:sectPr>
           <w:pgSz w:w="11906" w:h="16839"/>
           <w:pgMar w:top="1431" w:right="1236" w:bottom="1128" w:left="1588" w:header="0" w:footer="0" w:gutter="0"/>
-          <w:cols w:space="720" w:num="1"/>
+          <w:cols w:num="1" w:space="720"/>
         </w:sectPr>
       </w:pPr>
     </w:p>
     <w:p>
       <w:pPr>
-        <w:pStyle w:val="47"/>
+        <w:pStyle w:val="1"/>
         <w:keepNext w:val="0"/>
         <w:keepLines w:val="0"/>
         <w:pageBreakBefore w:val="0"/>
@@ -4917,15 +4886,15 @@
         <w:topLinePunct w:val="0"/>
         <w:bidi w:val="0"/>
       </w:pPr>
-      <w:bookmarkStart w:id="3" w:name="_Toc15068"/>
+      <w:bookmarkStart w:id="4" w:name="_Toc15068"/>
       <w:r>
         <w:t>目的</w:t>
       </w:r>
-      <w:bookmarkEnd w:id="3"/>
+      <w:bookmarkEnd w:id="4"/>
     </w:p>
     <w:p>
       <w:pPr>
-        <w:pStyle w:val="48"/>
+        <w:pStyle w:val="a"/>
         <w:keepNext w:val="0"/>
         <w:keepLines w:val="0"/>
         <w:pageBreakBefore w:val="0"/>
@@ -4941,7 +4910,7 @@
     </w:p>
     <w:p>
       <w:pPr>
-        <w:pStyle w:val="47"/>
+        <w:pStyle w:val="1"/>
         <w:keepNext w:val="0"/>
         <w:keepLines w:val="0"/>
         <w:pageBreakBefore w:val="0"/>
@@ -4951,19 +4920,19 @@
         <w:topLinePunct w:val="0"/>
         <w:bidi w:val="0"/>
       </w:pPr>
-      <w:bookmarkStart w:id="4" w:name="bookmark5"/>
-      <w:bookmarkEnd w:id="4"/>
-      <w:bookmarkStart w:id="5" w:name="bookmark4"/>
+      <w:bookmarkStart w:id="5" w:name="bookmark5"/>
       <w:bookmarkEnd w:id="5"/>
-      <w:bookmarkStart w:id="6" w:name="_Toc11107"/>
+      <w:bookmarkStart w:id="6" w:name="bookmark4"/>
+      <w:bookmarkEnd w:id="6"/>
+      <w:bookmarkStart w:id="7" w:name="_Toc11107"/>
       <w:r>
         <w:t>.适用范围</w:t>
       </w:r>
-      <w:bookmarkEnd w:id="6"/>
+      <w:bookmarkEnd w:id="7"/>
     </w:p>
     <w:p>
       <w:pPr>
-        <w:pStyle w:val="48"/>
+        <w:pStyle w:val="a"/>
         <w:keepNext w:val="0"/>
         <w:keepLines w:val="0"/>
         <w:pageBreakBefore w:val="0"/>
@@ -4979,7 +4948,7 @@
     </w:p>
     <w:p>
       <w:pPr>
-        <w:pStyle w:val="47"/>
+        <w:pStyle w:val="1"/>
         <w:keepNext w:val="0"/>
         <w:keepLines w:val="0"/>
         <w:pageBreakBefore w:val="0"/>
@@ -4989,23 +4958,23 @@
         <w:topLinePunct w:val="0"/>
         <w:bidi w:val="0"/>
       </w:pPr>
-      <w:bookmarkStart w:id="7" w:name="bookmark6"/>
-      <w:bookmarkEnd w:id="7"/>
-      <w:bookmarkStart w:id="8" w:name="bookmark9"/>
+      <w:bookmarkStart w:id="8" w:name="bookmark6"/>
       <w:bookmarkEnd w:id="8"/>
-      <w:bookmarkStart w:id="9" w:name="bookmark7"/>
+      <w:bookmarkStart w:id="9" w:name="bookmark9"/>
       <w:bookmarkEnd w:id="9"/>
-      <w:bookmarkStart w:id="10" w:name="bookmark8"/>
+      <w:bookmarkStart w:id="10" w:name="bookmark7"/>
       <w:bookmarkEnd w:id="10"/>
-      <w:bookmarkStart w:id="11" w:name="_Toc16702"/>
+      <w:bookmarkStart w:id="11" w:name="bookmark8"/>
+      <w:bookmarkEnd w:id="11"/>
+      <w:bookmarkStart w:id="12" w:name="_Toc16702"/>
       <w:r>
         <w:t>具体需求</w:t>
       </w:r>
-      <w:bookmarkEnd w:id="11"/>
+      <w:bookmarkEnd w:id="12"/>
     </w:p>
     <w:p>
       <w:pPr>
-        <w:pStyle w:val="49"/>
+        <w:pStyle w:val="2"/>
         <w:keepNext w:val="0"/>
         <w:keepLines w:val="0"/>
         <w:pageBreakBefore w:val="0"/>
@@ -5015,17 +4984,17 @@
         <w:topLinePunct w:val="0"/>
         <w:bidi w:val="0"/>
       </w:pPr>
-      <w:bookmarkStart w:id="12" w:name="bookmark117"/>
-      <w:bookmarkEnd w:id="12"/>
-      <w:bookmarkStart w:id="13" w:name="_Toc21131"/>
+      <w:bookmarkStart w:id="13" w:name="bookmark117"/>
+      <w:bookmarkEnd w:id="13"/>
+      <w:bookmarkStart w:id="14" w:name="_Toc21131"/>
       <w:r>
         <w:t>服务级别管理</w:t>
       </w:r>
-      <w:bookmarkEnd w:id="13"/>
+      <w:bookmarkEnd w:id="14"/>
     </w:p>
     <w:p>
       <w:pPr>
-        <w:pStyle w:val="50"/>
+        <w:pStyle w:val="3"/>
         <w:keepNext w:val="0"/>
         <w:keepLines w:val="0"/>
         <w:pageBreakBefore w:val="0"/>
@@ -5035,19 +5004,19 @@
         <w:topLinePunct w:val="0"/>
         <w:bidi w:val="0"/>
       </w:pPr>
-      <w:bookmarkStart w:id="14" w:name="bookmark11"/>
-      <w:bookmarkEnd w:id="14"/>
-      <w:bookmarkStart w:id="15" w:name="bookmark10"/>
+      <w:bookmarkStart w:id="15" w:name="bookmark11"/>
       <w:bookmarkEnd w:id="15"/>
-      <w:bookmarkStart w:id="16" w:name="_Toc19064"/>
+      <w:bookmarkStart w:id="16" w:name="bookmark10"/>
+      <w:bookmarkEnd w:id="16"/>
+      <w:bookmarkStart w:id="17" w:name="_Toc19064"/>
       <w:r>
         <w:t>管理范围</w:t>
       </w:r>
-      <w:bookmarkEnd w:id="16"/>
+      <w:bookmarkEnd w:id="17"/>
     </w:p>
     <w:p>
       <w:pPr>
-        <w:pStyle w:val="48"/>
+        <w:pStyle w:val="a"/>
         <w:keepNext w:val="0"/>
         <w:keepLines w:val="0"/>
         <w:pageBreakBefore w:val="0"/>
@@ -5063,7 +5032,7 @@
     </w:p>
     <w:p>
       <w:pPr>
-        <w:pStyle w:val="50"/>
+        <w:pStyle w:val="3"/>
         <w:keepNext w:val="0"/>
         <w:keepLines w:val="0"/>
         <w:pageBreakBefore w:val="0"/>
@@ -5073,19 +5042,19 @@
         <w:topLinePunct w:val="0"/>
         <w:bidi w:val="0"/>
       </w:pPr>
-      <w:bookmarkStart w:id="17" w:name="bookmark13"/>
-      <w:bookmarkEnd w:id="17"/>
-      <w:bookmarkStart w:id="18" w:name="bookmark12"/>
+      <w:bookmarkStart w:id="18" w:name="bookmark13"/>
       <w:bookmarkEnd w:id="18"/>
-      <w:bookmarkStart w:id="19" w:name="_Toc12770"/>
+      <w:bookmarkStart w:id="19" w:name="bookmark12"/>
+      <w:bookmarkEnd w:id="19"/>
+      <w:bookmarkStart w:id="20" w:name="_Toc12770"/>
       <w:r>
         <w:t>管理目标</w:t>
       </w:r>
-      <w:bookmarkEnd w:id="19"/>
+      <w:bookmarkEnd w:id="20"/>
     </w:p>
     <w:p>
       <w:pPr>
-        <w:pStyle w:val="48"/>
+        <w:pStyle w:val="a"/>
         <w:keepNext w:val="0"/>
         <w:keepLines w:val="0"/>
         <w:pageBreakBefore w:val="0"/>
@@ -5119,11 +5088,11 @@
         <w:adjustRightInd/>
         <w:snapToGrid/>
         <w:spacing w:line="360" w:lineRule="auto"/>
-        <w:ind w:left="425" w:leftChars="0" w:right="0" w:hanging="425" w:firstLineChars="0"/>
+        <w:ind w:left="425" w:right="0" w:hanging="425" w:leftChars="0" w:firstLineChars="0"/>
         <w:jc w:val="left"/>
         <w:textAlignment w:val="auto"/>
         <w:rPr>
-          <w:rFonts w:ascii="宋体" w:hAnsi="宋体" w:eastAsia="宋体" w:cs="宋体"/>
+          <w:rFonts w:ascii="宋体" w:eastAsia="宋体" w:hAnsi="宋体" w:cs="宋体"/>
           <w:spacing w:val="-1"/>
           <w:sz w:val="24"/>
           <w:szCs w:val="24"/>
@@ -5131,7 +5100,7 @@
       </w:pPr>
       <w:r>
         <w:rPr>
-          <w:rFonts w:ascii="宋体" w:hAnsi="宋体" w:eastAsia="宋体" w:cs="宋体"/>
+          <w:rFonts w:ascii="宋体" w:eastAsia="宋体" w:hAnsi="宋体" w:cs="宋体"/>
           <w:spacing w:val="-1"/>
           <w:sz w:val="24"/>
           <w:szCs w:val="24"/>
@@ -5159,11 +5128,11 @@
         <w:adjustRightInd/>
         <w:snapToGrid/>
         <w:spacing w:line="360" w:lineRule="auto"/>
-        <w:ind w:left="425" w:leftChars="0" w:right="0" w:hanging="425" w:firstLineChars="0"/>
+        <w:ind w:left="425" w:right="0" w:hanging="425" w:leftChars="0" w:firstLineChars="0"/>
         <w:jc w:val="left"/>
         <w:textAlignment w:val="auto"/>
         <w:rPr>
-          <w:rFonts w:ascii="宋体" w:hAnsi="宋体" w:eastAsia="宋体" w:cs="宋体"/>
+          <w:rFonts w:ascii="宋体" w:eastAsia="宋体" w:hAnsi="宋体" w:cs="宋体"/>
           <w:spacing w:val="-1"/>
           <w:sz w:val="24"/>
           <w:szCs w:val="24"/>
@@ -5171,7 +5140,7 @@
       </w:pPr>
       <w:r>
         <w:rPr>
-          <w:rFonts w:ascii="宋体" w:hAnsi="宋体" w:eastAsia="宋体" w:cs="宋体"/>
+          <w:rFonts w:ascii="宋体" w:eastAsia="宋体" w:hAnsi="宋体" w:cs="宋体"/>
           <w:spacing w:val="-1"/>
           <w:sz w:val="24"/>
           <w:szCs w:val="24"/>
@@ -5199,11 +5168,11 @@
         <w:adjustRightInd/>
         <w:snapToGrid/>
         <w:spacing w:line="360" w:lineRule="auto"/>
-        <w:ind w:left="425" w:leftChars="0" w:right="0" w:hanging="425" w:firstLineChars="0"/>
+        <w:ind w:left="425" w:right="0" w:hanging="425" w:leftChars="0" w:firstLineChars="0"/>
         <w:jc w:val="left"/>
         <w:textAlignment w:val="auto"/>
         <w:rPr>
-          <w:rFonts w:ascii="宋体" w:hAnsi="宋体" w:eastAsia="宋体" w:cs="宋体"/>
+          <w:rFonts w:ascii="宋体" w:eastAsia="宋体" w:hAnsi="宋体" w:cs="宋体"/>
           <w:spacing w:val="-1"/>
           <w:sz w:val="24"/>
           <w:szCs w:val="24"/>
@@ -5211,7 +5180,7 @@
       </w:pPr>
       <w:r>
         <w:rPr>
-          <w:rFonts w:ascii="宋体" w:hAnsi="宋体" w:eastAsia="宋体" w:cs="宋体"/>
+          <w:rFonts w:ascii="宋体" w:eastAsia="宋体" w:hAnsi="宋体" w:cs="宋体"/>
           <w:spacing w:val="-1"/>
           <w:sz w:val="24"/>
           <w:szCs w:val="24"/>
@@ -5221,7 +5190,7 @@
     </w:p>
     <w:p>
       <w:pPr>
-        <w:pStyle w:val="50"/>
+        <w:pStyle w:val="3"/>
         <w:keepNext w:val="0"/>
         <w:keepLines w:val="0"/>
         <w:pageBreakBefore w:val="0"/>
@@ -5231,28 +5200,28 @@
         <w:topLinePunct w:val="0"/>
         <w:bidi w:val="0"/>
       </w:pPr>
-      <w:bookmarkStart w:id="20" w:name="bookmark14"/>
-      <w:bookmarkEnd w:id="20"/>
-      <w:bookmarkStart w:id="21" w:name="bookmark15"/>
+      <w:bookmarkStart w:id="21" w:name="bookmark14"/>
       <w:bookmarkEnd w:id="21"/>
-      <w:bookmarkStart w:id="22" w:name="_Toc22018"/>
+      <w:bookmarkStart w:id="22" w:name="bookmark15"/>
+      <w:bookmarkEnd w:id="22"/>
+      <w:bookmarkStart w:id="23" w:name="_Toc22018"/>
       <w:r>
         <w:t>关键绩效指标</w:t>
       </w:r>
-      <w:bookmarkEnd w:id="22"/>
+      <w:bookmarkEnd w:id="23"/>
     </w:p>
     <w:tbl>
       <w:tblPr>
-        <w:tblStyle w:val="45"/>
+        <w:tblStyle w:val="TableNormal0"/>
         <w:tblW w:w="8314" w:type="dxa"/>
         <w:tblInd w:w="13" w:type="dxa"/>
         <w:tblBorders>
-          <w:top w:val="single" w:color="000000" w:sz="4" w:space="0"/>
-          <w:left w:val="single" w:color="000000" w:sz="4" w:space="0"/>
-          <w:bottom w:val="single" w:color="000000" w:sz="4" w:space="0"/>
-          <w:right w:val="single" w:color="000000" w:sz="4" w:space="0"/>
-          <w:insideH w:val="single" w:color="000000" w:sz="4" w:space="0"/>
-          <w:insideV w:val="single" w:color="000000" w:sz="4" w:space="0"/>
+          <w:top w:val="single" w:sz="4" w:space="0" w:color="000000"/>
+          <w:left w:val="single" w:sz="4" w:space="0" w:color="000000"/>
+          <w:bottom w:val="single" w:sz="4" w:space="0" w:color="000000"/>
+          <w:right w:val="single" w:sz="4" w:space="0" w:color="000000"/>
+          <w:insideH w:val="single" w:sz="4" w:space="0" w:color="000000"/>
+          <w:insideV w:val="single" w:sz="4" w:space="0" w:color="000000"/>
         </w:tblBorders>
         <w:tblLayout w:type="fixed"/>
         <w:tblCellMar>
@@ -5270,14 +5239,17 @@
       </w:tblGrid>
       <w:tr>
         <w:tblPrEx>
+          <w:tblW w:w="8314" w:type="dxa"/>
+          <w:tblInd w:w="13" w:type="dxa"/>
           <w:tblBorders>
-            <w:top w:val="single" w:color="000000" w:sz="4" w:space="0"/>
-            <w:left w:val="single" w:color="000000" w:sz="4" w:space="0"/>
-            <w:bottom w:val="single" w:color="000000" w:sz="4" w:space="0"/>
-            <w:right w:val="single" w:color="000000" w:sz="4" w:space="0"/>
-            <w:insideH w:val="single" w:color="000000" w:sz="4" w:space="0"/>
-            <w:insideV w:val="single" w:color="000000" w:sz="4" w:space="0"/>
+            <w:top w:val="single" w:sz="4" w:space="0" w:color="000000"/>
+            <w:left w:val="single" w:sz="4" w:space="0" w:color="000000"/>
+            <w:bottom w:val="single" w:sz="4" w:space="0" w:color="000000"/>
+            <w:right w:val="single" w:sz="4" w:space="0" w:color="000000"/>
+            <w:insideH w:val="single" w:sz="4" w:space="0" w:color="000000"/>
+            <w:insideV w:val="single" w:sz="4" w:space="0" w:color="000000"/>
           </w:tblBorders>
+          <w:tblLayout w:type="fixed"/>
           <w:tblCellMar>
             <w:top w:w="0" w:type="dxa"/>
             <w:left w:w="0" w:type="dxa"/>
@@ -5286,7 +5258,7 @@
           </w:tblCellMar>
         </w:tblPrEx>
         <w:trPr>
-          <w:trHeight w:val="591" w:hRule="atLeast"/>
+          <w:trHeight w:val="591"/>
         </w:trPr>
         <w:tc>
           <w:tcPr>
@@ -5411,14 +5383,9 @@
       </w:tr>
       <w:tr>
         <w:tblPrEx>
-          <w:tblBorders>
-            <w:top w:val="single" w:color="000000" w:sz="4" w:space="0"/>
-            <w:left w:val="single" w:color="000000" w:sz="4" w:space="0"/>
-            <w:bottom w:val="single" w:color="000000" w:sz="4" w:space="0"/>
-            <w:right w:val="single" w:color="000000" w:sz="4" w:space="0"/>
-            <w:insideH w:val="single" w:color="000000" w:sz="4" w:space="0"/>
-            <w:insideV w:val="single" w:color="000000" w:sz="4" w:space="0"/>
-          </w:tblBorders>
+          <w:tblW w:w="8314" w:type="dxa"/>
+          <w:tblInd w:w="13" w:type="dxa"/>
+          <w:tblLayout w:type="fixed"/>
           <w:tblCellMar>
             <w:top w:w="0" w:type="dxa"/>
             <w:left w:w="0" w:type="dxa"/>
@@ -5427,7 +5394,7 @@
           </w:tblCellMar>
         </w:tblPrEx>
         <w:trPr>
-          <w:trHeight w:val="661" w:hRule="atLeast"/>
+          <w:trHeight w:val="661"/>
         </w:trPr>
         <w:tc>
           <w:tcPr>
@@ -5435,7 +5402,7 @@
           </w:tcPr>
           <w:p>
             <w:pPr>
-              <w:pStyle w:val="46"/>
+              <w:pStyle w:val="TableText"/>
               <w:keepNext w:val="0"/>
               <w:keepLines w:val="0"/>
               <w:pageBreakBefore w:val="0"/>
@@ -5451,10 +5418,10 @@
                 <w:szCs w:val="18"/>
               </w:rPr>
             </w:pPr>
-            <w:bookmarkStart w:id="23" w:name="bookmark16"/>
-            <w:bookmarkEnd w:id="23"/>
-            <w:bookmarkStart w:id="24" w:name="bookmark17"/>
+            <w:bookmarkStart w:id="24" w:name="bookmark16"/>
             <w:bookmarkEnd w:id="24"/>
+            <w:bookmarkStart w:id="25" w:name="bookmark17"/>
+            <w:bookmarkEnd w:id="25"/>
             <w:r>
               <w:rPr>
                 <w:spacing w:val="-2"/>
@@ -5487,7 +5454,7 @@
           </w:tcPr>
           <w:p>
             <w:pPr>
-              <w:pStyle w:val="46"/>
+              <w:pStyle w:val="TableText"/>
               <w:keepNext w:val="0"/>
               <w:keepLines w:val="0"/>
               <w:pageBreakBefore w:val="0"/>
@@ -5519,7 +5486,7 @@
           </w:tcPr>
           <w:p>
             <w:pPr>
-              <w:pStyle w:val="44"/>
+              <w:pStyle w:val="TableParagraph"/>
               <w:keepNext w:val="0"/>
               <w:keepLines w:val="0"/>
               <w:pageBreakBefore w:val="0"/>
@@ -5553,7 +5520,7 @@
           </w:tcPr>
           <w:p>
             <w:pPr>
-              <w:pStyle w:val="46"/>
+              <w:pStyle w:val="TableText"/>
               <w:keepNext w:val="0"/>
               <w:keepLines w:val="0"/>
               <w:pageBreakBefore w:val="0"/>
@@ -5601,7 +5568,7 @@
     </w:tbl>
     <w:p>
       <w:pPr>
-        <w:pStyle w:val="50"/>
+        <w:pStyle w:val="3"/>
         <w:keepNext w:val="0"/>
         <w:keepLines w:val="0"/>
         <w:pageBreakBefore w:val="0"/>
@@ -5611,15 +5578,15 @@
         <w:topLinePunct w:val="0"/>
         <w:bidi w:val="0"/>
       </w:pPr>
-      <w:bookmarkStart w:id="25" w:name="_Toc17085"/>
+      <w:bookmarkStart w:id="26" w:name="_Toc17085"/>
       <w:r>
         <w:t>参与方</w:t>
       </w:r>
-      <w:bookmarkEnd w:id="25"/>
+      <w:bookmarkEnd w:id="26"/>
     </w:p>
     <w:p>
       <w:pPr>
-        <w:pStyle w:val="48"/>
+        <w:pStyle w:val="a"/>
         <w:keepNext w:val="0"/>
         <w:keepLines w:val="0"/>
         <w:pageBreakBefore w:val="0"/>
@@ -5645,7 +5612,7 @@
     </w:p>
     <w:p>
       <w:pPr>
-        <w:pStyle w:val="49"/>
+        <w:pStyle w:val="2"/>
         <w:keepNext w:val="0"/>
         <w:keepLines w:val="0"/>
         <w:pageBreakBefore w:val="0"/>
@@ -5659,11 +5626,11 @@
           <w:lang w:eastAsia="zh-CN"/>
         </w:rPr>
       </w:pPr>
-      <w:bookmarkStart w:id="26" w:name="bookmark19"/>
-      <w:bookmarkEnd w:id="26"/>
-      <w:bookmarkStart w:id="27" w:name="bookmark18"/>
+      <w:bookmarkStart w:id="27" w:name="bookmark19"/>
       <w:bookmarkEnd w:id="27"/>
-      <w:bookmarkStart w:id="28" w:name="_Toc30890"/>
+      <w:bookmarkStart w:id="28" w:name="bookmark18"/>
+      <w:bookmarkEnd w:id="28"/>
+      <w:bookmarkStart w:id="29" w:name="_Toc30890"/>
       <w:r>
         <w:t>服务</w:t>
       </w:r>
@@ -5674,11 +5641,11 @@
         </w:rPr>
         <w:t>报告管理</w:t>
       </w:r>
-      <w:bookmarkEnd w:id="28"/>
+      <w:bookmarkEnd w:id="29"/>
     </w:p>
     <w:p>
       <w:pPr>
-        <w:pStyle w:val="50"/>
+        <w:pStyle w:val="3"/>
         <w:keepNext w:val="0"/>
         <w:keepLines w:val="0"/>
         <w:pageBreakBefore w:val="0"/>
@@ -5688,15 +5655,15 @@
         <w:topLinePunct w:val="0"/>
         <w:bidi w:val="0"/>
       </w:pPr>
-      <w:bookmarkStart w:id="29" w:name="_Toc3127"/>
+      <w:bookmarkStart w:id="30" w:name="_Toc3127"/>
       <w:r>
         <w:t>管理范围</w:t>
       </w:r>
-      <w:bookmarkEnd w:id="29"/>
+      <w:bookmarkEnd w:id="30"/>
     </w:p>
     <w:p>
       <w:pPr>
-        <w:pStyle w:val="48"/>
+        <w:pStyle w:val="a"/>
         <w:keepNext w:val="0"/>
         <w:keepLines w:val="0"/>
         <w:pageBreakBefore w:val="0"/>
@@ -5712,7 +5679,7 @@
     </w:p>
     <w:p>
       <w:pPr>
-        <w:pStyle w:val="50"/>
+        <w:pStyle w:val="3"/>
         <w:keepNext w:val="0"/>
         <w:keepLines w:val="0"/>
         <w:pageBreakBefore w:val="0"/>
@@ -5722,19 +5689,19 @@
         <w:topLinePunct w:val="0"/>
         <w:bidi w:val="0"/>
       </w:pPr>
-      <w:bookmarkStart w:id="30" w:name="bookmark20"/>
-      <w:bookmarkEnd w:id="30"/>
-      <w:bookmarkStart w:id="31" w:name="bookmark21"/>
+      <w:bookmarkStart w:id="31" w:name="bookmark20"/>
       <w:bookmarkEnd w:id="31"/>
-      <w:bookmarkStart w:id="32" w:name="_Toc29828"/>
+      <w:bookmarkStart w:id="32" w:name="bookmark21"/>
+      <w:bookmarkEnd w:id="32"/>
+      <w:bookmarkStart w:id="33" w:name="_Toc29828"/>
       <w:r>
         <w:t>管理目标</w:t>
       </w:r>
-      <w:bookmarkEnd w:id="32"/>
+      <w:bookmarkEnd w:id="33"/>
     </w:p>
     <w:p>
       <w:pPr>
-        <w:pStyle w:val="48"/>
+        <w:pStyle w:val="a"/>
         <w:keepNext w:val="0"/>
         <w:keepLines w:val="0"/>
         <w:pageBreakBefore w:val="0"/>
@@ -5750,7 +5717,7 @@
     </w:p>
     <w:p>
       <w:pPr>
-        <w:pStyle w:val="50"/>
+        <w:pStyle w:val="3"/>
         <w:keepNext w:val="0"/>
         <w:keepLines w:val="0"/>
         <w:pageBreakBefore w:val="0"/>
@@ -5760,28 +5727,28 @@
         <w:topLinePunct w:val="0"/>
         <w:bidi w:val="0"/>
       </w:pPr>
-      <w:bookmarkStart w:id="33" w:name="bookmark23"/>
-      <w:bookmarkEnd w:id="33"/>
-      <w:bookmarkStart w:id="34" w:name="bookmark22"/>
+      <w:bookmarkStart w:id="34" w:name="bookmark23"/>
       <w:bookmarkEnd w:id="34"/>
-      <w:bookmarkStart w:id="35" w:name="_Toc18930"/>
+      <w:bookmarkStart w:id="35" w:name="bookmark22"/>
+      <w:bookmarkEnd w:id="35"/>
+      <w:bookmarkStart w:id="36" w:name="_Toc18930"/>
       <w:r>
         <w:t>关键绩效指标</w:t>
       </w:r>
-      <w:bookmarkEnd w:id="35"/>
+      <w:bookmarkEnd w:id="36"/>
     </w:p>
     <w:tbl>
       <w:tblPr>
-        <w:tblStyle w:val="45"/>
+        <w:tblStyle w:val="TableNormal0"/>
         <w:tblW w:w="8776" w:type="dxa"/>
         <w:tblInd w:w="13" w:type="dxa"/>
         <w:tblBorders>
-          <w:top w:val="single" w:color="000000" w:sz="4" w:space="0"/>
-          <w:left w:val="single" w:color="000000" w:sz="4" w:space="0"/>
-          <w:bottom w:val="single" w:color="000000" w:sz="4" w:space="0"/>
-          <w:right w:val="single" w:color="000000" w:sz="4" w:space="0"/>
-          <w:insideH w:val="single" w:color="000000" w:sz="4" w:space="0"/>
-          <w:insideV w:val="single" w:color="000000" w:sz="4" w:space="0"/>
+          <w:top w:val="single" w:sz="4" w:space="0" w:color="000000"/>
+          <w:left w:val="single" w:sz="4" w:space="0" w:color="000000"/>
+          <w:bottom w:val="single" w:sz="4" w:space="0" w:color="000000"/>
+          <w:right w:val="single" w:sz="4" w:space="0" w:color="000000"/>
+          <w:insideH w:val="single" w:sz="4" w:space="0" w:color="000000"/>
+          <w:insideV w:val="single" w:sz="4" w:space="0" w:color="000000"/>
         </w:tblBorders>
         <w:tblLayout w:type="fixed"/>
         <w:tblCellMar>
@@ -5799,14 +5766,17 @@
       </w:tblGrid>
       <w:tr>
         <w:tblPrEx>
+          <w:tblW w:w="8776" w:type="dxa"/>
+          <w:tblInd w:w="13" w:type="dxa"/>
           <w:tblBorders>
-            <w:top w:val="single" w:color="000000" w:sz="4" w:space="0"/>
-            <w:left w:val="single" w:color="000000" w:sz="4" w:space="0"/>
-            <w:bottom w:val="single" w:color="000000" w:sz="4" w:space="0"/>
-            <w:right w:val="single" w:color="000000" w:sz="4" w:space="0"/>
-            <w:insideH w:val="single" w:color="000000" w:sz="4" w:space="0"/>
-            <w:insideV w:val="single" w:color="000000" w:sz="4" w:space="0"/>
+            <w:top w:val="single" w:sz="4" w:space="0" w:color="000000"/>
+            <w:left w:val="single" w:sz="4" w:space="0" w:color="000000"/>
+            <w:bottom w:val="single" w:sz="4" w:space="0" w:color="000000"/>
+            <w:right w:val="single" w:sz="4" w:space="0" w:color="000000"/>
+            <w:insideH w:val="single" w:sz="4" w:space="0" w:color="000000"/>
+            <w:insideV w:val="single" w:sz="4" w:space="0" w:color="000000"/>
           </w:tblBorders>
+          <w:tblLayout w:type="fixed"/>
           <w:tblCellMar>
             <w:top w:w="0" w:type="dxa"/>
             <w:left w:w="0" w:type="dxa"/>
@@ -5815,7 +5785,7 @@
           </w:tblCellMar>
         </w:tblPrEx>
         <w:trPr>
-          <w:trHeight w:val="585" w:hRule="atLeast"/>
+          <w:trHeight w:val="585"/>
         </w:trPr>
         <w:tc>
           <w:tcPr>
@@ -5823,7 +5793,7 @@
           </w:tcPr>
           <w:p>
             <w:pPr>
-              <w:pStyle w:val="46"/>
+              <w:pStyle w:val="TableText"/>
               <w:keepNext w:val="0"/>
               <w:keepLines w:val="0"/>
               <w:pageBreakBefore w:val="0"/>
@@ -5835,7 +5805,7 @@
               <w:spacing w:before="205" w:line="220" w:lineRule="auto"/>
               <w:ind w:left="328"/>
               <w:rPr>
-                <w:rFonts w:hint="default" w:eastAsia="宋体"/>
+                <w:rFonts w:eastAsia="宋体" w:hint="default"/>
                 <w:spacing w:val="-2"/>
                 <w:sz w:val="18"/>
                 <w:szCs w:val="18"/>
@@ -5860,7 +5830,7 @@
           </w:tcPr>
           <w:p>
             <w:pPr>
-              <w:pStyle w:val="46"/>
+              <w:pStyle w:val="TableText"/>
               <w:keepNext w:val="0"/>
               <w:keepLines w:val="0"/>
               <w:pageBreakBefore w:val="0"/>
@@ -5871,7 +5841,7 @@
               <w:bidi w:val="0"/>
               <w:spacing w:before="205" w:line="220" w:lineRule="auto"/>
               <w:rPr>
-                <w:rFonts w:hint="default" w:eastAsia="宋体"/>
+                <w:rFonts w:eastAsia="宋体" w:hint="default"/>
                 <w:spacing w:val="-1"/>
                 <w:sz w:val="18"/>
                 <w:szCs w:val="18"/>
@@ -5896,7 +5866,7 @@
           </w:tcPr>
           <w:p>
             <w:pPr>
-              <w:pStyle w:val="46"/>
+              <w:pStyle w:val="TableText"/>
               <w:keepNext w:val="0"/>
               <w:keepLines w:val="0"/>
               <w:pageBreakBefore w:val="0"/>
@@ -5908,7 +5878,7 @@
               <w:spacing w:before="205" w:line="220" w:lineRule="auto"/>
               <w:ind w:left="321" w:leftChars="0"/>
               <w:rPr>
-                <w:rFonts w:hint="default" w:eastAsia="宋体"/>
+                <w:rFonts w:eastAsia="宋体" w:hint="default"/>
                 <w:spacing w:val="-3"/>
                 <w:sz w:val="18"/>
                 <w:szCs w:val="18"/>
@@ -5934,7 +5904,7 @@
           </w:tcPr>
           <w:p>
             <w:pPr>
-              <w:pStyle w:val="46"/>
+              <w:pStyle w:val="TableText"/>
               <w:keepNext w:val="0"/>
               <w:keepLines w:val="0"/>
               <w:pageBreakBefore w:val="0"/>
@@ -5946,7 +5916,7 @@
               <w:spacing w:before="230" w:line="238" w:lineRule="auto"/>
               <w:ind w:left="436" w:leftChars="0"/>
               <w:rPr>
-                <w:rFonts w:hint="eastAsia" w:eastAsia="宋体"/>
+                <w:rFonts w:eastAsia="宋体" w:hint="eastAsia"/>
                 <w:spacing w:val="-5"/>
                 <w:sz w:val="18"/>
                 <w:szCs w:val="18"/>
@@ -5968,14 +5938,9 @@
       </w:tr>
       <w:tr>
         <w:tblPrEx>
-          <w:tblBorders>
-            <w:top w:val="single" w:color="000000" w:sz="4" w:space="0"/>
-            <w:left w:val="single" w:color="000000" w:sz="4" w:space="0"/>
-            <w:bottom w:val="single" w:color="000000" w:sz="4" w:space="0"/>
-            <w:right w:val="single" w:color="000000" w:sz="4" w:space="0"/>
-            <w:insideH w:val="single" w:color="000000" w:sz="4" w:space="0"/>
-            <w:insideV w:val="single" w:color="000000" w:sz="4" w:space="0"/>
-          </w:tblBorders>
+          <w:tblW w:w="8776" w:type="dxa"/>
+          <w:tblInd w:w="13" w:type="dxa"/>
+          <w:tblLayout w:type="fixed"/>
           <w:tblCellMar>
             <w:top w:w="0" w:type="dxa"/>
             <w:left w:w="0" w:type="dxa"/>
@@ -5984,7 +5949,7 @@
           </w:tblCellMar>
         </w:tblPrEx>
         <w:trPr>
-          <w:trHeight w:val="689" w:hRule="atLeast"/>
+          <w:trHeight w:val="689"/>
         </w:trPr>
         <w:tc>
           <w:tcPr>
@@ -5993,7 +5958,7 @@
           </w:tcPr>
           <w:p>
             <w:pPr>
-              <w:pStyle w:val="46"/>
+              <w:pStyle w:val="TableText"/>
               <w:keepNext w:val="0"/>
               <w:keepLines w:val="0"/>
               <w:pageBreakBefore w:val="0"/>
@@ -6003,9 +5968,9 @@
               <w:topLinePunct w:val="0"/>
               <w:bidi w:val="0"/>
               <w:spacing w:before="94" w:line="300" w:lineRule="auto"/>
-              <w:ind w:left="606" w:leftChars="0" w:right="145" w:rightChars="0" w:hanging="458" w:firstLineChars="0"/>
-              <w:rPr>
-                <w:rFonts w:ascii="宋体" w:hAnsi="宋体" w:eastAsia="宋体" w:cs="宋体"/>
+              <w:ind w:left="606" w:right="145" w:hanging="458" w:leftChars="0" w:rightChars="0" w:firstLineChars="0"/>
+              <w:rPr>
+                <w:rFonts w:ascii="宋体" w:eastAsia="宋体" w:hAnsi="宋体" w:cs="宋体"/>
                 <w:snapToGrid w:val="0"/>
                 <w:color w:val="000000"/>
                 <w:kern w:val="0"/>
@@ -6039,7 +6004,7 @@
           </w:tcPr>
           <w:p>
             <w:pPr>
-              <w:pStyle w:val="46"/>
+              <w:pStyle w:val="TableText"/>
               <w:keepNext w:val="0"/>
               <w:keepLines w:val="0"/>
               <w:pageBreakBefore w:val="0"/>
@@ -6051,7 +6016,7 @@
               <w:spacing w:before="94" w:line="218" w:lineRule="auto"/>
               <w:ind w:left="184" w:leftChars="0"/>
               <w:rPr>
-                <w:rFonts w:hint="default" w:ascii="宋体" w:hAnsi="宋体" w:eastAsia="宋体" w:cs="宋体"/>
+                <w:rFonts w:ascii="宋体" w:eastAsia="宋体" w:hAnsi="宋体" w:cs="宋体" w:hint="default"/>
                 <w:snapToGrid w:val="0"/>
                 <w:color w:val="000000"/>
                 <w:kern w:val="0"/>
@@ -6095,7 +6060,7 @@
           </w:tcPr>
           <w:p>
             <w:pPr>
-              <w:pStyle w:val="46"/>
+              <w:pStyle w:val="TableText"/>
               <w:keepNext w:val="0"/>
               <w:keepLines w:val="0"/>
               <w:pageBreakBefore w:val="0"/>
@@ -6107,7 +6072,7 @@
               <w:spacing w:before="256" w:line="220" w:lineRule="auto"/>
               <w:ind w:left="321" w:leftChars="0"/>
               <w:rPr>
-                <w:rFonts w:ascii="宋体" w:hAnsi="宋体" w:eastAsia="宋体" w:cs="宋体"/>
+                <w:rFonts w:ascii="宋体" w:eastAsia="宋体" w:hAnsi="宋体" w:cs="宋体"/>
                 <w:snapToGrid w:val="0"/>
                 <w:color w:val="000000"/>
                 <w:kern w:val="0"/>
@@ -6133,7 +6098,7 @@
           </w:tcPr>
           <w:p>
             <w:pPr>
-              <w:pStyle w:val="46"/>
+              <w:pStyle w:val="TableText"/>
               <w:keepNext w:val="0"/>
               <w:keepLines w:val="0"/>
               <w:pageBreakBefore w:val="0"/>
@@ -6145,7 +6110,7 @@
               <w:spacing w:before="282" w:line="238" w:lineRule="auto"/>
               <w:ind w:left="436" w:leftChars="0"/>
               <w:rPr>
-                <w:rFonts w:ascii="宋体" w:hAnsi="宋体" w:eastAsia="宋体" w:cs="宋体"/>
+                <w:rFonts w:ascii="宋体" w:eastAsia="宋体" w:hAnsi="宋体" w:cs="宋体"/>
                 <w:snapToGrid w:val="0"/>
                 <w:color w:val="000000"/>
                 <w:kern w:val="0"/>
@@ -6168,7 +6133,7 @@
     </w:tbl>
     <w:p>
       <w:pPr>
-        <w:pStyle w:val="50"/>
+        <w:pStyle w:val="3"/>
         <w:keepNext w:val="0"/>
         <w:keepLines w:val="0"/>
         <w:pageBreakBefore w:val="0"/>
@@ -6178,19 +6143,19 @@
         <w:topLinePunct w:val="0"/>
         <w:bidi w:val="0"/>
       </w:pPr>
-      <w:bookmarkStart w:id="36" w:name="bookmark24"/>
-      <w:bookmarkEnd w:id="36"/>
-      <w:bookmarkStart w:id="37" w:name="bookmark25"/>
+      <w:bookmarkStart w:id="37" w:name="bookmark24"/>
       <w:bookmarkEnd w:id="37"/>
-      <w:bookmarkStart w:id="38" w:name="_Toc31003"/>
+      <w:bookmarkStart w:id="38" w:name="bookmark25"/>
+      <w:bookmarkEnd w:id="38"/>
+      <w:bookmarkStart w:id="39" w:name="_Toc31003"/>
       <w:r>
         <w:t>参与方</w:t>
       </w:r>
-      <w:bookmarkEnd w:id="38"/>
+      <w:bookmarkEnd w:id="39"/>
     </w:p>
     <w:p>
       <w:pPr>
-        <w:pStyle w:val="48"/>
+        <w:pStyle w:val="a"/>
         <w:keepNext w:val="0"/>
         <w:keepLines w:val="0"/>
         <w:pageBreakBefore w:val="0"/>
@@ -6216,7 +6181,7 @@
     </w:p>
     <w:p>
       <w:pPr>
-        <w:pStyle w:val="49"/>
+        <w:pStyle w:val="2"/>
         <w:keepNext w:val="0"/>
         <w:keepLines w:val="0"/>
         <w:pageBreakBefore w:val="0"/>
@@ -6226,19 +6191,19 @@
         <w:topLinePunct w:val="0"/>
         <w:bidi w:val="0"/>
       </w:pPr>
-      <w:bookmarkStart w:id="39" w:name="bookmark26"/>
-      <w:bookmarkEnd w:id="39"/>
-      <w:bookmarkStart w:id="40" w:name="bookmark27"/>
+      <w:bookmarkStart w:id="40" w:name="bookmark26"/>
       <w:bookmarkEnd w:id="40"/>
-      <w:bookmarkStart w:id="41" w:name="_Toc3572"/>
+      <w:bookmarkStart w:id="41" w:name="bookmark27"/>
+      <w:bookmarkEnd w:id="41"/>
+      <w:bookmarkStart w:id="42" w:name="_Toc3572"/>
       <w:r>
         <w:t>事件管理</w:t>
       </w:r>
-      <w:bookmarkEnd w:id="41"/>
+      <w:bookmarkEnd w:id="42"/>
     </w:p>
     <w:p>
       <w:pPr>
-        <w:pStyle w:val="50"/>
+        <w:pStyle w:val="3"/>
         <w:keepNext w:val="0"/>
         <w:keepLines w:val="0"/>
         <w:pageBreakBefore w:val="0"/>
@@ -6248,19 +6213,19 @@
         <w:topLinePunct w:val="0"/>
         <w:bidi w:val="0"/>
       </w:pPr>
-      <w:bookmarkStart w:id="42" w:name="bookmark28"/>
-      <w:bookmarkEnd w:id="42"/>
-      <w:bookmarkStart w:id="43" w:name="bookmark29"/>
+      <w:bookmarkStart w:id="43" w:name="bookmark28"/>
       <w:bookmarkEnd w:id="43"/>
-      <w:bookmarkStart w:id="44" w:name="_Toc5729"/>
+      <w:bookmarkStart w:id="44" w:name="bookmark29"/>
+      <w:bookmarkEnd w:id="44"/>
+      <w:bookmarkStart w:id="45" w:name="_Toc5729"/>
       <w:r>
         <w:t>管理范围</w:t>
       </w:r>
-      <w:bookmarkEnd w:id="44"/>
+      <w:bookmarkEnd w:id="45"/>
     </w:p>
     <w:p>
       <w:pPr>
-        <w:pStyle w:val="48"/>
+        <w:pStyle w:val="a"/>
         <w:keepNext w:val="0"/>
         <w:keepLines w:val="0"/>
         <w:pageBreakBefore w:val="0"/>
@@ -6276,7 +6241,7 @@
     </w:p>
     <w:p>
       <w:pPr>
-        <w:pStyle w:val="50"/>
+        <w:pStyle w:val="3"/>
         <w:keepNext w:val="0"/>
         <w:keepLines w:val="0"/>
         <w:pageBreakBefore w:val="0"/>
@@ -6286,19 +6251,19 @@
         <w:topLinePunct w:val="0"/>
         <w:bidi w:val="0"/>
       </w:pPr>
-      <w:bookmarkStart w:id="45" w:name="bookmark31"/>
-      <w:bookmarkEnd w:id="45"/>
-      <w:bookmarkStart w:id="46" w:name="bookmark30"/>
+      <w:bookmarkStart w:id="46" w:name="bookmark31"/>
       <w:bookmarkEnd w:id="46"/>
-      <w:bookmarkStart w:id="47" w:name="_Toc24162"/>
+      <w:bookmarkStart w:id="47" w:name="bookmark30"/>
+      <w:bookmarkEnd w:id="47"/>
+      <w:bookmarkStart w:id="48" w:name="_Toc24162"/>
       <w:r>
         <w:t>管理目标</w:t>
       </w:r>
-      <w:bookmarkEnd w:id="47"/>
+      <w:bookmarkEnd w:id="48"/>
     </w:p>
     <w:p>
       <w:pPr>
-        <w:pStyle w:val="48"/>
+        <w:pStyle w:val="a"/>
         <w:keepNext w:val="0"/>
         <w:keepLines w:val="0"/>
         <w:pageBreakBefore w:val="0"/>
@@ -6314,7 +6279,7 @@
     </w:p>
     <w:p>
       <w:pPr>
-        <w:pStyle w:val="50"/>
+        <w:pStyle w:val="3"/>
         <w:keepNext w:val="0"/>
         <w:keepLines w:val="0"/>
         <w:pageBreakBefore w:val="0"/>
@@ -6324,28 +6289,28 @@
         <w:topLinePunct w:val="0"/>
         <w:bidi w:val="0"/>
       </w:pPr>
-      <w:bookmarkStart w:id="48" w:name="bookmark32"/>
-      <w:bookmarkEnd w:id="48"/>
-      <w:bookmarkStart w:id="49" w:name="bookmark33"/>
+      <w:bookmarkStart w:id="49" w:name="bookmark32"/>
       <w:bookmarkEnd w:id="49"/>
-      <w:bookmarkStart w:id="50" w:name="_Toc32757"/>
+      <w:bookmarkStart w:id="50" w:name="bookmark33"/>
+      <w:bookmarkEnd w:id="50"/>
+      <w:bookmarkStart w:id="51" w:name="_Toc32757"/>
       <w:r>
         <w:t>关键绩效指标</w:t>
       </w:r>
-      <w:bookmarkEnd w:id="50"/>
+      <w:bookmarkEnd w:id="51"/>
     </w:p>
     <w:tbl>
       <w:tblPr>
-        <w:tblStyle w:val="45"/>
+        <w:tblStyle w:val="TableNormal0"/>
         <w:tblW w:w="8601" w:type="dxa"/>
         <w:tblInd w:w="13" w:type="dxa"/>
         <w:tblBorders>
-          <w:top w:val="single" w:color="000000" w:sz="4" w:space="0"/>
-          <w:left w:val="single" w:color="000000" w:sz="4" w:space="0"/>
-          <w:bottom w:val="single" w:color="000000" w:sz="4" w:space="0"/>
-          <w:right w:val="single" w:color="000000" w:sz="4" w:space="0"/>
-          <w:insideH w:val="single" w:color="000000" w:sz="4" w:space="0"/>
-          <w:insideV w:val="single" w:color="000000" w:sz="4" w:space="0"/>
+          <w:top w:val="single" w:sz="4" w:space="0" w:color="000000"/>
+          <w:left w:val="single" w:sz="4" w:space="0" w:color="000000"/>
+          <w:bottom w:val="single" w:sz="4" w:space="0" w:color="000000"/>
+          <w:right w:val="single" w:sz="4" w:space="0" w:color="000000"/>
+          <w:insideH w:val="single" w:sz="4" w:space="0" w:color="000000"/>
+          <w:insideV w:val="single" w:sz="4" w:space="0" w:color="000000"/>
         </w:tblBorders>
         <w:tblLayout w:type="fixed"/>
         <w:tblCellMar>
@@ -6363,14 +6328,17 @@
       </w:tblGrid>
       <w:tr>
         <w:tblPrEx>
+          <w:tblW w:w="8601" w:type="dxa"/>
+          <w:tblInd w:w="13" w:type="dxa"/>
           <w:tblBorders>
-            <w:top w:val="single" w:color="000000" w:sz="4" w:space="0"/>
-            <w:left w:val="single" w:color="000000" w:sz="4" w:space="0"/>
-            <w:bottom w:val="single" w:color="000000" w:sz="4" w:space="0"/>
-            <w:right w:val="single" w:color="000000" w:sz="4" w:space="0"/>
-            <w:insideH w:val="single" w:color="000000" w:sz="4" w:space="0"/>
-            <w:insideV w:val="single" w:color="000000" w:sz="4" w:space="0"/>
+            <w:top w:val="single" w:sz="4" w:space="0" w:color="000000"/>
+            <w:left w:val="single" w:sz="4" w:space="0" w:color="000000"/>
+            <w:bottom w:val="single" w:sz="4" w:space="0" w:color="000000"/>
+            <w:right w:val="single" w:sz="4" w:space="0" w:color="000000"/>
+            <w:insideH w:val="single" w:sz="4" w:space="0" w:color="000000"/>
+            <w:insideV w:val="single" w:sz="4" w:space="0" w:color="000000"/>
           </w:tblBorders>
+          <w:tblLayout w:type="fixed"/>
           <w:tblCellMar>
             <w:top w:w="0" w:type="dxa"/>
             <w:left w:w="0" w:type="dxa"/>
@@ -6379,7 +6347,7 @@
           </w:tblCellMar>
         </w:tblPrEx>
         <w:trPr>
-          <w:trHeight w:val="585" w:hRule="atLeast"/>
+          <w:trHeight w:val="585"/>
         </w:trPr>
         <w:tc>
           <w:tcPr>
@@ -6387,7 +6355,7 @@
           </w:tcPr>
           <w:p>
             <w:pPr>
-              <w:pStyle w:val="46"/>
+              <w:pStyle w:val="TableText"/>
               <w:keepNext w:val="0"/>
               <w:keepLines w:val="0"/>
               <w:pageBreakBefore w:val="0"/>
@@ -6399,7 +6367,7 @@
               <w:spacing w:before="205" w:line="220" w:lineRule="auto"/>
               <w:ind w:left="328"/>
               <w:rPr>
-                <w:rFonts w:hint="default" w:eastAsia="宋体"/>
+                <w:rFonts w:eastAsia="宋体" w:hint="default"/>
                 <w:spacing w:val="-2"/>
                 <w:sz w:val="18"/>
                 <w:szCs w:val="18"/>
@@ -6424,7 +6392,7 @@
           </w:tcPr>
           <w:p>
             <w:pPr>
-              <w:pStyle w:val="46"/>
+              <w:pStyle w:val="TableText"/>
               <w:keepNext w:val="0"/>
               <w:keepLines w:val="0"/>
               <w:pageBreakBefore w:val="0"/>
@@ -6435,7 +6403,7 @@
               <w:bidi w:val="0"/>
               <w:spacing w:before="205" w:line="220" w:lineRule="auto"/>
               <w:rPr>
-                <w:rFonts w:hint="default" w:eastAsia="宋体"/>
+                <w:rFonts w:eastAsia="宋体" w:hint="default"/>
                 <w:spacing w:val="-1"/>
                 <w:sz w:val="18"/>
                 <w:szCs w:val="18"/>
@@ -6460,7 +6428,7 @@
           </w:tcPr>
           <w:p>
             <w:pPr>
-              <w:pStyle w:val="46"/>
+              <w:pStyle w:val="TableText"/>
               <w:keepNext w:val="0"/>
               <w:keepLines w:val="0"/>
               <w:pageBreakBefore w:val="0"/>
@@ -6498,7 +6466,7 @@
           </w:tcPr>
           <w:p>
             <w:pPr>
-              <w:pStyle w:val="46"/>
+              <w:pStyle w:val="TableText"/>
               <w:keepNext w:val="0"/>
               <w:keepLines w:val="0"/>
               <w:pageBreakBefore w:val="0"/>
@@ -6532,14 +6500,9 @@
       </w:tr>
       <w:tr>
         <w:tblPrEx>
-          <w:tblBorders>
-            <w:top w:val="single" w:color="000000" w:sz="4" w:space="0"/>
-            <w:left w:val="single" w:color="000000" w:sz="4" w:space="0"/>
-            <w:bottom w:val="single" w:color="000000" w:sz="4" w:space="0"/>
-            <w:right w:val="single" w:color="000000" w:sz="4" w:space="0"/>
-            <w:insideH w:val="single" w:color="000000" w:sz="4" w:space="0"/>
-            <w:insideV w:val="single" w:color="000000" w:sz="4" w:space="0"/>
-          </w:tblBorders>
+          <w:tblW w:w="8601" w:type="dxa"/>
+          <w:tblInd w:w="13" w:type="dxa"/>
+          <w:tblLayout w:type="fixed"/>
           <w:tblCellMar>
             <w:top w:w="0" w:type="dxa"/>
             <w:left w:w="0" w:type="dxa"/>
@@ -6548,7 +6511,7 @@
           </w:tblCellMar>
         </w:tblPrEx>
         <w:trPr>
-          <w:trHeight w:val="585" w:hRule="atLeast"/>
+          <w:trHeight w:val="585"/>
         </w:trPr>
         <w:tc>
           <w:tcPr>
@@ -6556,7 +6519,7 @@
           </w:tcPr>
           <w:p>
             <w:pPr>
-              <w:pStyle w:val="46"/>
+              <w:pStyle w:val="TableText"/>
               <w:keepNext w:val="0"/>
               <w:keepLines w:val="0"/>
               <w:pageBreakBefore w:val="0"/>
@@ -6588,7 +6551,7 @@
           </w:tcPr>
           <w:p>
             <w:pPr>
-              <w:pStyle w:val="46"/>
+              <w:pStyle w:val="TableText"/>
               <w:keepNext w:val="0"/>
               <w:keepLines w:val="0"/>
               <w:pageBreakBefore w:val="0"/>
@@ -6599,7 +6562,7 @@
               <w:bidi w:val="0"/>
               <w:spacing w:before="205" w:line="220" w:lineRule="auto"/>
               <w:rPr>
-                <w:rFonts w:hint="default" w:eastAsia="宋体"/>
+                <w:rFonts w:eastAsia="宋体" w:hint="default"/>
                 <w:sz w:val="18"/>
                 <w:szCs w:val="18"/>
                 <w:lang w:val="en-US" w:eastAsia="zh-CN"/>
@@ -6631,7 +6594,7 @@
           </w:tcPr>
           <w:p>
             <w:pPr>
-              <w:pStyle w:val="46"/>
+              <w:pStyle w:val="TableText"/>
               <w:keepNext w:val="0"/>
               <w:keepLines w:val="0"/>
               <w:pageBreakBefore w:val="0"/>
@@ -6669,7 +6632,7 @@
           </w:tcPr>
           <w:p>
             <w:pPr>
-              <w:pStyle w:val="46"/>
+              <w:pStyle w:val="TableText"/>
               <w:keepNext w:val="0"/>
               <w:keepLines w:val="0"/>
               <w:pageBreakBefore w:val="0"/>
@@ -6703,14 +6666,9 @@
       </w:tr>
       <w:tr>
         <w:tblPrEx>
-          <w:tblBorders>
-            <w:top w:val="single" w:color="000000" w:sz="4" w:space="0"/>
-            <w:left w:val="single" w:color="000000" w:sz="4" w:space="0"/>
-            <w:bottom w:val="single" w:color="000000" w:sz="4" w:space="0"/>
-            <w:right w:val="single" w:color="000000" w:sz="4" w:space="0"/>
-            <w:insideH w:val="single" w:color="000000" w:sz="4" w:space="0"/>
-            <w:insideV w:val="single" w:color="000000" w:sz="4" w:space="0"/>
-          </w:tblBorders>
+          <w:tblW w:w="8601" w:type="dxa"/>
+          <w:tblInd w:w="13" w:type="dxa"/>
+          <w:tblLayout w:type="fixed"/>
           <w:tblCellMar>
             <w:top w:w="0" w:type="dxa"/>
             <w:left w:w="0" w:type="dxa"/>
@@ -6719,7 +6677,7 @@
           </w:tblCellMar>
         </w:tblPrEx>
         <w:trPr>
-          <w:trHeight w:val="651" w:hRule="atLeast"/>
+          <w:trHeight w:val="651"/>
         </w:trPr>
         <w:tc>
           <w:tcPr>
@@ -6727,7 +6685,7 @@
           </w:tcPr>
           <w:p>
             <w:pPr>
-              <w:pStyle w:val="46"/>
+              <w:pStyle w:val="TableText"/>
               <w:keepNext w:val="0"/>
               <w:keepLines w:val="0"/>
               <w:pageBreakBefore w:val="0"/>
@@ -6739,7 +6697,7 @@
               <w:spacing w:before="75" w:line="290" w:lineRule="auto"/>
               <w:ind w:left="702" w:right="145" w:hanging="554"/>
               <w:rPr>
-                <w:rFonts w:hint="default" w:eastAsia="宋体"/>
+                <w:rFonts w:eastAsia="宋体" w:hint="default"/>
                 <w:sz w:val="18"/>
                 <w:szCs w:val="18"/>
                 <w:lang w:val="en-US" w:eastAsia="zh-CN"/>
@@ -6763,7 +6721,7 @@
           </w:tcPr>
           <w:p>
             <w:pPr>
-              <w:pStyle w:val="46"/>
+              <w:pStyle w:val="TableText"/>
               <w:keepNext w:val="0"/>
               <w:keepLines w:val="0"/>
               <w:pageBreakBefore w:val="0"/>
@@ -6794,7 +6752,7 @@
           </w:tcPr>
           <w:p>
             <w:pPr>
-              <w:pStyle w:val="46"/>
+              <w:pStyle w:val="TableText"/>
               <w:keepNext w:val="0"/>
               <w:keepLines w:val="0"/>
               <w:pageBreakBefore w:val="0"/>
@@ -6832,7 +6790,7 @@
           </w:tcPr>
           <w:p>
             <w:pPr>
-              <w:pStyle w:val="46"/>
+              <w:pStyle w:val="TableText"/>
               <w:keepNext w:val="0"/>
               <w:keepLines w:val="0"/>
               <w:pageBreakBefore w:val="0"/>
@@ -6866,14 +6824,9 @@
       </w:tr>
       <w:tr>
         <w:tblPrEx>
-          <w:tblBorders>
-            <w:top w:val="single" w:color="000000" w:sz="4" w:space="0"/>
-            <w:left w:val="single" w:color="000000" w:sz="4" w:space="0"/>
-            <w:bottom w:val="single" w:color="000000" w:sz="4" w:space="0"/>
-            <w:right w:val="single" w:color="000000" w:sz="4" w:space="0"/>
-            <w:insideH w:val="single" w:color="000000" w:sz="4" w:space="0"/>
-            <w:insideV w:val="single" w:color="000000" w:sz="4" w:space="0"/>
-          </w:tblBorders>
+          <w:tblW w:w="8601" w:type="dxa"/>
+          <w:tblInd w:w="13" w:type="dxa"/>
+          <w:tblLayout w:type="fixed"/>
           <w:tblCellMar>
             <w:top w:w="0" w:type="dxa"/>
             <w:left w:w="0" w:type="dxa"/>
@@ -6882,7 +6835,7 @@
           </w:tblCellMar>
         </w:tblPrEx>
         <w:trPr>
-          <w:trHeight w:val="651" w:hRule="atLeast"/>
+          <w:trHeight w:val="651"/>
         </w:trPr>
         <w:tc>
           <w:tcPr>
@@ -6890,7 +6843,7 @@
           </w:tcPr>
           <w:p>
             <w:pPr>
-              <w:pStyle w:val="46"/>
+              <w:pStyle w:val="TableText"/>
               <w:keepNext w:val="0"/>
               <w:keepLines w:val="0"/>
               <w:pageBreakBefore w:val="0"/>
@@ -6929,7 +6882,7 @@
           </w:tcPr>
           <w:p>
             <w:pPr>
-              <w:pStyle w:val="46"/>
+              <w:pStyle w:val="TableText"/>
               <w:keepNext w:val="0"/>
               <w:keepLines w:val="0"/>
               <w:pageBreakBefore w:val="0"/>
@@ -6941,7 +6894,7 @@
               <w:spacing w:before="76" w:line="220" w:lineRule="auto"/>
               <w:ind w:left="185"/>
               <w:rPr>
-                <w:rFonts w:hint="default" w:eastAsia="宋体"/>
+                <w:rFonts w:eastAsia="宋体" w:hint="default"/>
                 <w:sz w:val="18"/>
                 <w:szCs w:val="18"/>
                 <w:lang w:val="en-US" w:eastAsia="zh-CN"/>
@@ -6981,7 +6934,7 @@
           </w:tcPr>
           <w:p>
             <w:pPr>
-              <w:pStyle w:val="46"/>
+              <w:pStyle w:val="TableText"/>
               <w:keepNext w:val="0"/>
               <w:keepLines w:val="0"/>
               <w:pageBreakBefore w:val="0"/>
@@ -7019,7 +6972,7 @@
           </w:tcPr>
           <w:p>
             <w:pPr>
-              <w:pStyle w:val="46"/>
+              <w:pStyle w:val="TableText"/>
               <w:keepNext w:val="0"/>
               <w:keepLines w:val="0"/>
               <w:pageBreakBefore w:val="0"/>
@@ -7054,7 +7007,7 @@
     </w:tbl>
     <w:p>
       <w:pPr>
-        <w:pStyle w:val="50"/>
+        <w:pStyle w:val="3"/>
         <w:keepNext w:val="0"/>
         <w:keepLines w:val="0"/>
         <w:pageBreakBefore w:val="0"/>
@@ -7064,19 +7017,19 @@
         <w:topLinePunct w:val="0"/>
         <w:bidi w:val="0"/>
       </w:pPr>
-      <w:bookmarkStart w:id="51" w:name="bookmark34"/>
-      <w:bookmarkEnd w:id="51"/>
-      <w:bookmarkStart w:id="52" w:name="bookmark35"/>
+      <w:bookmarkStart w:id="52" w:name="bookmark34"/>
       <w:bookmarkEnd w:id="52"/>
-      <w:bookmarkStart w:id="53" w:name="_Toc5674"/>
+      <w:bookmarkStart w:id="53" w:name="bookmark35"/>
+      <w:bookmarkEnd w:id="53"/>
+      <w:bookmarkStart w:id="54" w:name="_Toc5674"/>
       <w:r>
         <w:t>参与方</w:t>
       </w:r>
-      <w:bookmarkEnd w:id="53"/>
+      <w:bookmarkEnd w:id="54"/>
     </w:p>
     <w:p>
       <w:pPr>
-        <w:pStyle w:val="48"/>
+        <w:pStyle w:val="a"/>
         <w:keepNext w:val="0"/>
         <w:keepLines w:val="0"/>
         <w:pageBreakBefore w:val="0"/>
@@ -7102,7 +7055,7 @@
     </w:p>
     <w:p>
       <w:pPr>
-        <w:pStyle w:val="49"/>
+        <w:pStyle w:val="2"/>
         <w:keepNext w:val="0"/>
         <w:keepLines w:val="0"/>
         <w:pageBreakBefore w:val="0"/>
@@ -7112,19 +7065,19 @@
         <w:topLinePunct w:val="0"/>
         <w:bidi w:val="0"/>
       </w:pPr>
-      <w:bookmarkStart w:id="54" w:name="bookmark36"/>
-      <w:bookmarkEnd w:id="54"/>
-      <w:bookmarkStart w:id="55" w:name="bookmark37"/>
+      <w:bookmarkStart w:id="55" w:name="bookmark36"/>
       <w:bookmarkEnd w:id="55"/>
-      <w:bookmarkStart w:id="56" w:name="_Toc27568"/>
+      <w:bookmarkStart w:id="56" w:name="bookmark37"/>
+      <w:bookmarkEnd w:id="56"/>
+      <w:bookmarkStart w:id="57" w:name="_Toc27568"/>
       <w:r>
         <w:t>问题管理</w:t>
       </w:r>
-      <w:bookmarkEnd w:id="56"/>
+      <w:bookmarkEnd w:id="57"/>
     </w:p>
     <w:p>
       <w:pPr>
-        <w:pStyle w:val="50"/>
+        <w:pStyle w:val="3"/>
         <w:keepNext w:val="0"/>
         <w:keepLines w:val="0"/>
         <w:pageBreakBefore w:val="0"/>
@@ -7134,39 +7087,39 @@
         <w:topLinePunct w:val="0"/>
         <w:bidi w:val="0"/>
       </w:pPr>
-      <w:bookmarkStart w:id="57" w:name="bookmark96"/>
-      <w:bookmarkEnd w:id="57"/>
-      <w:bookmarkStart w:id="58" w:name="bookmark99"/>
+      <w:bookmarkStart w:id="58" w:name="bookmark96"/>
       <w:bookmarkEnd w:id="58"/>
-      <w:bookmarkStart w:id="59" w:name="bookmark93"/>
+      <w:bookmarkStart w:id="59" w:name="bookmark99"/>
       <w:bookmarkEnd w:id="59"/>
-      <w:bookmarkStart w:id="60" w:name="bookmark102"/>
+      <w:bookmarkStart w:id="60" w:name="bookmark93"/>
       <w:bookmarkEnd w:id="60"/>
-      <w:bookmarkStart w:id="61" w:name="bookmark105"/>
+      <w:bookmarkStart w:id="61" w:name="bookmark102"/>
       <w:bookmarkEnd w:id="61"/>
-      <w:bookmarkStart w:id="62" w:name="bookmark39"/>
+      <w:bookmarkStart w:id="62" w:name="bookmark105"/>
       <w:bookmarkEnd w:id="62"/>
-      <w:bookmarkStart w:id="63" w:name="bookmark114"/>
+      <w:bookmarkStart w:id="63" w:name="bookmark39"/>
       <w:bookmarkEnd w:id="63"/>
-      <w:bookmarkStart w:id="64" w:name="bookmark108"/>
+      <w:bookmarkStart w:id="64" w:name="bookmark114"/>
       <w:bookmarkEnd w:id="64"/>
-      <w:bookmarkStart w:id="65" w:name="bookmark38"/>
+      <w:bookmarkStart w:id="65" w:name="bookmark108"/>
       <w:bookmarkEnd w:id="65"/>
-      <w:bookmarkStart w:id="66" w:name="bookmark111"/>
+      <w:bookmarkStart w:id="66" w:name="bookmark38"/>
       <w:bookmarkEnd w:id="66"/>
-      <w:bookmarkStart w:id="67" w:name="bookmark90"/>
+      <w:bookmarkStart w:id="67" w:name="bookmark111"/>
       <w:bookmarkEnd w:id="67"/>
-      <w:bookmarkStart w:id="68" w:name="bookmark87"/>
+      <w:bookmarkStart w:id="68" w:name="bookmark90"/>
       <w:bookmarkEnd w:id="68"/>
-      <w:bookmarkStart w:id="69" w:name="_Toc18392"/>
+      <w:bookmarkStart w:id="69" w:name="bookmark87"/>
+      <w:bookmarkEnd w:id="69"/>
+      <w:bookmarkStart w:id="70" w:name="_Toc18392"/>
       <w:r>
         <w:t>管理范围</w:t>
       </w:r>
-      <w:bookmarkEnd w:id="69"/>
+      <w:bookmarkEnd w:id="70"/>
     </w:p>
     <w:p>
       <w:pPr>
-        <w:pStyle w:val="48"/>
+        <w:pStyle w:val="a"/>
         <w:keepNext w:val="0"/>
         <w:keepLines w:val="0"/>
         <w:pageBreakBefore w:val="0"/>
@@ -7182,7 +7135,7 @@
     </w:p>
     <w:p>
       <w:pPr>
-        <w:pStyle w:val="50"/>
+        <w:pStyle w:val="3"/>
         <w:keepNext w:val="0"/>
         <w:keepLines w:val="0"/>
         <w:pageBreakBefore w:val="0"/>
@@ -7192,19 +7145,19 @@
         <w:topLinePunct w:val="0"/>
         <w:bidi w:val="0"/>
       </w:pPr>
-      <w:bookmarkStart w:id="70" w:name="bookmark41"/>
-      <w:bookmarkEnd w:id="70"/>
-      <w:bookmarkStart w:id="71" w:name="bookmark40"/>
+      <w:bookmarkStart w:id="71" w:name="bookmark41"/>
       <w:bookmarkEnd w:id="71"/>
-      <w:bookmarkStart w:id="72" w:name="_Toc28068"/>
+      <w:bookmarkStart w:id="72" w:name="bookmark40"/>
+      <w:bookmarkEnd w:id="72"/>
+      <w:bookmarkStart w:id="73" w:name="_Toc28068"/>
       <w:r>
         <w:t>管理目标</w:t>
       </w:r>
-      <w:bookmarkEnd w:id="72"/>
+      <w:bookmarkEnd w:id="73"/>
     </w:p>
     <w:p>
       <w:pPr>
-        <w:pStyle w:val="48"/>
+        <w:pStyle w:val="a"/>
         <w:keepNext w:val="0"/>
         <w:keepLines w:val="0"/>
         <w:pageBreakBefore w:val="0"/>
@@ -7220,7 +7173,7 @@
     </w:p>
     <w:p>
       <w:pPr>
-        <w:pStyle w:val="50"/>
+        <w:pStyle w:val="3"/>
         <w:keepNext w:val="0"/>
         <w:keepLines w:val="0"/>
         <w:pageBreakBefore w:val="0"/>
@@ -7230,28 +7183,28 @@
         <w:topLinePunct w:val="0"/>
         <w:bidi w:val="0"/>
       </w:pPr>
-      <w:bookmarkStart w:id="73" w:name="bookmark43"/>
-      <w:bookmarkEnd w:id="73"/>
-      <w:bookmarkStart w:id="74" w:name="bookmark42"/>
+      <w:bookmarkStart w:id="74" w:name="bookmark43"/>
       <w:bookmarkEnd w:id="74"/>
-      <w:bookmarkStart w:id="75" w:name="_Toc7205"/>
+      <w:bookmarkStart w:id="75" w:name="bookmark42"/>
+      <w:bookmarkEnd w:id="75"/>
+      <w:bookmarkStart w:id="76" w:name="_Toc7205"/>
       <w:r>
         <w:t>关键绩效指标</w:t>
       </w:r>
-      <w:bookmarkEnd w:id="75"/>
+      <w:bookmarkEnd w:id="76"/>
     </w:p>
     <w:tbl>
       <w:tblPr>
-        <w:tblStyle w:val="45"/>
+        <w:tblStyle w:val="TableNormal0"/>
         <w:tblW w:w="8647" w:type="dxa"/>
         <w:tblInd w:w="13" w:type="dxa"/>
         <w:tblBorders>
-          <w:top w:val="single" w:color="000000" w:sz="4" w:space="0"/>
-          <w:left w:val="single" w:color="000000" w:sz="4" w:space="0"/>
-          <w:bottom w:val="single" w:color="000000" w:sz="4" w:space="0"/>
-          <w:right w:val="single" w:color="000000" w:sz="4" w:space="0"/>
-          <w:insideH w:val="single" w:color="000000" w:sz="4" w:space="0"/>
-          <w:insideV w:val="single" w:color="000000" w:sz="4" w:space="0"/>
+          <w:top w:val="single" w:sz="4" w:space="0" w:color="000000"/>
+          <w:left w:val="single" w:sz="4" w:space="0" w:color="000000"/>
+          <w:bottom w:val="single" w:sz="4" w:space="0" w:color="000000"/>
+          <w:right w:val="single" w:sz="4" w:space="0" w:color="000000"/>
+          <w:insideH w:val="single" w:sz="4" w:space="0" w:color="000000"/>
+          <w:insideV w:val="single" w:sz="4" w:space="0" w:color="000000"/>
         </w:tblBorders>
         <w:tblLayout w:type="fixed"/>
         <w:tblCellMar>
@@ -7269,14 +7222,17 @@
       </w:tblGrid>
       <w:tr>
         <w:tblPrEx>
+          <w:tblW w:w="8647" w:type="dxa"/>
+          <w:tblInd w:w="13" w:type="dxa"/>
           <w:tblBorders>
-            <w:top w:val="single" w:color="000000" w:sz="4" w:space="0"/>
-            <w:left w:val="single" w:color="000000" w:sz="4" w:space="0"/>
-            <w:bottom w:val="single" w:color="000000" w:sz="4" w:space="0"/>
-            <w:right w:val="single" w:color="000000" w:sz="4" w:space="0"/>
-            <w:insideH w:val="single" w:color="000000" w:sz="4" w:space="0"/>
-            <w:insideV w:val="single" w:color="000000" w:sz="4" w:space="0"/>
+            <w:top w:val="single" w:sz="4" w:space="0" w:color="000000"/>
+            <w:left w:val="single" w:sz="4" w:space="0" w:color="000000"/>
+            <w:bottom w:val="single" w:sz="4" w:space="0" w:color="000000"/>
+            <w:right w:val="single" w:sz="4" w:space="0" w:color="000000"/>
+            <w:insideH w:val="single" w:sz="4" w:space="0" w:color="000000"/>
+            <w:insideV w:val="single" w:sz="4" w:space="0" w:color="000000"/>
           </w:tblBorders>
+          <w:tblLayout w:type="fixed"/>
           <w:tblCellMar>
             <w:top w:w="0" w:type="dxa"/>
             <w:left w:w="0" w:type="dxa"/>
@@ -7285,7 +7241,7 @@
           </w:tblCellMar>
         </w:tblPrEx>
         <w:trPr>
-          <w:trHeight w:val="651" w:hRule="atLeast"/>
+          <w:trHeight w:val="651"/>
         </w:trPr>
         <w:tc>
           <w:tcPr>
@@ -7304,7 +7260,7 @@
               <w:bidi w:val="0"/>
               <w:jc w:val="center"/>
               <w:rPr>
-                <w:rFonts w:hint="default" w:ascii="Arial" w:hAnsi="Arial" w:eastAsia="Arial" w:cs="Arial"/>
+                <w:rFonts w:ascii="Arial" w:eastAsia="Arial" w:hAnsi="Arial" w:cs="Arial" w:hint="default"/>
                 <w:snapToGrid w:val="0"/>
                 <w:color w:val="000000"/>
                 <w:kern w:val="0"/>
@@ -7339,7 +7295,7 @@
               <w:bidi w:val="0"/>
               <w:jc w:val="center"/>
               <w:rPr>
-                <w:rFonts w:hint="default" w:ascii="Arial" w:hAnsi="Arial" w:eastAsia="Arial" w:cs="Arial"/>
+                <w:rFonts w:ascii="Arial" w:eastAsia="Arial" w:hAnsi="Arial" w:cs="Arial" w:hint="default"/>
                 <w:snapToGrid w:val="0"/>
                 <w:color w:val="000000"/>
                 <w:kern w:val="0"/>
@@ -7374,7 +7330,7 @@
               <w:bidi w:val="0"/>
               <w:jc w:val="center"/>
               <w:rPr>
-                <w:rFonts w:hint="eastAsia" w:ascii="Arial" w:hAnsi="Arial" w:eastAsia="Arial" w:cs="Arial"/>
+                <w:rFonts w:ascii="Arial" w:eastAsia="Arial" w:hAnsi="Arial" w:cs="Arial" w:hint="eastAsia"/>
                 <w:snapToGrid w:val="0"/>
                 <w:color w:val="000000"/>
                 <w:kern w:val="0"/>
@@ -7409,7 +7365,7 @@
               <w:bidi w:val="0"/>
               <w:jc w:val="center"/>
               <w:rPr>
-                <w:rFonts w:hint="eastAsia" w:ascii="Arial" w:hAnsi="Arial" w:eastAsia="Arial" w:cs="Arial"/>
+                <w:rFonts w:ascii="Arial" w:eastAsia="Arial" w:hAnsi="Arial" w:cs="Arial" w:hint="eastAsia"/>
                 <w:snapToGrid w:val="0"/>
                 <w:color w:val="000000"/>
                 <w:kern w:val="0"/>
@@ -7430,14 +7386,9 @@
       </w:tr>
       <w:tr>
         <w:tblPrEx>
-          <w:tblBorders>
-            <w:top w:val="single" w:color="000000" w:sz="4" w:space="0"/>
-            <w:left w:val="single" w:color="000000" w:sz="4" w:space="0"/>
-            <w:bottom w:val="single" w:color="000000" w:sz="4" w:space="0"/>
-            <w:right w:val="single" w:color="000000" w:sz="4" w:space="0"/>
-            <w:insideH w:val="single" w:color="000000" w:sz="4" w:space="0"/>
-            <w:insideV w:val="single" w:color="000000" w:sz="4" w:space="0"/>
-          </w:tblBorders>
+          <w:tblW w:w="8647" w:type="dxa"/>
+          <w:tblInd w:w="13" w:type="dxa"/>
+          <w:tblLayout w:type="fixed"/>
           <w:tblCellMar>
             <w:top w:w="0" w:type="dxa"/>
             <w:left w:w="0" w:type="dxa"/>
@@ -7446,7 +7397,7 @@
           </w:tblCellMar>
         </w:tblPrEx>
         <w:trPr>
-          <w:trHeight w:val="651" w:hRule="atLeast"/>
+          <w:trHeight w:val="651"/>
         </w:trPr>
         <w:tc>
           <w:tcPr>
@@ -7532,7 +7483,7 @@
     </w:tbl>
     <w:p>
       <w:pPr>
-        <w:pStyle w:val="50"/>
+        <w:pStyle w:val="3"/>
         <w:keepNext w:val="0"/>
         <w:keepLines w:val="0"/>
         <w:pageBreakBefore w:val="0"/>
@@ -7542,19 +7493,19 @@
         <w:topLinePunct w:val="0"/>
         <w:bidi w:val="0"/>
       </w:pPr>
-      <w:bookmarkStart w:id="76" w:name="bookmark45"/>
-      <w:bookmarkEnd w:id="76"/>
-      <w:bookmarkStart w:id="77" w:name="bookmark44"/>
+      <w:bookmarkStart w:id="77" w:name="bookmark45"/>
       <w:bookmarkEnd w:id="77"/>
-      <w:bookmarkStart w:id="78" w:name="_Toc1254"/>
+      <w:bookmarkStart w:id="78" w:name="bookmark44"/>
+      <w:bookmarkEnd w:id="78"/>
+      <w:bookmarkStart w:id="79" w:name="_Toc1254"/>
       <w:r>
         <w:t>参与方</w:t>
       </w:r>
-      <w:bookmarkEnd w:id="78"/>
+      <w:bookmarkEnd w:id="79"/>
     </w:p>
     <w:p>
       <w:pPr>
-        <w:pStyle w:val="48"/>
+        <w:pStyle w:val="a"/>
         <w:keepNext w:val="0"/>
         <w:keepLines w:val="0"/>
         <w:pageBreakBefore w:val="0"/>
@@ -7580,7 +7531,7 @@
     </w:p>
     <w:p>
       <w:pPr>
-        <w:pStyle w:val="49"/>
+        <w:pStyle w:val="2"/>
         <w:keepNext w:val="0"/>
         <w:keepLines w:val="0"/>
         <w:pageBreakBefore w:val="0"/>
@@ -7590,19 +7541,19 @@
         <w:topLinePunct w:val="0"/>
         <w:bidi w:val="0"/>
       </w:pPr>
-      <w:bookmarkStart w:id="79" w:name="bookmark46"/>
-      <w:bookmarkEnd w:id="79"/>
-      <w:bookmarkStart w:id="80" w:name="bookmark47"/>
+      <w:bookmarkStart w:id="80" w:name="bookmark46"/>
       <w:bookmarkEnd w:id="80"/>
-      <w:bookmarkStart w:id="81" w:name="_Toc12809"/>
+      <w:bookmarkStart w:id="81" w:name="bookmark47"/>
+      <w:bookmarkEnd w:id="81"/>
+      <w:bookmarkStart w:id="82" w:name="_Toc12809"/>
       <w:r>
         <w:t>变更管理</w:t>
       </w:r>
-      <w:bookmarkEnd w:id="81"/>
+      <w:bookmarkEnd w:id="82"/>
     </w:p>
     <w:p>
       <w:pPr>
-        <w:pStyle w:val="50"/>
+        <w:pStyle w:val="3"/>
         <w:keepNext w:val="0"/>
         <w:keepLines w:val="0"/>
         <w:pageBreakBefore w:val="0"/>
@@ -7612,19 +7563,19 @@
         <w:topLinePunct w:val="0"/>
         <w:bidi w:val="0"/>
       </w:pPr>
-      <w:bookmarkStart w:id="82" w:name="bookmark49"/>
-      <w:bookmarkEnd w:id="82"/>
-      <w:bookmarkStart w:id="83" w:name="bookmark48"/>
+      <w:bookmarkStart w:id="83" w:name="bookmark49"/>
       <w:bookmarkEnd w:id="83"/>
-      <w:bookmarkStart w:id="84" w:name="_Toc26590"/>
+      <w:bookmarkStart w:id="84" w:name="bookmark48"/>
+      <w:bookmarkEnd w:id="84"/>
+      <w:bookmarkStart w:id="85" w:name="_Toc26590"/>
       <w:r>
         <w:t>管理范围</w:t>
       </w:r>
-      <w:bookmarkEnd w:id="84"/>
+      <w:bookmarkEnd w:id="85"/>
     </w:p>
     <w:p>
       <w:pPr>
-        <w:pStyle w:val="48"/>
+        <w:pStyle w:val="a"/>
         <w:keepNext w:val="0"/>
         <w:keepLines w:val="0"/>
         <w:pageBreakBefore w:val="0"/>
@@ -7640,7 +7591,7 @@
     </w:p>
     <w:p>
       <w:pPr>
-        <w:pStyle w:val="50"/>
+        <w:pStyle w:val="3"/>
         <w:keepNext w:val="0"/>
         <w:keepLines w:val="0"/>
         <w:pageBreakBefore w:val="0"/>
@@ -7650,19 +7601,19 @@
         <w:topLinePunct w:val="0"/>
         <w:bidi w:val="0"/>
       </w:pPr>
-      <w:bookmarkStart w:id="85" w:name="bookmark51"/>
-      <w:bookmarkEnd w:id="85"/>
-      <w:bookmarkStart w:id="86" w:name="bookmark50"/>
+      <w:bookmarkStart w:id="86" w:name="bookmark51"/>
       <w:bookmarkEnd w:id="86"/>
-      <w:bookmarkStart w:id="87" w:name="_Toc29782"/>
+      <w:bookmarkStart w:id="87" w:name="bookmark50"/>
+      <w:bookmarkEnd w:id="87"/>
+      <w:bookmarkStart w:id="88" w:name="_Toc29782"/>
       <w:r>
         <w:t>管理目标</w:t>
       </w:r>
-      <w:bookmarkEnd w:id="87"/>
+      <w:bookmarkEnd w:id="88"/>
     </w:p>
     <w:p>
       <w:pPr>
-        <w:pStyle w:val="48"/>
+        <w:pStyle w:val="a"/>
         <w:keepNext w:val="0"/>
         <w:keepLines w:val="0"/>
         <w:pageBreakBefore w:val="0"/>
@@ -7678,7 +7629,7 @@
     </w:p>
     <w:p>
       <w:pPr>
-        <w:pStyle w:val="50"/>
+        <w:pStyle w:val="3"/>
         <w:keepNext w:val="0"/>
         <w:keepLines w:val="0"/>
         <w:pageBreakBefore w:val="0"/>
@@ -7688,28 +7639,28 @@
         <w:topLinePunct w:val="0"/>
         <w:bidi w:val="0"/>
       </w:pPr>
-      <w:bookmarkStart w:id="88" w:name="bookmark52"/>
-      <w:bookmarkEnd w:id="88"/>
-      <w:bookmarkStart w:id="89" w:name="bookmark53"/>
+      <w:bookmarkStart w:id="89" w:name="bookmark52"/>
       <w:bookmarkEnd w:id="89"/>
-      <w:bookmarkStart w:id="90" w:name="_Toc21495"/>
+      <w:bookmarkStart w:id="90" w:name="bookmark53"/>
+      <w:bookmarkEnd w:id="90"/>
+      <w:bookmarkStart w:id="91" w:name="_Toc21495"/>
       <w:r>
         <w:t>关键绩效指标</w:t>
       </w:r>
-      <w:bookmarkEnd w:id="90"/>
+      <w:bookmarkEnd w:id="91"/>
     </w:p>
     <w:tbl>
       <w:tblPr>
-        <w:tblStyle w:val="45"/>
+        <w:tblStyle w:val="TableNormal0"/>
         <w:tblW w:w="8407" w:type="dxa"/>
         <w:tblInd w:w="13" w:type="dxa"/>
         <w:tblBorders>
-          <w:top w:val="single" w:color="000000" w:sz="4" w:space="0"/>
-          <w:left w:val="single" w:color="000000" w:sz="4" w:space="0"/>
-          <w:bottom w:val="single" w:color="000000" w:sz="4" w:space="0"/>
-          <w:right w:val="single" w:color="000000" w:sz="4" w:space="0"/>
-          <w:insideH w:val="single" w:color="000000" w:sz="4" w:space="0"/>
-          <w:insideV w:val="single" w:color="000000" w:sz="4" w:space="0"/>
+          <w:top w:val="single" w:sz="4" w:space="0" w:color="000000"/>
+          <w:left w:val="single" w:sz="4" w:space="0" w:color="000000"/>
+          <w:bottom w:val="single" w:sz="4" w:space="0" w:color="000000"/>
+          <w:right w:val="single" w:sz="4" w:space="0" w:color="000000"/>
+          <w:insideH w:val="single" w:sz="4" w:space="0" w:color="000000"/>
+          <w:insideV w:val="single" w:sz="4" w:space="0" w:color="000000"/>
         </w:tblBorders>
         <w:tblLayout w:type="fixed"/>
         <w:tblCellMar>
@@ -7727,14 +7678,17 @@
       </w:tblGrid>
       <w:tr>
         <w:tblPrEx>
+          <w:tblW w:w="8407" w:type="dxa"/>
+          <w:tblInd w:w="13" w:type="dxa"/>
           <w:tblBorders>
-            <w:top w:val="single" w:color="000000" w:sz="4" w:space="0"/>
-            <w:left w:val="single" w:color="000000" w:sz="4" w:space="0"/>
-            <w:bottom w:val="single" w:color="000000" w:sz="4" w:space="0"/>
-            <w:right w:val="single" w:color="000000" w:sz="4" w:space="0"/>
-            <w:insideH w:val="single" w:color="000000" w:sz="4" w:space="0"/>
-            <w:insideV w:val="single" w:color="000000" w:sz="4" w:space="0"/>
+            <w:top w:val="single" w:sz="4" w:space="0" w:color="000000"/>
+            <w:left w:val="single" w:sz="4" w:space="0" w:color="000000"/>
+            <w:bottom w:val="single" w:sz="4" w:space="0" w:color="000000"/>
+            <w:right w:val="single" w:sz="4" w:space="0" w:color="000000"/>
+            <w:insideH w:val="single" w:sz="4" w:space="0" w:color="000000"/>
+            <w:insideV w:val="single" w:sz="4" w:space="0" w:color="000000"/>
           </w:tblBorders>
+          <w:tblLayout w:type="fixed"/>
           <w:tblCellMar>
             <w:top w:w="0" w:type="dxa"/>
             <w:left w:w="0" w:type="dxa"/>
@@ -7743,7 +7697,7 @@
           </w:tblCellMar>
         </w:tblPrEx>
         <w:trPr>
-          <w:trHeight w:val="540" w:hRule="atLeast"/>
+          <w:trHeight w:val="540"/>
         </w:trPr>
         <w:tc>
           <w:tcPr>
@@ -7762,7 +7716,7 @@
               <w:bidi w:val="0"/>
               <w:jc w:val="center"/>
               <w:rPr>
-                <w:rFonts w:hint="default" w:ascii="Arial" w:hAnsi="Arial" w:eastAsia="Arial" w:cs="Arial"/>
+                <w:rFonts w:ascii="Arial" w:eastAsia="Arial" w:hAnsi="Arial" w:cs="Arial" w:hint="default"/>
                 <w:snapToGrid w:val="0"/>
                 <w:color w:val="000000"/>
                 <w:kern w:val="0"/>
@@ -7797,7 +7751,7 @@
               <w:bidi w:val="0"/>
               <w:jc w:val="center"/>
               <w:rPr>
-                <w:rFonts w:hint="default" w:ascii="Arial" w:hAnsi="Arial" w:eastAsia="Arial" w:cs="Arial"/>
+                <w:rFonts w:ascii="Arial" w:eastAsia="Arial" w:hAnsi="Arial" w:cs="Arial" w:hint="default"/>
                 <w:snapToGrid w:val="0"/>
                 <w:color w:val="000000"/>
                 <w:kern w:val="0"/>
@@ -7832,7 +7786,7 @@
               <w:bidi w:val="0"/>
               <w:jc w:val="center"/>
               <w:rPr>
-                <w:rFonts w:hint="eastAsia" w:ascii="Arial" w:hAnsi="Arial" w:eastAsia="Arial" w:cs="Arial"/>
+                <w:rFonts w:ascii="Arial" w:eastAsia="Arial" w:hAnsi="Arial" w:cs="Arial" w:hint="eastAsia"/>
                 <w:snapToGrid w:val="0"/>
                 <w:color w:val="000000"/>
                 <w:kern w:val="0"/>
@@ -7867,7 +7821,7 @@
               <w:bidi w:val="0"/>
               <w:jc w:val="center"/>
               <w:rPr>
-                <w:rFonts w:hint="eastAsia" w:ascii="Arial" w:hAnsi="Arial" w:eastAsia="Arial" w:cs="Arial"/>
+                <w:rFonts w:ascii="Arial" w:eastAsia="Arial" w:hAnsi="Arial" w:cs="Arial" w:hint="eastAsia"/>
                 <w:snapToGrid w:val="0"/>
                 <w:color w:val="000000"/>
                 <w:kern w:val="0"/>
@@ -7888,17 +7842,18 @@
       </w:tr>
       <w:tr>
         <w:tblPrEx>
-          <w:tblBorders>
-            <w:top w:val="single" w:color="000000" w:sz="4" w:space="0"/>
-            <w:left w:val="single" w:color="000000" w:sz="4" w:space="0"/>
-            <w:bottom w:val="single" w:color="000000" w:sz="4" w:space="0"/>
-            <w:right w:val="single" w:color="000000" w:sz="4" w:space="0"/>
-            <w:insideH w:val="single" w:color="000000" w:sz="4" w:space="0"/>
-            <w:insideV w:val="single" w:color="000000" w:sz="4" w:space="0"/>
-          </w:tblBorders>
+          <w:tblW w:w="8407" w:type="dxa"/>
+          <w:tblInd w:w="13" w:type="dxa"/>
+          <w:tblLayout w:type="fixed"/>
+          <w:tblCellMar>
+            <w:top w:w="0" w:type="dxa"/>
+            <w:left w:w="0" w:type="dxa"/>
+            <w:bottom w:w="0" w:type="dxa"/>
+            <w:right w:w="0" w:type="dxa"/>
+          </w:tblCellMar>
         </w:tblPrEx>
         <w:trPr>
-          <w:trHeight w:val="540" w:hRule="atLeast"/>
+          <w:trHeight w:val="540"/>
         </w:trPr>
         <w:tc>
           <w:tcPr>
@@ -7906,7 +7861,7 @@
           </w:tcPr>
           <w:p>
             <w:pPr>
-              <w:pStyle w:val="46"/>
+              <w:pStyle w:val="TableText"/>
               <w:keepNext w:val="0"/>
               <w:keepLines w:val="0"/>
               <w:pageBreakBefore w:val="0"/>
@@ -7938,7 +7893,7 @@
           </w:tcPr>
           <w:p>
             <w:pPr>
-              <w:pStyle w:val="46"/>
+              <w:pStyle w:val="TableText"/>
               <w:keepNext w:val="0"/>
               <w:keepLines w:val="0"/>
               <w:pageBreakBefore w:val="0"/>
@@ -7970,7 +7925,7 @@
           </w:tcPr>
           <w:p>
             <w:pPr>
-              <w:pStyle w:val="46"/>
+              <w:pStyle w:val="TableText"/>
               <w:keepNext w:val="0"/>
               <w:keepLines w:val="0"/>
               <w:pageBreakBefore w:val="0"/>
@@ -8002,7 +7957,7 @@
           </w:tcPr>
           <w:p>
             <w:pPr>
-              <w:pStyle w:val="46"/>
+              <w:pStyle w:val="TableText"/>
               <w:keepNext w:val="0"/>
               <w:keepLines w:val="0"/>
               <w:pageBreakBefore w:val="0"/>
@@ -8032,7 +7987,7 @@
     </w:tbl>
     <w:p>
       <w:pPr>
-        <w:pStyle w:val="50"/>
+        <w:pStyle w:val="3"/>
         <w:keepNext w:val="0"/>
         <w:keepLines w:val="0"/>
         <w:pageBreakBefore w:val="0"/>
@@ -8042,19 +7997,19 @@
         <w:topLinePunct w:val="0"/>
         <w:bidi w:val="0"/>
       </w:pPr>
-      <w:bookmarkStart w:id="91" w:name="bookmark55"/>
-      <w:bookmarkEnd w:id="91"/>
-      <w:bookmarkStart w:id="92" w:name="bookmark54"/>
+      <w:bookmarkStart w:id="92" w:name="bookmark55"/>
       <w:bookmarkEnd w:id="92"/>
-      <w:bookmarkStart w:id="93" w:name="_Toc14628"/>
+      <w:bookmarkStart w:id="93" w:name="bookmark54"/>
+      <w:bookmarkEnd w:id="93"/>
+      <w:bookmarkStart w:id="94" w:name="_Toc14628"/>
       <w:r>
         <w:t>参与方</w:t>
       </w:r>
-      <w:bookmarkEnd w:id="93"/>
+      <w:bookmarkEnd w:id="94"/>
     </w:p>
     <w:p>
       <w:pPr>
-        <w:pStyle w:val="48"/>
+        <w:pStyle w:val="a"/>
         <w:keepNext w:val="0"/>
         <w:keepLines w:val="0"/>
         <w:pageBreakBefore w:val="0"/>
@@ -8080,7 +8035,7 @@
     </w:p>
     <w:p>
       <w:pPr>
-        <w:pStyle w:val="49"/>
+        <w:pStyle w:val="2"/>
         <w:keepNext w:val="0"/>
         <w:keepLines w:val="0"/>
         <w:pageBreakBefore w:val="0"/>
@@ -8090,19 +8045,19 @@
         <w:topLinePunct w:val="0"/>
         <w:bidi w:val="0"/>
       </w:pPr>
-      <w:bookmarkStart w:id="94" w:name="bookmark57"/>
-      <w:bookmarkEnd w:id="94"/>
-      <w:bookmarkStart w:id="95" w:name="bookmark56"/>
+      <w:bookmarkStart w:id="95" w:name="bookmark57"/>
       <w:bookmarkEnd w:id="95"/>
-      <w:bookmarkStart w:id="96" w:name="_Toc992"/>
+      <w:bookmarkStart w:id="96" w:name="bookmark56"/>
+      <w:bookmarkEnd w:id="96"/>
+      <w:bookmarkStart w:id="97" w:name="_Toc992"/>
       <w:r>
         <w:t>发布管理</w:t>
       </w:r>
-      <w:bookmarkEnd w:id="96"/>
+      <w:bookmarkEnd w:id="97"/>
     </w:p>
     <w:p>
       <w:pPr>
-        <w:pStyle w:val="50"/>
+        <w:pStyle w:val="3"/>
         <w:keepNext w:val="0"/>
         <w:keepLines w:val="0"/>
         <w:pageBreakBefore w:val="0"/>
@@ -8112,19 +8067,19 @@
         <w:topLinePunct w:val="0"/>
         <w:bidi w:val="0"/>
       </w:pPr>
-      <w:bookmarkStart w:id="97" w:name="bookmark58"/>
-      <w:bookmarkEnd w:id="97"/>
-      <w:bookmarkStart w:id="98" w:name="bookmark59"/>
+      <w:bookmarkStart w:id="98" w:name="bookmark58"/>
       <w:bookmarkEnd w:id="98"/>
-      <w:bookmarkStart w:id="99" w:name="_Toc24977"/>
+      <w:bookmarkStart w:id="99" w:name="bookmark59"/>
+      <w:bookmarkEnd w:id="99"/>
+      <w:bookmarkStart w:id="100" w:name="_Toc24977"/>
       <w:r>
         <w:t>管理范围</w:t>
       </w:r>
-      <w:bookmarkEnd w:id="99"/>
+      <w:bookmarkEnd w:id="100"/>
     </w:p>
     <w:p>
       <w:pPr>
-        <w:pStyle w:val="48"/>
+        <w:pStyle w:val="a"/>
         <w:keepNext w:val="0"/>
         <w:keepLines w:val="0"/>
         <w:pageBreakBefore w:val="0"/>
@@ -8140,7 +8095,7 @@
     </w:p>
     <w:p>
       <w:pPr>
-        <w:pStyle w:val="50"/>
+        <w:pStyle w:val="3"/>
         <w:keepNext w:val="0"/>
         <w:keepLines w:val="0"/>
         <w:pageBreakBefore w:val="0"/>
@@ -8150,19 +8105,19 @@
         <w:topLinePunct w:val="0"/>
         <w:bidi w:val="0"/>
       </w:pPr>
-      <w:bookmarkStart w:id="100" w:name="bookmark61"/>
-      <w:bookmarkEnd w:id="100"/>
-      <w:bookmarkStart w:id="101" w:name="bookmark60"/>
+      <w:bookmarkStart w:id="101" w:name="bookmark61"/>
       <w:bookmarkEnd w:id="101"/>
-      <w:bookmarkStart w:id="102" w:name="_Toc18622"/>
+      <w:bookmarkStart w:id="102" w:name="bookmark60"/>
+      <w:bookmarkEnd w:id="102"/>
+      <w:bookmarkStart w:id="103" w:name="_Toc18622"/>
       <w:r>
         <w:t>管理目标</w:t>
       </w:r>
-      <w:bookmarkEnd w:id="102"/>
+      <w:bookmarkEnd w:id="103"/>
     </w:p>
     <w:p>
       <w:pPr>
-        <w:pStyle w:val="48"/>
+        <w:pStyle w:val="a"/>
         <w:keepNext w:val="0"/>
         <w:keepLines w:val="0"/>
         <w:pageBreakBefore w:val="0"/>
@@ -8175,14 +8130,14 @@
       <w:r>
         <w:t>发布管理流程的目标确保正确的、经过测试的软硬件才能导入实际运行环境，确认发布流程安全可靠的。</w:t>
       </w:r>
-      <w:bookmarkStart w:id="103" w:name="bookmark62"/>
-      <w:bookmarkEnd w:id="103"/>
-      <w:bookmarkStart w:id="104" w:name="bookmark63"/>
+      <w:bookmarkStart w:id="104" w:name="bookmark62"/>
       <w:bookmarkEnd w:id="104"/>
+      <w:bookmarkStart w:id="105" w:name="bookmark63"/>
+      <w:bookmarkEnd w:id="105"/>
     </w:p>
     <w:p>
       <w:pPr>
-        <w:pStyle w:val="50"/>
+        <w:pStyle w:val="3"/>
         <w:keepNext w:val="0"/>
         <w:keepLines w:val="0"/>
         <w:pageBreakBefore w:val="0"/>
@@ -8192,29 +8147,29 @@
         <w:topLinePunct w:val="0"/>
         <w:bidi w:val="0"/>
       </w:pPr>
-      <w:bookmarkStart w:id="105" w:name="_Toc9386"/>
+      <w:bookmarkStart w:id="106" w:name="_Toc9386"/>
       <w:r>
         <w:t>关键绩效指标</w:t>
       </w:r>
-      <w:bookmarkEnd w:id="105"/>
+      <w:bookmarkEnd w:id="106"/>
     </w:p>
     <w:p>
       <w:pPr>
-        <w:pStyle w:val="48"/>
+        <w:pStyle w:val="a"/>
       </w:pPr>
     </w:p>
     <w:tbl>
       <w:tblPr>
-        <w:tblStyle w:val="45"/>
+        <w:tblStyle w:val="TableNormal0"/>
         <w:tblW w:w="8192" w:type="dxa"/>
         <w:tblInd w:w="13" w:type="dxa"/>
         <w:tblBorders>
-          <w:top w:val="single" w:color="000000" w:sz="4" w:space="0"/>
-          <w:left w:val="single" w:color="000000" w:sz="4" w:space="0"/>
-          <w:bottom w:val="single" w:color="000000" w:sz="4" w:space="0"/>
-          <w:right w:val="single" w:color="000000" w:sz="4" w:space="0"/>
-          <w:insideH w:val="single" w:color="000000" w:sz="4" w:space="0"/>
-          <w:insideV w:val="single" w:color="000000" w:sz="4" w:space="0"/>
+          <w:top w:val="single" w:sz="4" w:space="0" w:color="000000"/>
+          <w:left w:val="single" w:sz="4" w:space="0" w:color="000000"/>
+          <w:bottom w:val="single" w:sz="4" w:space="0" w:color="000000"/>
+          <w:right w:val="single" w:sz="4" w:space="0" w:color="000000"/>
+          <w:insideH w:val="single" w:sz="4" w:space="0" w:color="000000"/>
+          <w:insideV w:val="single" w:sz="4" w:space="0" w:color="000000"/>
         </w:tblBorders>
         <w:tblLayout w:type="fixed"/>
         <w:tblCellMar>
@@ -8232,14 +8187,17 @@
       </w:tblGrid>
       <w:tr>
         <w:tblPrEx>
+          <w:tblW w:w="8192" w:type="dxa"/>
+          <w:tblInd w:w="13" w:type="dxa"/>
           <w:tblBorders>
-            <w:top w:val="single" w:color="000000" w:sz="4" w:space="0"/>
-            <w:left w:val="single" w:color="000000" w:sz="4" w:space="0"/>
-            <w:bottom w:val="single" w:color="000000" w:sz="4" w:space="0"/>
-            <w:right w:val="single" w:color="000000" w:sz="4" w:space="0"/>
-            <w:insideH w:val="single" w:color="000000" w:sz="4" w:space="0"/>
-            <w:insideV w:val="single" w:color="000000" w:sz="4" w:space="0"/>
+            <w:top w:val="single" w:sz="4" w:space="0" w:color="000000"/>
+            <w:left w:val="single" w:sz="4" w:space="0" w:color="000000"/>
+            <w:bottom w:val="single" w:sz="4" w:space="0" w:color="000000"/>
+            <w:right w:val="single" w:sz="4" w:space="0" w:color="000000"/>
+            <w:insideH w:val="single" w:sz="4" w:space="0" w:color="000000"/>
+            <w:insideV w:val="single" w:sz="4" w:space="0" w:color="000000"/>
           </w:tblBorders>
+          <w:tblLayout w:type="fixed"/>
           <w:tblCellMar>
             <w:top w:w="0" w:type="dxa"/>
             <w:left w:w="0" w:type="dxa"/>
@@ -8248,7 +8206,7 @@
           </w:tblCellMar>
         </w:tblPrEx>
         <w:trPr>
-          <w:trHeight w:val="525" w:hRule="atLeast"/>
+          <w:trHeight w:val="525"/>
         </w:trPr>
         <w:tc>
           <w:tcPr>
@@ -8267,7 +8225,7 @@
               <w:bidi w:val="0"/>
               <w:jc w:val="center"/>
               <w:rPr>
-                <w:rFonts w:hint="default" w:ascii="Arial" w:hAnsi="Arial" w:eastAsia="Arial" w:cs="Arial"/>
+                <w:rFonts w:ascii="Arial" w:eastAsia="Arial" w:hAnsi="Arial" w:cs="Arial" w:hint="default"/>
                 <w:snapToGrid w:val="0"/>
                 <w:color w:val="000000"/>
                 <w:kern w:val="0"/>
@@ -8302,7 +8260,7 @@
               <w:bidi w:val="0"/>
               <w:jc w:val="center"/>
               <w:rPr>
-                <w:rFonts w:hint="default" w:ascii="Arial" w:hAnsi="Arial" w:eastAsia="Arial" w:cs="Arial"/>
+                <w:rFonts w:ascii="Arial" w:eastAsia="Arial" w:hAnsi="Arial" w:cs="Arial" w:hint="default"/>
                 <w:snapToGrid w:val="0"/>
                 <w:color w:val="000000"/>
                 <w:kern w:val="0"/>
@@ -8337,7 +8295,7 @@
               <w:bidi w:val="0"/>
               <w:jc w:val="center"/>
               <w:rPr>
-                <w:rFonts w:hint="eastAsia" w:ascii="Arial" w:hAnsi="Arial" w:eastAsia="Arial" w:cs="Arial"/>
+                <w:rFonts w:ascii="Arial" w:eastAsia="Arial" w:hAnsi="Arial" w:cs="Arial" w:hint="eastAsia"/>
                 <w:snapToGrid w:val="0"/>
                 <w:color w:val="000000"/>
                 <w:kern w:val="0"/>
@@ -8372,7 +8330,7 @@
               <w:bidi w:val="0"/>
               <w:jc w:val="center"/>
               <w:rPr>
-                <w:rFonts w:hint="eastAsia" w:ascii="Arial" w:hAnsi="Arial" w:eastAsia="Arial" w:cs="Arial"/>
+                <w:rFonts w:ascii="Arial" w:eastAsia="Arial" w:hAnsi="Arial" w:cs="Arial" w:hint="eastAsia"/>
                 <w:snapToGrid w:val="0"/>
                 <w:color w:val="000000"/>
                 <w:kern w:val="0"/>
@@ -8393,14 +8351,9 @@
       </w:tr>
       <w:tr>
         <w:tblPrEx>
-          <w:tblBorders>
-            <w:top w:val="single" w:color="000000" w:sz="4" w:space="0"/>
-            <w:left w:val="single" w:color="000000" w:sz="4" w:space="0"/>
-            <w:bottom w:val="single" w:color="000000" w:sz="4" w:space="0"/>
-            <w:right w:val="single" w:color="000000" w:sz="4" w:space="0"/>
-            <w:insideH w:val="single" w:color="000000" w:sz="4" w:space="0"/>
-            <w:insideV w:val="single" w:color="000000" w:sz="4" w:space="0"/>
-          </w:tblBorders>
+          <w:tblW w:w="8192" w:type="dxa"/>
+          <w:tblInd w:w="13" w:type="dxa"/>
+          <w:tblLayout w:type="fixed"/>
           <w:tblCellMar>
             <w:top w:w="0" w:type="dxa"/>
             <w:left w:w="0" w:type="dxa"/>
@@ -8409,7 +8362,7 @@
           </w:tblCellMar>
         </w:tblPrEx>
         <w:trPr>
-          <w:trHeight w:val="525" w:hRule="atLeast"/>
+          <w:trHeight w:val="525"/>
         </w:trPr>
         <w:tc>
           <w:tcPr>
@@ -8417,7 +8370,7 @@
           </w:tcPr>
           <w:p>
             <w:pPr>
-              <w:pStyle w:val="46"/>
+              <w:pStyle w:val="TableText"/>
               <w:keepNext w:val="0"/>
               <w:keepLines w:val="0"/>
               <w:pageBreakBefore w:val="0"/>
@@ -8449,7 +8402,7 @@
           </w:tcPr>
           <w:p>
             <w:pPr>
-              <w:pStyle w:val="46"/>
+              <w:pStyle w:val="TableText"/>
               <w:keepNext w:val="0"/>
               <w:keepLines w:val="0"/>
               <w:pageBreakBefore w:val="0"/>
@@ -8481,7 +8434,7 @@
           </w:tcPr>
           <w:p>
             <w:pPr>
-              <w:pStyle w:val="46"/>
+              <w:pStyle w:val="TableText"/>
               <w:keepNext w:val="0"/>
               <w:keepLines w:val="0"/>
               <w:pageBreakBefore w:val="0"/>
@@ -8513,7 +8466,7 @@
           </w:tcPr>
           <w:p>
             <w:pPr>
-              <w:pStyle w:val="46"/>
+              <w:pStyle w:val="TableText"/>
               <w:keepNext w:val="0"/>
               <w:keepLines w:val="0"/>
               <w:pageBreakBefore w:val="0"/>
@@ -8543,7 +8496,7 @@
     </w:tbl>
     <w:p>
       <w:pPr>
-        <w:pStyle w:val="50"/>
+        <w:pStyle w:val="3"/>
         <w:keepNext w:val="0"/>
         <w:keepLines w:val="0"/>
         <w:pageBreakBefore w:val="0"/>
@@ -8553,19 +8506,19 @@
         <w:topLinePunct w:val="0"/>
         <w:bidi w:val="0"/>
       </w:pPr>
-      <w:bookmarkStart w:id="106" w:name="bookmark65"/>
-      <w:bookmarkEnd w:id="106"/>
-      <w:bookmarkStart w:id="107" w:name="bookmark64"/>
+      <w:bookmarkStart w:id="107" w:name="bookmark65"/>
       <w:bookmarkEnd w:id="107"/>
-      <w:bookmarkStart w:id="108" w:name="_Toc26107"/>
+      <w:bookmarkStart w:id="108" w:name="bookmark64"/>
+      <w:bookmarkEnd w:id="108"/>
+      <w:bookmarkStart w:id="109" w:name="_Toc26107"/>
       <w:r>
         <w:t>参与方</w:t>
       </w:r>
-      <w:bookmarkEnd w:id="108"/>
+      <w:bookmarkEnd w:id="109"/>
     </w:p>
     <w:p>
       <w:pPr>
-        <w:pStyle w:val="48"/>
+        <w:pStyle w:val="a"/>
         <w:keepNext w:val="0"/>
         <w:keepLines w:val="0"/>
         <w:pageBreakBefore w:val="0"/>
@@ -8591,7 +8544,7 @@
     </w:p>
     <w:p>
       <w:pPr>
-        <w:pStyle w:val="49"/>
+        <w:pStyle w:val="2"/>
         <w:keepNext w:val="0"/>
         <w:keepLines w:val="0"/>
         <w:pageBreakBefore w:val="0"/>
@@ -8601,19 +8554,19 @@
         <w:topLinePunct w:val="0"/>
         <w:bidi w:val="0"/>
       </w:pPr>
-      <w:bookmarkStart w:id="109" w:name="bookmark66"/>
-      <w:bookmarkEnd w:id="109"/>
-      <w:bookmarkStart w:id="110" w:name="bookmark67"/>
+      <w:bookmarkStart w:id="110" w:name="bookmark66"/>
       <w:bookmarkEnd w:id="110"/>
-      <w:bookmarkStart w:id="111" w:name="_Toc18041"/>
+      <w:bookmarkStart w:id="111" w:name="bookmark67"/>
+      <w:bookmarkEnd w:id="111"/>
+      <w:bookmarkStart w:id="112" w:name="_Toc18041"/>
       <w:r>
         <w:t>配置管理</w:t>
       </w:r>
-      <w:bookmarkEnd w:id="111"/>
+      <w:bookmarkEnd w:id="112"/>
     </w:p>
     <w:p>
       <w:pPr>
-        <w:pStyle w:val="50"/>
+        <w:pStyle w:val="3"/>
         <w:keepNext w:val="0"/>
         <w:keepLines w:val="0"/>
         <w:pageBreakBefore w:val="0"/>
@@ -8623,19 +8576,19 @@
         <w:topLinePunct w:val="0"/>
         <w:bidi w:val="0"/>
       </w:pPr>
-      <w:bookmarkStart w:id="112" w:name="bookmark69"/>
-      <w:bookmarkEnd w:id="112"/>
-      <w:bookmarkStart w:id="113" w:name="bookmark68"/>
+      <w:bookmarkStart w:id="113" w:name="bookmark69"/>
       <w:bookmarkEnd w:id="113"/>
-      <w:bookmarkStart w:id="114" w:name="_Toc3231"/>
+      <w:bookmarkStart w:id="114" w:name="bookmark68"/>
+      <w:bookmarkEnd w:id="114"/>
+      <w:bookmarkStart w:id="115" w:name="_Toc3231"/>
       <w:r>
         <w:t>管理范围</w:t>
       </w:r>
-      <w:bookmarkEnd w:id="114"/>
+      <w:bookmarkEnd w:id="115"/>
     </w:p>
     <w:p>
       <w:pPr>
-        <w:pStyle w:val="48"/>
+        <w:pStyle w:val="a"/>
         <w:keepNext w:val="0"/>
         <w:keepLines w:val="0"/>
         <w:pageBreakBefore w:val="0"/>
@@ -8651,7 +8604,7 @@
     </w:p>
     <w:p>
       <w:pPr>
-        <w:pStyle w:val="50"/>
+        <w:pStyle w:val="3"/>
         <w:keepNext w:val="0"/>
         <w:keepLines w:val="0"/>
         <w:pageBreakBefore w:val="0"/>
@@ -8661,19 +8614,19 @@
         <w:topLinePunct w:val="0"/>
         <w:bidi w:val="0"/>
       </w:pPr>
-      <w:bookmarkStart w:id="115" w:name="bookmark70"/>
-      <w:bookmarkEnd w:id="115"/>
-      <w:bookmarkStart w:id="116" w:name="bookmark71"/>
+      <w:bookmarkStart w:id="116" w:name="bookmark70"/>
       <w:bookmarkEnd w:id="116"/>
-      <w:bookmarkStart w:id="117" w:name="_Toc17536"/>
+      <w:bookmarkStart w:id="117" w:name="bookmark71"/>
+      <w:bookmarkEnd w:id="117"/>
+      <w:bookmarkStart w:id="118" w:name="_Toc17536"/>
       <w:r>
         <w:t>管理目标</w:t>
       </w:r>
-      <w:bookmarkEnd w:id="117"/>
+      <w:bookmarkEnd w:id="118"/>
     </w:p>
     <w:p>
       <w:pPr>
-        <w:pStyle w:val="48"/>
+        <w:pStyle w:val="a"/>
         <w:keepNext w:val="0"/>
         <w:keepLines w:val="0"/>
         <w:pageBreakBefore w:val="0"/>
@@ -8689,7 +8642,7 @@
     </w:p>
     <w:p>
       <w:pPr>
-        <w:pStyle w:val="50"/>
+        <w:pStyle w:val="3"/>
         <w:keepNext w:val="0"/>
         <w:keepLines w:val="0"/>
         <w:pageBreakBefore w:val="0"/>
@@ -8699,28 +8652,28 @@
         <w:topLinePunct w:val="0"/>
         <w:bidi w:val="0"/>
       </w:pPr>
-      <w:bookmarkStart w:id="118" w:name="bookmark73"/>
-      <w:bookmarkEnd w:id="118"/>
-      <w:bookmarkStart w:id="119" w:name="bookmark72"/>
+      <w:bookmarkStart w:id="119" w:name="bookmark73"/>
       <w:bookmarkEnd w:id="119"/>
-      <w:bookmarkStart w:id="120" w:name="_Toc31312"/>
+      <w:bookmarkStart w:id="120" w:name="bookmark72"/>
+      <w:bookmarkEnd w:id="120"/>
+      <w:bookmarkStart w:id="121" w:name="_Toc31312"/>
       <w:r>
         <w:t>关键绩效指标</w:t>
       </w:r>
-      <w:bookmarkEnd w:id="120"/>
+      <w:bookmarkEnd w:id="121"/>
     </w:p>
     <w:tbl>
       <w:tblPr>
-        <w:tblStyle w:val="45"/>
+        <w:tblStyle w:val="TableNormal0"/>
         <w:tblW w:w="6801" w:type="dxa"/>
         <w:tblInd w:w="13" w:type="dxa"/>
         <w:tblBorders>
-          <w:top w:val="single" w:color="000000" w:sz="4" w:space="0"/>
-          <w:left w:val="single" w:color="000000" w:sz="4" w:space="0"/>
-          <w:bottom w:val="single" w:color="000000" w:sz="4" w:space="0"/>
-          <w:right w:val="single" w:color="000000" w:sz="4" w:space="0"/>
-          <w:insideH w:val="single" w:color="000000" w:sz="4" w:space="0"/>
-          <w:insideV w:val="single" w:color="000000" w:sz="4" w:space="0"/>
+          <w:top w:val="single" w:sz="4" w:space="0" w:color="000000"/>
+          <w:left w:val="single" w:sz="4" w:space="0" w:color="000000"/>
+          <w:bottom w:val="single" w:sz="4" w:space="0" w:color="000000"/>
+          <w:right w:val="single" w:sz="4" w:space="0" w:color="000000"/>
+          <w:insideH w:val="single" w:sz="4" w:space="0" w:color="000000"/>
+          <w:insideV w:val="single" w:sz="4" w:space="0" w:color="000000"/>
         </w:tblBorders>
         <w:tblLayout w:type="fixed"/>
         <w:tblCellMar>
@@ -8738,14 +8691,17 @@
       </w:tblGrid>
       <w:tr>
         <w:tblPrEx>
+          <w:tblW w:w="6801" w:type="dxa"/>
+          <w:tblInd w:w="13" w:type="dxa"/>
           <w:tblBorders>
-            <w:top w:val="single" w:color="000000" w:sz="4" w:space="0"/>
-            <w:left w:val="single" w:color="000000" w:sz="4" w:space="0"/>
-            <w:bottom w:val="single" w:color="000000" w:sz="4" w:space="0"/>
-            <w:right w:val="single" w:color="000000" w:sz="4" w:space="0"/>
-            <w:insideH w:val="single" w:color="000000" w:sz="4" w:space="0"/>
-            <w:insideV w:val="single" w:color="000000" w:sz="4" w:space="0"/>
+            <w:top w:val="single" w:sz="4" w:space="0" w:color="000000"/>
+            <w:left w:val="single" w:sz="4" w:space="0" w:color="000000"/>
+            <w:bottom w:val="single" w:sz="4" w:space="0" w:color="000000"/>
+            <w:right w:val="single" w:sz="4" w:space="0" w:color="000000"/>
+            <w:insideH w:val="single" w:sz="4" w:space="0" w:color="000000"/>
+            <w:insideV w:val="single" w:sz="4" w:space="0" w:color="000000"/>
           </w:tblBorders>
+          <w:tblLayout w:type="fixed"/>
           <w:tblCellMar>
             <w:top w:w="0" w:type="dxa"/>
             <w:left w:w="0" w:type="dxa"/>
@@ -8754,7 +8710,7 @@
           </w:tblCellMar>
         </w:tblPrEx>
         <w:trPr>
-          <w:trHeight w:val="585" w:hRule="atLeast"/>
+          <w:trHeight w:val="585"/>
         </w:trPr>
         <w:tc>
           <w:tcPr>
@@ -8773,7 +8729,7 @@
               <w:bidi w:val="0"/>
               <w:jc w:val="center"/>
               <w:rPr>
-                <w:rFonts w:hint="default" w:ascii="Arial" w:hAnsi="Arial" w:eastAsia="Arial" w:cs="Arial"/>
+                <w:rFonts w:ascii="Arial" w:eastAsia="Arial" w:hAnsi="Arial" w:cs="Arial" w:hint="default"/>
                 <w:snapToGrid w:val="0"/>
                 <w:color w:val="000000"/>
                 <w:kern w:val="0"/>
@@ -8808,7 +8764,7 @@
               <w:bidi w:val="0"/>
               <w:jc w:val="center"/>
               <w:rPr>
-                <w:rFonts w:hint="default" w:ascii="Arial" w:hAnsi="Arial" w:eastAsia="Arial" w:cs="Arial"/>
+                <w:rFonts w:ascii="Arial" w:eastAsia="Arial" w:hAnsi="Arial" w:cs="Arial" w:hint="default"/>
                 <w:snapToGrid w:val="0"/>
                 <w:color w:val="000000"/>
                 <w:kern w:val="0"/>
@@ -8843,7 +8799,7 @@
               <w:bidi w:val="0"/>
               <w:jc w:val="center"/>
               <w:rPr>
-                <w:rFonts w:hint="eastAsia" w:ascii="Arial" w:hAnsi="Arial" w:eastAsia="Arial" w:cs="Arial"/>
+                <w:rFonts w:ascii="Arial" w:eastAsia="Arial" w:hAnsi="Arial" w:cs="Arial" w:hint="eastAsia"/>
                 <w:snapToGrid w:val="0"/>
                 <w:color w:val="000000"/>
                 <w:kern w:val="0"/>
@@ -8878,7 +8834,7 @@
               <w:bidi w:val="0"/>
               <w:jc w:val="center"/>
               <w:rPr>
-                <w:rFonts w:hint="eastAsia" w:ascii="Arial" w:hAnsi="Arial" w:eastAsia="Arial" w:cs="Arial"/>
+                <w:rFonts w:ascii="Arial" w:eastAsia="Arial" w:hAnsi="Arial" w:cs="Arial" w:hint="eastAsia"/>
                 <w:snapToGrid w:val="0"/>
                 <w:color w:val="000000"/>
                 <w:kern w:val="0"/>
@@ -8899,14 +8855,9 @@
       </w:tr>
       <w:tr>
         <w:tblPrEx>
-          <w:tblBorders>
-            <w:top w:val="single" w:color="000000" w:sz="4" w:space="0"/>
-            <w:left w:val="single" w:color="000000" w:sz="4" w:space="0"/>
-            <w:bottom w:val="single" w:color="000000" w:sz="4" w:space="0"/>
-            <w:right w:val="single" w:color="000000" w:sz="4" w:space="0"/>
-            <w:insideH w:val="single" w:color="000000" w:sz="4" w:space="0"/>
-            <w:insideV w:val="single" w:color="000000" w:sz="4" w:space="0"/>
-          </w:tblBorders>
+          <w:tblW w:w="6801" w:type="dxa"/>
+          <w:tblInd w:w="13" w:type="dxa"/>
+          <w:tblLayout w:type="fixed"/>
           <w:tblCellMar>
             <w:top w:w="0" w:type="dxa"/>
             <w:left w:w="0" w:type="dxa"/>
@@ -8915,7 +8866,7 @@
           </w:tblCellMar>
         </w:tblPrEx>
         <w:trPr>
-          <w:trHeight w:val="585" w:hRule="atLeast"/>
+          <w:trHeight w:val="585"/>
         </w:trPr>
         <w:tc>
           <w:tcPr>
@@ -8923,7 +8874,7 @@
           </w:tcPr>
           <w:p>
             <w:pPr>
-              <w:pStyle w:val="46"/>
+              <w:pStyle w:val="TableText"/>
               <w:keepNext w:val="0"/>
               <w:keepLines w:val="0"/>
               <w:pageBreakBefore w:val="0"/>
@@ -8955,7 +8906,7 @@
           </w:tcPr>
           <w:p>
             <w:pPr>
-              <w:pStyle w:val="46"/>
+              <w:pStyle w:val="TableText"/>
               <w:keepNext w:val="0"/>
               <w:keepLines w:val="0"/>
               <w:pageBreakBefore w:val="0"/>
@@ -8986,7 +8937,7 @@
           </w:tcPr>
           <w:p>
             <w:pPr>
-              <w:pStyle w:val="46"/>
+              <w:pStyle w:val="TableText"/>
               <w:keepNext w:val="0"/>
               <w:keepLines w:val="0"/>
               <w:pageBreakBefore w:val="0"/>
@@ -9018,7 +8969,7 @@
           </w:tcPr>
           <w:p>
             <w:pPr>
-              <w:pStyle w:val="46"/>
+              <w:pStyle w:val="TableText"/>
               <w:keepNext w:val="0"/>
               <w:keepLines w:val="0"/>
               <w:pageBreakBefore w:val="0"/>
@@ -9048,7 +8999,7 @@
     </w:tbl>
     <w:p>
       <w:pPr>
-        <w:pStyle w:val="50"/>
+        <w:pStyle w:val="3"/>
         <w:keepNext w:val="0"/>
         <w:keepLines w:val="0"/>
         <w:pageBreakBefore w:val="0"/>
@@ -9058,19 +9009,19 @@
         <w:topLinePunct w:val="0"/>
         <w:bidi w:val="0"/>
       </w:pPr>
-      <w:bookmarkStart w:id="121" w:name="bookmark75"/>
-      <w:bookmarkEnd w:id="121"/>
-      <w:bookmarkStart w:id="122" w:name="bookmark74"/>
+      <w:bookmarkStart w:id="122" w:name="bookmark75"/>
       <w:bookmarkEnd w:id="122"/>
-      <w:bookmarkStart w:id="123" w:name="_Toc2872"/>
+      <w:bookmarkStart w:id="123" w:name="bookmark74"/>
+      <w:bookmarkEnd w:id="123"/>
+      <w:bookmarkStart w:id="124" w:name="_Toc2872"/>
       <w:r>
         <w:t>参与方</w:t>
       </w:r>
-      <w:bookmarkEnd w:id="123"/>
+      <w:bookmarkEnd w:id="124"/>
     </w:p>
     <w:p>
       <w:pPr>
-        <w:pStyle w:val="48"/>
+        <w:pStyle w:val="a"/>
         <w:keepNext w:val="0"/>
         <w:keepLines w:val="0"/>
         <w:pageBreakBefore w:val="0"/>
@@ -9096,7 +9047,7 @@
     </w:p>
     <w:p>
       <w:pPr>
-        <w:pStyle w:val="49"/>
+        <w:pStyle w:val="2"/>
         <w:keepNext w:val="0"/>
         <w:keepLines w:val="0"/>
         <w:pageBreakBefore w:val="0"/>
@@ -9106,19 +9057,19 @@
         <w:topLinePunct w:val="0"/>
         <w:bidi w:val="0"/>
       </w:pPr>
-      <w:bookmarkStart w:id="124" w:name="bookmark77"/>
-      <w:bookmarkEnd w:id="124"/>
-      <w:bookmarkStart w:id="125" w:name="bookmark76"/>
+      <w:bookmarkStart w:id="125" w:name="bookmark77"/>
       <w:bookmarkEnd w:id="125"/>
-      <w:bookmarkStart w:id="126" w:name="_Toc8555"/>
+      <w:bookmarkStart w:id="126" w:name="bookmark76"/>
+      <w:bookmarkEnd w:id="126"/>
+      <w:bookmarkStart w:id="127" w:name="_Toc8555"/>
       <w:r>
         <w:t>可用性和连续性管理</w:t>
       </w:r>
-      <w:bookmarkEnd w:id="126"/>
+      <w:bookmarkEnd w:id="127"/>
     </w:p>
     <w:p>
       <w:pPr>
-        <w:pStyle w:val="50"/>
+        <w:pStyle w:val="3"/>
         <w:keepNext w:val="0"/>
         <w:keepLines w:val="0"/>
         <w:pageBreakBefore w:val="0"/>
@@ -9128,19 +9079,19 @@
         <w:topLinePunct w:val="0"/>
         <w:bidi w:val="0"/>
       </w:pPr>
-      <w:bookmarkStart w:id="127" w:name="bookmark78"/>
-      <w:bookmarkEnd w:id="127"/>
-      <w:bookmarkStart w:id="128" w:name="bookmark79"/>
+      <w:bookmarkStart w:id="128" w:name="bookmark78"/>
       <w:bookmarkEnd w:id="128"/>
-      <w:bookmarkStart w:id="129" w:name="_Toc9283"/>
+      <w:bookmarkStart w:id="129" w:name="bookmark79"/>
+      <w:bookmarkEnd w:id="129"/>
+      <w:bookmarkStart w:id="130" w:name="_Toc9283"/>
       <w:r>
         <w:t>管理范围</w:t>
       </w:r>
-      <w:bookmarkEnd w:id="129"/>
+      <w:bookmarkEnd w:id="130"/>
     </w:p>
     <w:p>
       <w:pPr>
-        <w:pStyle w:val="48"/>
+        <w:pStyle w:val="a"/>
         <w:keepNext w:val="0"/>
         <w:keepLines w:val="0"/>
         <w:pageBreakBefore w:val="0"/>
@@ -9156,7 +9107,7 @@
     </w:p>
     <w:p>
       <w:pPr>
-        <w:pStyle w:val="50"/>
+        <w:pStyle w:val="3"/>
         <w:keepNext w:val="0"/>
         <w:keepLines w:val="0"/>
         <w:pageBreakBefore w:val="0"/>
@@ -9166,15 +9117,15 @@
         <w:topLinePunct w:val="0"/>
         <w:bidi w:val="0"/>
       </w:pPr>
-      <w:bookmarkStart w:id="130" w:name="bookmark81"/>
-      <w:bookmarkEnd w:id="130"/>
-      <w:bookmarkStart w:id="131" w:name="bookmark80"/>
+      <w:bookmarkStart w:id="131" w:name="bookmark81"/>
       <w:bookmarkEnd w:id="131"/>
-      <w:bookmarkStart w:id="132" w:name="_Toc10968"/>
+      <w:bookmarkStart w:id="132" w:name="bookmark80"/>
+      <w:bookmarkEnd w:id="132"/>
+      <w:bookmarkStart w:id="133" w:name="_Toc10968"/>
       <w:r>
         <w:t>管理目标</w:t>
       </w:r>
-      <w:bookmarkEnd w:id="132"/>
+      <w:bookmarkEnd w:id="133"/>
     </w:p>
     <w:p>
       <w:pPr>
@@ -9192,23 +9143,23 @@
         <w:adjustRightInd/>
         <w:snapToGrid/>
         <w:spacing w:line="360" w:lineRule="auto"/>
-        <w:ind w:left="0" w:right="0" w:firstLine="480" w:firstLineChars="200"/>
+        <w:ind w:left="0" w:right="0" w:firstLine="420" w:firstLineChars="200"/>
         <w:jc w:val="left"/>
         <w:textAlignment w:val="auto"/>
         <w:rPr>
-          <w:rStyle w:val="62"/>
+          <w:rStyle w:val="Char"/>
         </w:rPr>
       </w:pPr>
       <w:r>
         <w:rPr>
-          <w:rStyle w:val="62"/>
+          <w:rStyle w:val="Char"/>
         </w:rPr>
         <w:t>可用性和连续性管理目标是：建立了符合成本效益和业务快速恢复的可用性和连续性管理措施，当客户业务发生中断或重大灾害、意外事件时，公司在符合成本效益和业务快速恢复的原则下，最大化降低客户业务损失。</w:t>
       </w:r>
     </w:p>
     <w:p>
       <w:pPr>
-        <w:pStyle w:val="50"/>
+        <w:pStyle w:val="3"/>
         <w:keepNext w:val="0"/>
         <w:keepLines w:val="0"/>
         <w:pageBreakBefore w:val="0"/>
@@ -9218,28 +9169,28 @@
         <w:topLinePunct w:val="0"/>
         <w:bidi w:val="0"/>
       </w:pPr>
-      <w:bookmarkStart w:id="133" w:name="bookmark83"/>
-      <w:bookmarkEnd w:id="133"/>
-      <w:bookmarkStart w:id="134" w:name="bookmark82"/>
+      <w:bookmarkStart w:id="134" w:name="bookmark83"/>
       <w:bookmarkEnd w:id="134"/>
-      <w:bookmarkStart w:id="135" w:name="_Toc2931"/>
+      <w:bookmarkStart w:id="135" w:name="bookmark82"/>
+      <w:bookmarkEnd w:id="135"/>
+      <w:bookmarkStart w:id="136" w:name="_Toc2931"/>
       <w:r>
         <w:t>关键绩效指标</w:t>
       </w:r>
-      <w:bookmarkEnd w:id="135"/>
+      <w:bookmarkEnd w:id="136"/>
     </w:p>
     <w:tbl>
       <w:tblPr>
-        <w:tblStyle w:val="45"/>
+        <w:tblStyle w:val="TableNormal0"/>
         <w:tblW w:w="8350" w:type="dxa"/>
         <w:tblInd w:w="13" w:type="dxa"/>
         <w:tblBorders>
-          <w:top w:val="single" w:color="000000" w:sz="4" w:space="0"/>
-          <w:left w:val="single" w:color="000000" w:sz="4" w:space="0"/>
-          <w:bottom w:val="single" w:color="000000" w:sz="4" w:space="0"/>
-          <w:right w:val="single" w:color="000000" w:sz="4" w:space="0"/>
-          <w:insideH w:val="single" w:color="000000" w:sz="4" w:space="0"/>
-          <w:insideV w:val="single" w:color="000000" w:sz="4" w:space="0"/>
+          <w:top w:val="single" w:sz="4" w:space="0" w:color="000000"/>
+          <w:left w:val="single" w:sz="4" w:space="0" w:color="000000"/>
+          <w:bottom w:val="single" w:sz="4" w:space="0" w:color="000000"/>
+          <w:right w:val="single" w:sz="4" w:space="0" w:color="000000"/>
+          <w:insideH w:val="single" w:sz="4" w:space="0" w:color="000000"/>
+          <w:insideV w:val="single" w:sz="4" w:space="0" w:color="000000"/>
         </w:tblBorders>
         <w:tblLayout w:type="fixed"/>
         <w:tblCellMar>
@@ -9257,14 +9208,17 @@
       </w:tblGrid>
       <w:tr>
         <w:tblPrEx>
+          <w:tblW w:w="8350" w:type="dxa"/>
+          <w:tblInd w:w="13" w:type="dxa"/>
           <w:tblBorders>
-            <w:top w:val="single" w:color="000000" w:sz="4" w:space="0"/>
-            <w:left w:val="single" w:color="000000" w:sz="4" w:space="0"/>
-            <w:bottom w:val="single" w:color="000000" w:sz="4" w:space="0"/>
-            <w:right w:val="single" w:color="000000" w:sz="4" w:space="0"/>
-            <w:insideH w:val="single" w:color="000000" w:sz="4" w:space="0"/>
-            <w:insideV w:val="single" w:color="000000" w:sz="4" w:space="0"/>
+            <w:top w:val="single" w:sz="4" w:space="0" w:color="000000"/>
+            <w:left w:val="single" w:sz="4" w:space="0" w:color="000000"/>
+            <w:bottom w:val="single" w:sz="4" w:space="0" w:color="000000"/>
+            <w:right w:val="single" w:sz="4" w:space="0" w:color="000000"/>
+            <w:insideH w:val="single" w:sz="4" w:space="0" w:color="000000"/>
+            <w:insideV w:val="single" w:sz="4" w:space="0" w:color="000000"/>
           </w:tblBorders>
+          <w:tblLayout w:type="fixed"/>
           <w:tblCellMar>
             <w:top w:w="0" w:type="dxa"/>
             <w:left w:w="0" w:type="dxa"/>
@@ -9273,7 +9227,7 @@
           </w:tblCellMar>
         </w:tblPrEx>
         <w:trPr>
-          <w:trHeight w:val="656" w:hRule="atLeast"/>
+          <w:trHeight w:val="656"/>
         </w:trPr>
         <w:tc>
           <w:tcPr>
@@ -9292,7 +9246,7 @@
               <w:bidi w:val="0"/>
               <w:jc w:val="center"/>
               <w:rPr>
-                <w:rFonts w:hint="eastAsia" w:ascii="Arial" w:hAnsi="Arial" w:eastAsia="Arial" w:cs="Arial"/>
+                <w:rFonts w:ascii="Arial" w:eastAsia="Arial" w:hAnsi="Arial" w:cs="Arial" w:hint="eastAsia"/>
                 <w:snapToGrid w:val="0"/>
                 <w:color w:val="000000"/>
                 <w:kern w:val="0"/>
@@ -9327,7 +9281,7 @@
               <w:bidi w:val="0"/>
               <w:jc w:val="center"/>
               <w:rPr>
-                <w:rFonts w:hint="eastAsia" w:ascii="Arial" w:hAnsi="Arial" w:eastAsia="Arial" w:cs="Arial"/>
+                <w:rFonts w:ascii="Arial" w:eastAsia="Arial" w:hAnsi="Arial" w:cs="Arial" w:hint="eastAsia"/>
                 <w:snapToGrid w:val="0"/>
                 <w:color w:val="000000"/>
                 <w:kern w:val="0"/>
@@ -9362,7 +9316,7 @@
               <w:bidi w:val="0"/>
               <w:jc w:val="center"/>
               <w:rPr>
-                <w:rFonts w:hint="eastAsia" w:ascii="Arial" w:hAnsi="Arial" w:eastAsia="Arial" w:cs="Arial"/>
+                <w:rFonts w:ascii="Arial" w:eastAsia="Arial" w:hAnsi="Arial" w:cs="Arial" w:hint="eastAsia"/>
                 <w:snapToGrid w:val="0"/>
                 <w:color w:val="000000"/>
                 <w:kern w:val="0"/>
@@ -9397,7 +9351,7 @@
               <w:bidi w:val="0"/>
               <w:jc w:val="center"/>
               <w:rPr>
-                <w:rFonts w:hint="eastAsia" w:ascii="Arial" w:hAnsi="Arial" w:eastAsia="Arial" w:cs="Arial"/>
+                <w:rFonts w:ascii="Arial" w:eastAsia="Arial" w:hAnsi="Arial" w:cs="Arial" w:hint="eastAsia"/>
                 <w:snapToGrid w:val="0"/>
                 <w:color w:val="000000"/>
                 <w:kern w:val="0"/>
@@ -9418,14 +9372,9 @@
       </w:tr>
       <w:tr>
         <w:tblPrEx>
-          <w:tblBorders>
-            <w:top w:val="single" w:color="000000" w:sz="4" w:space="0"/>
-            <w:left w:val="single" w:color="000000" w:sz="4" w:space="0"/>
-            <w:bottom w:val="single" w:color="000000" w:sz="4" w:space="0"/>
-            <w:right w:val="single" w:color="000000" w:sz="4" w:space="0"/>
-            <w:insideH w:val="single" w:color="000000" w:sz="4" w:space="0"/>
-            <w:insideV w:val="single" w:color="000000" w:sz="4" w:space="0"/>
-          </w:tblBorders>
+          <w:tblW w:w="8350" w:type="dxa"/>
+          <w:tblInd w:w="13" w:type="dxa"/>
+          <w:tblLayout w:type="fixed"/>
           <w:tblCellMar>
             <w:top w:w="0" w:type="dxa"/>
             <w:left w:w="0" w:type="dxa"/>
@@ -9434,7 +9383,7 @@
           </w:tblCellMar>
         </w:tblPrEx>
         <w:trPr>
-          <w:trHeight w:val="656" w:hRule="atLeast"/>
+          <w:trHeight w:val="656"/>
         </w:trPr>
         <w:tc>
           <w:tcPr>
@@ -9444,7 +9393,7 @@
           </w:tcPr>
           <w:p>
             <w:pPr>
-              <w:pStyle w:val="44"/>
+              <w:pStyle w:val="TableParagraph"/>
               <w:keepNext w:val="0"/>
               <w:keepLines w:val="0"/>
               <w:pageBreakBefore w:val="0"/>
@@ -9454,9 +9403,9 @@
               <w:topLinePunct w:val="0"/>
               <w:bidi w:val="0"/>
               <w:spacing w:line="160" w:lineRule="atLeast"/>
-              <w:ind w:left="24" w:leftChars="0" w:right="63" w:rightChars="0"/>
-              <w:rPr>
-                <w:rFonts w:hint="default" w:ascii="宋体" w:hAnsi="宋体" w:eastAsia="宋体" w:cs="宋体"/>
+              <w:ind w:left="24" w:right="63" w:leftChars="0" w:rightChars="0"/>
+              <w:rPr>
+                <w:rFonts w:ascii="宋体" w:eastAsia="宋体" w:hAnsi="宋体" w:cs="宋体" w:hint="default"/>
                 <w:snapToGrid w:val="0"/>
                 <w:color w:val="000000"/>
                 <w:w w:val="105"/>
@@ -9486,7 +9435,7 @@
           </w:tcPr>
           <w:p>
             <w:pPr>
-              <w:pStyle w:val="44"/>
+              <w:pStyle w:val="TableParagraph"/>
               <w:keepNext w:val="0"/>
               <w:keepLines w:val="0"/>
               <w:pageBreakBefore w:val="0"/>
@@ -9497,7 +9446,7 @@
               <w:bidi w:val="0"/>
               <w:ind w:left="25" w:leftChars="0"/>
               <w:rPr>
-                <w:rFonts w:hint="eastAsia" w:ascii="宋体" w:hAnsi="宋体" w:eastAsia="宋体" w:cs="宋体"/>
+                <w:rFonts w:ascii="宋体" w:eastAsia="宋体" w:hAnsi="宋体" w:cs="宋体" w:hint="eastAsia"/>
                 <w:snapToGrid w:val="0"/>
                 <w:color w:val="000000"/>
                 <w:w w:val="105"/>
@@ -9538,7 +9487,7 @@
               <w:ind w:left="25" w:leftChars="0"/>
               <w:jc w:val="center"/>
               <w:rPr>
-                <w:rFonts w:hint="default" w:ascii="宋体" w:hAnsi="宋体" w:eastAsia="宋体" w:cs="宋体"/>
+                <w:rFonts w:ascii="宋体" w:eastAsia="宋体" w:hAnsi="宋体" w:cs="宋体" w:hint="default"/>
                 <w:snapToGrid w:val="0"/>
                 <w:color w:val="000000"/>
                 <w:w w:val="105"/>
@@ -9566,7 +9515,7 @@
           </w:tcPr>
           <w:p>
             <w:pPr>
-              <w:pStyle w:val="44"/>
+              <w:pStyle w:val="TableParagraph"/>
               <w:keepNext w:val="0"/>
               <w:keepLines w:val="0"/>
               <w:pageBreakBefore w:val="0"/>
@@ -9576,10 +9525,10 @@
               <w:topLinePunct w:val="0"/>
               <w:bidi w:val="0"/>
               <w:spacing w:before="112"/>
-              <w:ind w:left="176" w:leftChars="0" w:right="149" w:rightChars="0"/>
+              <w:ind w:left="176" w:right="149" w:leftChars="0" w:rightChars="0"/>
               <w:jc w:val="center"/>
               <w:rPr>
-                <w:rFonts w:hint="eastAsia" w:ascii="宋体" w:hAnsi="宋体" w:eastAsia="Arial" w:cs="宋体"/>
+                <w:rFonts w:ascii="宋体" w:eastAsia="Arial" w:hAnsi="宋体" w:cs="宋体" w:hint="eastAsia"/>
                 <w:snapToGrid w:val="0"/>
                 <w:color w:val="000000"/>
                 <w:w w:val="105"/>
@@ -9602,14 +9551,9 @@
       </w:tr>
       <w:tr>
         <w:tblPrEx>
-          <w:tblBorders>
-            <w:top w:val="single" w:color="000000" w:sz="4" w:space="0"/>
-            <w:left w:val="single" w:color="000000" w:sz="4" w:space="0"/>
-            <w:bottom w:val="single" w:color="000000" w:sz="4" w:space="0"/>
-            <w:right w:val="single" w:color="000000" w:sz="4" w:space="0"/>
-            <w:insideH w:val="single" w:color="000000" w:sz="4" w:space="0"/>
-            <w:insideV w:val="single" w:color="000000" w:sz="4" w:space="0"/>
-          </w:tblBorders>
+          <w:tblW w:w="8350" w:type="dxa"/>
+          <w:tblInd w:w="13" w:type="dxa"/>
+          <w:tblLayout w:type="fixed"/>
           <w:tblCellMar>
             <w:top w:w="0" w:type="dxa"/>
             <w:left w:w="0" w:type="dxa"/>
@@ -9618,7 +9562,7 @@
           </w:tblCellMar>
         </w:tblPrEx>
         <w:trPr>
-          <w:trHeight w:val="656" w:hRule="atLeast"/>
+          <w:trHeight w:val="656"/>
         </w:trPr>
         <w:tc>
           <w:tcPr>
@@ -9628,7 +9572,7 @@
           </w:tcPr>
           <w:p>
             <w:pPr>
-              <w:pStyle w:val="44"/>
+              <w:pStyle w:val="TableParagraph"/>
               <w:keepNext w:val="0"/>
               <w:keepLines w:val="0"/>
               <w:pageBreakBefore w:val="0"/>
@@ -9638,9 +9582,9 @@
               <w:topLinePunct w:val="0"/>
               <w:bidi w:val="0"/>
               <w:spacing w:line="160" w:lineRule="atLeast"/>
-              <w:ind w:left="24" w:leftChars="0" w:right="63" w:rightChars="0"/>
-              <w:rPr>
-                <w:rFonts w:hint="default" w:ascii="宋体" w:hAnsi="宋体" w:eastAsia="宋体" w:cs="宋体"/>
+              <w:ind w:left="24" w:right="63" w:leftChars="0" w:rightChars="0"/>
+              <w:rPr>
+                <w:rFonts w:ascii="宋体" w:eastAsia="宋体" w:hAnsi="宋体" w:cs="宋体" w:hint="default"/>
                 <w:snapToGrid w:val="0"/>
                 <w:color w:val="000000"/>
                 <w:w w:val="105"/>
@@ -9670,7 +9614,7 @@
           </w:tcPr>
           <w:p>
             <w:pPr>
-              <w:pStyle w:val="44"/>
+              <w:pStyle w:val="TableParagraph"/>
               <w:keepNext w:val="0"/>
               <w:keepLines w:val="0"/>
               <w:pageBreakBefore w:val="0"/>
@@ -9681,7 +9625,7 @@
               <w:bidi w:val="0"/>
               <w:ind w:left="25" w:leftChars="0"/>
               <w:rPr>
-                <w:rFonts w:hint="eastAsia" w:ascii="宋体" w:hAnsi="宋体" w:eastAsia="宋体" w:cs="宋体"/>
+                <w:rFonts w:ascii="宋体" w:eastAsia="宋体" w:hAnsi="宋体" w:cs="宋体" w:hint="eastAsia"/>
                 <w:snapToGrid w:val="0"/>
                 <w:color w:val="000000"/>
                 <w:w w:val="105"/>
@@ -9722,7 +9666,7 @@
               <w:ind w:left="25" w:leftChars="0"/>
               <w:jc w:val="center"/>
               <w:rPr>
-                <w:rFonts w:hint="default" w:ascii="宋体" w:hAnsi="宋体" w:eastAsia="宋体" w:cs="宋体"/>
+                <w:rFonts w:ascii="宋体" w:eastAsia="宋体" w:hAnsi="宋体" w:cs="宋体" w:hint="default"/>
                 <w:snapToGrid w:val="0"/>
                 <w:color w:val="000000"/>
                 <w:w w:val="105"/>
@@ -9750,7 +9694,7 @@
           </w:tcPr>
           <w:p>
             <w:pPr>
-              <w:pStyle w:val="44"/>
+              <w:pStyle w:val="TableParagraph"/>
               <w:keepNext w:val="0"/>
               <w:keepLines w:val="0"/>
               <w:pageBreakBefore w:val="0"/>
@@ -9760,10 +9704,10 @@
               <w:topLinePunct w:val="0"/>
               <w:bidi w:val="0"/>
               <w:spacing w:before="112"/>
-              <w:ind w:left="176" w:leftChars="0" w:right="149" w:rightChars="0"/>
+              <w:ind w:left="176" w:right="149" w:leftChars="0" w:rightChars="0"/>
               <w:jc w:val="center"/>
               <w:rPr>
-                <w:rFonts w:hint="eastAsia" w:ascii="宋体" w:hAnsi="宋体" w:eastAsia="Arial" w:cs="宋体"/>
+                <w:rFonts w:ascii="宋体" w:eastAsia="Arial" w:hAnsi="宋体" w:cs="宋体" w:hint="eastAsia"/>
                 <w:snapToGrid w:val="0"/>
                 <w:color w:val="000000"/>
                 <w:w w:val="105"/>
@@ -9775,7 +9719,7 @@
             </w:pPr>
             <w:r>
               <w:rPr>
-                <w:rFonts w:hint="eastAsia" w:ascii="宋体" w:hAnsi="宋体" w:eastAsia="宋体" w:cs="宋体"/>
+                <w:rFonts w:ascii="宋体" w:eastAsia="宋体" w:hAnsi="宋体" w:cs="宋体" w:hint="eastAsia"/>
                 <w:color w:val="000000"/>
                 <w:kern w:val="0"/>
                 <w:sz w:val="20"/>
@@ -9786,7 +9730,7 @@
             </w:r>
             <w:r>
               <w:rPr>
-                <w:rFonts w:hint="eastAsia" w:cs="宋体"/>
+                <w:rFonts w:cs="宋体" w:hint="eastAsia"/>
                 <w:color w:val="000000"/>
                 <w:kern w:val="0"/>
                 <w:sz w:val="20"/>
@@ -9823,7 +9767,7 @@
     </w:p>
     <w:p>
       <w:pPr>
-        <w:pStyle w:val="50"/>
+        <w:pStyle w:val="3"/>
         <w:keepNext w:val="0"/>
         <w:keepLines w:val="0"/>
         <w:pageBreakBefore w:val="0"/>
@@ -9833,19 +9777,19 @@
         <w:topLinePunct w:val="0"/>
         <w:bidi w:val="0"/>
       </w:pPr>
-      <w:bookmarkStart w:id="136" w:name="bookmark86"/>
-      <w:bookmarkEnd w:id="136"/>
-      <w:bookmarkStart w:id="137" w:name="bookmark85"/>
+      <w:bookmarkStart w:id="137" w:name="bookmark86"/>
       <w:bookmarkEnd w:id="137"/>
-      <w:bookmarkStart w:id="138" w:name="_Toc26499"/>
+      <w:bookmarkStart w:id="138" w:name="bookmark85"/>
+      <w:bookmarkEnd w:id="138"/>
+      <w:bookmarkStart w:id="139" w:name="_Toc26499"/>
       <w:r>
         <w:t>参与方</w:t>
       </w:r>
-      <w:bookmarkEnd w:id="138"/>
+      <w:bookmarkEnd w:id="139"/>
     </w:p>
     <w:p>
       <w:pPr>
-        <w:pStyle w:val="48"/>
+        <w:pStyle w:val="a"/>
         <w:keepNext w:val="0"/>
         <w:keepLines w:val="0"/>
         <w:pageBreakBefore w:val="0"/>
@@ -9871,7 +9815,7 @@
     </w:p>
     <w:p>
       <w:pPr>
-        <w:pStyle w:val="49"/>
+        <w:pStyle w:val="2"/>
         <w:keepNext w:val="0"/>
         <w:keepLines w:val="0"/>
         <w:pageBreakBefore w:val="0"/>
@@ -9881,19 +9825,19 @@
         <w:topLinePunct w:val="0"/>
         <w:bidi w:val="0"/>
       </w:pPr>
-      <w:bookmarkStart w:id="139" w:name="bookmark89"/>
-      <w:bookmarkEnd w:id="139"/>
-      <w:bookmarkStart w:id="140" w:name="bookmark88"/>
+      <w:bookmarkStart w:id="140" w:name="bookmark89"/>
       <w:bookmarkEnd w:id="140"/>
-      <w:bookmarkStart w:id="141" w:name="_Toc2267"/>
+      <w:bookmarkStart w:id="141" w:name="bookmark88"/>
+      <w:bookmarkEnd w:id="141"/>
+      <w:bookmarkStart w:id="142" w:name="_Toc2267"/>
       <w:r>
         <w:t>容量管理</w:t>
       </w:r>
-      <w:bookmarkEnd w:id="141"/>
+      <w:bookmarkEnd w:id="142"/>
     </w:p>
     <w:p>
       <w:pPr>
-        <w:pStyle w:val="50"/>
+        <w:pStyle w:val="3"/>
         <w:keepNext w:val="0"/>
         <w:keepLines w:val="0"/>
         <w:pageBreakBefore w:val="0"/>
@@ -9903,19 +9847,19 @@
         <w:topLinePunct w:val="0"/>
         <w:bidi w:val="0"/>
       </w:pPr>
-      <w:bookmarkStart w:id="142" w:name="bookmark92"/>
-      <w:bookmarkEnd w:id="142"/>
-      <w:bookmarkStart w:id="143" w:name="bookmark91"/>
+      <w:bookmarkStart w:id="143" w:name="bookmark92"/>
       <w:bookmarkEnd w:id="143"/>
-      <w:bookmarkStart w:id="144" w:name="_Toc13991"/>
+      <w:bookmarkStart w:id="144" w:name="bookmark91"/>
+      <w:bookmarkEnd w:id="144"/>
+      <w:bookmarkStart w:id="145" w:name="_Toc13991"/>
       <w:r>
         <w:t>管理范围</w:t>
       </w:r>
-      <w:bookmarkEnd w:id="144"/>
+      <w:bookmarkEnd w:id="145"/>
     </w:p>
     <w:p>
       <w:pPr>
-        <w:pStyle w:val="48"/>
+        <w:pStyle w:val="a"/>
         <w:keepNext w:val="0"/>
         <w:keepLines w:val="0"/>
         <w:pageBreakBefore w:val="0"/>
@@ -9939,7 +9883,7 @@
     </w:p>
     <w:p>
       <w:pPr>
-        <w:pStyle w:val="50"/>
+        <w:pStyle w:val="3"/>
         <w:keepNext w:val="0"/>
         <w:keepLines w:val="0"/>
         <w:pageBreakBefore w:val="0"/>
@@ -9949,19 +9893,19 @@
         <w:topLinePunct w:val="0"/>
         <w:bidi w:val="0"/>
       </w:pPr>
-      <w:bookmarkStart w:id="145" w:name="bookmark95"/>
-      <w:bookmarkEnd w:id="145"/>
-      <w:bookmarkStart w:id="146" w:name="bookmark94"/>
+      <w:bookmarkStart w:id="146" w:name="bookmark95"/>
       <w:bookmarkEnd w:id="146"/>
-      <w:bookmarkStart w:id="147" w:name="_Toc8316"/>
+      <w:bookmarkStart w:id="147" w:name="bookmark94"/>
+      <w:bookmarkEnd w:id="147"/>
+      <w:bookmarkStart w:id="148" w:name="_Toc8316"/>
       <w:r>
         <w:t>管理目标</w:t>
       </w:r>
-      <w:bookmarkEnd w:id="147"/>
+      <w:bookmarkEnd w:id="148"/>
     </w:p>
     <w:p>
       <w:pPr>
-        <w:pStyle w:val="48"/>
+        <w:pStyle w:val="a"/>
         <w:keepNext w:val="0"/>
         <w:keepLines w:val="0"/>
         <w:pageBreakBefore w:val="0"/>
@@ -9985,7 +9929,7 @@
     </w:p>
     <w:p>
       <w:pPr>
-        <w:pStyle w:val="50"/>
+        <w:pStyle w:val="3"/>
         <w:keepNext w:val="0"/>
         <w:keepLines w:val="0"/>
         <w:pageBreakBefore w:val="0"/>
@@ -9995,28 +9939,28 @@
         <w:topLinePunct w:val="0"/>
         <w:bidi w:val="0"/>
       </w:pPr>
-      <w:bookmarkStart w:id="148" w:name="bookmark98"/>
-      <w:bookmarkEnd w:id="148"/>
-      <w:bookmarkStart w:id="149" w:name="bookmark97"/>
+      <w:bookmarkStart w:id="149" w:name="bookmark98"/>
       <w:bookmarkEnd w:id="149"/>
-      <w:bookmarkStart w:id="150" w:name="_Toc20289"/>
+      <w:bookmarkStart w:id="150" w:name="bookmark97"/>
+      <w:bookmarkEnd w:id="150"/>
+      <w:bookmarkStart w:id="151" w:name="_Toc20289"/>
       <w:r>
         <w:t>关键绩效指标</w:t>
       </w:r>
-      <w:bookmarkEnd w:id="150"/>
+      <w:bookmarkEnd w:id="151"/>
     </w:p>
     <w:tbl>
       <w:tblPr>
-        <w:tblStyle w:val="45"/>
+        <w:tblStyle w:val="TableNormal0"/>
         <w:tblW w:w="8243" w:type="dxa"/>
         <w:tblInd w:w="13" w:type="dxa"/>
         <w:tblBorders>
-          <w:top w:val="single" w:color="000000" w:sz="4" w:space="0"/>
-          <w:left w:val="single" w:color="000000" w:sz="4" w:space="0"/>
-          <w:bottom w:val="single" w:color="000000" w:sz="4" w:space="0"/>
-          <w:right w:val="single" w:color="000000" w:sz="4" w:space="0"/>
-          <w:insideH w:val="single" w:color="000000" w:sz="4" w:space="0"/>
-          <w:insideV w:val="single" w:color="000000" w:sz="4" w:space="0"/>
+          <w:top w:val="single" w:sz="4" w:space="0" w:color="000000"/>
+          <w:left w:val="single" w:sz="4" w:space="0" w:color="000000"/>
+          <w:bottom w:val="single" w:sz="4" w:space="0" w:color="000000"/>
+          <w:right w:val="single" w:sz="4" w:space="0" w:color="000000"/>
+          <w:insideH w:val="single" w:sz="4" w:space="0" w:color="000000"/>
+          <w:insideV w:val="single" w:sz="4" w:space="0" w:color="000000"/>
         </w:tblBorders>
         <w:tblLayout w:type="fixed"/>
         <w:tblCellMar>
@@ -10034,14 +9978,17 @@
       </w:tblGrid>
       <w:tr>
         <w:tblPrEx>
+          <w:tblW w:w="8243" w:type="dxa"/>
+          <w:tblInd w:w="13" w:type="dxa"/>
           <w:tblBorders>
-            <w:top w:val="single" w:color="000000" w:sz="4" w:space="0"/>
-            <w:left w:val="single" w:color="000000" w:sz="4" w:space="0"/>
-            <w:bottom w:val="single" w:color="000000" w:sz="4" w:space="0"/>
-            <w:right w:val="single" w:color="000000" w:sz="4" w:space="0"/>
-            <w:insideH w:val="single" w:color="000000" w:sz="4" w:space="0"/>
-            <w:insideV w:val="single" w:color="000000" w:sz="4" w:space="0"/>
+            <w:top w:val="single" w:sz="4" w:space="0" w:color="000000"/>
+            <w:left w:val="single" w:sz="4" w:space="0" w:color="000000"/>
+            <w:bottom w:val="single" w:sz="4" w:space="0" w:color="000000"/>
+            <w:right w:val="single" w:sz="4" w:space="0" w:color="000000"/>
+            <w:insideH w:val="single" w:sz="4" w:space="0" w:color="000000"/>
+            <w:insideV w:val="single" w:sz="4" w:space="0" w:color="000000"/>
           </w:tblBorders>
+          <w:tblLayout w:type="fixed"/>
           <w:tblCellMar>
             <w:top w:w="0" w:type="dxa"/>
             <w:left w:w="0" w:type="dxa"/>
@@ -10050,7 +9997,7 @@
           </w:tblCellMar>
         </w:tblPrEx>
         <w:trPr>
-          <w:trHeight w:val="322" w:hRule="atLeast"/>
+          <w:trHeight w:val="322"/>
         </w:trPr>
         <w:tc>
           <w:tcPr>
@@ -10069,7 +10016,7 @@
               <w:bidi w:val="0"/>
               <w:jc w:val="center"/>
               <w:rPr>
-                <w:rFonts w:hint="eastAsia" w:ascii="Arial" w:hAnsi="Arial" w:eastAsia="Arial" w:cs="Arial"/>
+                <w:rFonts w:ascii="Arial" w:eastAsia="Arial" w:hAnsi="Arial" w:cs="Arial" w:hint="eastAsia"/>
                 <w:snapToGrid w:val="0"/>
                 <w:color w:val="000000"/>
                 <w:kern w:val="0"/>
@@ -10104,7 +10051,7 @@
               <w:bidi w:val="0"/>
               <w:jc w:val="center"/>
               <w:rPr>
-                <w:rFonts w:hint="eastAsia" w:ascii="Arial" w:hAnsi="Arial" w:eastAsia="Arial" w:cs="Arial"/>
+                <w:rFonts w:ascii="Arial" w:eastAsia="Arial" w:hAnsi="Arial" w:cs="Arial" w:hint="eastAsia"/>
                 <w:snapToGrid w:val="0"/>
                 <w:color w:val="000000"/>
                 <w:kern w:val="0"/>
@@ -10139,7 +10086,7 @@
               <w:bidi w:val="0"/>
               <w:jc w:val="center"/>
               <w:rPr>
-                <w:rFonts w:hint="eastAsia" w:ascii="Arial" w:hAnsi="Arial" w:eastAsia="Arial" w:cs="Arial"/>
+                <w:rFonts w:ascii="Arial" w:eastAsia="Arial" w:hAnsi="Arial" w:cs="Arial" w:hint="eastAsia"/>
                 <w:snapToGrid w:val="0"/>
                 <w:color w:val="000000"/>
                 <w:kern w:val="0"/>
@@ -10174,7 +10121,7 @@
               <w:bidi w:val="0"/>
               <w:jc w:val="center"/>
               <w:rPr>
-                <w:rFonts w:hint="eastAsia" w:ascii="Arial" w:hAnsi="Arial" w:eastAsia="Arial" w:cs="Arial"/>
+                <w:rFonts w:ascii="Arial" w:eastAsia="Arial" w:hAnsi="Arial" w:cs="Arial" w:hint="eastAsia"/>
                 <w:snapToGrid w:val="0"/>
                 <w:color w:val="000000"/>
                 <w:kern w:val="0"/>
@@ -10195,14 +10142,9 @@
       </w:tr>
       <w:tr>
         <w:tblPrEx>
-          <w:tblBorders>
-            <w:top w:val="single" w:color="000000" w:sz="4" w:space="0"/>
-            <w:left w:val="single" w:color="000000" w:sz="4" w:space="0"/>
-            <w:bottom w:val="single" w:color="000000" w:sz="4" w:space="0"/>
-            <w:right w:val="single" w:color="000000" w:sz="4" w:space="0"/>
-            <w:insideH w:val="single" w:color="000000" w:sz="4" w:space="0"/>
-            <w:insideV w:val="single" w:color="000000" w:sz="4" w:space="0"/>
-          </w:tblBorders>
+          <w:tblW w:w="8243" w:type="dxa"/>
+          <w:tblInd w:w="13" w:type="dxa"/>
+          <w:tblLayout w:type="fixed"/>
           <w:tblCellMar>
             <w:top w:w="0" w:type="dxa"/>
             <w:left w:w="0" w:type="dxa"/>
@@ -10211,7 +10153,7 @@
           </w:tblCellMar>
         </w:tblPrEx>
         <w:trPr>
-          <w:trHeight w:val="656" w:hRule="atLeast"/>
+          <w:trHeight w:val="656"/>
         </w:trPr>
         <w:tc>
           <w:tcPr>
@@ -10232,7 +10174,7 @@
               <w:bidi w:val="0"/>
               <w:jc w:val="left"/>
               <w:rPr>
-                <w:rFonts w:hint="default" w:ascii="宋体" w:hAnsi="宋体" w:eastAsia="宋体" w:cs="宋体"/>
+                <w:rFonts w:ascii="宋体" w:eastAsia="宋体" w:hAnsi="宋体" w:cs="宋体" w:hint="default"/>
                 <w:snapToGrid w:val="0"/>
                 <w:color w:val="000000"/>
                 <w:w w:val="105"/>
@@ -10273,7 +10215,7 @@
               <w:bidi w:val="0"/>
               <w:jc w:val="left"/>
               <w:rPr>
-                <w:rFonts w:hint="default" w:ascii="Arial" w:hAnsi="Arial" w:eastAsia="宋体" w:cs="Arial"/>
+                <w:rFonts w:ascii="Arial" w:eastAsia="宋体" w:hAnsi="Arial" w:cs="Arial" w:hint="default"/>
                 <w:snapToGrid w:val="0"/>
                 <w:color w:val="000000"/>
                 <w:w w:val="105"/>
@@ -10314,7 +10256,7 @@
               <w:bidi w:val="0"/>
               <w:jc w:val="center"/>
               <w:rPr>
-                <w:rFonts w:hint="default" w:ascii="Arial" w:hAnsi="Arial" w:eastAsia="宋体" w:cs="Arial"/>
+                <w:rFonts w:ascii="Arial" w:eastAsia="宋体" w:hAnsi="Arial" w:cs="Arial" w:hint="default"/>
                 <w:snapToGrid w:val="0"/>
                 <w:color w:val="000000"/>
                 <w:w w:val="105"/>
@@ -10342,7 +10284,7 @@
           </w:tcPr>
           <w:p>
             <w:pPr>
-              <w:pStyle w:val="44"/>
+              <w:pStyle w:val="TableParagraph"/>
               <w:keepNext w:val="0"/>
               <w:keepLines w:val="0"/>
               <w:pageBreakBefore w:val="0"/>
@@ -10352,10 +10294,10 @@
               <w:topLinePunct w:val="0"/>
               <w:bidi w:val="0"/>
               <w:spacing w:before="112"/>
-              <w:ind w:left="176" w:leftChars="0" w:right="149" w:rightChars="0"/>
+              <w:ind w:left="176" w:right="149" w:leftChars="0" w:rightChars="0"/>
               <w:jc w:val="center"/>
               <w:rPr>
-                <w:rFonts w:hint="default" w:ascii="宋体" w:hAnsi="宋体" w:eastAsia="宋体" w:cs="宋体"/>
+                <w:rFonts w:ascii="宋体" w:eastAsia="宋体" w:hAnsi="宋体" w:cs="宋体" w:hint="default"/>
                 <w:snapToGrid w:val="0"/>
                 <w:color w:val="000000"/>
                 <w:w w:val="105"/>
@@ -10367,7 +10309,7 @@
             </w:pPr>
             <w:r>
               <w:rPr>
-                <w:rFonts w:hint="eastAsia" w:ascii="宋体" w:hAnsi="宋体" w:eastAsia="宋体" w:cs="宋体"/>
+                <w:rFonts w:ascii="宋体" w:eastAsia="宋体" w:hAnsi="宋体" w:cs="宋体" w:hint="eastAsia"/>
                 <w:color w:val="000000"/>
                 <w:kern w:val="0"/>
                 <w:sz w:val="20"/>
@@ -10378,7 +10320,7 @@
             </w:r>
             <w:r>
               <w:rPr>
-                <w:rFonts w:hint="eastAsia" w:cs="宋体"/>
+                <w:rFonts w:cs="宋体" w:hint="eastAsia"/>
                 <w:color w:val="000000"/>
                 <w:kern w:val="0"/>
                 <w:sz w:val="20"/>
@@ -10403,17 +10345,17 @@
     </w:tbl>
     <w:p>
       <w:pPr>
-        <w:pStyle w:val="48"/>
+        <w:pStyle w:val="a"/>
         <w:bidi w:val="0"/>
         <w:rPr>
           <w:rFonts w:hint="eastAsia"/>
           <w:lang w:eastAsia="zh-CN"/>
         </w:rPr>
       </w:pPr>
-      <w:bookmarkStart w:id="151" w:name="bookmark100"/>
-      <w:bookmarkEnd w:id="151"/>
-      <w:bookmarkStart w:id="152" w:name="bookmark101"/>
+      <w:bookmarkStart w:id="152" w:name="bookmark100"/>
       <w:bookmarkEnd w:id="152"/>
+      <w:bookmarkStart w:id="153" w:name="bookmark101"/>
+      <w:bookmarkEnd w:id="153"/>
       <w:r>
         <w:rPr>
           <w:rFonts w:hint="eastAsia"/>
@@ -10445,7 +10387,7 @@
     </w:p>
     <w:p>
       <w:pPr>
-        <w:pStyle w:val="49"/>
+        <w:pStyle w:val="2"/>
         <w:keepNext w:val="0"/>
         <w:keepLines w:val="0"/>
         <w:pageBreakBefore w:val="0"/>
@@ -10455,19 +10397,19 @@
         <w:topLinePunct w:val="0"/>
         <w:bidi w:val="0"/>
       </w:pPr>
-      <w:bookmarkStart w:id="153" w:name="bookmark103"/>
-      <w:bookmarkEnd w:id="153"/>
-      <w:bookmarkStart w:id="154" w:name="bookmark104"/>
+      <w:bookmarkStart w:id="154" w:name="bookmark103"/>
       <w:bookmarkEnd w:id="154"/>
-      <w:bookmarkStart w:id="155" w:name="_Toc27731"/>
+      <w:bookmarkStart w:id="155" w:name="bookmark104"/>
+      <w:bookmarkEnd w:id="155"/>
+      <w:bookmarkStart w:id="156" w:name="_Toc27731"/>
       <w:r>
         <w:t>信息安全管理</w:t>
       </w:r>
-      <w:bookmarkEnd w:id="155"/>
+      <w:bookmarkEnd w:id="156"/>
     </w:p>
     <w:p>
       <w:pPr>
-        <w:pStyle w:val="50"/>
+        <w:pStyle w:val="3"/>
         <w:keepNext w:val="0"/>
         <w:keepLines w:val="0"/>
         <w:pageBreakBefore w:val="0"/>
@@ -10477,19 +10419,19 @@
         <w:topLinePunct w:val="0"/>
         <w:bidi w:val="0"/>
       </w:pPr>
-      <w:bookmarkStart w:id="156" w:name="bookmark107"/>
-      <w:bookmarkEnd w:id="156"/>
-      <w:bookmarkStart w:id="157" w:name="bookmark106"/>
+      <w:bookmarkStart w:id="157" w:name="bookmark107"/>
       <w:bookmarkEnd w:id="157"/>
-      <w:bookmarkStart w:id="158" w:name="_Toc3697"/>
+      <w:bookmarkStart w:id="158" w:name="bookmark106"/>
+      <w:bookmarkEnd w:id="158"/>
+      <w:bookmarkStart w:id="159" w:name="_Toc3697"/>
       <w:r>
         <w:t>管理范围</w:t>
       </w:r>
-      <w:bookmarkEnd w:id="158"/>
+      <w:bookmarkEnd w:id="159"/>
     </w:p>
     <w:p>
       <w:pPr>
-        <w:pStyle w:val="48"/>
+        <w:pStyle w:val="a"/>
         <w:keepNext w:val="0"/>
         <w:keepLines w:val="0"/>
         <w:pageBreakBefore w:val="0"/>
@@ -10513,7 +10455,7 @@
     </w:p>
     <w:p>
       <w:pPr>
-        <w:pStyle w:val="50"/>
+        <w:pStyle w:val="3"/>
         <w:keepNext w:val="0"/>
         <w:keepLines w:val="0"/>
         <w:pageBreakBefore w:val="0"/>
@@ -10523,15 +10465,15 @@
         <w:topLinePunct w:val="0"/>
         <w:bidi w:val="0"/>
       </w:pPr>
-      <w:bookmarkStart w:id="159" w:name="bookmark110"/>
-      <w:bookmarkEnd w:id="159"/>
-      <w:bookmarkStart w:id="160" w:name="bookmark109"/>
+      <w:bookmarkStart w:id="160" w:name="bookmark110"/>
       <w:bookmarkEnd w:id="160"/>
-      <w:bookmarkStart w:id="161" w:name="_Toc7114"/>
+      <w:bookmarkStart w:id="161" w:name="bookmark109"/>
+      <w:bookmarkEnd w:id="161"/>
+      <w:bookmarkStart w:id="162" w:name="_Toc7114"/>
       <w:r>
         <w:t>管理目标</w:t>
       </w:r>
-      <w:bookmarkEnd w:id="161"/>
+      <w:bookmarkEnd w:id="162"/>
     </w:p>
     <w:p>
       <w:pPr>
@@ -10549,18 +10491,18 @@
         <w:adjustRightInd/>
         <w:snapToGrid/>
         <w:spacing w:line="360" w:lineRule="auto"/>
-        <w:ind w:left="0" w:right="0" w:firstLine="480" w:firstLineChars="200"/>
+        <w:ind w:left="0" w:right="0" w:firstLine="420" w:firstLineChars="200"/>
         <w:jc w:val="left"/>
         <w:textAlignment w:val="auto"/>
         <w:rPr>
-          <w:rStyle w:val="62"/>
+          <w:rStyle w:val="Char"/>
           <w:rFonts w:hint="eastAsia"/>
           <w:lang w:eastAsia="zh-CN"/>
         </w:rPr>
       </w:pPr>
       <w:r>
         <w:rPr>
-          <w:rStyle w:val="62"/>
+          <w:rStyle w:val="Char"/>
           <w:rFonts w:hint="eastAsia"/>
           <w:lang w:eastAsia="zh-CN"/>
         </w:rPr>
@@ -10569,7 +10511,7 @@
     </w:p>
     <w:p>
       <w:pPr>
-        <w:pStyle w:val="50"/>
+        <w:pStyle w:val="3"/>
         <w:keepNext w:val="0"/>
         <w:keepLines w:val="0"/>
         <w:pageBreakBefore w:val="0"/>
@@ -10579,28 +10521,28 @@
         <w:topLinePunct w:val="0"/>
         <w:bidi w:val="0"/>
       </w:pPr>
-      <w:bookmarkStart w:id="162" w:name="bookmark113"/>
-      <w:bookmarkEnd w:id="162"/>
-      <w:bookmarkStart w:id="163" w:name="bookmark112"/>
+      <w:bookmarkStart w:id="163" w:name="bookmark113"/>
       <w:bookmarkEnd w:id="163"/>
-      <w:bookmarkStart w:id="164" w:name="_Toc14739"/>
+      <w:bookmarkStart w:id="164" w:name="bookmark112"/>
+      <w:bookmarkEnd w:id="164"/>
+      <w:bookmarkStart w:id="165" w:name="_Toc14739"/>
       <w:r>
         <w:t>关键绩效指标</w:t>
       </w:r>
-      <w:bookmarkEnd w:id="164"/>
+      <w:bookmarkEnd w:id="165"/>
     </w:p>
     <w:tbl>
       <w:tblPr>
-        <w:tblStyle w:val="45"/>
+        <w:tblStyle w:val="TableNormal0"/>
         <w:tblW w:w="8156" w:type="dxa"/>
         <w:tblInd w:w="11" w:type="dxa"/>
         <w:tblBorders>
-          <w:top w:val="single" w:color="000000" w:sz="4" w:space="0"/>
-          <w:left w:val="single" w:color="000000" w:sz="4" w:space="0"/>
-          <w:bottom w:val="single" w:color="000000" w:sz="4" w:space="0"/>
-          <w:right w:val="single" w:color="000000" w:sz="4" w:space="0"/>
-          <w:insideH w:val="single" w:color="000000" w:sz="4" w:space="0"/>
-          <w:insideV w:val="single" w:color="000000" w:sz="4" w:space="0"/>
+          <w:top w:val="single" w:sz="4" w:space="0" w:color="000000"/>
+          <w:left w:val="single" w:sz="4" w:space="0" w:color="000000"/>
+          <w:bottom w:val="single" w:sz="4" w:space="0" w:color="000000"/>
+          <w:right w:val="single" w:sz="4" w:space="0" w:color="000000"/>
+          <w:insideH w:val="single" w:sz="4" w:space="0" w:color="000000"/>
+          <w:insideV w:val="single" w:sz="4" w:space="0" w:color="000000"/>
         </w:tblBorders>
         <w:tblLayout w:type="fixed"/>
         <w:tblCellMar>
@@ -10618,14 +10560,17 @@
       </w:tblGrid>
       <w:tr>
         <w:tblPrEx>
+          <w:tblW w:w="8156" w:type="dxa"/>
+          <w:tblInd w:w="11" w:type="dxa"/>
           <w:tblBorders>
-            <w:top w:val="single" w:color="000000" w:sz="4" w:space="0"/>
-            <w:left w:val="single" w:color="000000" w:sz="4" w:space="0"/>
-            <w:bottom w:val="single" w:color="000000" w:sz="4" w:space="0"/>
-            <w:right w:val="single" w:color="000000" w:sz="4" w:space="0"/>
-            <w:insideH w:val="single" w:color="000000" w:sz="4" w:space="0"/>
-            <w:insideV w:val="single" w:color="000000" w:sz="4" w:space="0"/>
+            <w:top w:val="single" w:sz="4" w:space="0" w:color="000000"/>
+            <w:left w:val="single" w:sz="4" w:space="0" w:color="000000"/>
+            <w:bottom w:val="single" w:sz="4" w:space="0" w:color="000000"/>
+            <w:right w:val="single" w:sz="4" w:space="0" w:color="000000"/>
+            <w:insideH w:val="single" w:sz="4" w:space="0" w:color="000000"/>
+            <w:insideV w:val="single" w:sz="4" w:space="0" w:color="000000"/>
           </w:tblBorders>
+          <w:tblLayout w:type="fixed"/>
           <w:tblCellMar>
             <w:top w:w="0" w:type="dxa"/>
             <w:left w:w="0" w:type="dxa"/>
@@ -10634,7 +10579,7 @@
           </w:tblCellMar>
         </w:tblPrEx>
         <w:trPr>
-          <w:trHeight w:val="656" w:hRule="atLeast"/>
+          <w:trHeight w:val="656"/>
         </w:trPr>
         <w:tc>
           <w:tcPr>
@@ -10653,7 +10598,7 @@
               <w:bidi w:val="0"/>
               <w:jc w:val="center"/>
               <w:rPr>
-                <w:rFonts w:hint="eastAsia" w:ascii="Arial" w:hAnsi="Arial" w:eastAsia="Arial" w:cs="Arial"/>
+                <w:rFonts w:ascii="Arial" w:eastAsia="Arial" w:hAnsi="Arial" w:cs="Arial" w:hint="eastAsia"/>
                 <w:snapToGrid w:val="0"/>
                 <w:color w:val="000000"/>
                 <w:kern w:val="0"/>
@@ -10688,7 +10633,7 @@
               <w:bidi w:val="0"/>
               <w:jc w:val="center"/>
               <w:rPr>
-                <w:rFonts w:hint="eastAsia" w:ascii="Arial" w:hAnsi="Arial" w:eastAsia="Arial" w:cs="Arial"/>
+                <w:rFonts w:ascii="Arial" w:eastAsia="Arial" w:hAnsi="Arial" w:cs="Arial" w:hint="eastAsia"/>
                 <w:snapToGrid w:val="0"/>
                 <w:color w:val="000000"/>
                 <w:kern w:val="0"/>
@@ -10723,7 +10668,7 @@
               <w:bidi w:val="0"/>
               <w:jc w:val="center"/>
               <w:rPr>
-                <w:rFonts w:hint="eastAsia" w:ascii="Arial" w:hAnsi="Arial" w:eastAsia="Arial" w:cs="Arial"/>
+                <w:rFonts w:ascii="Arial" w:eastAsia="Arial" w:hAnsi="Arial" w:cs="Arial" w:hint="eastAsia"/>
                 <w:snapToGrid w:val="0"/>
                 <w:color w:val="000000"/>
                 <w:kern w:val="0"/>
@@ -10758,7 +10703,7 @@
               <w:bidi w:val="0"/>
               <w:jc w:val="center"/>
               <w:rPr>
-                <w:rFonts w:hint="eastAsia" w:ascii="Arial" w:hAnsi="Arial" w:eastAsia="Arial" w:cs="Arial"/>
+                <w:rFonts w:ascii="Arial" w:eastAsia="Arial" w:hAnsi="Arial" w:cs="Arial" w:hint="eastAsia"/>
                 <w:snapToGrid w:val="0"/>
                 <w:color w:val="000000"/>
                 <w:kern w:val="0"/>
@@ -10779,14 +10724,9 @@
       </w:tr>
       <w:tr>
         <w:tblPrEx>
-          <w:tblBorders>
-            <w:top w:val="single" w:color="000000" w:sz="4" w:space="0"/>
-            <w:left w:val="single" w:color="000000" w:sz="4" w:space="0"/>
-            <w:bottom w:val="single" w:color="000000" w:sz="4" w:space="0"/>
-            <w:right w:val="single" w:color="000000" w:sz="4" w:space="0"/>
-            <w:insideH w:val="single" w:color="000000" w:sz="4" w:space="0"/>
-            <w:insideV w:val="single" w:color="000000" w:sz="4" w:space="0"/>
-          </w:tblBorders>
+          <w:tblW w:w="8156" w:type="dxa"/>
+          <w:tblInd w:w="11" w:type="dxa"/>
+          <w:tblLayout w:type="fixed"/>
           <w:tblCellMar>
             <w:top w:w="0" w:type="dxa"/>
             <w:left w:w="0" w:type="dxa"/>
@@ -10795,7 +10735,7 @@
           </w:tblCellMar>
         </w:tblPrEx>
         <w:trPr>
-          <w:trHeight w:val="658" w:hRule="atLeast"/>
+          <w:trHeight w:val="658"/>
         </w:trPr>
         <w:tc>
           <w:tcPr>
@@ -10804,7 +10744,7 @@
           </w:tcPr>
           <w:p>
             <w:pPr>
-              <w:pStyle w:val="46"/>
+              <w:pStyle w:val="TableText"/>
               <w:keepNext w:val="0"/>
               <w:keepLines w:val="0"/>
               <w:pageBreakBefore w:val="0"/>
@@ -10844,7 +10784,7 @@
           </w:tcPr>
           <w:p>
             <w:pPr>
-              <w:pStyle w:val="46"/>
+              <w:pStyle w:val="TableText"/>
               <w:keepNext w:val="0"/>
               <w:keepLines w:val="0"/>
               <w:pageBreakBefore w:val="0"/>
@@ -10876,7 +10816,7 @@
           </w:tcPr>
           <w:p>
             <w:pPr>
-              <w:pStyle w:val="46"/>
+              <w:pStyle w:val="TableText"/>
               <w:keepNext w:val="0"/>
               <w:keepLines w:val="0"/>
               <w:pageBreakBefore w:val="0"/>
@@ -10888,7 +10828,7 @@
               <w:spacing w:before="241" w:line="220" w:lineRule="auto"/>
               <w:ind w:left="231" w:leftChars="0"/>
               <w:rPr>
-                <w:rFonts w:hint="eastAsia" w:eastAsia="宋体"/>
+                <w:rFonts w:eastAsia="宋体" w:hint="eastAsia"/>
                 <w:sz w:val="18"/>
                 <w:szCs w:val="18"/>
                 <w:lang w:val="en-US" w:eastAsia="zh-CN"/>
@@ -10920,7 +10860,7 @@
           </w:tcPr>
           <w:p>
             <w:pPr>
-              <w:pStyle w:val="46"/>
+              <w:pStyle w:val="TableText"/>
               <w:keepNext w:val="0"/>
               <w:keepLines w:val="0"/>
               <w:pageBreakBefore w:val="0"/>
@@ -10938,7 +10878,7 @@
             </w:pPr>
             <w:r>
               <w:rPr>
-                <w:rFonts w:hint="eastAsia" w:ascii="宋体" w:hAnsi="宋体" w:eastAsia="宋体" w:cs="宋体"/>
+                <w:rFonts w:ascii="宋体" w:eastAsia="宋体" w:hAnsi="宋体" w:cs="宋体" w:hint="eastAsia"/>
                 <w:color w:val="000000"/>
                 <w:kern w:val="0"/>
                 <w:sz w:val="20"/>
@@ -10949,7 +10889,7 @@
             </w:r>
             <w:r>
               <w:rPr>
-                <w:rFonts w:hint="eastAsia" w:cs="宋体"/>
+                <w:rFonts w:cs="宋体" w:hint="eastAsia"/>
                 <w:color w:val="000000"/>
                 <w:kern w:val="0"/>
                 <w:sz w:val="20"/>
@@ -10974,7 +10914,7 @@
     </w:tbl>
     <w:p>
       <w:pPr>
-        <w:pStyle w:val="50"/>
+        <w:pStyle w:val="3"/>
         <w:keepNext w:val="0"/>
         <w:keepLines w:val="0"/>
         <w:pageBreakBefore w:val="0"/>
@@ -10984,19 +10924,19 @@
         <w:topLinePunct w:val="0"/>
         <w:bidi w:val="0"/>
       </w:pPr>
-      <w:bookmarkStart w:id="165" w:name="bookmark115"/>
-      <w:bookmarkEnd w:id="165"/>
-      <w:bookmarkStart w:id="166" w:name="bookmark116"/>
+      <w:bookmarkStart w:id="166" w:name="bookmark115"/>
       <w:bookmarkEnd w:id="166"/>
-      <w:bookmarkStart w:id="167" w:name="_Toc27623"/>
+      <w:bookmarkStart w:id="167" w:name="bookmark116"/>
+      <w:bookmarkEnd w:id="167"/>
+      <w:bookmarkStart w:id="168" w:name="_Toc27623"/>
       <w:r>
         <w:t>参与方</w:t>
       </w:r>
-      <w:bookmarkEnd w:id="167"/>
+      <w:bookmarkEnd w:id="168"/>
     </w:p>
     <w:p>
       <w:pPr>
-        <w:pStyle w:val="48"/>
+        <w:pStyle w:val="a"/>
         <w:keepNext w:val="0"/>
         <w:keepLines w:val="0"/>
         <w:pageBreakBefore w:val="0"/>
@@ -11033,57 +10973,32 @@
       </w:r>
     </w:p>
     <w:sectPr>
-      <w:headerReference r:id="rId5" w:type="default"/>
-      <w:footerReference r:id="rId6" w:type="default"/>
+      <w:headerReference w:type="default" r:id="rId4"/>
+      <w:footerReference w:type="default" r:id="rId5"/>
       <w:pgSz w:w="11906" w:h="16838"/>
       <w:pgMar w:top="1440" w:right="1800" w:bottom="1440" w:left="1800" w:header="851" w:footer="992" w:gutter="0"/>
-      <w:cols w:space="425" w:num="1"/>
+      <w:cols w:num="1" w:space="425"/>
       <w:docGrid w:type="lines" w:linePitch="312" w:charSpace="0"/>
     </w:sectPr>
   </w:body>
 </w:document>
 </file>
 
-<file path=word/endnotes.xml><?xml version="1.0" encoding="utf-8"?>
-<w:endnotes xmlns:wpc="http://schemas.microsoft.com/office/word/2010/wordprocessingCanvas" xmlns:mc="http://schemas.openxmlformats.org/markup-compatibility/2006" xmlns:o="urn:schemas-microsoft-com:office:office" xmlns:r="http://schemas.openxmlformats.org/officeDocument/2006/relationships" xmlns:m="http://schemas.openxmlformats.org/officeDocument/2006/math" xmlns:v="urn:schemas-microsoft-com:vml" xmlns:wp14="http://schemas.microsoft.com/office/word/2010/wordprocessingDrawing" xmlns:wp="http://schemas.openxmlformats.org/drawingml/2006/wordprocessingDrawing" xmlns:w="http://schemas.openxmlformats.org/wordprocessingml/2006/main" xmlns:w14="http://schemas.microsoft.com/office/word/2010/wordml" xmlns:w15="http://schemas.microsoft.com/office/word/2012/wordml" xmlns:w10="urn:schemas-microsoft-com:office:word" xmlns:wpg="http://schemas.microsoft.com/office/word/2010/wordprocessingGroup" xmlns:wpi="http://schemas.microsoft.com/office/word/2010/wordprocessingInk" xmlns:wne="http://schemas.microsoft.com/office/word/2006/wordml" xmlns:wps="http://schemas.microsoft.com/office/word/2010/wordprocessingShape" xmlns:wpsCustomData="http://www.wps.cn/officeDocument/2013/wpsCustomData" mc:Ignorable="w14 w15 wp14">
-  <w:endnote w:type="separator" w:id="0">
-    <w:p>
-      <w:pPr>
-        <w:spacing w:line="240" w:lineRule="auto"/>
-      </w:pPr>
-      <w:r>
-        <w:separator/>
-      </w:r>
-    </w:p>
-  </w:endnote>
-  <w:endnote w:type="continuationSeparator" w:id="1">
-    <w:p>
-      <w:pPr>
-        <w:spacing w:line="240" w:lineRule="auto"/>
-      </w:pPr>
-      <w:r>
-        <w:continuationSeparator/>
-      </w:r>
-    </w:p>
-  </w:endnote>
-</w:endnotes>
-</file>
-
 <file path=word/footer1.xml><?xml version="1.0" encoding="utf-8"?>
-<w:ftr xmlns:wpc="http://schemas.microsoft.com/office/word/2010/wordprocessingCanvas" xmlns:mc="http://schemas.openxmlformats.org/markup-compatibility/2006" xmlns:o="urn:schemas-microsoft-com:office:office" xmlns:r="http://schemas.openxmlformats.org/officeDocument/2006/relationships" xmlns:m="http://schemas.openxmlformats.org/officeDocument/2006/math" xmlns:v="urn:schemas-microsoft-com:vml" xmlns:wp14="http://schemas.microsoft.com/office/word/2010/wordprocessingDrawing" xmlns:wp="http://schemas.openxmlformats.org/drawingml/2006/wordprocessingDrawing" xmlns:w10="urn:schemas-microsoft-com:office:word" xmlns:w="http://schemas.openxmlformats.org/wordprocessingml/2006/main" xmlns:w14="http://schemas.microsoft.com/office/word/2010/wordml" xmlns:w15="http://schemas.microsoft.com/office/word/2012/wordml" xmlns:wpg="http://schemas.microsoft.com/office/word/2010/wordprocessingGroup" xmlns:wpi="http://schemas.microsoft.com/office/word/2010/wordprocessingInk" xmlns:wne="http://schemas.microsoft.com/office/word/2006/wordml" xmlns:wps="http://schemas.microsoft.com/office/word/2010/wordprocessingShape" xmlns:wpsCustomData="http://www.wps.cn/officeDocument/2013/wpsCustomData" mc:Ignorable="w14 w15 wp14">
+<w:ftr xmlns:wpc="http://schemas.microsoft.com/office/word/2010/wordprocessingCanvas" xmlns:mc="http://schemas.openxmlformats.org/markup-compatibility/2006" xmlns:o="urn:schemas-microsoft-com:office:office" xmlns:r="http://schemas.openxmlformats.org/officeDocument/2006/relationships" xmlns:m="http://schemas.openxmlformats.org/officeDocument/2006/math" xmlns:v="urn:schemas-microsoft-com:vml" xmlns:wp14="http://schemas.microsoft.com/office/word/2010/wordprocessingDrawing" xmlns:wp="http://schemas.openxmlformats.org/drawingml/2006/wordprocessingDrawing" xmlns:w10="urn:schemas-microsoft-com:office:word" xmlns:w="http://schemas.openxmlformats.org/wordprocessingml/2006/main" xmlns:w14="http://schemas.microsoft.com/office/word/2010/wordml" xmlns:w15="http://schemas.microsoft.com/office/word/2012/wordml" xmlns:wne="http://schemas.microsoft.com/office/word/2006/wordml" xmlns:wpg="http://schemas.microsoft.com/office/word/2010/wordprocessingGroup" xmlns:wpi="http://schemas.microsoft.com/office/word/2010/wordprocessingInk" xmlns:wps="http://schemas.microsoft.com/office/word/2010/wordprocessingShape" mc:Ignorable="w14 w15 wp14">
   <w:p>
     <w:pPr>
       <w:spacing w:line="169" w:lineRule="auto"/>
       <w:ind w:left="5927"/>
       <w:rPr>
-        <w:rFonts w:ascii="Calibri" w:hAnsi="Calibri" w:eastAsia="Calibri" w:cs="Calibri"/>
+        <w:rFonts w:ascii="Calibri" w:eastAsia="Calibri" w:hAnsi="Calibri" w:cs="Calibri"/>
         <w:sz w:val="18"/>
         <w:szCs w:val="18"/>
       </w:rPr>
     </w:pPr>
     <w:r>
       <w:rPr>
-        <w:rFonts w:ascii="Calibri" w:hAnsi="Calibri" w:eastAsia="Calibri" w:cs="Calibri"/>
+        <w:rFonts w:ascii="Calibri" w:eastAsia="Calibri" w:hAnsi="Calibri" w:cs="Calibri"/>
         <w:spacing w:val="-5"/>
         <w:sz w:val="18"/>
         <w:szCs w:val="18"/>
@@ -11094,51 +11009,26 @@
 </w:ftr>
 </file>
 
-<file path=word/footnotes.xml><?xml version="1.0" encoding="utf-8"?>
-<w:footnotes xmlns:wpc="http://schemas.microsoft.com/office/word/2010/wordprocessingCanvas" xmlns:mc="http://schemas.openxmlformats.org/markup-compatibility/2006" xmlns:o="urn:schemas-microsoft-com:office:office" xmlns:r="http://schemas.openxmlformats.org/officeDocument/2006/relationships" xmlns:m="http://schemas.openxmlformats.org/officeDocument/2006/math" xmlns:v="urn:schemas-microsoft-com:vml" xmlns:wp14="http://schemas.microsoft.com/office/word/2010/wordprocessingDrawing" xmlns:wp="http://schemas.openxmlformats.org/drawingml/2006/wordprocessingDrawing" xmlns:w="http://schemas.openxmlformats.org/wordprocessingml/2006/main" xmlns:w14="http://schemas.microsoft.com/office/word/2010/wordml" xmlns:w15="http://schemas.microsoft.com/office/word/2012/wordml" xmlns:w10="urn:schemas-microsoft-com:office:word" xmlns:wpg="http://schemas.microsoft.com/office/word/2010/wordprocessingGroup" xmlns:wpi="http://schemas.microsoft.com/office/word/2010/wordprocessingInk" xmlns:wne="http://schemas.microsoft.com/office/word/2006/wordml" xmlns:wps="http://schemas.microsoft.com/office/word/2010/wordprocessingShape" xmlns:wpsCustomData="http://www.wps.cn/officeDocument/2013/wpsCustomData" mc:Ignorable="w14 w15 wp14">
-  <w:footnote w:type="separator" w:id="0">
-    <w:p>
-      <w:pPr>
-        <w:spacing w:line="360" w:lineRule="auto"/>
-      </w:pPr>
-      <w:r>
-        <w:separator/>
-      </w:r>
-    </w:p>
-  </w:footnote>
-  <w:footnote w:type="continuationSeparator" w:id="1">
-    <w:p>
-      <w:pPr>
-        <w:spacing w:line="360" w:lineRule="auto"/>
-      </w:pPr>
-      <w:r>
-        <w:continuationSeparator/>
-      </w:r>
-    </w:p>
-  </w:footnote>
-</w:footnotes>
-</file>
-
 <file path=word/header1.xml><?xml version="1.0" encoding="utf-8"?>
-<w:hdr xmlns:wpc="http://schemas.microsoft.com/office/word/2010/wordprocessingCanvas" xmlns:mc="http://schemas.openxmlformats.org/markup-compatibility/2006" xmlns:o="urn:schemas-microsoft-com:office:office" xmlns:r="http://schemas.openxmlformats.org/officeDocument/2006/relationships" xmlns:m="http://schemas.openxmlformats.org/officeDocument/2006/math" xmlns:v="urn:schemas-microsoft-com:vml" xmlns:wp14="http://schemas.microsoft.com/office/word/2010/wordprocessingDrawing" xmlns:wp="http://schemas.openxmlformats.org/drawingml/2006/wordprocessingDrawing" xmlns:w10="urn:schemas-microsoft-com:office:word" xmlns:w="http://schemas.openxmlformats.org/wordprocessingml/2006/main" xmlns:w14="http://schemas.microsoft.com/office/word/2010/wordml" xmlns:w15="http://schemas.microsoft.com/office/word/2012/wordml" xmlns:wpg="http://schemas.microsoft.com/office/word/2010/wordprocessingGroup" xmlns:wpi="http://schemas.microsoft.com/office/word/2010/wordprocessingInk" xmlns:wne="http://schemas.microsoft.com/office/word/2006/wordml" xmlns:wps="http://schemas.microsoft.com/office/word/2010/wordprocessingShape" xmlns:wpsCustomData="http://www.wps.cn/officeDocument/2013/wpsCustomData" mc:Ignorable="w14 w15 wp14">
+<w:hdr xmlns:wpc="http://schemas.microsoft.com/office/word/2010/wordprocessingCanvas" xmlns:mc="http://schemas.openxmlformats.org/markup-compatibility/2006" xmlns:o="urn:schemas-microsoft-com:office:office" xmlns:r="http://schemas.openxmlformats.org/officeDocument/2006/relationships" xmlns:m="http://schemas.openxmlformats.org/officeDocument/2006/math" xmlns:v="urn:schemas-microsoft-com:vml" xmlns:wp14="http://schemas.microsoft.com/office/word/2010/wordprocessingDrawing" xmlns:wp="http://schemas.openxmlformats.org/drawingml/2006/wordprocessingDrawing" xmlns:w10="urn:schemas-microsoft-com:office:word" xmlns:w="http://schemas.openxmlformats.org/wordprocessingml/2006/main" xmlns:w14="http://schemas.microsoft.com/office/word/2010/wordml" xmlns:w15="http://schemas.microsoft.com/office/word/2012/wordml" xmlns:wne="http://schemas.microsoft.com/office/word/2006/wordml" xmlns:wpg="http://schemas.microsoft.com/office/word/2010/wordprocessingGroup" xmlns:wpi="http://schemas.microsoft.com/office/word/2010/wordprocessingInk" xmlns:wps="http://schemas.microsoft.com/office/word/2010/wordprocessingShape" mc:Ignorable="w14 w15 wp14">
   <w:p>
     <w:pPr>
-      <w:pStyle w:val="21"/>
+      <w:pStyle w:val="Header"/>
     </w:pPr>
   </w:p>
 </w:hdr>
 </file>
 
 <file path=word/numbering.xml><?xml version="1.0" encoding="utf-8"?>
-<w:numbering xmlns:wpc="http://schemas.microsoft.com/office/word/2010/wordprocessingCanvas" xmlns:mc="http://schemas.openxmlformats.org/markup-compatibility/2006" xmlns:o="urn:schemas-microsoft-com:office:office" xmlns:r="http://schemas.openxmlformats.org/officeDocument/2006/relationships" xmlns:m="http://schemas.openxmlformats.org/officeDocument/2006/math" xmlns:v="urn:schemas-microsoft-com:vml" xmlns:wp14="http://schemas.microsoft.com/office/word/2010/wordprocessingDrawing" xmlns:wp="http://schemas.openxmlformats.org/drawingml/2006/wordprocessingDrawing" xmlns:w10="urn:schemas-microsoft-com:office:word" xmlns:w="http://schemas.openxmlformats.org/wordprocessingml/2006/main" xmlns:w14="http://schemas.microsoft.com/office/word/2010/wordml" xmlns:wpg="http://schemas.microsoft.com/office/word/2010/wordprocessingGroup" xmlns:wpi="http://schemas.microsoft.com/office/word/2010/wordprocessingInk" xmlns:wne="http://schemas.microsoft.com/office/word/2006/wordml" xmlns:wps="http://schemas.microsoft.com/office/word/2010/wordprocessingShape" xmlns:wpsCustomData="http://www.wps.cn/officeDocument/2013/wpsCustomData" mc:Ignorable="w14 wp14">
+<w:numbering xmlns:wpc="http://schemas.microsoft.com/office/word/2010/wordprocessingCanvas" xmlns:mc="http://schemas.openxmlformats.org/markup-compatibility/2006" xmlns:o="urn:schemas-microsoft-com:office:office" xmlns:r="http://schemas.openxmlformats.org/officeDocument/2006/relationships" xmlns:m="http://schemas.openxmlformats.org/officeDocument/2006/math" xmlns:v="urn:schemas-microsoft-com:vml" xmlns:wp14="http://schemas.microsoft.com/office/word/2010/wordprocessingDrawing" xmlns:wp="http://schemas.openxmlformats.org/drawingml/2006/wordprocessingDrawing" xmlns:w10="urn:schemas-microsoft-com:office:word" xmlns:w="http://schemas.openxmlformats.org/wordprocessingml/2006/main" xmlns:w14="http://schemas.microsoft.com/office/word/2010/wordml" xmlns:w15="http://schemas.microsoft.com/office/word/2012/wordml" xmlns:wne="http://schemas.microsoft.com/office/word/2006/wordml" xmlns:wpg="http://schemas.microsoft.com/office/word/2010/wordprocessingGroup" xmlns:wpi="http://schemas.microsoft.com/office/word/2010/wordprocessingInk" xmlns:wps="http://schemas.microsoft.com/office/word/2010/wordprocessingShape" mc:Ignorable="w14 w15 wp14">
   <w:abstractNum w:abstractNumId="0">
     <w:nsid w:val="8E964DCE"/>
     <w:multiLevelType w:val="multilevel"/>
     <w:tmpl w:val="8E964DCE"/>
-    <w:lvl w:ilvl="0" w:tentative="0">
+    <w:lvl w:ilvl="0">
       <w:start w:val="1"/>
       <w:numFmt w:val="decimal"/>
-      <w:pStyle w:val="2"/>
+      <w:pStyle w:val="Heading1"/>
       <w:lvlText w:val="%1."/>
       <w:lvlJc w:val="left"/>
       <w:pPr>
@@ -11148,10 +11038,10 @@
         <w:rFonts w:hint="default"/>
       </w:rPr>
     </w:lvl>
-    <w:lvl w:ilvl="1" w:tentative="0">
+    <w:lvl w:ilvl="1">
       <w:start w:val="1"/>
       <w:numFmt w:val="decimal"/>
-      <w:pStyle w:val="3"/>
+      <w:pStyle w:val="Heading2"/>
       <w:lvlText w:val="%1.%2."/>
       <w:lvlJc w:val="left"/>
       <w:pPr>
@@ -11161,10 +11051,10 @@
         <w:rFonts w:hint="default"/>
       </w:rPr>
     </w:lvl>
-    <w:lvl w:ilvl="2" w:tentative="0">
+    <w:lvl w:ilvl="2">
       <w:start w:val="1"/>
       <w:numFmt w:val="decimal"/>
-      <w:pStyle w:val="4"/>
+      <w:pStyle w:val="Heading3"/>
       <w:lvlText w:val="%1.%2.%3."/>
       <w:lvlJc w:val="left"/>
       <w:pPr>
@@ -11174,10 +11064,10 @@
         <w:rFonts w:hint="default"/>
       </w:rPr>
     </w:lvl>
-    <w:lvl w:ilvl="3" w:tentative="0">
+    <w:lvl w:ilvl="3">
       <w:start w:val="1"/>
       <w:numFmt w:val="decimal"/>
-      <w:pStyle w:val="5"/>
+      <w:pStyle w:val="Heading4"/>
       <w:lvlText w:val="%1.%2.%3.%4."/>
       <w:lvlJc w:val="left"/>
       <w:pPr>
@@ -11187,10 +11077,10 @@
         <w:rFonts w:hint="default"/>
       </w:rPr>
     </w:lvl>
-    <w:lvl w:ilvl="4" w:tentative="0">
+    <w:lvl w:ilvl="4">
       <w:start w:val="1"/>
       <w:numFmt w:val="decimal"/>
-      <w:pStyle w:val="6"/>
+      <w:pStyle w:val="Heading5"/>
       <w:lvlText w:val="%1.%2.%3.%4.%5."/>
       <w:lvlJc w:val="left"/>
       <w:pPr>
@@ -11200,10 +11090,10 @@
         <w:rFonts w:hint="default"/>
       </w:rPr>
     </w:lvl>
-    <w:lvl w:ilvl="5" w:tentative="0">
+    <w:lvl w:ilvl="5">
       <w:start w:val="1"/>
       <w:numFmt w:val="decimal"/>
-      <w:pStyle w:val="7"/>
+      <w:pStyle w:val="Heading6"/>
       <w:lvlText w:val="%1.%2.%3.%4.%5.%6."/>
       <w:lvlJc w:val="left"/>
       <w:pPr>
@@ -11213,10 +11103,10 @@
         <w:rFonts w:hint="default"/>
       </w:rPr>
     </w:lvl>
-    <w:lvl w:ilvl="6" w:tentative="0">
+    <w:lvl w:ilvl="6">
       <w:start w:val="1"/>
       <w:numFmt w:val="decimal"/>
-      <w:pStyle w:val="8"/>
+      <w:pStyle w:val="Heading7"/>
       <w:lvlText w:val="%1.%2.%3.%4.%5.%6.%7."/>
       <w:lvlJc w:val="left"/>
       <w:pPr>
@@ -11226,10 +11116,10 @@
         <w:rFonts w:hint="default"/>
       </w:rPr>
     </w:lvl>
-    <w:lvl w:ilvl="7" w:tentative="0">
+    <w:lvl w:ilvl="7">
       <w:start w:val="1"/>
       <w:numFmt w:val="decimal"/>
-      <w:pStyle w:val="9"/>
+      <w:pStyle w:val="Heading8"/>
       <w:lvlText w:val="%1.%2.%3.%4.%5.%6.%7.%8."/>
       <w:lvlJc w:val="left"/>
       <w:pPr>
@@ -11239,10 +11129,10 @@
         <w:rFonts w:hint="default"/>
       </w:rPr>
     </w:lvl>
-    <w:lvl w:ilvl="8" w:tentative="0">
+    <w:lvl w:ilvl="8">
       <w:start w:val="1"/>
       <w:numFmt w:val="decimal"/>
-      <w:pStyle w:val="10"/>
+      <w:pStyle w:val="Heading9"/>
       <w:lvlText w:val="%1.%2.%3.%4.%5.%6.%7.%8.%9."/>
       <w:lvlJc w:val="left"/>
       <w:pPr>
@@ -11257,7 +11147,7 @@
     <w:nsid w:val="5F0FECCD"/>
     <w:multiLevelType w:val="singleLevel"/>
     <w:tmpl w:val="5F0FECCD"/>
-    <w:lvl w:ilvl="0" w:tentative="0">
+    <w:lvl w:ilvl="0">
       <w:start w:val="1"/>
       <w:numFmt w:val="decimal"/>
       <w:lvlText w:val="(%1)"/>
@@ -11280,270 +11170,268 @@
 </file>
 
 <file path=word/styles.xml><?xml version="1.0" encoding="utf-8"?>
-<w:styles xmlns:mc="http://schemas.openxmlformats.org/markup-compatibility/2006" xmlns:o="urn:schemas-microsoft-com:office:office" xmlns:r="http://schemas.openxmlformats.org/officeDocument/2006/relationships" xmlns:m="http://schemas.openxmlformats.org/officeDocument/2006/math" xmlns:v="urn:schemas-microsoft-com:vml" xmlns:w="http://schemas.openxmlformats.org/wordprocessingml/2006/main" xmlns:w14="http://schemas.microsoft.com/office/word/2010/wordml" xmlns:w10="urn:schemas-microsoft-com:office:word" xmlns:sl="http://schemas.openxmlformats.org/schemaLibrary/2006/main" xmlns:wpsCustomData="http://www.wps.cn/officeDocument/2013/wpsCustomData" mc:Ignorable="w14">
+<w:styles xmlns:mc="http://schemas.openxmlformats.org/markup-compatibility/2006" xmlns:r="http://schemas.openxmlformats.org/officeDocument/2006/relationships" xmlns:w="http://schemas.openxmlformats.org/wordprocessingml/2006/main" xmlns:w14="http://schemas.microsoft.com/office/word/2010/wordml" xmlns:w15="http://schemas.microsoft.com/office/word/2012/wordml" mc:Ignorable="w14 w15">
   <w:docDefaults>
     <w:rPrDefault>
       <w:rPr>
-        <w:rFonts w:ascii="Times New Roman" w:hAnsi="Times New Roman" w:eastAsia="宋体" w:cs="Times New Roman"/>
+        <w:rFonts w:ascii="Times New Roman" w:eastAsia="宋体" w:hAnsi="Times New Roman" w:cs="Times New Roman"/>
       </w:rPr>
     </w:rPrDefault>
     <w:pPrDefault/>
   </w:docDefaults>
-  <w:latentStyles w:count="260" w:defQFormat="0" w:defUnhideWhenUsed="1" w:defSemiHidden="1" w:defUIPriority="99" w:defLockedState="0">
-    <w:lsdException w:qFormat="1" w:unhideWhenUsed="0" w:uiPriority="0" w:semiHidden="0" w:name="Normal"/>
-    <w:lsdException w:qFormat="1" w:unhideWhenUsed="0" w:uiPriority="0" w:semiHidden="0" w:name="heading 1"/>
-    <w:lsdException w:qFormat="1" w:uiPriority="0" w:semiHidden="0" w:name="heading 2"/>
-    <w:lsdException w:qFormat="1" w:uiPriority="0" w:name="heading 3"/>
-    <w:lsdException w:qFormat="1" w:uiPriority="0" w:semiHidden="0" w:name="heading 4"/>
-    <w:lsdException w:qFormat="1" w:uiPriority="0" w:name="heading 5"/>
-    <w:lsdException w:qFormat="1" w:uiPriority="0" w:name="heading 6"/>
-    <w:lsdException w:qFormat="1" w:uiPriority="0" w:name="heading 7"/>
-    <w:lsdException w:qFormat="1" w:uiPriority="0" w:name="heading 8"/>
-    <w:lsdException w:qFormat="1" w:uiPriority="0" w:name="heading 9"/>
-    <w:lsdException w:unhideWhenUsed="0" w:uiPriority="0" w:semiHidden="0" w:name="index 1"/>
-    <w:lsdException w:unhideWhenUsed="0" w:uiPriority="0" w:semiHidden="0" w:name="index 2"/>
-    <w:lsdException w:unhideWhenUsed="0" w:uiPriority="0" w:semiHidden="0" w:name="index 3"/>
-    <w:lsdException w:unhideWhenUsed="0" w:uiPriority="0" w:semiHidden="0" w:name="index 4"/>
-    <w:lsdException w:unhideWhenUsed="0" w:uiPriority="0" w:semiHidden="0" w:name="index 5"/>
-    <w:lsdException w:unhideWhenUsed="0" w:uiPriority="0" w:semiHidden="0" w:name="index 6"/>
-    <w:lsdException w:unhideWhenUsed="0" w:uiPriority="0" w:semiHidden="0" w:name="index 7"/>
-    <w:lsdException w:unhideWhenUsed="0" w:uiPriority="0" w:semiHidden="0" w:name="index 8"/>
-    <w:lsdException w:unhideWhenUsed="0" w:uiPriority="0" w:semiHidden="0" w:name="index 9"/>
-    <w:lsdException w:qFormat="1" w:unhideWhenUsed="0" w:uiPriority="0" w:semiHidden="0" w:name="toc 1"/>
-    <w:lsdException w:qFormat="1" w:unhideWhenUsed="0" w:uiPriority="0" w:semiHidden="0" w:name="toc 2"/>
-    <w:lsdException w:qFormat="1" w:unhideWhenUsed="0" w:uiPriority="0" w:semiHidden="0" w:name="toc 3"/>
-    <w:lsdException w:unhideWhenUsed="0" w:uiPriority="0" w:semiHidden="0" w:name="toc 4"/>
-    <w:lsdException w:unhideWhenUsed="0" w:uiPriority="0" w:semiHidden="0" w:name="toc 5"/>
-    <w:lsdException w:unhideWhenUsed="0" w:uiPriority="0" w:semiHidden="0" w:name="toc 6"/>
-    <w:lsdException w:unhideWhenUsed="0" w:uiPriority="0" w:semiHidden="0" w:name="toc 7"/>
-    <w:lsdException w:unhideWhenUsed="0" w:uiPriority="0" w:semiHidden="0" w:name="toc 8"/>
-    <w:lsdException w:unhideWhenUsed="0" w:uiPriority="0" w:semiHidden="0" w:name="toc 9"/>
-    <w:lsdException w:qFormat="1" w:unhideWhenUsed="0" w:uiPriority="0" w:semiHidden="0" w:name="Normal Indent"/>
-    <w:lsdException w:qFormat="1" w:unhideWhenUsed="0" w:uiPriority="0" w:semiHidden="0" w:name="footnote text"/>
-    <w:lsdException w:qFormat="1" w:unhideWhenUsed="0" w:uiPriority="0" w:semiHidden="0" w:name="annotation text"/>
-    <w:lsdException w:qFormat="1" w:unhideWhenUsed="0" w:uiPriority="0" w:semiHidden="0" w:name="header"/>
-    <w:lsdException w:qFormat="1" w:unhideWhenUsed="0" w:uiPriority="0" w:semiHidden="0" w:name="footer"/>
-    <w:lsdException w:unhideWhenUsed="0" w:uiPriority="0" w:semiHidden="0" w:name="index heading"/>
-    <w:lsdException w:qFormat="1" w:uiPriority="0" w:name="caption"/>
-    <w:lsdException w:unhideWhenUsed="0" w:uiPriority="0" w:semiHidden="0" w:name="table of figures"/>
-    <w:lsdException w:unhideWhenUsed="0" w:uiPriority="0" w:semiHidden="0" w:name="envelope address"/>
-    <w:lsdException w:unhideWhenUsed="0" w:uiPriority="0" w:semiHidden="0" w:name="envelope return"/>
-    <w:lsdException w:qFormat="1" w:unhideWhenUsed="0" w:uiPriority="0" w:semiHidden="0" w:name="footnote reference"/>
-    <w:lsdException w:qFormat="1" w:unhideWhenUsed="0" w:uiPriority="0" w:semiHidden="0" w:name="annotation reference"/>
-    <w:lsdException w:unhideWhenUsed="0" w:uiPriority="0" w:semiHidden="0" w:name="line number"/>
-    <w:lsdException w:qFormat="1" w:unhideWhenUsed="0" w:uiPriority="0" w:semiHidden="0" w:name="page number"/>
-    <w:lsdException w:qFormat="1" w:unhideWhenUsed="0" w:uiPriority="0" w:semiHidden="0" w:name="endnote reference"/>
-    <w:lsdException w:qFormat="1" w:unhideWhenUsed="0" w:uiPriority="0" w:semiHidden="0" w:name="endnote text"/>
-    <w:lsdException w:unhideWhenUsed="0" w:uiPriority="0" w:semiHidden="0" w:name="table of authorities"/>
-    <w:lsdException w:unhideWhenUsed="0" w:uiPriority="0" w:semiHidden="0" w:name="macro"/>
-    <w:lsdException w:unhideWhenUsed="0" w:uiPriority="0" w:semiHidden="0" w:name="toa heading"/>
-    <w:lsdException w:unhideWhenUsed="0" w:uiPriority="0" w:semiHidden="0" w:name="List"/>
-    <w:lsdException w:unhideWhenUsed="0" w:uiPriority="0" w:semiHidden="0" w:name="List Bullet"/>
-    <w:lsdException w:unhideWhenUsed="0" w:uiPriority="0" w:semiHidden="0" w:name="List Number"/>
-    <w:lsdException w:unhideWhenUsed="0" w:uiPriority="0" w:semiHidden="0" w:name="List 2"/>
-    <w:lsdException w:unhideWhenUsed="0" w:uiPriority="0" w:semiHidden="0" w:name="List 3"/>
-    <w:lsdException w:unhideWhenUsed="0" w:uiPriority="0" w:semiHidden="0" w:name="List 4"/>
-    <w:lsdException w:unhideWhenUsed="0" w:uiPriority="0" w:semiHidden="0" w:name="List 5"/>
-    <w:lsdException w:unhideWhenUsed="0" w:uiPriority="0" w:semiHidden="0" w:name="List Bullet 2"/>
-    <w:lsdException w:unhideWhenUsed="0" w:uiPriority="0" w:semiHidden="0" w:name="List Bullet 3"/>
-    <w:lsdException w:unhideWhenUsed="0" w:uiPriority="0" w:semiHidden="0" w:name="List Bullet 4"/>
-    <w:lsdException w:unhideWhenUsed="0" w:uiPriority="0" w:semiHidden="0" w:name="List Bullet 5"/>
-    <w:lsdException w:unhideWhenUsed="0" w:uiPriority="0" w:semiHidden="0" w:name="List Number 2"/>
-    <w:lsdException w:unhideWhenUsed="0" w:uiPriority="0" w:semiHidden="0" w:name="List Number 3"/>
-    <w:lsdException w:unhideWhenUsed="0" w:uiPriority="0" w:semiHidden="0" w:name="List Number 4"/>
-    <w:lsdException w:unhideWhenUsed="0" w:uiPriority="0" w:semiHidden="0" w:name="List Number 5"/>
-    <w:lsdException w:qFormat="1" w:unhideWhenUsed="0" w:uiPriority="0" w:semiHidden="0" w:name="Title"/>
-    <w:lsdException w:unhideWhenUsed="0" w:uiPriority="0" w:semiHidden="0" w:name="Closing"/>
-    <w:lsdException w:qFormat="1" w:unhideWhenUsed="0" w:uiPriority="0" w:semiHidden="0" w:name="Signature"/>
-    <w:lsdException w:qFormat="1" w:unhideWhenUsed="0" w:uiPriority="0" w:name="Default Paragraph Font"/>
-    <w:lsdException w:qFormat="1" w:unhideWhenUsed="0" w:uiPriority="0" w:name="Body Text"/>
-    <w:lsdException w:unhideWhenUsed="0" w:uiPriority="0" w:semiHidden="0" w:name="Body Text Indent"/>
-    <w:lsdException w:unhideWhenUsed="0" w:uiPriority="0" w:semiHidden="0" w:name="List Continue"/>
-    <w:lsdException w:unhideWhenUsed="0" w:uiPriority="0" w:semiHidden="0" w:name="List Continue 2"/>
-    <w:lsdException w:unhideWhenUsed="0" w:uiPriority="0" w:semiHidden="0" w:name="List Continue 3"/>
-    <w:lsdException w:unhideWhenUsed="0" w:uiPriority="0" w:semiHidden="0" w:name="List Continue 4"/>
-    <w:lsdException w:unhideWhenUsed="0" w:uiPriority="0" w:semiHidden="0" w:name="List Continue 5"/>
-    <w:lsdException w:unhideWhenUsed="0" w:uiPriority="0" w:semiHidden="0" w:name="Message Header"/>
-    <w:lsdException w:qFormat="1" w:unhideWhenUsed="0" w:uiPriority="0" w:semiHidden="0" w:name="Subtitle"/>
-    <w:lsdException w:qFormat="1" w:unhideWhenUsed="0" w:uiPriority="0" w:semiHidden="0" w:name="Salutation"/>
-    <w:lsdException w:qFormat="1" w:unhideWhenUsed="0" w:uiPriority="0" w:semiHidden="0" w:name="Date"/>
-    <w:lsdException w:unhideWhenUsed="0" w:uiPriority="0" w:semiHidden="0" w:name="Body Text First Indent"/>
-    <w:lsdException w:unhideWhenUsed="0" w:uiPriority="0" w:semiHidden="0" w:name="Body Text First Indent 2"/>
-    <w:lsdException w:uiPriority="99" w:name="Note Heading"/>
-    <w:lsdException w:unhideWhenUsed="0" w:uiPriority="0" w:semiHidden="0" w:name="Body Text 2"/>
-    <w:lsdException w:unhideWhenUsed="0" w:uiPriority="0" w:semiHidden="0" w:name="Body Text 3"/>
-    <w:lsdException w:unhideWhenUsed="0" w:uiPriority="0" w:semiHidden="0" w:name="Body Text Indent 2"/>
-    <w:lsdException w:unhideWhenUsed="0" w:uiPriority="0" w:semiHidden="0" w:name="Body Text Indent 3"/>
-    <w:lsdException w:unhideWhenUsed="0" w:uiPriority="0" w:semiHidden="0" w:name="Block Text"/>
-    <w:lsdException w:qFormat="1" w:unhideWhenUsed="0" w:uiPriority="0" w:semiHidden="0" w:name="Hyperlink"/>
-    <w:lsdException w:qFormat="1" w:unhideWhenUsed="0" w:uiPriority="0" w:semiHidden="0" w:name="FollowedHyperlink"/>
-    <w:lsdException w:qFormat="1" w:unhideWhenUsed="0" w:uiPriority="0" w:semiHidden="0" w:name="Strong"/>
-    <w:lsdException w:qFormat="1" w:unhideWhenUsed="0" w:uiPriority="0" w:semiHidden="0" w:name="Emphasis"/>
-    <w:lsdException w:unhideWhenUsed="0" w:uiPriority="0" w:semiHidden="0" w:name="Document Map"/>
-    <w:lsdException w:unhideWhenUsed="0" w:uiPriority="0" w:semiHidden="0" w:name="Plain Text"/>
-    <w:lsdException w:unhideWhenUsed="0" w:uiPriority="0" w:semiHidden="0" w:name="E-mail Signature"/>
-    <w:lsdException w:qFormat="1" w:unhideWhenUsed="0" w:uiPriority="0" w:semiHidden="0" w:name="Normal (Web)"/>
-    <w:lsdException w:unhideWhenUsed="0" w:uiPriority="0" w:semiHidden="0" w:name="HTML Acronym"/>
-    <w:lsdException w:unhideWhenUsed="0" w:uiPriority="0" w:semiHidden="0" w:name="HTML Address"/>
-    <w:lsdException w:unhideWhenUsed="0" w:uiPriority="0" w:semiHidden="0" w:name="HTML Cite"/>
-    <w:lsdException w:unhideWhenUsed="0" w:uiPriority="0" w:semiHidden="0" w:name="HTML Code"/>
-    <w:lsdException w:unhideWhenUsed="0" w:uiPriority="0" w:semiHidden="0" w:name="HTML Definition"/>
-    <w:lsdException w:unhideWhenUsed="0" w:uiPriority="0" w:semiHidden="0" w:name="HTML Keyboard"/>
-    <w:lsdException w:qFormat="1" w:unhideWhenUsed="0" w:uiPriority="0" w:semiHidden="0" w:name="HTML Preformatted"/>
-    <w:lsdException w:unhideWhenUsed="0" w:uiPriority="0" w:semiHidden="0" w:name="HTML Sample"/>
-    <w:lsdException w:unhideWhenUsed="0" w:uiPriority="0" w:semiHidden="0" w:name="HTML Typewriter"/>
-    <w:lsdException w:unhideWhenUsed="0" w:uiPriority="0" w:semiHidden="0" w:name="HTML Variable"/>
-    <w:lsdException w:qFormat="1" w:unhideWhenUsed="0" w:uiPriority="0" w:name="Normal Table"/>
-    <w:lsdException w:qFormat="1" w:unhideWhenUsed="0" w:uiPriority="0" w:semiHidden="0" w:name="annotation subject"/>
-    <w:lsdException w:unhideWhenUsed="0" w:uiPriority="0" w:semiHidden="0" w:name="Table Simple 1"/>
-    <w:lsdException w:unhideWhenUsed="0" w:uiPriority="0" w:semiHidden="0" w:name="Table Simple 2"/>
-    <w:lsdException w:unhideWhenUsed="0" w:uiPriority="0" w:semiHidden="0" w:name="Table Simple 3"/>
-    <w:lsdException w:unhideWhenUsed="0" w:uiPriority="0" w:semiHidden="0" w:name="Table Classic 1"/>
-    <w:lsdException w:unhideWhenUsed="0" w:uiPriority="0" w:semiHidden="0" w:name="Table Classic 2"/>
-    <w:lsdException w:unhideWhenUsed="0" w:uiPriority="0" w:semiHidden="0" w:name="Table Classic 3"/>
-    <w:lsdException w:unhideWhenUsed="0" w:uiPriority="0" w:semiHidden="0" w:name="Table Classic 4"/>
-    <w:lsdException w:unhideWhenUsed="0" w:uiPriority="0" w:semiHidden="0" w:name="Table Colorful 1"/>
-    <w:lsdException w:unhideWhenUsed="0" w:uiPriority="0" w:semiHidden="0" w:name="Table Colorful 2"/>
-    <w:lsdException w:unhideWhenUsed="0" w:uiPriority="0" w:semiHidden="0" w:name="Table Colorful 3"/>
-    <w:lsdException w:unhideWhenUsed="0" w:uiPriority="0" w:semiHidden="0" w:name="Table Columns 1"/>
-    <w:lsdException w:unhideWhenUsed="0" w:uiPriority="0" w:semiHidden="0" w:name="Table Columns 2"/>
-    <w:lsdException w:unhideWhenUsed="0" w:uiPriority="0" w:semiHidden="0" w:name="Table Columns 3"/>
-    <w:lsdException w:unhideWhenUsed="0" w:uiPriority="0" w:semiHidden="0" w:name="Table Columns 4"/>
-    <w:lsdException w:unhideWhenUsed="0" w:uiPriority="0" w:semiHidden="0" w:name="Table Columns 5"/>
-    <w:lsdException w:unhideWhenUsed="0" w:uiPriority="0" w:semiHidden="0" w:name="Table Grid 1"/>
-    <w:lsdException w:unhideWhenUsed="0" w:uiPriority="0" w:semiHidden="0" w:name="Table Grid 2"/>
-    <w:lsdException w:unhideWhenUsed="0" w:uiPriority="0" w:semiHidden="0" w:name="Table Grid 3"/>
-    <w:lsdException w:unhideWhenUsed="0" w:uiPriority="0" w:semiHidden="0" w:name="Table Grid 4"/>
-    <w:lsdException w:unhideWhenUsed="0" w:uiPriority="0" w:semiHidden="0" w:name="Table Grid 5"/>
-    <w:lsdException w:unhideWhenUsed="0" w:uiPriority="0" w:semiHidden="0" w:name="Table Grid 6"/>
-    <w:lsdException w:unhideWhenUsed="0" w:uiPriority="0" w:semiHidden="0" w:name="Table Grid 7"/>
-    <w:lsdException w:unhideWhenUsed="0" w:uiPriority="0" w:semiHidden="0" w:name="Table Grid 8"/>
-    <w:lsdException w:unhideWhenUsed="0" w:uiPriority="0" w:semiHidden="0" w:name="Table List 1"/>
-    <w:lsdException w:unhideWhenUsed="0" w:uiPriority="0" w:semiHidden="0" w:name="Table List 2"/>
-    <w:lsdException w:unhideWhenUsed="0" w:uiPriority="0" w:semiHidden="0" w:name="Table List 3"/>
-    <w:lsdException w:unhideWhenUsed="0" w:uiPriority="0" w:semiHidden="0" w:name="Table List 4"/>
-    <w:lsdException w:unhideWhenUsed="0" w:uiPriority="0" w:semiHidden="0" w:name="Table List 5"/>
-    <w:lsdException w:unhideWhenUsed="0" w:uiPriority="0" w:semiHidden="0" w:name="Table List 6"/>
-    <w:lsdException w:unhideWhenUsed="0" w:uiPriority="0" w:semiHidden="0" w:name="Table List 7"/>
-    <w:lsdException w:unhideWhenUsed="0" w:uiPriority="0" w:semiHidden="0" w:name="Table List 8"/>
-    <w:lsdException w:unhideWhenUsed="0" w:uiPriority="0" w:semiHidden="0" w:name="Table 3D effects 1"/>
-    <w:lsdException w:unhideWhenUsed="0" w:uiPriority="0" w:semiHidden="0" w:name="Table 3D effects 2"/>
-    <w:lsdException w:unhideWhenUsed="0" w:uiPriority="0" w:semiHidden="0" w:name="Table 3D effects 3"/>
-    <w:lsdException w:unhideWhenUsed="0" w:uiPriority="0" w:semiHidden="0" w:name="Table Contemporary"/>
-    <w:lsdException w:unhideWhenUsed="0" w:uiPriority="0" w:semiHidden="0" w:name="Table Elegant"/>
-    <w:lsdException w:unhideWhenUsed="0" w:uiPriority="0" w:semiHidden="0" w:name="Table Professional"/>
-    <w:lsdException w:unhideWhenUsed="0" w:uiPriority="0" w:semiHidden="0" w:name="Table Subtle 1"/>
-    <w:lsdException w:unhideWhenUsed="0" w:uiPriority="0" w:semiHidden="0" w:name="Table Subtle 2"/>
-    <w:lsdException w:unhideWhenUsed="0" w:uiPriority="0" w:semiHidden="0" w:name="Table Web 1"/>
-    <w:lsdException w:unhideWhenUsed="0" w:uiPriority="0" w:semiHidden="0" w:name="Table Web 2"/>
-    <w:lsdException w:unhideWhenUsed="0" w:uiPriority="0" w:semiHidden="0" w:name="Table Web 3"/>
-    <w:lsdException w:qFormat="1" w:unhideWhenUsed="0" w:uiPriority="0" w:semiHidden="0" w:name="Balloon Text"/>
-    <w:lsdException w:qFormat="1" w:unhideWhenUsed="0" w:uiPriority="0" w:semiHidden="0" w:name="Table Grid"/>
-    <w:lsdException w:unhideWhenUsed="0" w:uiPriority="0" w:semiHidden="0" w:name="Table Theme"/>
-    <w:lsdException w:qFormat="1" w:unhideWhenUsed="0" w:uiPriority="99" w:semiHidden="0" w:name="No Spacing"/>
-    <w:lsdException w:unhideWhenUsed="0" w:uiPriority="60" w:semiHidden="0" w:name="Light Shading"/>
-    <w:lsdException w:unhideWhenUsed="0" w:uiPriority="61" w:semiHidden="0" w:name="Light List"/>
-    <w:lsdException w:unhideWhenUsed="0" w:uiPriority="62" w:semiHidden="0" w:name="Light Grid"/>
-    <w:lsdException w:unhideWhenUsed="0" w:uiPriority="63" w:semiHidden="0" w:name="Medium Shading 1"/>
-    <w:lsdException w:unhideWhenUsed="0" w:uiPriority="64" w:semiHidden="0" w:name="Medium Shading 2"/>
-    <w:lsdException w:unhideWhenUsed="0" w:uiPriority="65" w:semiHidden="0" w:name="Medium List 1"/>
-    <w:lsdException w:unhideWhenUsed="0" w:uiPriority="66" w:semiHidden="0" w:name="Medium List 2"/>
-    <w:lsdException w:unhideWhenUsed="0" w:uiPriority="67" w:semiHidden="0" w:name="Medium Grid 1"/>
-    <w:lsdException w:unhideWhenUsed="0" w:uiPriority="68" w:semiHidden="0" w:name="Medium Grid 2"/>
-    <w:lsdException w:unhideWhenUsed="0" w:uiPriority="69" w:semiHidden="0" w:name="Medium Grid 3"/>
-    <w:lsdException w:unhideWhenUsed="0" w:uiPriority="70" w:semiHidden="0" w:name="Dark List"/>
-    <w:lsdException w:unhideWhenUsed="0" w:uiPriority="71" w:semiHidden="0" w:name="Colorful Shading"/>
-    <w:lsdException w:unhideWhenUsed="0" w:uiPriority="72" w:semiHidden="0" w:name="Colorful List"/>
-    <w:lsdException w:unhideWhenUsed="0" w:uiPriority="73" w:semiHidden="0" w:name="Colorful Grid"/>
-    <w:lsdException w:unhideWhenUsed="0" w:uiPriority="60" w:semiHidden="0" w:name="Light Shading Accent 1"/>
-    <w:lsdException w:unhideWhenUsed="0" w:uiPriority="61" w:semiHidden="0" w:name="Light List Accent 1"/>
-    <w:lsdException w:unhideWhenUsed="0" w:uiPriority="62" w:semiHidden="0" w:name="Light Grid Accent 1"/>
-    <w:lsdException w:unhideWhenUsed="0" w:uiPriority="63" w:semiHidden="0" w:name="Medium Shading 1 Accent 1"/>
-    <w:lsdException w:unhideWhenUsed="0" w:uiPriority="64" w:semiHidden="0" w:name="Medium Shading 2 Accent 1"/>
-    <w:lsdException w:unhideWhenUsed="0" w:uiPriority="65" w:semiHidden="0" w:name="Medium List 1 Accent 1"/>
-    <w:lsdException w:unhideWhenUsed="0" w:uiPriority="66" w:semiHidden="0" w:name="Medium List 2 Accent 1"/>
-    <w:lsdException w:unhideWhenUsed="0" w:uiPriority="67" w:semiHidden="0" w:name="Medium Grid 1 Accent 1"/>
-    <w:lsdException w:unhideWhenUsed="0" w:uiPriority="68" w:semiHidden="0" w:name="Medium Grid 2 Accent 1"/>
-    <w:lsdException w:unhideWhenUsed="0" w:uiPriority="69" w:semiHidden="0" w:name="Medium Grid 3 Accent 1"/>
-    <w:lsdException w:unhideWhenUsed="0" w:uiPriority="70" w:semiHidden="0" w:name="Dark List Accent 1"/>
-    <w:lsdException w:unhideWhenUsed="0" w:uiPriority="71" w:semiHidden="0" w:name="Colorful Shading Accent 1"/>
-    <w:lsdException w:unhideWhenUsed="0" w:uiPriority="72" w:semiHidden="0" w:name="Colorful List Accent 1"/>
-    <w:lsdException w:unhideWhenUsed="0" w:uiPriority="73" w:semiHidden="0" w:name="Colorful Grid Accent 1"/>
-    <w:lsdException w:unhideWhenUsed="0" w:uiPriority="60" w:semiHidden="0" w:name="Light Shading Accent 2"/>
-    <w:lsdException w:unhideWhenUsed="0" w:uiPriority="61" w:semiHidden="0" w:name="Light List Accent 2"/>
-    <w:lsdException w:unhideWhenUsed="0" w:uiPriority="62" w:semiHidden="0" w:name="Light Grid Accent 2"/>
-    <w:lsdException w:unhideWhenUsed="0" w:uiPriority="63" w:semiHidden="0" w:name="Medium Shading 1 Accent 2"/>
-    <w:lsdException w:unhideWhenUsed="0" w:uiPriority="64" w:semiHidden="0" w:name="Medium Shading 2 Accent 2"/>
-    <w:lsdException w:unhideWhenUsed="0" w:uiPriority="65" w:semiHidden="0" w:name="Medium List 1 Accent 2"/>
-    <w:lsdException w:unhideWhenUsed="0" w:uiPriority="66" w:semiHidden="0" w:name="Medium List 2 Accent 2"/>
-    <w:lsdException w:unhideWhenUsed="0" w:uiPriority="67" w:semiHidden="0" w:name="Medium Grid 1 Accent 2"/>
-    <w:lsdException w:unhideWhenUsed="0" w:uiPriority="68" w:semiHidden="0" w:name="Medium Grid 2 Accent 2"/>
-    <w:lsdException w:unhideWhenUsed="0" w:uiPriority="69" w:semiHidden="0" w:name="Medium Grid 3 Accent 2"/>
-    <w:lsdException w:unhideWhenUsed="0" w:uiPriority="70" w:semiHidden="0" w:name="Dark List Accent 2"/>
-    <w:lsdException w:unhideWhenUsed="0" w:uiPriority="71" w:semiHidden="0" w:name="Colorful Shading Accent 2"/>
-    <w:lsdException w:unhideWhenUsed="0" w:uiPriority="72" w:semiHidden="0" w:name="Colorful List Accent 2"/>
-    <w:lsdException w:unhideWhenUsed="0" w:uiPriority="73" w:semiHidden="0" w:name="Colorful Grid Accent 2"/>
-    <w:lsdException w:unhideWhenUsed="0" w:uiPriority="60" w:semiHidden="0" w:name="Light Shading Accent 3"/>
-    <w:lsdException w:unhideWhenUsed="0" w:uiPriority="61" w:semiHidden="0" w:name="Light List Accent 3"/>
-    <w:lsdException w:unhideWhenUsed="0" w:uiPriority="62" w:semiHidden="0" w:name="Light Grid Accent 3"/>
-    <w:lsdException w:unhideWhenUsed="0" w:uiPriority="63" w:semiHidden="0" w:name="Medium Shading 1 Accent 3"/>
-    <w:lsdException w:unhideWhenUsed="0" w:uiPriority="64" w:semiHidden="0" w:name="Medium Shading 2 Accent 3"/>
-    <w:lsdException w:unhideWhenUsed="0" w:uiPriority="65" w:semiHidden="0" w:name="Medium List 1 Accent 3"/>
-    <w:lsdException w:unhideWhenUsed="0" w:uiPriority="66" w:semiHidden="0" w:name="Medium List 2 Accent 3"/>
-    <w:lsdException w:unhideWhenUsed="0" w:uiPriority="67" w:semiHidden="0" w:name="Medium Grid 1 Accent 3"/>
-    <w:lsdException w:unhideWhenUsed="0" w:uiPriority="68" w:semiHidden="0" w:name="Medium Grid 2 Accent 3"/>
-    <w:lsdException w:unhideWhenUsed="0" w:uiPriority="69" w:semiHidden="0" w:name="Medium Grid 3 Accent 3"/>
-    <w:lsdException w:unhideWhenUsed="0" w:uiPriority="70" w:semiHidden="0" w:name="Dark List Accent 3"/>
-    <w:lsdException w:unhideWhenUsed="0" w:uiPriority="71" w:semiHidden="0" w:name="Colorful Shading Accent 3"/>
-    <w:lsdException w:unhideWhenUsed="0" w:uiPriority="72" w:semiHidden="0" w:name="Colorful List Accent 3"/>
-    <w:lsdException w:unhideWhenUsed="0" w:uiPriority="73" w:semiHidden="0" w:name="Colorful Grid Accent 3"/>
-    <w:lsdException w:unhideWhenUsed="0" w:uiPriority="60" w:semiHidden="0" w:name="Light Shading Accent 4"/>
-    <w:lsdException w:unhideWhenUsed="0" w:uiPriority="61" w:semiHidden="0" w:name="Light List Accent 4"/>
-    <w:lsdException w:unhideWhenUsed="0" w:uiPriority="62" w:semiHidden="0" w:name="Light Grid Accent 4"/>
-    <w:lsdException w:unhideWhenUsed="0" w:uiPriority="63" w:semiHidden="0" w:name="Medium Shading 1 Accent 4"/>
-    <w:lsdException w:unhideWhenUsed="0" w:uiPriority="64" w:semiHidden="0" w:name="Medium Shading 2 Accent 4"/>
-    <w:lsdException w:unhideWhenUsed="0" w:uiPriority="65" w:semiHidden="0" w:name="Medium List 1 Accent 4"/>
-    <w:lsdException w:unhideWhenUsed="0" w:uiPriority="66" w:semiHidden="0" w:name="Medium List 2 Accent 4"/>
-    <w:lsdException w:unhideWhenUsed="0" w:uiPriority="67" w:semiHidden="0" w:name="Medium Grid 1 Accent 4"/>
-    <w:lsdException w:unhideWhenUsed="0" w:uiPriority="68" w:semiHidden="0" w:name="Medium Grid 2 Accent 4"/>
-    <w:lsdException w:unhideWhenUsed="0" w:uiPriority="69" w:semiHidden="0" w:name="Medium Grid 3 Accent 4"/>
-    <w:lsdException w:unhideWhenUsed="0" w:uiPriority="70" w:semiHidden="0" w:name="Dark List Accent 4"/>
-    <w:lsdException w:unhideWhenUsed="0" w:uiPriority="71" w:semiHidden="0" w:name="Colorful Shading Accent 4"/>
-    <w:lsdException w:unhideWhenUsed="0" w:uiPriority="72" w:semiHidden="0" w:name="Colorful List Accent 4"/>
-    <w:lsdException w:unhideWhenUsed="0" w:uiPriority="73" w:semiHidden="0" w:name="Colorful Grid Accent 4"/>
-    <w:lsdException w:unhideWhenUsed="0" w:uiPriority="60" w:semiHidden="0" w:name="Light Shading Accent 5"/>
-    <w:lsdException w:unhideWhenUsed="0" w:uiPriority="61" w:semiHidden="0" w:name="Light List Accent 5"/>
-    <w:lsdException w:unhideWhenUsed="0" w:uiPriority="62" w:semiHidden="0" w:name="Light Grid Accent 5"/>
-    <w:lsdException w:unhideWhenUsed="0" w:uiPriority="63" w:semiHidden="0" w:name="Medium Shading 1 Accent 5"/>
-    <w:lsdException w:unhideWhenUsed="0" w:uiPriority="64" w:semiHidden="0" w:name="Medium Shading 2 Accent 5"/>
-    <w:lsdException w:unhideWhenUsed="0" w:uiPriority="65" w:semiHidden="0" w:name="Medium List 1 Accent 5"/>
-    <w:lsdException w:unhideWhenUsed="0" w:uiPriority="66" w:semiHidden="0" w:name="Medium List 2 Accent 5"/>
-    <w:lsdException w:unhideWhenUsed="0" w:uiPriority="67" w:semiHidden="0" w:name="Medium Grid 1 Accent 5"/>
-    <w:lsdException w:unhideWhenUsed="0" w:uiPriority="68" w:semiHidden="0" w:name="Medium Grid 2 Accent 5"/>
-    <w:lsdException w:unhideWhenUsed="0" w:uiPriority="69" w:semiHidden="0" w:name="Medium Grid 3 Accent 5"/>
-    <w:lsdException w:unhideWhenUsed="0" w:uiPriority="70" w:semiHidden="0" w:name="Dark List Accent 5"/>
-    <w:lsdException w:unhideWhenUsed="0" w:uiPriority="71" w:semiHidden="0" w:name="Colorful Shading Accent 5"/>
-    <w:lsdException w:unhideWhenUsed="0" w:uiPriority="72" w:semiHidden="0" w:name="Colorful List Accent 5"/>
-    <w:lsdException w:unhideWhenUsed="0" w:uiPriority="73" w:semiHidden="0" w:name="Colorful Grid Accent 5"/>
-    <w:lsdException w:unhideWhenUsed="0" w:uiPriority="60" w:semiHidden="0" w:name="Light Shading Accent 6"/>
-    <w:lsdException w:unhideWhenUsed="0" w:uiPriority="61" w:semiHidden="0" w:name="Light List Accent 6"/>
-    <w:lsdException w:unhideWhenUsed="0" w:uiPriority="62" w:semiHidden="0" w:name="Light Grid Accent 6"/>
-    <w:lsdException w:unhideWhenUsed="0" w:uiPriority="63" w:semiHidden="0" w:name="Medium Shading 1 Accent 6"/>
-    <w:lsdException w:unhideWhenUsed="0" w:uiPriority="64" w:semiHidden="0" w:name="Medium Shading 2 Accent 6"/>
-    <w:lsdException w:unhideWhenUsed="0" w:uiPriority="65" w:semiHidden="0" w:name="Medium List 1 Accent 6"/>
-    <w:lsdException w:unhideWhenUsed="0" w:uiPriority="66" w:semiHidden="0" w:name="Medium List 2 Accent 6"/>
-    <w:lsdException w:unhideWhenUsed="0" w:uiPriority="67" w:semiHidden="0" w:name="Medium Grid 1 Accent 6"/>
-    <w:lsdException w:unhideWhenUsed="0" w:uiPriority="68" w:semiHidden="0" w:name="Medium Grid 2 Accent 6"/>
-    <w:lsdException w:unhideWhenUsed="0" w:uiPriority="69" w:semiHidden="0" w:name="Medium Grid 3 Accent 6"/>
-    <w:lsdException w:unhideWhenUsed="0" w:uiPriority="70" w:semiHidden="0" w:name="Dark List Accent 6"/>
-    <w:lsdException w:unhideWhenUsed="0" w:uiPriority="71" w:semiHidden="0" w:name="Colorful Shading Accent 6"/>
-    <w:lsdException w:unhideWhenUsed="0" w:uiPriority="72" w:semiHidden="0" w:name="Colorful List Accent 6"/>
-    <w:lsdException w:unhideWhenUsed="0" w:uiPriority="73" w:semiHidden="0" w:name="Colorful Grid Accent 6"/>
+  <w:latentStyles w:defLockedState="0" w:defUIPriority="99" w:defSemiHidden="1" w:defUnhideWhenUsed="1" w:defQFormat="0" w:count="260">
+    <w:lsdException w:name="Normal" w:semiHidden="0" w:uiPriority="0" w:unhideWhenUsed="0" w:qFormat="1"/>
+    <w:lsdException w:name="heading 1" w:semiHidden="0" w:uiPriority="0" w:unhideWhenUsed="0" w:qFormat="1"/>
+    <w:lsdException w:name="heading 2" w:semiHidden="0" w:uiPriority="0" w:qFormat="1"/>
+    <w:lsdException w:name="heading 3" w:uiPriority="0" w:qFormat="1"/>
+    <w:lsdException w:name="heading 4" w:semiHidden="0" w:uiPriority="0" w:qFormat="1"/>
+    <w:lsdException w:name="heading 5" w:uiPriority="0" w:qFormat="1"/>
+    <w:lsdException w:name="heading 6" w:uiPriority="0" w:qFormat="1"/>
+    <w:lsdException w:name="heading 7" w:uiPriority="0" w:qFormat="1"/>
+    <w:lsdException w:name="heading 8" w:uiPriority="0" w:qFormat="1"/>
+    <w:lsdException w:name="heading 9" w:uiPriority="0" w:qFormat="1"/>
+    <w:lsdException w:name="index 1" w:semiHidden="0" w:uiPriority="0" w:unhideWhenUsed="0"/>
+    <w:lsdException w:name="index 2" w:semiHidden="0" w:uiPriority="0" w:unhideWhenUsed="0"/>
+    <w:lsdException w:name="index 3" w:semiHidden="0" w:uiPriority="0" w:unhideWhenUsed="0"/>
+    <w:lsdException w:name="index 4" w:semiHidden="0" w:uiPriority="0" w:unhideWhenUsed="0"/>
+    <w:lsdException w:name="index 5" w:semiHidden="0" w:uiPriority="0" w:unhideWhenUsed="0"/>
+    <w:lsdException w:name="index 6" w:semiHidden="0" w:uiPriority="0" w:unhideWhenUsed="0"/>
+    <w:lsdException w:name="index 7" w:semiHidden="0" w:uiPriority="0" w:unhideWhenUsed="0"/>
+    <w:lsdException w:name="index 8" w:semiHidden="0" w:uiPriority="0" w:unhideWhenUsed="0"/>
+    <w:lsdException w:name="index 9" w:semiHidden="0" w:uiPriority="0" w:unhideWhenUsed="0"/>
+    <w:lsdException w:name="toc 1" w:semiHidden="0" w:uiPriority="0" w:unhideWhenUsed="0" w:qFormat="1"/>
+    <w:lsdException w:name="toc 2" w:semiHidden="0" w:uiPriority="0" w:unhideWhenUsed="0" w:qFormat="1"/>
+    <w:lsdException w:name="toc 3" w:semiHidden="0" w:uiPriority="0" w:unhideWhenUsed="0" w:qFormat="1"/>
+    <w:lsdException w:name="toc 4" w:semiHidden="0" w:uiPriority="0" w:unhideWhenUsed="0"/>
+    <w:lsdException w:name="toc 5" w:semiHidden="0" w:uiPriority="0" w:unhideWhenUsed="0"/>
+    <w:lsdException w:name="toc 6" w:semiHidden="0" w:uiPriority="0" w:unhideWhenUsed="0"/>
+    <w:lsdException w:name="toc 7" w:semiHidden="0" w:uiPriority="0" w:unhideWhenUsed="0"/>
+    <w:lsdException w:name="toc 8" w:semiHidden="0" w:uiPriority="0" w:unhideWhenUsed="0"/>
+    <w:lsdException w:name="toc 9" w:semiHidden="0" w:uiPriority="0" w:unhideWhenUsed="0"/>
+    <w:lsdException w:name="Normal Indent" w:semiHidden="0" w:uiPriority="0" w:unhideWhenUsed="0" w:qFormat="1"/>
+    <w:lsdException w:name="footnote text" w:semiHidden="0" w:uiPriority="0" w:unhideWhenUsed="0" w:qFormat="1"/>
+    <w:lsdException w:name="annotation text" w:semiHidden="0" w:uiPriority="0" w:unhideWhenUsed="0" w:qFormat="1"/>
+    <w:lsdException w:name="header" w:semiHidden="0" w:uiPriority="0" w:unhideWhenUsed="0" w:qFormat="1"/>
+    <w:lsdException w:name="footer" w:semiHidden="0" w:uiPriority="0" w:unhideWhenUsed="0" w:qFormat="1"/>
+    <w:lsdException w:name="index heading" w:semiHidden="0" w:uiPriority="0" w:unhideWhenUsed="0"/>
+    <w:lsdException w:name="caption" w:uiPriority="0" w:qFormat="1"/>
+    <w:lsdException w:name="table of figures" w:semiHidden="0" w:uiPriority="0" w:unhideWhenUsed="0"/>
+    <w:lsdException w:name="envelope address" w:semiHidden="0" w:uiPriority="0" w:unhideWhenUsed="0"/>
+    <w:lsdException w:name="envelope return" w:semiHidden="0" w:uiPriority="0" w:unhideWhenUsed="0"/>
+    <w:lsdException w:name="footnote reference" w:semiHidden="0" w:uiPriority="0" w:unhideWhenUsed="0" w:qFormat="1"/>
+    <w:lsdException w:name="annotation reference" w:semiHidden="0" w:uiPriority="0" w:unhideWhenUsed="0" w:qFormat="1"/>
+    <w:lsdException w:name="line number" w:semiHidden="0" w:uiPriority="0" w:unhideWhenUsed="0"/>
+    <w:lsdException w:name="page number" w:semiHidden="0" w:uiPriority="0" w:unhideWhenUsed="0" w:qFormat="1"/>
+    <w:lsdException w:name="endnote reference" w:semiHidden="0" w:uiPriority="0" w:unhideWhenUsed="0" w:qFormat="1"/>
+    <w:lsdException w:name="endnote text" w:semiHidden="0" w:uiPriority="0" w:unhideWhenUsed="0" w:qFormat="1"/>
+    <w:lsdException w:name="table of authorities" w:semiHidden="0" w:uiPriority="0" w:unhideWhenUsed="0"/>
+    <w:lsdException w:name="macro" w:semiHidden="0" w:uiPriority="0" w:unhideWhenUsed="0"/>
+    <w:lsdException w:name="toa heading" w:semiHidden="0" w:uiPriority="0" w:unhideWhenUsed="0"/>
+    <w:lsdException w:name="List" w:semiHidden="0" w:uiPriority="0" w:unhideWhenUsed="0"/>
+    <w:lsdException w:name="List Bullet" w:semiHidden="0" w:uiPriority="0" w:unhideWhenUsed="0"/>
+    <w:lsdException w:name="List Number" w:semiHidden="0" w:uiPriority="0" w:unhideWhenUsed="0"/>
+    <w:lsdException w:name="List 2" w:semiHidden="0" w:uiPriority="0" w:unhideWhenUsed="0"/>
+    <w:lsdException w:name="List 3" w:semiHidden="0" w:uiPriority="0" w:unhideWhenUsed="0"/>
+    <w:lsdException w:name="List 4" w:semiHidden="0" w:uiPriority="0" w:unhideWhenUsed="0"/>
+    <w:lsdException w:name="List 5" w:semiHidden="0" w:uiPriority="0" w:unhideWhenUsed="0"/>
+    <w:lsdException w:name="List Bullet 2" w:semiHidden="0" w:uiPriority="0" w:unhideWhenUsed="0"/>
+    <w:lsdException w:name="List Bullet 3" w:semiHidden="0" w:uiPriority="0" w:unhideWhenUsed="0"/>
+    <w:lsdException w:name="List Bullet 4" w:semiHidden="0" w:uiPriority="0" w:unhideWhenUsed="0"/>
+    <w:lsdException w:name="List Bullet 5" w:semiHidden="0" w:uiPriority="0" w:unhideWhenUsed="0"/>
+    <w:lsdException w:name="List Number 2" w:semiHidden="0" w:uiPriority="0" w:unhideWhenUsed="0"/>
+    <w:lsdException w:name="List Number 3" w:semiHidden="0" w:uiPriority="0" w:unhideWhenUsed="0"/>
+    <w:lsdException w:name="List Number 4" w:semiHidden="0" w:uiPriority="0" w:unhideWhenUsed="0"/>
+    <w:lsdException w:name="List Number 5" w:semiHidden="0" w:uiPriority="0" w:unhideWhenUsed="0"/>
+    <w:lsdException w:name="Title" w:semiHidden="0" w:uiPriority="0" w:unhideWhenUsed="0" w:qFormat="1"/>
+    <w:lsdException w:name="Closing" w:semiHidden="0" w:uiPriority="0" w:unhideWhenUsed="0"/>
+    <w:lsdException w:name="Signature" w:semiHidden="0" w:uiPriority="0" w:unhideWhenUsed="0" w:qFormat="1"/>
+    <w:lsdException w:name="Default Paragraph Font" w:uiPriority="0" w:unhideWhenUsed="0" w:qFormat="1"/>
+    <w:lsdException w:name="Body Text" w:uiPriority="0" w:unhideWhenUsed="0" w:qFormat="1"/>
+    <w:lsdException w:name="Body Text Indent" w:semiHidden="0" w:uiPriority="0" w:unhideWhenUsed="0"/>
+    <w:lsdException w:name="List Continue" w:semiHidden="0" w:uiPriority="0" w:unhideWhenUsed="0"/>
+    <w:lsdException w:name="List Continue 2" w:semiHidden="0" w:uiPriority="0" w:unhideWhenUsed="0"/>
+    <w:lsdException w:name="List Continue 3" w:semiHidden="0" w:uiPriority="0" w:unhideWhenUsed="0"/>
+    <w:lsdException w:name="List Continue 4" w:semiHidden="0" w:uiPriority="0" w:unhideWhenUsed="0"/>
+    <w:lsdException w:name="List Continue 5" w:semiHidden="0" w:uiPriority="0" w:unhideWhenUsed="0"/>
+    <w:lsdException w:name="Message Header" w:semiHidden="0" w:uiPriority="0" w:unhideWhenUsed="0"/>
+    <w:lsdException w:name="Subtitle" w:semiHidden="0" w:uiPriority="0" w:unhideWhenUsed="0" w:qFormat="1"/>
+    <w:lsdException w:name="Salutation" w:semiHidden="0" w:uiPriority="0" w:unhideWhenUsed="0" w:qFormat="1"/>
+    <w:lsdException w:name="Date" w:semiHidden="0" w:uiPriority="0" w:unhideWhenUsed="0" w:qFormat="1"/>
+    <w:lsdException w:name="Body Text First Indent" w:semiHidden="0" w:uiPriority="0" w:unhideWhenUsed="0"/>
+    <w:lsdException w:name="Body Text First Indent 2" w:semiHidden="0" w:uiPriority="0" w:unhideWhenUsed="0"/>
+    <w:lsdException w:name="Body Text 2" w:semiHidden="0" w:uiPriority="0" w:unhideWhenUsed="0"/>
+    <w:lsdException w:name="Body Text 3" w:semiHidden="0" w:uiPriority="0" w:unhideWhenUsed="0"/>
+    <w:lsdException w:name="Body Text Indent 2" w:semiHidden="0" w:uiPriority="0" w:unhideWhenUsed="0"/>
+    <w:lsdException w:name="Body Text Indent 3" w:semiHidden="0" w:uiPriority="0" w:unhideWhenUsed="0"/>
+    <w:lsdException w:name="Block Text" w:semiHidden="0" w:uiPriority="0" w:unhideWhenUsed="0"/>
+    <w:lsdException w:name="Hyperlink" w:semiHidden="0" w:uiPriority="0" w:unhideWhenUsed="0" w:qFormat="1"/>
+    <w:lsdException w:name="FollowedHyperlink" w:semiHidden="0" w:uiPriority="0" w:unhideWhenUsed="0" w:qFormat="1"/>
+    <w:lsdException w:name="Strong" w:semiHidden="0" w:uiPriority="0" w:unhideWhenUsed="0" w:qFormat="1"/>
+    <w:lsdException w:name="Emphasis" w:semiHidden="0" w:uiPriority="0" w:unhideWhenUsed="0" w:qFormat="1"/>
+    <w:lsdException w:name="Document Map" w:semiHidden="0" w:uiPriority="0" w:unhideWhenUsed="0"/>
+    <w:lsdException w:name="Plain Text" w:semiHidden="0" w:uiPriority="0" w:unhideWhenUsed="0"/>
+    <w:lsdException w:name="E-mail Signature" w:semiHidden="0" w:uiPriority="0" w:unhideWhenUsed="0"/>
+    <w:lsdException w:name="Normal (Web)" w:semiHidden="0" w:uiPriority="0" w:unhideWhenUsed="0" w:qFormat="1"/>
+    <w:lsdException w:name="HTML Acronym" w:semiHidden="0" w:uiPriority="0" w:unhideWhenUsed="0"/>
+    <w:lsdException w:name="HTML Address" w:semiHidden="0" w:uiPriority="0" w:unhideWhenUsed="0"/>
+    <w:lsdException w:name="HTML Cite" w:semiHidden="0" w:uiPriority="0" w:unhideWhenUsed="0"/>
+    <w:lsdException w:name="HTML Code" w:semiHidden="0" w:uiPriority="0" w:unhideWhenUsed="0"/>
+    <w:lsdException w:name="HTML Definition" w:semiHidden="0" w:uiPriority="0" w:unhideWhenUsed="0"/>
+    <w:lsdException w:name="HTML Keyboard" w:semiHidden="0" w:uiPriority="0" w:unhideWhenUsed="0"/>
+    <w:lsdException w:name="HTML Preformatted" w:semiHidden="0" w:uiPriority="0" w:unhideWhenUsed="0" w:qFormat="1"/>
+    <w:lsdException w:name="HTML Sample" w:semiHidden="0" w:uiPriority="0" w:unhideWhenUsed="0"/>
+    <w:lsdException w:name="HTML Typewriter" w:semiHidden="0" w:uiPriority="0" w:unhideWhenUsed="0"/>
+    <w:lsdException w:name="HTML Variable" w:semiHidden="0" w:uiPriority="0" w:unhideWhenUsed="0"/>
+    <w:lsdException w:name="Normal Table" w:uiPriority="0" w:unhideWhenUsed="0" w:qFormat="1"/>
+    <w:lsdException w:name="annotation subject" w:semiHidden="0" w:uiPriority="0" w:unhideWhenUsed="0" w:qFormat="1"/>
+    <w:lsdException w:name="Table Simple 1" w:semiHidden="0" w:uiPriority="0" w:unhideWhenUsed="0"/>
+    <w:lsdException w:name="Table Simple 2" w:semiHidden="0" w:uiPriority="0" w:unhideWhenUsed="0"/>
+    <w:lsdException w:name="Table Simple 3" w:semiHidden="0" w:uiPriority="0" w:unhideWhenUsed="0"/>
+    <w:lsdException w:name="Table Classic 1" w:semiHidden="0" w:uiPriority="0" w:unhideWhenUsed="0"/>
+    <w:lsdException w:name="Table Classic 2" w:semiHidden="0" w:uiPriority="0" w:unhideWhenUsed="0"/>
+    <w:lsdException w:name="Table Classic 3" w:semiHidden="0" w:uiPriority="0" w:unhideWhenUsed="0"/>
+    <w:lsdException w:name="Table Classic 4" w:semiHidden="0" w:uiPriority="0" w:unhideWhenUsed="0"/>
+    <w:lsdException w:name="Table Colorful 1" w:semiHidden="0" w:uiPriority="0" w:unhideWhenUsed="0"/>
+    <w:lsdException w:name="Table Colorful 2" w:semiHidden="0" w:uiPriority="0" w:unhideWhenUsed="0"/>
+    <w:lsdException w:name="Table Colorful 3" w:semiHidden="0" w:uiPriority="0" w:unhideWhenUsed="0"/>
+    <w:lsdException w:name="Table Columns 1" w:semiHidden="0" w:uiPriority="0" w:unhideWhenUsed="0"/>
+    <w:lsdException w:name="Table Columns 2" w:semiHidden="0" w:uiPriority="0" w:unhideWhenUsed="0"/>
+    <w:lsdException w:name="Table Columns 3" w:semiHidden="0" w:uiPriority="0" w:unhideWhenUsed="0"/>
+    <w:lsdException w:name="Table Columns 4" w:semiHidden="0" w:uiPriority="0" w:unhideWhenUsed="0"/>
+    <w:lsdException w:name="Table Columns 5" w:semiHidden="0" w:uiPriority="0" w:unhideWhenUsed="0"/>
+    <w:lsdException w:name="Table Grid 1" w:semiHidden="0" w:uiPriority="0" w:unhideWhenUsed="0"/>
+    <w:lsdException w:name="Table Grid 2" w:semiHidden="0" w:uiPriority="0" w:unhideWhenUsed="0"/>
+    <w:lsdException w:name="Table Grid 3" w:semiHidden="0" w:uiPriority="0" w:unhideWhenUsed="0"/>
+    <w:lsdException w:name="Table Grid 4" w:semiHidden="0" w:uiPriority="0" w:unhideWhenUsed="0"/>
+    <w:lsdException w:name="Table Grid 5" w:semiHidden="0" w:uiPriority="0" w:unhideWhenUsed="0"/>
+    <w:lsdException w:name="Table Grid 6" w:semiHidden="0" w:uiPriority="0" w:unhideWhenUsed="0"/>
+    <w:lsdException w:name="Table Grid 7" w:semiHidden="0" w:uiPriority="0" w:unhideWhenUsed="0"/>
+    <w:lsdException w:name="Table Grid 8" w:semiHidden="0" w:uiPriority="0" w:unhideWhenUsed="0"/>
+    <w:lsdException w:name="Table List 1" w:semiHidden="0" w:uiPriority="0" w:unhideWhenUsed="0"/>
+    <w:lsdException w:name="Table List 2" w:semiHidden="0" w:uiPriority="0" w:unhideWhenUsed="0"/>
+    <w:lsdException w:name="Table List 3" w:semiHidden="0" w:uiPriority="0" w:unhideWhenUsed="0"/>
+    <w:lsdException w:name="Table List 4" w:semiHidden="0" w:uiPriority="0" w:unhideWhenUsed="0"/>
+    <w:lsdException w:name="Table List 5" w:semiHidden="0" w:uiPriority="0" w:unhideWhenUsed="0"/>
+    <w:lsdException w:name="Table List 6" w:semiHidden="0" w:uiPriority="0" w:unhideWhenUsed="0"/>
+    <w:lsdException w:name="Table List 7" w:semiHidden="0" w:uiPriority="0" w:unhideWhenUsed="0"/>
+    <w:lsdException w:name="Table List 8" w:semiHidden="0" w:uiPriority="0" w:unhideWhenUsed="0"/>
+    <w:lsdException w:name="Table 3D effects 1" w:semiHidden="0" w:uiPriority="0" w:unhideWhenUsed="0"/>
+    <w:lsdException w:name="Table 3D effects 2" w:semiHidden="0" w:uiPriority="0" w:unhideWhenUsed="0"/>
+    <w:lsdException w:name="Table 3D effects 3" w:semiHidden="0" w:uiPriority="0" w:unhideWhenUsed="0"/>
+    <w:lsdException w:name="Table Contemporary" w:semiHidden="0" w:uiPriority="0" w:unhideWhenUsed="0"/>
+    <w:lsdException w:name="Table Elegant" w:semiHidden="0" w:uiPriority="0" w:unhideWhenUsed="0"/>
+    <w:lsdException w:name="Table Professional" w:semiHidden="0" w:uiPriority="0" w:unhideWhenUsed="0"/>
+    <w:lsdException w:name="Table Subtle 1" w:semiHidden="0" w:uiPriority="0" w:unhideWhenUsed="0"/>
+    <w:lsdException w:name="Table Subtle 2" w:semiHidden="0" w:uiPriority="0" w:unhideWhenUsed="0"/>
+    <w:lsdException w:name="Table Web 1" w:semiHidden="0" w:uiPriority="0" w:unhideWhenUsed="0"/>
+    <w:lsdException w:name="Table Web 2" w:semiHidden="0" w:uiPriority="0" w:unhideWhenUsed="0"/>
+    <w:lsdException w:name="Table Web 3" w:semiHidden="0" w:uiPriority="0" w:unhideWhenUsed="0"/>
+    <w:lsdException w:name="Balloon Text" w:semiHidden="0" w:uiPriority="0" w:unhideWhenUsed="0" w:qFormat="1"/>
+    <w:lsdException w:name="Table Grid" w:semiHidden="0" w:uiPriority="0" w:unhideWhenUsed="0" w:qFormat="1"/>
+    <w:lsdException w:name="Table Theme" w:semiHidden="0" w:uiPriority="0" w:unhideWhenUsed="0"/>
+    <w:lsdException w:name="No Spacing" w:semiHidden="0" w:unhideWhenUsed="0" w:qFormat="1"/>
+    <w:lsdException w:name="Light Shading" w:semiHidden="0" w:uiPriority="60" w:unhideWhenUsed="0"/>
+    <w:lsdException w:name="Light List" w:semiHidden="0" w:uiPriority="61" w:unhideWhenUsed="0"/>
+    <w:lsdException w:name="Light Grid" w:semiHidden="0" w:uiPriority="62" w:unhideWhenUsed="0"/>
+    <w:lsdException w:name="Medium Shading 1" w:semiHidden="0" w:uiPriority="63" w:unhideWhenUsed="0"/>
+    <w:lsdException w:name="Medium Shading 2" w:semiHidden="0" w:uiPriority="64" w:unhideWhenUsed="0"/>
+    <w:lsdException w:name="Medium List 1" w:semiHidden="0" w:uiPriority="65" w:unhideWhenUsed="0"/>
+    <w:lsdException w:name="Medium List 2" w:semiHidden="0" w:uiPriority="66" w:unhideWhenUsed="0"/>
+    <w:lsdException w:name="Medium Grid 1" w:semiHidden="0" w:uiPriority="67" w:unhideWhenUsed="0"/>
+    <w:lsdException w:name="Medium Grid 2" w:semiHidden="0" w:uiPriority="68" w:unhideWhenUsed="0"/>
+    <w:lsdException w:name="Medium Grid 3" w:semiHidden="0" w:uiPriority="69" w:unhideWhenUsed="0"/>
+    <w:lsdException w:name="Dark List" w:semiHidden="0" w:uiPriority="70" w:unhideWhenUsed="0"/>
+    <w:lsdException w:name="Colorful Shading" w:semiHidden="0" w:uiPriority="71" w:unhideWhenUsed="0"/>
+    <w:lsdException w:name="Colorful List" w:semiHidden="0" w:uiPriority="72" w:unhideWhenUsed="0"/>
+    <w:lsdException w:name="Colorful Grid" w:semiHidden="0" w:uiPriority="73" w:unhideWhenUsed="0"/>
+    <w:lsdException w:name="Light Shading Accent 1" w:semiHidden="0" w:uiPriority="60" w:unhideWhenUsed="0"/>
+    <w:lsdException w:name="Light List Accent 1" w:semiHidden="0" w:uiPriority="61" w:unhideWhenUsed="0"/>
+    <w:lsdException w:name="Light Grid Accent 1" w:semiHidden="0" w:uiPriority="62" w:unhideWhenUsed="0"/>
+    <w:lsdException w:name="Medium Shading 1 Accent 1" w:semiHidden="0" w:uiPriority="63" w:unhideWhenUsed="0"/>
+    <w:lsdException w:name="Medium Shading 2 Accent 1" w:semiHidden="0" w:uiPriority="64" w:unhideWhenUsed="0"/>
+    <w:lsdException w:name="Medium List 1 Accent 1" w:semiHidden="0" w:uiPriority="65" w:unhideWhenUsed="0"/>
+    <w:lsdException w:name="Medium List 2 Accent 1" w:semiHidden="0" w:uiPriority="66" w:unhideWhenUsed="0"/>
+    <w:lsdException w:name="Medium Grid 1 Accent 1" w:semiHidden="0" w:uiPriority="67" w:unhideWhenUsed="0"/>
+    <w:lsdException w:name="Medium Grid 2 Accent 1" w:semiHidden="0" w:uiPriority="68" w:unhideWhenUsed="0"/>
+    <w:lsdException w:name="Medium Grid 3 Accent 1" w:semiHidden="0" w:uiPriority="69" w:unhideWhenUsed="0"/>
+    <w:lsdException w:name="Dark List Accent 1" w:semiHidden="0" w:uiPriority="70" w:unhideWhenUsed="0"/>
+    <w:lsdException w:name="Colorful Shading Accent 1" w:semiHidden="0" w:uiPriority="71" w:unhideWhenUsed="0"/>
+    <w:lsdException w:name="Colorful List Accent 1" w:semiHidden="0" w:uiPriority="72" w:unhideWhenUsed="0"/>
+    <w:lsdException w:name="Colorful Grid Accent 1" w:semiHidden="0" w:uiPriority="73" w:unhideWhenUsed="0"/>
+    <w:lsdException w:name="Light Shading Accent 2" w:semiHidden="0" w:uiPriority="60" w:unhideWhenUsed="0"/>
+    <w:lsdException w:name="Light List Accent 2" w:semiHidden="0" w:uiPriority="61" w:unhideWhenUsed="0"/>
+    <w:lsdException w:name="Light Grid Accent 2" w:semiHidden="0" w:uiPriority="62" w:unhideWhenUsed="0"/>
+    <w:lsdException w:name="Medium Shading 1 Accent 2" w:semiHidden="0" w:uiPriority="63" w:unhideWhenUsed="0"/>
+    <w:lsdException w:name="Medium Shading 2 Accent 2" w:semiHidden="0" w:uiPriority="64" w:unhideWhenUsed="0"/>
+    <w:lsdException w:name="Medium List 1 Accent 2" w:semiHidden="0" w:uiPriority="65" w:unhideWhenUsed="0"/>
+    <w:lsdException w:name="Medium List 2 Accent 2" w:semiHidden="0" w:uiPriority="66" w:unhideWhenUsed="0"/>
+    <w:lsdException w:name="Medium Grid 1 Accent 2" w:semiHidden="0" w:uiPriority="67" w:unhideWhenUsed="0"/>
+    <w:lsdException w:name="Medium Grid 2 Accent 2" w:semiHidden="0" w:uiPriority="68" w:unhideWhenUsed="0"/>
+    <w:lsdException w:name="Medium Grid 3 Accent 2" w:semiHidden="0" w:uiPriority="69" w:unhideWhenUsed="0"/>
+    <w:lsdException w:name="Dark List Accent 2" w:semiHidden="0" w:uiPriority="70" w:unhideWhenUsed="0"/>
+    <w:lsdException w:name="Colorful Shading Accent 2" w:semiHidden="0" w:uiPriority="71" w:unhideWhenUsed="0"/>
+    <w:lsdException w:name="Colorful List Accent 2" w:semiHidden="0" w:uiPriority="72" w:unhideWhenUsed="0"/>
+    <w:lsdException w:name="Colorful Grid Accent 2" w:semiHidden="0" w:uiPriority="73" w:unhideWhenUsed="0"/>
+    <w:lsdException w:name="Light Shading Accent 3" w:semiHidden="0" w:uiPriority="60" w:unhideWhenUsed="0"/>
+    <w:lsdException w:name="Light List Accent 3" w:semiHidden="0" w:uiPriority="61" w:unhideWhenUsed="0"/>
+    <w:lsdException w:name="Light Grid Accent 3" w:semiHidden="0" w:uiPriority="62" w:unhideWhenUsed="0"/>
+    <w:lsdException w:name="Medium Shading 1 Accent 3" w:semiHidden="0" w:uiPriority="63" w:unhideWhenUsed="0"/>
+    <w:lsdException w:name="Medium Shading 2 Accent 3" w:semiHidden="0" w:uiPriority="64" w:unhideWhenUsed="0"/>
+    <w:lsdException w:name="Medium List 1 Accent 3" w:semiHidden="0" w:uiPriority="65" w:unhideWhenUsed="0"/>
+    <w:lsdException w:name="Medium List 2 Accent 3" w:semiHidden="0" w:uiPriority="66" w:unhideWhenUsed="0"/>
+    <w:lsdException w:name="Medium Grid 1 Accent 3" w:semiHidden="0" w:uiPriority="67" w:unhideWhenUsed="0"/>
+    <w:lsdException w:name="Medium Grid 2 Accent 3" w:semiHidden="0" w:uiPriority="68" w:unhideWhenUsed="0"/>
+    <w:lsdException w:name="Medium Grid 3 Accent 3" w:semiHidden="0" w:uiPriority="69" w:unhideWhenUsed="0"/>
+    <w:lsdException w:name="Dark List Accent 3" w:semiHidden="0" w:uiPriority="70" w:unhideWhenUsed="0"/>
+    <w:lsdException w:name="Colorful Shading Accent 3" w:semiHidden="0" w:uiPriority="71" w:unhideWhenUsed="0"/>
+    <w:lsdException w:name="Colorful List Accent 3" w:semiHidden="0" w:uiPriority="72" w:unhideWhenUsed="0"/>
+    <w:lsdException w:name="Colorful Grid Accent 3" w:semiHidden="0" w:uiPriority="73" w:unhideWhenUsed="0"/>
+    <w:lsdException w:name="Light Shading Accent 4" w:semiHidden="0" w:uiPriority="60" w:unhideWhenUsed="0"/>
+    <w:lsdException w:name="Light List Accent 4" w:semiHidden="0" w:uiPriority="61" w:unhideWhenUsed="0"/>
+    <w:lsdException w:name="Light Grid Accent 4" w:semiHidden="0" w:uiPriority="62" w:unhideWhenUsed="0"/>
+    <w:lsdException w:name="Medium Shading 1 Accent 4" w:semiHidden="0" w:uiPriority="63" w:unhideWhenUsed="0"/>
+    <w:lsdException w:name="Medium Shading 2 Accent 4" w:semiHidden="0" w:uiPriority="64" w:unhideWhenUsed="0"/>
+    <w:lsdException w:name="Medium List 1 Accent 4" w:semiHidden="0" w:uiPriority="65" w:unhideWhenUsed="0"/>
+    <w:lsdException w:name="Medium List 2 Accent 4" w:semiHidden="0" w:uiPriority="66" w:unhideWhenUsed="0"/>
+    <w:lsdException w:name="Medium Grid 1 Accent 4" w:semiHidden="0" w:uiPriority="67" w:unhideWhenUsed="0"/>
+    <w:lsdException w:name="Medium Grid 2 Accent 4" w:semiHidden="0" w:uiPriority="68" w:unhideWhenUsed="0"/>
+    <w:lsdException w:name="Medium Grid 3 Accent 4" w:semiHidden="0" w:uiPriority="69" w:unhideWhenUsed="0"/>
+    <w:lsdException w:name="Dark List Accent 4" w:semiHidden="0" w:uiPriority="70" w:unhideWhenUsed="0"/>
+    <w:lsdException w:name="Colorful Shading Accent 4" w:semiHidden="0" w:uiPriority="71" w:unhideWhenUsed="0"/>
+    <w:lsdException w:name="Colorful List Accent 4" w:semiHidden="0" w:uiPriority="72" w:unhideWhenUsed="0"/>
+    <w:lsdException w:name="Colorful Grid Accent 4" w:semiHidden="0" w:uiPriority="73" w:unhideWhenUsed="0"/>
+    <w:lsdException w:name="Light Shading Accent 5" w:semiHidden="0" w:uiPriority="60" w:unhideWhenUsed="0"/>
+    <w:lsdException w:name="Light List Accent 5" w:semiHidden="0" w:uiPriority="61" w:unhideWhenUsed="0"/>
+    <w:lsdException w:name="Light Grid Accent 5" w:semiHidden="0" w:uiPriority="62" w:unhideWhenUsed="0"/>
+    <w:lsdException w:name="Medium Shading 1 Accent 5" w:semiHidden="0" w:uiPriority="63" w:unhideWhenUsed="0"/>
+    <w:lsdException w:name="Medium Shading 2 Accent 5" w:semiHidden="0" w:uiPriority="64" w:unhideWhenUsed="0"/>
+    <w:lsdException w:name="Medium List 1 Accent 5" w:semiHidden="0" w:uiPriority="65" w:unhideWhenUsed="0"/>
+    <w:lsdException w:name="Medium List 2 Accent 5" w:semiHidden="0" w:uiPriority="66" w:unhideWhenUsed="0"/>
+    <w:lsdException w:name="Medium Grid 1 Accent 5" w:semiHidden="0" w:uiPriority="67" w:unhideWhenUsed="0"/>
+    <w:lsdException w:name="Medium Grid 2 Accent 5" w:semiHidden="0" w:uiPriority="68" w:unhideWhenUsed="0"/>
+    <w:lsdException w:name="Medium Grid 3 Accent 5" w:semiHidden="0" w:uiPriority="69" w:unhideWhenUsed="0"/>
+    <w:lsdException w:name="Dark List Accent 5" w:semiHidden="0" w:uiPriority="70" w:unhideWhenUsed="0"/>
+    <w:lsdException w:name="Colorful Shading Accent 5" w:semiHidden="0" w:uiPriority="71" w:unhideWhenUsed="0"/>
+    <w:lsdException w:name="Colorful List Accent 5" w:semiHidden="0" w:uiPriority="72" w:unhideWhenUsed="0"/>
+    <w:lsdException w:name="Colorful Grid Accent 5" w:semiHidden="0" w:uiPriority="73" w:unhideWhenUsed="0"/>
+    <w:lsdException w:name="Light Shading Accent 6" w:semiHidden="0" w:uiPriority="60" w:unhideWhenUsed="0"/>
+    <w:lsdException w:name="Light List Accent 6" w:semiHidden="0" w:uiPriority="61" w:unhideWhenUsed="0"/>
+    <w:lsdException w:name="Light Grid Accent 6" w:semiHidden="0" w:uiPriority="62" w:unhideWhenUsed="0"/>
+    <w:lsdException w:name="Medium Shading 1 Accent 6" w:semiHidden="0" w:uiPriority="63" w:unhideWhenUsed="0"/>
+    <w:lsdException w:name="Medium Shading 2 Accent 6" w:semiHidden="0" w:uiPriority="64" w:unhideWhenUsed="0"/>
+    <w:lsdException w:name="Medium List 1 Accent 6" w:semiHidden="0" w:uiPriority="65" w:unhideWhenUsed="0"/>
+    <w:lsdException w:name="Medium List 2 Accent 6" w:semiHidden="0" w:uiPriority="66" w:unhideWhenUsed="0"/>
+    <w:lsdException w:name="Medium Grid 1 Accent 6" w:semiHidden="0" w:uiPriority="67" w:unhideWhenUsed="0"/>
+    <w:lsdException w:name="Medium Grid 2 Accent 6" w:semiHidden="0" w:uiPriority="68" w:unhideWhenUsed="0"/>
+    <w:lsdException w:name="Medium Grid 3 Accent 6" w:semiHidden="0" w:uiPriority="69" w:unhideWhenUsed="0"/>
+    <w:lsdException w:name="Dark List Accent 6" w:semiHidden="0" w:uiPriority="70" w:unhideWhenUsed="0"/>
+    <w:lsdException w:name="Colorful Shading Accent 6" w:semiHidden="0" w:uiPriority="71" w:unhideWhenUsed="0"/>
+    <w:lsdException w:name="Colorful List Accent 6" w:semiHidden="0" w:uiPriority="72" w:unhideWhenUsed="0"/>
+    <w:lsdException w:name="Colorful Grid Accent 6" w:semiHidden="0" w:uiPriority="73" w:unhideWhenUsed="0"/>
   </w:latentStyles>
-  <w:style w:type="paragraph" w:default="1" w:styleId="1">
+  <w:style w:type="paragraph" w:default="1" w:styleId="Normal">
     <w:name w:val="Normal"/>
     <w:qFormat/>
-    <w:uiPriority w:val="0"/>
     <w:pPr>
       <w:kinsoku w:val="0"/>
       <w:autoSpaceDE w:val="0"/>
@@ -11555,7 +11443,7 @@
       <w:textAlignment w:val="baseline"/>
     </w:pPr>
     <w:rPr>
-      <w:rFonts w:ascii="Arial" w:hAnsi="Arial" w:eastAsia="宋体" w:cs="Arial"/>
+      <w:rFonts w:ascii="Arial" w:eastAsia="宋体" w:hAnsi="Arial" w:cs="Arial"/>
       <w:snapToGrid w:val="0"/>
       <w:color w:val="000000"/>
       <w:kern w:val="0"/>
@@ -11564,12 +11452,11 @@
       <w:lang w:val="en-US" w:eastAsia="en-US" w:bidi="ar-SA"/>
     </w:rPr>
   </w:style>
-  <w:style w:type="paragraph" w:styleId="2">
+  <w:style w:type="paragraph" w:styleId="Heading1">
     <w:name w:val="heading 1"/>
-    <w:basedOn w:val="1"/>
-    <w:next w:val="1"/>
+    <w:basedOn w:val="Normal"/>
+    <w:next w:val="Normal"/>
     <w:qFormat/>
-    <w:uiPriority w:val="0"/>
     <w:pPr>
       <w:keepNext/>
       <w:keepLines/>
@@ -11587,14 +11474,13 @@
       <w:sz w:val="44"/>
     </w:rPr>
   </w:style>
-  <w:style w:type="paragraph" w:styleId="3">
+  <w:style w:type="paragraph" w:styleId="Heading2">
     <w:name w:val="heading 2"/>
-    <w:basedOn w:val="1"/>
-    <w:next w:val="1"/>
-    <w:link w:val="43"/>
+    <w:basedOn w:val="Normal"/>
+    <w:next w:val="Normal"/>
+    <w:link w:val="2Char"/>
     <w:unhideWhenUsed/>
     <w:qFormat/>
-    <w:uiPriority w:val="0"/>
     <w:pPr>
       <w:keepNext/>
       <w:keepLines/>
@@ -11607,19 +11493,18 @@
       <w:outlineLvl w:val="1"/>
     </w:pPr>
     <w:rPr>
-      <w:rFonts w:ascii="Arial" w:hAnsi="Arial" w:eastAsia="黑体"/>
+      <w:rFonts w:ascii="Arial" w:eastAsia="黑体" w:hAnsi="Arial"/>
       <w:b/>
       <w:sz w:val="32"/>
     </w:rPr>
   </w:style>
-  <w:style w:type="paragraph" w:styleId="4">
+  <w:style w:type="paragraph" w:styleId="Heading3">
     <w:name w:val="heading 3"/>
-    <w:basedOn w:val="1"/>
-    <w:next w:val="1"/>
+    <w:basedOn w:val="Normal"/>
+    <w:next w:val="Normal"/>
     <w:semiHidden/>
     <w:unhideWhenUsed/>
     <w:qFormat/>
-    <w:uiPriority w:val="0"/>
     <w:pPr>
       <w:keepNext/>
       <w:keepLines/>
@@ -11636,13 +11521,12 @@
       <w:sz w:val="32"/>
     </w:rPr>
   </w:style>
-  <w:style w:type="paragraph" w:styleId="5">
+  <w:style w:type="paragraph" w:styleId="Heading4">
     <w:name w:val="heading 4"/>
-    <w:basedOn w:val="1"/>
-    <w:next w:val="1"/>
+    <w:basedOn w:val="Normal"/>
+    <w:next w:val="Normal"/>
     <w:unhideWhenUsed/>
     <w:qFormat/>
-    <w:uiPriority w:val="0"/>
     <w:pPr>
       <w:keepNext/>
       <w:keepLines/>
@@ -11655,19 +11539,18 @@
       <w:outlineLvl w:val="3"/>
     </w:pPr>
     <w:rPr>
-      <w:rFonts w:ascii="Arial" w:hAnsi="Arial" w:eastAsia="黑体"/>
+      <w:rFonts w:ascii="Arial" w:eastAsia="黑体" w:hAnsi="Arial"/>
       <w:b/>
       <w:sz w:val="28"/>
     </w:rPr>
   </w:style>
-  <w:style w:type="paragraph" w:styleId="6">
+  <w:style w:type="paragraph" w:styleId="Heading5">
     <w:name w:val="heading 5"/>
-    <w:basedOn w:val="1"/>
-    <w:next w:val="1"/>
+    <w:basedOn w:val="Normal"/>
+    <w:next w:val="Normal"/>
     <w:semiHidden/>
     <w:unhideWhenUsed/>
     <w:qFormat/>
-    <w:uiPriority w:val="0"/>
     <w:pPr>
       <w:keepNext/>
       <w:keepLines/>
@@ -11684,14 +11567,13 @@
       <w:sz w:val="28"/>
     </w:rPr>
   </w:style>
-  <w:style w:type="paragraph" w:styleId="7">
+  <w:style w:type="paragraph" w:styleId="Heading6">
     <w:name w:val="heading 6"/>
-    <w:basedOn w:val="1"/>
-    <w:next w:val="1"/>
+    <w:basedOn w:val="Normal"/>
+    <w:next w:val="Normal"/>
     <w:semiHidden/>
     <w:unhideWhenUsed/>
     <w:qFormat/>
-    <w:uiPriority w:val="0"/>
     <w:pPr>
       <w:keepNext/>
       <w:keepLines/>
@@ -11704,19 +11586,18 @@
       <w:outlineLvl w:val="5"/>
     </w:pPr>
     <w:rPr>
-      <w:rFonts w:ascii="Arial" w:hAnsi="Arial" w:eastAsia="黑体"/>
+      <w:rFonts w:ascii="Arial" w:eastAsia="黑体" w:hAnsi="Arial"/>
       <w:b/>
       <w:sz w:val="24"/>
     </w:rPr>
   </w:style>
-  <w:style w:type="paragraph" w:styleId="8">
+  <w:style w:type="paragraph" w:styleId="Heading7">
     <w:name w:val="heading 7"/>
-    <w:basedOn w:val="1"/>
-    <w:next w:val="1"/>
+    <w:basedOn w:val="Normal"/>
+    <w:next w:val="Normal"/>
     <w:semiHidden/>
     <w:unhideWhenUsed/>
     <w:qFormat/>
-    <w:uiPriority w:val="0"/>
     <w:pPr>
       <w:keepNext/>
       <w:keepLines/>
@@ -11733,14 +11614,13 @@
       <w:sz w:val="24"/>
     </w:rPr>
   </w:style>
-  <w:style w:type="paragraph" w:styleId="9">
+  <w:style w:type="paragraph" w:styleId="Heading8">
     <w:name w:val="heading 8"/>
-    <w:basedOn w:val="1"/>
-    <w:next w:val="1"/>
+    <w:basedOn w:val="Normal"/>
+    <w:next w:val="Normal"/>
     <w:semiHidden/>
     <w:unhideWhenUsed/>
     <w:qFormat/>
-    <w:uiPriority w:val="0"/>
     <w:pPr>
       <w:keepNext/>
       <w:keepLines/>
@@ -11753,18 +11633,17 @@
       <w:outlineLvl w:val="7"/>
     </w:pPr>
     <w:rPr>
-      <w:rFonts w:ascii="Arial" w:hAnsi="Arial" w:eastAsia="黑体"/>
+      <w:rFonts w:ascii="Arial" w:eastAsia="黑体" w:hAnsi="Arial"/>
       <w:sz w:val="24"/>
     </w:rPr>
   </w:style>
-  <w:style w:type="paragraph" w:styleId="10">
+  <w:style w:type="paragraph" w:styleId="Heading9">
     <w:name w:val="heading 9"/>
-    <w:basedOn w:val="1"/>
-    <w:next w:val="1"/>
+    <w:basedOn w:val="Normal"/>
+    <w:next w:val="Normal"/>
     <w:semiHidden/>
     <w:unhideWhenUsed/>
     <w:qFormat/>
-    <w:uiPriority w:val="0"/>
     <w:pPr>
       <w:keepNext/>
       <w:keepLines/>
@@ -11777,21 +11656,19 @@
       <w:outlineLvl w:val="8"/>
     </w:pPr>
     <w:rPr>
-      <w:rFonts w:ascii="Arial" w:hAnsi="Arial" w:eastAsia="黑体"/>
+      <w:rFonts w:ascii="Arial" w:eastAsia="黑体" w:hAnsi="Arial"/>
       <w:sz w:val="21"/>
     </w:rPr>
   </w:style>
-  <w:style w:type="character" w:default="1" w:styleId="33">
+  <w:style w:type="character" w:default="1" w:styleId="DefaultParagraphFont">
     <w:name w:val="Default Paragraph Font"/>
     <w:semiHidden/>
     <w:qFormat/>
-    <w:uiPriority w:val="0"/>
   </w:style>
-  <w:style w:type="table" w:default="1" w:styleId="31">
+  <w:style w:type="table" w:default="1" w:styleId="TableNormal">
     <w:name w:val="Normal Table"/>
     <w:semiHidden/>
     <w:qFormat/>
-    <w:uiPriority w:val="0"/>
     <w:tblPr>
       <w:tblCellMar>
         <w:top w:w="0" w:type="dxa"/>
@@ -11801,101 +11678,91 @@
       </w:tblCellMar>
     </w:tblPr>
   </w:style>
-  <w:style w:type="paragraph" w:styleId="11">
+  <w:style w:type="paragraph" w:styleId="NormalIndent">
     <w:name w:val="Normal Indent"/>
-    <w:basedOn w:val="1"/>
+    <w:basedOn w:val="Normal"/>
     <w:qFormat/>
-    <w:uiPriority w:val="0"/>
     <w:pPr>
       <w:ind w:firstLine="420" w:firstLineChars="200"/>
     </w:pPr>
   </w:style>
-  <w:style w:type="paragraph" w:styleId="12">
+  <w:style w:type="paragraph" w:styleId="Caption">
     <w:name w:val="caption"/>
-    <w:basedOn w:val="1"/>
-    <w:next w:val="1"/>
+    <w:basedOn w:val="Normal"/>
+    <w:next w:val="Normal"/>
     <w:semiHidden/>
     <w:unhideWhenUsed/>
     <w:qFormat/>
-    <w:uiPriority w:val="0"/>
     <w:rPr>
-      <w:rFonts w:ascii="Arial" w:hAnsi="Arial" w:eastAsia="黑体"/>
+      <w:rFonts w:ascii="Arial" w:eastAsia="黑体" w:hAnsi="Arial"/>
       <w:sz w:val="20"/>
     </w:rPr>
   </w:style>
-  <w:style w:type="paragraph" w:styleId="13">
+  <w:style w:type="paragraph" w:styleId="CommentText">
     <w:name w:val="annotation text"/>
-    <w:basedOn w:val="1"/>
+    <w:basedOn w:val="Normal"/>
     <w:qFormat/>
-    <w:uiPriority w:val="0"/>
     <w:pPr>
       <w:jc w:val="left"/>
     </w:pPr>
   </w:style>
-  <w:style w:type="paragraph" w:styleId="14">
+  <w:style w:type="paragraph" w:styleId="Salutation">
     <w:name w:val="Salutation"/>
-    <w:basedOn w:val="1"/>
-    <w:next w:val="1"/>
+    <w:basedOn w:val="Normal"/>
+    <w:next w:val="Normal"/>
     <w:qFormat/>
-    <w:uiPriority w:val="0"/>
   </w:style>
-  <w:style w:type="paragraph" w:styleId="15">
+  <w:style w:type="paragraph" w:styleId="BodyText">
     <w:name w:val="Body Text"/>
-    <w:basedOn w:val="1"/>
+    <w:basedOn w:val="Normal"/>
     <w:semiHidden/>
     <w:qFormat/>
-    <w:uiPriority w:val="0"/>
     <w:rPr>
-      <w:rFonts w:ascii="Arial" w:hAnsi="Arial" w:eastAsia="Arial" w:cs="Arial"/>
+      <w:rFonts w:ascii="Arial" w:eastAsia="Arial" w:hAnsi="Arial" w:cs="Arial"/>
       <w:sz w:val="21"/>
       <w:szCs w:val="21"/>
       <w:lang w:val="en-US" w:eastAsia="en-US" w:bidi="ar-SA"/>
     </w:rPr>
   </w:style>
-  <w:style w:type="paragraph" w:styleId="16">
+  <w:style w:type="paragraph" w:styleId="TOC3">
     <w:name w:val="toc 3"/>
-    <w:basedOn w:val="1"/>
-    <w:next w:val="1"/>
+    <w:basedOn w:val="Normal"/>
+    <w:next w:val="Normal"/>
     <w:qFormat/>
-    <w:uiPriority w:val="0"/>
     <w:pPr>
       <w:ind w:left="840" w:leftChars="400"/>
     </w:pPr>
   </w:style>
-  <w:style w:type="paragraph" w:styleId="17">
+  <w:style w:type="paragraph" w:styleId="Date">
     <w:name w:val="Date"/>
-    <w:basedOn w:val="1"/>
-    <w:next w:val="1"/>
+    <w:basedOn w:val="Normal"/>
+    <w:next w:val="Normal"/>
     <w:qFormat/>
-    <w:uiPriority w:val="0"/>
     <w:pPr>
       <w:ind w:left="100" w:leftChars="2500"/>
     </w:pPr>
   </w:style>
-  <w:style w:type="paragraph" w:styleId="18">
+  <w:style w:type="paragraph" w:styleId="EndnoteText">
     <w:name w:val="endnote text"/>
-    <w:basedOn w:val="1"/>
+    <w:basedOn w:val="Normal"/>
     <w:qFormat/>
-    <w:uiPriority w:val="0"/>
     <w:pPr>
       <w:snapToGrid w:val="0"/>
       <w:jc w:val="left"/>
     </w:pPr>
   </w:style>
-  <w:style w:type="paragraph" w:styleId="19">
+  <w:style w:type="paragraph" w:styleId="BalloonText">
     <w:name w:val="Balloon Text"/>
-    <w:basedOn w:val="1"/>
+    <w:basedOn w:val="Normal"/>
     <w:qFormat/>
-    <w:uiPriority w:val="0"/>
     <w:rPr>
       <w:sz w:val="18"/>
     </w:rPr>
   </w:style>
-  <w:style w:type="paragraph" w:styleId="20">
+  <w:style w:type="paragraph" w:styleId="Footer">
     <w:name w:val="footer"/>
-    <w:basedOn w:val="1"/>
+    <w:basedOn w:val="Normal"/>
     <w:qFormat/>
-    <w:uiPriority w:val="0"/>
     <w:pPr>
       <w:tabs>
         <w:tab w:val="center" w:pos="4153"/>
@@ -11908,17 +11775,16 @@
       <w:sz w:val="18"/>
     </w:rPr>
   </w:style>
-  <w:style w:type="paragraph" w:styleId="21">
+  <w:style w:type="paragraph" w:styleId="Header">
     <w:name w:val="header"/>
-    <w:basedOn w:val="1"/>
+    <w:basedOn w:val="Normal"/>
     <w:qFormat/>
-    <w:uiPriority w:val="0"/>
     <w:pPr>
       <w:pBdr>
-        <w:top w:val="none" w:color="auto" w:sz="0" w:space="0"/>
-        <w:left w:val="none" w:color="auto" w:sz="0" w:space="0"/>
-        <w:bottom w:val="none" w:color="auto" w:sz="0" w:space="0"/>
-        <w:right w:val="none" w:color="auto" w:sz="0" w:space="0"/>
+        <w:top w:val="nil"/>
+        <w:left w:val="nil"/>
+        <w:bottom w:val="nil"/>
+        <w:right w:val="nil"/>
       </w:pBdr>
       <w:tabs>
         <w:tab w:val="center" w:pos="4153"/>
@@ -11933,31 +11799,28 @@
       <w:sz w:val="18"/>
     </w:rPr>
   </w:style>
-  <w:style w:type="paragraph" w:styleId="22">
+  <w:style w:type="paragraph" w:styleId="Signature">
     <w:name w:val="Signature"/>
-    <w:basedOn w:val="1"/>
+    <w:basedOn w:val="Normal"/>
     <w:qFormat/>
-    <w:uiPriority w:val="0"/>
     <w:pPr>
       <w:ind w:left="100" w:leftChars="2100"/>
     </w:pPr>
   </w:style>
-  <w:style w:type="paragraph" w:styleId="23">
+  <w:style w:type="paragraph" w:styleId="TOC1">
     <w:name w:val="toc 1"/>
-    <w:basedOn w:val="1"/>
-    <w:next w:val="1"/>
+    <w:basedOn w:val="Normal"/>
+    <w:next w:val="Normal"/>
     <w:qFormat/>
-    <w:uiPriority w:val="0"/>
     <w:rPr>
-      <w:rFonts w:ascii="Arial" w:hAnsi="Arial" w:eastAsia="Microsoft JhengHei"/>
+      <w:rFonts w:ascii="Arial" w:eastAsia="Microsoft JhengHei" w:hAnsi="Arial"/>
       <w:sz w:val="24"/>
     </w:rPr>
   </w:style>
-  <w:style w:type="paragraph" w:styleId="24">
+  <w:style w:type="paragraph" w:styleId="Subtitle">
     <w:name w:val="Subtitle"/>
-    <w:basedOn w:val="1"/>
+    <w:basedOn w:val="Normal"/>
     <w:qFormat/>
-    <w:uiPriority w:val="0"/>
     <w:pPr>
       <w:spacing w:before="240" w:beforeLines="0" w:beforeAutospacing="0" w:after="60" w:afterLines="0" w:afterAutospacing="0" w:line="312" w:lineRule="auto"/>
       <w:jc w:val="center"/>
@@ -11970,11 +11833,10 @@
       <w:sz w:val="32"/>
     </w:rPr>
   </w:style>
-  <w:style w:type="paragraph" w:styleId="25">
+  <w:style w:type="paragraph" w:styleId="FootnoteText">
     <w:name w:val="footnote text"/>
-    <w:basedOn w:val="1"/>
+    <w:basedOn w:val="Normal"/>
     <w:qFormat/>
-    <w:uiPriority w:val="0"/>
     <w:pPr>
       <w:snapToGrid w:val="0"/>
       <w:jc w:val="left"/>
@@ -11983,40 +11845,36 @@
       <w:sz w:val="18"/>
     </w:rPr>
   </w:style>
-  <w:style w:type="paragraph" w:styleId="26">
+  <w:style w:type="paragraph" w:styleId="TOC2">
     <w:name w:val="toc 2"/>
-    <w:basedOn w:val="1"/>
-    <w:next w:val="1"/>
+    <w:basedOn w:val="Normal"/>
+    <w:next w:val="Normal"/>
     <w:qFormat/>
-    <w:uiPriority w:val="0"/>
     <w:pPr>
       <w:ind w:left="420" w:leftChars="200"/>
     </w:pPr>
   </w:style>
-  <w:style w:type="paragraph" w:styleId="27">
+  <w:style w:type="paragraph" w:styleId="HTMLPreformatted">
     <w:name w:val="HTML Preformatted"/>
-    <w:basedOn w:val="1"/>
+    <w:basedOn w:val="Normal"/>
     <w:qFormat/>
-    <w:uiPriority w:val="0"/>
     <w:rPr>
       <w:rFonts w:ascii="Courier New" w:hAnsi="Courier New"/>
       <w:sz w:val="20"/>
     </w:rPr>
   </w:style>
-  <w:style w:type="paragraph" w:styleId="28">
+  <w:style w:type="paragraph" w:styleId="NormalWeb">
     <w:name w:val="Normal (Web)"/>
-    <w:basedOn w:val="1"/>
+    <w:basedOn w:val="Normal"/>
     <w:qFormat/>
-    <w:uiPriority w:val="0"/>
     <w:rPr>
       <w:sz w:val="24"/>
     </w:rPr>
   </w:style>
-  <w:style w:type="paragraph" w:styleId="29">
+  <w:style w:type="paragraph" w:styleId="Title">
     <w:name w:val="Title"/>
-    <w:basedOn w:val="1"/>
+    <w:basedOn w:val="Normal"/>
     <w:qFormat/>
-    <w:uiPriority w:val="0"/>
     <w:pPr>
       <w:spacing w:before="240" w:beforeLines="0" w:beforeAutospacing="0" w:after="60" w:afterLines="0" w:afterAutospacing="0"/>
       <w:jc w:val="center"/>
@@ -12028,134 +11886,123 @@
       <w:sz w:val="32"/>
     </w:rPr>
   </w:style>
-  <w:style w:type="paragraph" w:styleId="30">
+  <w:style w:type="paragraph" w:styleId="CommentSubject">
     <w:name w:val="annotation subject"/>
-    <w:basedOn w:val="13"/>
-    <w:next w:val="13"/>
+    <w:basedOn w:val="CommentText"/>
+    <w:next w:val="CommentText"/>
     <w:qFormat/>
-    <w:uiPriority w:val="0"/>
     <w:rPr>
       <w:b/>
     </w:rPr>
   </w:style>
-  <w:style w:type="table" w:styleId="32">
+  <w:style w:type="table" w:styleId="TableGrid">
     <w:name w:val="Table Grid"/>
-    <w:basedOn w:val="31"/>
+    <w:basedOn w:val="TableNormal"/>
     <w:qFormat/>
-    <w:uiPriority w:val="0"/>
     <w:pPr>
       <w:widowControl w:val="0"/>
       <w:jc w:val="both"/>
     </w:pPr>
     <w:tblPr>
       <w:tblBorders>
-        <w:top w:val="single" w:color="auto" w:sz="4" w:space="0"/>
-        <w:left w:val="single" w:color="auto" w:sz="4" w:space="0"/>
-        <w:bottom w:val="single" w:color="auto" w:sz="4" w:space="0"/>
-        <w:right w:val="single" w:color="auto" w:sz="4" w:space="0"/>
-        <w:insideH w:val="single" w:color="auto" w:sz="4" w:space="0"/>
-        <w:insideV w:val="single" w:color="auto" w:sz="4" w:space="0"/>
+        <w:top w:val="single" w:sz="4" w:space="0" w:color="auto"/>
+        <w:left w:val="single" w:sz="4" w:space="0" w:color="auto"/>
+        <w:bottom w:val="single" w:sz="4" w:space="0" w:color="auto"/>
+        <w:right w:val="single" w:sz="4" w:space="0" w:color="auto"/>
+        <w:insideH w:val="single" w:sz="4" w:space="0" w:color="auto"/>
+        <w:insideV w:val="single" w:sz="4" w:space="0" w:color="auto"/>
       </w:tblBorders>
     </w:tblPr>
   </w:style>
-  <w:style w:type="character" w:styleId="34">
+  <w:style w:type="character" w:styleId="Strong">
     <w:name w:val="Strong"/>
-    <w:basedOn w:val="33"/>
+    <w:basedOn w:val="DefaultParagraphFont"/>
     <w:qFormat/>
-    <w:uiPriority w:val="0"/>
     <w:rPr>
       <w:b/>
     </w:rPr>
   </w:style>
-  <w:style w:type="character" w:styleId="35">
+  <w:style w:type="character" w:styleId="EndnoteReference">
     <w:name w:val="endnote reference"/>
-    <w:basedOn w:val="33"/>
+    <w:basedOn w:val="DefaultParagraphFont"/>
     <w:qFormat/>
-    <w:uiPriority w:val="0"/>
     <w:rPr>
       <w:vertAlign w:val="superscript"/>
     </w:rPr>
   </w:style>
-  <w:style w:type="character" w:styleId="36">
+  <w:style w:type="character" w:styleId="PageNumber">
     <w:name w:val="page number"/>
-    <w:basedOn w:val="33"/>
+    <w:basedOn w:val="DefaultParagraphFont"/>
     <w:qFormat/>
-    <w:uiPriority w:val="0"/>
   </w:style>
-  <w:style w:type="character" w:styleId="37">
+  <w:style w:type="character" w:styleId="FollowedHyperlink">
     <w:name w:val="FollowedHyperlink"/>
-    <w:basedOn w:val="33"/>
+    <w:basedOn w:val="DefaultParagraphFont"/>
     <w:qFormat/>
-    <w:uiPriority w:val="0"/>
     <w:rPr>
       <w:color w:val="800080"/>
       <w:u w:val="single"/>
     </w:rPr>
   </w:style>
-  <w:style w:type="character" w:styleId="38">
+  <w:style w:type="character" w:styleId="Emphasis">
     <w:name w:val="Emphasis"/>
-    <w:basedOn w:val="33"/>
+    <w:basedOn w:val="DefaultParagraphFont"/>
     <w:qFormat/>
-    <w:uiPriority w:val="0"/>
     <w:rPr>
       <w:i/>
     </w:rPr>
   </w:style>
-  <w:style w:type="character" w:styleId="39">
+  <w:style w:type="character" w:styleId="Hyperlink">
     <w:name w:val="Hyperlink"/>
-    <w:basedOn w:val="33"/>
+    <w:basedOn w:val="DefaultParagraphFont"/>
     <w:qFormat/>
-    <w:uiPriority w:val="0"/>
     <w:rPr>
       <w:color w:val="0000FF"/>
       <w:u w:val="single"/>
     </w:rPr>
   </w:style>
-  <w:style w:type="character" w:styleId="40">
+  <w:style w:type="character" w:styleId="CommentReference">
     <w:name w:val="annotation reference"/>
-    <w:basedOn w:val="33"/>
+    <w:basedOn w:val="DefaultParagraphFont"/>
     <w:qFormat/>
-    <w:uiPriority w:val="0"/>
     <w:rPr>
       <w:sz w:val="21"/>
     </w:rPr>
   </w:style>
-  <w:style w:type="character" w:styleId="41">
+  <w:style w:type="character" w:styleId="FootnoteReference">
     <w:name w:val="footnote reference"/>
-    <w:basedOn w:val="33"/>
+    <w:basedOn w:val="DefaultParagraphFont"/>
     <w:qFormat/>
-    <w:uiPriority w:val="0"/>
     <w:rPr>
       <w:vertAlign w:val="superscript"/>
     </w:rPr>
   </w:style>
-  <w:style w:type="paragraph" w:styleId="42">
+  <w:style w:type="paragraph" w:styleId="NoSpacing">
     <w:name w:val="No Spacing"/>
+    <w:uiPriority w:val="99"/>
     <w:qFormat/>
-    <w:uiPriority w:val="99"/>
     <w:rPr>
-      <w:rFonts w:ascii="Calibri" w:hAnsi="Calibri" w:eastAsia="宋体" w:cs="Times New Roman"/>
+      <w:rFonts w:ascii="Calibri" w:eastAsia="宋体" w:hAnsi="Calibri" w:cs="Times New Roman"/>
       <w:sz w:val="22"/>
       <w:szCs w:val="22"/>
       <w:lang w:val="en-US" w:eastAsia="zh-CN" w:bidi="ar-SA"/>
     </w:rPr>
   </w:style>
-  <w:style w:type="character" w:customStyle="1" w:styleId="43">
+  <w:style w:type="character" w:customStyle="1" w:styleId="2Char">
     <w:name w:val="标题 2 Char"/>
-    <w:link w:val="3"/>
+    <w:link w:val="Heading2"/>
     <w:qFormat/>
-    <w:uiPriority w:val="0"/>
     <w:rPr>
-      <w:rFonts w:ascii="Arial" w:hAnsi="Arial" w:eastAsia="黑体"/>
+      <w:rFonts w:ascii="Arial" w:eastAsia="黑体" w:hAnsi="Arial"/>
       <w:b/>
       <w:sz w:val="32"/>
     </w:rPr>
   </w:style>
-  <w:style w:type="paragraph" w:customStyle="1" w:styleId="44">
+  <w:style w:type="paragraph" w:customStyle="1" w:styleId="TableParagraph">
     <w:name w:val="Table Paragraph"/>
-    <w:basedOn w:val="1"/>
+    <w:basedOn w:val="Normal"/>
+    <w:uiPriority w:val="1"/>
     <w:qFormat/>
-    <w:uiPriority w:val="1"/>
     <w:pPr>
       <w:autoSpaceDE w:val="0"/>
       <w:autoSpaceDN w:val="0"/>
@@ -12171,12 +12018,11 @@
       <w:lang w:val="zh-CN" w:bidi="zh-CN"/>
     </w:rPr>
   </w:style>
-  <w:style w:type="table" w:customStyle="1" w:styleId="45">
+  <w:style w:type="table" w:customStyle="1" w:styleId="TableNormal0">
     <w:name w:val="Table Normal_0"/>
     <w:semiHidden/>
     <w:unhideWhenUsed/>
     <w:qFormat/>
-    <w:uiPriority w:val="0"/>
     <w:tblPr>
       <w:tblCellMar>
         <w:top w:w="0" w:type="dxa"/>
@@ -12186,87 +12032,81 @@
       </w:tblCellMar>
     </w:tblPr>
   </w:style>
-  <w:style w:type="paragraph" w:customStyle="1" w:styleId="46">
+  <w:style w:type="paragraph" w:customStyle="1" w:styleId="TableText">
     <w:name w:val="Table Text"/>
-    <w:basedOn w:val="1"/>
+    <w:basedOn w:val="Normal"/>
     <w:semiHidden/>
     <w:qFormat/>
-    <w:uiPriority w:val="0"/>
     <w:rPr>
-      <w:rFonts w:ascii="宋体" w:hAnsi="宋体" w:eastAsia="宋体" w:cs="宋体"/>
+      <w:rFonts w:ascii="宋体" w:eastAsia="宋体" w:hAnsi="宋体" w:cs="宋体"/>
       <w:sz w:val="21"/>
       <w:szCs w:val="21"/>
       <w:lang w:val="en-US" w:eastAsia="en-US" w:bidi="ar-SA"/>
     </w:rPr>
   </w:style>
-  <w:style w:type="paragraph" w:customStyle="1" w:styleId="47">
+  <w:style w:type="paragraph" w:customStyle="1" w:styleId="1">
     <w:name w:val="柴_标题1"/>
-    <w:basedOn w:val="2"/>
-    <w:next w:val="48"/>
-    <w:link w:val="59"/>
+    <w:basedOn w:val="Heading1"/>
+    <w:next w:val="a"/>
+    <w:link w:val="1Char"/>
     <w:qFormat/>
-    <w:uiPriority w:val="0"/>
     <w:pPr>
       <w:spacing w:before="100" w:after="90" w:line="360" w:lineRule="auto"/>
     </w:pPr>
     <w:rPr>
-      <w:rFonts w:ascii="Arial" w:hAnsi="Arial" w:eastAsia="宋体"/>
+      <w:rFonts w:ascii="Arial" w:eastAsia="宋体" w:hAnsi="Arial"/>
       <w:sz w:val="32"/>
     </w:rPr>
   </w:style>
-  <w:style w:type="paragraph" w:customStyle="1" w:styleId="48">
+  <w:style w:type="paragraph" w:customStyle="1" w:styleId="a">
     <w:name w:val="柴_正文"/>
-    <w:basedOn w:val="15"/>
-    <w:link w:val="62"/>
+    <w:basedOn w:val="BodyText"/>
+    <w:link w:val="Char"/>
     <w:qFormat/>
-    <w:uiPriority w:val="0"/>
     <w:pPr>
       <w:spacing w:line="360" w:lineRule="auto"/>
       <w:ind w:firstLine="470" w:firstLineChars="200"/>
     </w:pPr>
     <w:rPr>
-      <w:rFonts w:ascii="Arial" w:hAnsi="Arial" w:eastAsia="宋体"/>
+      <w:rFonts w:ascii="Arial" w:eastAsia="宋体" w:hAnsi="Arial"/>
       <w:sz w:val="24"/>
       <w:lang w:eastAsia="zh-CN"/>
     </w:rPr>
   </w:style>
-  <w:style w:type="paragraph" w:customStyle="1" w:styleId="49">
+  <w:style w:type="paragraph" w:customStyle="1" w:styleId="2">
     <w:name w:val="柴_标题2"/>
-    <w:basedOn w:val="3"/>
-    <w:next w:val="48"/>
+    <w:basedOn w:val="Heading2"/>
+    <w:next w:val="a"/>
     <w:qFormat/>
-    <w:uiPriority w:val="0"/>
     <w:pPr>
       <w:spacing w:line="360" w:lineRule="auto"/>
     </w:pPr>
     <w:rPr>
-      <w:rFonts w:ascii="Arial" w:hAnsi="Arial" w:eastAsia="宋体"/>
+      <w:rFonts w:ascii="Arial" w:eastAsia="宋体" w:hAnsi="Arial"/>
       <w:sz w:val="28"/>
     </w:rPr>
   </w:style>
-  <w:style w:type="paragraph" w:customStyle="1" w:styleId="50">
+  <w:style w:type="paragraph" w:customStyle="1" w:styleId="3">
     <w:name w:val="柴_标题3"/>
-    <w:basedOn w:val="4"/>
-    <w:next w:val="48"/>
+    <w:basedOn w:val="Heading3"/>
+    <w:next w:val="a"/>
     <w:qFormat/>
-    <w:uiPriority w:val="0"/>
     <w:pPr>
       <w:spacing w:line="360" w:lineRule="auto"/>
       <w:ind w:left="0" w:firstLine="472" w:firstLineChars="200"/>
     </w:pPr>
     <w:rPr>
-      <w:rFonts w:ascii="宋体" w:hAnsi="宋体" w:eastAsia="宋体" w:cs="宋体"/>
+      <w:rFonts w:ascii="宋体" w:eastAsia="宋体" w:hAnsi="宋体" w:cs="宋体"/>
       <w:spacing w:val="-2"/>
       <w:sz w:val="24"/>
       <w:szCs w:val="24"/>
     </w:rPr>
   </w:style>
-  <w:style w:type="paragraph" w:customStyle="1" w:styleId="51">
+  <w:style w:type="paragraph" w:customStyle="1" w:styleId="a0">
     <w:name w:val="柴_目录"/>
-    <w:basedOn w:val="1"/>
-    <w:next w:val="15"/>
+    <w:basedOn w:val="Normal"/>
+    <w:next w:val="BodyText"/>
     <w:qFormat/>
-    <w:uiPriority w:val="0"/>
     <w:pPr>
       <w:tabs>
         <w:tab w:val="right" w:leader="dot" w:pos="8442"/>
@@ -12274,96 +12114,89 @@
       <w:ind w:left="0" w:leftChars="0"/>
     </w:pPr>
     <w:rPr>
-      <w:rFonts w:ascii="Arial" w:hAnsi="Arial" w:eastAsia="Microsoft JhengHei"/>
+      <w:rFonts w:ascii="Arial" w:eastAsia="Microsoft JhengHei" w:hAnsi="Arial"/>
       <w:sz w:val="24"/>
     </w:rPr>
   </w:style>
-  <w:style w:type="paragraph" w:customStyle="1" w:styleId="52">
+  <w:style w:type="paragraph" w:customStyle="1" w:styleId="a1">
     <w:name w:val="柴_公司名"/>
-    <w:basedOn w:val="29"/>
+    <w:basedOn w:val="Title"/>
     <w:qFormat/>
-    <w:uiPriority w:val="0"/>
     <w:pPr>
       <w:spacing w:after="600" w:afterLines="600"/>
     </w:pPr>
     <w:rPr>
-      <w:rFonts w:hint="eastAsia" w:ascii="宋体" w:hAnsi="宋体" w:eastAsia="宋体" w:cs="宋体"/>
+      <w:rFonts w:ascii="宋体" w:eastAsia="宋体" w:hAnsi="宋体" w:cs="宋体" w:hint="eastAsia"/>
       <w:bCs/>
       <w:spacing w:val="-6"/>
       <w:sz w:val="52"/>
       <w:szCs w:val="52"/>
     </w:rPr>
   </w:style>
-  <w:style w:type="paragraph" w:customStyle="1" w:styleId="53">
+  <w:style w:type="paragraph" w:customStyle="1" w:styleId="a2">
     <w:name w:val="柴_文档名"/>
-    <w:basedOn w:val="29"/>
+    <w:basedOn w:val="Title"/>
     <w:qFormat/>
-    <w:uiPriority w:val="0"/>
     <w:pPr>
       <w:spacing w:after="900" w:afterLines="900"/>
     </w:pPr>
     <w:rPr>
-      <w:rFonts w:ascii="黑体" w:hAnsi="黑体" w:eastAsia="黑体" w:cs="黑体"/>
+      <w:rFonts w:ascii="黑体" w:eastAsia="黑体" w:hAnsi="黑体" w:cs="黑体"/>
       <w:bCs/>
       <w:spacing w:val="-7"/>
       <w:sz w:val="52"/>
       <w:szCs w:val="52"/>
     </w:rPr>
   </w:style>
-  <w:style w:type="paragraph" w:customStyle="1" w:styleId="54">
+  <w:style w:type="paragraph" w:customStyle="1" w:styleId="WPSOffice1">
     <w:name w:val="WPSOffice手动目录 1"/>
     <w:qFormat/>
-    <w:uiPriority w:val="0"/>
     <w:pPr>
       <w:ind w:leftChars="0"/>
     </w:pPr>
     <w:rPr>
-      <w:rFonts w:ascii="Times New Roman" w:hAnsi="Times New Roman" w:eastAsia="宋体" w:cs="Times New Roman"/>
+      <w:rFonts w:ascii="Times New Roman" w:eastAsia="宋体" w:hAnsi="Times New Roman" w:cs="Times New Roman"/>
       <w:sz w:val="20"/>
       <w:szCs w:val="20"/>
     </w:rPr>
   </w:style>
-  <w:style w:type="paragraph" w:customStyle="1" w:styleId="55">
+  <w:style w:type="paragraph" w:customStyle="1" w:styleId="WPSOffice2">
     <w:name w:val="WPSOffice手动目录 2"/>
     <w:qFormat/>
-    <w:uiPriority w:val="0"/>
     <w:pPr>
       <w:ind w:leftChars="200"/>
     </w:pPr>
     <w:rPr>
-      <w:rFonts w:ascii="Times New Roman" w:hAnsi="Times New Roman" w:eastAsia="宋体" w:cs="Times New Roman"/>
+      <w:rFonts w:ascii="Times New Roman" w:eastAsia="宋体" w:hAnsi="Times New Roman" w:cs="Times New Roman"/>
       <w:sz w:val="20"/>
       <w:szCs w:val="20"/>
     </w:rPr>
   </w:style>
-  <w:style w:type="paragraph" w:customStyle="1" w:styleId="56">
+  <w:style w:type="paragraph" w:customStyle="1" w:styleId="WPSOffice3">
     <w:name w:val="WPSOffice手动目录 3"/>
     <w:qFormat/>
-    <w:uiPriority w:val="0"/>
     <w:pPr>
       <w:ind w:leftChars="400"/>
     </w:pPr>
     <w:rPr>
-      <w:rFonts w:ascii="Times New Roman" w:hAnsi="Times New Roman" w:eastAsia="宋体" w:cs="Times New Roman"/>
+      <w:rFonts w:ascii="Times New Roman" w:eastAsia="宋体" w:hAnsi="Times New Roman" w:cs="Times New Roman"/>
       <w:sz w:val="20"/>
       <w:szCs w:val="20"/>
     </w:rPr>
   </w:style>
-  <w:style w:type="paragraph" w:customStyle="1" w:styleId="57">
+  <w:style w:type="paragraph" w:customStyle="1" w:styleId="Compact">
     <w:name w:val="Compact"/>
-    <w:basedOn w:val="15"/>
+    <w:basedOn w:val="BodyText"/>
     <w:qFormat/>
-    <w:uiPriority w:val="0"/>
     <w:pPr>
       <w:spacing w:before="36" w:after="36"/>
     </w:pPr>
   </w:style>
-  <w:style w:type="table" w:customStyle="1" w:styleId="58">
+  <w:style w:type="table" w:customStyle="1" w:styleId="Table">
     <w:name w:val="Table"/>
     <w:semiHidden/>
     <w:unhideWhenUsed/>
     <w:qFormat/>
-    <w:uiPriority w:val="0"/>
     <w:tblPr>
       <w:tblCellMar>
         <w:top w:w="0" w:type="dxa"/>
@@ -12375,27 +12208,25 @@
     <w:tblStylePr w:type="firstRow">
       <w:tcPr>
         <w:tcBorders>
-          <w:bottom w:val="single" w:color="auto" w:sz="0" w:space="0"/>
+          <w:bottom w:val="single" w:sz="0" w:space="0" w:color="auto"/>
         </w:tcBorders>
         <w:vAlign w:val="bottom"/>
       </w:tcPr>
     </w:tblStylePr>
   </w:style>
-  <w:style w:type="character" w:customStyle="1" w:styleId="59">
+  <w:style w:type="character" w:customStyle="1" w:styleId="1Char">
     <w:name w:val="柴_标题1 Char"/>
-    <w:link w:val="47"/>
+    <w:link w:val="1"/>
     <w:qFormat/>
-    <w:uiPriority w:val="0"/>
     <w:rPr>
-      <w:rFonts w:ascii="Arial" w:hAnsi="Arial" w:eastAsia="宋体"/>
+      <w:rFonts w:ascii="Arial" w:eastAsia="宋体" w:hAnsi="Arial"/>
       <w:sz w:val="32"/>
     </w:rPr>
   </w:style>
-  <w:style w:type="paragraph" w:customStyle="1" w:styleId="60">
+  <w:style w:type="paragraph" w:customStyle="1" w:styleId="a3">
     <w:name w:val="柴_正文_无缩进"/>
-    <w:basedOn w:val="1"/>
+    <w:basedOn w:val="Normal"/>
     <w:qFormat/>
-    <w:uiPriority w:val="0"/>
     <w:pPr>
       <w:ind w:firstLine="0" w:firstLineChars="0"/>
     </w:pPr>
@@ -12405,31 +12236,29 @@
       <w:lang w:eastAsia="zh-CN"/>
     </w:rPr>
   </w:style>
-  <w:style w:type="paragraph" w:customStyle="1" w:styleId="61">
+  <w:style w:type="paragraph" w:customStyle="1" w:styleId="4">
     <w:name w:val="柴_标题4"/>
-    <w:basedOn w:val="5"/>
-    <w:next w:val="1"/>
+    <w:basedOn w:val="Heading4"/>
+    <w:next w:val="Normal"/>
     <w:qFormat/>
-    <w:uiPriority w:val="0"/>
     <w:pPr>
       <w:widowControl w:val="0"/>
       <w:spacing w:before="160" w:line="360" w:lineRule="auto"/>
-      <w:ind w:left="981" w:leftChars="300" w:hanging="862"/>
+      <w:ind w:left="981" w:hanging="862" w:leftChars="300"/>
     </w:pPr>
     <w:rPr>
-      <w:rFonts w:hint="eastAsia" w:ascii="Calibri" w:hAnsi="Calibri" w:eastAsia="宋体" w:cs="宋体"/>
+      <w:rFonts w:ascii="Calibri" w:eastAsia="宋体" w:hAnsi="Calibri" w:cs="宋体" w:hint="eastAsia"/>
       <w:sz w:val="24"/>
       <w:szCs w:val="24"/>
       <w:lang w:eastAsia="zh-CN" w:bidi="zh-CN"/>
     </w:rPr>
   </w:style>
-  <w:style w:type="character" w:customStyle="1" w:styleId="62">
+  <w:style w:type="character" w:customStyle="1" w:styleId="Char">
     <w:name w:val="柴_正文 Char"/>
-    <w:link w:val="48"/>
+    <w:link w:val="a"/>
     <w:qFormat/>
-    <w:uiPriority w:val="0"/>
     <w:rPr>
-      <w:rFonts w:ascii="Arial" w:hAnsi="Arial" w:eastAsia="宋体"/>
+      <w:rFonts w:ascii="Arial" w:eastAsia="宋体" w:hAnsi="Arial"/>
       <w:sz w:val="24"/>
       <w:lang w:eastAsia="zh-CN"/>
     </w:rPr>

--- a/6-过程管理/运行记录类文件/060202-过程框架设计需求分析报告.docx
+++ b/6-过程管理/运行记录类文件/060202-过程框架设计需求分析报告.docx
@@ -1,11 +1,10 @@
 
 <file path=word/document.xml><?xml version="1.0" encoding="utf-8"?>
-<w:document xmlns:wpc="http://schemas.microsoft.com/office/word/2010/wordprocessingCanvas" xmlns:mc="http://schemas.openxmlformats.org/markup-compatibility/2006" xmlns:o="urn:schemas-microsoft-com:office:office" xmlns:r="http://schemas.openxmlformats.org/officeDocument/2006/relationships" xmlns:m="http://schemas.openxmlformats.org/officeDocument/2006/math" xmlns:v="urn:schemas-microsoft-com:vml" xmlns:wp14="http://schemas.microsoft.com/office/word/2010/wordprocessingDrawing" xmlns:wp="http://schemas.openxmlformats.org/drawingml/2006/wordprocessingDrawing" xmlns:w10="urn:schemas-microsoft-com:office:word" xmlns:w="http://schemas.openxmlformats.org/wordprocessingml/2006/main" xmlns:w14="http://schemas.microsoft.com/office/word/2010/wordml" xmlns:w15="http://schemas.microsoft.com/office/word/2012/wordml" xmlns:wne="http://schemas.microsoft.com/office/word/2006/wordml" xmlns:wpg="http://schemas.microsoft.com/office/word/2010/wordprocessingGroup" xmlns:wpi="http://schemas.microsoft.com/office/word/2010/wordprocessingInk" xmlns:wps="http://schemas.microsoft.com/office/word/2010/wordprocessingShape" mc:Ignorable="w14 w15 wp14">
-  <!-- Generated by Aspose.Words for .NET 13.3.0.1 -->
+<w:document xmlns:wpc="http://schemas.microsoft.com/office/word/2010/wordprocessingCanvas" xmlns:mc="http://schemas.openxmlformats.org/markup-compatibility/2006" xmlns:o="urn:schemas-microsoft-com:office:office" xmlns:r="http://schemas.openxmlformats.org/officeDocument/2006/relationships" xmlns:m="http://schemas.openxmlformats.org/officeDocument/2006/math" xmlns:v="urn:schemas-microsoft-com:vml" xmlns:wp14="http://schemas.microsoft.com/office/word/2010/wordprocessingDrawing" xmlns:wp="http://schemas.openxmlformats.org/drawingml/2006/wordprocessingDrawing" xmlns:w="http://schemas.openxmlformats.org/wordprocessingml/2006/main" xmlns:w14="http://schemas.microsoft.com/office/word/2010/wordml" xmlns:w10="urn:schemas-microsoft-com:office:word" xmlns:w15="http://schemas.microsoft.com/office/word/2012/wordml" xmlns:wpg="http://schemas.microsoft.com/office/word/2010/wordprocessingGroup" xmlns:wpi="http://schemas.microsoft.com/office/word/2010/wordprocessingInk" xmlns:wne="http://schemas.microsoft.com/office/word/2006/wordml" xmlns:wps="http://schemas.microsoft.com/office/word/2010/wordprocessingShape" xmlns:wpsCustomData="http://www.wps.cn/officeDocument/2013/wpsCustomData" mc:Ignorable="w14 w15 wp14">
   <w:body>
     <w:p>
       <w:pPr>
-        <w:pStyle w:val="a1"/>
+        <w:pStyle w:val="52"/>
         <w:keepNext w:val="0"/>
         <w:keepLines w:val="0"/>
         <w:pageBreakBefore w:val="0"/>
@@ -22,7 +21,7 @@
     </w:p>
     <w:p>
       <w:pPr>
-        <w:pStyle w:val="a1"/>
+        <w:pStyle w:val="52"/>
         <w:keepNext w:val="0"/>
         <w:keepLines w:val="0"/>
         <w:pageBreakBefore w:val="0"/>
@@ -39,7 +38,7 @@
     </w:p>
     <w:p>
       <w:pPr>
-        <w:pStyle w:val="a1"/>
+        <w:pStyle w:val="52"/>
         <w:keepNext w:val="0"/>
         <w:keepLines w:val="0"/>
         <w:pageBreakBefore w:val="0"/>
@@ -53,7 +52,7 @@
           <w:lang w:val="en-US"/>
         </w:rPr>
       </w:pPr>
-      <w:bookmarkStart w:id="0" w:name="_Toc2104"/>
+      <w:bookmarkStart w:id="0" w:name="_Toc1867"/>
       <w:r>
         <w:rPr>
           <w:rFonts w:hint="eastAsia"/>
@@ -65,7 +64,7 @@
     </w:p>
     <w:p>
       <w:pPr>
-        <w:pStyle w:val="a2"/>
+        <w:pStyle w:val="53"/>
         <w:keepNext w:val="0"/>
         <w:keepLines w:val="0"/>
         <w:pageBreakBefore w:val="0"/>
@@ -75,7 +74,7 @@
         <w:topLinePunct w:val="0"/>
         <w:bidi w:val="0"/>
       </w:pPr>
-      <w:bookmarkStart w:id="1" w:name="_Toc7280"/>
+      <w:bookmarkStart w:id="1" w:name="_Toc24142"/>
       <w:r>
         <w:t>中达丰集团有限公司</w:t>
       </w:r>
@@ -94,7 +93,7 @@
         <w:spacing w:before="275"/>
         <w:jc w:val="center"/>
         <w:rPr>
-          <w:rFonts w:ascii="宋体" w:eastAsia="宋体" w:hAnsi="宋体" w:cs="宋体" w:hint="default"/>
+          <w:rFonts w:hint="default" w:ascii="宋体" w:hAnsi="宋体" w:eastAsia="宋体" w:cs="宋体"/>
           <w:sz w:val="36"/>
           <w:szCs w:val="36"/>
           <w:lang w:val="en-US" w:eastAsia="zh-CN"/>
@@ -102,7 +101,7 @@
       </w:pPr>
       <w:r>
         <w:rPr>
-          <w:rFonts w:ascii="宋体" w:eastAsia="宋体" w:hAnsi="宋体" w:cs="宋体"/>
+          <w:rFonts w:ascii="宋体" w:hAnsi="宋体" w:eastAsia="宋体" w:cs="宋体"/>
           <w:spacing w:val="-2"/>
           <w:sz w:val="36"/>
           <w:szCs w:val="36"/>
@@ -111,7 +110,7 @@
       </w:r>
       <w:r>
         <w:rPr>
-          <w:rFonts w:ascii="宋体" w:hAnsi="宋体" w:cs="宋体" w:hint="eastAsia"/>
+          <w:rFonts w:hint="eastAsia" w:ascii="宋体" w:hAnsi="宋体" w:cs="宋体"/>
           <w:spacing w:val="-2"/>
           <w:sz w:val="36"/>
           <w:szCs w:val="36"/>
@@ -121,7 +120,7 @@
       </w:r>
       <w:r>
         <w:rPr>
-          <w:rFonts w:ascii="宋体" w:eastAsia="宋体" w:hAnsi="宋体" w:cs="宋体"/>
+          <w:rFonts w:ascii="宋体" w:hAnsi="宋体" w:eastAsia="宋体" w:cs="宋体"/>
           <w:spacing w:val="-2"/>
           <w:sz w:val="36"/>
           <w:szCs w:val="36"/>
@@ -130,17 +129,17 @@
       </w:r>
       <w:r>
         <w:rPr>
-          <w:rFonts w:ascii="宋体" w:hAnsi="宋体" w:cs="宋体" w:hint="eastAsia"/>
+          <w:rFonts w:hint="eastAsia" w:ascii="宋体" w:hAnsi="宋体" w:cs="宋体"/>
           <w:spacing w:val="-2"/>
           <w:sz w:val="36"/>
           <w:szCs w:val="36"/>
           <w:lang w:val="en-US" w:eastAsia="zh-CN"/>
         </w:rPr>
-        <w:t>1</w:t>
+        <w:t>4</w:t>
       </w:r>
       <w:r>
         <w:rPr>
-          <w:rFonts w:ascii="宋体" w:eastAsia="宋体" w:hAnsi="宋体" w:cs="宋体"/>
+          <w:rFonts w:ascii="宋体" w:hAnsi="宋体" w:eastAsia="宋体" w:cs="宋体"/>
           <w:spacing w:val="-2"/>
           <w:sz w:val="36"/>
           <w:szCs w:val="36"/>
@@ -149,7 +148,7 @@
       </w:r>
       <w:r>
         <w:rPr>
-          <w:rFonts w:ascii="宋体" w:hAnsi="宋体" w:cs="宋体" w:hint="eastAsia"/>
+          <w:rFonts w:hint="eastAsia" w:ascii="宋体" w:hAnsi="宋体" w:cs="宋体"/>
           <w:spacing w:val="-2"/>
           <w:sz w:val="36"/>
           <w:szCs w:val="36"/>
@@ -169,20 +168,20 @@
         <w:topLinePunct w:val="0"/>
         <w:bidi w:val="0"/>
         <w:rPr>
-          <w:rFonts w:ascii="宋体" w:eastAsia="宋体" w:hAnsi="宋体" w:cs="宋体"/>
+          <w:rFonts w:ascii="宋体" w:hAnsi="宋体" w:eastAsia="宋体" w:cs="宋体"/>
           <w:sz w:val="36"/>
           <w:szCs w:val="36"/>
         </w:rPr>
         <w:sectPr>
           <w:pgSz w:w="11906" w:h="16839"/>
           <w:pgMar w:top="1431" w:right="1785" w:bottom="0" w:left="1785" w:header="0" w:footer="0" w:gutter="0"/>
-          <w:cols w:num="1" w:space="720"/>
+          <w:cols w:space="720" w:num="1"/>
         </w:sectPr>
       </w:pPr>
     </w:p>
     <w:p>
       <w:pPr>
-        <w:pStyle w:val="BodyText"/>
+        <w:pStyle w:val="15"/>
         <w:keepNext w:val="0"/>
         <w:keepLines w:val="0"/>
         <w:pageBreakBefore w:val="0"/>
@@ -208,15 +207,15 @@
         <w:ind w:left="3954"/>
         <w:outlineLvl w:val="0"/>
         <w:rPr>
-          <w:rFonts w:ascii="宋体" w:eastAsia="宋体" w:hAnsi="宋体" w:cs="宋体"/>
+          <w:rFonts w:ascii="宋体" w:hAnsi="宋体" w:eastAsia="宋体" w:cs="宋体"/>
           <w:sz w:val="21"/>
           <w:szCs w:val="21"/>
         </w:rPr>
       </w:pPr>
-      <w:bookmarkStart w:id="2" w:name="_Toc18597"/>
+      <w:bookmarkStart w:id="2" w:name="_Toc10994"/>
       <w:r>
         <w:rPr>
-          <w:rFonts w:ascii="宋体" w:eastAsia="宋体" w:hAnsi="宋体" w:cs="宋体"/>
+          <w:rFonts w:ascii="宋体" w:hAnsi="宋体" w:eastAsia="宋体" w:cs="宋体"/>
           <w:spacing w:val="-2"/>
           <w:sz w:val="21"/>
           <w:szCs w:val="21"/>
@@ -240,16 +239,16 @@
     </w:p>
     <w:tbl>
       <w:tblPr>
-        <w:tblStyle w:val="TableNormal0"/>
+        <w:tblStyle w:val="45"/>
         <w:tblW w:w="9071" w:type="dxa"/>
         <w:tblInd w:w="5" w:type="dxa"/>
         <w:tblBorders>
-          <w:top w:val="single" w:sz="4" w:space="0" w:color="000000"/>
-          <w:left w:val="single" w:sz="4" w:space="0" w:color="000000"/>
-          <w:bottom w:val="single" w:sz="4" w:space="0" w:color="000000"/>
-          <w:right w:val="single" w:sz="4" w:space="0" w:color="000000"/>
-          <w:insideH w:val="single" w:sz="4" w:space="0" w:color="000000"/>
-          <w:insideV w:val="single" w:sz="4" w:space="0" w:color="000000"/>
+          <w:top w:val="single" w:color="000000" w:sz="4" w:space="0"/>
+          <w:left w:val="single" w:color="000000" w:sz="4" w:space="0"/>
+          <w:bottom w:val="single" w:color="000000" w:sz="4" w:space="0"/>
+          <w:right w:val="single" w:color="000000" w:sz="4" w:space="0"/>
+          <w:insideH w:val="single" w:color="000000" w:sz="4" w:space="0"/>
+          <w:insideV w:val="single" w:color="000000" w:sz="4" w:space="0"/>
         </w:tblBorders>
         <w:tblLayout w:type="fixed"/>
         <w:tblCellMar>
@@ -268,17 +267,14 @@
       </w:tblGrid>
       <w:tr>
         <w:tblPrEx>
-          <w:tblW w:w="9071" w:type="dxa"/>
-          <w:tblInd w:w="5" w:type="dxa"/>
           <w:tblBorders>
-            <w:top w:val="single" w:sz="4" w:space="0" w:color="000000"/>
-            <w:left w:val="single" w:sz="4" w:space="0" w:color="000000"/>
-            <w:bottom w:val="single" w:sz="4" w:space="0" w:color="000000"/>
-            <w:right w:val="single" w:sz="4" w:space="0" w:color="000000"/>
-            <w:insideH w:val="single" w:sz="4" w:space="0" w:color="000000"/>
-            <w:insideV w:val="single" w:sz="4" w:space="0" w:color="000000"/>
+            <w:top w:val="single" w:color="000000" w:sz="4" w:space="0"/>
+            <w:left w:val="single" w:color="000000" w:sz="4" w:space="0"/>
+            <w:bottom w:val="single" w:color="000000" w:sz="4" w:space="0"/>
+            <w:right w:val="single" w:color="000000" w:sz="4" w:space="0"/>
+            <w:insideH w:val="single" w:color="000000" w:sz="4" w:space="0"/>
+            <w:insideV w:val="single" w:color="000000" w:sz="4" w:space="0"/>
           </w:tblBorders>
-          <w:tblLayout w:type="fixed"/>
           <w:tblCellMar>
             <w:top w:w="0" w:type="dxa"/>
             <w:left w:w="0" w:type="dxa"/>
@@ -287,7 +283,7 @@
           </w:tblCellMar>
         </w:tblPrEx>
         <w:trPr>
-          <w:trHeight w:val="611"/>
+          <w:trHeight w:val="611" w:hRule="atLeast"/>
         </w:trPr>
         <w:tc>
           <w:tcPr>
@@ -295,7 +291,7 @@
           </w:tcPr>
           <w:p>
             <w:pPr>
-              <w:pStyle w:val="TableText"/>
+              <w:pStyle w:val="46"/>
               <w:keepNext w:val="0"/>
               <w:keepLines w:val="0"/>
               <w:pageBreakBefore w:val="0"/>
@@ -322,7 +318,7 @@
           </w:tcPr>
           <w:p>
             <w:pPr>
-              <w:pStyle w:val="TableText"/>
+              <w:pStyle w:val="46"/>
               <w:keepNext w:val="0"/>
               <w:keepLines w:val="0"/>
               <w:pageBreakBefore w:val="0"/>
@@ -336,7 +332,7 @@
             </w:pPr>
             <w:r>
               <w:rPr>
-                <w:rFonts w:eastAsia="宋体" w:hint="eastAsia"/>
+                <w:rFonts w:hint="eastAsia" w:eastAsia="宋体"/>
                 <w:spacing w:val="-1"/>
                 <w:lang w:val="en-US" w:eastAsia="zh-CN"/>
               </w:rPr>
@@ -350,7 +346,7 @@
             </w:r>
             <w:r>
               <w:rPr>
-                <w:rFonts w:eastAsia="宋体" w:hint="eastAsia"/>
+                <w:rFonts w:hint="eastAsia" w:eastAsia="宋体"/>
                 <w:spacing w:val="-1"/>
                 <w:lang w:val="en-US" w:eastAsia="zh-CN"/>
               </w:rPr>
@@ -367,9 +363,14 @@
       </w:tr>
       <w:tr>
         <w:tblPrEx>
-          <w:tblW w:w="9071" w:type="dxa"/>
-          <w:tblInd w:w="5" w:type="dxa"/>
-          <w:tblLayout w:type="fixed"/>
+          <w:tblBorders>
+            <w:top w:val="single" w:color="000000" w:sz="4" w:space="0"/>
+            <w:left w:val="single" w:color="000000" w:sz="4" w:space="0"/>
+            <w:bottom w:val="single" w:color="000000" w:sz="4" w:space="0"/>
+            <w:right w:val="single" w:color="000000" w:sz="4" w:space="0"/>
+            <w:insideH w:val="single" w:color="000000" w:sz="4" w:space="0"/>
+            <w:insideV w:val="single" w:color="000000" w:sz="4" w:space="0"/>
+          </w:tblBorders>
           <w:tblCellMar>
             <w:top w:w="0" w:type="dxa"/>
             <w:left w:w="0" w:type="dxa"/>
@@ -378,7 +379,7 @@
           </w:tblCellMar>
         </w:tblPrEx>
         <w:trPr>
-          <w:trHeight w:val="606"/>
+          <w:trHeight w:val="606" w:hRule="atLeast"/>
         </w:trPr>
         <w:tc>
           <w:tcPr>
@@ -386,7 +387,7 @@
           </w:tcPr>
           <w:p>
             <w:pPr>
-              <w:pStyle w:val="TableText"/>
+              <w:pStyle w:val="46"/>
               <w:keepNext w:val="0"/>
               <w:keepLines w:val="0"/>
               <w:pageBreakBefore w:val="0"/>
@@ -413,7 +414,7 @@
           </w:tcPr>
           <w:p>
             <w:pPr>
-              <w:pStyle w:val="TableText"/>
+              <w:pStyle w:val="46"/>
               <w:keepNext w:val="0"/>
               <w:keepLines w:val="0"/>
               <w:pageBreakBefore w:val="0"/>
@@ -436,9 +437,14 @@
       </w:tr>
       <w:tr>
         <w:tblPrEx>
-          <w:tblW w:w="9071" w:type="dxa"/>
-          <w:tblInd w:w="5" w:type="dxa"/>
-          <w:tblLayout w:type="fixed"/>
+          <w:tblBorders>
+            <w:top w:val="single" w:color="000000" w:sz="4" w:space="0"/>
+            <w:left w:val="single" w:color="000000" w:sz="4" w:space="0"/>
+            <w:bottom w:val="single" w:color="000000" w:sz="4" w:space="0"/>
+            <w:right w:val="single" w:color="000000" w:sz="4" w:space="0"/>
+            <w:insideH w:val="single" w:color="000000" w:sz="4" w:space="0"/>
+            <w:insideV w:val="single" w:color="000000" w:sz="4" w:space="0"/>
+          </w:tblBorders>
           <w:tblCellMar>
             <w:top w:w="0" w:type="dxa"/>
             <w:left w:w="0" w:type="dxa"/>
@@ -447,7 +453,7 @@
           </w:tblCellMar>
         </w:tblPrEx>
         <w:trPr>
-          <w:trHeight w:val="607"/>
+          <w:trHeight w:val="607" w:hRule="atLeast"/>
         </w:trPr>
         <w:tc>
           <w:tcPr>
@@ -455,7 +461,7 @@
           </w:tcPr>
           <w:p>
             <w:pPr>
-              <w:pStyle w:val="TableText"/>
+              <w:pStyle w:val="46"/>
               <w:keepNext w:val="0"/>
               <w:keepLines w:val="0"/>
               <w:pageBreakBefore w:val="0"/>
@@ -481,7 +487,7 @@
           </w:tcPr>
           <w:p>
             <w:pPr>
-              <w:pStyle w:val="TableText"/>
+              <w:pStyle w:val="46"/>
               <w:keepNext w:val="0"/>
               <w:keepLines w:val="0"/>
               <w:pageBreakBefore w:val="0"/>
@@ -507,7 +513,7 @@
           </w:tcPr>
           <w:p>
             <w:pPr>
-              <w:pStyle w:val="TableText"/>
+              <w:pStyle w:val="46"/>
               <w:keepNext w:val="0"/>
               <w:keepLines w:val="0"/>
               <w:pageBreakBefore w:val="0"/>
@@ -533,7 +539,7 @@
           </w:tcPr>
           <w:p>
             <w:pPr>
-              <w:pStyle w:val="TableText"/>
+              <w:pStyle w:val="46"/>
               <w:keepNext w:val="0"/>
               <w:keepLines w:val="0"/>
               <w:pageBreakBefore w:val="0"/>
@@ -559,7 +565,7 @@
           </w:tcPr>
           <w:p>
             <w:pPr>
-              <w:pStyle w:val="TableText"/>
+              <w:pStyle w:val="46"/>
               <w:keepNext w:val="0"/>
               <w:keepLines w:val="0"/>
               <w:pageBreakBefore w:val="0"/>
@@ -582,9 +588,14 @@
       </w:tr>
       <w:tr>
         <w:tblPrEx>
-          <w:tblW w:w="9071" w:type="dxa"/>
-          <w:tblInd w:w="5" w:type="dxa"/>
-          <w:tblLayout w:type="fixed"/>
+          <w:tblBorders>
+            <w:top w:val="single" w:color="000000" w:sz="4" w:space="0"/>
+            <w:left w:val="single" w:color="000000" w:sz="4" w:space="0"/>
+            <w:bottom w:val="single" w:color="000000" w:sz="4" w:space="0"/>
+            <w:right w:val="single" w:color="000000" w:sz="4" w:space="0"/>
+            <w:insideH w:val="single" w:color="000000" w:sz="4" w:space="0"/>
+            <w:insideV w:val="single" w:color="000000" w:sz="4" w:space="0"/>
+          </w:tblBorders>
           <w:tblCellMar>
             <w:top w:w="0" w:type="dxa"/>
             <w:left w:w="0" w:type="dxa"/>
@@ -593,7 +604,7 @@
           </w:tblCellMar>
         </w:tblPrEx>
         <w:trPr>
-          <w:trHeight w:val="474"/>
+          <w:trHeight w:val="474" w:hRule="atLeast"/>
         </w:trPr>
         <w:tc>
           <w:tcPr>
@@ -601,7 +612,7 @@
           </w:tcPr>
           <w:p>
             <w:pPr>
-              <w:pStyle w:val="TableText"/>
+              <w:pStyle w:val="46"/>
               <w:keepNext w:val="0"/>
               <w:keepLines w:val="0"/>
               <w:pageBreakBefore w:val="0"/>
@@ -627,7 +638,7 @@
           </w:tcPr>
           <w:p>
             <w:pPr>
-              <w:pStyle w:val="TableText"/>
+              <w:pStyle w:val="46"/>
               <w:keepNext w:val="0"/>
               <w:keepLines w:val="0"/>
               <w:pageBreakBefore w:val="0"/>
@@ -639,7 +650,7 @@
               <w:spacing w:before="163"/>
               <w:ind w:left="361"/>
               <w:rPr>
-                <w:rFonts w:eastAsia="宋体" w:hint="default"/>
+                <w:rFonts w:hint="default" w:eastAsia="宋体"/>
                 <w:lang w:val="en-US" w:eastAsia="zh-CN"/>
               </w:rPr>
             </w:pPr>
@@ -651,7 +662,7 @@
             </w:r>
             <w:r>
               <w:rPr>
-                <w:rFonts w:eastAsia="宋体" w:hint="eastAsia"/>
+                <w:rFonts w:hint="eastAsia" w:eastAsia="宋体"/>
                 <w:spacing w:val="-2"/>
                 <w:lang w:val="en-US" w:eastAsia="zh-CN"/>
               </w:rPr>
@@ -665,11 +676,11 @@
             </w:r>
             <w:r>
               <w:rPr>
-                <w:rFonts w:eastAsia="宋体" w:hint="eastAsia"/>
+                <w:rFonts w:hint="eastAsia"/>
                 <w:spacing w:val="-2"/>
                 <w:lang w:val="en-US" w:eastAsia="zh-CN"/>
               </w:rPr>
-              <w:t>1</w:t>
+              <w:t>4</w:t>
             </w:r>
             <w:r>
               <w:rPr>
@@ -679,7 +690,7 @@
             </w:r>
             <w:r>
               <w:rPr>
-                <w:rFonts w:eastAsia="宋体" w:hint="eastAsia"/>
+                <w:rFonts w:hint="eastAsia" w:eastAsia="宋体"/>
                 <w:spacing w:val="-2"/>
                 <w:lang w:val="en-US" w:eastAsia="zh-CN"/>
               </w:rPr>
@@ -693,7 +704,7 @@
           </w:tcPr>
           <w:p>
             <w:pPr>
-              <w:pStyle w:val="TableText"/>
+              <w:pStyle w:val="46"/>
               <w:keepNext w:val="0"/>
               <w:keepLines w:val="0"/>
               <w:pageBreakBefore w:val="0"/>
@@ -719,7 +730,7 @@
           </w:tcPr>
           <w:p>
             <w:pPr>
-              <w:pStyle w:val="TableText"/>
+              <w:pStyle w:val="46"/>
               <w:keepNext w:val="0"/>
               <w:keepLines w:val="0"/>
               <w:pageBreakBefore w:val="0"/>
@@ -731,13 +742,13 @@
               <w:spacing w:before="134" w:line="220" w:lineRule="auto"/>
               <w:ind w:left="480"/>
               <w:rPr>
-                <w:rFonts w:eastAsia="宋体" w:hint="eastAsia"/>
+                <w:rFonts w:hint="eastAsia" w:eastAsia="宋体"/>
                 <w:lang w:val="en-US" w:eastAsia="zh-CN"/>
               </w:rPr>
             </w:pPr>
             <w:r>
               <w:rPr>
-                <w:rFonts w:ascii="宋体" w:eastAsia="宋体" w:hAnsi="宋体" w:cs="宋体" w:hint="eastAsia"/>
+                <w:rFonts w:hint="eastAsia" w:ascii="宋体" w:hAnsi="宋体" w:eastAsia="宋体" w:cs="宋体"/>
                 <w:sz w:val="21"/>
                 <w:szCs w:val="21"/>
                 <w:lang w:val="en-US" w:eastAsia="zh-CN"/>
@@ -752,7 +763,7 @@
           </w:tcPr>
           <w:p>
             <w:pPr>
-              <w:pStyle w:val="TableText"/>
+              <w:pStyle w:val="46"/>
               <w:keepNext w:val="0"/>
               <w:keepLines w:val="0"/>
               <w:pageBreakBefore w:val="0"/>
@@ -775,9 +786,14 @@
       </w:tr>
       <w:tr>
         <w:tblPrEx>
-          <w:tblW w:w="9071" w:type="dxa"/>
-          <w:tblInd w:w="5" w:type="dxa"/>
-          <w:tblLayout w:type="fixed"/>
+          <w:tblBorders>
+            <w:top w:val="single" w:color="000000" w:sz="4" w:space="0"/>
+            <w:left w:val="single" w:color="000000" w:sz="4" w:space="0"/>
+            <w:bottom w:val="single" w:color="000000" w:sz="4" w:space="0"/>
+            <w:right w:val="single" w:color="000000" w:sz="4" w:space="0"/>
+            <w:insideH w:val="single" w:color="000000" w:sz="4" w:space="0"/>
+            <w:insideV w:val="single" w:color="000000" w:sz="4" w:space="0"/>
+          </w:tblBorders>
           <w:tblCellMar>
             <w:top w:w="0" w:type="dxa"/>
             <w:left w:w="0" w:type="dxa"/>
@@ -786,7 +802,7 @@
           </w:tblCellMar>
         </w:tblPrEx>
         <w:trPr>
-          <w:trHeight w:val="474"/>
+          <w:trHeight w:val="474" w:hRule="atLeast"/>
         </w:trPr>
         <w:tc>
           <w:tcPr>
@@ -794,7 +810,7 @@
           </w:tcPr>
           <w:p>
             <w:pPr>
-              <w:pStyle w:val="TableText"/>
+              <w:pStyle w:val="46"/>
               <w:keepNext w:val="0"/>
               <w:keepLines w:val="0"/>
               <w:pageBreakBefore w:val="0"/>
@@ -814,7 +830,7 @@
           </w:tcPr>
           <w:p>
             <w:pPr>
-              <w:pStyle w:val="TableText"/>
+              <w:pStyle w:val="46"/>
               <w:keepNext w:val="0"/>
               <w:keepLines w:val="0"/>
               <w:pageBreakBefore w:val="0"/>
@@ -834,7 +850,7 @@
           </w:tcPr>
           <w:p>
             <w:pPr>
-              <w:pStyle w:val="TableText"/>
+              <w:pStyle w:val="46"/>
               <w:keepNext w:val="0"/>
               <w:keepLines w:val="0"/>
               <w:pageBreakBefore w:val="0"/>
@@ -854,7 +870,7 @@
           </w:tcPr>
           <w:p>
             <w:pPr>
-              <w:pStyle w:val="TableText"/>
+              <w:pStyle w:val="46"/>
               <w:keepNext w:val="0"/>
               <w:keepLines w:val="0"/>
               <w:pageBreakBefore w:val="0"/>
@@ -874,7 +890,7 @@
           </w:tcPr>
           <w:p>
             <w:pPr>
-              <w:pStyle w:val="TableText"/>
+              <w:pStyle w:val="46"/>
               <w:keepNext w:val="0"/>
               <w:keepLines w:val="0"/>
               <w:pageBreakBefore w:val="0"/>
@@ -891,9 +907,14 @@
       </w:tr>
       <w:tr>
         <w:tblPrEx>
-          <w:tblW w:w="9071" w:type="dxa"/>
-          <w:tblInd w:w="5" w:type="dxa"/>
-          <w:tblLayout w:type="fixed"/>
+          <w:tblBorders>
+            <w:top w:val="single" w:color="000000" w:sz="4" w:space="0"/>
+            <w:left w:val="single" w:color="000000" w:sz="4" w:space="0"/>
+            <w:bottom w:val="single" w:color="000000" w:sz="4" w:space="0"/>
+            <w:right w:val="single" w:color="000000" w:sz="4" w:space="0"/>
+            <w:insideH w:val="single" w:color="000000" w:sz="4" w:space="0"/>
+            <w:insideV w:val="single" w:color="000000" w:sz="4" w:space="0"/>
+          </w:tblBorders>
           <w:tblCellMar>
             <w:top w:w="0" w:type="dxa"/>
             <w:left w:w="0" w:type="dxa"/>
@@ -902,7 +923,7 @@
           </w:tblCellMar>
         </w:tblPrEx>
         <w:trPr>
-          <w:trHeight w:val="474"/>
+          <w:trHeight w:val="474" w:hRule="atLeast"/>
         </w:trPr>
         <w:tc>
           <w:tcPr>
@@ -910,7 +931,7 @@
           </w:tcPr>
           <w:p>
             <w:pPr>
-              <w:pStyle w:val="TableText"/>
+              <w:pStyle w:val="46"/>
               <w:keepNext w:val="0"/>
               <w:keepLines w:val="0"/>
               <w:pageBreakBefore w:val="0"/>
@@ -930,7 +951,7 @@
           </w:tcPr>
           <w:p>
             <w:pPr>
-              <w:pStyle w:val="TableText"/>
+              <w:pStyle w:val="46"/>
               <w:keepNext w:val="0"/>
               <w:keepLines w:val="0"/>
               <w:pageBreakBefore w:val="0"/>
@@ -950,7 +971,7 @@
           </w:tcPr>
           <w:p>
             <w:pPr>
-              <w:pStyle w:val="TableText"/>
+              <w:pStyle w:val="46"/>
               <w:keepNext w:val="0"/>
               <w:keepLines w:val="0"/>
               <w:pageBreakBefore w:val="0"/>
@@ -970,7 +991,7 @@
           </w:tcPr>
           <w:p>
             <w:pPr>
-              <w:pStyle w:val="TableText"/>
+              <w:pStyle w:val="46"/>
               <w:keepNext w:val="0"/>
               <w:keepLines w:val="0"/>
               <w:pageBreakBefore w:val="0"/>
@@ -990,7 +1011,7 @@
           </w:tcPr>
           <w:p>
             <w:pPr>
-              <w:pStyle w:val="TableText"/>
+              <w:pStyle w:val="46"/>
               <w:keepNext w:val="0"/>
               <w:keepLines w:val="0"/>
               <w:pageBreakBefore w:val="0"/>
@@ -1007,9 +1028,14 @@
       </w:tr>
       <w:tr>
         <w:tblPrEx>
-          <w:tblW w:w="9071" w:type="dxa"/>
-          <w:tblInd w:w="5" w:type="dxa"/>
-          <w:tblLayout w:type="fixed"/>
+          <w:tblBorders>
+            <w:top w:val="single" w:color="000000" w:sz="4" w:space="0"/>
+            <w:left w:val="single" w:color="000000" w:sz="4" w:space="0"/>
+            <w:bottom w:val="single" w:color="000000" w:sz="4" w:space="0"/>
+            <w:right w:val="single" w:color="000000" w:sz="4" w:space="0"/>
+            <w:insideH w:val="single" w:color="000000" w:sz="4" w:space="0"/>
+            <w:insideV w:val="single" w:color="000000" w:sz="4" w:space="0"/>
+          </w:tblBorders>
           <w:tblCellMar>
             <w:top w:w="0" w:type="dxa"/>
             <w:left w:w="0" w:type="dxa"/>
@@ -1018,7 +1044,7 @@
           </w:tblCellMar>
         </w:tblPrEx>
         <w:trPr>
-          <w:trHeight w:val="474"/>
+          <w:trHeight w:val="474" w:hRule="atLeast"/>
         </w:trPr>
         <w:tc>
           <w:tcPr>
@@ -1026,7 +1052,7 @@
           </w:tcPr>
           <w:p>
             <w:pPr>
-              <w:pStyle w:val="TableText"/>
+              <w:pStyle w:val="46"/>
               <w:keepNext w:val="0"/>
               <w:keepLines w:val="0"/>
               <w:pageBreakBefore w:val="0"/>
@@ -1046,7 +1072,7 @@
           </w:tcPr>
           <w:p>
             <w:pPr>
-              <w:pStyle w:val="TableText"/>
+              <w:pStyle w:val="46"/>
               <w:keepNext w:val="0"/>
               <w:keepLines w:val="0"/>
               <w:pageBreakBefore w:val="0"/>
@@ -1066,7 +1092,7 @@
           </w:tcPr>
           <w:p>
             <w:pPr>
-              <w:pStyle w:val="TableText"/>
+              <w:pStyle w:val="46"/>
               <w:keepNext w:val="0"/>
               <w:keepLines w:val="0"/>
               <w:pageBreakBefore w:val="0"/>
@@ -1086,7 +1112,7 @@
           </w:tcPr>
           <w:p>
             <w:pPr>
-              <w:pStyle w:val="TableText"/>
+              <w:pStyle w:val="46"/>
               <w:keepNext w:val="0"/>
               <w:keepLines w:val="0"/>
               <w:pageBreakBefore w:val="0"/>
@@ -1106,7 +1132,7 @@
           </w:tcPr>
           <w:p>
             <w:pPr>
-              <w:pStyle w:val="TableText"/>
+              <w:pStyle w:val="46"/>
               <w:keepNext w:val="0"/>
               <w:keepLines w:val="0"/>
               <w:pageBreakBefore w:val="0"/>
@@ -1123,9 +1149,14 @@
       </w:tr>
       <w:tr>
         <w:tblPrEx>
-          <w:tblW w:w="9071" w:type="dxa"/>
-          <w:tblInd w:w="5" w:type="dxa"/>
-          <w:tblLayout w:type="fixed"/>
+          <w:tblBorders>
+            <w:top w:val="single" w:color="000000" w:sz="4" w:space="0"/>
+            <w:left w:val="single" w:color="000000" w:sz="4" w:space="0"/>
+            <w:bottom w:val="single" w:color="000000" w:sz="4" w:space="0"/>
+            <w:right w:val="single" w:color="000000" w:sz="4" w:space="0"/>
+            <w:insideH w:val="single" w:color="000000" w:sz="4" w:space="0"/>
+            <w:insideV w:val="single" w:color="000000" w:sz="4" w:space="0"/>
+          </w:tblBorders>
           <w:tblCellMar>
             <w:top w:w="0" w:type="dxa"/>
             <w:left w:w="0" w:type="dxa"/>
@@ -1134,7 +1165,7 @@
           </w:tblCellMar>
         </w:tblPrEx>
         <w:trPr>
-          <w:trHeight w:val="589"/>
+          <w:trHeight w:val="589" w:hRule="atLeast"/>
         </w:trPr>
         <w:tc>
           <w:tcPr>
@@ -1245,7 +1276,7 @@
     </w:tbl>
     <w:p>
       <w:pPr>
-        <w:pStyle w:val="BodyText"/>
+        <w:pStyle w:val="15"/>
         <w:keepNext w:val="0"/>
         <w:keepLines w:val="0"/>
         <w:pageBreakBefore w:val="0"/>
@@ -1274,7 +1305,7 @@
     <w:sdt>
       <w:sdtPr>
         <w:rPr>
-          <w:rFonts w:ascii="Microsoft JhengHei" w:eastAsia="Microsoft JhengHei" w:hAnsi="Microsoft JhengHei" w:cs="Microsoft JhengHei" w:hint="eastAsia"/>
+          <w:rFonts w:hint="eastAsia" w:ascii="Microsoft JhengHei" w:hAnsi="Microsoft JhengHei" w:eastAsia="Microsoft JhengHei" w:cs="Microsoft JhengHei"/>
           <w:snapToGrid w:val="0"/>
           <w:color w:val="000000"/>
           <w:kern w:val="0"/>
@@ -1290,7 +1321,7 @@
       </w:sdtPr>
       <w:sdtEndPr>
         <w:rPr>
-          <w:rFonts w:ascii="Arial" w:eastAsia="Arial" w:hAnsi="Arial" w:cs="Arial" w:hint="eastAsia"/>
+          <w:rFonts w:hint="eastAsia" w:ascii="Arial" w:hAnsi="Arial" w:eastAsia="Arial" w:cs="Arial"/>
           <w:snapToGrid w:val="0"/>
           <w:color w:val="000000"/>
           <w:kern w:val="0"/>
@@ -1311,17 +1342,17 @@
             <w:topLinePunct w:val="0"/>
             <w:bidi w:val="0"/>
             <w:spacing w:before="0" w:beforeLines="0" w:after="0" w:afterLines="0" w:line="240" w:lineRule="auto"/>
-            <w:ind w:left="0" w:right="0" w:firstLine="0" w:leftChars="0" w:rightChars="0" w:firstLineChars="0"/>
+            <w:ind w:left="0" w:leftChars="0" w:right="0" w:rightChars="0" w:firstLine="0" w:firstLineChars="0"/>
             <w:jc w:val="center"/>
             <w:rPr>
-              <w:rFonts w:ascii="Microsoft JhengHei" w:eastAsia="Microsoft JhengHei" w:hAnsi="Microsoft JhengHei" w:cs="Microsoft JhengHei" w:hint="eastAsia"/>
+              <w:rFonts w:hint="eastAsia" w:ascii="Microsoft JhengHei" w:hAnsi="Microsoft JhengHei" w:eastAsia="Microsoft JhengHei" w:cs="Microsoft JhengHei"/>
               <w:sz w:val="24"/>
               <w:szCs w:val="24"/>
             </w:rPr>
           </w:pPr>
           <w:r>
             <w:rPr>
-              <w:rFonts w:ascii="Microsoft JhengHei" w:eastAsia="Microsoft JhengHei" w:hAnsi="Microsoft JhengHei" w:cs="Microsoft JhengHei" w:hint="eastAsia"/>
+              <w:rFonts w:hint="eastAsia" w:ascii="Microsoft JhengHei" w:hAnsi="Microsoft JhengHei" w:eastAsia="Microsoft JhengHei" w:cs="Microsoft JhengHei"/>
               <w:sz w:val="24"/>
               <w:szCs w:val="24"/>
             </w:rPr>
@@ -1330,16 +1361,16 @@
         </w:p>
         <w:p>
           <w:pPr>
-            <w:pStyle w:val="TOC1"/>
+            <w:pStyle w:val="23"/>
             <w:tabs>
               <w:tab w:val="right" w:leader="dot" w:pos="9082"/>
             </w:tabs>
           </w:pPr>
-          <w:bookmarkStart w:id="3" w:name="_GoBack"/>
-          <w:bookmarkEnd w:id="3"/>
-          <w:r>
-            <w:rPr>
-              <w:rFonts w:ascii="Microsoft JhengHei" w:eastAsia="Microsoft JhengHei" w:hAnsi="Microsoft JhengHei" w:cs="Microsoft JhengHei" w:hint="eastAsia"/>
+          <w:bookmarkStart w:id="168" w:name="_GoBack"/>
+          <w:bookmarkEnd w:id="168"/>
+          <w:r>
+            <w:rPr>
+              <w:rFonts w:hint="eastAsia" w:ascii="Microsoft JhengHei" w:hAnsi="Microsoft JhengHei" w:eastAsia="Microsoft JhengHei" w:cs="Microsoft JhengHei"/>
               <w:sz w:val="24"/>
               <w:szCs w:val="24"/>
             </w:rPr>
@@ -1347,7 +1378,7 @@
           </w:r>
           <w:r>
             <w:rPr>
-              <w:rFonts w:ascii="Microsoft JhengHei" w:eastAsia="Microsoft JhengHei" w:hAnsi="Microsoft JhengHei" w:cs="Microsoft JhengHei" w:hint="eastAsia"/>
+              <w:rFonts w:hint="eastAsia" w:ascii="Microsoft JhengHei" w:hAnsi="Microsoft JhengHei" w:eastAsia="Microsoft JhengHei" w:cs="Microsoft JhengHei"/>
               <w:sz w:val="24"/>
               <w:szCs w:val="24"/>
             </w:rPr>
@@ -1355,7 +1386,7 @@
           </w:r>
           <w:r>
             <w:rPr>
-              <w:rFonts w:ascii="Microsoft JhengHei" w:eastAsia="Microsoft JhengHei" w:hAnsi="Microsoft JhengHei" w:cs="Microsoft JhengHei" w:hint="eastAsia"/>
+              <w:rFonts w:hint="eastAsia" w:ascii="Microsoft JhengHei" w:hAnsi="Microsoft JhengHei" w:eastAsia="Microsoft JhengHei" w:cs="Microsoft JhengHei"/>
               <w:sz w:val="24"/>
               <w:szCs w:val="24"/>
             </w:rPr>
@@ -1363,21 +1394,21 @@
           </w:r>
           <w:r>
             <w:rPr>
-              <w:rFonts w:ascii="Microsoft JhengHei" w:eastAsia="Microsoft JhengHei" w:hAnsi="Microsoft JhengHei" w:cs="Microsoft JhengHei" w:hint="eastAsia"/>
+              <w:rFonts w:hint="eastAsia" w:ascii="Microsoft JhengHei" w:hAnsi="Microsoft JhengHei" w:eastAsia="Microsoft JhengHei" w:cs="Microsoft JhengHei"/>
               <w:szCs w:val="24"/>
             </w:rPr>
             <w:fldChar w:fldCharType="begin"/>
           </w:r>
           <w:r>
             <w:rPr>
-              <w:rFonts w:ascii="Microsoft JhengHei" w:eastAsia="Microsoft JhengHei" w:hAnsi="Microsoft JhengHei" w:cs="Microsoft JhengHei" w:hint="eastAsia"/>
-              <w:szCs w:val="24"/>
-            </w:rPr>
-            <w:instrText xml:space="preserve"> HYPERLINK \l _Toc2104 </w:instrText>
-          </w:r>
-          <w:r>
-            <w:rPr>
-              <w:rFonts w:ascii="Microsoft JhengHei" w:eastAsia="Microsoft JhengHei" w:hAnsi="Microsoft JhengHei" w:cs="Microsoft JhengHei" w:hint="eastAsia"/>
+              <w:rFonts w:hint="eastAsia" w:ascii="Microsoft JhengHei" w:hAnsi="Microsoft JhengHei" w:eastAsia="Microsoft JhengHei" w:cs="Microsoft JhengHei"/>
+              <w:szCs w:val="24"/>
+            </w:rPr>
+            <w:instrText xml:space="preserve"> HYPERLINK \l _Toc1867 </w:instrText>
+          </w:r>
+          <w:r>
+            <w:rPr>
+              <w:rFonts w:hint="eastAsia" w:ascii="Microsoft JhengHei" w:hAnsi="Microsoft JhengHei" w:eastAsia="Microsoft JhengHei" w:cs="Microsoft JhengHei"/>
               <w:szCs w:val="24"/>
             </w:rPr>
             <w:fldChar w:fldCharType="separate"/>
@@ -1396,7 +1427,7 @@
             <w:fldChar w:fldCharType="begin"/>
           </w:r>
           <w:r>
-            <w:instrText xml:space="preserve"> PAGEREF _Toc2104 \h </w:instrText>
+            <w:instrText xml:space="preserve"> PAGEREF _Toc1867 \h </w:instrText>
           </w:r>
           <w:r>
             <w:fldChar w:fldCharType="separate"/>
@@ -1409,7 +1440,7 @@
           </w:r>
           <w:r>
             <w:rPr>
-              <w:rFonts w:ascii="Microsoft JhengHei" w:eastAsia="Microsoft JhengHei" w:hAnsi="Microsoft JhengHei" w:cs="Microsoft JhengHei" w:hint="eastAsia"/>
+              <w:rFonts w:hint="eastAsia" w:ascii="Microsoft JhengHei" w:hAnsi="Microsoft JhengHei" w:eastAsia="Microsoft JhengHei" w:cs="Microsoft JhengHei"/>
               <w:szCs w:val="24"/>
             </w:rPr>
             <w:fldChar w:fldCharType="end"/>
@@ -1417,28 +1448,28 @@
         </w:p>
         <w:p>
           <w:pPr>
-            <w:pStyle w:val="TOC1"/>
+            <w:pStyle w:val="23"/>
             <w:tabs>
               <w:tab w:val="right" w:leader="dot" w:pos="9082"/>
             </w:tabs>
           </w:pPr>
           <w:r>
             <w:rPr>
-              <w:rFonts w:ascii="Microsoft JhengHei" w:eastAsia="Microsoft JhengHei" w:hAnsi="Microsoft JhengHei" w:cs="Microsoft JhengHei" w:hint="eastAsia"/>
+              <w:rFonts w:hint="eastAsia" w:ascii="Microsoft JhengHei" w:hAnsi="Microsoft JhengHei" w:eastAsia="Microsoft JhengHei" w:cs="Microsoft JhengHei"/>
               <w:szCs w:val="24"/>
             </w:rPr>
             <w:fldChar w:fldCharType="begin"/>
           </w:r>
           <w:r>
             <w:rPr>
-              <w:rFonts w:ascii="Microsoft JhengHei" w:eastAsia="Microsoft JhengHei" w:hAnsi="Microsoft JhengHei" w:cs="Microsoft JhengHei" w:hint="eastAsia"/>
-              <w:szCs w:val="24"/>
-            </w:rPr>
-            <w:instrText xml:space="preserve"> HYPERLINK \l _Toc7280 </w:instrText>
-          </w:r>
-          <w:r>
-            <w:rPr>
-              <w:rFonts w:ascii="Microsoft JhengHei" w:eastAsia="Microsoft JhengHei" w:hAnsi="Microsoft JhengHei" w:cs="Microsoft JhengHei" w:hint="eastAsia"/>
+              <w:rFonts w:hint="eastAsia" w:ascii="Microsoft JhengHei" w:hAnsi="Microsoft JhengHei" w:eastAsia="Microsoft JhengHei" w:cs="Microsoft JhengHei"/>
+              <w:szCs w:val="24"/>
+            </w:rPr>
+            <w:instrText xml:space="preserve"> HYPERLINK \l _Toc24142 </w:instrText>
+          </w:r>
+          <w:r>
+            <w:rPr>
+              <w:rFonts w:hint="eastAsia" w:ascii="Microsoft JhengHei" w:hAnsi="Microsoft JhengHei" w:eastAsia="Microsoft JhengHei" w:cs="Microsoft JhengHei"/>
               <w:szCs w:val="24"/>
             </w:rPr>
             <w:fldChar w:fldCharType="separate"/>
@@ -1453,7 +1484,7 @@
             <w:fldChar w:fldCharType="begin"/>
           </w:r>
           <w:r>
-            <w:instrText xml:space="preserve"> PAGEREF _Toc7280 \h </w:instrText>
+            <w:instrText xml:space="preserve"> PAGEREF _Toc24142 \h </w:instrText>
           </w:r>
           <w:r>
             <w:fldChar w:fldCharType="separate"/>
@@ -1466,7 +1497,7 @@
           </w:r>
           <w:r>
             <w:rPr>
-              <w:rFonts w:ascii="Microsoft JhengHei" w:eastAsia="Microsoft JhengHei" w:hAnsi="Microsoft JhengHei" w:cs="Microsoft JhengHei" w:hint="eastAsia"/>
+              <w:rFonts w:hint="eastAsia" w:ascii="Microsoft JhengHei" w:hAnsi="Microsoft JhengHei" w:eastAsia="Microsoft JhengHei" w:cs="Microsoft JhengHei"/>
               <w:szCs w:val="24"/>
             </w:rPr>
             <w:fldChar w:fldCharType="end"/>
@@ -1474,35 +1505,35 @@
         </w:p>
         <w:p>
           <w:pPr>
-            <w:pStyle w:val="TOC1"/>
+            <w:pStyle w:val="23"/>
             <w:tabs>
               <w:tab w:val="right" w:leader="dot" w:pos="9082"/>
             </w:tabs>
           </w:pPr>
           <w:r>
             <w:rPr>
-              <w:rFonts w:ascii="Microsoft JhengHei" w:eastAsia="Microsoft JhengHei" w:hAnsi="Microsoft JhengHei" w:cs="Microsoft JhengHei" w:hint="eastAsia"/>
+              <w:rFonts w:hint="eastAsia" w:ascii="Microsoft JhengHei" w:hAnsi="Microsoft JhengHei" w:eastAsia="Microsoft JhengHei" w:cs="Microsoft JhengHei"/>
               <w:szCs w:val="24"/>
             </w:rPr>
             <w:fldChar w:fldCharType="begin"/>
           </w:r>
           <w:r>
             <w:rPr>
-              <w:rFonts w:ascii="Microsoft JhengHei" w:eastAsia="Microsoft JhengHei" w:hAnsi="Microsoft JhengHei" w:cs="Microsoft JhengHei" w:hint="eastAsia"/>
-              <w:szCs w:val="24"/>
-            </w:rPr>
-            <w:instrText xml:space="preserve"> HYPERLINK \l _Toc18597 </w:instrText>
-          </w:r>
-          <w:r>
-            <w:rPr>
-              <w:rFonts w:ascii="Microsoft JhengHei" w:eastAsia="Microsoft JhengHei" w:hAnsi="Microsoft JhengHei" w:cs="Microsoft JhengHei" w:hint="eastAsia"/>
+              <w:rFonts w:hint="eastAsia" w:ascii="Microsoft JhengHei" w:hAnsi="Microsoft JhengHei" w:eastAsia="Microsoft JhengHei" w:cs="Microsoft JhengHei"/>
+              <w:szCs w:val="24"/>
+            </w:rPr>
+            <w:instrText xml:space="preserve"> HYPERLINK \l _Toc10994 </w:instrText>
+          </w:r>
+          <w:r>
+            <w:rPr>
+              <w:rFonts w:hint="eastAsia" w:ascii="Microsoft JhengHei" w:hAnsi="Microsoft JhengHei" w:eastAsia="Microsoft JhengHei" w:cs="Microsoft JhengHei"/>
               <w:szCs w:val="24"/>
             </w:rPr>
             <w:fldChar w:fldCharType="separate"/>
           </w:r>
           <w:r>
             <w:rPr>
-              <w:rFonts w:ascii="宋体" w:eastAsia="宋体" w:hAnsi="宋体" w:cs="宋体"/>
+              <w:rFonts w:ascii="宋体" w:hAnsi="宋体" w:eastAsia="宋体" w:cs="宋体"/>
               <w:spacing w:val="-2"/>
               <w:szCs w:val="21"/>
             </w:rPr>
@@ -1515,7 +1546,7 @@
             <w:fldChar w:fldCharType="begin"/>
           </w:r>
           <w:r>
-            <w:instrText xml:space="preserve"> PAGEREF _Toc18597 \h </w:instrText>
+            <w:instrText xml:space="preserve"> PAGEREF _Toc10994 \h </w:instrText>
           </w:r>
           <w:r>
             <w:fldChar w:fldCharType="separate"/>
@@ -1528,7 +1559,7 @@
           </w:r>
           <w:r>
             <w:rPr>
-              <w:rFonts w:ascii="Microsoft JhengHei" w:eastAsia="Microsoft JhengHei" w:hAnsi="Microsoft JhengHei" w:cs="Microsoft JhengHei" w:hint="eastAsia"/>
+              <w:rFonts w:hint="eastAsia" w:ascii="Microsoft JhengHei" w:hAnsi="Microsoft JhengHei" w:eastAsia="Microsoft JhengHei" w:cs="Microsoft JhengHei"/>
               <w:szCs w:val="24"/>
             </w:rPr>
             <w:fldChar w:fldCharType="end"/>
@@ -1536,28 +1567,28 @@
         </w:p>
         <w:p>
           <w:pPr>
-            <w:pStyle w:val="TOC1"/>
+            <w:pStyle w:val="23"/>
             <w:tabs>
               <w:tab w:val="right" w:leader="dot" w:pos="9082"/>
             </w:tabs>
           </w:pPr>
           <w:r>
             <w:rPr>
-              <w:rFonts w:ascii="Microsoft JhengHei" w:eastAsia="Microsoft JhengHei" w:hAnsi="Microsoft JhengHei" w:cs="Microsoft JhengHei" w:hint="eastAsia"/>
+              <w:rFonts w:hint="eastAsia" w:ascii="Microsoft JhengHei" w:hAnsi="Microsoft JhengHei" w:eastAsia="Microsoft JhengHei" w:cs="Microsoft JhengHei"/>
               <w:szCs w:val="24"/>
             </w:rPr>
             <w:fldChar w:fldCharType="begin"/>
           </w:r>
           <w:r>
             <w:rPr>
-              <w:rFonts w:ascii="Microsoft JhengHei" w:eastAsia="Microsoft JhengHei" w:hAnsi="Microsoft JhengHei" w:cs="Microsoft JhengHei" w:hint="eastAsia"/>
-              <w:szCs w:val="24"/>
-            </w:rPr>
-            <w:instrText xml:space="preserve"> HYPERLINK \l _Toc15068 </w:instrText>
-          </w:r>
-          <w:r>
-            <w:rPr>
-              <w:rFonts w:ascii="Microsoft JhengHei" w:eastAsia="Microsoft JhengHei" w:hAnsi="Microsoft JhengHei" w:cs="Microsoft JhengHei" w:hint="eastAsia"/>
+              <w:rFonts w:hint="eastAsia" w:ascii="Microsoft JhengHei" w:hAnsi="Microsoft JhengHei" w:eastAsia="Microsoft JhengHei" w:cs="Microsoft JhengHei"/>
+              <w:szCs w:val="24"/>
+            </w:rPr>
+            <w:instrText xml:space="preserve"> HYPERLINK \l _Toc11433 </w:instrText>
+          </w:r>
+          <w:r>
+            <w:rPr>
+              <w:rFonts w:hint="eastAsia" w:ascii="Microsoft JhengHei" w:hAnsi="Microsoft JhengHei" w:eastAsia="Microsoft JhengHei" w:cs="Microsoft JhengHei"/>
               <w:szCs w:val="24"/>
             </w:rPr>
             <w:fldChar w:fldCharType="separate"/>
@@ -1578,7 +1609,7 @@
             <w:fldChar w:fldCharType="begin"/>
           </w:r>
           <w:r>
-            <w:instrText xml:space="preserve"> PAGEREF _Toc15068 \h </w:instrText>
+            <w:instrText xml:space="preserve"> PAGEREF _Toc11433 \h </w:instrText>
           </w:r>
           <w:r>
             <w:fldChar w:fldCharType="separate"/>
@@ -1591,7 +1622,7 @@
           </w:r>
           <w:r>
             <w:rPr>
-              <w:rFonts w:ascii="Microsoft JhengHei" w:eastAsia="Microsoft JhengHei" w:hAnsi="Microsoft JhengHei" w:cs="Microsoft JhengHei" w:hint="eastAsia"/>
+              <w:rFonts w:hint="eastAsia" w:ascii="Microsoft JhengHei" w:hAnsi="Microsoft JhengHei" w:eastAsia="Microsoft JhengHei" w:cs="Microsoft JhengHei"/>
               <w:szCs w:val="24"/>
             </w:rPr>
             <w:fldChar w:fldCharType="end"/>
@@ -1599,28 +1630,28 @@
         </w:p>
         <w:p>
           <w:pPr>
-            <w:pStyle w:val="TOC1"/>
+            <w:pStyle w:val="23"/>
             <w:tabs>
               <w:tab w:val="right" w:leader="dot" w:pos="9082"/>
             </w:tabs>
           </w:pPr>
           <w:r>
             <w:rPr>
-              <w:rFonts w:ascii="Microsoft JhengHei" w:eastAsia="Microsoft JhengHei" w:hAnsi="Microsoft JhengHei" w:cs="Microsoft JhengHei" w:hint="eastAsia"/>
+              <w:rFonts w:hint="eastAsia" w:ascii="Microsoft JhengHei" w:hAnsi="Microsoft JhengHei" w:eastAsia="Microsoft JhengHei" w:cs="Microsoft JhengHei"/>
               <w:szCs w:val="24"/>
             </w:rPr>
             <w:fldChar w:fldCharType="begin"/>
           </w:r>
           <w:r>
             <w:rPr>
-              <w:rFonts w:ascii="Microsoft JhengHei" w:eastAsia="Microsoft JhengHei" w:hAnsi="Microsoft JhengHei" w:cs="Microsoft JhengHei" w:hint="eastAsia"/>
-              <w:szCs w:val="24"/>
-            </w:rPr>
-            <w:instrText xml:space="preserve"> HYPERLINK \l _Toc11107 </w:instrText>
-          </w:r>
-          <w:r>
-            <w:rPr>
-              <w:rFonts w:ascii="Microsoft JhengHei" w:eastAsia="Microsoft JhengHei" w:hAnsi="Microsoft JhengHei" w:cs="Microsoft JhengHei" w:hint="eastAsia"/>
+              <w:rFonts w:hint="eastAsia" w:ascii="Microsoft JhengHei" w:hAnsi="Microsoft JhengHei" w:eastAsia="Microsoft JhengHei" w:cs="Microsoft JhengHei"/>
+              <w:szCs w:val="24"/>
+            </w:rPr>
+            <w:instrText xml:space="preserve"> HYPERLINK \l _Toc6799 </w:instrText>
+          </w:r>
+          <w:r>
+            <w:rPr>
+              <w:rFonts w:hint="eastAsia" w:ascii="Microsoft JhengHei" w:hAnsi="Microsoft JhengHei" w:eastAsia="Microsoft JhengHei" w:cs="Microsoft JhengHei"/>
               <w:szCs w:val="24"/>
             </w:rPr>
             <w:fldChar w:fldCharType="separate"/>
@@ -1641,7 +1672,7 @@
             <w:fldChar w:fldCharType="begin"/>
           </w:r>
           <w:r>
-            <w:instrText xml:space="preserve"> PAGEREF _Toc11107 \h </w:instrText>
+            <w:instrText xml:space="preserve"> PAGEREF _Toc6799 \h </w:instrText>
           </w:r>
           <w:r>
             <w:fldChar w:fldCharType="separate"/>
@@ -1654,7 +1685,7 @@
           </w:r>
           <w:r>
             <w:rPr>
-              <w:rFonts w:ascii="Microsoft JhengHei" w:eastAsia="Microsoft JhengHei" w:hAnsi="Microsoft JhengHei" w:cs="Microsoft JhengHei" w:hint="eastAsia"/>
+              <w:rFonts w:hint="eastAsia" w:ascii="Microsoft JhengHei" w:hAnsi="Microsoft JhengHei" w:eastAsia="Microsoft JhengHei" w:cs="Microsoft JhengHei"/>
               <w:szCs w:val="24"/>
             </w:rPr>
             <w:fldChar w:fldCharType="end"/>
@@ -1662,28 +1693,28 @@
         </w:p>
         <w:p>
           <w:pPr>
-            <w:pStyle w:val="TOC1"/>
+            <w:pStyle w:val="23"/>
             <w:tabs>
               <w:tab w:val="right" w:leader="dot" w:pos="9082"/>
             </w:tabs>
           </w:pPr>
           <w:r>
             <w:rPr>
-              <w:rFonts w:ascii="Microsoft JhengHei" w:eastAsia="Microsoft JhengHei" w:hAnsi="Microsoft JhengHei" w:cs="Microsoft JhengHei" w:hint="eastAsia"/>
+              <w:rFonts w:hint="eastAsia" w:ascii="Microsoft JhengHei" w:hAnsi="Microsoft JhengHei" w:eastAsia="Microsoft JhengHei" w:cs="Microsoft JhengHei"/>
               <w:szCs w:val="24"/>
             </w:rPr>
             <w:fldChar w:fldCharType="begin"/>
           </w:r>
           <w:r>
             <w:rPr>
-              <w:rFonts w:ascii="Microsoft JhengHei" w:eastAsia="Microsoft JhengHei" w:hAnsi="Microsoft JhengHei" w:cs="Microsoft JhengHei" w:hint="eastAsia"/>
-              <w:szCs w:val="24"/>
-            </w:rPr>
-            <w:instrText xml:space="preserve"> HYPERLINK \l _Toc16702 </w:instrText>
-          </w:r>
-          <w:r>
-            <w:rPr>
-              <w:rFonts w:ascii="Microsoft JhengHei" w:eastAsia="Microsoft JhengHei" w:hAnsi="Microsoft JhengHei" w:cs="Microsoft JhengHei" w:hint="eastAsia"/>
+              <w:rFonts w:hint="eastAsia" w:ascii="Microsoft JhengHei" w:hAnsi="Microsoft JhengHei" w:eastAsia="Microsoft JhengHei" w:cs="Microsoft JhengHei"/>
+              <w:szCs w:val="24"/>
+            </w:rPr>
+            <w:instrText xml:space="preserve"> HYPERLINK \l _Toc14828 </w:instrText>
+          </w:r>
+          <w:r>
+            <w:rPr>
+              <w:rFonts w:hint="eastAsia" w:ascii="Microsoft JhengHei" w:hAnsi="Microsoft JhengHei" w:eastAsia="Microsoft JhengHei" w:cs="Microsoft JhengHei"/>
               <w:szCs w:val="24"/>
             </w:rPr>
             <w:fldChar w:fldCharType="separate"/>
@@ -1704,7 +1735,7 @@
             <w:fldChar w:fldCharType="begin"/>
           </w:r>
           <w:r>
-            <w:instrText xml:space="preserve"> PAGEREF _Toc16702 \h </w:instrText>
+            <w:instrText xml:space="preserve"> PAGEREF _Toc14828 \h </w:instrText>
           </w:r>
           <w:r>
             <w:fldChar w:fldCharType="separate"/>
@@ -1717,7 +1748,7 @@
           </w:r>
           <w:r>
             <w:rPr>
-              <w:rFonts w:ascii="Microsoft JhengHei" w:eastAsia="Microsoft JhengHei" w:hAnsi="Microsoft JhengHei" w:cs="Microsoft JhengHei" w:hint="eastAsia"/>
+              <w:rFonts w:hint="eastAsia" w:ascii="Microsoft JhengHei" w:hAnsi="Microsoft JhengHei" w:eastAsia="Microsoft JhengHei" w:cs="Microsoft JhengHei"/>
               <w:szCs w:val="24"/>
             </w:rPr>
             <w:fldChar w:fldCharType="end"/>
@@ -1725,28 +1756,28 @@
         </w:p>
         <w:p>
           <w:pPr>
-            <w:pStyle w:val="TOC2"/>
+            <w:pStyle w:val="26"/>
             <w:tabs>
               <w:tab w:val="right" w:leader="dot" w:pos="9082"/>
             </w:tabs>
           </w:pPr>
           <w:r>
             <w:rPr>
-              <w:rFonts w:ascii="Microsoft JhengHei" w:eastAsia="Microsoft JhengHei" w:hAnsi="Microsoft JhengHei" w:cs="Microsoft JhengHei" w:hint="eastAsia"/>
+              <w:rFonts w:hint="eastAsia" w:ascii="Microsoft JhengHei" w:hAnsi="Microsoft JhengHei" w:eastAsia="Microsoft JhengHei" w:cs="Microsoft JhengHei"/>
               <w:szCs w:val="24"/>
             </w:rPr>
             <w:fldChar w:fldCharType="begin"/>
           </w:r>
           <w:r>
             <w:rPr>
-              <w:rFonts w:ascii="Microsoft JhengHei" w:eastAsia="Microsoft JhengHei" w:hAnsi="Microsoft JhengHei" w:cs="Microsoft JhengHei" w:hint="eastAsia"/>
-              <w:szCs w:val="24"/>
-            </w:rPr>
-            <w:instrText xml:space="preserve"> HYPERLINK \l _Toc21131 </w:instrText>
-          </w:r>
-          <w:r>
-            <w:rPr>
-              <w:rFonts w:ascii="Microsoft JhengHei" w:eastAsia="Microsoft JhengHei" w:hAnsi="Microsoft JhengHei" w:cs="Microsoft JhengHei" w:hint="eastAsia"/>
+              <w:rFonts w:hint="eastAsia" w:ascii="Microsoft JhengHei" w:hAnsi="Microsoft JhengHei" w:eastAsia="Microsoft JhengHei" w:cs="Microsoft JhengHei"/>
+              <w:szCs w:val="24"/>
+            </w:rPr>
+            <w:instrText xml:space="preserve"> HYPERLINK \l _Toc6680 </w:instrText>
+          </w:r>
+          <w:r>
+            <w:rPr>
+              <w:rFonts w:hint="eastAsia" w:ascii="Microsoft JhengHei" w:hAnsi="Microsoft JhengHei" w:eastAsia="Microsoft JhengHei" w:cs="Microsoft JhengHei"/>
               <w:szCs w:val="24"/>
             </w:rPr>
             <w:fldChar w:fldCharType="separate"/>
@@ -1767,7 +1798,7 @@
             <w:fldChar w:fldCharType="begin"/>
           </w:r>
           <w:r>
-            <w:instrText xml:space="preserve"> PAGEREF _Toc21131 \h </w:instrText>
+            <w:instrText xml:space="preserve"> PAGEREF _Toc6680 \h </w:instrText>
           </w:r>
           <w:r>
             <w:fldChar w:fldCharType="separate"/>
@@ -1780,7 +1811,7 @@
           </w:r>
           <w:r>
             <w:rPr>
-              <w:rFonts w:ascii="Microsoft JhengHei" w:eastAsia="Microsoft JhengHei" w:hAnsi="Microsoft JhengHei" w:cs="Microsoft JhengHei" w:hint="eastAsia"/>
+              <w:rFonts w:hint="eastAsia" w:ascii="Microsoft JhengHei" w:hAnsi="Microsoft JhengHei" w:eastAsia="Microsoft JhengHei" w:cs="Microsoft JhengHei"/>
               <w:szCs w:val="24"/>
             </w:rPr>
             <w:fldChar w:fldCharType="end"/>
@@ -1788,28 +1819,28 @@
         </w:p>
         <w:p>
           <w:pPr>
-            <w:pStyle w:val="TOC3"/>
+            <w:pStyle w:val="16"/>
             <w:tabs>
               <w:tab w:val="right" w:leader="dot" w:pos="9082"/>
             </w:tabs>
           </w:pPr>
           <w:r>
             <w:rPr>
-              <w:rFonts w:ascii="Microsoft JhengHei" w:eastAsia="Microsoft JhengHei" w:hAnsi="Microsoft JhengHei" w:cs="Microsoft JhengHei" w:hint="eastAsia"/>
+              <w:rFonts w:hint="eastAsia" w:ascii="Microsoft JhengHei" w:hAnsi="Microsoft JhengHei" w:eastAsia="Microsoft JhengHei" w:cs="Microsoft JhengHei"/>
               <w:szCs w:val="24"/>
             </w:rPr>
             <w:fldChar w:fldCharType="begin"/>
           </w:r>
           <w:r>
             <w:rPr>
-              <w:rFonts w:ascii="Microsoft JhengHei" w:eastAsia="Microsoft JhengHei" w:hAnsi="Microsoft JhengHei" w:cs="Microsoft JhengHei" w:hint="eastAsia"/>
-              <w:szCs w:val="24"/>
-            </w:rPr>
-            <w:instrText xml:space="preserve"> HYPERLINK \l _Toc19064 </w:instrText>
-          </w:r>
-          <w:r>
-            <w:rPr>
-              <w:rFonts w:ascii="Microsoft JhengHei" w:eastAsia="Microsoft JhengHei" w:hAnsi="Microsoft JhengHei" w:cs="Microsoft JhengHei" w:hint="eastAsia"/>
+              <w:rFonts w:hint="eastAsia" w:ascii="Microsoft JhengHei" w:hAnsi="Microsoft JhengHei" w:eastAsia="Microsoft JhengHei" w:cs="Microsoft JhengHei"/>
+              <w:szCs w:val="24"/>
+            </w:rPr>
+            <w:instrText xml:space="preserve"> HYPERLINK \l _Toc4736 </w:instrText>
+          </w:r>
+          <w:r>
+            <w:rPr>
+              <w:rFonts w:hint="eastAsia" w:ascii="Microsoft JhengHei" w:hAnsi="Microsoft JhengHei" w:eastAsia="Microsoft JhengHei" w:cs="Microsoft JhengHei"/>
               <w:szCs w:val="24"/>
             </w:rPr>
             <w:fldChar w:fldCharType="separate"/>
@@ -1830,7 +1861,7 @@
             <w:fldChar w:fldCharType="begin"/>
           </w:r>
           <w:r>
-            <w:instrText xml:space="preserve"> PAGEREF _Toc19064 \h </w:instrText>
+            <w:instrText xml:space="preserve"> PAGEREF _Toc4736 \h </w:instrText>
           </w:r>
           <w:r>
             <w:fldChar w:fldCharType="separate"/>
@@ -1843,7 +1874,7 @@
           </w:r>
           <w:r>
             <w:rPr>
-              <w:rFonts w:ascii="Microsoft JhengHei" w:eastAsia="Microsoft JhengHei" w:hAnsi="Microsoft JhengHei" w:cs="Microsoft JhengHei" w:hint="eastAsia"/>
+              <w:rFonts w:hint="eastAsia" w:ascii="Microsoft JhengHei" w:hAnsi="Microsoft JhengHei" w:eastAsia="Microsoft JhengHei" w:cs="Microsoft JhengHei"/>
               <w:szCs w:val="24"/>
             </w:rPr>
             <w:fldChar w:fldCharType="end"/>
@@ -1851,28 +1882,28 @@
         </w:p>
         <w:p>
           <w:pPr>
-            <w:pStyle w:val="TOC3"/>
+            <w:pStyle w:val="16"/>
             <w:tabs>
               <w:tab w:val="right" w:leader="dot" w:pos="9082"/>
             </w:tabs>
           </w:pPr>
           <w:r>
             <w:rPr>
-              <w:rFonts w:ascii="Microsoft JhengHei" w:eastAsia="Microsoft JhengHei" w:hAnsi="Microsoft JhengHei" w:cs="Microsoft JhengHei" w:hint="eastAsia"/>
+              <w:rFonts w:hint="eastAsia" w:ascii="Microsoft JhengHei" w:hAnsi="Microsoft JhengHei" w:eastAsia="Microsoft JhengHei" w:cs="Microsoft JhengHei"/>
               <w:szCs w:val="24"/>
             </w:rPr>
             <w:fldChar w:fldCharType="begin"/>
           </w:r>
           <w:r>
             <w:rPr>
-              <w:rFonts w:ascii="Microsoft JhengHei" w:eastAsia="Microsoft JhengHei" w:hAnsi="Microsoft JhengHei" w:cs="Microsoft JhengHei" w:hint="eastAsia"/>
-              <w:szCs w:val="24"/>
-            </w:rPr>
-            <w:instrText xml:space="preserve"> HYPERLINK \l _Toc12770 </w:instrText>
-          </w:r>
-          <w:r>
-            <w:rPr>
-              <w:rFonts w:ascii="Microsoft JhengHei" w:eastAsia="Microsoft JhengHei" w:hAnsi="Microsoft JhengHei" w:cs="Microsoft JhengHei" w:hint="eastAsia"/>
+              <w:rFonts w:hint="eastAsia" w:ascii="Microsoft JhengHei" w:hAnsi="Microsoft JhengHei" w:eastAsia="Microsoft JhengHei" w:cs="Microsoft JhengHei"/>
+              <w:szCs w:val="24"/>
+            </w:rPr>
+            <w:instrText xml:space="preserve"> HYPERLINK \l _Toc9073 </w:instrText>
+          </w:r>
+          <w:r>
+            <w:rPr>
+              <w:rFonts w:hint="eastAsia" w:ascii="Microsoft JhengHei" w:hAnsi="Microsoft JhengHei" w:eastAsia="Microsoft JhengHei" w:cs="Microsoft JhengHei"/>
               <w:szCs w:val="24"/>
             </w:rPr>
             <w:fldChar w:fldCharType="separate"/>
@@ -1893,7 +1924,7 @@
             <w:fldChar w:fldCharType="begin"/>
           </w:r>
           <w:r>
-            <w:instrText xml:space="preserve"> PAGEREF _Toc12770 \h </w:instrText>
+            <w:instrText xml:space="preserve"> PAGEREF _Toc9073 \h </w:instrText>
           </w:r>
           <w:r>
             <w:fldChar w:fldCharType="separate"/>
@@ -1906,7 +1937,7 @@
           </w:r>
           <w:r>
             <w:rPr>
-              <w:rFonts w:ascii="Microsoft JhengHei" w:eastAsia="Microsoft JhengHei" w:hAnsi="Microsoft JhengHei" w:cs="Microsoft JhengHei" w:hint="eastAsia"/>
+              <w:rFonts w:hint="eastAsia" w:ascii="Microsoft JhengHei" w:hAnsi="Microsoft JhengHei" w:eastAsia="Microsoft JhengHei" w:cs="Microsoft JhengHei"/>
               <w:szCs w:val="24"/>
             </w:rPr>
             <w:fldChar w:fldCharType="end"/>
@@ -1914,28 +1945,28 @@
         </w:p>
         <w:p>
           <w:pPr>
-            <w:pStyle w:val="TOC3"/>
+            <w:pStyle w:val="16"/>
             <w:tabs>
               <w:tab w:val="right" w:leader="dot" w:pos="9082"/>
             </w:tabs>
           </w:pPr>
           <w:r>
             <w:rPr>
-              <w:rFonts w:ascii="Microsoft JhengHei" w:eastAsia="Microsoft JhengHei" w:hAnsi="Microsoft JhengHei" w:cs="Microsoft JhengHei" w:hint="eastAsia"/>
+              <w:rFonts w:hint="eastAsia" w:ascii="Microsoft JhengHei" w:hAnsi="Microsoft JhengHei" w:eastAsia="Microsoft JhengHei" w:cs="Microsoft JhengHei"/>
               <w:szCs w:val="24"/>
             </w:rPr>
             <w:fldChar w:fldCharType="begin"/>
           </w:r>
           <w:r>
             <w:rPr>
-              <w:rFonts w:ascii="Microsoft JhengHei" w:eastAsia="Microsoft JhengHei" w:hAnsi="Microsoft JhengHei" w:cs="Microsoft JhengHei" w:hint="eastAsia"/>
-              <w:szCs w:val="24"/>
-            </w:rPr>
-            <w:instrText xml:space="preserve"> HYPERLINK \l _Toc22018 </w:instrText>
-          </w:r>
-          <w:r>
-            <w:rPr>
-              <w:rFonts w:ascii="Microsoft JhengHei" w:eastAsia="Microsoft JhengHei" w:hAnsi="Microsoft JhengHei" w:cs="Microsoft JhengHei" w:hint="eastAsia"/>
+              <w:rFonts w:hint="eastAsia" w:ascii="Microsoft JhengHei" w:hAnsi="Microsoft JhengHei" w:eastAsia="Microsoft JhengHei" w:cs="Microsoft JhengHei"/>
+              <w:szCs w:val="24"/>
+            </w:rPr>
+            <w:instrText xml:space="preserve"> HYPERLINK \l _Toc29519 </w:instrText>
+          </w:r>
+          <w:r>
+            <w:rPr>
+              <w:rFonts w:hint="eastAsia" w:ascii="Microsoft JhengHei" w:hAnsi="Microsoft JhengHei" w:eastAsia="Microsoft JhengHei" w:cs="Microsoft JhengHei"/>
               <w:szCs w:val="24"/>
             </w:rPr>
             <w:fldChar w:fldCharType="separate"/>
@@ -1956,7 +1987,7 @@
             <w:fldChar w:fldCharType="begin"/>
           </w:r>
           <w:r>
-            <w:instrText xml:space="preserve"> PAGEREF _Toc22018 \h </w:instrText>
+            <w:instrText xml:space="preserve"> PAGEREF _Toc29519 \h </w:instrText>
           </w:r>
           <w:r>
             <w:fldChar w:fldCharType="separate"/>
@@ -1969,7 +2000,7 @@
           </w:r>
           <w:r>
             <w:rPr>
-              <w:rFonts w:ascii="Microsoft JhengHei" w:eastAsia="Microsoft JhengHei" w:hAnsi="Microsoft JhengHei" w:cs="Microsoft JhengHei" w:hint="eastAsia"/>
+              <w:rFonts w:hint="eastAsia" w:ascii="Microsoft JhengHei" w:hAnsi="Microsoft JhengHei" w:eastAsia="Microsoft JhengHei" w:cs="Microsoft JhengHei"/>
               <w:szCs w:val="24"/>
             </w:rPr>
             <w:fldChar w:fldCharType="end"/>
@@ -1977,28 +2008,28 @@
         </w:p>
         <w:p>
           <w:pPr>
-            <w:pStyle w:val="TOC3"/>
+            <w:pStyle w:val="16"/>
             <w:tabs>
               <w:tab w:val="right" w:leader="dot" w:pos="9082"/>
             </w:tabs>
           </w:pPr>
           <w:r>
             <w:rPr>
-              <w:rFonts w:ascii="Microsoft JhengHei" w:eastAsia="Microsoft JhengHei" w:hAnsi="Microsoft JhengHei" w:cs="Microsoft JhengHei" w:hint="eastAsia"/>
+              <w:rFonts w:hint="eastAsia" w:ascii="Microsoft JhengHei" w:hAnsi="Microsoft JhengHei" w:eastAsia="Microsoft JhengHei" w:cs="Microsoft JhengHei"/>
               <w:szCs w:val="24"/>
             </w:rPr>
             <w:fldChar w:fldCharType="begin"/>
           </w:r>
           <w:r>
             <w:rPr>
-              <w:rFonts w:ascii="Microsoft JhengHei" w:eastAsia="Microsoft JhengHei" w:hAnsi="Microsoft JhengHei" w:cs="Microsoft JhengHei" w:hint="eastAsia"/>
-              <w:szCs w:val="24"/>
-            </w:rPr>
-            <w:instrText xml:space="preserve"> HYPERLINK \l _Toc17085 </w:instrText>
-          </w:r>
-          <w:r>
-            <w:rPr>
-              <w:rFonts w:ascii="Microsoft JhengHei" w:eastAsia="Microsoft JhengHei" w:hAnsi="Microsoft JhengHei" w:cs="Microsoft JhengHei" w:hint="eastAsia"/>
+              <w:rFonts w:hint="eastAsia" w:ascii="Microsoft JhengHei" w:hAnsi="Microsoft JhengHei" w:eastAsia="Microsoft JhengHei" w:cs="Microsoft JhengHei"/>
+              <w:szCs w:val="24"/>
+            </w:rPr>
+            <w:instrText xml:space="preserve"> HYPERLINK \l _Toc26644 </w:instrText>
+          </w:r>
+          <w:r>
+            <w:rPr>
+              <w:rFonts w:hint="eastAsia" w:ascii="Microsoft JhengHei" w:hAnsi="Microsoft JhengHei" w:eastAsia="Microsoft JhengHei" w:cs="Microsoft JhengHei"/>
               <w:szCs w:val="24"/>
             </w:rPr>
             <w:fldChar w:fldCharType="separate"/>
@@ -2019,7 +2050,7 @@
             <w:fldChar w:fldCharType="begin"/>
           </w:r>
           <w:r>
-            <w:instrText xml:space="preserve"> PAGEREF _Toc17085 \h </w:instrText>
+            <w:instrText xml:space="preserve"> PAGEREF _Toc26644 \h </w:instrText>
           </w:r>
           <w:r>
             <w:fldChar w:fldCharType="separate"/>
@@ -2032,7 +2063,7 @@
           </w:r>
           <w:r>
             <w:rPr>
-              <w:rFonts w:ascii="Microsoft JhengHei" w:eastAsia="Microsoft JhengHei" w:hAnsi="Microsoft JhengHei" w:cs="Microsoft JhengHei" w:hint="eastAsia"/>
+              <w:rFonts w:hint="eastAsia" w:ascii="Microsoft JhengHei" w:hAnsi="Microsoft JhengHei" w:eastAsia="Microsoft JhengHei" w:cs="Microsoft JhengHei"/>
               <w:szCs w:val="24"/>
             </w:rPr>
             <w:fldChar w:fldCharType="end"/>
@@ -2040,28 +2071,28 @@
         </w:p>
         <w:p>
           <w:pPr>
-            <w:pStyle w:val="TOC2"/>
+            <w:pStyle w:val="26"/>
             <w:tabs>
               <w:tab w:val="right" w:leader="dot" w:pos="9082"/>
             </w:tabs>
           </w:pPr>
           <w:r>
             <w:rPr>
-              <w:rFonts w:ascii="Microsoft JhengHei" w:eastAsia="Microsoft JhengHei" w:hAnsi="Microsoft JhengHei" w:cs="Microsoft JhengHei" w:hint="eastAsia"/>
+              <w:rFonts w:hint="eastAsia" w:ascii="Microsoft JhengHei" w:hAnsi="Microsoft JhengHei" w:eastAsia="Microsoft JhengHei" w:cs="Microsoft JhengHei"/>
               <w:szCs w:val="24"/>
             </w:rPr>
             <w:fldChar w:fldCharType="begin"/>
           </w:r>
           <w:r>
             <w:rPr>
-              <w:rFonts w:ascii="Microsoft JhengHei" w:eastAsia="Microsoft JhengHei" w:hAnsi="Microsoft JhengHei" w:cs="Microsoft JhengHei" w:hint="eastAsia"/>
-              <w:szCs w:val="24"/>
-            </w:rPr>
-            <w:instrText xml:space="preserve"> HYPERLINK \l _Toc30890 </w:instrText>
-          </w:r>
-          <w:r>
-            <w:rPr>
-              <w:rFonts w:ascii="Microsoft JhengHei" w:eastAsia="Microsoft JhengHei" w:hAnsi="Microsoft JhengHei" w:cs="Microsoft JhengHei" w:hint="eastAsia"/>
+              <w:rFonts w:hint="eastAsia" w:ascii="Microsoft JhengHei" w:hAnsi="Microsoft JhengHei" w:eastAsia="Microsoft JhengHei" w:cs="Microsoft JhengHei"/>
+              <w:szCs w:val="24"/>
+            </w:rPr>
+            <w:instrText xml:space="preserve"> HYPERLINK \l _Toc22359 </w:instrText>
+          </w:r>
+          <w:r>
+            <w:rPr>
+              <w:rFonts w:hint="eastAsia" w:ascii="Microsoft JhengHei" w:hAnsi="Microsoft JhengHei" w:eastAsia="Microsoft JhengHei" w:cs="Microsoft JhengHei"/>
               <w:szCs w:val="24"/>
             </w:rPr>
             <w:fldChar w:fldCharType="separate"/>
@@ -2090,7 +2121,7 @@
             <w:fldChar w:fldCharType="begin"/>
           </w:r>
           <w:r>
-            <w:instrText xml:space="preserve"> PAGEREF _Toc30890 \h </w:instrText>
+            <w:instrText xml:space="preserve"> PAGEREF _Toc22359 \h </w:instrText>
           </w:r>
           <w:r>
             <w:fldChar w:fldCharType="separate"/>
@@ -2103,7 +2134,7 @@
           </w:r>
           <w:r>
             <w:rPr>
-              <w:rFonts w:ascii="Microsoft JhengHei" w:eastAsia="Microsoft JhengHei" w:hAnsi="Microsoft JhengHei" w:cs="Microsoft JhengHei" w:hint="eastAsia"/>
+              <w:rFonts w:hint="eastAsia" w:ascii="Microsoft JhengHei" w:hAnsi="Microsoft JhengHei" w:eastAsia="Microsoft JhengHei" w:cs="Microsoft JhengHei"/>
               <w:szCs w:val="24"/>
             </w:rPr>
             <w:fldChar w:fldCharType="end"/>
@@ -2111,28 +2142,28 @@
         </w:p>
         <w:p>
           <w:pPr>
-            <w:pStyle w:val="TOC3"/>
+            <w:pStyle w:val="16"/>
             <w:tabs>
               <w:tab w:val="right" w:leader="dot" w:pos="9082"/>
             </w:tabs>
           </w:pPr>
           <w:r>
             <w:rPr>
-              <w:rFonts w:ascii="Microsoft JhengHei" w:eastAsia="Microsoft JhengHei" w:hAnsi="Microsoft JhengHei" w:cs="Microsoft JhengHei" w:hint="eastAsia"/>
+              <w:rFonts w:hint="eastAsia" w:ascii="Microsoft JhengHei" w:hAnsi="Microsoft JhengHei" w:eastAsia="Microsoft JhengHei" w:cs="Microsoft JhengHei"/>
               <w:szCs w:val="24"/>
             </w:rPr>
             <w:fldChar w:fldCharType="begin"/>
           </w:r>
           <w:r>
             <w:rPr>
-              <w:rFonts w:ascii="Microsoft JhengHei" w:eastAsia="Microsoft JhengHei" w:hAnsi="Microsoft JhengHei" w:cs="Microsoft JhengHei" w:hint="eastAsia"/>
-              <w:szCs w:val="24"/>
-            </w:rPr>
-            <w:instrText xml:space="preserve"> HYPERLINK \l _Toc3127 </w:instrText>
-          </w:r>
-          <w:r>
-            <w:rPr>
-              <w:rFonts w:ascii="Microsoft JhengHei" w:eastAsia="Microsoft JhengHei" w:hAnsi="Microsoft JhengHei" w:cs="Microsoft JhengHei" w:hint="eastAsia"/>
+              <w:rFonts w:hint="eastAsia" w:ascii="Microsoft JhengHei" w:hAnsi="Microsoft JhengHei" w:eastAsia="Microsoft JhengHei" w:cs="Microsoft JhengHei"/>
+              <w:szCs w:val="24"/>
+            </w:rPr>
+            <w:instrText xml:space="preserve"> HYPERLINK \l _Toc28869 </w:instrText>
+          </w:r>
+          <w:r>
+            <w:rPr>
+              <w:rFonts w:hint="eastAsia" w:ascii="Microsoft JhengHei" w:hAnsi="Microsoft JhengHei" w:eastAsia="Microsoft JhengHei" w:cs="Microsoft JhengHei"/>
               <w:szCs w:val="24"/>
             </w:rPr>
             <w:fldChar w:fldCharType="separate"/>
@@ -2153,7 +2184,7 @@
             <w:fldChar w:fldCharType="begin"/>
           </w:r>
           <w:r>
-            <w:instrText xml:space="preserve"> PAGEREF _Toc3127 \h </w:instrText>
+            <w:instrText xml:space="preserve"> PAGEREF _Toc28869 \h </w:instrText>
           </w:r>
           <w:r>
             <w:fldChar w:fldCharType="separate"/>
@@ -2166,7 +2197,7 @@
           </w:r>
           <w:r>
             <w:rPr>
-              <w:rFonts w:ascii="Microsoft JhengHei" w:eastAsia="Microsoft JhengHei" w:hAnsi="Microsoft JhengHei" w:cs="Microsoft JhengHei" w:hint="eastAsia"/>
+              <w:rFonts w:hint="eastAsia" w:ascii="Microsoft JhengHei" w:hAnsi="Microsoft JhengHei" w:eastAsia="Microsoft JhengHei" w:cs="Microsoft JhengHei"/>
               <w:szCs w:val="24"/>
             </w:rPr>
             <w:fldChar w:fldCharType="end"/>
@@ -2174,28 +2205,28 @@
         </w:p>
         <w:p>
           <w:pPr>
-            <w:pStyle w:val="TOC3"/>
+            <w:pStyle w:val="16"/>
             <w:tabs>
               <w:tab w:val="right" w:leader="dot" w:pos="9082"/>
             </w:tabs>
           </w:pPr>
           <w:r>
             <w:rPr>
-              <w:rFonts w:ascii="Microsoft JhengHei" w:eastAsia="Microsoft JhengHei" w:hAnsi="Microsoft JhengHei" w:cs="Microsoft JhengHei" w:hint="eastAsia"/>
+              <w:rFonts w:hint="eastAsia" w:ascii="Microsoft JhengHei" w:hAnsi="Microsoft JhengHei" w:eastAsia="Microsoft JhengHei" w:cs="Microsoft JhengHei"/>
               <w:szCs w:val="24"/>
             </w:rPr>
             <w:fldChar w:fldCharType="begin"/>
           </w:r>
           <w:r>
             <w:rPr>
-              <w:rFonts w:ascii="Microsoft JhengHei" w:eastAsia="Microsoft JhengHei" w:hAnsi="Microsoft JhengHei" w:cs="Microsoft JhengHei" w:hint="eastAsia"/>
-              <w:szCs w:val="24"/>
-            </w:rPr>
-            <w:instrText xml:space="preserve"> HYPERLINK \l _Toc29828 </w:instrText>
-          </w:r>
-          <w:r>
-            <w:rPr>
-              <w:rFonts w:ascii="Microsoft JhengHei" w:eastAsia="Microsoft JhengHei" w:hAnsi="Microsoft JhengHei" w:cs="Microsoft JhengHei" w:hint="eastAsia"/>
+              <w:rFonts w:hint="eastAsia" w:ascii="Microsoft JhengHei" w:hAnsi="Microsoft JhengHei" w:eastAsia="Microsoft JhengHei" w:cs="Microsoft JhengHei"/>
+              <w:szCs w:val="24"/>
+            </w:rPr>
+            <w:instrText xml:space="preserve"> HYPERLINK \l _Toc16137 </w:instrText>
+          </w:r>
+          <w:r>
+            <w:rPr>
+              <w:rFonts w:hint="eastAsia" w:ascii="Microsoft JhengHei" w:hAnsi="Microsoft JhengHei" w:eastAsia="Microsoft JhengHei" w:cs="Microsoft JhengHei"/>
               <w:szCs w:val="24"/>
             </w:rPr>
             <w:fldChar w:fldCharType="separate"/>
@@ -2216,7 +2247,7 @@
             <w:fldChar w:fldCharType="begin"/>
           </w:r>
           <w:r>
-            <w:instrText xml:space="preserve"> PAGEREF _Toc29828 \h </w:instrText>
+            <w:instrText xml:space="preserve"> PAGEREF _Toc16137 \h </w:instrText>
           </w:r>
           <w:r>
             <w:fldChar w:fldCharType="separate"/>
@@ -2229,7 +2260,7 @@
           </w:r>
           <w:r>
             <w:rPr>
-              <w:rFonts w:ascii="Microsoft JhengHei" w:eastAsia="Microsoft JhengHei" w:hAnsi="Microsoft JhengHei" w:cs="Microsoft JhengHei" w:hint="eastAsia"/>
+              <w:rFonts w:hint="eastAsia" w:ascii="Microsoft JhengHei" w:hAnsi="Microsoft JhengHei" w:eastAsia="Microsoft JhengHei" w:cs="Microsoft JhengHei"/>
               <w:szCs w:val="24"/>
             </w:rPr>
             <w:fldChar w:fldCharType="end"/>
@@ -2237,28 +2268,28 @@
         </w:p>
         <w:p>
           <w:pPr>
-            <w:pStyle w:val="TOC3"/>
+            <w:pStyle w:val="16"/>
             <w:tabs>
               <w:tab w:val="right" w:leader="dot" w:pos="9082"/>
             </w:tabs>
           </w:pPr>
           <w:r>
             <w:rPr>
-              <w:rFonts w:ascii="Microsoft JhengHei" w:eastAsia="Microsoft JhengHei" w:hAnsi="Microsoft JhengHei" w:cs="Microsoft JhengHei" w:hint="eastAsia"/>
+              <w:rFonts w:hint="eastAsia" w:ascii="Microsoft JhengHei" w:hAnsi="Microsoft JhengHei" w:eastAsia="Microsoft JhengHei" w:cs="Microsoft JhengHei"/>
               <w:szCs w:val="24"/>
             </w:rPr>
             <w:fldChar w:fldCharType="begin"/>
           </w:r>
           <w:r>
             <w:rPr>
-              <w:rFonts w:ascii="Microsoft JhengHei" w:eastAsia="Microsoft JhengHei" w:hAnsi="Microsoft JhengHei" w:cs="Microsoft JhengHei" w:hint="eastAsia"/>
-              <w:szCs w:val="24"/>
-            </w:rPr>
-            <w:instrText xml:space="preserve"> HYPERLINK \l _Toc18930 </w:instrText>
-          </w:r>
-          <w:r>
-            <w:rPr>
-              <w:rFonts w:ascii="Microsoft JhengHei" w:eastAsia="Microsoft JhengHei" w:hAnsi="Microsoft JhengHei" w:cs="Microsoft JhengHei" w:hint="eastAsia"/>
+              <w:rFonts w:hint="eastAsia" w:ascii="Microsoft JhengHei" w:hAnsi="Microsoft JhengHei" w:eastAsia="Microsoft JhengHei" w:cs="Microsoft JhengHei"/>
+              <w:szCs w:val="24"/>
+            </w:rPr>
+            <w:instrText xml:space="preserve"> HYPERLINK \l _Toc21509 </w:instrText>
+          </w:r>
+          <w:r>
+            <w:rPr>
+              <w:rFonts w:hint="eastAsia" w:ascii="Microsoft JhengHei" w:hAnsi="Microsoft JhengHei" w:eastAsia="Microsoft JhengHei" w:cs="Microsoft JhengHei"/>
               <w:szCs w:val="24"/>
             </w:rPr>
             <w:fldChar w:fldCharType="separate"/>
@@ -2279,7 +2310,7 @@
             <w:fldChar w:fldCharType="begin"/>
           </w:r>
           <w:r>
-            <w:instrText xml:space="preserve"> PAGEREF _Toc18930 \h </w:instrText>
+            <w:instrText xml:space="preserve"> PAGEREF _Toc21509 \h </w:instrText>
           </w:r>
           <w:r>
             <w:fldChar w:fldCharType="separate"/>
@@ -2292,7 +2323,7 @@
           </w:r>
           <w:r>
             <w:rPr>
-              <w:rFonts w:ascii="Microsoft JhengHei" w:eastAsia="Microsoft JhengHei" w:hAnsi="Microsoft JhengHei" w:cs="Microsoft JhengHei" w:hint="eastAsia"/>
+              <w:rFonts w:hint="eastAsia" w:ascii="Microsoft JhengHei" w:hAnsi="Microsoft JhengHei" w:eastAsia="Microsoft JhengHei" w:cs="Microsoft JhengHei"/>
               <w:szCs w:val="24"/>
             </w:rPr>
             <w:fldChar w:fldCharType="end"/>
@@ -2300,28 +2331,28 @@
         </w:p>
         <w:p>
           <w:pPr>
-            <w:pStyle w:val="TOC3"/>
+            <w:pStyle w:val="16"/>
             <w:tabs>
               <w:tab w:val="right" w:leader="dot" w:pos="9082"/>
             </w:tabs>
           </w:pPr>
           <w:r>
             <w:rPr>
-              <w:rFonts w:ascii="Microsoft JhengHei" w:eastAsia="Microsoft JhengHei" w:hAnsi="Microsoft JhengHei" w:cs="Microsoft JhengHei" w:hint="eastAsia"/>
+              <w:rFonts w:hint="eastAsia" w:ascii="Microsoft JhengHei" w:hAnsi="Microsoft JhengHei" w:eastAsia="Microsoft JhengHei" w:cs="Microsoft JhengHei"/>
               <w:szCs w:val="24"/>
             </w:rPr>
             <w:fldChar w:fldCharType="begin"/>
           </w:r>
           <w:r>
             <w:rPr>
-              <w:rFonts w:ascii="Microsoft JhengHei" w:eastAsia="Microsoft JhengHei" w:hAnsi="Microsoft JhengHei" w:cs="Microsoft JhengHei" w:hint="eastAsia"/>
-              <w:szCs w:val="24"/>
-            </w:rPr>
-            <w:instrText xml:space="preserve"> HYPERLINK \l _Toc31003 </w:instrText>
-          </w:r>
-          <w:r>
-            <w:rPr>
-              <w:rFonts w:ascii="Microsoft JhengHei" w:eastAsia="Microsoft JhengHei" w:hAnsi="Microsoft JhengHei" w:cs="Microsoft JhengHei" w:hint="eastAsia"/>
+              <w:rFonts w:hint="eastAsia" w:ascii="Microsoft JhengHei" w:hAnsi="Microsoft JhengHei" w:eastAsia="Microsoft JhengHei" w:cs="Microsoft JhengHei"/>
+              <w:szCs w:val="24"/>
+            </w:rPr>
+            <w:instrText xml:space="preserve"> HYPERLINK \l _Toc26470 </w:instrText>
+          </w:r>
+          <w:r>
+            <w:rPr>
+              <w:rFonts w:hint="eastAsia" w:ascii="Microsoft JhengHei" w:hAnsi="Microsoft JhengHei" w:eastAsia="Microsoft JhengHei" w:cs="Microsoft JhengHei"/>
               <w:szCs w:val="24"/>
             </w:rPr>
             <w:fldChar w:fldCharType="separate"/>
@@ -2342,7 +2373,7 @@
             <w:fldChar w:fldCharType="begin"/>
           </w:r>
           <w:r>
-            <w:instrText xml:space="preserve"> PAGEREF _Toc31003 \h </w:instrText>
+            <w:instrText xml:space="preserve"> PAGEREF _Toc26470 \h </w:instrText>
           </w:r>
           <w:r>
             <w:fldChar w:fldCharType="separate"/>
@@ -2355,7 +2386,7 @@
           </w:r>
           <w:r>
             <w:rPr>
-              <w:rFonts w:ascii="Microsoft JhengHei" w:eastAsia="Microsoft JhengHei" w:hAnsi="Microsoft JhengHei" w:cs="Microsoft JhengHei" w:hint="eastAsia"/>
+              <w:rFonts w:hint="eastAsia" w:ascii="Microsoft JhengHei" w:hAnsi="Microsoft JhengHei" w:eastAsia="Microsoft JhengHei" w:cs="Microsoft JhengHei"/>
               <w:szCs w:val="24"/>
             </w:rPr>
             <w:fldChar w:fldCharType="end"/>
@@ -2363,28 +2394,28 @@
         </w:p>
         <w:p>
           <w:pPr>
-            <w:pStyle w:val="TOC2"/>
+            <w:pStyle w:val="26"/>
             <w:tabs>
               <w:tab w:val="right" w:leader="dot" w:pos="9082"/>
             </w:tabs>
           </w:pPr>
           <w:r>
             <w:rPr>
-              <w:rFonts w:ascii="Microsoft JhengHei" w:eastAsia="Microsoft JhengHei" w:hAnsi="Microsoft JhengHei" w:cs="Microsoft JhengHei" w:hint="eastAsia"/>
+              <w:rFonts w:hint="eastAsia" w:ascii="Microsoft JhengHei" w:hAnsi="Microsoft JhengHei" w:eastAsia="Microsoft JhengHei" w:cs="Microsoft JhengHei"/>
               <w:szCs w:val="24"/>
             </w:rPr>
             <w:fldChar w:fldCharType="begin"/>
           </w:r>
           <w:r>
             <w:rPr>
-              <w:rFonts w:ascii="Microsoft JhengHei" w:eastAsia="Microsoft JhengHei" w:hAnsi="Microsoft JhengHei" w:cs="Microsoft JhengHei" w:hint="eastAsia"/>
-              <w:szCs w:val="24"/>
-            </w:rPr>
-            <w:instrText xml:space="preserve"> HYPERLINK \l _Toc3572 </w:instrText>
-          </w:r>
-          <w:r>
-            <w:rPr>
-              <w:rFonts w:ascii="Microsoft JhengHei" w:eastAsia="Microsoft JhengHei" w:hAnsi="Microsoft JhengHei" w:cs="Microsoft JhengHei" w:hint="eastAsia"/>
+              <w:rFonts w:hint="eastAsia" w:ascii="Microsoft JhengHei" w:hAnsi="Microsoft JhengHei" w:eastAsia="Microsoft JhengHei" w:cs="Microsoft JhengHei"/>
+              <w:szCs w:val="24"/>
+            </w:rPr>
+            <w:instrText xml:space="preserve"> HYPERLINK \l _Toc305 </w:instrText>
+          </w:r>
+          <w:r>
+            <w:rPr>
+              <w:rFonts w:hint="eastAsia" w:ascii="Microsoft JhengHei" w:hAnsi="Microsoft JhengHei" w:eastAsia="Microsoft JhengHei" w:cs="Microsoft JhengHei"/>
               <w:szCs w:val="24"/>
             </w:rPr>
             <w:fldChar w:fldCharType="separate"/>
@@ -2405,7 +2436,7 @@
             <w:fldChar w:fldCharType="begin"/>
           </w:r>
           <w:r>
-            <w:instrText xml:space="preserve"> PAGEREF _Toc3572 \h </w:instrText>
+            <w:instrText xml:space="preserve"> PAGEREF _Toc305 \h </w:instrText>
           </w:r>
           <w:r>
             <w:fldChar w:fldCharType="separate"/>
@@ -2418,7 +2449,7 @@
           </w:r>
           <w:r>
             <w:rPr>
-              <w:rFonts w:ascii="Microsoft JhengHei" w:eastAsia="Microsoft JhengHei" w:hAnsi="Microsoft JhengHei" w:cs="Microsoft JhengHei" w:hint="eastAsia"/>
+              <w:rFonts w:hint="eastAsia" w:ascii="Microsoft JhengHei" w:hAnsi="Microsoft JhengHei" w:eastAsia="Microsoft JhengHei" w:cs="Microsoft JhengHei"/>
               <w:szCs w:val="24"/>
             </w:rPr>
             <w:fldChar w:fldCharType="end"/>
@@ -2426,28 +2457,28 @@
         </w:p>
         <w:p>
           <w:pPr>
-            <w:pStyle w:val="TOC3"/>
+            <w:pStyle w:val="16"/>
             <w:tabs>
               <w:tab w:val="right" w:leader="dot" w:pos="9082"/>
             </w:tabs>
           </w:pPr>
           <w:r>
             <w:rPr>
-              <w:rFonts w:ascii="Microsoft JhengHei" w:eastAsia="Microsoft JhengHei" w:hAnsi="Microsoft JhengHei" w:cs="Microsoft JhengHei" w:hint="eastAsia"/>
+              <w:rFonts w:hint="eastAsia" w:ascii="Microsoft JhengHei" w:hAnsi="Microsoft JhengHei" w:eastAsia="Microsoft JhengHei" w:cs="Microsoft JhengHei"/>
               <w:szCs w:val="24"/>
             </w:rPr>
             <w:fldChar w:fldCharType="begin"/>
           </w:r>
           <w:r>
             <w:rPr>
-              <w:rFonts w:ascii="Microsoft JhengHei" w:eastAsia="Microsoft JhengHei" w:hAnsi="Microsoft JhengHei" w:cs="Microsoft JhengHei" w:hint="eastAsia"/>
-              <w:szCs w:val="24"/>
-            </w:rPr>
-            <w:instrText xml:space="preserve"> HYPERLINK \l _Toc5729 </w:instrText>
-          </w:r>
-          <w:r>
-            <w:rPr>
-              <w:rFonts w:ascii="Microsoft JhengHei" w:eastAsia="Microsoft JhengHei" w:hAnsi="Microsoft JhengHei" w:cs="Microsoft JhengHei" w:hint="eastAsia"/>
+              <w:rFonts w:hint="eastAsia" w:ascii="Microsoft JhengHei" w:hAnsi="Microsoft JhengHei" w:eastAsia="Microsoft JhengHei" w:cs="Microsoft JhengHei"/>
+              <w:szCs w:val="24"/>
+            </w:rPr>
+            <w:instrText xml:space="preserve"> HYPERLINK \l _Toc5943 </w:instrText>
+          </w:r>
+          <w:r>
+            <w:rPr>
+              <w:rFonts w:hint="eastAsia" w:ascii="Microsoft JhengHei" w:hAnsi="Microsoft JhengHei" w:eastAsia="Microsoft JhengHei" w:cs="Microsoft JhengHei"/>
               <w:szCs w:val="24"/>
             </w:rPr>
             <w:fldChar w:fldCharType="separate"/>
@@ -2468,7 +2499,7 @@
             <w:fldChar w:fldCharType="begin"/>
           </w:r>
           <w:r>
-            <w:instrText xml:space="preserve"> PAGEREF _Toc5729 \h </w:instrText>
+            <w:instrText xml:space="preserve"> PAGEREF _Toc5943 \h </w:instrText>
           </w:r>
           <w:r>
             <w:fldChar w:fldCharType="separate"/>
@@ -2481,7 +2512,7 @@
           </w:r>
           <w:r>
             <w:rPr>
-              <w:rFonts w:ascii="Microsoft JhengHei" w:eastAsia="Microsoft JhengHei" w:hAnsi="Microsoft JhengHei" w:cs="Microsoft JhengHei" w:hint="eastAsia"/>
+              <w:rFonts w:hint="eastAsia" w:ascii="Microsoft JhengHei" w:hAnsi="Microsoft JhengHei" w:eastAsia="Microsoft JhengHei" w:cs="Microsoft JhengHei"/>
               <w:szCs w:val="24"/>
             </w:rPr>
             <w:fldChar w:fldCharType="end"/>
@@ -2489,28 +2520,28 @@
         </w:p>
         <w:p>
           <w:pPr>
-            <w:pStyle w:val="TOC3"/>
+            <w:pStyle w:val="16"/>
             <w:tabs>
               <w:tab w:val="right" w:leader="dot" w:pos="9082"/>
             </w:tabs>
           </w:pPr>
           <w:r>
             <w:rPr>
-              <w:rFonts w:ascii="Microsoft JhengHei" w:eastAsia="Microsoft JhengHei" w:hAnsi="Microsoft JhengHei" w:cs="Microsoft JhengHei" w:hint="eastAsia"/>
+              <w:rFonts w:hint="eastAsia" w:ascii="Microsoft JhengHei" w:hAnsi="Microsoft JhengHei" w:eastAsia="Microsoft JhengHei" w:cs="Microsoft JhengHei"/>
               <w:szCs w:val="24"/>
             </w:rPr>
             <w:fldChar w:fldCharType="begin"/>
           </w:r>
           <w:r>
             <w:rPr>
-              <w:rFonts w:ascii="Microsoft JhengHei" w:eastAsia="Microsoft JhengHei" w:hAnsi="Microsoft JhengHei" w:cs="Microsoft JhengHei" w:hint="eastAsia"/>
-              <w:szCs w:val="24"/>
-            </w:rPr>
-            <w:instrText xml:space="preserve"> HYPERLINK \l _Toc24162 </w:instrText>
-          </w:r>
-          <w:r>
-            <w:rPr>
-              <w:rFonts w:ascii="Microsoft JhengHei" w:eastAsia="Microsoft JhengHei" w:hAnsi="Microsoft JhengHei" w:cs="Microsoft JhengHei" w:hint="eastAsia"/>
+              <w:rFonts w:hint="eastAsia" w:ascii="Microsoft JhengHei" w:hAnsi="Microsoft JhengHei" w:eastAsia="Microsoft JhengHei" w:cs="Microsoft JhengHei"/>
+              <w:szCs w:val="24"/>
+            </w:rPr>
+            <w:instrText xml:space="preserve"> HYPERLINK \l _Toc19811 </w:instrText>
+          </w:r>
+          <w:r>
+            <w:rPr>
+              <w:rFonts w:hint="eastAsia" w:ascii="Microsoft JhengHei" w:hAnsi="Microsoft JhengHei" w:eastAsia="Microsoft JhengHei" w:cs="Microsoft JhengHei"/>
               <w:szCs w:val="24"/>
             </w:rPr>
             <w:fldChar w:fldCharType="separate"/>
@@ -2531,7 +2562,7 @@
             <w:fldChar w:fldCharType="begin"/>
           </w:r>
           <w:r>
-            <w:instrText xml:space="preserve"> PAGEREF _Toc24162 \h </w:instrText>
+            <w:instrText xml:space="preserve"> PAGEREF _Toc19811 \h </w:instrText>
           </w:r>
           <w:r>
             <w:fldChar w:fldCharType="separate"/>
@@ -2544,7 +2575,7 @@
           </w:r>
           <w:r>
             <w:rPr>
-              <w:rFonts w:ascii="Microsoft JhengHei" w:eastAsia="Microsoft JhengHei" w:hAnsi="Microsoft JhengHei" w:cs="Microsoft JhengHei" w:hint="eastAsia"/>
+              <w:rFonts w:hint="eastAsia" w:ascii="Microsoft JhengHei" w:hAnsi="Microsoft JhengHei" w:eastAsia="Microsoft JhengHei" w:cs="Microsoft JhengHei"/>
               <w:szCs w:val="24"/>
             </w:rPr>
             <w:fldChar w:fldCharType="end"/>
@@ -2552,28 +2583,28 @@
         </w:p>
         <w:p>
           <w:pPr>
-            <w:pStyle w:val="TOC3"/>
+            <w:pStyle w:val="16"/>
             <w:tabs>
               <w:tab w:val="right" w:leader="dot" w:pos="9082"/>
             </w:tabs>
           </w:pPr>
           <w:r>
             <w:rPr>
-              <w:rFonts w:ascii="Microsoft JhengHei" w:eastAsia="Microsoft JhengHei" w:hAnsi="Microsoft JhengHei" w:cs="Microsoft JhengHei" w:hint="eastAsia"/>
+              <w:rFonts w:hint="eastAsia" w:ascii="Microsoft JhengHei" w:hAnsi="Microsoft JhengHei" w:eastAsia="Microsoft JhengHei" w:cs="Microsoft JhengHei"/>
               <w:szCs w:val="24"/>
             </w:rPr>
             <w:fldChar w:fldCharType="begin"/>
           </w:r>
           <w:r>
             <w:rPr>
-              <w:rFonts w:ascii="Microsoft JhengHei" w:eastAsia="Microsoft JhengHei" w:hAnsi="Microsoft JhengHei" w:cs="Microsoft JhengHei" w:hint="eastAsia"/>
-              <w:szCs w:val="24"/>
-            </w:rPr>
-            <w:instrText xml:space="preserve"> HYPERLINK \l _Toc32757 </w:instrText>
-          </w:r>
-          <w:r>
-            <w:rPr>
-              <w:rFonts w:ascii="Microsoft JhengHei" w:eastAsia="Microsoft JhengHei" w:hAnsi="Microsoft JhengHei" w:cs="Microsoft JhengHei" w:hint="eastAsia"/>
+              <w:rFonts w:hint="eastAsia" w:ascii="Microsoft JhengHei" w:hAnsi="Microsoft JhengHei" w:eastAsia="Microsoft JhengHei" w:cs="Microsoft JhengHei"/>
+              <w:szCs w:val="24"/>
+            </w:rPr>
+            <w:instrText xml:space="preserve"> HYPERLINK \l _Toc6869 </w:instrText>
+          </w:r>
+          <w:r>
+            <w:rPr>
+              <w:rFonts w:hint="eastAsia" w:ascii="Microsoft JhengHei" w:hAnsi="Microsoft JhengHei" w:eastAsia="Microsoft JhengHei" w:cs="Microsoft JhengHei"/>
               <w:szCs w:val="24"/>
             </w:rPr>
             <w:fldChar w:fldCharType="separate"/>
@@ -2594,7 +2625,7 @@
             <w:fldChar w:fldCharType="begin"/>
           </w:r>
           <w:r>
-            <w:instrText xml:space="preserve"> PAGEREF _Toc32757 \h </w:instrText>
+            <w:instrText xml:space="preserve"> PAGEREF _Toc6869 \h </w:instrText>
           </w:r>
           <w:r>
             <w:fldChar w:fldCharType="separate"/>
@@ -2607,7 +2638,7 @@
           </w:r>
           <w:r>
             <w:rPr>
-              <w:rFonts w:ascii="Microsoft JhengHei" w:eastAsia="Microsoft JhengHei" w:hAnsi="Microsoft JhengHei" w:cs="Microsoft JhengHei" w:hint="eastAsia"/>
+              <w:rFonts w:hint="eastAsia" w:ascii="Microsoft JhengHei" w:hAnsi="Microsoft JhengHei" w:eastAsia="Microsoft JhengHei" w:cs="Microsoft JhengHei"/>
               <w:szCs w:val="24"/>
             </w:rPr>
             <w:fldChar w:fldCharType="end"/>
@@ -2615,28 +2646,28 @@
         </w:p>
         <w:p>
           <w:pPr>
-            <w:pStyle w:val="TOC3"/>
+            <w:pStyle w:val="16"/>
             <w:tabs>
               <w:tab w:val="right" w:leader="dot" w:pos="9082"/>
             </w:tabs>
           </w:pPr>
           <w:r>
             <w:rPr>
-              <w:rFonts w:ascii="Microsoft JhengHei" w:eastAsia="Microsoft JhengHei" w:hAnsi="Microsoft JhengHei" w:cs="Microsoft JhengHei" w:hint="eastAsia"/>
+              <w:rFonts w:hint="eastAsia" w:ascii="Microsoft JhengHei" w:hAnsi="Microsoft JhengHei" w:eastAsia="Microsoft JhengHei" w:cs="Microsoft JhengHei"/>
               <w:szCs w:val="24"/>
             </w:rPr>
             <w:fldChar w:fldCharType="begin"/>
           </w:r>
           <w:r>
             <w:rPr>
-              <w:rFonts w:ascii="Microsoft JhengHei" w:eastAsia="Microsoft JhengHei" w:hAnsi="Microsoft JhengHei" w:cs="Microsoft JhengHei" w:hint="eastAsia"/>
-              <w:szCs w:val="24"/>
-            </w:rPr>
-            <w:instrText xml:space="preserve"> HYPERLINK \l _Toc5674 </w:instrText>
-          </w:r>
-          <w:r>
-            <w:rPr>
-              <w:rFonts w:ascii="Microsoft JhengHei" w:eastAsia="Microsoft JhengHei" w:hAnsi="Microsoft JhengHei" w:cs="Microsoft JhengHei" w:hint="eastAsia"/>
+              <w:rFonts w:hint="eastAsia" w:ascii="Microsoft JhengHei" w:hAnsi="Microsoft JhengHei" w:eastAsia="Microsoft JhengHei" w:cs="Microsoft JhengHei"/>
+              <w:szCs w:val="24"/>
+            </w:rPr>
+            <w:instrText xml:space="preserve"> HYPERLINK \l _Toc6289 </w:instrText>
+          </w:r>
+          <w:r>
+            <w:rPr>
+              <w:rFonts w:hint="eastAsia" w:ascii="Microsoft JhengHei" w:hAnsi="Microsoft JhengHei" w:eastAsia="Microsoft JhengHei" w:cs="Microsoft JhengHei"/>
               <w:szCs w:val="24"/>
             </w:rPr>
             <w:fldChar w:fldCharType="separate"/>
@@ -2657,7 +2688,7 @@
             <w:fldChar w:fldCharType="begin"/>
           </w:r>
           <w:r>
-            <w:instrText xml:space="preserve"> PAGEREF _Toc5674 \h </w:instrText>
+            <w:instrText xml:space="preserve"> PAGEREF _Toc6289 \h </w:instrText>
           </w:r>
           <w:r>
             <w:fldChar w:fldCharType="separate"/>
@@ -2670,7 +2701,7 @@
           </w:r>
           <w:r>
             <w:rPr>
-              <w:rFonts w:ascii="Microsoft JhengHei" w:eastAsia="Microsoft JhengHei" w:hAnsi="Microsoft JhengHei" w:cs="Microsoft JhengHei" w:hint="eastAsia"/>
+              <w:rFonts w:hint="eastAsia" w:ascii="Microsoft JhengHei" w:hAnsi="Microsoft JhengHei" w:eastAsia="Microsoft JhengHei" w:cs="Microsoft JhengHei"/>
               <w:szCs w:val="24"/>
             </w:rPr>
             <w:fldChar w:fldCharType="end"/>
@@ -2678,28 +2709,28 @@
         </w:p>
         <w:p>
           <w:pPr>
-            <w:pStyle w:val="TOC2"/>
+            <w:pStyle w:val="26"/>
             <w:tabs>
               <w:tab w:val="right" w:leader="dot" w:pos="9082"/>
             </w:tabs>
           </w:pPr>
           <w:r>
             <w:rPr>
-              <w:rFonts w:ascii="Microsoft JhengHei" w:eastAsia="Microsoft JhengHei" w:hAnsi="Microsoft JhengHei" w:cs="Microsoft JhengHei" w:hint="eastAsia"/>
+              <w:rFonts w:hint="eastAsia" w:ascii="Microsoft JhengHei" w:hAnsi="Microsoft JhengHei" w:eastAsia="Microsoft JhengHei" w:cs="Microsoft JhengHei"/>
               <w:szCs w:val="24"/>
             </w:rPr>
             <w:fldChar w:fldCharType="begin"/>
           </w:r>
           <w:r>
             <w:rPr>
-              <w:rFonts w:ascii="Microsoft JhengHei" w:eastAsia="Microsoft JhengHei" w:hAnsi="Microsoft JhengHei" w:cs="Microsoft JhengHei" w:hint="eastAsia"/>
-              <w:szCs w:val="24"/>
-            </w:rPr>
-            <w:instrText xml:space="preserve"> HYPERLINK \l _Toc27568 </w:instrText>
-          </w:r>
-          <w:r>
-            <w:rPr>
-              <w:rFonts w:ascii="Microsoft JhengHei" w:eastAsia="Microsoft JhengHei" w:hAnsi="Microsoft JhengHei" w:cs="Microsoft JhengHei" w:hint="eastAsia"/>
+              <w:rFonts w:hint="eastAsia" w:ascii="Microsoft JhengHei" w:hAnsi="Microsoft JhengHei" w:eastAsia="Microsoft JhengHei" w:cs="Microsoft JhengHei"/>
+              <w:szCs w:val="24"/>
+            </w:rPr>
+            <w:instrText xml:space="preserve"> HYPERLINK \l _Toc2903 </w:instrText>
+          </w:r>
+          <w:r>
+            <w:rPr>
+              <w:rFonts w:hint="eastAsia" w:ascii="Microsoft JhengHei" w:hAnsi="Microsoft JhengHei" w:eastAsia="Microsoft JhengHei" w:cs="Microsoft JhengHei"/>
               <w:szCs w:val="24"/>
             </w:rPr>
             <w:fldChar w:fldCharType="separate"/>
@@ -2720,7 +2751,7 @@
             <w:fldChar w:fldCharType="begin"/>
           </w:r>
           <w:r>
-            <w:instrText xml:space="preserve"> PAGEREF _Toc27568 \h </w:instrText>
+            <w:instrText xml:space="preserve"> PAGEREF _Toc2903 \h </w:instrText>
           </w:r>
           <w:r>
             <w:fldChar w:fldCharType="separate"/>
@@ -2733,7 +2764,7 @@
           </w:r>
           <w:r>
             <w:rPr>
-              <w:rFonts w:ascii="Microsoft JhengHei" w:eastAsia="Microsoft JhengHei" w:hAnsi="Microsoft JhengHei" w:cs="Microsoft JhengHei" w:hint="eastAsia"/>
+              <w:rFonts w:hint="eastAsia" w:ascii="Microsoft JhengHei" w:hAnsi="Microsoft JhengHei" w:eastAsia="Microsoft JhengHei" w:cs="Microsoft JhengHei"/>
               <w:szCs w:val="24"/>
             </w:rPr>
             <w:fldChar w:fldCharType="end"/>
@@ -2741,28 +2772,28 @@
         </w:p>
         <w:p>
           <w:pPr>
-            <w:pStyle w:val="TOC3"/>
+            <w:pStyle w:val="16"/>
             <w:tabs>
               <w:tab w:val="right" w:leader="dot" w:pos="9082"/>
             </w:tabs>
           </w:pPr>
           <w:r>
             <w:rPr>
-              <w:rFonts w:ascii="Microsoft JhengHei" w:eastAsia="Microsoft JhengHei" w:hAnsi="Microsoft JhengHei" w:cs="Microsoft JhengHei" w:hint="eastAsia"/>
+              <w:rFonts w:hint="eastAsia" w:ascii="Microsoft JhengHei" w:hAnsi="Microsoft JhengHei" w:eastAsia="Microsoft JhengHei" w:cs="Microsoft JhengHei"/>
               <w:szCs w:val="24"/>
             </w:rPr>
             <w:fldChar w:fldCharType="begin"/>
           </w:r>
           <w:r>
             <w:rPr>
-              <w:rFonts w:ascii="Microsoft JhengHei" w:eastAsia="Microsoft JhengHei" w:hAnsi="Microsoft JhengHei" w:cs="Microsoft JhengHei" w:hint="eastAsia"/>
-              <w:szCs w:val="24"/>
-            </w:rPr>
-            <w:instrText xml:space="preserve"> HYPERLINK \l _Toc18392 </w:instrText>
-          </w:r>
-          <w:r>
-            <w:rPr>
-              <w:rFonts w:ascii="Microsoft JhengHei" w:eastAsia="Microsoft JhengHei" w:hAnsi="Microsoft JhengHei" w:cs="Microsoft JhengHei" w:hint="eastAsia"/>
+              <w:rFonts w:hint="eastAsia" w:ascii="Microsoft JhengHei" w:hAnsi="Microsoft JhengHei" w:eastAsia="Microsoft JhengHei" w:cs="Microsoft JhengHei"/>
+              <w:szCs w:val="24"/>
+            </w:rPr>
+            <w:instrText xml:space="preserve"> HYPERLINK \l _Toc21637 </w:instrText>
+          </w:r>
+          <w:r>
+            <w:rPr>
+              <w:rFonts w:hint="eastAsia" w:ascii="Microsoft JhengHei" w:hAnsi="Microsoft JhengHei" w:eastAsia="Microsoft JhengHei" w:cs="Microsoft JhengHei"/>
               <w:szCs w:val="24"/>
             </w:rPr>
             <w:fldChar w:fldCharType="separate"/>
@@ -2783,7 +2814,7 @@
             <w:fldChar w:fldCharType="begin"/>
           </w:r>
           <w:r>
-            <w:instrText xml:space="preserve"> PAGEREF _Toc18392 \h </w:instrText>
+            <w:instrText xml:space="preserve"> PAGEREF _Toc21637 \h </w:instrText>
           </w:r>
           <w:r>
             <w:fldChar w:fldCharType="separate"/>
@@ -2796,7 +2827,7 @@
           </w:r>
           <w:r>
             <w:rPr>
-              <w:rFonts w:ascii="Microsoft JhengHei" w:eastAsia="Microsoft JhengHei" w:hAnsi="Microsoft JhengHei" w:cs="Microsoft JhengHei" w:hint="eastAsia"/>
+              <w:rFonts w:hint="eastAsia" w:ascii="Microsoft JhengHei" w:hAnsi="Microsoft JhengHei" w:eastAsia="Microsoft JhengHei" w:cs="Microsoft JhengHei"/>
               <w:szCs w:val="24"/>
             </w:rPr>
             <w:fldChar w:fldCharType="end"/>
@@ -2804,28 +2835,28 @@
         </w:p>
         <w:p>
           <w:pPr>
-            <w:pStyle w:val="TOC3"/>
+            <w:pStyle w:val="16"/>
             <w:tabs>
               <w:tab w:val="right" w:leader="dot" w:pos="9082"/>
             </w:tabs>
           </w:pPr>
           <w:r>
             <w:rPr>
-              <w:rFonts w:ascii="Microsoft JhengHei" w:eastAsia="Microsoft JhengHei" w:hAnsi="Microsoft JhengHei" w:cs="Microsoft JhengHei" w:hint="eastAsia"/>
+              <w:rFonts w:hint="eastAsia" w:ascii="Microsoft JhengHei" w:hAnsi="Microsoft JhengHei" w:eastAsia="Microsoft JhengHei" w:cs="Microsoft JhengHei"/>
               <w:szCs w:val="24"/>
             </w:rPr>
             <w:fldChar w:fldCharType="begin"/>
           </w:r>
           <w:r>
             <w:rPr>
-              <w:rFonts w:ascii="Microsoft JhengHei" w:eastAsia="Microsoft JhengHei" w:hAnsi="Microsoft JhengHei" w:cs="Microsoft JhengHei" w:hint="eastAsia"/>
-              <w:szCs w:val="24"/>
-            </w:rPr>
-            <w:instrText xml:space="preserve"> HYPERLINK \l _Toc28068 </w:instrText>
-          </w:r>
-          <w:r>
-            <w:rPr>
-              <w:rFonts w:ascii="Microsoft JhengHei" w:eastAsia="Microsoft JhengHei" w:hAnsi="Microsoft JhengHei" w:cs="Microsoft JhengHei" w:hint="eastAsia"/>
+              <w:rFonts w:hint="eastAsia" w:ascii="Microsoft JhengHei" w:hAnsi="Microsoft JhengHei" w:eastAsia="Microsoft JhengHei" w:cs="Microsoft JhengHei"/>
+              <w:szCs w:val="24"/>
+            </w:rPr>
+            <w:instrText xml:space="preserve"> HYPERLINK \l _Toc9259 </w:instrText>
+          </w:r>
+          <w:r>
+            <w:rPr>
+              <w:rFonts w:hint="eastAsia" w:ascii="Microsoft JhengHei" w:hAnsi="Microsoft JhengHei" w:eastAsia="Microsoft JhengHei" w:cs="Microsoft JhengHei"/>
               <w:szCs w:val="24"/>
             </w:rPr>
             <w:fldChar w:fldCharType="separate"/>
@@ -2846,7 +2877,7 @@
             <w:fldChar w:fldCharType="begin"/>
           </w:r>
           <w:r>
-            <w:instrText xml:space="preserve"> PAGEREF _Toc28068 \h </w:instrText>
+            <w:instrText xml:space="preserve"> PAGEREF _Toc9259 \h </w:instrText>
           </w:r>
           <w:r>
             <w:fldChar w:fldCharType="separate"/>
@@ -2859,7 +2890,7 @@
           </w:r>
           <w:r>
             <w:rPr>
-              <w:rFonts w:ascii="Microsoft JhengHei" w:eastAsia="Microsoft JhengHei" w:hAnsi="Microsoft JhengHei" w:cs="Microsoft JhengHei" w:hint="eastAsia"/>
+              <w:rFonts w:hint="eastAsia" w:ascii="Microsoft JhengHei" w:hAnsi="Microsoft JhengHei" w:eastAsia="Microsoft JhengHei" w:cs="Microsoft JhengHei"/>
               <w:szCs w:val="24"/>
             </w:rPr>
             <w:fldChar w:fldCharType="end"/>
@@ -2867,28 +2898,28 @@
         </w:p>
         <w:p>
           <w:pPr>
-            <w:pStyle w:val="TOC3"/>
+            <w:pStyle w:val="16"/>
             <w:tabs>
               <w:tab w:val="right" w:leader="dot" w:pos="9082"/>
             </w:tabs>
           </w:pPr>
           <w:r>
             <w:rPr>
-              <w:rFonts w:ascii="Microsoft JhengHei" w:eastAsia="Microsoft JhengHei" w:hAnsi="Microsoft JhengHei" w:cs="Microsoft JhengHei" w:hint="eastAsia"/>
+              <w:rFonts w:hint="eastAsia" w:ascii="Microsoft JhengHei" w:hAnsi="Microsoft JhengHei" w:eastAsia="Microsoft JhengHei" w:cs="Microsoft JhengHei"/>
               <w:szCs w:val="24"/>
             </w:rPr>
             <w:fldChar w:fldCharType="begin"/>
           </w:r>
           <w:r>
             <w:rPr>
-              <w:rFonts w:ascii="Microsoft JhengHei" w:eastAsia="Microsoft JhengHei" w:hAnsi="Microsoft JhengHei" w:cs="Microsoft JhengHei" w:hint="eastAsia"/>
-              <w:szCs w:val="24"/>
-            </w:rPr>
-            <w:instrText xml:space="preserve"> HYPERLINK \l _Toc7205 </w:instrText>
-          </w:r>
-          <w:r>
-            <w:rPr>
-              <w:rFonts w:ascii="Microsoft JhengHei" w:eastAsia="Microsoft JhengHei" w:hAnsi="Microsoft JhengHei" w:cs="Microsoft JhengHei" w:hint="eastAsia"/>
+              <w:rFonts w:hint="eastAsia" w:ascii="Microsoft JhengHei" w:hAnsi="Microsoft JhengHei" w:eastAsia="Microsoft JhengHei" w:cs="Microsoft JhengHei"/>
+              <w:szCs w:val="24"/>
+            </w:rPr>
+            <w:instrText xml:space="preserve"> HYPERLINK \l _Toc17561 </w:instrText>
+          </w:r>
+          <w:r>
+            <w:rPr>
+              <w:rFonts w:hint="eastAsia" w:ascii="Microsoft JhengHei" w:hAnsi="Microsoft JhengHei" w:eastAsia="Microsoft JhengHei" w:cs="Microsoft JhengHei"/>
               <w:szCs w:val="24"/>
             </w:rPr>
             <w:fldChar w:fldCharType="separate"/>
@@ -2909,7 +2940,7 @@
             <w:fldChar w:fldCharType="begin"/>
           </w:r>
           <w:r>
-            <w:instrText xml:space="preserve"> PAGEREF _Toc7205 \h </w:instrText>
+            <w:instrText xml:space="preserve"> PAGEREF _Toc17561 \h </w:instrText>
           </w:r>
           <w:r>
             <w:fldChar w:fldCharType="separate"/>
@@ -2922,7 +2953,7 @@
           </w:r>
           <w:r>
             <w:rPr>
-              <w:rFonts w:ascii="Microsoft JhengHei" w:eastAsia="Microsoft JhengHei" w:hAnsi="Microsoft JhengHei" w:cs="Microsoft JhengHei" w:hint="eastAsia"/>
+              <w:rFonts w:hint="eastAsia" w:ascii="Microsoft JhengHei" w:hAnsi="Microsoft JhengHei" w:eastAsia="Microsoft JhengHei" w:cs="Microsoft JhengHei"/>
               <w:szCs w:val="24"/>
             </w:rPr>
             <w:fldChar w:fldCharType="end"/>
@@ -2930,28 +2961,28 @@
         </w:p>
         <w:p>
           <w:pPr>
-            <w:pStyle w:val="TOC3"/>
+            <w:pStyle w:val="16"/>
             <w:tabs>
               <w:tab w:val="right" w:leader="dot" w:pos="9082"/>
             </w:tabs>
           </w:pPr>
           <w:r>
             <w:rPr>
-              <w:rFonts w:ascii="Microsoft JhengHei" w:eastAsia="Microsoft JhengHei" w:hAnsi="Microsoft JhengHei" w:cs="Microsoft JhengHei" w:hint="eastAsia"/>
+              <w:rFonts w:hint="eastAsia" w:ascii="Microsoft JhengHei" w:hAnsi="Microsoft JhengHei" w:eastAsia="Microsoft JhengHei" w:cs="Microsoft JhengHei"/>
               <w:szCs w:val="24"/>
             </w:rPr>
             <w:fldChar w:fldCharType="begin"/>
           </w:r>
           <w:r>
             <w:rPr>
-              <w:rFonts w:ascii="Microsoft JhengHei" w:eastAsia="Microsoft JhengHei" w:hAnsi="Microsoft JhengHei" w:cs="Microsoft JhengHei" w:hint="eastAsia"/>
-              <w:szCs w:val="24"/>
-            </w:rPr>
-            <w:instrText xml:space="preserve"> HYPERLINK \l _Toc1254 </w:instrText>
-          </w:r>
-          <w:r>
-            <w:rPr>
-              <w:rFonts w:ascii="Microsoft JhengHei" w:eastAsia="Microsoft JhengHei" w:hAnsi="Microsoft JhengHei" w:cs="Microsoft JhengHei" w:hint="eastAsia"/>
+              <w:rFonts w:hint="eastAsia" w:ascii="Microsoft JhengHei" w:hAnsi="Microsoft JhengHei" w:eastAsia="Microsoft JhengHei" w:cs="Microsoft JhengHei"/>
+              <w:szCs w:val="24"/>
+            </w:rPr>
+            <w:instrText xml:space="preserve"> HYPERLINK \l _Toc16986 </w:instrText>
+          </w:r>
+          <w:r>
+            <w:rPr>
+              <w:rFonts w:hint="eastAsia" w:ascii="Microsoft JhengHei" w:hAnsi="Microsoft JhengHei" w:eastAsia="Microsoft JhengHei" w:cs="Microsoft JhengHei"/>
               <w:szCs w:val="24"/>
             </w:rPr>
             <w:fldChar w:fldCharType="separate"/>
@@ -2972,7 +3003,7 @@
             <w:fldChar w:fldCharType="begin"/>
           </w:r>
           <w:r>
-            <w:instrText xml:space="preserve"> PAGEREF _Toc1254 \h </w:instrText>
+            <w:instrText xml:space="preserve"> PAGEREF _Toc16986 \h </w:instrText>
           </w:r>
           <w:r>
             <w:fldChar w:fldCharType="separate"/>
@@ -2985,7 +3016,7 @@
           </w:r>
           <w:r>
             <w:rPr>
-              <w:rFonts w:ascii="Microsoft JhengHei" w:eastAsia="Microsoft JhengHei" w:hAnsi="Microsoft JhengHei" w:cs="Microsoft JhengHei" w:hint="eastAsia"/>
+              <w:rFonts w:hint="eastAsia" w:ascii="Microsoft JhengHei" w:hAnsi="Microsoft JhengHei" w:eastAsia="Microsoft JhengHei" w:cs="Microsoft JhengHei"/>
               <w:szCs w:val="24"/>
             </w:rPr>
             <w:fldChar w:fldCharType="end"/>
@@ -2993,28 +3024,28 @@
         </w:p>
         <w:p>
           <w:pPr>
-            <w:pStyle w:val="TOC2"/>
+            <w:pStyle w:val="26"/>
             <w:tabs>
               <w:tab w:val="right" w:leader="dot" w:pos="9082"/>
             </w:tabs>
           </w:pPr>
           <w:r>
             <w:rPr>
-              <w:rFonts w:ascii="Microsoft JhengHei" w:eastAsia="Microsoft JhengHei" w:hAnsi="Microsoft JhengHei" w:cs="Microsoft JhengHei" w:hint="eastAsia"/>
+              <w:rFonts w:hint="eastAsia" w:ascii="Microsoft JhengHei" w:hAnsi="Microsoft JhengHei" w:eastAsia="Microsoft JhengHei" w:cs="Microsoft JhengHei"/>
               <w:szCs w:val="24"/>
             </w:rPr>
             <w:fldChar w:fldCharType="begin"/>
           </w:r>
           <w:r>
             <w:rPr>
-              <w:rFonts w:ascii="Microsoft JhengHei" w:eastAsia="Microsoft JhengHei" w:hAnsi="Microsoft JhengHei" w:cs="Microsoft JhengHei" w:hint="eastAsia"/>
-              <w:szCs w:val="24"/>
-            </w:rPr>
-            <w:instrText xml:space="preserve"> HYPERLINK \l _Toc12809 </w:instrText>
-          </w:r>
-          <w:r>
-            <w:rPr>
-              <w:rFonts w:ascii="Microsoft JhengHei" w:eastAsia="Microsoft JhengHei" w:hAnsi="Microsoft JhengHei" w:cs="Microsoft JhengHei" w:hint="eastAsia"/>
+              <w:rFonts w:hint="eastAsia" w:ascii="Microsoft JhengHei" w:hAnsi="Microsoft JhengHei" w:eastAsia="Microsoft JhengHei" w:cs="Microsoft JhengHei"/>
+              <w:szCs w:val="24"/>
+            </w:rPr>
+            <w:instrText xml:space="preserve"> HYPERLINK \l _Toc17510 </w:instrText>
+          </w:r>
+          <w:r>
+            <w:rPr>
+              <w:rFonts w:hint="eastAsia" w:ascii="Microsoft JhengHei" w:hAnsi="Microsoft JhengHei" w:eastAsia="Microsoft JhengHei" w:cs="Microsoft JhengHei"/>
               <w:szCs w:val="24"/>
             </w:rPr>
             <w:fldChar w:fldCharType="separate"/>
@@ -3035,7 +3066,7 @@
             <w:fldChar w:fldCharType="begin"/>
           </w:r>
           <w:r>
-            <w:instrText xml:space="preserve"> PAGEREF _Toc12809 \h </w:instrText>
+            <w:instrText xml:space="preserve"> PAGEREF _Toc17510 \h </w:instrText>
           </w:r>
           <w:r>
             <w:fldChar w:fldCharType="separate"/>
@@ -3048,7 +3079,7 @@
           </w:r>
           <w:r>
             <w:rPr>
-              <w:rFonts w:ascii="Microsoft JhengHei" w:eastAsia="Microsoft JhengHei" w:hAnsi="Microsoft JhengHei" w:cs="Microsoft JhengHei" w:hint="eastAsia"/>
+              <w:rFonts w:hint="eastAsia" w:ascii="Microsoft JhengHei" w:hAnsi="Microsoft JhengHei" w:eastAsia="Microsoft JhengHei" w:cs="Microsoft JhengHei"/>
               <w:szCs w:val="24"/>
             </w:rPr>
             <w:fldChar w:fldCharType="end"/>
@@ -3056,28 +3087,28 @@
         </w:p>
         <w:p>
           <w:pPr>
-            <w:pStyle w:val="TOC3"/>
+            <w:pStyle w:val="16"/>
             <w:tabs>
               <w:tab w:val="right" w:leader="dot" w:pos="9082"/>
             </w:tabs>
           </w:pPr>
           <w:r>
             <w:rPr>
-              <w:rFonts w:ascii="Microsoft JhengHei" w:eastAsia="Microsoft JhengHei" w:hAnsi="Microsoft JhengHei" w:cs="Microsoft JhengHei" w:hint="eastAsia"/>
+              <w:rFonts w:hint="eastAsia" w:ascii="Microsoft JhengHei" w:hAnsi="Microsoft JhengHei" w:eastAsia="Microsoft JhengHei" w:cs="Microsoft JhengHei"/>
               <w:szCs w:val="24"/>
             </w:rPr>
             <w:fldChar w:fldCharType="begin"/>
           </w:r>
           <w:r>
             <w:rPr>
-              <w:rFonts w:ascii="Microsoft JhengHei" w:eastAsia="Microsoft JhengHei" w:hAnsi="Microsoft JhengHei" w:cs="Microsoft JhengHei" w:hint="eastAsia"/>
-              <w:szCs w:val="24"/>
-            </w:rPr>
-            <w:instrText xml:space="preserve"> HYPERLINK \l _Toc26590 </w:instrText>
-          </w:r>
-          <w:r>
-            <w:rPr>
-              <w:rFonts w:ascii="Microsoft JhengHei" w:eastAsia="Microsoft JhengHei" w:hAnsi="Microsoft JhengHei" w:cs="Microsoft JhengHei" w:hint="eastAsia"/>
+              <w:rFonts w:hint="eastAsia" w:ascii="Microsoft JhengHei" w:hAnsi="Microsoft JhengHei" w:eastAsia="Microsoft JhengHei" w:cs="Microsoft JhengHei"/>
+              <w:szCs w:val="24"/>
+            </w:rPr>
+            <w:instrText xml:space="preserve"> HYPERLINK \l _Toc17161 </w:instrText>
+          </w:r>
+          <w:r>
+            <w:rPr>
+              <w:rFonts w:hint="eastAsia" w:ascii="Microsoft JhengHei" w:hAnsi="Microsoft JhengHei" w:eastAsia="Microsoft JhengHei" w:cs="Microsoft JhengHei"/>
               <w:szCs w:val="24"/>
             </w:rPr>
             <w:fldChar w:fldCharType="separate"/>
@@ -3098,7 +3129,7 @@
             <w:fldChar w:fldCharType="begin"/>
           </w:r>
           <w:r>
-            <w:instrText xml:space="preserve"> PAGEREF _Toc26590 \h </w:instrText>
+            <w:instrText xml:space="preserve"> PAGEREF _Toc17161 \h </w:instrText>
           </w:r>
           <w:r>
             <w:fldChar w:fldCharType="separate"/>
@@ -3111,7 +3142,7 @@
           </w:r>
           <w:r>
             <w:rPr>
-              <w:rFonts w:ascii="Microsoft JhengHei" w:eastAsia="Microsoft JhengHei" w:hAnsi="Microsoft JhengHei" w:cs="Microsoft JhengHei" w:hint="eastAsia"/>
+              <w:rFonts w:hint="eastAsia" w:ascii="Microsoft JhengHei" w:hAnsi="Microsoft JhengHei" w:eastAsia="Microsoft JhengHei" w:cs="Microsoft JhengHei"/>
               <w:szCs w:val="24"/>
             </w:rPr>
             <w:fldChar w:fldCharType="end"/>
@@ -3119,28 +3150,28 @@
         </w:p>
         <w:p>
           <w:pPr>
-            <w:pStyle w:val="TOC3"/>
+            <w:pStyle w:val="16"/>
             <w:tabs>
               <w:tab w:val="right" w:leader="dot" w:pos="9082"/>
             </w:tabs>
           </w:pPr>
           <w:r>
             <w:rPr>
-              <w:rFonts w:ascii="Microsoft JhengHei" w:eastAsia="Microsoft JhengHei" w:hAnsi="Microsoft JhengHei" w:cs="Microsoft JhengHei" w:hint="eastAsia"/>
+              <w:rFonts w:hint="eastAsia" w:ascii="Microsoft JhengHei" w:hAnsi="Microsoft JhengHei" w:eastAsia="Microsoft JhengHei" w:cs="Microsoft JhengHei"/>
               <w:szCs w:val="24"/>
             </w:rPr>
             <w:fldChar w:fldCharType="begin"/>
           </w:r>
           <w:r>
             <w:rPr>
-              <w:rFonts w:ascii="Microsoft JhengHei" w:eastAsia="Microsoft JhengHei" w:hAnsi="Microsoft JhengHei" w:cs="Microsoft JhengHei" w:hint="eastAsia"/>
-              <w:szCs w:val="24"/>
-            </w:rPr>
-            <w:instrText xml:space="preserve"> HYPERLINK \l _Toc29782 </w:instrText>
-          </w:r>
-          <w:r>
-            <w:rPr>
-              <w:rFonts w:ascii="Microsoft JhengHei" w:eastAsia="Microsoft JhengHei" w:hAnsi="Microsoft JhengHei" w:cs="Microsoft JhengHei" w:hint="eastAsia"/>
+              <w:rFonts w:hint="eastAsia" w:ascii="Microsoft JhengHei" w:hAnsi="Microsoft JhengHei" w:eastAsia="Microsoft JhengHei" w:cs="Microsoft JhengHei"/>
+              <w:szCs w:val="24"/>
+            </w:rPr>
+            <w:instrText xml:space="preserve"> HYPERLINK \l _Toc5308 </w:instrText>
+          </w:r>
+          <w:r>
+            <w:rPr>
+              <w:rFonts w:hint="eastAsia" w:ascii="Microsoft JhengHei" w:hAnsi="Microsoft JhengHei" w:eastAsia="Microsoft JhengHei" w:cs="Microsoft JhengHei"/>
               <w:szCs w:val="24"/>
             </w:rPr>
             <w:fldChar w:fldCharType="separate"/>
@@ -3161,7 +3192,7 @@
             <w:fldChar w:fldCharType="begin"/>
           </w:r>
           <w:r>
-            <w:instrText xml:space="preserve"> PAGEREF _Toc29782 \h </w:instrText>
+            <w:instrText xml:space="preserve"> PAGEREF _Toc5308 \h </w:instrText>
           </w:r>
           <w:r>
             <w:fldChar w:fldCharType="separate"/>
@@ -3174,7 +3205,7 @@
           </w:r>
           <w:r>
             <w:rPr>
-              <w:rFonts w:ascii="Microsoft JhengHei" w:eastAsia="Microsoft JhengHei" w:hAnsi="Microsoft JhengHei" w:cs="Microsoft JhengHei" w:hint="eastAsia"/>
+              <w:rFonts w:hint="eastAsia" w:ascii="Microsoft JhengHei" w:hAnsi="Microsoft JhengHei" w:eastAsia="Microsoft JhengHei" w:cs="Microsoft JhengHei"/>
               <w:szCs w:val="24"/>
             </w:rPr>
             <w:fldChar w:fldCharType="end"/>
@@ -3182,28 +3213,28 @@
         </w:p>
         <w:p>
           <w:pPr>
-            <w:pStyle w:val="TOC3"/>
+            <w:pStyle w:val="16"/>
             <w:tabs>
               <w:tab w:val="right" w:leader="dot" w:pos="9082"/>
             </w:tabs>
           </w:pPr>
           <w:r>
             <w:rPr>
-              <w:rFonts w:ascii="Microsoft JhengHei" w:eastAsia="Microsoft JhengHei" w:hAnsi="Microsoft JhengHei" w:cs="Microsoft JhengHei" w:hint="eastAsia"/>
+              <w:rFonts w:hint="eastAsia" w:ascii="Microsoft JhengHei" w:hAnsi="Microsoft JhengHei" w:eastAsia="Microsoft JhengHei" w:cs="Microsoft JhengHei"/>
               <w:szCs w:val="24"/>
             </w:rPr>
             <w:fldChar w:fldCharType="begin"/>
           </w:r>
           <w:r>
             <w:rPr>
-              <w:rFonts w:ascii="Microsoft JhengHei" w:eastAsia="Microsoft JhengHei" w:hAnsi="Microsoft JhengHei" w:cs="Microsoft JhengHei" w:hint="eastAsia"/>
-              <w:szCs w:val="24"/>
-            </w:rPr>
-            <w:instrText xml:space="preserve"> HYPERLINK \l _Toc21495 </w:instrText>
-          </w:r>
-          <w:r>
-            <w:rPr>
-              <w:rFonts w:ascii="Microsoft JhengHei" w:eastAsia="Microsoft JhengHei" w:hAnsi="Microsoft JhengHei" w:cs="Microsoft JhengHei" w:hint="eastAsia"/>
+              <w:rFonts w:hint="eastAsia" w:ascii="Microsoft JhengHei" w:hAnsi="Microsoft JhengHei" w:eastAsia="Microsoft JhengHei" w:cs="Microsoft JhengHei"/>
+              <w:szCs w:val="24"/>
+            </w:rPr>
+            <w:instrText xml:space="preserve"> HYPERLINK \l _Toc25338 </w:instrText>
+          </w:r>
+          <w:r>
+            <w:rPr>
+              <w:rFonts w:hint="eastAsia" w:ascii="Microsoft JhengHei" w:hAnsi="Microsoft JhengHei" w:eastAsia="Microsoft JhengHei" w:cs="Microsoft JhengHei"/>
               <w:szCs w:val="24"/>
             </w:rPr>
             <w:fldChar w:fldCharType="separate"/>
@@ -3224,7 +3255,7 @@
             <w:fldChar w:fldCharType="begin"/>
           </w:r>
           <w:r>
-            <w:instrText xml:space="preserve"> PAGEREF _Toc21495 \h </w:instrText>
+            <w:instrText xml:space="preserve"> PAGEREF _Toc25338 \h </w:instrText>
           </w:r>
           <w:r>
             <w:fldChar w:fldCharType="separate"/>
@@ -3237,7 +3268,7 @@
           </w:r>
           <w:r>
             <w:rPr>
-              <w:rFonts w:ascii="Microsoft JhengHei" w:eastAsia="Microsoft JhengHei" w:hAnsi="Microsoft JhengHei" w:cs="Microsoft JhengHei" w:hint="eastAsia"/>
+              <w:rFonts w:hint="eastAsia" w:ascii="Microsoft JhengHei" w:hAnsi="Microsoft JhengHei" w:eastAsia="Microsoft JhengHei" w:cs="Microsoft JhengHei"/>
               <w:szCs w:val="24"/>
             </w:rPr>
             <w:fldChar w:fldCharType="end"/>
@@ -3245,28 +3276,28 @@
         </w:p>
         <w:p>
           <w:pPr>
-            <w:pStyle w:val="TOC3"/>
+            <w:pStyle w:val="16"/>
             <w:tabs>
               <w:tab w:val="right" w:leader="dot" w:pos="9082"/>
             </w:tabs>
           </w:pPr>
           <w:r>
             <w:rPr>
-              <w:rFonts w:ascii="Microsoft JhengHei" w:eastAsia="Microsoft JhengHei" w:hAnsi="Microsoft JhengHei" w:cs="Microsoft JhengHei" w:hint="eastAsia"/>
+              <w:rFonts w:hint="eastAsia" w:ascii="Microsoft JhengHei" w:hAnsi="Microsoft JhengHei" w:eastAsia="Microsoft JhengHei" w:cs="Microsoft JhengHei"/>
               <w:szCs w:val="24"/>
             </w:rPr>
             <w:fldChar w:fldCharType="begin"/>
           </w:r>
           <w:r>
             <w:rPr>
-              <w:rFonts w:ascii="Microsoft JhengHei" w:eastAsia="Microsoft JhengHei" w:hAnsi="Microsoft JhengHei" w:cs="Microsoft JhengHei" w:hint="eastAsia"/>
-              <w:szCs w:val="24"/>
-            </w:rPr>
-            <w:instrText xml:space="preserve"> HYPERLINK \l _Toc14628 </w:instrText>
-          </w:r>
-          <w:r>
-            <w:rPr>
-              <w:rFonts w:ascii="Microsoft JhengHei" w:eastAsia="Microsoft JhengHei" w:hAnsi="Microsoft JhengHei" w:cs="Microsoft JhengHei" w:hint="eastAsia"/>
+              <w:rFonts w:hint="eastAsia" w:ascii="Microsoft JhengHei" w:hAnsi="Microsoft JhengHei" w:eastAsia="Microsoft JhengHei" w:cs="Microsoft JhengHei"/>
+              <w:szCs w:val="24"/>
+            </w:rPr>
+            <w:instrText xml:space="preserve"> HYPERLINK \l _Toc27048 </w:instrText>
+          </w:r>
+          <w:r>
+            <w:rPr>
+              <w:rFonts w:hint="eastAsia" w:ascii="Microsoft JhengHei" w:hAnsi="Microsoft JhengHei" w:eastAsia="Microsoft JhengHei" w:cs="Microsoft JhengHei"/>
               <w:szCs w:val="24"/>
             </w:rPr>
             <w:fldChar w:fldCharType="separate"/>
@@ -3287,7 +3318,7 @@
             <w:fldChar w:fldCharType="begin"/>
           </w:r>
           <w:r>
-            <w:instrText xml:space="preserve"> PAGEREF _Toc14628 \h </w:instrText>
+            <w:instrText xml:space="preserve"> PAGEREF _Toc27048 \h </w:instrText>
           </w:r>
           <w:r>
             <w:fldChar w:fldCharType="separate"/>
@@ -3300,7 +3331,7 @@
           </w:r>
           <w:r>
             <w:rPr>
-              <w:rFonts w:ascii="Microsoft JhengHei" w:eastAsia="Microsoft JhengHei" w:hAnsi="Microsoft JhengHei" w:cs="Microsoft JhengHei" w:hint="eastAsia"/>
+              <w:rFonts w:hint="eastAsia" w:ascii="Microsoft JhengHei" w:hAnsi="Microsoft JhengHei" w:eastAsia="Microsoft JhengHei" w:cs="Microsoft JhengHei"/>
               <w:szCs w:val="24"/>
             </w:rPr>
             <w:fldChar w:fldCharType="end"/>
@@ -3308,28 +3339,28 @@
         </w:p>
         <w:p>
           <w:pPr>
-            <w:pStyle w:val="TOC2"/>
+            <w:pStyle w:val="26"/>
             <w:tabs>
               <w:tab w:val="right" w:leader="dot" w:pos="9082"/>
             </w:tabs>
           </w:pPr>
           <w:r>
             <w:rPr>
-              <w:rFonts w:ascii="Microsoft JhengHei" w:eastAsia="Microsoft JhengHei" w:hAnsi="Microsoft JhengHei" w:cs="Microsoft JhengHei" w:hint="eastAsia"/>
+              <w:rFonts w:hint="eastAsia" w:ascii="Microsoft JhengHei" w:hAnsi="Microsoft JhengHei" w:eastAsia="Microsoft JhengHei" w:cs="Microsoft JhengHei"/>
               <w:szCs w:val="24"/>
             </w:rPr>
             <w:fldChar w:fldCharType="begin"/>
           </w:r>
           <w:r>
             <w:rPr>
-              <w:rFonts w:ascii="Microsoft JhengHei" w:eastAsia="Microsoft JhengHei" w:hAnsi="Microsoft JhengHei" w:cs="Microsoft JhengHei" w:hint="eastAsia"/>
-              <w:szCs w:val="24"/>
-            </w:rPr>
-            <w:instrText xml:space="preserve"> HYPERLINK \l _Toc992 </w:instrText>
-          </w:r>
-          <w:r>
-            <w:rPr>
-              <w:rFonts w:ascii="Microsoft JhengHei" w:eastAsia="Microsoft JhengHei" w:hAnsi="Microsoft JhengHei" w:cs="Microsoft JhengHei" w:hint="eastAsia"/>
+              <w:rFonts w:hint="eastAsia" w:ascii="Microsoft JhengHei" w:hAnsi="Microsoft JhengHei" w:eastAsia="Microsoft JhengHei" w:cs="Microsoft JhengHei"/>
+              <w:szCs w:val="24"/>
+            </w:rPr>
+            <w:instrText xml:space="preserve"> HYPERLINK \l _Toc3864 </w:instrText>
+          </w:r>
+          <w:r>
+            <w:rPr>
+              <w:rFonts w:hint="eastAsia" w:ascii="Microsoft JhengHei" w:hAnsi="Microsoft JhengHei" w:eastAsia="Microsoft JhengHei" w:cs="Microsoft JhengHei"/>
               <w:szCs w:val="24"/>
             </w:rPr>
             <w:fldChar w:fldCharType="separate"/>
@@ -3350,7 +3381,7 @@
             <w:fldChar w:fldCharType="begin"/>
           </w:r>
           <w:r>
-            <w:instrText xml:space="preserve"> PAGEREF _Toc992 \h </w:instrText>
+            <w:instrText xml:space="preserve"> PAGEREF _Toc3864 \h </w:instrText>
           </w:r>
           <w:r>
             <w:fldChar w:fldCharType="separate"/>
@@ -3363,7 +3394,7 @@
           </w:r>
           <w:r>
             <w:rPr>
-              <w:rFonts w:ascii="Microsoft JhengHei" w:eastAsia="Microsoft JhengHei" w:hAnsi="Microsoft JhengHei" w:cs="Microsoft JhengHei" w:hint="eastAsia"/>
+              <w:rFonts w:hint="eastAsia" w:ascii="Microsoft JhengHei" w:hAnsi="Microsoft JhengHei" w:eastAsia="Microsoft JhengHei" w:cs="Microsoft JhengHei"/>
               <w:szCs w:val="24"/>
             </w:rPr>
             <w:fldChar w:fldCharType="end"/>
@@ -3371,28 +3402,28 @@
         </w:p>
         <w:p>
           <w:pPr>
-            <w:pStyle w:val="TOC3"/>
+            <w:pStyle w:val="16"/>
             <w:tabs>
               <w:tab w:val="right" w:leader="dot" w:pos="9082"/>
             </w:tabs>
           </w:pPr>
           <w:r>
             <w:rPr>
-              <w:rFonts w:ascii="Microsoft JhengHei" w:eastAsia="Microsoft JhengHei" w:hAnsi="Microsoft JhengHei" w:cs="Microsoft JhengHei" w:hint="eastAsia"/>
+              <w:rFonts w:hint="eastAsia" w:ascii="Microsoft JhengHei" w:hAnsi="Microsoft JhengHei" w:eastAsia="Microsoft JhengHei" w:cs="Microsoft JhengHei"/>
               <w:szCs w:val="24"/>
             </w:rPr>
             <w:fldChar w:fldCharType="begin"/>
           </w:r>
           <w:r>
             <w:rPr>
-              <w:rFonts w:ascii="Microsoft JhengHei" w:eastAsia="Microsoft JhengHei" w:hAnsi="Microsoft JhengHei" w:cs="Microsoft JhengHei" w:hint="eastAsia"/>
-              <w:szCs w:val="24"/>
-            </w:rPr>
-            <w:instrText xml:space="preserve"> HYPERLINK \l _Toc24977 </w:instrText>
-          </w:r>
-          <w:r>
-            <w:rPr>
-              <w:rFonts w:ascii="Microsoft JhengHei" w:eastAsia="Microsoft JhengHei" w:hAnsi="Microsoft JhengHei" w:cs="Microsoft JhengHei" w:hint="eastAsia"/>
+              <w:rFonts w:hint="eastAsia" w:ascii="Microsoft JhengHei" w:hAnsi="Microsoft JhengHei" w:eastAsia="Microsoft JhengHei" w:cs="Microsoft JhengHei"/>
+              <w:szCs w:val="24"/>
+            </w:rPr>
+            <w:instrText xml:space="preserve"> HYPERLINK \l _Toc2381 </w:instrText>
+          </w:r>
+          <w:r>
+            <w:rPr>
+              <w:rFonts w:hint="eastAsia" w:ascii="Microsoft JhengHei" w:hAnsi="Microsoft JhengHei" w:eastAsia="Microsoft JhengHei" w:cs="Microsoft JhengHei"/>
               <w:szCs w:val="24"/>
             </w:rPr>
             <w:fldChar w:fldCharType="separate"/>
@@ -3413,7 +3444,7 @@
             <w:fldChar w:fldCharType="begin"/>
           </w:r>
           <w:r>
-            <w:instrText xml:space="preserve"> PAGEREF _Toc24977 \h </w:instrText>
+            <w:instrText xml:space="preserve"> PAGEREF _Toc2381 \h </w:instrText>
           </w:r>
           <w:r>
             <w:fldChar w:fldCharType="separate"/>
@@ -3426,7 +3457,7 @@
           </w:r>
           <w:r>
             <w:rPr>
-              <w:rFonts w:ascii="Microsoft JhengHei" w:eastAsia="Microsoft JhengHei" w:hAnsi="Microsoft JhengHei" w:cs="Microsoft JhengHei" w:hint="eastAsia"/>
+              <w:rFonts w:hint="eastAsia" w:ascii="Microsoft JhengHei" w:hAnsi="Microsoft JhengHei" w:eastAsia="Microsoft JhengHei" w:cs="Microsoft JhengHei"/>
               <w:szCs w:val="24"/>
             </w:rPr>
             <w:fldChar w:fldCharType="end"/>
@@ -3434,28 +3465,28 @@
         </w:p>
         <w:p>
           <w:pPr>
-            <w:pStyle w:val="TOC3"/>
+            <w:pStyle w:val="16"/>
             <w:tabs>
               <w:tab w:val="right" w:leader="dot" w:pos="9082"/>
             </w:tabs>
           </w:pPr>
           <w:r>
             <w:rPr>
-              <w:rFonts w:ascii="Microsoft JhengHei" w:eastAsia="Microsoft JhengHei" w:hAnsi="Microsoft JhengHei" w:cs="Microsoft JhengHei" w:hint="eastAsia"/>
+              <w:rFonts w:hint="eastAsia" w:ascii="Microsoft JhengHei" w:hAnsi="Microsoft JhengHei" w:eastAsia="Microsoft JhengHei" w:cs="Microsoft JhengHei"/>
               <w:szCs w:val="24"/>
             </w:rPr>
             <w:fldChar w:fldCharType="begin"/>
           </w:r>
           <w:r>
             <w:rPr>
-              <w:rFonts w:ascii="Microsoft JhengHei" w:eastAsia="Microsoft JhengHei" w:hAnsi="Microsoft JhengHei" w:cs="Microsoft JhengHei" w:hint="eastAsia"/>
-              <w:szCs w:val="24"/>
-            </w:rPr>
-            <w:instrText xml:space="preserve"> HYPERLINK \l _Toc18622 </w:instrText>
-          </w:r>
-          <w:r>
-            <w:rPr>
-              <w:rFonts w:ascii="Microsoft JhengHei" w:eastAsia="Microsoft JhengHei" w:hAnsi="Microsoft JhengHei" w:cs="Microsoft JhengHei" w:hint="eastAsia"/>
+              <w:rFonts w:hint="eastAsia" w:ascii="Microsoft JhengHei" w:hAnsi="Microsoft JhengHei" w:eastAsia="Microsoft JhengHei" w:cs="Microsoft JhengHei"/>
+              <w:szCs w:val="24"/>
+            </w:rPr>
+            <w:instrText xml:space="preserve"> HYPERLINK \l _Toc22094 </w:instrText>
+          </w:r>
+          <w:r>
+            <w:rPr>
+              <w:rFonts w:hint="eastAsia" w:ascii="Microsoft JhengHei" w:hAnsi="Microsoft JhengHei" w:eastAsia="Microsoft JhengHei" w:cs="Microsoft JhengHei"/>
               <w:szCs w:val="24"/>
             </w:rPr>
             <w:fldChar w:fldCharType="separate"/>
@@ -3476,7 +3507,7 @@
             <w:fldChar w:fldCharType="begin"/>
           </w:r>
           <w:r>
-            <w:instrText xml:space="preserve"> PAGEREF _Toc18622 \h </w:instrText>
+            <w:instrText xml:space="preserve"> PAGEREF _Toc22094 \h </w:instrText>
           </w:r>
           <w:r>
             <w:fldChar w:fldCharType="separate"/>
@@ -3489,7 +3520,7 @@
           </w:r>
           <w:r>
             <w:rPr>
-              <w:rFonts w:ascii="Microsoft JhengHei" w:eastAsia="Microsoft JhengHei" w:hAnsi="Microsoft JhengHei" w:cs="Microsoft JhengHei" w:hint="eastAsia"/>
+              <w:rFonts w:hint="eastAsia" w:ascii="Microsoft JhengHei" w:hAnsi="Microsoft JhengHei" w:eastAsia="Microsoft JhengHei" w:cs="Microsoft JhengHei"/>
               <w:szCs w:val="24"/>
             </w:rPr>
             <w:fldChar w:fldCharType="end"/>
@@ -3497,28 +3528,28 @@
         </w:p>
         <w:p>
           <w:pPr>
-            <w:pStyle w:val="TOC3"/>
+            <w:pStyle w:val="16"/>
             <w:tabs>
               <w:tab w:val="right" w:leader="dot" w:pos="9082"/>
             </w:tabs>
           </w:pPr>
           <w:r>
             <w:rPr>
-              <w:rFonts w:ascii="Microsoft JhengHei" w:eastAsia="Microsoft JhengHei" w:hAnsi="Microsoft JhengHei" w:cs="Microsoft JhengHei" w:hint="eastAsia"/>
+              <w:rFonts w:hint="eastAsia" w:ascii="Microsoft JhengHei" w:hAnsi="Microsoft JhengHei" w:eastAsia="Microsoft JhengHei" w:cs="Microsoft JhengHei"/>
               <w:szCs w:val="24"/>
             </w:rPr>
             <w:fldChar w:fldCharType="begin"/>
           </w:r>
           <w:r>
             <w:rPr>
-              <w:rFonts w:ascii="Microsoft JhengHei" w:eastAsia="Microsoft JhengHei" w:hAnsi="Microsoft JhengHei" w:cs="Microsoft JhengHei" w:hint="eastAsia"/>
-              <w:szCs w:val="24"/>
-            </w:rPr>
-            <w:instrText xml:space="preserve"> HYPERLINK \l _Toc9386 </w:instrText>
-          </w:r>
-          <w:r>
-            <w:rPr>
-              <w:rFonts w:ascii="Microsoft JhengHei" w:eastAsia="Microsoft JhengHei" w:hAnsi="Microsoft JhengHei" w:cs="Microsoft JhengHei" w:hint="eastAsia"/>
+              <w:rFonts w:hint="eastAsia" w:ascii="Microsoft JhengHei" w:hAnsi="Microsoft JhengHei" w:eastAsia="Microsoft JhengHei" w:cs="Microsoft JhengHei"/>
+              <w:szCs w:val="24"/>
+            </w:rPr>
+            <w:instrText xml:space="preserve"> HYPERLINK \l _Toc2777 </w:instrText>
+          </w:r>
+          <w:r>
+            <w:rPr>
+              <w:rFonts w:hint="eastAsia" w:ascii="Microsoft JhengHei" w:hAnsi="Microsoft JhengHei" w:eastAsia="Microsoft JhengHei" w:cs="Microsoft JhengHei"/>
               <w:szCs w:val="24"/>
             </w:rPr>
             <w:fldChar w:fldCharType="separate"/>
@@ -3539,7 +3570,7 @@
             <w:fldChar w:fldCharType="begin"/>
           </w:r>
           <w:r>
-            <w:instrText xml:space="preserve"> PAGEREF _Toc9386 \h </w:instrText>
+            <w:instrText xml:space="preserve"> PAGEREF _Toc2777 \h </w:instrText>
           </w:r>
           <w:r>
             <w:fldChar w:fldCharType="separate"/>
@@ -3552,7 +3583,7 @@
           </w:r>
           <w:r>
             <w:rPr>
-              <w:rFonts w:ascii="Microsoft JhengHei" w:eastAsia="Microsoft JhengHei" w:hAnsi="Microsoft JhengHei" w:cs="Microsoft JhengHei" w:hint="eastAsia"/>
+              <w:rFonts w:hint="eastAsia" w:ascii="Microsoft JhengHei" w:hAnsi="Microsoft JhengHei" w:eastAsia="Microsoft JhengHei" w:cs="Microsoft JhengHei"/>
               <w:szCs w:val="24"/>
             </w:rPr>
             <w:fldChar w:fldCharType="end"/>
@@ -3560,28 +3591,28 @@
         </w:p>
         <w:p>
           <w:pPr>
-            <w:pStyle w:val="TOC3"/>
+            <w:pStyle w:val="16"/>
             <w:tabs>
               <w:tab w:val="right" w:leader="dot" w:pos="9082"/>
             </w:tabs>
           </w:pPr>
           <w:r>
             <w:rPr>
-              <w:rFonts w:ascii="Microsoft JhengHei" w:eastAsia="Microsoft JhengHei" w:hAnsi="Microsoft JhengHei" w:cs="Microsoft JhengHei" w:hint="eastAsia"/>
+              <w:rFonts w:hint="eastAsia" w:ascii="Microsoft JhengHei" w:hAnsi="Microsoft JhengHei" w:eastAsia="Microsoft JhengHei" w:cs="Microsoft JhengHei"/>
               <w:szCs w:val="24"/>
             </w:rPr>
             <w:fldChar w:fldCharType="begin"/>
           </w:r>
           <w:r>
             <w:rPr>
-              <w:rFonts w:ascii="Microsoft JhengHei" w:eastAsia="Microsoft JhengHei" w:hAnsi="Microsoft JhengHei" w:cs="Microsoft JhengHei" w:hint="eastAsia"/>
-              <w:szCs w:val="24"/>
-            </w:rPr>
-            <w:instrText xml:space="preserve"> HYPERLINK \l _Toc26107 </w:instrText>
-          </w:r>
-          <w:r>
-            <w:rPr>
-              <w:rFonts w:ascii="Microsoft JhengHei" w:eastAsia="Microsoft JhengHei" w:hAnsi="Microsoft JhengHei" w:cs="Microsoft JhengHei" w:hint="eastAsia"/>
+              <w:rFonts w:hint="eastAsia" w:ascii="Microsoft JhengHei" w:hAnsi="Microsoft JhengHei" w:eastAsia="Microsoft JhengHei" w:cs="Microsoft JhengHei"/>
+              <w:szCs w:val="24"/>
+            </w:rPr>
+            <w:instrText xml:space="preserve"> HYPERLINK \l _Toc28480 </w:instrText>
+          </w:r>
+          <w:r>
+            <w:rPr>
+              <w:rFonts w:hint="eastAsia" w:ascii="Microsoft JhengHei" w:hAnsi="Microsoft JhengHei" w:eastAsia="Microsoft JhengHei" w:cs="Microsoft JhengHei"/>
               <w:szCs w:val="24"/>
             </w:rPr>
             <w:fldChar w:fldCharType="separate"/>
@@ -3602,7 +3633,7 @@
             <w:fldChar w:fldCharType="begin"/>
           </w:r>
           <w:r>
-            <w:instrText xml:space="preserve"> PAGEREF _Toc26107 \h </w:instrText>
+            <w:instrText xml:space="preserve"> PAGEREF _Toc28480 \h </w:instrText>
           </w:r>
           <w:r>
             <w:fldChar w:fldCharType="separate"/>
@@ -3615,7 +3646,7 @@
           </w:r>
           <w:r>
             <w:rPr>
-              <w:rFonts w:ascii="Microsoft JhengHei" w:eastAsia="Microsoft JhengHei" w:hAnsi="Microsoft JhengHei" w:cs="Microsoft JhengHei" w:hint="eastAsia"/>
+              <w:rFonts w:hint="eastAsia" w:ascii="Microsoft JhengHei" w:hAnsi="Microsoft JhengHei" w:eastAsia="Microsoft JhengHei" w:cs="Microsoft JhengHei"/>
               <w:szCs w:val="24"/>
             </w:rPr>
             <w:fldChar w:fldCharType="end"/>
@@ -3623,28 +3654,28 @@
         </w:p>
         <w:p>
           <w:pPr>
-            <w:pStyle w:val="TOC2"/>
+            <w:pStyle w:val="26"/>
             <w:tabs>
               <w:tab w:val="right" w:leader="dot" w:pos="9082"/>
             </w:tabs>
           </w:pPr>
           <w:r>
             <w:rPr>
-              <w:rFonts w:ascii="Microsoft JhengHei" w:eastAsia="Microsoft JhengHei" w:hAnsi="Microsoft JhengHei" w:cs="Microsoft JhengHei" w:hint="eastAsia"/>
+              <w:rFonts w:hint="eastAsia" w:ascii="Microsoft JhengHei" w:hAnsi="Microsoft JhengHei" w:eastAsia="Microsoft JhengHei" w:cs="Microsoft JhengHei"/>
               <w:szCs w:val="24"/>
             </w:rPr>
             <w:fldChar w:fldCharType="begin"/>
           </w:r>
           <w:r>
             <w:rPr>
-              <w:rFonts w:ascii="Microsoft JhengHei" w:eastAsia="Microsoft JhengHei" w:hAnsi="Microsoft JhengHei" w:cs="Microsoft JhengHei" w:hint="eastAsia"/>
-              <w:szCs w:val="24"/>
-            </w:rPr>
-            <w:instrText xml:space="preserve"> HYPERLINK \l _Toc18041 </w:instrText>
-          </w:r>
-          <w:r>
-            <w:rPr>
-              <w:rFonts w:ascii="Microsoft JhengHei" w:eastAsia="Microsoft JhengHei" w:hAnsi="Microsoft JhengHei" w:cs="Microsoft JhengHei" w:hint="eastAsia"/>
+              <w:rFonts w:hint="eastAsia" w:ascii="Microsoft JhengHei" w:hAnsi="Microsoft JhengHei" w:eastAsia="Microsoft JhengHei" w:cs="Microsoft JhengHei"/>
+              <w:szCs w:val="24"/>
+            </w:rPr>
+            <w:instrText xml:space="preserve"> HYPERLINK \l _Toc32229 </w:instrText>
+          </w:r>
+          <w:r>
+            <w:rPr>
+              <w:rFonts w:hint="eastAsia" w:ascii="Microsoft JhengHei" w:hAnsi="Microsoft JhengHei" w:eastAsia="Microsoft JhengHei" w:cs="Microsoft JhengHei"/>
               <w:szCs w:val="24"/>
             </w:rPr>
             <w:fldChar w:fldCharType="separate"/>
@@ -3665,7 +3696,7 @@
             <w:fldChar w:fldCharType="begin"/>
           </w:r>
           <w:r>
-            <w:instrText xml:space="preserve"> PAGEREF _Toc18041 \h </w:instrText>
+            <w:instrText xml:space="preserve"> PAGEREF _Toc32229 \h </w:instrText>
           </w:r>
           <w:r>
             <w:fldChar w:fldCharType="separate"/>
@@ -3678,7 +3709,7 @@
           </w:r>
           <w:r>
             <w:rPr>
-              <w:rFonts w:ascii="Microsoft JhengHei" w:eastAsia="Microsoft JhengHei" w:hAnsi="Microsoft JhengHei" w:cs="Microsoft JhengHei" w:hint="eastAsia"/>
+              <w:rFonts w:hint="eastAsia" w:ascii="Microsoft JhengHei" w:hAnsi="Microsoft JhengHei" w:eastAsia="Microsoft JhengHei" w:cs="Microsoft JhengHei"/>
               <w:szCs w:val="24"/>
             </w:rPr>
             <w:fldChar w:fldCharType="end"/>
@@ -3686,28 +3717,28 @@
         </w:p>
         <w:p>
           <w:pPr>
-            <w:pStyle w:val="TOC3"/>
+            <w:pStyle w:val="16"/>
             <w:tabs>
               <w:tab w:val="right" w:leader="dot" w:pos="9082"/>
             </w:tabs>
           </w:pPr>
           <w:r>
             <w:rPr>
-              <w:rFonts w:ascii="Microsoft JhengHei" w:eastAsia="Microsoft JhengHei" w:hAnsi="Microsoft JhengHei" w:cs="Microsoft JhengHei" w:hint="eastAsia"/>
+              <w:rFonts w:hint="eastAsia" w:ascii="Microsoft JhengHei" w:hAnsi="Microsoft JhengHei" w:eastAsia="Microsoft JhengHei" w:cs="Microsoft JhengHei"/>
               <w:szCs w:val="24"/>
             </w:rPr>
             <w:fldChar w:fldCharType="begin"/>
           </w:r>
           <w:r>
             <w:rPr>
-              <w:rFonts w:ascii="Microsoft JhengHei" w:eastAsia="Microsoft JhengHei" w:hAnsi="Microsoft JhengHei" w:cs="Microsoft JhengHei" w:hint="eastAsia"/>
-              <w:szCs w:val="24"/>
-            </w:rPr>
-            <w:instrText xml:space="preserve"> HYPERLINK \l _Toc3231 </w:instrText>
-          </w:r>
-          <w:r>
-            <w:rPr>
-              <w:rFonts w:ascii="Microsoft JhengHei" w:eastAsia="Microsoft JhengHei" w:hAnsi="Microsoft JhengHei" w:cs="Microsoft JhengHei" w:hint="eastAsia"/>
+              <w:rFonts w:hint="eastAsia" w:ascii="Microsoft JhengHei" w:hAnsi="Microsoft JhengHei" w:eastAsia="Microsoft JhengHei" w:cs="Microsoft JhengHei"/>
+              <w:szCs w:val="24"/>
+            </w:rPr>
+            <w:instrText xml:space="preserve"> HYPERLINK \l _Toc6300 </w:instrText>
+          </w:r>
+          <w:r>
+            <w:rPr>
+              <w:rFonts w:hint="eastAsia" w:ascii="Microsoft JhengHei" w:hAnsi="Microsoft JhengHei" w:eastAsia="Microsoft JhengHei" w:cs="Microsoft JhengHei"/>
               <w:szCs w:val="24"/>
             </w:rPr>
             <w:fldChar w:fldCharType="separate"/>
@@ -3728,7 +3759,7 @@
             <w:fldChar w:fldCharType="begin"/>
           </w:r>
           <w:r>
-            <w:instrText xml:space="preserve"> PAGEREF _Toc3231 \h </w:instrText>
+            <w:instrText xml:space="preserve"> PAGEREF _Toc6300 \h </w:instrText>
           </w:r>
           <w:r>
             <w:fldChar w:fldCharType="separate"/>
@@ -3741,7 +3772,7 @@
           </w:r>
           <w:r>
             <w:rPr>
-              <w:rFonts w:ascii="Microsoft JhengHei" w:eastAsia="Microsoft JhengHei" w:hAnsi="Microsoft JhengHei" w:cs="Microsoft JhengHei" w:hint="eastAsia"/>
+              <w:rFonts w:hint="eastAsia" w:ascii="Microsoft JhengHei" w:hAnsi="Microsoft JhengHei" w:eastAsia="Microsoft JhengHei" w:cs="Microsoft JhengHei"/>
               <w:szCs w:val="24"/>
             </w:rPr>
             <w:fldChar w:fldCharType="end"/>
@@ -3749,28 +3780,28 @@
         </w:p>
         <w:p>
           <w:pPr>
-            <w:pStyle w:val="TOC3"/>
+            <w:pStyle w:val="16"/>
             <w:tabs>
               <w:tab w:val="right" w:leader="dot" w:pos="9082"/>
             </w:tabs>
           </w:pPr>
           <w:r>
             <w:rPr>
-              <w:rFonts w:ascii="Microsoft JhengHei" w:eastAsia="Microsoft JhengHei" w:hAnsi="Microsoft JhengHei" w:cs="Microsoft JhengHei" w:hint="eastAsia"/>
+              <w:rFonts w:hint="eastAsia" w:ascii="Microsoft JhengHei" w:hAnsi="Microsoft JhengHei" w:eastAsia="Microsoft JhengHei" w:cs="Microsoft JhengHei"/>
               <w:szCs w:val="24"/>
             </w:rPr>
             <w:fldChar w:fldCharType="begin"/>
           </w:r>
           <w:r>
             <w:rPr>
-              <w:rFonts w:ascii="Microsoft JhengHei" w:eastAsia="Microsoft JhengHei" w:hAnsi="Microsoft JhengHei" w:cs="Microsoft JhengHei" w:hint="eastAsia"/>
-              <w:szCs w:val="24"/>
-            </w:rPr>
-            <w:instrText xml:space="preserve"> HYPERLINK \l _Toc17536 </w:instrText>
-          </w:r>
-          <w:r>
-            <w:rPr>
-              <w:rFonts w:ascii="Microsoft JhengHei" w:eastAsia="Microsoft JhengHei" w:hAnsi="Microsoft JhengHei" w:cs="Microsoft JhengHei" w:hint="eastAsia"/>
+              <w:rFonts w:hint="eastAsia" w:ascii="Microsoft JhengHei" w:hAnsi="Microsoft JhengHei" w:eastAsia="Microsoft JhengHei" w:cs="Microsoft JhengHei"/>
+              <w:szCs w:val="24"/>
+            </w:rPr>
+            <w:instrText xml:space="preserve"> HYPERLINK \l _Toc17910 </w:instrText>
+          </w:r>
+          <w:r>
+            <w:rPr>
+              <w:rFonts w:hint="eastAsia" w:ascii="Microsoft JhengHei" w:hAnsi="Microsoft JhengHei" w:eastAsia="Microsoft JhengHei" w:cs="Microsoft JhengHei"/>
               <w:szCs w:val="24"/>
             </w:rPr>
             <w:fldChar w:fldCharType="separate"/>
@@ -3791,7 +3822,7 @@
             <w:fldChar w:fldCharType="begin"/>
           </w:r>
           <w:r>
-            <w:instrText xml:space="preserve"> PAGEREF _Toc17536 \h </w:instrText>
+            <w:instrText xml:space="preserve"> PAGEREF _Toc17910 \h </w:instrText>
           </w:r>
           <w:r>
             <w:fldChar w:fldCharType="separate"/>
@@ -3804,7 +3835,7 @@
           </w:r>
           <w:r>
             <w:rPr>
-              <w:rFonts w:ascii="Microsoft JhengHei" w:eastAsia="Microsoft JhengHei" w:hAnsi="Microsoft JhengHei" w:cs="Microsoft JhengHei" w:hint="eastAsia"/>
+              <w:rFonts w:hint="eastAsia" w:ascii="Microsoft JhengHei" w:hAnsi="Microsoft JhengHei" w:eastAsia="Microsoft JhengHei" w:cs="Microsoft JhengHei"/>
               <w:szCs w:val="24"/>
             </w:rPr>
             <w:fldChar w:fldCharType="end"/>
@@ -3812,28 +3843,28 @@
         </w:p>
         <w:p>
           <w:pPr>
-            <w:pStyle w:val="TOC3"/>
+            <w:pStyle w:val="16"/>
             <w:tabs>
               <w:tab w:val="right" w:leader="dot" w:pos="9082"/>
             </w:tabs>
           </w:pPr>
           <w:r>
             <w:rPr>
-              <w:rFonts w:ascii="Microsoft JhengHei" w:eastAsia="Microsoft JhengHei" w:hAnsi="Microsoft JhengHei" w:cs="Microsoft JhengHei" w:hint="eastAsia"/>
+              <w:rFonts w:hint="eastAsia" w:ascii="Microsoft JhengHei" w:hAnsi="Microsoft JhengHei" w:eastAsia="Microsoft JhengHei" w:cs="Microsoft JhengHei"/>
               <w:szCs w:val="24"/>
             </w:rPr>
             <w:fldChar w:fldCharType="begin"/>
           </w:r>
           <w:r>
             <w:rPr>
-              <w:rFonts w:ascii="Microsoft JhengHei" w:eastAsia="Microsoft JhengHei" w:hAnsi="Microsoft JhengHei" w:cs="Microsoft JhengHei" w:hint="eastAsia"/>
-              <w:szCs w:val="24"/>
-            </w:rPr>
-            <w:instrText xml:space="preserve"> HYPERLINK \l _Toc31312 </w:instrText>
-          </w:r>
-          <w:r>
-            <w:rPr>
-              <w:rFonts w:ascii="Microsoft JhengHei" w:eastAsia="Microsoft JhengHei" w:hAnsi="Microsoft JhengHei" w:cs="Microsoft JhengHei" w:hint="eastAsia"/>
+              <w:rFonts w:hint="eastAsia" w:ascii="Microsoft JhengHei" w:hAnsi="Microsoft JhengHei" w:eastAsia="Microsoft JhengHei" w:cs="Microsoft JhengHei"/>
+              <w:szCs w:val="24"/>
+            </w:rPr>
+            <w:instrText xml:space="preserve"> HYPERLINK \l _Toc4379 </w:instrText>
+          </w:r>
+          <w:r>
+            <w:rPr>
+              <w:rFonts w:hint="eastAsia" w:ascii="Microsoft JhengHei" w:hAnsi="Microsoft JhengHei" w:eastAsia="Microsoft JhengHei" w:cs="Microsoft JhengHei"/>
               <w:szCs w:val="24"/>
             </w:rPr>
             <w:fldChar w:fldCharType="separate"/>
@@ -3854,7 +3885,7 @@
             <w:fldChar w:fldCharType="begin"/>
           </w:r>
           <w:r>
-            <w:instrText xml:space="preserve"> PAGEREF _Toc31312 \h </w:instrText>
+            <w:instrText xml:space="preserve"> PAGEREF _Toc4379 \h </w:instrText>
           </w:r>
           <w:r>
             <w:fldChar w:fldCharType="separate"/>
@@ -3867,7 +3898,7 @@
           </w:r>
           <w:r>
             <w:rPr>
-              <w:rFonts w:ascii="Microsoft JhengHei" w:eastAsia="Microsoft JhengHei" w:hAnsi="Microsoft JhengHei" w:cs="Microsoft JhengHei" w:hint="eastAsia"/>
+              <w:rFonts w:hint="eastAsia" w:ascii="Microsoft JhengHei" w:hAnsi="Microsoft JhengHei" w:eastAsia="Microsoft JhengHei" w:cs="Microsoft JhengHei"/>
               <w:szCs w:val="24"/>
             </w:rPr>
             <w:fldChar w:fldCharType="end"/>
@@ -3875,28 +3906,28 @@
         </w:p>
         <w:p>
           <w:pPr>
-            <w:pStyle w:val="TOC3"/>
+            <w:pStyle w:val="16"/>
             <w:tabs>
               <w:tab w:val="right" w:leader="dot" w:pos="9082"/>
             </w:tabs>
           </w:pPr>
           <w:r>
             <w:rPr>
-              <w:rFonts w:ascii="Microsoft JhengHei" w:eastAsia="Microsoft JhengHei" w:hAnsi="Microsoft JhengHei" w:cs="Microsoft JhengHei" w:hint="eastAsia"/>
+              <w:rFonts w:hint="eastAsia" w:ascii="Microsoft JhengHei" w:hAnsi="Microsoft JhengHei" w:eastAsia="Microsoft JhengHei" w:cs="Microsoft JhengHei"/>
               <w:szCs w:val="24"/>
             </w:rPr>
             <w:fldChar w:fldCharType="begin"/>
           </w:r>
           <w:r>
             <w:rPr>
-              <w:rFonts w:ascii="Microsoft JhengHei" w:eastAsia="Microsoft JhengHei" w:hAnsi="Microsoft JhengHei" w:cs="Microsoft JhengHei" w:hint="eastAsia"/>
-              <w:szCs w:val="24"/>
-            </w:rPr>
-            <w:instrText xml:space="preserve"> HYPERLINK \l _Toc2872 </w:instrText>
-          </w:r>
-          <w:r>
-            <w:rPr>
-              <w:rFonts w:ascii="Microsoft JhengHei" w:eastAsia="Microsoft JhengHei" w:hAnsi="Microsoft JhengHei" w:cs="Microsoft JhengHei" w:hint="eastAsia"/>
+              <w:rFonts w:hint="eastAsia" w:ascii="Microsoft JhengHei" w:hAnsi="Microsoft JhengHei" w:eastAsia="Microsoft JhengHei" w:cs="Microsoft JhengHei"/>
+              <w:szCs w:val="24"/>
+            </w:rPr>
+            <w:instrText xml:space="preserve"> HYPERLINK \l _Toc4868 </w:instrText>
+          </w:r>
+          <w:r>
+            <w:rPr>
+              <w:rFonts w:hint="eastAsia" w:ascii="Microsoft JhengHei" w:hAnsi="Microsoft JhengHei" w:eastAsia="Microsoft JhengHei" w:cs="Microsoft JhengHei"/>
               <w:szCs w:val="24"/>
             </w:rPr>
             <w:fldChar w:fldCharType="separate"/>
@@ -3917,7 +3948,7 @@
             <w:fldChar w:fldCharType="begin"/>
           </w:r>
           <w:r>
-            <w:instrText xml:space="preserve"> PAGEREF _Toc2872 \h </w:instrText>
+            <w:instrText xml:space="preserve"> PAGEREF _Toc4868 \h </w:instrText>
           </w:r>
           <w:r>
             <w:fldChar w:fldCharType="separate"/>
@@ -3930,7 +3961,7 @@
           </w:r>
           <w:r>
             <w:rPr>
-              <w:rFonts w:ascii="Microsoft JhengHei" w:eastAsia="Microsoft JhengHei" w:hAnsi="Microsoft JhengHei" w:cs="Microsoft JhengHei" w:hint="eastAsia"/>
+              <w:rFonts w:hint="eastAsia" w:ascii="Microsoft JhengHei" w:hAnsi="Microsoft JhengHei" w:eastAsia="Microsoft JhengHei" w:cs="Microsoft JhengHei"/>
               <w:szCs w:val="24"/>
             </w:rPr>
             <w:fldChar w:fldCharType="end"/>
@@ -3938,28 +3969,28 @@
         </w:p>
         <w:p>
           <w:pPr>
-            <w:pStyle w:val="TOC2"/>
+            <w:pStyle w:val="26"/>
             <w:tabs>
               <w:tab w:val="right" w:leader="dot" w:pos="9082"/>
             </w:tabs>
           </w:pPr>
           <w:r>
             <w:rPr>
-              <w:rFonts w:ascii="Microsoft JhengHei" w:eastAsia="Microsoft JhengHei" w:hAnsi="Microsoft JhengHei" w:cs="Microsoft JhengHei" w:hint="eastAsia"/>
+              <w:rFonts w:hint="eastAsia" w:ascii="Microsoft JhengHei" w:hAnsi="Microsoft JhengHei" w:eastAsia="Microsoft JhengHei" w:cs="Microsoft JhengHei"/>
               <w:szCs w:val="24"/>
             </w:rPr>
             <w:fldChar w:fldCharType="begin"/>
           </w:r>
           <w:r>
             <w:rPr>
-              <w:rFonts w:ascii="Microsoft JhengHei" w:eastAsia="Microsoft JhengHei" w:hAnsi="Microsoft JhengHei" w:cs="Microsoft JhengHei" w:hint="eastAsia"/>
-              <w:szCs w:val="24"/>
-            </w:rPr>
-            <w:instrText xml:space="preserve"> HYPERLINK \l _Toc8555 </w:instrText>
-          </w:r>
-          <w:r>
-            <w:rPr>
-              <w:rFonts w:ascii="Microsoft JhengHei" w:eastAsia="Microsoft JhengHei" w:hAnsi="Microsoft JhengHei" w:cs="Microsoft JhengHei" w:hint="eastAsia"/>
+              <w:rFonts w:hint="eastAsia" w:ascii="Microsoft JhengHei" w:hAnsi="Microsoft JhengHei" w:eastAsia="Microsoft JhengHei" w:cs="Microsoft JhengHei"/>
+              <w:szCs w:val="24"/>
+            </w:rPr>
+            <w:instrText xml:space="preserve"> HYPERLINK \l _Toc3182 </w:instrText>
+          </w:r>
+          <w:r>
+            <w:rPr>
+              <w:rFonts w:hint="eastAsia" w:ascii="Microsoft JhengHei" w:hAnsi="Microsoft JhengHei" w:eastAsia="Microsoft JhengHei" w:cs="Microsoft JhengHei"/>
               <w:szCs w:val="24"/>
             </w:rPr>
             <w:fldChar w:fldCharType="separate"/>
@@ -3980,7 +4011,7 @@
             <w:fldChar w:fldCharType="begin"/>
           </w:r>
           <w:r>
-            <w:instrText xml:space="preserve"> PAGEREF _Toc8555 \h </w:instrText>
+            <w:instrText xml:space="preserve"> PAGEREF _Toc3182 \h </w:instrText>
           </w:r>
           <w:r>
             <w:fldChar w:fldCharType="separate"/>
@@ -3993,7 +4024,7 @@
           </w:r>
           <w:r>
             <w:rPr>
-              <w:rFonts w:ascii="Microsoft JhengHei" w:eastAsia="Microsoft JhengHei" w:hAnsi="Microsoft JhengHei" w:cs="Microsoft JhengHei" w:hint="eastAsia"/>
+              <w:rFonts w:hint="eastAsia" w:ascii="Microsoft JhengHei" w:hAnsi="Microsoft JhengHei" w:eastAsia="Microsoft JhengHei" w:cs="Microsoft JhengHei"/>
               <w:szCs w:val="24"/>
             </w:rPr>
             <w:fldChar w:fldCharType="end"/>
@@ -4001,28 +4032,28 @@
         </w:p>
         <w:p>
           <w:pPr>
-            <w:pStyle w:val="TOC3"/>
+            <w:pStyle w:val="16"/>
             <w:tabs>
               <w:tab w:val="right" w:leader="dot" w:pos="9082"/>
             </w:tabs>
           </w:pPr>
           <w:r>
             <w:rPr>
-              <w:rFonts w:ascii="Microsoft JhengHei" w:eastAsia="Microsoft JhengHei" w:hAnsi="Microsoft JhengHei" w:cs="Microsoft JhengHei" w:hint="eastAsia"/>
+              <w:rFonts w:hint="eastAsia" w:ascii="Microsoft JhengHei" w:hAnsi="Microsoft JhengHei" w:eastAsia="Microsoft JhengHei" w:cs="Microsoft JhengHei"/>
               <w:szCs w:val="24"/>
             </w:rPr>
             <w:fldChar w:fldCharType="begin"/>
           </w:r>
           <w:r>
             <w:rPr>
-              <w:rFonts w:ascii="Microsoft JhengHei" w:eastAsia="Microsoft JhengHei" w:hAnsi="Microsoft JhengHei" w:cs="Microsoft JhengHei" w:hint="eastAsia"/>
-              <w:szCs w:val="24"/>
-            </w:rPr>
-            <w:instrText xml:space="preserve"> HYPERLINK \l _Toc9283 </w:instrText>
-          </w:r>
-          <w:r>
-            <w:rPr>
-              <w:rFonts w:ascii="Microsoft JhengHei" w:eastAsia="Microsoft JhengHei" w:hAnsi="Microsoft JhengHei" w:cs="Microsoft JhengHei" w:hint="eastAsia"/>
+              <w:rFonts w:hint="eastAsia" w:ascii="Microsoft JhengHei" w:hAnsi="Microsoft JhengHei" w:eastAsia="Microsoft JhengHei" w:cs="Microsoft JhengHei"/>
+              <w:szCs w:val="24"/>
+            </w:rPr>
+            <w:instrText xml:space="preserve"> HYPERLINK \l _Toc26413 </w:instrText>
+          </w:r>
+          <w:r>
+            <w:rPr>
+              <w:rFonts w:hint="eastAsia" w:ascii="Microsoft JhengHei" w:hAnsi="Microsoft JhengHei" w:eastAsia="Microsoft JhengHei" w:cs="Microsoft JhengHei"/>
               <w:szCs w:val="24"/>
             </w:rPr>
             <w:fldChar w:fldCharType="separate"/>
@@ -4043,7 +4074,7 @@
             <w:fldChar w:fldCharType="begin"/>
           </w:r>
           <w:r>
-            <w:instrText xml:space="preserve"> PAGEREF _Toc9283 \h </w:instrText>
+            <w:instrText xml:space="preserve"> PAGEREF _Toc26413 \h </w:instrText>
           </w:r>
           <w:r>
             <w:fldChar w:fldCharType="separate"/>
@@ -4056,7 +4087,7 @@
           </w:r>
           <w:r>
             <w:rPr>
-              <w:rFonts w:ascii="Microsoft JhengHei" w:eastAsia="Microsoft JhengHei" w:hAnsi="Microsoft JhengHei" w:cs="Microsoft JhengHei" w:hint="eastAsia"/>
+              <w:rFonts w:hint="eastAsia" w:ascii="Microsoft JhengHei" w:hAnsi="Microsoft JhengHei" w:eastAsia="Microsoft JhengHei" w:cs="Microsoft JhengHei"/>
               <w:szCs w:val="24"/>
             </w:rPr>
             <w:fldChar w:fldCharType="end"/>
@@ -4064,28 +4095,28 @@
         </w:p>
         <w:p>
           <w:pPr>
-            <w:pStyle w:val="TOC3"/>
+            <w:pStyle w:val="16"/>
             <w:tabs>
               <w:tab w:val="right" w:leader="dot" w:pos="9082"/>
             </w:tabs>
           </w:pPr>
           <w:r>
             <w:rPr>
-              <w:rFonts w:ascii="Microsoft JhengHei" w:eastAsia="Microsoft JhengHei" w:hAnsi="Microsoft JhengHei" w:cs="Microsoft JhengHei" w:hint="eastAsia"/>
+              <w:rFonts w:hint="eastAsia" w:ascii="Microsoft JhengHei" w:hAnsi="Microsoft JhengHei" w:eastAsia="Microsoft JhengHei" w:cs="Microsoft JhengHei"/>
               <w:szCs w:val="24"/>
             </w:rPr>
             <w:fldChar w:fldCharType="begin"/>
           </w:r>
           <w:r>
             <w:rPr>
-              <w:rFonts w:ascii="Microsoft JhengHei" w:eastAsia="Microsoft JhengHei" w:hAnsi="Microsoft JhengHei" w:cs="Microsoft JhengHei" w:hint="eastAsia"/>
-              <w:szCs w:val="24"/>
-            </w:rPr>
-            <w:instrText xml:space="preserve"> HYPERLINK \l _Toc10968 </w:instrText>
-          </w:r>
-          <w:r>
-            <w:rPr>
-              <w:rFonts w:ascii="Microsoft JhengHei" w:eastAsia="Microsoft JhengHei" w:hAnsi="Microsoft JhengHei" w:cs="Microsoft JhengHei" w:hint="eastAsia"/>
+              <w:rFonts w:hint="eastAsia" w:ascii="Microsoft JhengHei" w:hAnsi="Microsoft JhengHei" w:eastAsia="Microsoft JhengHei" w:cs="Microsoft JhengHei"/>
+              <w:szCs w:val="24"/>
+            </w:rPr>
+            <w:instrText xml:space="preserve"> HYPERLINK \l _Toc29865 </w:instrText>
+          </w:r>
+          <w:r>
+            <w:rPr>
+              <w:rFonts w:hint="eastAsia" w:ascii="Microsoft JhengHei" w:hAnsi="Microsoft JhengHei" w:eastAsia="Microsoft JhengHei" w:cs="Microsoft JhengHei"/>
               <w:szCs w:val="24"/>
             </w:rPr>
             <w:fldChar w:fldCharType="separate"/>
@@ -4106,7 +4137,7 @@
             <w:fldChar w:fldCharType="begin"/>
           </w:r>
           <w:r>
-            <w:instrText xml:space="preserve"> PAGEREF _Toc10968 \h </w:instrText>
+            <w:instrText xml:space="preserve"> PAGEREF _Toc29865 \h </w:instrText>
           </w:r>
           <w:r>
             <w:fldChar w:fldCharType="separate"/>
@@ -4119,7 +4150,7 @@
           </w:r>
           <w:r>
             <w:rPr>
-              <w:rFonts w:ascii="Microsoft JhengHei" w:eastAsia="Microsoft JhengHei" w:hAnsi="Microsoft JhengHei" w:cs="Microsoft JhengHei" w:hint="eastAsia"/>
+              <w:rFonts w:hint="eastAsia" w:ascii="Microsoft JhengHei" w:hAnsi="Microsoft JhengHei" w:eastAsia="Microsoft JhengHei" w:cs="Microsoft JhengHei"/>
               <w:szCs w:val="24"/>
             </w:rPr>
             <w:fldChar w:fldCharType="end"/>
@@ -4127,28 +4158,28 @@
         </w:p>
         <w:p>
           <w:pPr>
-            <w:pStyle w:val="TOC3"/>
+            <w:pStyle w:val="16"/>
             <w:tabs>
               <w:tab w:val="right" w:leader="dot" w:pos="9082"/>
             </w:tabs>
           </w:pPr>
           <w:r>
             <w:rPr>
-              <w:rFonts w:ascii="Microsoft JhengHei" w:eastAsia="Microsoft JhengHei" w:hAnsi="Microsoft JhengHei" w:cs="Microsoft JhengHei" w:hint="eastAsia"/>
+              <w:rFonts w:hint="eastAsia" w:ascii="Microsoft JhengHei" w:hAnsi="Microsoft JhengHei" w:eastAsia="Microsoft JhengHei" w:cs="Microsoft JhengHei"/>
               <w:szCs w:val="24"/>
             </w:rPr>
             <w:fldChar w:fldCharType="begin"/>
           </w:r>
           <w:r>
             <w:rPr>
-              <w:rFonts w:ascii="Microsoft JhengHei" w:eastAsia="Microsoft JhengHei" w:hAnsi="Microsoft JhengHei" w:cs="Microsoft JhengHei" w:hint="eastAsia"/>
-              <w:szCs w:val="24"/>
-            </w:rPr>
-            <w:instrText xml:space="preserve"> HYPERLINK \l _Toc2931 </w:instrText>
-          </w:r>
-          <w:r>
-            <w:rPr>
-              <w:rFonts w:ascii="Microsoft JhengHei" w:eastAsia="Microsoft JhengHei" w:hAnsi="Microsoft JhengHei" w:cs="Microsoft JhengHei" w:hint="eastAsia"/>
+              <w:rFonts w:hint="eastAsia" w:ascii="Microsoft JhengHei" w:hAnsi="Microsoft JhengHei" w:eastAsia="Microsoft JhengHei" w:cs="Microsoft JhengHei"/>
+              <w:szCs w:val="24"/>
+            </w:rPr>
+            <w:instrText xml:space="preserve"> HYPERLINK \l _Toc23291 </w:instrText>
+          </w:r>
+          <w:r>
+            <w:rPr>
+              <w:rFonts w:hint="eastAsia" w:ascii="Microsoft JhengHei" w:hAnsi="Microsoft JhengHei" w:eastAsia="Microsoft JhengHei" w:cs="Microsoft JhengHei"/>
               <w:szCs w:val="24"/>
             </w:rPr>
             <w:fldChar w:fldCharType="separate"/>
@@ -4169,7 +4200,7 @@
             <w:fldChar w:fldCharType="begin"/>
           </w:r>
           <w:r>
-            <w:instrText xml:space="preserve"> PAGEREF _Toc2931 \h </w:instrText>
+            <w:instrText xml:space="preserve"> PAGEREF _Toc23291 \h </w:instrText>
           </w:r>
           <w:r>
             <w:fldChar w:fldCharType="separate"/>
@@ -4182,7 +4213,7 @@
           </w:r>
           <w:r>
             <w:rPr>
-              <w:rFonts w:ascii="Microsoft JhengHei" w:eastAsia="Microsoft JhengHei" w:hAnsi="Microsoft JhengHei" w:cs="Microsoft JhengHei" w:hint="eastAsia"/>
+              <w:rFonts w:hint="eastAsia" w:ascii="Microsoft JhengHei" w:hAnsi="Microsoft JhengHei" w:eastAsia="Microsoft JhengHei" w:cs="Microsoft JhengHei"/>
               <w:szCs w:val="24"/>
             </w:rPr>
             <w:fldChar w:fldCharType="end"/>
@@ -4190,28 +4221,28 @@
         </w:p>
         <w:p>
           <w:pPr>
-            <w:pStyle w:val="TOC3"/>
+            <w:pStyle w:val="16"/>
             <w:tabs>
               <w:tab w:val="right" w:leader="dot" w:pos="9082"/>
             </w:tabs>
           </w:pPr>
           <w:r>
             <w:rPr>
-              <w:rFonts w:ascii="Microsoft JhengHei" w:eastAsia="Microsoft JhengHei" w:hAnsi="Microsoft JhengHei" w:cs="Microsoft JhengHei" w:hint="eastAsia"/>
+              <w:rFonts w:hint="eastAsia" w:ascii="Microsoft JhengHei" w:hAnsi="Microsoft JhengHei" w:eastAsia="Microsoft JhengHei" w:cs="Microsoft JhengHei"/>
               <w:szCs w:val="24"/>
             </w:rPr>
             <w:fldChar w:fldCharType="begin"/>
           </w:r>
           <w:r>
             <w:rPr>
-              <w:rFonts w:ascii="Microsoft JhengHei" w:eastAsia="Microsoft JhengHei" w:hAnsi="Microsoft JhengHei" w:cs="Microsoft JhengHei" w:hint="eastAsia"/>
-              <w:szCs w:val="24"/>
-            </w:rPr>
-            <w:instrText xml:space="preserve"> HYPERLINK \l _Toc26499 </w:instrText>
-          </w:r>
-          <w:r>
-            <w:rPr>
-              <w:rFonts w:ascii="Microsoft JhengHei" w:eastAsia="Microsoft JhengHei" w:hAnsi="Microsoft JhengHei" w:cs="Microsoft JhengHei" w:hint="eastAsia"/>
+              <w:rFonts w:hint="eastAsia" w:ascii="Microsoft JhengHei" w:hAnsi="Microsoft JhengHei" w:eastAsia="Microsoft JhengHei" w:cs="Microsoft JhengHei"/>
+              <w:szCs w:val="24"/>
+            </w:rPr>
+            <w:instrText xml:space="preserve"> HYPERLINK \l _Toc1000 </w:instrText>
+          </w:r>
+          <w:r>
+            <w:rPr>
+              <w:rFonts w:hint="eastAsia" w:ascii="Microsoft JhengHei" w:hAnsi="Microsoft JhengHei" w:eastAsia="Microsoft JhengHei" w:cs="Microsoft JhengHei"/>
               <w:szCs w:val="24"/>
             </w:rPr>
             <w:fldChar w:fldCharType="separate"/>
@@ -4232,7 +4263,7 @@
             <w:fldChar w:fldCharType="begin"/>
           </w:r>
           <w:r>
-            <w:instrText xml:space="preserve"> PAGEREF _Toc26499 \h </w:instrText>
+            <w:instrText xml:space="preserve"> PAGEREF _Toc1000 \h </w:instrText>
           </w:r>
           <w:r>
             <w:fldChar w:fldCharType="separate"/>
@@ -4245,7 +4276,7 @@
           </w:r>
           <w:r>
             <w:rPr>
-              <w:rFonts w:ascii="Microsoft JhengHei" w:eastAsia="Microsoft JhengHei" w:hAnsi="Microsoft JhengHei" w:cs="Microsoft JhengHei" w:hint="eastAsia"/>
+              <w:rFonts w:hint="eastAsia" w:ascii="Microsoft JhengHei" w:hAnsi="Microsoft JhengHei" w:eastAsia="Microsoft JhengHei" w:cs="Microsoft JhengHei"/>
               <w:szCs w:val="24"/>
             </w:rPr>
             <w:fldChar w:fldCharType="end"/>
@@ -4253,28 +4284,28 @@
         </w:p>
         <w:p>
           <w:pPr>
-            <w:pStyle w:val="TOC2"/>
+            <w:pStyle w:val="26"/>
             <w:tabs>
               <w:tab w:val="right" w:leader="dot" w:pos="9082"/>
             </w:tabs>
           </w:pPr>
           <w:r>
             <w:rPr>
-              <w:rFonts w:ascii="Microsoft JhengHei" w:eastAsia="Microsoft JhengHei" w:hAnsi="Microsoft JhengHei" w:cs="Microsoft JhengHei" w:hint="eastAsia"/>
+              <w:rFonts w:hint="eastAsia" w:ascii="Microsoft JhengHei" w:hAnsi="Microsoft JhengHei" w:eastAsia="Microsoft JhengHei" w:cs="Microsoft JhengHei"/>
               <w:szCs w:val="24"/>
             </w:rPr>
             <w:fldChar w:fldCharType="begin"/>
           </w:r>
           <w:r>
             <w:rPr>
-              <w:rFonts w:ascii="Microsoft JhengHei" w:eastAsia="Microsoft JhengHei" w:hAnsi="Microsoft JhengHei" w:cs="Microsoft JhengHei" w:hint="eastAsia"/>
-              <w:szCs w:val="24"/>
-            </w:rPr>
-            <w:instrText xml:space="preserve"> HYPERLINK \l _Toc2267 </w:instrText>
-          </w:r>
-          <w:r>
-            <w:rPr>
-              <w:rFonts w:ascii="Microsoft JhengHei" w:eastAsia="Microsoft JhengHei" w:hAnsi="Microsoft JhengHei" w:cs="Microsoft JhengHei" w:hint="eastAsia"/>
+              <w:rFonts w:hint="eastAsia" w:ascii="Microsoft JhengHei" w:hAnsi="Microsoft JhengHei" w:eastAsia="Microsoft JhengHei" w:cs="Microsoft JhengHei"/>
+              <w:szCs w:val="24"/>
+            </w:rPr>
+            <w:instrText xml:space="preserve"> HYPERLINK \l _Toc7399 </w:instrText>
+          </w:r>
+          <w:r>
+            <w:rPr>
+              <w:rFonts w:hint="eastAsia" w:ascii="Microsoft JhengHei" w:hAnsi="Microsoft JhengHei" w:eastAsia="Microsoft JhengHei" w:cs="Microsoft JhengHei"/>
               <w:szCs w:val="24"/>
             </w:rPr>
             <w:fldChar w:fldCharType="separate"/>
@@ -4295,7 +4326,7 @@
             <w:fldChar w:fldCharType="begin"/>
           </w:r>
           <w:r>
-            <w:instrText xml:space="preserve"> PAGEREF _Toc2267 \h </w:instrText>
+            <w:instrText xml:space="preserve"> PAGEREF _Toc7399 \h </w:instrText>
           </w:r>
           <w:r>
             <w:fldChar w:fldCharType="separate"/>
@@ -4308,7 +4339,7 @@
           </w:r>
           <w:r>
             <w:rPr>
-              <w:rFonts w:ascii="Microsoft JhengHei" w:eastAsia="Microsoft JhengHei" w:hAnsi="Microsoft JhengHei" w:cs="Microsoft JhengHei" w:hint="eastAsia"/>
+              <w:rFonts w:hint="eastAsia" w:ascii="Microsoft JhengHei" w:hAnsi="Microsoft JhengHei" w:eastAsia="Microsoft JhengHei" w:cs="Microsoft JhengHei"/>
               <w:szCs w:val="24"/>
             </w:rPr>
             <w:fldChar w:fldCharType="end"/>
@@ -4316,28 +4347,28 @@
         </w:p>
         <w:p>
           <w:pPr>
-            <w:pStyle w:val="TOC3"/>
+            <w:pStyle w:val="16"/>
             <w:tabs>
               <w:tab w:val="right" w:leader="dot" w:pos="9082"/>
             </w:tabs>
           </w:pPr>
           <w:r>
             <w:rPr>
-              <w:rFonts w:ascii="Microsoft JhengHei" w:eastAsia="Microsoft JhengHei" w:hAnsi="Microsoft JhengHei" w:cs="Microsoft JhengHei" w:hint="eastAsia"/>
+              <w:rFonts w:hint="eastAsia" w:ascii="Microsoft JhengHei" w:hAnsi="Microsoft JhengHei" w:eastAsia="Microsoft JhengHei" w:cs="Microsoft JhengHei"/>
               <w:szCs w:val="24"/>
             </w:rPr>
             <w:fldChar w:fldCharType="begin"/>
           </w:r>
           <w:r>
             <w:rPr>
-              <w:rFonts w:ascii="Microsoft JhengHei" w:eastAsia="Microsoft JhengHei" w:hAnsi="Microsoft JhengHei" w:cs="Microsoft JhengHei" w:hint="eastAsia"/>
-              <w:szCs w:val="24"/>
-            </w:rPr>
-            <w:instrText xml:space="preserve"> HYPERLINK \l _Toc13991 </w:instrText>
-          </w:r>
-          <w:r>
-            <w:rPr>
-              <w:rFonts w:ascii="Microsoft JhengHei" w:eastAsia="Microsoft JhengHei" w:hAnsi="Microsoft JhengHei" w:cs="Microsoft JhengHei" w:hint="eastAsia"/>
+              <w:rFonts w:hint="eastAsia" w:ascii="Microsoft JhengHei" w:hAnsi="Microsoft JhengHei" w:eastAsia="Microsoft JhengHei" w:cs="Microsoft JhengHei"/>
+              <w:szCs w:val="24"/>
+            </w:rPr>
+            <w:instrText xml:space="preserve"> HYPERLINK \l _Toc24645 </w:instrText>
+          </w:r>
+          <w:r>
+            <w:rPr>
+              <w:rFonts w:hint="eastAsia" w:ascii="Microsoft JhengHei" w:hAnsi="Microsoft JhengHei" w:eastAsia="Microsoft JhengHei" w:cs="Microsoft JhengHei"/>
               <w:szCs w:val="24"/>
             </w:rPr>
             <w:fldChar w:fldCharType="separate"/>
@@ -4358,7 +4389,7 @@
             <w:fldChar w:fldCharType="begin"/>
           </w:r>
           <w:r>
-            <w:instrText xml:space="preserve"> PAGEREF _Toc13991 \h </w:instrText>
+            <w:instrText xml:space="preserve"> PAGEREF _Toc24645 \h </w:instrText>
           </w:r>
           <w:r>
             <w:fldChar w:fldCharType="separate"/>
@@ -4371,7 +4402,7 @@
           </w:r>
           <w:r>
             <w:rPr>
-              <w:rFonts w:ascii="Microsoft JhengHei" w:eastAsia="Microsoft JhengHei" w:hAnsi="Microsoft JhengHei" w:cs="Microsoft JhengHei" w:hint="eastAsia"/>
+              <w:rFonts w:hint="eastAsia" w:ascii="Microsoft JhengHei" w:hAnsi="Microsoft JhengHei" w:eastAsia="Microsoft JhengHei" w:cs="Microsoft JhengHei"/>
               <w:szCs w:val="24"/>
             </w:rPr>
             <w:fldChar w:fldCharType="end"/>
@@ -4379,28 +4410,28 @@
         </w:p>
         <w:p>
           <w:pPr>
-            <w:pStyle w:val="TOC3"/>
+            <w:pStyle w:val="16"/>
             <w:tabs>
               <w:tab w:val="right" w:leader="dot" w:pos="9082"/>
             </w:tabs>
           </w:pPr>
           <w:r>
             <w:rPr>
-              <w:rFonts w:ascii="Microsoft JhengHei" w:eastAsia="Microsoft JhengHei" w:hAnsi="Microsoft JhengHei" w:cs="Microsoft JhengHei" w:hint="eastAsia"/>
+              <w:rFonts w:hint="eastAsia" w:ascii="Microsoft JhengHei" w:hAnsi="Microsoft JhengHei" w:eastAsia="Microsoft JhengHei" w:cs="Microsoft JhengHei"/>
               <w:szCs w:val="24"/>
             </w:rPr>
             <w:fldChar w:fldCharType="begin"/>
           </w:r>
           <w:r>
             <w:rPr>
-              <w:rFonts w:ascii="Microsoft JhengHei" w:eastAsia="Microsoft JhengHei" w:hAnsi="Microsoft JhengHei" w:cs="Microsoft JhengHei" w:hint="eastAsia"/>
-              <w:szCs w:val="24"/>
-            </w:rPr>
-            <w:instrText xml:space="preserve"> HYPERLINK \l _Toc8316 </w:instrText>
-          </w:r>
-          <w:r>
-            <w:rPr>
-              <w:rFonts w:ascii="Microsoft JhengHei" w:eastAsia="Microsoft JhengHei" w:hAnsi="Microsoft JhengHei" w:cs="Microsoft JhengHei" w:hint="eastAsia"/>
+              <w:rFonts w:hint="eastAsia" w:ascii="Microsoft JhengHei" w:hAnsi="Microsoft JhengHei" w:eastAsia="Microsoft JhengHei" w:cs="Microsoft JhengHei"/>
+              <w:szCs w:val="24"/>
+            </w:rPr>
+            <w:instrText xml:space="preserve"> HYPERLINK \l _Toc19977 </w:instrText>
+          </w:r>
+          <w:r>
+            <w:rPr>
+              <w:rFonts w:hint="eastAsia" w:ascii="Microsoft JhengHei" w:hAnsi="Microsoft JhengHei" w:eastAsia="Microsoft JhengHei" w:cs="Microsoft JhengHei"/>
               <w:szCs w:val="24"/>
             </w:rPr>
             <w:fldChar w:fldCharType="separate"/>
@@ -4421,7 +4452,7 @@
             <w:fldChar w:fldCharType="begin"/>
           </w:r>
           <w:r>
-            <w:instrText xml:space="preserve"> PAGEREF _Toc8316 \h </w:instrText>
+            <w:instrText xml:space="preserve"> PAGEREF _Toc19977 \h </w:instrText>
           </w:r>
           <w:r>
             <w:fldChar w:fldCharType="separate"/>
@@ -4434,7 +4465,7 @@
           </w:r>
           <w:r>
             <w:rPr>
-              <w:rFonts w:ascii="Microsoft JhengHei" w:eastAsia="Microsoft JhengHei" w:hAnsi="Microsoft JhengHei" w:cs="Microsoft JhengHei" w:hint="eastAsia"/>
+              <w:rFonts w:hint="eastAsia" w:ascii="Microsoft JhengHei" w:hAnsi="Microsoft JhengHei" w:eastAsia="Microsoft JhengHei" w:cs="Microsoft JhengHei"/>
               <w:szCs w:val="24"/>
             </w:rPr>
             <w:fldChar w:fldCharType="end"/>
@@ -4442,28 +4473,28 @@
         </w:p>
         <w:p>
           <w:pPr>
-            <w:pStyle w:val="TOC3"/>
+            <w:pStyle w:val="16"/>
             <w:tabs>
               <w:tab w:val="right" w:leader="dot" w:pos="9082"/>
             </w:tabs>
           </w:pPr>
           <w:r>
             <w:rPr>
-              <w:rFonts w:ascii="Microsoft JhengHei" w:eastAsia="Microsoft JhengHei" w:hAnsi="Microsoft JhengHei" w:cs="Microsoft JhengHei" w:hint="eastAsia"/>
+              <w:rFonts w:hint="eastAsia" w:ascii="Microsoft JhengHei" w:hAnsi="Microsoft JhengHei" w:eastAsia="Microsoft JhengHei" w:cs="Microsoft JhengHei"/>
               <w:szCs w:val="24"/>
             </w:rPr>
             <w:fldChar w:fldCharType="begin"/>
           </w:r>
           <w:r>
             <w:rPr>
-              <w:rFonts w:ascii="Microsoft JhengHei" w:eastAsia="Microsoft JhengHei" w:hAnsi="Microsoft JhengHei" w:cs="Microsoft JhengHei" w:hint="eastAsia"/>
-              <w:szCs w:val="24"/>
-            </w:rPr>
-            <w:instrText xml:space="preserve"> HYPERLINK \l _Toc20289 </w:instrText>
-          </w:r>
-          <w:r>
-            <w:rPr>
-              <w:rFonts w:ascii="Microsoft JhengHei" w:eastAsia="Microsoft JhengHei" w:hAnsi="Microsoft JhengHei" w:cs="Microsoft JhengHei" w:hint="eastAsia"/>
+              <w:rFonts w:hint="eastAsia" w:ascii="Microsoft JhengHei" w:hAnsi="Microsoft JhengHei" w:eastAsia="Microsoft JhengHei" w:cs="Microsoft JhengHei"/>
+              <w:szCs w:val="24"/>
+            </w:rPr>
+            <w:instrText xml:space="preserve"> HYPERLINK \l _Toc29784 </w:instrText>
+          </w:r>
+          <w:r>
+            <w:rPr>
+              <w:rFonts w:hint="eastAsia" w:ascii="Microsoft JhengHei" w:hAnsi="Microsoft JhengHei" w:eastAsia="Microsoft JhengHei" w:cs="Microsoft JhengHei"/>
               <w:szCs w:val="24"/>
             </w:rPr>
             <w:fldChar w:fldCharType="separate"/>
@@ -4484,7 +4515,7 @@
             <w:fldChar w:fldCharType="begin"/>
           </w:r>
           <w:r>
-            <w:instrText xml:space="preserve"> PAGEREF _Toc20289 \h </w:instrText>
+            <w:instrText xml:space="preserve"> PAGEREF _Toc29784 \h </w:instrText>
           </w:r>
           <w:r>
             <w:fldChar w:fldCharType="separate"/>
@@ -4497,7 +4528,7 @@
           </w:r>
           <w:r>
             <w:rPr>
-              <w:rFonts w:ascii="Microsoft JhengHei" w:eastAsia="Microsoft JhengHei" w:hAnsi="Microsoft JhengHei" w:cs="Microsoft JhengHei" w:hint="eastAsia"/>
+              <w:rFonts w:hint="eastAsia" w:ascii="Microsoft JhengHei" w:hAnsi="Microsoft JhengHei" w:eastAsia="Microsoft JhengHei" w:cs="Microsoft JhengHei"/>
               <w:szCs w:val="24"/>
             </w:rPr>
             <w:fldChar w:fldCharType="end"/>
@@ -4505,28 +4536,28 @@
         </w:p>
         <w:p>
           <w:pPr>
-            <w:pStyle w:val="TOC2"/>
+            <w:pStyle w:val="26"/>
             <w:tabs>
               <w:tab w:val="right" w:leader="dot" w:pos="9082"/>
             </w:tabs>
           </w:pPr>
           <w:r>
             <w:rPr>
-              <w:rFonts w:ascii="Microsoft JhengHei" w:eastAsia="Microsoft JhengHei" w:hAnsi="Microsoft JhengHei" w:cs="Microsoft JhengHei" w:hint="eastAsia"/>
+              <w:rFonts w:hint="eastAsia" w:ascii="Microsoft JhengHei" w:hAnsi="Microsoft JhengHei" w:eastAsia="Microsoft JhengHei" w:cs="Microsoft JhengHei"/>
               <w:szCs w:val="24"/>
             </w:rPr>
             <w:fldChar w:fldCharType="begin"/>
           </w:r>
           <w:r>
             <w:rPr>
-              <w:rFonts w:ascii="Microsoft JhengHei" w:eastAsia="Microsoft JhengHei" w:hAnsi="Microsoft JhengHei" w:cs="Microsoft JhengHei" w:hint="eastAsia"/>
-              <w:szCs w:val="24"/>
-            </w:rPr>
-            <w:instrText xml:space="preserve"> HYPERLINK \l _Toc27731 </w:instrText>
-          </w:r>
-          <w:r>
-            <w:rPr>
-              <w:rFonts w:ascii="Microsoft JhengHei" w:eastAsia="Microsoft JhengHei" w:hAnsi="Microsoft JhengHei" w:cs="Microsoft JhengHei" w:hint="eastAsia"/>
+              <w:rFonts w:hint="eastAsia" w:ascii="Microsoft JhengHei" w:hAnsi="Microsoft JhengHei" w:eastAsia="Microsoft JhengHei" w:cs="Microsoft JhengHei"/>
+              <w:szCs w:val="24"/>
+            </w:rPr>
+            <w:instrText xml:space="preserve"> HYPERLINK \l _Toc11526 </w:instrText>
+          </w:r>
+          <w:r>
+            <w:rPr>
+              <w:rFonts w:hint="eastAsia" w:ascii="Microsoft JhengHei" w:hAnsi="Microsoft JhengHei" w:eastAsia="Microsoft JhengHei" w:cs="Microsoft JhengHei"/>
               <w:szCs w:val="24"/>
             </w:rPr>
             <w:fldChar w:fldCharType="separate"/>
@@ -4547,7 +4578,7 @@
             <w:fldChar w:fldCharType="begin"/>
           </w:r>
           <w:r>
-            <w:instrText xml:space="preserve"> PAGEREF _Toc27731 \h </w:instrText>
+            <w:instrText xml:space="preserve"> PAGEREF _Toc11526 \h </w:instrText>
           </w:r>
           <w:r>
             <w:fldChar w:fldCharType="separate"/>
@@ -4560,7 +4591,7 @@
           </w:r>
           <w:r>
             <w:rPr>
-              <w:rFonts w:ascii="Microsoft JhengHei" w:eastAsia="Microsoft JhengHei" w:hAnsi="Microsoft JhengHei" w:cs="Microsoft JhengHei" w:hint="eastAsia"/>
+              <w:rFonts w:hint="eastAsia" w:ascii="Microsoft JhengHei" w:hAnsi="Microsoft JhengHei" w:eastAsia="Microsoft JhengHei" w:cs="Microsoft JhengHei"/>
               <w:szCs w:val="24"/>
             </w:rPr>
             <w:fldChar w:fldCharType="end"/>
@@ -4568,28 +4599,28 @@
         </w:p>
         <w:p>
           <w:pPr>
-            <w:pStyle w:val="TOC3"/>
+            <w:pStyle w:val="16"/>
             <w:tabs>
               <w:tab w:val="right" w:leader="dot" w:pos="9082"/>
             </w:tabs>
           </w:pPr>
           <w:r>
             <w:rPr>
-              <w:rFonts w:ascii="Microsoft JhengHei" w:eastAsia="Microsoft JhengHei" w:hAnsi="Microsoft JhengHei" w:cs="Microsoft JhengHei" w:hint="eastAsia"/>
+              <w:rFonts w:hint="eastAsia" w:ascii="Microsoft JhengHei" w:hAnsi="Microsoft JhengHei" w:eastAsia="Microsoft JhengHei" w:cs="Microsoft JhengHei"/>
               <w:szCs w:val="24"/>
             </w:rPr>
             <w:fldChar w:fldCharType="begin"/>
           </w:r>
           <w:r>
             <w:rPr>
-              <w:rFonts w:ascii="Microsoft JhengHei" w:eastAsia="Microsoft JhengHei" w:hAnsi="Microsoft JhengHei" w:cs="Microsoft JhengHei" w:hint="eastAsia"/>
-              <w:szCs w:val="24"/>
-            </w:rPr>
-            <w:instrText xml:space="preserve"> HYPERLINK \l _Toc3697 </w:instrText>
-          </w:r>
-          <w:r>
-            <w:rPr>
-              <w:rFonts w:ascii="Microsoft JhengHei" w:eastAsia="Microsoft JhengHei" w:hAnsi="Microsoft JhengHei" w:cs="Microsoft JhengHei" w:hint="eastAsia"/>
+              <w:rFonts w:hint="eastAsia" w:ascii="Microsoft JhengHei" w:hAnsi="Microsoft JhengHei" w:eastAsia="Microsoft JhengHei" w:cs="Microsoft JhengHei"/>
+              <w:szCs w:val="24"/>
+            </w:rPr>
+            <w:instrText xml:space="preserve"> HYPERLINK \l _Toc20695 </w:instrText>
+          </w:r>
+          <w:r>
+            <w:rPr>
+              <w:rFonts w:hint="eastAsia" w:ascii="Microsoft JhengHei" w:hAnsi="Microsoft JhengHei" w:eastAsia="Microsoft JhengHei" w:cs="Microsoft JhengHei"/>
               <w:szCs w:val="24"/>
             </w:rPr>
             <w:fldChar w:fldCharType="separate"/>
@@ -4610,7 +4641,7 @@
             <w:fldChar w:fldCharType="begin"/>
           </w:r>
           <w:r>
-            <w:instrText xml:space="preserve"> PAGEREF _Toc3697 \h </w:instrText>
+            <w:instrText xml:space="preserve"> PAGEREF _Toc20695 \h </w:instrText>
           </w:r>
           <w:r>
             <w:fldChar w:fldCharType="separate"/>
@@ -4623,7 +4654,7 @@
           </w:r>
           <w:r>
             <w:rPr>
-              <w:rFonts w:ascii="Microsoft JhengHei" w:eastAsia="Microsoft JhengHei" w:hAnsi="Microsoft JhengHei" w:cs="Microsoft JhengHei" w:hint="eastAsia"/>
+              <w:rFonts w:hint="eastAsia" w:ascii="Microsoft JhengHei" w:hAnsi="Microsoft JhengHei" w:eastAsia="Microsoft JhengHei" w:cs="Microsoft JhengHei"/>
               <w:szCs w:val="24"/>
             </w:rPr>
             <w:fldChar w:fldCharType="end"/>
@@ -4631,28 +4662,28 @@
         </w:p>
         <w:p>
           <w:pPr>
-            <w:pStyle w:val="TOC3"/>
+            <w:pStyle w:val="16"/>
             <w:tabs>
               <w:tab w:val="right" w:leader="dot" w:pos="9082"/>
             </w:tabs>
           </w:pPr>
           <w:r>
             <w:rPr>
-              <w:rFonts w:ascii="Microsoft JhengHei" w:eastAsia="Microsoft JhengHei" w:hAnsi="Microsoft JhengHei" w:cs="Microsoft JhengHei" w:hint="eastAsia"/>
+              <w:rFonts w:hint="eastAsia" w:ascii="Microsoft JhengHei" w:hAnsi="Microsoft JhengHei" w:eastAsia="Microsoft JhengHei" w:cs="Microsoft JhengHei"/>
               <w:szCs w:val="24"/>
             </w:rPr>
             <w:fldChar w:fldCharType="begin"/>
           </w:r>
           <w:r>
             <w:rPr>
-              <w:rFonts w:ascii="Microsoft JhengHei" w:eastAsia="Microsoft JhengHei" w:hAnsi="Microsoft JhengHei" w:cs="Microsoft JhengHei" w:hint="eastAsia"/>
-              <w:szCs w:val="24"/>
-            </w:rPr>
-            <w:instrText xml:space="preserve"> HYPERLINK \l _Toc7114 </w:instrText>
-          </w:r>
-          <w:r>
-            <w:rPr>
-              <w:rFonts w:ascii="Microsoft JhengHei" w:eastAsia="Microsoft JhengHei" w:hAnsi="Microsoft JhengHei" w:cs="Microsoft JhengHei" w:hint="eastAsia"/>
+              <w:rFonts w:hint="eastAsia" w:ascii="Microsoft JhengHei" w:hAnsi="Microsoft JhengHei" w:eastAsia="Microsoft JhengHei" w:cs="Microsoft JhengHei"/>
+              <w:szCs w:val="24"/>
+            </w:rPr>
+            <w:instrText xml:space="preserve"> HYPERLINK \l _Toc18884 </w:instrText>
+          </w:r>
+          <w:r>
+            <w:rPr>
+              <w:rFonts w:hint="eastAsia" w:ascii="Microsoft JhengHei" w:hAnsi="Microsoft JhengHei" w:eastAsia="Microsoft JhengHei" w:cs="Microsoft JhengHei"/>
               <w:szCs w:val="24"/>
             </w:rPr>
             <w:fldChar w:fldCharType="separate"/>
@@ -4673,7 +4704,7 @@
             <w:fldChar w:fldCharType="begin"/>
           </w:r>
           <w:r>
-            <w:instrText xml:space="preserve"> PAGEREF _Toc7114 \h </w:instrText>
+            <w:instrText xml:space="preserve"> PAGEREF _Toc18884 \h </w:instrText>
           </w:r>
           <w:r>
             <w:fldChar w:fldCharType="separate"/>
@@ -4686,7 +4717,7 @@
           </w:r>
           <w:r>
             <w:rPr>
-              <w:rFonts w:ascii="Microsoft JhengHei" w:eastAsia="Microsoft JhengHei" w:hAnsi="Microsoft JhengHei" w:cs="Microsoft JhengHei" w:hint="eastAsia"/>
+              <w:rFonts w:hint="eastAsia" w:ascii="Microsoft JhengHei" w:hAnsi="Microsoft JhengHei" w:eastAsia="Microsoft JhengHei" w:cs="Microsoft JhengHei"/>
               <w:szCs w:val="24"/>
             </w:rPr>
             <w:fldChar w:fldCharType="end"/>
@@ -4694,28 +4725,28 @@
         </w:p>
         <w:p>
           <w:pPr>
-            <w:pStyle w:val="TOC3"/>
+            <w:pStyle w:val="16"/>
             <w:tabs>
               <w:tab w:val="right" w:leader="dot" w:pos="9082"/>
             </w:tabs>
           </w:pPr>
           <w:r>
             <w:rPr>
-              <w:rFonts w:ascii="Microsoft JhengHei" w:eastAsia="Microsoft JhengHei" w:hAnsi="Microsoft JhengHei" w:cs="Microsoft JhengHei" w:hint="eastAsia"/>
+              <w:rFonts w:hint="eastAsia" w:ascii="Microsoft JhengHei" w:hAnsi="Microsoft JhengHei" w:eastAsia="Microsoft JhengHei" w:cs="Microsoft JhengHei"/>
               <w:szCs w:val="24"/>
             </w:rPr>
             <w:fldChar w:fldCharType="begin"/>
           </w:r>
           <w:r>
             <w:rPr>
-              <w:rFonts w:ascii="Microsoft JhengHei" w:eastAsia="Microsoft JhengHei" w:hAnsi="Microsoft JhengHei" w:cs="Microsoft JhengHei" w:hint="eastAsia"/>
-              <w:szCs w:val="24"/>
-            </w:rPr>
-            <w:instrText xml:space="preserve"> HYPERLINK \l _Toc14739 </w:instrText>
-          </w:r>
-          <w:r>
-            <w:rPr>
-              <w:rFonts w:ascii="Microsoft JhengHei" w:eastAsia="Microsoft JhengHei" w:hAnsi="Microsoft JhengHei" w:cs="Microsoft JhengHei" w:hint="eastAsia"/>
+              <w:rFonts w:hint="eastAsia" w:ascii="Microsoft JhengHei" w:hAnsi="Microsoft JhengHei" w:eastAsia="Microsoft JhengHei" w:cs="Microsoft JhengHei"/>
+              <w:szCs w:val="24"/>
+            </w:rPr>
+            <w:instrText xml:space="preserve"> HYPERLINK \l _Toc2063 </w:instrText>
+          </w:r>
+          <w:r>
+            <w:rPr>
+              <w:rFonts w:hint="eastAsia" w:ascii="Microsoft JhengHei" w:hAnsi="Microsoft JhengHei" w:eastAsia="Microsoft JhengHei" w:cs="Microsoft JhengHei"/>
               <w:szCs w:val="24"/>
             </w:rPr>
             <w:fldChar w:fldCharType="separate"/>
@@ -4736,7 +4767,7 @@
             <w:fldChar w:fldCharType="begin"/>
           </w:r>
           <w:r>
-            <w:instrText xml:space="preserve"> PAGEREF _Toc14739 \h </w:instrText>
+            <w:instrText xml:space="preserve"> PAGEREF _Toc2063 \h </w:instrText>
           </w:r>
           <w:r>
             <w:fldChar w:fldCharType="separate"/>
@@ -4749,7 +4780,7 @@
           </w:r>
           <w:r>
             <w:rPr>
-              <w:rFonts w:ascii="Microsoft JhengHei" w:eastAsia="Microsoft JhengHei" w:hAnsi="Microsoft JhengHei" w:cs="Microsoft JhengHei" w:hint="eastAsia"/>
+              <w:rFonts w:hint="eastAsia" w:ascii="Microsoft JhengHei" w:hAnsi="Microsoft JhengHei" w:eastAsia="Microsoft JhengHei" w:cs="Microsoft JhengHei"/>
               <w:szCs w:val="24"/>
             </w:rPr>
             <w:fldChar w:fldCharType="end"/>
@@ -4757,28 +4788,28 @@
         </w:p>
         <w:p>
           <w:pPr>
-            <w:pStyle w:val="TOC3"/>
+            <w:pStyle w:val="16"/>
             <w:tabs>
               <w:tab w:val="right" w:leader="dot" w:pos="9082"/>
             </w:tabs>
           </w:pPr>
           <w:r>
             <w:rPr>
-              <w:rFonts w:ascii="Microsoft JhengHei" w:eastAsia="Microsoft JhengHei" w:hAnsi="Microsoft JhengHei" w:cs="Microsoft JhengHei" w:hint="eastAsia"/>
+              <w:rFonts w:hint="eastAsia" w:ascii="Microsoft JhengHei" w:hAnsi="Microsoft JhengHei" w:eastAsia="Microsoft JhengHei" w:cs="Microsoft JhengHei"/>
               <w:szCs w:val="24"/>
             </w:rPr>
             <w:fldChar w:fldCharType="begin"/>
           </w:r>
           <w:r>
             <w:rPr>
-              <w:rFonts w:ascii="Microsoft JhengHei" w:eastAsia="Microsoft JhengHei" w:hAnsi="Microsoft JhengHei" w:cs="Microsoft JhengHei" w:hint="eastAsia"/>
-              <w:szCs w:val="24"/>
-            </w:rPr>
-            <w:instrText xml:space="preserve"> HYPERLINK \l _Toc27623 </w:instrText>
-          </w:r>
-          <w:r>
-            <w:rPr>
-              <w:rFonts w:ascii="Microsoft JhengHei" w:eastAsia="Microsoft JhengHei" w:hAnsi="Microsoft JhengHei" w:cs="Microsoft JhengHei" w:hint="eastAsia"/>
+              <w:rFonts w:hint="eastAsia" w:ascii="Microsoft JhengHei" w:hAnsi="Microsoft JhengHei" w:eastAsia="Microsoft JhengHei" w:cs="Microsoft JhengHei"/>
+              <w:szCs w:val="24"/>
+            </w:rPr>
+            <w:instrText xml:space="preserve"> HYPERLINK \l _Toc3947 </w:instrText>
+          </w:r>
+          <w:r>
+            <w:rPr>
+              <w:rFonts w:hint="eastAsia" w:ascii="Microsoft JhengHei" w:hAnsi="Microsoft JhengHei" w:eastAsia="Microsoft JhengHei" w:cs="Microsoft JhengHei"/>
               <w:szCs w:val="24"/>
             </w:rPr>
             <w:fldChar w:fldCharType="separate"/>
@@ -4799,7 +4830,7 @@
             <w:fldChar w:fldCharType="begin"/>
           </w:r>
           <w:r>
-            <w:instrText xml:space="preserve"> PAGEREF _Toc27623 \h </w:instrText>
+            <w:instrText xml:space="preserve"> PAGEREF _Toc3947 \h </w:instrText>
           </w:r>
           <w:r>
             <w:fldChar w:fldCharType="separate"/>
@@ -4812,7 +4843,7 @@
           </w:r>
           <w:r>
             <w:rPr>
-              <w:rFonts w:ascii="Microsoft JhengHei" w:eastAsia="Microsoft JhengHei" w:hAnsi="Microsoft JhengHei" w:cs="Microsoft JhengHei" w:hint="eastAsia"/>
+              <w:rFonts w:hint="eastAsia" w:ascii="Microsoft JhengHei" w:hAnsi="Microsoft JhengHei" w:eastAsia="Microsoft JhengHei" w:cs="Microsoft JhengHei"/>
               <w:szCs w:val="24"/>
             </w:rPr>
             <w:fldChar w:fldCharType="end"/>
@@ -4829,7 +4860,7 @@
             <w:topLinePunct w:val="0"/>
             <w:bidi w:val="0"/>
             <w:rPr>
-              <w:rFonts w:ascii="Arial" w:eastAsia="Arial" w:hAnsi="Arial" w:cs="Arial"/>
+              <w:rFonts w:ascii="Arial" w:hAnsi="Arial" w:eastAsia="Arial" w:cs="Arial"/>
               <w:snapToGrid w:val="0"/>
               <w:color w:val="000000"/>
               <w:kern w:val="0"/>
@@ -4840,7 +4871,7 @@
           </w:pPr>
           <w:r>
             <w:rPr>
-              <w:rFonts w:ascii="Microsoft JhengHei" w:eastAsia="Microsoft JhengHei" w:hAnsi="Microsoft JhengHei" w:cs="Microsoft JhengHei" w:hint="eastAsia"/>
+              <w:rFonts w:hint="eastAsia" w:ascii="Microsoft JhengHei" w:hAnsi="Microsoft JhengHei" w:eastAsia="Microsoft JhengHei" w:cs="Microsoft JhengHei"/>
               <w:szCs w:val="24"/>
             </w:rPr>
             <w:fldChar w:fldCharType="end"/>
@@ -4859,7 +4890,7 @@
         <w:topLinePunct w:val="0"/>
         <w:bidi w:val="0"/>
         <w:rPr>
-          <w:rFonts w:ascii="Arial" w:eastAsia="Arial" w:hAnsi="Arial" w:cs="Arial"/>
+          <w:rFonts w:ascii="Arial" w:hAnsi="Arial" w:eastAsia="Arial" w:cs="Arial"/>
           <w:snapToGrid w:val="0"/>
           <w:color w:val="000000"/>
           <w:kern w:val="0"/>
@@ -4870,13 +4901,13 @@
         <w:sectPr>
           <w:pgSz w:w="11906" w:h="16839"/>
           <w:pgMar w:top="1431" w:right="1236" w:bottom="1128" w:left="1588" w:header="0" w:footer="0" w:gutter="0"/>
-          <w:cols w:num="1" w:space="720"/>
+          <w:cols w:space="720" w:num="1"/>
         </w:sectPr>
       </w:pPr>
     </w:p>
     <w:p>
       <w:pPr>
-        <w:pStyle w:val="1"/>
+        <w:pStyle w:val="47"/>
         <w:keepNext w:val="0"/>
         <w:keepLines w:val="0"/>
         <w:pageBreakBefore w:val="0"/>
@@ -4886,15 +4917,15 @@
         <w:topLinePunct w:val="0"/>
         <w:bidi w:val="0"/>
       </w:pPr>
-      <w:bookmarkStart w:id="4" w:name="_Toc15068"/>
+      <w:bookmarkStart w:id="3" w:name="_Toc11433"/>
       <w:r>
         <w:t>目的</w:t>
       </w:r>
-      <w:bookmarkEnd w:id="4"/>
+      <w:bookmarkEnd w:id="3"/>
     </w:p>
     <w:p>
       <w:pPr>
-        <w:pStyle w:val="a"/>
+        <w:pStyle w:val="48"/>
         <w:keepNext w:val="0"/>
         <w:keepLines w:val="0"/>
         <w:pageBreakBefore w:val="0"/>
@@ -4910,7 +4941,7 @@
     </w:p>
     <w:p>
       <w:pPr>
-        <w:pStyle w:val="1"/>
+        <w:pStyle w:val="47"/>
         <w:keepNext w:val="0"/>
         <w:keepLines w:val="0"/>
         <w:pageBreakBefore w:val="0"/>
@@ -4920,19 +4951,19 @@
         <w:topLinePunct w:val="0"/>
         <w:bidi w:val="0"/>
       </w:pPr>
+      <w:bookmarkStart w:id="4" w:name="bookmark4"/>
+      <w:bookmarkEnd w:id="4"/>
       <w:bookmarkStart w:id="5" w:name="bookmark5"/>
       <w:bookmarkEnd w:id="5"/>
-      <w:bookmarkStart w:id="6" w:name="bookmark4"/>
-      <w:bookmarkEnd w:id="6"/>
-      <w:bookmarkStart w:id="7" w:name="_Toc11107"/>
+      <w:bookmarkStart w:id="6" w:name="_Toc6799"/>
       <w:r>
         <w:t>.适用范围</w:t>
       </w:r>
-      <w:bookmarkEnd w:id="7"/>
+      <w:bookmarkEnd w:id="6"/>
     </w:p>
     <w:p>
       <w:pPr>
-        <w:pStyle w:val="a"/>
+        <w:pStyle w:val="48"/>
         <w:keepNext w:val="0"/>
         <w:keepLines w:val="0"/>
         <w:pageBreakBefore w:val="0"/>
@@ -4948,7 +4979,7 @@
     </w:p>
     <w:p>
       <w:pPr>
-        <w:pStyle w:val="1"/>
+        <w:pStyle w:val="47"/>
         <w:keepNext w:val="0"/>
         <w:keepLines w:val="0"/>
         <w:pageBreakBefore w:val="0"/>
@@ -4958,23 +4989,23 @@
         <w:topLinePunct w:val="0"/>
         <w:bidi w:val="0"/>
       </w:pPr>
+      <w:bookmarkStart w:id="7" w:name="bookmark9"/>
+      <w:bookmarkEnd w:id="7"/>
       <w:bookmarkStart w:id="8" w:name="bookmark6"/>
       <w:bookmarkEnd w:id="8"/>
-      <w:bookmarkStart w:id="9" w:name="bookmark9"/>
+      <w:bookmarkStart w:id="9" w:name="bookmark7"/>
       <w:bookmarkEnd w:id="9"/>
-      <w:bookmarkStart w:id="10" w:name="bookmark7"/>
+      <w:bookmarkStart w:id="10" w:name="bookmark8"/>
       <w:bookmarkEnd w:id="10"/>
-      <w:bookmarkStart w:id="11" w:name="bookmark8"/>
-      <w:bookmarkEnd w:id="11"/>
-      <w:bookmarkStart w:id="12" w:name="_Toc16702"/>
+      <w:bookmarkStart w:id="11" w:name="_Toc14828"/>
       <w:r>
         <w:t>具体需求</w:t>
       </w:r>
-      <w:bookmarkEnd w:id="12"/>
+      <w:bookmarkEnd w:id="11"/>
     </w:p>
     <w:p>
       <w:pPr>
-        <w:pStyle w:val="2"/>
+        <w:pStyle w:val="49"/>
         <w:keepNext w:val="0"/>
         <w:keepLines w:val="0"/>
         <w:pageBreakBefore w:val="0"/>
@@ -4984,17 +5015,17 @@
         <w:topLinePunct w:val="0"/>
         <w:bidi w:val="0"/>
       </w:pPr>
-      <w:bookmarkStart w:id="13" w:name="bookmark117"/>
-      <w:bookmarkEnd w:id="13"/>
-      <w:bookmarkStart w:id="14" w:name="_Toc21131"/>
+      <w:bookmarkStart w:id="12" w:name="bookmark117"/>
+      <w:bookmarkEnd w:id="12"/>
+      <w:bookmarkStart w:id="13" w:name="_Toc6680"/>
       <w:r>
         <w:t>服务级别管理</w:t>
       </w:r>
-      <w:bookmarkEnd w:id="14"/>
+      <w:bookmarkEnd w:id="13"/>
     </w:p>
     <w:p>
       <w:pPr>
-        <w:pStyle w:val="3"/>
+        <w:pStyle w:val="50"/>
         <w:keepNext w:val="0"/>
         <w:keepLines w:val="0"/>
         <w:pageBreakBefore w:val="0"/>
@@ -5004,19 +5035,19 @@
         <w:topLinePunct w:val="0"/>
         <w:bidi w:val="0"/>
       </w:pPr>
+      <w:bookmarkStart w:id="14" w:name="bookmark10"/>
+      <w:bookmarkEnd w:id="14"/>
       <w:bookmarkStart w:id="15" w:name="bookmark11"/>
       <w:bookmarkEnd w:id="15"/>
-      <w:bookmarkStart w:id="16" w:name="bookmark10"/>
-      <w:bookmarkEnd w:id="16"/>
-      <w:bookmarkStart w:id="17" w:name="_Toc19064"/>
+      <w:bookmarkStart w:id="16" w:name="_Toc4736"/>
       <w:r>
         <w:t>管理范围</w:t>
       </w:r>
-      <w:bookmarkEnd w:id="17"/>
+      <w:bookmarkEnd w:id="16"/>
     </w:p>
     <w:p>
       <w:pPr>
-        <w:pStyle w:val="a"/>
+        <w:pStyle w:val="48"/>
         <w:keepNext w:val="0"/>
         <w:keepLines w:val="0"/>
         <w:pageBreakBefore w:val="0"/>
@@ -5032,7 +5063,7 @@
     </w:p>
     <w:p>
       <w:pPr>
-        <w:pStyle w:val="3"/>
+        <w:pStyle w:val="50"/>
         <w:keepNext w:val="0"/>
         <w:keepLines w:val="0"/>
         <w:pageBreakBefore w:val="0"/>
@@ -5042,19 +5073,19 @@
         <w:topLinePunct w:val="0"/>
         <w:bidi w:val="0"/>
       </w:pPr>
-      <w:bookmarkStart w:id="18" w:name="bookmark13"/>
+      <w:bookmarkStart w:id="17" w:name="bookmark13"/>
+      <w:bookmarkEnd w:id="17"/>
+      <w:bookmarkStart w:id="18" w:name="bookmark12"/>
       <w:bookmarkEnd w:id="18"/>
-      <w:bookmarkStart w:id="19" w:name="bookmark12"/>
-      <w:bookmarkEnd w:id="19"/>
-      <w:bookmarkStart w:id="20" w:name="_Toc12770"/>
+      <w:bookmarkStart w:id="19" w:name="_Toc9073"/>
       <w:r>
         <w:t>管理目标</w:t>
       </w:r>
-      <w:bookmarkEnd w:id="20"/>
+      <w:bookmarkEnd w:id="19"/>
     </w:p>
     <w:p>
       <w:pPr>
-        <w:pStyle w:val="a"/>
+        <w:pStyle w:val="48"/>
         <w:keepNext w:val="0"/>
         <w:keepLines w:val="0"/>
         <w:pageBreakBefore w:val="0"/>
@@ -5088,11 +5119,11 @@
         <w:adjustRightInd/>
         <w:snapToGrid/>
         <w:spacing w:line="360" w:lineRule="auto"/>
-        <w:ind w:left="425" w:right="0" w:hanging="425" w:leftChars="0" w:firstLineChars="0"/>
+        <w:ind w:left="425" w:leftChars="0" w:right="0" w:hanging="425" w:firstLineChars="0"/>
         <w:jc w:val="left"/>
         <w:textAlignment w:val="auto"/>
         <w:rPr>
-          <w:rFonts w:ascii="宋体" w:eastAsia="宋体" w:hAnsi="宋体" w:cs="宋体"/>
+          <w:rFonts w:ascii="宋体" w:hAnsi="宋体" w:eastAsia="宋体" w:cs="宋体"/>
           <w:spacing w:val="-1"/>
           <w:sz w:val="24"/>
           <w:szCs w:val="24"/>
@@ -5100,7 +5131,7 @@
       </w:pPr>
       <w:r>
         <w:rPr>
-          <w:rFonts w:ascii="宋体" w:eastAsia="宋体" w:hAnsi="宋体" w:cs="宋体"/>
+          <w:rFonts w:ascii="宋体" w:hAnsi="宋体" w:eastAsia="宋体" w:cs="宋体"/>
           <w:spacing w:val="-1"/>
           <w:sz w:val="24"/>
           <w:szCs w:val="24"/>
@@ -5128,11 +5159,11 @@
         <w:adjustRightInd/>
         <w:snapToGrid/>
         <w:spacing w:line="360" w:lineRule="auto"/>
-        <w:ind w:left="425" w:right="0" w:hanging="425" w:leftChars="0" w:firstLineChars="0"/>
+        <w:ind w:left="425" w:leftChars="0" w:right="0" w:hanging="425" w:firstLineChars="0"/>
         <w:jc w:val="left"/>
         <w:textAlignment w:val="auto"/>
         <w:rPr>
-          <w:rFonts w:ascii="宋体" w:eastAsia="宋体" w:hAnsi="宋体" w:cs="宋体"/>
+          <w:rFonts w:ascii="宋体" w:hAnsi="宋体" w:eastAsia="宋体" w:cs="宋体"/>
           <w:spacing w:val="-1"/>
           <w:sz w:val="24"/>
           <w:szCs w:val="24"/>
@@ -5140,7 +5171,7 @@
       </w:pPr>
       <w:r>
         <w:rPr>
-          <w:rFonts w:ascii="宋体" w:eastAsia="宋体" w:hAnsi="宋体" w:cs="宋体"/>
+          <w:rFonts w:ascii="宋体" w:hAnsi="宋体" w:eastAsia="宋体" w:cs="宋体"/>
           <w:spacing w:val="-1"/>
           <w:sz w:val="24"/>
           <w:szCs w:val="24"/>
@@ -5168,11 +5199,11 @@
         <w:adjustRightInd/>
         <w:snapToGrid/>
         <w:spacing w:line="360" w:lineRule="auto"/>
-        <w:ind w:left="425" w:right="0" w:hanging="425" w:leftChars="0" w:firstLineChars="0"/>
+        <w:ind w:left="425" w:leftChars="0" w:right="0" w:hanging="425" w:firstLineChars="0"/>
         <w:jc w:val="left"/>
         <w:textAlignment w:val="auto"/>
         <w:rPr>
-          <w:rFonts w:ascii="宋体" w:eastAsia="宋体" w:hAnsi="宋体" w:cs="宋体"/>
+          <w:rFonts w:ascii="宋体" w:hAnsi="宋体" w:eastAsia="宋体" w:cs="宋体"/>
           <w:spacing w:val="-1"/>
           <w:sz w:val="24"/>
           <w:szCs w:val="24"/>
@@ -5180,7 +5211,7 @@
       </w:pPr>
       <w:r>
         <w:rPr>
-          <w:rFonts w:ascii="宋体" w:eastAsia="宋体" w:hAnsi="宋体" w:cs="宋体"/>
+          <w:rFonts w:ascii="宋体" w:hAnsi="宋体" w:eastAsia="宋体" w:cs="宋体"/>
           <w:spacing w:val="-1"/>
           <w:sz w:val="24"/>
           <w:szCs w:val="24"/>
@@ -5190,7 +5221,7 @@
     </w:p>
     <w:p>
       <w:pPr>
-        <w:pStyle w:val="3"/>
+        <w:pStyle w:val="50"/>
         <w:keepNext w:val="0"/>
         <w:keepLines w:val="0"/>
         <w:pageBreakBefore w:val="0"/>
@@ -5200,28 +5231,28 @@
         <w:topLinePunct w:val="0"/>
         <w:bidi w:val="0"/>
       </w:pPr>
+      <w:bookmarkStart w:id="20" w:name="bookmark15"/>
+      <w:bookmarkEnd w:id="20"/>
       <w:bookmarkStart w:id="21" w:name="bookmark14"/>
       <w:bookmarkEnd w:id="21"/>
-      <w:bookmarkStart w:id="22" w:name="bookmark15"/>
-      <w:bookmarkEnd w:id="22"/>
-      <w:bookmarkStart w:id="23" w:name="_Toc22018"/>
+      <w:bookmarkStart w:id="22" w:name="_Toc29519"/>
       <w:r>
         <w:t>关键绩效指标</w:t>
       </w:r>
-      <w:bookmarkEnd w:id="23"/>
+      <w:bookmarkEnd w:id="22"/>
     </w:p>
     <w:tbl>
       <w:tblPr>
-        <w:tblStyle w:val="TableNormal0"/>
+        <w:tblStyle w:val="45"/>
         <w:tblW w:w="8314" w:type="dxa"/>
         <w:tblInd w:w="13" w:type="dxa"/>
         <w:tblBorders>
-          <w:top w:val="single" w:sz="4" w:space="0" w:color="000000"/>
-          <w:left w:val="single" w:sz="4" w:space="0" w:color="000000"/>
-          <w:bottom w:val="single" w:sz="4" w:space="0" w:color="000000"/>
-          <w:right w:val="single" w:sz="4" w:space="0" w:color="000000"/>
-          <w:insideH w:val="single" w:sz="4" w:space="0" w:color="000000"/>
-          <w:insideV w:val="single" w:sz="4" w:space="0" w:color="000000"/>
+          <w:top w:val="single" w:color="000000" w:sz="4" w:space="0"/>
+          <w:left w:val="single" w:color="000000" w:sz="4" w:space="0"/>
+          <w:bottom w:val="single" w:color="000000" w:sz="4" w:space="0"/>
+          <w:right w:val="single" w:color="000000" w:sz="4" w:space="0"/>
+          <w:insideH w:val="single" w:color="000000" w:sz="4" w:space="0"/>
+          <w:insideV w:val="single" w:color="000000" w:sz="4" w:space="0"/>
         </w:tblBorders>
         <w:tblLayout w:type="fixed"/>
         <w:tblCellMar>
@@ -5239,17 +5270,14 @@
       </w:tblGrid>
       <w:tr>
         <w:tblPrEx>
-          <w:tblW w:w="8314" w:type="dxa"/>
-          <w:tblInd w:w="13" w:type="dxa"/>
           <w:tblBorders>
-            <w:top w:val="single" w:sz="4" w:space="0" w:color="000000"/>
-            <w:left w:val="single" w:sz="4" w:space="0" w:color="000000"/>
-            <w:bottom w:val="single" w:sz="4" w:space="0" w:color="000000"/>
-            <w:right w:val="single" w:sz="4" w:space="0" w:color="000000"/>
-            <w:insideH w:val="single" w:sz="4" w:space="0" w:color="000000"/>
-            <w:insideV w:val="single" w:sz="4" w:space="0" w:color="000000"/>
+            <w:top w:val="single" w:color="000000" w:sz="4" w:space="0"/>
+            <w:left w:val="single" w:color="000000" w:sz="4" w:space="0"/>
+            <w:bottom w:val="single" w:color="000000" w:sz="4" w:space="0"/>
+            <w:right w:val="single" w:color="000000" w:sz="4" w:space="0"/>
+            <w:insideH w:val="single" w:color="000000" w:sz="4" w:space="0"/>
+            <w:insideV w:val="single" w:color="000000" w:sz="4" w:space="0"/>
           </w:tblBorders>
-          <w:tblLayout w:type="fixed"/>
           <w:tblCellMar>
             <w:top w:w="0" w:type="dxa"/>
             <w:left w:w="0" w:type="dxa"/>
@@ -5258,7 +5286,7 @@
           </w:tblCellMar>
         </w:tblPrEx>
         <w:trPr>
-          <w:trHeight w:val="591"/>
+          <w:trHeight w:val="591" w:hRule="atLeast"/>
         </w:trPr>
         <w:tc>
           <w:tcPr>
@@ -5383,9 +5411,14 @@
       </w:tr>
       <w:tr>
         <w:tblPrEx>
-          <w:tblW w:w="8314" w:type="dxa"/>
-          <w:tblInd w:w="13" w:type="dxa"/>
-          <w:tblLayout w:type="fixed"/>
+          <w:tblBorders>
+            <w:top w:val="single" w:color="000000" w:sz="4" w:space="0"/>
+            <w:left w:val="single" w:color="000000" w:sz="4" w:space="0"/>
+            <w:bottom w:val="single" w:color="000000" w:sz="4" w:space="0"/>
+            <w:right w:val="single" w:color="000000" w:sz="4" w:space="0"/>
+            <w:insideH w:val="single" w:color="000000" w:sz="4" w:space="0"/>
+            <w:insideV w:val="single" w:color="000000" w:sz="4" w:space="0"/>
+          </w:tblBorders>
           <w:tblCellMar>
             <w:top w:w="0" w:type="dxa"/>
             <w:left w:w="0" w:type="dxa"/>
@@ -5394,7 +5427,7 @@
           </w:tblCellMar>
         </w:tblPrEx>
         <w:trPr>
-          <w:trHeight w:val="661"/>
+          <w:trHeight w:val="661" w:hRule="atLeast"/>
         </w:trPr>
         <w:tc>
           <w:tcPr>
@@ -5402,7 +5435,7 @@
           </w:tcPr>
           <w:p>
             <w:pPr>
-              <w:pStyle w:val="TableText"/>
+              <w:pStyle w:val="46"/>
               <w:keepNext w:val="0"/>
               <w:keepLines w:val="0"/>
               <w:pageBreakBefore w:val="0"/>
@@ -5418,10 +5451,10 @@
                 <w:szCs w:val="18"/>
               </w:rPr>
             </w:pPr>
-            <w:bookmarkStart w:id="24" w:name="bookmark16"/>
+            <w:bookmarkStart w:id="23" w:name="bookmark16"/>
+            <w:bookmarkEnd w:id="23"/>
+            <w:bookmarkStart w:id="24" w:name="bookmark17"/>
             <w:bookmarkEnd w:id="24"/>
-            <w:bookmarkStart w:id="25" w:name="bookmark17"/>
-            <w:bookmarkEnd w:id="25"/>
             <w:r>
               <w:rPr>
                 <w:spacing w:val="-2"/>
@@ -5454,7 +5487,7 @@
           </w:tcPr>
           <w:p>
             <w:pPr>
-              <w:pStyle w:val="TableText"/>
+              <w:pStyle w:val="46"/>
               <w:keepNext w:val="0"/>
               <w:keepLines w:val="0"/>
               <w:pageBreakBefore w:val="0"/>
@@ -5486,7 +5519,7 @@
           </w:tcPr>
           <w:p>
             <w:pPr>
-              <w:pStyle w:val="TableParagraph"/>
+              <w:pStyle w:val="44"/>
               <w:keepNext w:val="0"/>
               <w:keepLines w:val="0"/>
               <w:pageBreakBefore w:val="0"/>
@@ -5520,7 +5553,7 @@
           </w:tcPr>
           <w:p>
             <w:pPr>
-              <w:pStyle w:val="TableText"/>
+              <w:pStyle w:val="46"/>
               <w:keepNext w:val="0"/>
               <w:keepLines w:val="0"/>
               <w:pageBreakBefore w:val="0"/>
@@ -5568,7 +5601,7 @@
     </w:tbl>
     <w:p>
       <w:pPr>
-        <w:pStyle w:val="3"/>
+        <w:pStyle w:val="50"/>
         <w:keepNext w:val="0"/>
         <w:keepLines w:val="0"/>
         <w:pageBreakBefore w:val="0"/>
@@ -5578,15 +5611,15 @@
         <w:topLinePunct w:val="0"/>
         <w:bidi w:val="0"/>
       </w:pPr>
-      <w:bookmarkStart w:id="26" w:name="_Toc17085"/>
+      <w:bookmarkStart w:id="25" w:name="_Toc26644"/>
       <w:r>
         <w:t>参与方</w:t>
       </w:r>
-      <w:bookmarkEnd w:id="26"/>
+      <w:bookmarkEnd w:id="25"/>
     </w:p>
     <w:p>
       <w:pPr>
-        <w:pStyle w:val="a"/>
+        <w:pStyle w:val="48"/>
         <w:keepNext w:val="0"/>
         <w:keepLines w:val="0"/>
         <w:pageBreakBefore w:val="0"/>
@@ -5612,7 +5645,7 @@
     </w:p>
     <w:p>
       <w:pPr>
-        <w:pStyle w:val="2"/>
+        <w:pStyle w:val="49"/>
         <w:keepNext w:val="0"/>
         <w:keepLines w:val="0"/>
         <w:pageBreakBefore w:val="0"/>
@@ -5626,11 +5659,11 @@
           <w:lang w:eastAsia="zh-CN"/>
         </w:rPr>
       </w:pPr>
+      <w:bookmarkStart w:id="26" w:name="bookmark18"/>
+      <w:bookmarkEnd w:id="26"/>
       <w:bookmarkStart w:id="27" w:name="bookmark19"/>
       <w:bookmarkEnd w:id="27"/>
-      <w:bookmarkStart w:id="28" w:name="bookmark18"/>
-      <w:bookmarkEnd w:id="28"/>
-      <w:bookmarkStart w:id="29" w:name="_Toc30890"/>
+      <w:bookmarkStart w:id="28" w:name="_Toc22359"/>
       <w:r>
         <w:t>服务</w:t>
       </w:r>
@@ -5641,11 +5674,11 @@
         </w:rPr>
         <w:t>报告管理</w:t>
       </w:r>
-      <w:bookmarkEnd w:id="29"/>
+      <w:bookmarkEnd w:id="28"/>
     </w:p>
     <w:p>
       <w:pPr>
-        <w:pStyle w:val="3"/>
+        <w:pStyle w:val="50"/>
         <w:keepNext w:val="0"/>
         <w:keepLines w:val="0"/>
         <w:pageBreakBefore w:val="0"/>
@@ -5655,15 +5688,15 @@
         <w:topLinePunct w:val="0"/>
         <w:bidi w:val="0"/>
       </w:pPr>
-      <w:bookmarkStart w:id="30" w:name="_Toc3127"/>
+      <w:bookmarkStart w:id="29" w:name="_Toc28869"/>
       <w:r>
         <w:t>管理范围</w:t>
       </w:r>
-      <w:bookmarkEnd w:id="30"/>
+      <w:bookmarkEnd w:id="29"/>
     </w:p>
     <w:p>
       <w:pPr>
-        <w:pStyle w:val="a"/>
+        <w:pStyle w:val="48"/>
         <w:keepNext w:val="0"/>
         <w:keepLines w:val="0"/>
         <w:pageBreakBefore w:val="0"/>
@@ -5679,7 +5712,7 @@
     </w:p>
     <w:p>
       <w:pPr>
-        <w:pStyle w:val="3"/>
+        <w:pStyle w:val="50"/>
         <w:keepNext w:val="0"/>
         <w:keepLines w:val="0"/>
         <w:pageBreakBefore w:val="0"/>
@@ -5689,19 +5722,19 @@
         <w:topLinePunct w:val="0"/>
         <w:bidi w:val="0"/>
       </w:pPr>
-      <w:bookmarkStart w:id="31" w:name="bookmark20"/>
+      <w:bookmarkStart w:id="30" w:name="bookmark20"/>
+      <w:bookmarkEnd w:id="30"/>
+      <w:bookmarkStart w:id="31" w:name="bookmark21"/>
       <w:bookmarkEnd w:id="31"/>
-      <w:bookmarkStart w:id="32" w:name="bookmark21"/>
-      <w:bookmarkEnd w:id="32"/>
-      <w:bookmarkStart w:id="33" w:name="_Toc29828"/>
+      <w:bookmarkStart w:id="32" w:name="_Toc16137"/>
       <w:r>
         <w:t>管理目标</w:t>
       </w:r>
-      <w:bookmarkEnd w:id="33"/>
+      <w:bookmarkEnd w:id="32"/>
     </w:p>
     <w:p>
       <w:pPr>
-        <w:pStyle w:val="a"/>
+        <w:pStyle w:val="48"/>
         <w:keepNext w:val="0"/>
         <w:keepLines w:val="0"/>
         <w:pageBreakBefore w:val="0"/>
@@ -5717,7 +5750,7 @@
     </w:p>
     <w:p>
       <w:pPr>
-        <w:pStyle w:val="3"/>
+        <w:pStyle w:val="50"/>
         <w:keepNext w:val="0"/>
         <w:keepLines w:val="0"/>
         <w:pageBreakBefore w:val="0"/>
@@ -5727,28 +5760,28 @@
         <w:topLinePunct w:val="0"/>
         <w:bidi w:val="0"/>
       </w:pPr>
+      <w:bookmarkStart w:id="33" w:name="bookmark22"/>
+      <w:bookmarkEnd w:id="33"/>
       <w:bookmarkStart w:id="34" w:name="bookmark23"/>
       <w:bookmarkEnd w:id="34"/>
-      <w:bookmarkStart w:id="35" w:name="bookmark22"/>
-      <w:bookmarkEnd w:id="35"/>
-      <w:bookmarkStart w:id="36" w:name="_Toc18930"/>
+      <w:bookmarkStart w:id="35" w:name="_Toc21509"/>
       <w:r>
         <w:t>关键绩效指标</w:t>
       </w:r>
-      <w:bookmarkEnd w:id="36"/>
+      <w:bookmarkEnd w:id="35"/>
     </w:p>
     <w:tbl>
       <w:tblPr>
-        <w:tblStyle w:val="TableNormal0"/>
+        <w:tblStyle w:val="45"/>
         <w:tblW w:w="8776" w:type="dxa"/>
         <w:tblInd w:w="13" w:type="dxa"/>
         <w:tblBorders>
-          <w:top w:val="single" w:sz="4" w:space="0" w:color="000000"/>
-          <w:left w:val="single" w:sz="4" w:space="0" w:color="000000"/>
-          <w:bottom w:val="single" w:sz="4" w:space="0" w:color="000000"/>
-          <w:right w:val="single" w:sz="4" w:space="0" w:color="000000"/>
-          <w:insideH w:val="single" w:sz="4" w:space="0" w:color="000000"/>
-          <w:insideV w:val="single" w:sz="4" w:space="0" w:color="000000"/>
+          <w:top w:val="single" w:color="000000" w:sz="4" w:space="0"/>
+          <w:left w:val="single" w:color="000000" w:sz="4" w:space="0"/>
+          <w:bottom w:val="single" w:color="000000" w:sz="4" w:space="0"/>
+          <w:right w:val="single" w:color="000000" w:sz="4" w:space="0"/>
+          <w:insideH w:val="single" w:color="000000" w:sz="4" w:space="0"/>
+          <w:insideV w:val="single" w:color="000000" w:sz="4" w:space="0"/>
         </w:tblBorders>
         <w:tblLayout w:type="fixed"/>
         <w:tblCellMar>
@@ -5766,17 +5799,14 @@
       </w:tblGrid>
       <w:tr>
         <w:tblPrEx>
-          <w:tblW w:w="8776" w:type="dxa"/>
-          <w:tblInd w:w="13" w:type="dxa"/>
           <w:tblBorders>
-            <w:top w:val="single" w:sz="4" w:space="0" w:color="000000"/>
-            <w:left w:val="single" w:sz="4" w:space="0" w:color="000000"/>
-            <w:bottom w:val="single" w:sz="4" w:space="0" w:color="000000"/>
-            <w:right w:val="single" w:sz="4" w:space="0" w:color="000000"/>
-            <w:insideH w:val="single" w:sz="4" w:space="0" w:color="000000"/>
-            <w:insideV w:val="single" w:sz="4" w:space="0" w:color="000000"/>
+            <w:top w:val="single" w:color="000000" w:sz="4" w:space="0"/>
+            <w:left w:val="single" w:color="000000" w:sz="4" w:space="0"/>
+            <w:bottom w:val="single" w:color="000000" w:sz="4" w:space="0"/>
+            <w:right w:val="single" w:color="000000" w:sz="4" w:space="0"/>
+            <w:insideH w:val="single" w:color="000000" w:sz="4" w:space="0"/>
+            <w:insideV w:val="single" w:color="000000" w:sz="4" w:space="0"/>
           </w:tblBorders>
-          <w:tblLayout w:type="fixed"/>
           <w:tblCellMar>
             <w:top w:w="0" w:type="dxa"/>
             <w:left w:w="0" w:type="dxa"/>
@@ -5785,7 +5815,7 @@
           </w:tblCellMar>
         </w:tblPrEx>
         <w:trPr>
-          <w:trHeight w:val="585"/>
+          <w:trHeight w:val="585" w:hRule="atLeast"/>
         </w:trPr>
         <w:tc>
           <w:tcPr>
@@ -5793,7 +5823,7 @@
           </w:tcPr>
           <w:p>
             <w:pPr>
-              <w:pStyle w:val="TableText"/>
+              <w:pStyle w:val="46"/>
               <w:keepNext w:val="0"/>
               <w:keepLines w:val="0"/>
               <w:pageBreakBefore w:val="0"/>
@@ -5805,7 +5835,7 @@
               <w:spacing w:before="205" w:line="220" w:lineRule="auto"/>
               <w:ind w:left="328"/>
               <w:rPr>
-                <w:rFonts w:eastAsia="宋体" w:hint="default"/>
+                <w:rFonts w:hint="default" w:eastAsia="宋体"/>
                 <w:spacing w:val="-2"/>
                 <w:sz w:val="18"/>
                 <w:szCs w:val="18"/>
@@ -5830,7 +5860,7 @@
           </w:tcPr>
           <w:p>
             <w:pPr>
-              <w:pStyle w:val="TableText"/>
+              <w:pStyle w:val="46"/>
               <w:keepNext w:val="0"/>
               <w:keepLines w:val="0"/>
               <w:pageBreakBefore w:val="0"/>
@@ -5841,7 +5871,7 @@
               <w:bidi w:val="0"/>
               <w:spacing w:before="205" w:line="220" w:lineRule="auto"/>
               <w:rPr>
-                <w:rFonts w:eastAsia="宋体" w:hint="default"/>
+                <w:rFonts w:hint="default" w:eastAsia="宋体"/>
                 <w:spacing w:val="-1"/>
                 <w:sz w:val="18"/>
                 <w:szCs w:val="18"/>
@@ -5866,7 +5896,7 @@
           </w:tcPr>
           <w:p>
             <w:pPr>
-              <w:pStyle w:val="TableText"/>
+              <w:pStyle w:val="46"/>
               <w:keepNext w:val="0"/>
               <w:keepLines w:val="0"/>
               <w:pageBreakBefore w:val="0"/>
@@ -5878,7 +5908,7 @@
               <w:spacing w:before="205" w:line="220" w:lineRule="auto"/>
               <w:ind w:left="321" w:leftChars="0"/>
               <w:rPr>
-                <w:rFonts w:eastAsia="宋体" w:hint="default"/>
+                <w:rFonts w:hint="default" w:eastAsia="宋体"/>
                 <w:spacing w:val="-3"/>
                 <w:sz w:val="18"/>
                 <w:szCs w:val="18"/>
@@ -5904,7 +5934,7 @@
           </w:tcPr>
           <w:p>
             <w:pPr>
-              <w:pStyle w:val="TableText"/>
+              <w:pStyle w:val="46"/>
               <w:keepNext w:val="0"/>
               <w:keepLines w:val="0"/>
               <w:pageBreakBefore w:val="0"/>
@@ -5916,7 +5946,7 @@
               <w:spacing w:before="230" w:line="238" w:lineRule="auto"/>
               <w:ind w:left="436" w:leftChars="0"/>
               <w:rPr>
-                <w:rFonts w:eastAsia="宋体" w:hint="eastAsia"/>
+                <w:rFonts w:hint="eastAsia" w:eastAsia="宋体"/>
                 <w:spacing w:val="-5"/>
                 <w:sz w:val="18"/>
                 <w:szCs w:val="18"/>
@@ -5938,9 +5968,14 @@
       </w:tr>
       <w:tr>
         <w:tblPrEx>
-          <w:tblW w:w="8776" w:type="dxa"/>
-          <w:tblInd w:w="13" w:type="dxa"/>
-          <w:tblLayout w:type="fixed"/>
+          <w:tblBorders>
+            <w:top w:val="single" w:color="000000" w:sz="4" w:space="0"/>
+            <w:left w:val="single" w:color="000000" w:sz="4" w:space="0"/>
+            <w:bottom w:val="single" w:color="000000" w:sz="4" w:space="0"/>
+            <w:right w:val="single" w:color="000000" w:sz="4" w:space="0"/>
+            <w:insideH w:val="single" w:color="000000" w:sz="4" w:space="0"/>
+            <w:insideV w:val="single" w:color="000000" w:sz="4" w:space="0"/>
+          </w:tblBorders>
           <w:tblCellMar>
             <w:top w:w="0" w:type="dxa"/>
             <w:left w:w="0" w:type="dxa"/>
@@ -5949,7 +5984,7 @@
           </w:tblCellMar>
         </w:tblPrEx>
         <w:trPr>
-          <w:trHeight w:val="689"/>
+          <w:trHeight w:val="689" w:hRule="atLeast"/>
         </w:trPr>
         <w:tc>
           <w:tcPr>
@@ -5958,7 +5993,7 @@
           </w:tcPr>
           <w:p>
             <w:pPr>
-              <w:pStyle w:val="TableText"/>
+              <w:pStyle w:val="46"/>
               <w:keepNext w:val="0"/>
               <w:keepLines w:val="0"/>
               <w:pageBreakBefore w:val="0"/>
@@ -5968,9 +6003,9 @@
               <w:topLinePunct w:val="0"/>
               <w:bidi w:val="0"/>
               <w:spacing w:before="94" w:line="300" w:lineRule="auto"/>
-              <w:ind w:left="606" w:right="145" w:hanging="458" w:leftChars="0" w:rightChars="0" w:firstLineChars="0"/>
-              <w:rPr>
-                <w:rFonts w:ascii="宋体" w:eastAsia="宋体" w:hAnsi="宋体" w:cs="宋体"/>
+              <w:ind w:left="606" w:leftChars="0" w:right="145" w:rightChars="0" w:hanging="458" w:firstLineChars="0"/>
+              <w:rPr>
+                <w:rFonts w:ascii="宋体" w:hAnsi="宋体" w:eastAsia="宋体" w:cs="宋体"/>
                 <w:snapToGrid w:val="0"/>
                 <w:color w:val="000000"/>
                 <w:kern w:val="0"/>
@@ -6004,7 +6039,7 @@
           </w:tcPr>
           <w:p>
             <w:pPr>
-              <w:pStyle w:val="TableText"/>
+              <w:pStyle w:val="46"/>
               <w:keepNext w:val="0"/>
               <w:keepLines w:val="0"/>
               <w:pageBreakBefore w:val="0"/>
@@ -6016,7 +6051,7 @@
               <w:spacing w:before="94" w:line="218" w:lineRule="auto"/>
               <w:ind w:left="184" w:leftChars="0"/>
               <w:rPr>
-                <w:rFonts w:ascii="宋体" w:eastAsia="宋体" w:hAnsi="宋体" w:cs="宋体" w:hint="default"/>
+                <w:rFonts w:hint="default" w:ascii="宋体" w:hAnsi="宋体" w:eastAsia="宋体" w:cs="宋体"/>
                 <w:snapToGrid w:val="0"/>
                 <w:color w:val="000000"/>
                 <w:kern w:val="0"/>
@@ -6060,7 +6095,7 @@
           </w:tcPr>
           <w:p>
             <w:pPr>
-              <w:pStyle w:val="TableText"/>
+              <w:pStyle w:val="46"/>
               <w:keepNext w:val="0"/>
               <w:keepLines w:val="0"/>
               <w:pageBreakBefore w:val="0"/>
@@ -6072,7 +6107,7 @@
               <w:spacing w:before="256" w:line="220" w:lineRule="auto"/>
               <w:ind w:left="321" w:leftChars="0"/>
               <w:rPr>
-                <w:rFonts w:ascii="宋体" w:eastAsia="宋体" w:hAnsi="宋体" w:cs="宋体"/>
+                <w:rFonts w:ascii="宋体" w:hAnsi="宋体" w:eastAsia="宋体" w:cs="宋体"/>
                 <w:snapToGrid w:val="0"/>
                 <w:color w:val="000000"/>
                 <w:kern w:val="0"/>
@@ -6098,7 +6133,7 @@
           </w:tcPr>
           <w:p>
             <w:pPr>
-              <w:pStyle w:val="TableText"/>
+              <w:pStyle w:val="46"/>
               <w:keepNext w:val="0"/>
               <w:keepLines w:val="0"/>
               <w:pageBreakBefore w:val="0"/>
@@ -6110,7 +6145,7 @@
               <w:spacing w:before="282" w:line="238" w:lineRule="auto"/>
               <w:ind w:left="436" w:leftChars="0"/>
               <w:rPr>
-                <w:rFonts w:ascii="宋体" w:eastAsia="宋体" w:hAnsi="宋体" w:cs="宋体"/>
+                <w:rFonts w:ascii="宋体" w:hAnsi="宋体" w:eastAsia="宋体" w:cs="宋体"/>
                 <w:snapToGrid w:val="0"/>
                 <w:color w:val="000000"/>
                 <w:kern w:val="0"/>
@@ -6133,7 +6168,7 @@
     </w:tbl>
     <w:p>
       <w:pPr>
-        <w:pStyle w:val="3"/>
+        <w:pStyle w:val="50"/>
         <w:keepNext w:val="0"/>
         <w:keepLines w:val="0"/>
         <w:pageBreakBefore w:val="0"/>
@@ -6143,19 +6178,19 @@
         <w:topLinePunct w:val="0"/>
         <w:bidi w:val="0"/>
       </w:pPr>
-      <w:bookmarkStart w:id="37" w:name="bookmark24"/>
+      <w:bookmarkStart w:id="36" w:name="bookmark24"/>
+      <w:bookmarkEnd w:id="36"/>
+      <w:bookmarkStart w:id="37" w:name="bookmark25"/>
       <w:bookmarkEnd w:id="37"/>
-      <w:bookmarkStart w:id="38" w:name="bookmark25"/>
-      <w:bookmarkEnd w:id="38"/>
-      <w:bookmarkStart w:id="39" w:name="_Toc31003"/>
+      <w:bookmarkStart w:id="38" w:name="_Toc26470"/>
       <w:r>
         <w:t>参与方</w:t>
       </w:r>
-      <w:bookmarkEnd w:id="39"/>
+      <w:bookmarkEnd w:id="38"/>
     </w:p>
     <w:p>
       <w:pPr>
-        <w:pStyle w:val="a"/>
+        <w:pStyle w:val="48"/>
         <w:keepNext w:val="0"/>
         <w:keepLines w:val="0"/>
         <w:pageBreakBefore w:val="0"/>
@@ -6181,7 +6216,7 @@
     </w:p>
     <w:p>
       <w:pPr>
-        <w:pStyle w:val="2"/>
+        <w:pStyle w:val="49"/>
         <w:keepNext w:val="0"/>
         <w:keepLines w:val="0"/>
         <w:pageBreakBefore w:val="0"/>
@@ -6191,19 +6226,19 @@
         <w:topLinePunct w:val="0"/>
         <w:bidi w:val="0"/>
       </w:pPr>
+      <w:bookmarkStart w:id="39" w:name="bookmark27"/>
+      <w:bookmarkEnd w:id="39"/>
       <w:bookmarkStart w:id="40" w:name="bookmark26"/>
       <w:bookmarkEnd w:id="40"/>
-      <w:bookmarkStart w:id="41" w:name="bookmark27"/>
-      <w:bookmarkEnd w:id="41"/>
-      <w:bookmarkStart w:id="42" w:name="_Toc3572"/>
+      <w:bookmarkStart w:id="41" w:name="_Toc305"/>
       <w:r>
         <w:t>事件管理</w:t>
       </w:r>
-      <w:bookmarkEnd w:id="42"/>
+      <w:bookmarkEnd w:id="41"/>
     </w:p>
     <w:p>
       <w:pPr>
-        <w:pStyle w:val="3"/>
+        <w:pStyle w:val="50"/>
         <w:keepNext w:val="0"/>
         <w:keepLines w:val="0"/>
         <w:pageBreakBefore w:val="0"/>
@@ -6213,19 +6248,19 @@
         <w:topLinePunct w:val="0"/>
         <w:bidi w:val="0"/>
       </w:pPr>
+      <w:bookmarkStart w:id="42" w:name="bookmark29"/>
+      <w:bookmarkEnd w:id="42"/>
       <w:bookmarkStart w:id="43" w:name="bookmark28"/>
       <w:bookmarkEnd w:id="43"/>
-      <w:bookmarkStart w:id="44" w:name="bookmark29"/>
-      <w:bookmarkEnd w:id="44"/>
-      <w:bookmarkStart w:id="45" w:name="_Toc5729"/>
+      <w:bookmarkStart w:id="44" w:name="_Toc5943"/>
       <w:r>
         <w:t>管理范围</w:t>
       </w:r>
-      <w:bookmarkEnd w:id="45"/>
+      <w:bookmarkEnd w:id="44"/>
     </w:p>
     <w:p>
       <w:pPr>
-        <w:pStyle w:val="a"/>
+        <w:pStyle w:val="48"/>
         <w:keepNext w:val="0"/>
         <w:keepLines w:val="0"/>
         <w:pageBreakBefore w:val="0"/>
@@ -6241,7 +6276,7 @@
     </w:p>
     <w:p>
       <w:pPr>
-        <w:pStyle w:val="3"/>
+        <w:pStyle w:val="50"/>
         <w:keepNext w:val="0"/>
         <w:keepLines w:val="0"/>
         <w:pageBreakBefore w:val="0"/>
@@ -6251,19 +6286,19 @@
         <w:topLinePunct w:val="0"/>
         <w:bidi w:val="0"/>
       </w:pPr>
+      <w:bookmarkStart w:id="45" w:name="bookmark30"/>
+      <w:bookmarkEnd w:id="45"/>
       <w:bookmarkStart w:id="46" w:name="bookmark31"/>
       <w:bookmarkEnd w:id="46"/>
-      <w:bookmarkStart w:id="47" w:name="bookmark30"/>
-      <w:bookmarkEnd w:id="47"/>
-      <w:bookmarkStart w:id="48" w:name="_Toc24162"/>
+      <w:bookmarkStart w:id="47" w:name="_Toc19811"/>
       <w:r>
         <w:t>管理目标</w:t>
       </w:r>
-      <w:bookmarkEnd w:id="48"/>
+      <w:bookmarkEnd w:id="47"/>
     </w:p>
     <w:p>
       <w:pPr>
-        <w:pStyle w:val="a"/>
+        <w:pStyle w:val="48"/>
         <w:keepNext w:val="0"/>
         <w:keepLines w:val="0"/>
         <w:pageBreakBefore w:val="0"/>
@@ -6279,7 +6314,7 @@
     </w:p>
     <w:p>
       <w:pPr>
-        <w:pStyle w:val="3"/>
+        <w:pStyle w:val="50"/>
         <w:keepNext w:val="0"/>
         <w:keepLines w:val="0"/>
         <w:pageBreakBefore w:val="0"/>
@@ -6289,28 +6324,28 @@
         <w:topLinePunct w:val="0"/>
         <w:bidi w:val="0"/>
       </w:pPr>
-      <w:bookmarkStart w:id="49" w:name="bookmark32"/>
+      <w:bookmarkStart w:id="48" w:name="bookmark32"/>
+      <w:bookmarkEnd w:id="48"/>
+      <w:bookmarkStart w:id="49" w:name="bookmark33"/>
       <w:bookmarkEnd w:id="49"/>
-      <w:bookmarkStart w:id="50" w:name="bookmark33"/>
-      <w:bookmarkEnd w:id="50"/>
-      <w:bookmarkStart w:id="51" w:name="_Toc32757"/>
+      <w:bookmarkStart w:id="50" w:name="_Toc6869"/>
       <w:r>
         <w:t>关键绩效指标</w:t>
       </w:r>
-      <w:bookmarkEnd w:id="51"/>
+      <w:bookmarkEnd w:id="50"/>
     </w:p>
     <w:tbl>
       <w:tblPr>
-        <w:tblStyle w:val="TableNormal0"/>
+        <w:tblStyle w:val="45"/>
         <w:tblW w:w="8601" w:type="dxa"/>
         <w:tblInd w:w="13" w:type="dxa"/>
         <w:tblBorders>
-          <w:top w:val="single" w:sz="4" w:space="0" w:color="000000"/>
-          <w:left w:val="single" w:sz="4" w:space="0" w:color="000000"/>
-          <w:bottom w:val="single" w:sz="4" w:space="0" w:color="000000"/>
-          <w:right w:val="single" w:sz="4" w:space="0" w:color="000000"/>
-          <w:insideH w:val="single" w:sz="4" w:space="0" w:color="000000"/>
-          <w:insideV w:val="single" w:sz="4" w:space="0" w:color="000000"/>
+          <w:top w:val="single" w:color="000000" w:sz="4" w:space="0"/>
+          <w:left w:val="single" w:color="000000" w:sz="4" w:space="0"/>
+          <w:bottom w:val="single" w:color="000000" w:sz="4" w:space="0"/>
+          <w:right w:val="single" w:color="000000" w:sz="4" w:space="0"/>
+          <w:insideH w:val="single" w:color="000000" w:sz="4" w:space="0"/>
+          <w:insideV w:val="single" w:color="000000" w:sz="4" w:space="0"/>
         </w:tblBorders>
         <w:tblLayout w:type="fixed"/>
         <w:tblCellMar>
@@ -6328,17 +6363,14 @@
       </w:tblGrid>
       <w:tr>
         <w:tblPrEx>
-          <w:tblW w:w="8601" w:type="dxa"/>
-          <w:tblInd w:w="13" w:type="dxa"/>
           <w:tblBorders>
-            <w:top w:val="single" w:sz="4" w:space="0" w:color="000000"/>
-            <w:left w:val="single" w:sz="4" w:space="0" w:color="000000"/>
-            <w:bottom w:val="single" w:sz="4" w:space="0" w:color="000000"/>
-            <w:right w:val="single" w:sz="4" w:space="0" w:color="000000"/>
-            <w:insideH w:val="single" w:sz="4" w:space="0" w:color="000000"/>
-            <w:insideV w:val="single" w:sz="4" w:space="0" w:color="000000"/>
+            <w:top w:val="single" w:color="000000" w:sz="4" w:space="0"/>
+            <w:left w:val="single" w:color="000000" w:sz="4" w:space="0"/>
+            <w:bottom w:val="single" w:color="000000" w:sz="4" w:space="0"/>
+            <w:right w:val="single" w:color="000000" w:sz="4" w:space="0"/>
+            <w:insideH w:val="single" w:color="000000" w:sz="4" w:space="0"/>
+            <w:insideV w:val="single" w:color="000000" w:sz="4" w:space="0"/>
           </w:tblBorders>
-          <w:tblLayout w:type="fixed"/>
           <w:tblCellMar>
             <w:top w:w="0" w:type="dxa"/>
             <w:left w:w="0" w:type="dxa"/>
@@ -6347,7 +6379,7 @@
           </w:tblCellMar>
         </w:tblPrEx>
         <w:trPr>
-          <w:trHeight w:val="585"/>
+          <w:trHeight w:val="585" w:hRule="atLeast"/>
         </w:trPr>
         <w:tc>
           <w:tcPr>
@@ -6355,7 +6387,7 @@
           </w:tcPr>
           <w:p>
             <w:pPr>
-              <w:pStyle w:val="TableText"/>
+              <w:pStyle w:val="46"/>
               <w:keepNext w:val="0"/>
               <w:keepLines w:val="0"/>
               <w:pageBreakBefore w:val="0"/>
@@ -6367,7 +6399,7 @@
               <w:spacing w:before="205" w:line="220" w:lineRule="auto"/>
               <w:ind w:left="328"/>
               <w:rPr>
-                <w:rFonts w:eastAsia="宋体" w:hint="default"/>
+                <w:rFonts w:hint="default" w:eastAsia="宋体"/>
                 <w:spacing w:val="-2"/>
                 <w:sz w:val="18"/>
                 <w:szCs w:val="18"/>
@@ -6392,7 +6424,7 @@
           </w:tcPr>
           <w:p>
             <w:pPr>
-              <w:pStyle w:val="TableText"/>
+              <w:pStyle w:val="46"/>
               <w:keepNext w:val="0"/>
               <w:keepLines w:val="0"/>
               <w:pageBreakBefore w:val="0"/>
@@ -6403,7 +6435,7 @@
               <w:bidi w:val="0"/>
               <w:spacing w:before="205" w:line="220" w:lineRule="auto"/>
               <w:rPr>
-                <w:rFonts w:eastAsia="宋体" w:hint="default"/>
+                <w:rFonts w:hint="default" w:eastAsia="宋体"/>
                 <w:spacing w:val="-1"/>
                 <w:sz w:val="18"/>
                 <w:szCs w:val="18"/>
@@ -6428,7 +6460,7 @@
           </w:tcPr>
           <w:p>
             <w:pPr>
-              <w:pStyle w:val="TableText"/>
+              <w:pStyle w:val="46"/>
               <w:keepNext w:val="0"/>
               <w:keepLines w:val="0"/>
               <w:pageBreakBefore w:val="0"/>
@@ -6466,7 +6498,7 @@
           </w:tcPr>
           <w:p>
             <w:pPr>
-              <w:pStyle w:val="TableText"/>
+              <w:pStyle w:val="46"/>
               <w:keepNext w:val="0"/>
               <w:keepLines w:val="0"/>
               <w:pageBreakBefore w:val="0"/>
@@ -6500,9 +6532,14 @@
       </w:tr>
       <w:tr>
         <w:tblPrEx>
-          <w:tblW w:w="8601" w:type="dxa"/>
-          <w:tblInd w:w="13" w:type="dxa"/>
-          <w:tblLayout w:type="fixed"/>
+          <w:tblBorders>
+            <w:top w:val="single" w:color="000000" w:sz="4" w:space="0"/>
+            <w:left w:val="single" w:color="000000" w:sz="4" w:space="0"/>
+            <w:bottom w:val="single" w:color="000000" w:sz="4" w:space="0"/>
+            <w:right w:val="single" w:color="000000" w:sz="4" w:space="0"/>
+            <w:insideH w:val="single" w:color="000000" w:sz="4" w:space="0"/>
+            <w:insideV w:val="single" w:color="000000" w:sz="4" w:space="0"/>
+          </w:tblBorders>
           <w:tblCellMar>
             <w:top w:w="0" w:type="dxa"/>
             <w:left w:w="0" w:type="dxa"/>
@@ -6511,7 +6548,7 @@
           </w:tblCellMar>
         </w:tblPrEx>
         <w:trPr>
-          <w:trHeight w:val="585"/>
+          <w:trHeight w:val="585" w:hRule="atLeast"/>
         </w:trPr>
         <w:tc>
           <w:tcPr>
@@ -6519,7 +6556,7 @@
           </w:tcPr>
           <w:p>
             <w:pPr>
-              <w:pStyle w:val="TableText"/>
+              <w:pStyle w:val="46"/>
               <w:keepNext w:val="0"/>
               <w:keepLines w:val="0"/>
               <w:pageBreakBefore w:val="0"/>
@@ -6551,7 +6588,7 @@
           </w:tcPr>
           <w:p>
             <w:pPr>
-              <w:pStyle w:val="TableText"/>
+              <w:pStyle w:val="46"/>
               <w:keepNext w:val="0"/>
               <w:keepLines w:val="0"/>
               <w:pageBreakBefore w:val="0"/>
@@ -6562,7 +6599,7 @@
               <w:bidi w:val="0"/>
               <w:spacing w:before="205" w:line="220" w:lineRule="auto"/>
               <w:rPr>
-                <w:rFonts w:eastAsia="宋体" w:hint="default"/>
+                <w:rFonts w:hint="default" w:eastAsia="宋体"/>
                 <w:sz w:val="18"/>
                 <w:szCs w:val="18"/>
                 <w:lang w:val="en-US" w:eastAsia="zh-CN"/>
@@ -6594,7 +6631,7 @@
           </w:tcPr>
           <w:p>
             <w:pPr>
-              <w:pStyle w:val="TableText"/>
+              <w:pStyle w:val="46"/>
               <w:keepNext w:val="0"/>
               <w:keepLines w:val="0"/>
               <w:pageBreakBefore w:val="0"/>
@@ -6632,7 +6669,7 @@
           </w:tcPr>
           <w:p>
             <w:pPr>
-              <w:pStyle w:val="TableText"/>
+              <w:pStyle w:val="46"/>
               <w:keepNext w:val="0"/>
               <w:keepLines w:val="0"/>
               <w:pageBreakBefore w:val="0"/>
@@ -6666,9 +6703,14 @@
       </w:tr>
       <w:tr>
         <w:tblPrEx>
-          <w:tblW w:w="8601" w:type="dxa"/>
-          <w:tblInd w:w="13" w:type="dxa"/>
-          <w:tblLayout w:type="fixed"/>
+          <w:tblBorders>
+            <w:top w:val="single" w:color="000000" w:sz="4" w:space="0"/>
+            <w:left w:val="single" w:color="000000" w:sz="4" w:space="0"/>
+            <w:bottom w:val="single" w:color="000000" w:sz="4" w:space="0"/>
+            <w:right w:val="single" w:color="000000" w:sz="4" w:space="0"/>
+            <w:insideH w:val="single" w:color="000000" w:sz="4" w:space="0"/>
+            <w:insideV w:val="single" w:color="000000" w:sz="4" w:space="0"/>
+          </w:tblBorders>
           <w:tblCellMar>
             <w:top w:w="0" w:type="dxa"/>
             <w:left w:w="0" w:type="dxa"/>
@@ -6677,7 +6719,7 @@
           </w:tblCellMar>
         </w:tblPrEx>
         <w:trPr>
-          <w:trHeight w:val="651"/>
+          <w:trHeight w:val="651" w:hRule="atLeast"/>
         </w:trPr>
         <w:tc>
           <w:tcPr>
@@ -6685,7 +6727,7 @@
           </w:tcPr>
           <w:p>
             <w:pPr>
-              <w:pStyle w:val="TableText"/>
+              <w:pStyle w:val="46"/>
               <w:keepNext w:val="0"/>
               <w:keepLines w:val="0"/>
               <w:pageBreakBefore w:val="0"/>
@@ -6697,7 +6739,7 @@
               <w:spacing w:before="75" w:line="290" w:lineRule="auto"/>
               <w:ind w:left="702" w:right="145" w:hanging="554"/>
               <w:rPr>
-                <w:rFonts w:eastAsia="宋体" w:hint="default"/>
+                <w:rFonts w:hint="default" w:eastAsia="宋体"/>
                 <w:sz w:val="18"/>
                 <w:szCs w:val="18"/>
                 <w:lang w:val="en-US" w:eastAsia="zh-CN"/>
@@ -6721,7 +6763,7 @@
           </w:tcPr>
           <w:p>
             <w:pPr>
-              <w:pStyle w:val="TableText"/>
+              <w:pStyle w:val="46"/>
               <w:keepNext w:val="0"/>
               <w:keepLines w:val="0"/>
               <w:pageBreakBefore w:val="0"/>
@@ -6752,7 +6794,7 @@
           </w:tcPr>
           <w:p>
             <w:pPr>
-              <w:pStyle w:val="TableText"/>
+              <w:pStyle w:val="46"/>
               <w:keepNext w:val="0"/>
               <w:keepLines w:val="0"/>
               <w:pageBreakBefore w:val="0"/>
@@ -6790,7 +6832,7 @@
           </w:tcPr>
           <w:p>
             <w:pPr>
-              <w:pStyle w:val="TableText"/>
+              <w:pStyle w:val="46"/>
               <w:keepNext w:val="0"/>
               <w:keepLines w:val="0"/>
               <w:pageBreakBefore w:val="0"/>
@@ -6824,9 +6866,14 @@
       </w:tr>
       <w:tr>
         <w:tblPrEx>
-          <w:tblW w:w="8601" w:type="dxa"/>
-          <w:tblInd w:w="13" w:type="dxa"/>
-          <w:tblLayout w:type="fixed"/>
+          <w:tblBorders>
+            <w:top w:val="single" w:color="000000" w:sz="4" w:space="0"/>
+            <w:left w:val="single" w:color="000000" w:sz="4" w:space="0"/>
+            <w:bottom w:val="single" w:color="000000" w:sz="4" w:space="0"/>
+            <w:right w:val="single" w:color="000000" w:sz="4" w:space="0"/>
+            <w:insideH w:val="single" w:color="000000" w:sz="4" w:space="0"/>
+            <w:insideV w:val="single" w:color="000000" w:sz="4" w:space="0"/>
+          </w:tblBorders>
           <w:tblCellMar>
             <w:top w:w="0" w:type="dxa"/>
             <w:left w:w="0" w:type="dxa"/>
@@ -6835,7 +6882,7 @@
           </w:tblCellMar>
         </w:tblPrEx>
         <w:trPr>
-          <w:trHeight w:val="651"/>
+          <w:trHeight w:val="651" w:hRule="atLeast"/>
         </w:trPr>
         <w:tc>
           <w:tcPr>
@@ -6843,7 +6890,7 @@
           </w:tcPr>
           <w:p>
             <w:pPr>
-              <w:pStyle w:val="TableText"/>
+              <w:pStyle w:val="46"/>
               <w:keepNext w:val="0"/>
               <w:keepLines w:val="0"/>
               <w:pageBreakBefore w:val="0"/>
@@ -6882,7 +6929,7 @@
           </w:tcPr>
           <w:p>
             <w:pPr>
-              <w:pStyle w:val="TableText"/>
+              <w:pStyle w:val="46"/>
               <w:keepNext w:val="0"/>
               <w:keepLines w:val="0"/>
               <w:pageBreakBefore w:val="0"/>
@@ -6894,7 +6941,7 @@
               <w:spacing w:before="76" w:line="220" w:lineRule="auto"/>
               <w:ind w:left="185"/>
               <w:rPr>
-                <w:rFonts w:eastAsia="宋体" w:hint="default"/>
+                <w:rFonts w:hint="default" w:eastAsia="宋体"/>
                 <w:sz w:val="18"/>
                 <w:szCs w:val="18"/>
                 <w:lang w:val="en-US" w:eastAsia="zh-CN"/>
@@ -6934,7 +6981,7 @@
           </w:tcPr>
           <w:p>
             <w:pPr>
-              <w:pStyle w:val="TableText"/>
+              <w:pStyle w:val="46"/>
               <w:keepNext w:val="0"/>
               <w:keepLines w:val="0"/>
               <w:pageBreakBefore w:val="0"/>
@@ -6972,7 +7019,7 @@
           </w:tcPr>
           <w:p>
             <w:pPr>
-              <w:pStyle w:val="TableText"/>
+              <w:pStyle w:val="46"/>
               <w:keepNext w:val="0"/>
               <w:keepLines w:val="0"/>
               <w:pageBreakBefore w:val="0"/>
@@ -7007,7 +7054,7 @@
     </w:tbl>
     <w:p>
       <w:pPr>
-        <w:pStyle w:val="3"/>
+        <w:pStyle w:val="50"/>
         <w:keepNext w:val="0"/>
         <w:keepLines w:val="0"/>
         <w:pageBreakBefore w:val="0"/>
@@ -7017,19 +7064,19 @@
         <w:topLinePunct w:val="0"/>
         <w:bidi w:val="0"/>
       </w:pPr>
-      <w:bookmarkStart w:id="52" w:name="bookmark34"/>
+      <w:bookmarkStart w:id="51" w:name="bookmark34"/>
+      <w:bookmarkEnd w:id="51"/>
+      <w:bookmarkStart w:id="52" w:name="bookmark35"/>
       <w:bookmarkEnd w:id="52"/>
-      <w:bookmarkStart w:id="53" w:name="bookmark35"/>
-      <w:bookmarkEnd w:id="53"/>
-      <w:bookmarkStart w:id="54" w:name="_Toc5674"/>
+      <w:bookmarkStart w:id="53" w:name="_Toc6289"/>
       <w:r>
         <w:t>参与方</w:t>
       </w:r>
-      <w:bookmarkEnd w:id="54"/>
+      <w:bookmarkEnd w:id="53"/>
     </w:p>
     <w:p>
       <w:pPr>
-        <w:pStyle w:val="a"/>
+        <w:pStyle w:val="48"/>
         <w:keepNext w:val="0"/>
         <w:keepLines w:val="0"/>
         <w:pageBreakBefore w:val="0"/>
@@ -7055,7 +7102,7 @@
     </w:p>
     <w:p>
       <w:pPr>
-        <w:pStyle w:val="2"/>
+        <w:pStyle w:val="49"/>
         <w:keepNext w:val="0"/>
         <w:keepLines w:val="0"/>
         <w:pageBreakBefore w:val="0"/>
@@ -7065,19 +7112,19 @@
         <w:topLinePunct w:val="0"/>
         <w:bidi w:val="0"/>
       </w:pPr>
-      <w:bookmarkStart w:id="55" w:name="bookmark36"/>
+      <w:bookmarkStart w:id="54" w:name="bookmark36"/>
+      <w:bookmarkEnd w:id="54"/>
+      <w:bookmarkStart w:id="55" w:name="bookmark37"/>
       <w:bookmarkEnd w:id="55"/>
-      <w:bookmarkStart w:id="56" w:name="bookmark37"/>
-      <w:bookmarkEnd w:id="56"/>
-      <w:bookmarkStart w:id="57" w:name="_Toc27568"/>
+      <w:bookmarkStart w:id="56" w:name="_Toc2903"/>
       <w:r>
         <w:t>问题管理</w:t>
       </w:r>
-      <w:bookmarkEnd w:id="57"/>
+      <w:bookmarkEnd w:id="56"/>
     </w:p>
     <w:p>
       <w:pPr>
-        <w:pStyle w:val="3"/>
+        <w:pStyle w:val="50"/>
         <w:keepNext w:val="0"/>
         <w:keepLines w:val="0"/>
         <w:pageBreakBefore w:val="0"/>
@@ -7087,39 +7134,39 @@
         <w:topLinePunct w:val="0"/>
         <w:bidi w:val="0"/>
       </w:pPr>
-      <w:bookmarkStart w:id="58" w:name="bookmark96"/>
+      <w:bookmarkStart w:id="57" w:name="bookmark39"/>
+      <w:bookmarkEnd w:id="57"/>
+      <w:bookmarkStart w:id="58" w:name="bookmark90"/>
       <w:bookmarkEnd w:id="58"/>
       <w:bookmarkStart w:id="59" w:name="bookmark99"/>
       <w:bookmarkEnd w:id="59"/>
-      <w:bookmarkStart w:id="60" w:name="bookmark93"/>
+      <w:bookmarkStart w:id="60" w:name="bookmark102"/>
       <w:bookmarkEnd w:id="60"/>
-      <w:bookmarkStart w:id="61" w:name="bookmark102"/>
+      <w:bookmarkStart w:id="61" w:name="bookmark96"/>
       <w:bookmarkEnd w:id="61"/>
       <w:bookmarkStart w:id="62" w:name="bookmark105"/>
       <w:bookmarkEnd w:id="62"/>
-      <w:bookmarkStart w:id="63" w:name="bookmark39"/>
+      <w:bookmarkStart w:id="63" w:name="bookmark114"/>
       <w:bookmarkEnd w:id="63"/>
-      <w:bookmarkStart w:id="64" w:name="bookmark114"/>
+      <w:bookmarkStart w:id="64" w:name="bookmark93"/>
       <w:bookmarkEnd w:id="64"/>
-      <w:bookmarkStart w:id="65" w:name="bookmark108"/>
+      <w:bookmarkStart w:id="65" w:name="bookmark87"/>
       <w:bookmarkEnd w:id="65"/>
       <w:bookmarkStart w:id="66" w:name="bookmark38"/>
       <w:bookmarkEnd w:id="66"/>
-      <w:bookmarkStart w:id="67" w:name="bookmark111"/>
+      <w:bookmarkStart w:id="67" w:name="bookmark108"/>
       <w:bookmarkEnd w:id="67"/>
-      <w:bookmarkStart w:id="68" w:name="bookmark90"/>
+      <w:bookmarkStart w:id="68" w:name="bookmark111"/>
       <w:bookmarkEnd w:id="68"/>
-      <w:bookmarkStart w:id="69" w:name="bookmark87"/>
-      <w:bookmarkEnd w:id="69"/>
-      <w:bookmarkStart w:id="70" w:name="_Toc18392"/>
+      <w:bookmarkStart w:id="69" w:name="_Toc21637"/>
       <w:r>
         <w:t>管理范围</w:t>
       </w:r>
-      <w:bookmarkEnd w:id="70"/>
+      <w:bookmarkEnd w:id="69"/>
     </w:p>
     <w:p>
       <w:pPr>
-        <w:pStyle w:val="a"/>
+        <w:pStyle w:val="48"/>
         <w:keepNext w:val="0"/>
         <w:keepLines w:val="0"/>
         <w:pageBreakBefore w:val="0"/>
@@ -7135,7 +7182,7 @@
     </w:p>
     <w:p>
       <w:pPr>
-        <w:pStyle w:val="3"/>
+        <w:pStyle w:val="50"/>
         <w:keepNext w:val="0"/>
         <w:keepLines w:val="0"/>
         <w:pageBreakBefore w:val="0"/>
@@ -7145,19 +7192,19 @@
         <w:topLinePunct w:val="0"/>
         <w:bidi w:val="0"/>
       </w:pPr>
+      <w:bookmarkStart w:id="70" w:name="bookmark40"/>
+      <w:bookmarkEnd w:id="70"/>
       <w:bookmarkStart w:id="71" w:name="bookmark41"/>
       <w:bookmarkEnd w:id="71"/>
-      <w:bookmarkStart w:id="72" w:name="bookmark40"/>
-      <w:bookmarkEnd w:id="72"/>
-      <w:bookmarkStart w:id="73" w:name="_Toc28068"/>
+      <w:bookmarkStart w:id="72" w:name="_Toc9259"/>
       <w:r>
         <w:t>管理目标</w:t>
       </w:r>
-      <w:bookmarkEnd w:id="73"/>
+      <w:bookmarkEnd w:id="72"/>
     </w:p>
     <w:p>
       <w:pPr>
-        <w:pStyle w:val="a"/>
+        <w:pStyle w:val="48"/>
         <w:keepNext w:val="0"/>
         <w:keepLines w:val="0"/>
         <w:pageBreakBefore w:val="0"/>
@@ -7173,7 +7220,7 @@
     </w:p>
     <w:p>
       <w:pPr>
-        <w:pStyle w:val="3"/>
+        <w:pStyle w:val="50"/>
         <w:keepNext w:val="0"/>
         <w:keepLines w:val="0"/>
         <w:pageBreakBefore w:val="0"/>
@@ -7183,28 +7230,28 @@
         <w:topLinePunct w:val="0"/>
         <w:bidi w:val="0"/>
       </w:pPr>
-      <w:bookmarkStart w:id="74" w:name="bookmark43"/>
+      <w:bookmarkStart w:id="73" w:name="bookmark43"/>
+      <w:bookmarkEnd w:id="73"/>
+      <w:bookmarkStart w:id="74" w:name="bookmark42"/>
       <w:bookmarkEnd w:id="74"/>
-      <w:bookmarkStart w:id="75" w:name="bookmark42"/>
-      <w:bookmarkEnd w:id="75"/>
-      <w:bookmarkStart w:id="76" w:name="_Toc7205"/>
+      <w:bookmarkStart w:id="75" w:name="_Toc17561"/>
       <w:r>
         <w:t>关键绩效指标</w:t>
       </w:r>
-      <w:bookmarkEnd w:id="76"/>
+      <w:bookmarkEnd w:id="75"/>
     </w:p>
     <w:tbl>
       <w:tblPr>
-        <w:tblStyle w:val="TableNormal0"/>
+        <w:tblStyle w:val="45"/>
         <w:tblW w:w="8647" w:type="dxa"/>
         <w:tblInd w:w="13" w:type="dxa"/>
         <w:tblBorders>
-          <w:top w:val="single" w:sz="4" w:space="0" w:color="000000"/>
-          <w:left w:val="single" w:sz="4" w:space="0" w:color="000000"/>
-          <w:bottom w:val="single" w:sz="4" w:space="0" w:color="000000"/>
-          <w:right w:val="single" w:sz="4" w:space="0" w:color="000000"/>
-          <w:insideH w:val="single" w:sz="4" w:space="0" w:color="000000"/>
-          <w:insideV w:val="single" w:sz="4" w:space="0" w:color="000000"/>
+          <w:top w:val="single" w:color="000000" w:sz="4" w:space="0"/>
+          <w:left w:val="single" w:color="000000" w:sz="4" w:space="0"/>
+          <w:bottom w:val="single" w:color="000000" w:sz="4" w:space="0"/>
+          <w:right w:val="single" w:color="000000" w:sz="4" w:space="0"/>
+          <w:insideH w:val="single" w:color="000000" w:sz="4" w:space="0"/>
+          <w:insideV w:val="single" w:color="000000" w:sz="4" w:space="0"/>
         </w:tblBorders>
         <w:tblLayout w:type="fixed"/>
         <w:tblCellMar>
@@ -7222,17 +7269,14 @@
       </w:tblGrid>
       <w:tr>
         <w:tblPrEx>
-          <w:tblW w:w="8647" w:type="dxa"/>
-          <w:tblInd w:w="13" w:type="dxa"/>
           <w:tblBorders>
-            <w:top w:val="single" w:sz="4" w:space="0" w:color="000000"/>
-            <w:left w:val="single" w:sz="4" w:space="0" w:color="000000"/>
-            <w:bottom w:val="single" w:sz="4" w:space="0" w:color="000000"/>
-            <w:right w:val="single" w:sz="4" w:space="0" w:color="000000"/>
-            <w:insideH w:val="single" w:sz="4" w:space="0" w:color="000000"/>
-            <w:insideV w:val="single" w:sz="4" w:space="0" w:color="000000"/>
+            <w:top w:val="single" w:color="000000" w:sz="4" w:space="0"/>
+            <w:left w:val="single" w:color="000000" w:sz="4" w:space="0"/>
+            <w:bottom w:val="single" w:color="000000" w:sz="4" w:space="0"/>
+            <w:right w:val="single" w:color="000000" w:sz="4" w:space="0"/>
+            <w:insideH w:val="single" w:color="000000" w:sz="4" w:space="0"/>
+            <w:insideV w:val="single" w:color="000000" w:sz="4" w:space="0"/>
           </w:tblBorders>
-          <w:tblLayout w:type="fixed"/>
           <w:tblCellMar>
             <w:top w:w="0" w:type="dxa"/>
             <w:left w:w="0" w:type="dxa"/>
@@ -7241,7 +7285,7 @@
           </w:tblCellMar>
         </w:tblPrEx>
         <w:trPr>
-          <w:trHeight w:val="651"/>
+          <w:trHeight w:val="651" w:hRule="atLeast"/>
         </w:trPr>
         <w:tc>
           <w:tcPr>
@@ -7260,7 +7304,7 @@
               <w:bidi w:val="0"/>
               <w:jc w:val="center"/>
               <w:rPr>
-                <w:rFonts w:ascii="Arial" w:eastAsia="Arial" w:hAnsi="Arial" w:cs="Arial" w:hint="default"/>
+                <w:rFonts w:hint="default" w:ascii="Arial" w:hAnsi="Arial" w:eastAsia="Arial" w:cs="Arial"/>
                 <w:snapToGrid w:val="0"/>
                 <w:color w:val="000000"/>
                 <w:kern w:val="0"/>
@@ -7295,7 +7339,7 @@
               <w:bidi w:val="0"/>
               <w:jc w:val="center"/>
               <w:rPr>
-                <w:rFonts w:ascii="Arial" w:eastAsia="Arial" w:hAnsi="Arial" w:cs="Arial" w:hint="default"/>
+                <w:rFonts w:hint="default" w:ascii="Arial" w:hAnsi="Arial" w:eastAsia="Arial" w:cs="Arial"/>
                 <w:snapToGrid w:val="0"/>
                 <w:color w:val="000000"/>
                 <w:kern w:val="0"/>
@@ -7330,7 +7374,7 @@
               <w:bidi w:val="0"/>
               <w:jc w:val="center"/>
               <w:rPr>
-                <w:rFonts w:ascii="Arial" w:eastAsia="Arial" w:hAnsi="Arial" w:cs="Arial" w:hint="eastAsia"/>
+                <w:rFonts w:hint="eastAsia" w:ascii="Arial" w:hAnsi="Arial" w:eastAsia="Arial" w:cs="Arial"/>
                 <w:snapToGrid w:val="0"/>
                 <w:color w:val="000000"/>
                 <w:kern w:val="0"/>
@@ -7365,7 +7409,7 @@
               <w:bidi w:val="0"/>
               <w:jc w:val="center"/>
               <w:rPr>
-                <w:rFonts w:ascii="Arial" w:eastAsia="Arial" w:hAnsi="Arial" w:cs="Arial" w:hint="eastAsia"/>
+                <w:rFonts w:hint="eastAsia" w:ascii="Arial" w:hAnsi="Arial" w:eastAsia="Arial" w:cs="Arial"/>
                 <w:snapToGrid w:val="0"/>
                 <w:color w:val="000000"/>
                 <w:kern w:val="0"/>
@@ -7386,9 +7430,14 @@
       </w:tr>
       <w:tr>
         <w:tblPrEx>
-          <w:tblW w:w="8647" w:type="dxa"/>
-          <w:tblInd w:w="13" w:type="dxa"/>
-          <w:tblLayout w:type="fixed"/>
+          <w:tblBorders>
+            <w:top w:val="single" w:color="000000" w:sz="4" w:space="0"/>
+            <w:left w:val="single" w:color="000000" w:sz="4" w:space="0"/>
+            <w:bottom w:val="single" w:color="000000" w:sz="4" w:space="0"/>
+            <w:right w:val="single" w:color="000000" w:sz="4" w:space="0"/>
+            <w:insideH w:val="single" w:color="000000" w:sz="4" w:space="0"/>
+            <w:insideV w:val="single" w:color="000000" w:sz="4" w:space="0"/>
+          </w:tblBorders>
           <w:tblCellMar>
             <w:top w:w="0" w:type="dxa"/>
             <w:left w:w="0" w:type="dxa"/>
@@ -7397,7 +7446,7 @@
           </w:tblCellMar>
         </w:tblPrEx>
         <w:trPr>
-          <w:trHeight w:val="651"/>
+          <w:trHeight w:val="651" w:hRule="atLeast"/>
         </w:trPr>
         <w:tc>
           <w:tcPr>
@@ -7483,7 +7532,7 @@
     </w:tbl>
     <w:p>
       <w:pPr>
-        <w:pStyle w:val="3"/>
+        <w:pStyle w:val="50"/>
         <w:keepNext w:val="0"/>
         <w:keepLines w:val="0"/>
         <w:pageBreakBefore w:val="0"/>
@@ -7493,19 +7542,19 @@
         <w:topLinePunct w:val="0"/>
         <w:bidi w:val="0"/>
       </w:pPr>
+      <w:bookmarkStart w:id="76" w:name="bookmark44"/>
+      <w:bookmarkEnd w:id="76"/>
       <w:bookmarkStart w:id="77" w:name="bookmark45"/>
       <w:bookmarkEnd w:id="77"/>
-      <w:bookmarkStart w:id="78" w:name="bookmark44"/>
-      <w:bookmarkEnd w:id="78"/>
-      <w:bookmarkStart w:id="79" w:name="_Toc1254"/>
+      <w:bookmarkStart w:id="78" w:name="_Toc16986"/>
       <w:r>
         <w:t>参与方</w:t>
       </w:r>
-      <w:bookmarkEnd w:id="79"/>
+      <w:bookmarkEnd w:id="78"/>
     </w:p>
     <w:p>
       <w:pPr>
-        <w:pStyle w:val="a"/>
+        <w:pStyle w:val="48"/>
         <w:keepNext w:val="0"/>
         <w:keepLines w:val="0"/>
         <w:pageBreakBefore w:val="0"/>
@@ -7531,7 +7580,7 @@
     </w:p>
     <w:p>
       <w:pPr>
-        <w:pStyle w:val="2"/>
+        <w:pStyle w:val="49"/>
         <w:keepNext w:val="0"/>
         <w:keepLines w:val="0"/>
         <w:pageBreakBefore w:val="0"/>
@@ -7541,19 +7590,19 @@
         <w:topLinePunct w:val="0"/>
         <w:bidi w:val="0"/>
       </w:pPr>
-      <w:bookmarkStart w:id="80" w:name="bookmark46"/>
+      <w:bookmarkStart w:id="79" w:name="bookmark46"/>
+      <w:bookmarkEnd w:id="79"/>
+      <w:bookmarkStart w:id="80" w:name="bookmark47"/>
       <w:bookmarkEnd w:id="80"/>
-      <w:bookmarkStart w:id="81" w:name="bookmark47"/>
-      <w:bookmarkEnd w:id="81"/>
-      <w:bookmarkStart w:id="82" w:name="_Toc12809"/>
+      <w:bookmarkStart w:id="81" w:name="_Toc17510"/>
       <w:r>
         <w:t>变更管理</w:t>
       </w:r>
-      <w:bookmarkEnd w:id="82"/>
+      <w:bookmarkEnd w:id="81"/>
     </w:p>
     <w:p>
       <w:pPr>
-        <w:pStyle w:val="3"/>
+        <w:pStyle w:val="50"/>
         <w:keepNext w:val="0"/>
         <w:keepLines w:val="0"/>
         <w:pageBreakBefore w:val="0"/>
@@ -7563,19 +7612,19 @@
         <w:topLinePunct w:val="0"/>
         <w:bidi w:val="0"/>
       </w:pPr>
+      <w:bookmarkStart w:id="82" w:name="bookmark48"/>
+      <w:bookmarkEnd w:id="82"/>
       <w:bookmarkStart w:id="83" w:name="bookmark49"/>
       <w:bookmarkEnd w:id="83"/>
-      <w:bookmarkStart w:id="84" w:name="bookmark48"/>
-      <w:bookmarkEnd w:id="84"/>
-      <w:bookmarkStart w:id="85" w:name="_Toc26590"/>
+      <w:bookmarkStart w:id="84" w:name="_Toc17161"/>
       <w:r>
         <w:t>管理范围</w:t>
       </w:r>
-      <w:bookmarkEnd w:id="85"/>
+      <w:bookmarkEnd w:id="84"/>
     </w:p>
     <w:p>
       <w:pPr>
-        <w:pStyle w:val="a"/>
+        <w:pStyle w:val="48"/>
         <w:keepNext w:val="0"/>
         <w:keepLines w:val="0"/>
         <w:pageBreakBefore w:val="0"/>
@@ -7591,7 +7640,7 @@
     </w:p>
     <w:p>
       <w:pPr>
-        <w:pStyle w:val="3"/>
+        <w:pStyle w:val="50"/>
         <w:keepNext w:val="0"/>
         <w:keepLines w:val="0"/>
         <w:pageBreakBefore w:val="0"/>
@@ -7601,19 +7650,19 @@
         <w:topLinePunct w:val="0"/>
         <w:bidi w:val="0"/>
       </w:pPr>
+      <w:bookmarkStart w:id="85" w:name="bookmark50"/>
+      <w:bookmarkEnd w:id="85"/>
       <w:bookmarkStart w:id="86" w:name="bookmark51"/>
       <w:bookmarkEnd w:id="86"/>
-      <w:bookmarkStart w:id="87" w:name="bookmark50"/>
-      <w:bookmarkEnd w:id="87"/>
-      <w:bookmarkStart w:id="88" w:name="_Toc29782"/>
+      <w:bookmarkStart w:id="87" w:name="_Toc5308"/>
       <w:r>
         <w:t>管理目标</w:t>
       </w:r>
-      <w:bookmarkEnd w:id="88"/>
+      <w:bookmarkEnd w:id="87"/>
     </w:p>
     <w:p>
       <w:pPr>
-        <w:pStyle w:val="a"/>
+        <w:pStyle w:val="48"/>
         <w:keepNext w:val="0"/>
         <w:keepLines w:val="0"/>
         <w:pageBreakBefore w:val="0"/>
@@ -7629,7 +7678,7 @@
     </w:p>
     <w:p>
       <w:pPr>
-        <w:pStyle w:val="3"/>
+        <w:pStyle w:val="50"/>
         <w:keepNext w:val="0"/>
         <w:keepLines w:val="0"/>
         <w:pageBreakBefore w:val="0"/>
@@ -7639,28 +7688,28 @@
         <w:topLinePunct w:val="0"/>
         <w:bidi w:val="0"/>
       </w:pPr>
-      <w:bookmarkStart w:id="89" w:name="bookmark52"/>
+      <w:bookmarkStart w:id="88" w:name="bookmark52"/>
+      <w:bookmarkEnd w:id="88"/>
+      <w:bookmarkStart w:id="89" w:name="bookmark53"/>
       <w:bookmarkEnd w:id="89"/>
-      <w:bookmarkStart w:id="90" w:name="bookmark53"/>
-      <w:bookmarkEnd w:id="90"/>
-      <w:bookmarkStart w:id="91" w:name="_Toc21495"/>
+      <w:bookmarkStart w:id="90" w:name="_Toc25338"/>
       <w:r>
         <w:t>关键绩效指标</w:t>
       </w:r>
-      <w:bookmarkEnd w:id="91"/>
+      <w:bookmarkEnd w:id="90"/>
     </w:p>
     <w:tbl>
       <w:tblPr>
-        <w:tblStyle w:val="TableNormal0"/>
+        <w:tblStyle w:val="45"/>
         <w:tblW w:w="8407" w:type="dxa"/>
         <w:tblInd w:w="13" w:type="dxa"/>
         <w:tblBorders>
-          <w:top w:val="single" w:sz="4" w:space="0" w:color="000000"/>
-          <w:left w:val="single" w:sz="4" w:space="0" w:color="000000"/>
-          <w:bottom w:val="single" w:sz="4" w:space="0" w:color="000000"/>
-          <w:right w:val="single" w:sz="4" w:space="0" w:color="000000"/>
-          <w:insideH w:val="single" w:sz="4" w:space="0" w:color="000000"/>
-          <w:insideV w:val="single" w:sz="4" w:space="0" w:color="000000"/>
+          <w:top w:val="single" w:color="000000" w:sz="4" w:space="0"/>
+          <w:left w:val="single" w:color="000000" w:sz="4" w:space="0"/>
+          <w:bottom w:val="single" w:color="000000" w:sz="4" w:space="0"/>
+          <w:right w:val="single" w:color="000000" w:sz="4" w:space="0"/>
+          <w:insideH w:val="single" w:color="000000" w:sz="4" w:space="0"/>
+          <w:insideV w:val="single" w:color="000000" w:sz="4" w:space="0"/>
         </w:tblBorders>
         <w:tblLayout w:type="fixed"/>
         <w:tblCellMar>
@@ -7678,17 +7727,14 @@
       </w:tblGrid>
       <w:tr>
         <w:tblPrEx>
-          <w:tblW w:w="8407" w:type="dxa"/>
-          <w:tblInd w:w="13" w:type="dxa"/>
           <w:tblBorders>
-            <w:top w:val="single" w:sz="4" w:space="0" w:color="000000"/>
-            <w:left w:val="single" w:sz="4" w:space="0" w:color="000000"/>
-            <w:bottom w:val="single" w:sz="4" w:space="0" w:color="000000"/>
-            <w:right w:val="single" w:sz="4" w:space="0" w:color="000000"/>
-            <w:insideH w:val="single" w:sz="4" w:space="0" w:color="000000"/>
-            <w:insideV w:val="single" w:sz="4" w:space="0" w:color="000000"/>
+            <w:top w:val="single" w:color="000000" w:sz="4" w:space="0"/>
+            <w:left w:val="single" w:color="000000" w:sz="4" w:space="0"/>
+            <w:bottom w:val="single" w:color="000000" w:sz="4" w:space="0"/>
+            <w:right w:val="single" w:color="000000" w:sz="4" w:space="0"/>
+            <w:insideH w:val="single" w:color="000000" w:sz="4" w:space="0"/>
+            <w:insideV w:val="single" w:color="000000" w:sz="4" w:space="0"/>
           </w:tblBorders>
-          <w:tblLayout w:type="fixed"/>
           <w:tblCellMar>
             <w:top w:w="0" w:type="dxa"/>
             <w:left w:w="0" w:type="dxa"/>
@@ -7697,7 +7743,7 @@
           </w:tblCellMar>
         </w:tblPrEx>
         <w:trPr>
-          <w:trHeight w:val="540"/>
+          <w:trHeight w:val="540" w:hRule="atLeast"/>
         </w:trPr>
         <w:tc>
           <w:tcPr>
@@ -7716,7 +7762,7 @@
               <w:bidi w:val="0"/>
               <w:jc w:val="center"/>
               <w:rPr>
-                <w:rFonts w:ascii="Arial" w:eastAsia="Arial" w:hAnsi="Arial" w:cs="Arial" w:hint="default"/>
+                <w:rFonts w:hint="default" w:ascii="Arial" w:hAnsi="Arial" w:eastAsia="Arial" w:cs="Arial"/>
                 <w:snapToGrid w:val="0"/>
                 <w:color w:val="000000"/>
                 <w:kern w:val="0"/>
@@ -7751,7 +7797,7 @@
               <w:bidi w:val="0"/>
               <w:jc w:val="center"/>
               <w:rPr>
-                <w:rFonts w:ascii="Arial" w:eastAsia="Arial" w:hAnsi="Arial" w:cs="Arial" w:hint="default"/>
+                <w:rFonts w:hint="default" w:ascii="Arial" w:hAnsi="Arial" w:eastAsia="Arial" w:cs="Arial"/>
                 <w:snapToGrid w:val="0"/>
                 <w:color w:val="000000"/>
                 <w:kern w:val="0"/>
@@ -7786,7 +7832,7 @@
               <w:bidi w:val="0"/>
               <w:jc w:val="center"/>
               <w:rPr>
-                <w:rFonts w:ascii="Arial" w:eastAsia="Arial" w:hAnsi="Arial" w:cs="Arial" w:hint="eastAsia"/>
+                <w:rFonts w:hint="eastAsia" w:ascii="Arial" w:hAnsi="Arial" w:eastAsia="Arial" w:cs="Arial"/>
                 <w:snapToGrid w:val="0"/>
                 <w:color w:val="000000"/>
                 <w:kern w:val="0"/>
@@ -7821,7 +7867,7 @@
               <w:bidi w:val="0"/>
               <w:jc w:val="center"/>
               <w:rPr>
-                <w:rFonts w:ascii="Arial" w:eastAsia="Arial" w:hAnsi="Arial" w:cs="Arial" w:hint="eastAsia"/>
+                <w:rFonts w:hint="eastAsia" w:ascii="Arial" w:hAnsi="Arial" w:eastAsia="Arial" w:cs="Arial"/>
                 <w:snapToGrid w:val="0"/>
                 <w:color w:val="000000"/>
                 <w:kern w:val="0"/>
@@ -7842,9 +7888,14 @@
       </w:tr>
       <w:tr>
         <w:tblPrEx>
-          <w:tblW w:w="8407" w:type="dxa"/>
-          <w:tblInd w:w="13" w:type="dxa"/>
-          <w:tblLayout w:type="fixed"/>
+          <w:tblBorders>
+            <w:top w:val="single" w:color="000000" w:sz="4" w:space="0"/>
+            <w:left w:val="single" w:color="000000" w:sz="4" w:space="0"/>
+            <w:bottom w:val="single" w:color="000000" w:sz="4" w:space="0"/>
+            <w:right w:val="single" w:color="000000" w:sz="4" w:space="0"/>
+            <w:insideH w:val="single" w:color="000000" w:sz="4" w:space="0"/>
+            <w:insideV w:val="single" w:color="000000" w:sz="4" w:space="0"/>
+          </w:tblBorders>
           <w:tblCellMar>
             <w:top w:w="0" w:type="dxa"/>
             <w:left w:w="0" w:type="dxa"/>
@@ -7853,7 +7904,7 @@
           </w:tblCellMar>
         </w:tblPrEx>
         <w:trPr>
-          <w:trHeight w:val="540"/>
+          <w:trHeight w:val="540" w:hRule="atLeast"/>
         </w:trPr>
         <w:tc>
           <w:tcPr>
@@ -7861,7 +7912,7 @@
           </w:tcPr>
           <w:p>
             <w:pPr>
-              <w:pStyle w:val="TableText"/>
+              <w:pStyle w:val="46"/>
               <w:keepNext w:val="0"/>
               <w:keepLines w:val="0"/>
               <w:pageBreakBefore w:val="0"/>
@@ -7893,7 +7944,7 @@
           </w:tcPr>
           <w:p>
             <w:pPr>
-              <w:pStyle w:val="TableText"/>
+              <w:pStyle w:val="46"/>
               <w:keepNext w:val="0"/>
               <w:keepLines w:val="0"/>
               <w:pageBreakBefore w:val="0"/>
@@ -7925,7 +7976,7 @@
           </w:tcPr>
           <w:p>
             <w:pPr>
-              <w:pStyle w:val="TableText"/>
+              <w:pStyle w:val="46"/>
               <w:keepNext w:val="0"/>
               <w:keepLines w:val="0"/>
               <w:pageBreakBefore w:val="0"/>
@@ -7957,7 +8008,7 @@
           </w:tcPr>
           <w:p>
             <w:pPr>
-              <w:pStyle w:val="TableText"/>
+              <w:pStyle w:val="46"/>
               <w:keepNext w:val="0"/>
               <w:keepLines w:val="0"/>
               <w:pageBreakBefore w:val="0"/>
@@ -7987,7 +8038,7 @@
     </w:tbl>
     <w:p>
       <w:pPr>
-        <w:pStyle w:val="3"/>
+        <w:pStyle w:val="50"/>
         <w:keepNext w:val="0"/>
         <w:keepLines w:val="0"/>
         <w:pageBreakBefore w:val="0"/>
@@ -7997,19 +8048,19 @@
         <w:topLinePunct w:val="0"/>
         <w:bidi w:val="0"/>
       </w:pPr>
+      <w:bookmarkStart w:id="91" w:name="bookmark54"/>
+      <w:bookmarkEnd w:id="91"/>
       <w:bookmarkStart w:id="92" w:name="bookmark55"/>
       <w:bookmarkEnd w:id="92"/>
-      <w:bookmarkStart w:id="93" w:name="bookmark54"/>
-      <w:bookmarkEnd w:id="93"/>
-      <w:bookmarkStart w:id="94" w:name="_Toc14628"/>
+      <w:bookmarkStart w:id="93" w:name="_Toc27048"/>
       <w:r>
         <w:t>参与方</w:t>
       </w:r>
-      <w:bookmarkEnd w:id="94"/>
+      <w:bookmarkEnd w:id="93"/>
     </w:p>
     <w:p>
       <w:pPr>
-        <w:pStyle w:val="a"/>
+        <w:pStyle w:val="48"/>
         <w:keepNext w:val="0"/>
         <w:keepLines w:val="0"/>
         <w:pageBreakBefore w:val="0"/>
@@ -8035,7 +8086,7 @@
     </w:p>
     <w:p>
       <w:pPr>
-        <w:pStyle w:val="2"/>
+        <w:pStyle w:val="49"/>
         <w:keepNext w:val="0"/>
         <w:keepLines w:val="0"/>
         <w:pageBreakBefore w:val="0"/>
@@ -8045,19 +8096,19 @@
         <w:topLinePunct w:val="0"/>
         <w:bidi w:val="0"/>
       </w:pPr>
-      <w:bookmarkStart w:id="95" w:name="bookmark57"/>
+      <w:bookmarkStart w:id="94" w:name="bookmark57"/>
+      <w:bookmarkEnd w:id="94"/>
+      <w:bookmarkStart w:id="95" w:name="bookmark56"/>
       <w:bookmarkEnd w:id="95"/>
-      <w:bookmarkStart w:id="96" w:name="bookmark56"/>
-      <w:bookmarkEnd w:id="96"/>
-      <w:bookmarkStart w:id="97" w:name="_Toc992"/>
+      <w:bookmarkStart w:id="96" w:name="_Toc3864"/>
       <w:r>
         <w:t>发布管理</w:t>
       </w:r>
-      <w:bookmarkEnd w:id="97"/>
+      <w:bookmarkEnd w:id="96"/>
     </w:p>
     <w:p>
       <w:pPr>
-        <w:pStyle w:val="3"/>
+        <w:pStyle w:val="50"/>
         <w:keepNext w:val="0"/>
         <w:keepLines w:val="0"/>
         <w:pageBreakBefore w:val="0"/>
@@ -8067,19 +8118,19 @@
         <w:topLinePunct w:val="0"/>
         <w:bidi w:val="0"/>
       </w:pPr>
+      <w:bookmarkStart w:id="97" w:name="bookmark59"/>
+      <w:bookmarkEnd w:id="97"/>
       <w:bookmarkStart w:id="98" w:name="bookmark58"/>
       <w:bookmarkEnd w:id="98"/>
-      <w:bookmarkStart w:id="99" w:name="bookmark59"/>
-      <w:bookmarkEnd w:id="99"/>
-      <w:bookmarkStart w:id="100" w:name="_Toc24977"/>
+      <w:bookmarkStart w:id="99" w:name="_Toc2381"/>
       <w:r>
         <w:t>管理范围</w:t>
       </w:r>
-      <w:bookmarkEnd w:id="100"/>
+      <w:bookmarkEnd w:id="99"/>
     </w:p>
     <w:p>
       <w:pPr>
-        <w:pStyle w:val="a"/>
+        <w:pStyle w:val="48"/>
         <w:keepNext w:val="0"/>
         <w:keepLines w:val="0"/>
         <w:pageBreakBefore w:val="0"/>
@@ -8095,7 +8146,7 @@
     </w:p>
     <w:p>
       <w:pPr>
-        <w:pStyle w:val="3"/>
+        <w:pStyle w:val="50"/>
         <w:keepNext w:val="0"/>
         <w:keepLines w:val="0"/>
         <w:pageBreakBefore w:val="0"/>
@@ -8105,19 +8156,19 @@
         <w:topLinePunct w:val="0"/>
         <w:bidi w:val="0"/>
       </w:pPr>
-      <w:bookmarkStart w:id="101" w:name="bookmark61"/>
+      <w:bookmarkStart w:id="100" w:name="bookmark61"/>
+      <w:bookmarkEnd w:id="100"/>
+      <w:bookmarkStart w:id="101" w:name="bookmark60"/>
       <w:bookmarkEnd w:id="101"/>
-      <w:bookmarkStart w:id="102" w:name="bookmark60"/>
-      <w:bookmarkEnd w:id="102"/>
-      <w:bookmarkStart w:id="103" w:name="_Toc18622"/>
+      <w:bookmarkStart w:id="102" w:name="_Toc22094"/>
       <w:r>
         <w:t>管理目标</w:t>
       </w:r>
-      <w:bookmarkEnd w:id="103"/>
+      <w:bookmarkEnd w:id="102"/>
     </w:p>
     <w:p>
       <w:pPr>
-        <w:pStyle w:val="a"/>
+        <w:pStyle w:val="48"/>
         <w:keepNext w:val="0"/>
         <w:keepLines w:val="0"/>
         <w:pageBreakBefore w:val="0"/>
@@ -8130,14 +8181,14 @@
       <w:r>
         <w:t>发布管理流程的目标确保正确的、经过测试的软硬件才能导入实际运行环境，确认发布流程安全可靠的。</w:t>
       </w:r>
-      <w:bookmarkStart w:id="104" w:name="bookmark62"/>
+      <w:bookmarkStart w:id="103" w:name="bookmark62"/>
+      <w:bookmarkEnd w:id="103"/>
+      <w:bookmarkStart w:id="104" w:name="bookmark63"/>
       <w:bookmarkEnd w:id="104"/>
-      <w:bookmarkStart w:id="105" w:name="bookmark63"/>
-      <w:bookmarkEnd w:id="105"/>
     </w:p>
     <w:p>
       <w:pPr>
-        <w:pStyle w:val="3"/>
+        <w:pStyle w:val="50"/>
         <w:keepNext w:val="0"/>
         <w:keepLines w:val="0"/>
         <w:pageBreakBefore w:val="0"/>
@@ -8147,29 +8198,29 @@
         <w:topLinePunct w:val="0"/>
         <w:bidi w:val="0"/>
       </w:pPr>
-      <w:bookmarkStart w:id="106" w:name="_Toc9386"/>
+      <w:bookmarkStart w:id="105" w:name="_Toc2777"/>
       <w:r>
         <w:t>关键绩效指标</w:t>
       </w:r>
-      <w:bookmarkEnd w:id="106"/>
+      <w:bookmarkEnd w:id="105"/>
     </w:p>
     <w:p>
       <w:pPr>
-        <w:pStyle w:val="a"/>
+        <w:pStyle w:val="48"/>
       </w:pPr>
     </w:p>
     <w:tbl>
       <w:tblPr>
-        <w:tblStyle w:val="TableNormal0"/>
+        <w:tblStyle w:val="45"/>
         <w:tblW w:w="8192" w:type="dxa"/>
         <w:tblInd w:w="13" w:type="dxa"/>
         <w:tblBorders>
-          <w:top w:val="single" w:sz="4" w:space="0" w:color="000000"/>
-          <w:left w:val="single" w:sz="4" w:space="0" w:color="000000"/>
-          <w:bottom w:val="single" w:sz="4" w:space="0" w:color="000000"/>
-          <w:right w:val="single" w:sz="4" w:space="0" w:color="000000"/>
-          <w:insideH w:val="single" w:sz="4" w:space="0" w:color="000000"/>
-          <w:insideV w:val="single" w:sz="4" w:space="0" w:color="000000"/>
+          <w:top w:val="single" w:color="000000" w:sz="4" w:space="0"/>
+          <w:left w:val="single" w:color="000000" w:sz="4" w:space="0"/>
+          <w:bottom w:val="single" w:color="000000" w:sz="4" w:space="0"/>
+          <w:right w:val="single" w:color="000000" w:sz="4" w:space="0"/>
+          <w:insideH w:val="single" w:color="000000" w:sz="4" w:space="0"/>
+          <w:insideV w:val="single" w:color="000000" w:sz="4" w:space="0"/>
         </w:tblBorders>
         <w:tblLayout w:type="fixed"/>
         <w:tblCellMar>
@@ -8187,17 +8238,14 @@
       </w:tblGrid>
       <w:tr>
         <w:tblPrEx>
-          <w:tblW w:w="8192" w:type="dxa"/>
-          <w:tblInd w:w="13" w:type="dxa"/>
           <w:tblBorders>
-            <w:top w:val="single" w:sz="4" w:space="0" w:color="000000"/>
-            <w:left w:val="single" w:sz="4" w:space="0" w:color="000000"/>
-            <w:bottom w:val="single" w:sz="4" w:space="0" w:color="000000"/>
-            <w:right w:val="single" w:sz="4" w:space="0" w:color="000000"/>
-            <w:insideH w:val="single" w:sz="4" w:space="0" w:color="000000"/>
-            <w:insideV w:val="single" w:sz="4" w:space="0" w:color="000000"/>
+            <w:top w:val="single" w:color="000000" w:sz="4" w:space="0"/>
+            <w:left w:val="single" w:color="000000" w:sz="4" w:space="0"/>
+            <w:bottom w:val="single" w:color="000000" w:sz="4" w:space="0"/>
+            <w:right w:val="single" w:color="000000" w:sz="4" w:space="0"/>
+            <w:insideH w:val="single" w:color="000000" w:sz="4" w:space="0"/>
+            <w:insideV w:val="single" w:color="000000" w:sz="4" w:space="0"/>
           </w:tblBorders>
-          <w:tblLayout w:type="fixed"/>
           <w:tblCellMar>
             <w:top w:w="0" w:type="dxa"/>
             <w:left w:w="0" w:type="dxa"/>
@@ -8206,7 +8254,7 @@
           </w:tblCellMar>
         </w:tblPrEx>
         <w:trPr>
-          <w:trHeight w:val="525"/>
+          <w:trHeight w:val="525" w:hRule="atLeast"/>
         </w:trPr>
         <w:tc>
           <w:tcPr>
@@ -8225,7 +8273,7 @@
               <w:bidi w:val="0"/>
               <w:jc w:val="center"/>
               <w:rPr>
-                <w:rFonts w:ascii="Arial" w:eastAsia="Arial" w:hAnsi="Arial" w:cs="Arial" w:hint="default"/>
+                <w:rFonts w:hint="default" w:ascii="Arial" w:hAnsi="Arial" w:eastAsia="Arial" w:cs="Arial"/>
                 <w:snapToGrid w:val="0"/>
                 <w:color w:val="000000"/>
                 <w:kern w:val="0"/>
@@ -8260,7 +8308,7 @@
               <w:bidi w:val="0"/>
               <w:jc w:val="center"/>
               <w:rPr>
-                <w:rFonts w:ascii="Arial" w:eastAsia="Arial" w:hAnsi="Arial" w:cs="Arial" w:hint="default"/>
+                <w:rFonts w:hint="default" w:ascii="Arial" w:hAnsi="Arial" w:eastAsia="Arial" w:cs="Arial"/>
                 <w:snapToGrid w:val="0"/>
                 <w:color w:val="000000"/>
                 <w:kern w:val="0"/>
@@ -8295,7 +8343,7 @@
               <w:bidi w:val="0"/>
               <w:jc w:val="center"/>
               <w:rPr>
-                <w:rFonts w:ascii="Arial" w:eastAsia="Arial" w:hAnsi="Arial" w:cs="Arial" w:hint="eastAsia"/>
+                <w:rFonts w:hint="eastAsia" w:ascii="Arial" w:hAnsi="Arial" w:eastAsia="Arial" w:cs="Arial"/>
                 <w:snapToGrid w:val="0"/>
                 <w:color w:val="000000"/>
                 <w:kern w:val="0"/>
@@ -8330,7 +8378,7 @@
               <w:bidi w:val="0"/>
               <w:jc w:val="center"/>
               <w:rPr>
-                <w:rFonts w:ascii="Arial" w:eastAsia="Arial" w:hAnsi="Arial" w:cs="Arial" w:hint="eastAsia"/>
+                <w:rFonts w:hint="eastAsia" w:ascii="Arial" w:hAnsi="Arial" w:eastAsia="Arial" w:cs="Arial"/>
                 <w:snapToGrid w:val="0"/>
                 <w:color w:val="000000"/>
                 <w:kern w:val="0"/>
@@ -8351,9 +8399,14 @@
       </w:tr>
       <w:tr>
         <w:tblPrEx>
-          <w:tblW w:w="8192" w:type="dxa"/>
-          <w:tblInd w:w="13" w:type="dxa"/>
-          <w:tblLayout w:type="fixed"/>
+          <w:tblBorders>
+            <w:top w:val="single" w:color="000000" w:sz="4" w:space="0"/>
+            <w:left w:val="single" w:color="000000" w:sz="4" w:space="0"/>
+            <w:bottom w:val="single" w:color="000000" w:sz="4" w:space="0"/>
+            <w:right w:val="single" w:color="000000" w:sz="4" w:space="0"/>
+            <w:insideH w:val="single" w:color="000000" w:sz="4" w:space="0"/>
+            <w:insideV w:val="single" w:color="000000" w:sz="4" w:space="0"/>
+          </w:tblBorders>
           <w:tblCellMar>
             <w:top w:w="0" w:type="dxa"/>
             <w:left w:w="0" w:type="dxa"/>
@@ -8362,7 +8415,7 @@
           </w:tblCellMar>
         </w:tblPrEx>
         <w:trPr>
-          <w:trHeight w:val="525"/>
+          <w:trHeight w:val="525" w:hRule="atLeast"/>
         </w:trPr>
         <w:tc>
           <w:tcPr>
@@ -8370,7 +8423,7 @@
           </w:tcPr>
           <w:p>
             <w:pPr>
-              <w:pStyle w:val="TableText"/>
+              <w:pStyle w:val="46"/>
               <w:keepNext w:val="0"/>
               <w:keepLines w:val="0"/>
               <w:pageBreakBefore w:val="0"/>
@@ -8402,7 +8455,7 @@
           </w:tcPr>
           <w:p>
             <w:pPr>
-              <w:pStyle w:val="TableText"/>
+              <w:pStyle w:val="46"/>
               <w:keepNext w:val="0"/>
               <w:keepLines w:val="0"/>
               <w:pageBreakBefore w:val="0"/>
@@ -8434,7 +8487,7 @@
           </w:tcPr>
           <w:p>
             <w:pPr>
-              <w:pStyle w:val="TableText"/>
+              <w:pStyle w:val="46"/>
               <w:keepNext w:val="0"/>
               <w:keepLines w:val="0"/>
               <w:pageBreakBefore w:val="0"/>
@@ -8466,7 +8519,7 @@
           </w:tcPr>
           <w:p>
             <w:pPr>
-              <w:pStyle w:val="TableText"/>
+              <w:pStyle w:val="46"/>
               <w:keepNext w:val="0"/>
               <w:keepLines w:val="0"/>
               <w:pageBreakBefore w:val="0"/>
@@ -8496,7 +8549,7 @@
     </w:tbl>
     <w:p>
       <w:pPr>
-        <w:pStyle w:val="3"/>
+        <w:pStyle w:val="50"/>
         <w:keepNext w:val="0"/>
         <w:keepLines w:val="0"/>
         <w:pageBreakBefore w:val="0"/>
@@ -8506,19 +8559,19 @@
         <w:topLinePunct w:val="0"/>
         <w:bidi w:val="0"/>
       </w:pPr>
-      <w:bookmarkStart w:id="107" w:name="bookmark65"/>
+      <w:bookmarkStart w:id="106" w:name="bookmark65"/>
+      <w:bookmarkEnd w:id="106"/>
+      <w:bookmarkStart w:id="107" w:name="bookmark64"/>
       <w:bookmarkEnd w:id="107"/>
-      <w:bookmarkStart w:id="108" w:name="bookmark64"/>
-      <w:bookmarkEnd w:id="108"/>
-      <w:bookmarkStart w:id="109" w:name="_Toc26107"/>
+      <w:bookmarkStart w:id="108" w:name="_Toc28480"/>
       <w:r>
         <w:t>参与方</w:t>
       </w:r>
-      <w:bookmarkEnd w:id="109"/>
+      <w:bookmarkEnd w:id="108"/>
     </w:p>
     <w:p>
       <w:pPr>
-        <w:pStyle w:val="a"/>
+        <w:pStyle w:val="48"/>
         <w:keepNext w:val="0"/>
         <w:keepLines w:val="0"/>
         <w:pageBreakBefore w:val="0"/>
@@ -8544,7 +8597,7 @@
     </w:p>
     <w:p>
       <w:pPr>
-        <w:pStyle w:val="2"/>
+        <w:pStyle w:val="49"/>
         <w:keepNext w:val="0"/>
         <w:keepLines w:val="0"/>
         <w:pageBreakBefore w:val="0"/>
@@ -8554,19 +8607,19 @@
         <w:topLinePunct w:val="0"/>
         <w:bidi w:val="0"/>
       </w:pPr>
+      <w:bookmarkStart w:id="109" w:name="bookmark67"/>
+      <w:bookmarkEnd w:id="109"/>
       <w:bookmarkStart w:id="110" w:name="bookmark66"/>
       <w:bookmarkEnd w:id="110"/>
-      <w:bookmarkStart w:id="111" w:name="bookmark67"/>
-      <w:bookmarkEnd w:id="111"/>
-      <w:bookmarkStart w:id="112" w:name="_Toc18041"/>
+      <w:bookmarkStart w:id="111" w:name="_Toc32229"/>
       <w:r>
         <w:t>配置管理</w:t>
       </w:r>
-      <w:bookmarkEnd w:id="112"/>
+      <w:bookmarkEnd w:id="111"/>
     </w:p>
     <w:p>
       <w:pPr>
-        <w:pStyle w:val="3"/>
+        <w:pStyle w:val="50"/>
         <w:keepNext w:val="0"/>
         <w:keepLines w:val="0"/>
         <w:pageBreakBefore w:val="0"/>
@@ -8576,19 +8629,19 @@
         <w:topLinePunct w:val="0"/>
         <w:bidi w:val="0"/>
       </w:pPr>
+      <w:bookmarkStart w:id="112" w:name="bookmark68"/>
+      <w:bookmarkEnd w:id="112"/>
       <w:bookmarkStart w:id="113" w:name="bookmark69"/>
       <w:bookmarkEnd w:id="113"/>
-      <w:bookmarkStart w:id="114" w:name="bookmark68"/>
-      <w:bookmarkEnd w:id="114"/>
-      <w:bookmarkStart w:id="115" w:name="_Toc3231"/>
+      <w:bookmarkStart w:id="114" w:name="_Toc6300"/>
       <w:r>
         <w:t>管理范围</w:t>
       </w:r>
-      <w:bookmarkEnd w:id="115"/>
+      <w:bookmarkEnd w:id="114"/>
     </w:p>
     <w:p>
       <w:pPr>
-        <w:pStyle w:val="a"/>
+        <w:pStyle w:val="48"/>
         <w:keepNext w:val="0"/>
         <w:keepLines w:val="0"/>
         <w:pageBreakBefore w:val="0"/>
@@ -8604,7 +8657,7 @@
     </w:p>
     <w:p>
       <w:pPr>
-        <w:pStyle w:val="3"/>
+        <w:pStyle w:val="50"/>
         <w:keepNext w:val="0"/>
         <w:keepLines w:val="0"/>
         <w:pageBreakBefore w:val="0"/>
@@ -8614,19 +8667,19 @@
         <w:topLinePunct w:val="0"/>
         <w:bidi w:val="0"/>
       </w:pPr>
+      <w:bookmarkStart w:id="115" w:name="bookmark71"/>
+      <w:bookmarkEnd w:id="115"/>
       <w:bookmarkStart w:id="116" w:name="bookmark70"/>
       <w:bookmarkEnd w:id="116"/>
-      <w:bookmarkStart w:id="117" w:name="bookmark71"/>
-      <w:bookmarkEnd w:id="117"/>
-      <w:bookmarkStart w:id="118" w:name="_Toc17536"/>
+      <w:bookmarkStart w:id="117" w:name="_Toc17910"/>
       <w:r>
         <w:t>管理目标</w:t>
       </w:r>
-      <w:bookmarkEnd w:id="118"/>
+      <w:bookmarkEnd w:id="117"/>
     </w:p>
     <w:p>
       <w:pPr>
-        <w:pStyle w:val="a"/>
+        <w:pStyle w:val="48"/>
         <w:keepNext w:val="0"/>
         <w:keepLines w:val="0"/>
         <w:pageBreakBefore w:val="0"/>
@@ -8642,7 +8695,7 @@
     </w:p>
     <w:p>
       <w:pPr>
-        <w:pStyle w:val="3"/>
+        <w:pStyle w:val="50"/>
         <w:keepNext w:val="0"/>
         <w:keepLines w:val="0"/>
         <w:pageBreakBefore w:val="0"/>
@@ -8652,28 +8705,28 @@
         <w:topLinePunct w:val="0"/>
         <w:bidi w:val="0"/>
       </w:pPr>
-      <w:bookmarkStart w:id="119" w:name="bookmark73"/>
+      <w:bookmarkStart w:id="118" w:name="bookmark73"/>
+      <w:bookmarkEnd w:id="118"/>
+      <w:bookmarkStart w:id="119" w:name="bookmark72"/>
       <w:bookmarkEnd w:id="119"/>
-      <w:bookmarkStart w:id="120" w:name="bookmark72"/>
-      <w:bookmarkEnd w:id="120"/>
-      <w:bookmarkStart w:id="121" w:name="_Toc31312"/>
+      <w:bookmarkStart w:id="120" w:name="_Toc4379"/>
       <w:r>
         <w:t>关键绩效指标</w:t>
       </w:r>
-      <w:bookmarkEnd w:id="121"/>
+      <w:bookmarkEnd w:id="120"/>
     </w:p>
     <w:tbl>
       <w:tblPr>
-        <w:tblStyle w:val="TableNormal0"/>
+        <w:tblStyle w:val="45"/>
         <w:tblW w:w="6801" w:type="dxa"/>
         <w:tblInd w:w="13" w:type="dxa"/>
         <w:tblBorders>
-          <w:top w:val="single" w:sz="4" w:space="0" w:color="000000"/>
-          <w:left w:val="single" w:sz="4" w:space="0" w:color="000000"/>
-          <w:bottom w:val="single" w:sz="4" w:space="0" w:color="000000"/>
-          <w:right w:val="single" w:sz="4" w:space="0" w:color="000000"/>
-          <w:insideH w:val="single" w:sz="4" w:space="0" w:color="000000"/>
-          <w:insideV w:val="single" w:sz="4" w:space="0" w:color="000000"/>
+          <w:top w:val="single" w:color="000000" w:sz="4" w:space="0"/>
+          <w:left w:val="single" w:color="000000" w:sz="4" w:space="0"/>
+          <w:bottom w:val="single" w:color="000000" w:sz="4" w:space="0"/>
+          <w:right w:val="single" w:color="000000" w:sz="4" w:space="0"/>
+          <w:insideH w:val="single" w:color="000000" w:sz="4" w:space="0"/>
+          <w:insideV w:val="single" w:color="000000" w:sz="4" w:space="0"/>
         </w:tblBorders>
         <w:tblLayout w:type="fixed"/>
         <w:tblCellMar>
@@ -8691,17 +8744,14 @@
       </w:tblGrid>
       <w:tr>
         <w:tblPrEx>
-          <w:tblW w:w="6801" w:type="dxa"/>
-          <w:tblInd w:w="13" w:type="dxa"/>
           <w:tblBorders>
-            <w:top w:val="single" w:sz="4" w:space="0" w:color="000000"/>
-            <w:left w:val="single" w:sz="4" w:space="0" w:color="000000"/>
-            <w:bottom w:val="single" w:sz="4" w:space="0" w:color="000000"/>
-            <w:right w:val="single" w:sz="4" w:space="0" w:color="000000"/>
-            <w:insideH w:val="single" w:sz="4" w:space="0" w:color="000000"/>
-            <w:insideV w:val="single" w:sz="4" w:space="0" w:color="000000"/>
+            <w:top w:val="single" w:color="000000" w:sz="4" w:space="0"/>
+            <w:left w:val="single" w:color="000000" w:sz="4" w:space="0"/>
+            <w:bottom w:val="single" w:color="000000" w:sz="4" w:space="0"/>
+            <w:right w:val="single" w:color="000000" w:sz="4" w:space="0"/>
+            <w:insideH w:val="single" w:color="000000" w:sz="4" w:space="0"/>
+            <w:insideV w:val="single" w:color="000000" w:sz="4" w:space="0"/>
           </w:tblBorders>
-          <w:tblLayout w:type="fixed"/>
           <w:tblCellMar>
             <w:top w:w="0" w:type="dxa"/>
             <w:left w:w="0" w:type="dxa"/>
@@ -8710,7 +8760,7 @@
           </w:tblCellMar>
         </w:tblPrEx>
         <w:trPr>
-          <w:trHeight w:val="585"/>
+          <w:trHeight w:val="585" w:hRule="atLeast"/>
         </w:trPr>
         <w:tc>
           <w:tcPr>
@@ -8729,7 +8779,7 @@
               <w:bidi w:val="0"/>
               <w:jc w:val="center"/>
               <w:rPr>
-                <w:rFonts w:ascii="Arial" w:eastAsia="Arial" w:hAnsi="Arial" w:cs="Arial" w:hint="default"/>
+                <w:rFonts w:hint="default" w:ascii="Arial" w:hAnsi="Arial" w:eastAsia="Arial" w:cs="Arial"/>
                 <w:snapToGrid w:val="0"/>
                 <w:color w:val="000000"/>
                 <w:kern w:val="0"/>
@@ -8764,7 +8814,7 @@
               <w:bidi w:val="0"/>
               <w:jc w:val="center"/>
               <w:rPr>
-                <w:rFonts w:ascii="Arial" w:eastAsia="Arial" w:hAnsi="Arial" w:cs="Arial" w:hint="default"/>
+                <w:rFonts w:hint="default" w:ascii="Arial" w:hAnsi="Arial" w:eastAsia="Arial" w:cs="Arial"/>
                 <w:snapToGrid w:val="0"/>
                 <w:color w:val="000000"/>
                 <w:kern w:val="0"/>
@@ -8799,7 +8849,7 @@
               <w:bidi w:val="0"/>
               <w:jc w:val="center"/>
               <w:rPr>
-                <w:rFonts w:ascii="Arial" w:eastAsia="Arial" w:hAnsi="Arial" w:cs="Arial" w:hint="eastAsia"/>
+                <w:rFonts w:hint="eastAsia" w:ascii="Arial" w:hAnsi="Arial" w:eastAsia="Arial" w:cs="Arial"/>
                 <w:snapToGrid w:val="0"/>
                 <w:color w:val="000000"/>
                 <w:kern w:val="0"/>
@@ -8834,7 +8884,7 @@
               <w:bidi w:val="0"/>
               <w:jc w:val="center"/>
               <w:rPr>
-                <w:rFonts w:ascii="Arial" w:eastAsia="Arial" w:hAnsi="Arial" w:cs="Arial" w:hint="eastAsia"/>
+                <w:rFonts w:hint="eastAsia" w:ascii="Arial" w:hAnsi="Arial" w:eastAsia="Arial" w:cs="Arial"/>
                 <w:snapToGrid w:val="0"/>
                 <w:color w:val="000000"/>
                 <w:kern w:val="0"/>
@@ -8855,9 +8905,14 @@
       </w:tr>
       <w:tr>
         <w:tblPrEx>
-          <w:tblW w:w="6801" w:type="dxa"/>
-          <w:tblInd w:w="13" w:type="dxa"/>
-          <w:tblLayout w:type="fixed"/>
+          <w:tblBorders>
+            <w:top w:val="single" w:color="000000" w:sz="4" w:space="0"/>
+            <w:left w:val="single" w:color="000000" w:sz="4" w:space="0"/>
+            <w:bottom w:val="single" w:color="000000" w:sz="4" w:space="0"/>
+            <w:right w:val="single" w:color="000000" w:sz="4" w:space="0"/>
+            <w:insideH w:val="single" w:color="000000" w:sz="4" w:space="0"/>
+            <w:insideV w:val="single" w:color="000000" w:sz="4" w:space="0"/>
+          </w:tblBorders>
           <w:tblCellMar>
             <w:top w:w="0" w:type="dxa"/>
             <w:left w:w="0" w:type="dxa"/>
@@ -8866,7 +8921,7 @@
           </w:tblCellMar>
         </w:tblPrEx>
         <w:trPr>
-          <w:trHeight w:val="585"/>
+          <w:trHeight w:val="585" w:hRule="atLeast"/>
         </w:trPr>
         <w:tc>
           <w:tcPr>
@@ -8874,7 +8929,7 @@
           </w:tcPr>
           <w:p>
             <w:pPr>
-              <w:pStyle w:val="TableText"/>
+              <w:pStyle w:val="46"/>
               <w:keepNext w:val="0"/>
               <w:keepLines w:val="0"/>
               <w:pageBreakBefore w:val="0"/>
@@ -8906,7 +8961,7 @@
           </w:tcPr>
           <w:p>
             <w:pPr>
-              <w:pStyle w:val="TableText"/>
+              <w:pStyle w:val="46"/>
               <w:keepNext w:val="0"/>
               <w:keepLines w:val="0"/>
               <w:pageBreakBefore w:val="0"/>
@@ -8937,7 +8992,7 @@
           </w:tcPr>
           <w:p>
             <w:pPr>
-              <w:pStyle w:val="TableText"/>
+              <w:pStyle w:val="46"/>
               <w:keepNext w:val="0"/>
               <w:keepLines w:val="0"/>
               <w:pageBreakBefore w:val="0"/>
@@ -8969,7 +9024,7 @@
           </w:tcPr>
           <w:p>
             <w:pPr>
-              <w:pStyle w:val="TableText"/>
+              <w:pStyle w:val="46"/>
               <w:keepNext w:val="0"/>
               <w:keepLines w:val="0"/>
               <w:pageBreakBefore w:val="0"/>
@@ -8999,7 +9054,7 @@
     </w:tbl>
     <w:p>
       <w:pPr>
-        <w:pStyle w:val="3"/>
+        <w:pStyle w:val="50"/>
         <w:keepNext w:val="0"/>
         <w:keepLines w:val="0"/>
         <w:pageBreakBefore w:val="0"/>
@@ -9009,19 +9064,19 @@
         <w:topLinePunct w:val="0"/>
         <w:bidi w:val="0"/>
       </w:pPr>
-      <w:bookmarkStart w:id="122" w:name="bookmark75"/>
+      <w:bookmarkStart w:id="121" w:name="bookmark75"/>
+      <w:bookmarkEnd w:id="121"/>
+      <w:bookmarkStart w:id="122" w:name="bookmark74"/>
       <w:bookmarkEnd w:id="122"/>
-      <w:bookmarkStart w:id="123" w:name="bookmark74"/>
-      <w:bookmarkEnd w:id="123"/>
-      <w:bookmarkStart w:id="124" w:name="_Toc2872"/>
+      <w:bookmarkStart w:id="123" w:name="_Toc4868"/>
       <w:r>
         <w:t>参与方</w:t>
       </w:r>
-      <w:bookmarkEnd w:id="124"/>
+      <w:bookmarkEnd w:id="123"/>
     </w:p>
     <w:p>
       <w:pPr>
-        <w:pStyle w:val="a"/>
+        <w:pStyle w:val="48"/>
         <w:keepNext w:val="0"/>
         <w:keepLines w:val="0"/>
         <w:pageBreakBefore w:val="0"/>
@@ -9047,7 +9102,7 @@
     </w:p>
     <w:p>
       <w:pPr>
-        <w:pStyle w:val="2"/>
+        <w:pStyle w:val="49"/>
         <w:keepNext w:val="0"/>
         <w:keepLines w:val="0"/>
         <w:pageBreakBefore w:val="0"/>
@@ -9057,19 +9112,19 @@
         <w:topLinePunct w:val="0"/>
         <w:bidi w:val="0"/>
       </w:pPr>
-      <w:bookmarkStart w:id="125" w:name="bookmark77"/>
+      <w:bookmarkStart w:id="124" w:name="bookmark77"/>
+      <w:bookmarkEnd w:id="124"/>
+      <w:bookmarkStart w:id="125" w:name="bookmark76"/>
       <w:bookmarkEnd w:id="125"/>
-      <w:bookmarkStart w:id="126" w:name="bookmark76"/>
-      <w:bookmarkEnd w:id="126"/>
-      <w:bookmarkStart w:id="127" w:name="_Toc8555"/>
+      <w:bookmarkStart w:id="126" w:name="_Toc3182"/>
       <w:r>
         <w:t>可用性和连续性管理</w:t>
       </w:r>
-      <w:bookmarkEnd w:id="127"/>
+      <w:bookmarkEnd w:id="126"/>
     </w:p>
     <w:p>
       <w:pPr>
-        <w:pStyle w:val="3"/>
+        <w:pStyle w:val="50"/>
         <w:keepNext w:val="0"/>
         <w:keepLines w:val="0"/>
         <w:pageBreakBefore w:val="0"/>
@@ -9079,19 +9134,19 @@
         <w:topLinePunct w:val="0"/>
         <w:bidi w:val="0"/>
       </w:pPr>
-      <w:bookmarkStart w:id="128" w:name="bookmark78"/>
+      <w:bookmarkStart w:id="127" w:name="bookmark78"/>
+      <w:bookmarkEnd w:id="127"/>
+      <w:bookmarkStart w:id="128" w:name="bookmark79"/>
       <w:bookmarkEnd w:id="128"/>
-      <w:bookmarkStart w:id="129" w:name="bookmark79"/>
-      <w:bookmarkEnd w:id="129"/>
-      <w:bookmarkStart w:id="130" w:name="_Toc9283"/>
+      <w:bookmarkStart w:id="129" w:name="_Toc26413"/>
       <w:r>
         <w:t>管理范围</w:t>
       </w:r>
-      <w:bookmarkEnd w:id="130"/>
+      <w:bookmarkEnd w:id="129"/>
     </w:p>
     <w:p>
       <w:pPr>
-        <w:pStyle w:val="a"/>
+        <w:pStyle w:val="48"/>
         <w:keepNext w:val="0"/>
         <w:keepLines w:val="0"/>
         <w:pageBreakBefore w:val="0"/>
@@ -9107,7 +9162,7 @@
     </w:p>
     <w:p>
       <w:pPr>
-        <w:pStyle w:val="3"/>
+        <w:pStyle w:val="50"/>
         <w:keepNext w:val="0"/>
         <w:keepLines w:val="0"/>
         <w:pageBreakBefore w:val="0"/>
@@ -9117,15 +9172,15 @@
         <w:topLinePunct w:val="0"/>
         <w:bidi w:val="0"/>
       </w:pPr>
-      <w:bookmarkStart w:id="131" w:name="bookmark81"/>
+      <w:bookmarkStart w:id="130" w:name="bookmark81"/>
+      <w:bookmarkEnd w:id="130"/>
+      <w:bookmarkStart w:id="131" w:name="bookmark80"/>
       <w:bookmarkEnd w:id="131"/>
-      <w:bookmarkStart w:id="132" w:name="bookmark80"/>
-      <w:bookmarkEnd w:id="132"/>
-      <w:bookmarkStart w:id="133" w:name="_Toc10968"/>
+      <w:bookmarkStart w:id="132" w:name="_Toc29865"/>
       <w:r>
         <w:t>管理目标</w:t>
       </w:r>
-      <w:bookmarkEnd w:id="133"/>
+      <w:bookmarkEnd w:id="132"/>
     </w:p>
     <w:p>
       <w:pPr>
@@ -9143,23 +9198,23 @@
         <w:adjustRightInd/>
         <w:snapToGrid/>
         <w:spacing w:line="360" w:lineRule="auto"/>
-        <w:ind w:left="0" w:right="0" w:firstLine="420" w:firstLineChars="200"/>
+        <w:ind w:left="0" w:right="0" w:firstLine="480" w:firstLineChars="200"/>
         <w:jc w:val="left"/>
         <w:textAlignment w:val="auto"/>
         <w:rPr>
-          <w:rStyle w:val="Char"/>
+          <w:rStyle w:val="62"/>
         </w:rPr>
       </w:pPr>
       <w:r>
         <w:rPr>
-          <w:rStyle w:val="Char"/>
+          <w:rStyle w:val="62"/>
         </w:rPr>
         <w:t>可用性和连续性管理目标是：建立了符合成本效益和业务快速恢复的可用性和连续性管理措施，当客户业务发生中断或重大灾害、意外事件时，公司在符合成本效益和业务快速恢复的原则下，最大化降低客户业务损失。</w:t>
       </w:r>
     </w:p>
     <w:p>
       <w:pPr>
-        <w:pStyle w:val="3"/>
+        <w:pStyle w:val="50"/>
         <w:keepNext w:val="0"/>
         <w:keepLines w:val="0"/>
         <w:pageBreakBefore w:val="0"/>
@@ -9169,28 +9224,28 @@
         <w:topLinePunct w:val="0"/>
         <w:bidi w:val="0"/>
       </w:pPr>
+      <w:bookmarkStart w:id="133" w:name="bookmark82"/>
+      <w:bookmarkEnd w:id="133"/>
       <w:bookmarkStart w:id="134" w:name="bookmark83"/>
       <w:bookmarkEnd w:id="134"/>
-      <w:bookmarkStart w:id="135" w:name="bookmark82"/>
-      <w:bookmarkEnd w:id="135"/>
-      <w:bookmarkStart w:id="136" w:name="_Toc2931"/>
+      <w:bookmarkStart w:id="135" w:name="_Toc23291"/>
       <w:r>
         <w:t>关键绩效指标</w:t>
       </w:r>
-      <w:bookmarkEnd w:id="136"/>
+      <w:bookmarkEnd w:id="135"/>
     </w:p>
     <w:tbl>
       <w:tblPr>
-        <w:tblStyle w:val="TableNormal0"/>
+        <w:tblStyle w:val="45"/>
         <w:tblW w:w="8350" w:type="dxa"/>
         <w:tblInd w:w="13" w:type="dxa"/>
         <w:tblBorders>
-          <w:top w:val="single" w:sz="4" w:space="0" w:color="000000"/>
-          <w:left w:val="single" w:sz="4" w:space="0" w:color="000000"/>
-          <w:bottom w:val="single" w:sz="4" w:space="0" w:color="000000"/>
-          <w:right w:val="single" w:sz="4" w:space="0" w:color="000000"/>
-          <w:insideH w:val="single" w:sz="4" w:space="0" w:color="000000"/>
-          <w:insideV w:val="single" w:sz="4" w:space="0" w:color="000000"/>
+          <w:top w:val="single" w:color="000000" w:sz="4" w:space="0"/>
+          <w:left w:val="single" w:color="000000" w:sz="4" w:space="0"/>
+          <w:bottom w:val="single" w:color="000000" w:sz="4" w:space="0"/>
+          <w:right w:val="single" w:color="000000" w:sz="4" w:space="0"/>
+          <w:insideH w:val="single" w:color="000000" w:sz="4" w:space="0"/>
+          <w:insideV w:val="single" w:color="000000" w:sz="4" w:space="0"/>
         </w:tblBorders>
         <w:tblLayout w:type="fixed"/>
         <w:tblCellMar>
@@ -9208,17 +9263,14 @@
       </w:tblGrid>
       <w:tr>
         <w:tblPrEx>
-          <w:tblW w:w="8350" w:type="dxa"/>
-          <w:tblInd w:w="13" w:type="dxa"/>
           <w:tblBorders>
-            <w:top w:val="single" w:sz="4" w:space="0" w:color="000000"/>
-            <w:left w:val="single" w:sz="4" w:space="0" w:color="000000"/>
-            <w:bottom w:val="single" w:sz="4" w:space="0" w:color="000000"/>
-            <w:right w:val="single" w:sz="4" w:space="0" w:color="000000"/>
-            <w:insideH w:val="single" w:sz="4" w:space="0" w:color="000000"/>
-            <w:insideV w:val="single" w:sz="4" w:space="0" w:color="000000"/>
+            <w:top w:val="single" w:color="000000" w:sz="4" w:space="0"/>
+            <w:left w:val="single" w:color="000000" w:sz="4" w:space="0"/>
+            <w:bottom w:val="single" w:color="000000" w:sz="4" w:space="0"/>
+            <w:right w:val="single" w:color="000000" w:sz="4" w:space="0"/>
+            <w:insideH w:val="single" w:color="000000" w:sz="4" w:space="0"/>
+            <w:insideV w:val="single" w:color="000000" w:sz="4" w:space="0"/>
           </w:tblBorders>
-          <w:tblLayout w:type="fixed"/>
           <w:tblCellMar>
             <w:top w:w="0" w:type="dxa"/>
             <w:left w:w="0" w:type="dxa"/>
@@ -9227,7 +9279,7 @@
           </w:tblCellMar>
         </w:tblPrEx>
         <w:trPr>
-          <w:trHeight w:val="656"/>
+          <w:trHeight w:val="656" w:hRule="atLeast"/>
         </w:trPr>
         <w:tc>
           <w:tcPr>
@@ -9246,7 +9298,7 @@
               <w:bidi w:val="0"/>
               <w:jc w:val="center"/>
               <w:rPr>
-                <w:rFonts w:ascii="Arial" w:eastAsia="Arial" w:hAnsi="Arial" w:cs="Arial" w:hint="eastAsia"/>
+                <w:rFonts w:hint="eastAsia" w:ascii="Arial" w:hAnsi="Arial" w:eastAsia="Arial" w:cs="Arial"/>
                 <w:snapToGrid w:val="0"/>
                 <w:color w:val="000000"/>
                 <w:kern w:val="0"/>
@@ -9281,7 +9333,7 @@
               <w:bidi w:val="0"/>
               <w:jc w:val="center"/>
               <w:rPr>
-                <w:rFonts w:ascii="Arial" w:eastAsia="Arial" w:hAnsi="Arial" w:cs="Arial" w:hint="eastAsia"/>
+                <w:rFonts w:hint="eastAsia" w:ascii="Arial" w:hAnsi="Arial" w:eastAsia="Arial" w:cs="Arial"/>
                 <w:snapToGrid w:val="0"/>
                 <w:color w:val="000000"/>
                 <w:kern w:val="0"/>
@@ -9316,7 +9368,7 @@
               <w:bidi w:val="0"/>
               <w:jc w:val="center"/>
               <w:rPr>
-                <w:rFonts w:ascii="Arial" w:eastAsia="Arial" w:hAnsi="Arial" w:cs="Arial" w:hint="eastAsia"/>
+                <w:rFonts w:hint="eastAsia" w:ascii="Arial" w:hAnsi="Arial" w:eastAsia="Arial" w:cs="Arial"/>
                 <w:snapToGrid w:val="0"/>
                 <w:color w:val="000000"/>
                 <w:kern w:val="0"/>
@@ -9351,7 +9403,7 @@
               <w:bidi w:val="0"/>
               <w:jc w:val="center"/>
               <w:rPr>
-                <w:rFonts w:ascii="Arial" w:eastAsia="Arial" w:hAnsi="Arial" w:cs="Arial" w:hint="eastAsia"/>
+                <w:rFonts w:hint="eastAsia" w:ascii="Arial" w:hAnsi="Arial" w:eastAsia="Arial" w:cs="Arial"/>
                 <w:snapToGrid w:val="0"/>
                 <w:color w:val="000000"/>
                 <w:kern w:val="0"/>
@@ -9372,9 +9424,14 @@
       </w:tr>
       <w:tr>
         <w:tblPrEx>
-          <w:tblW w:w="8350" w:type="dxa"/>
-          <w:tblInd w:w="13" w:type="dxa"/>
-          <w:tblLayout w:type="fixed"/>
+          <w:tblBorders>
+            <w:top w:val="single" w:color="000000" w:sz="4" w:space="0"/>
+            <w:left w:val="single" w:color="000000" w:sz="4" w:space="0"/>
+            <w:bottom w:val="single" w:color="000000" w:sz="4" w:space="0"/>
+            <w:right w:val="single" w:color="000000" w:sz="4" w:space="0"/>
+            <w:insideH w:val="single" w:color="000000" w:sz="4" w:space="0"/>
+            <w:insideV w:val="single" w:color="000000" w:sz="4" w:space="0"/>
+          </w:tblBorders>
           <w:tblCellMar>
             <w:top w:w="0" w:type="dxa"/>
             <w:left w:w="0" w:type="dxa"/>
@@ -9383,7 +9440,7 @@
           </w:tblCellMar>
         </w:tblPrEx>
         <w:trPr>
-          <w:trHeight w:val="656"/>
+          <w:trHeight w:val="656" w:hRule="atLeast"/>
         </w:trPr>
         <w:tc>
           <w:tcPr>
@@ -9393,7 +9450,7 @@
           </w:tcPr>
           <w:p>
             <w:pPr>
-              <w:pStyle w:val="TableParagraph"/>
+              <w:pStyle w:val="44"/>
               <w:keepNext w:val="0"/>
               <w:keepLines w:val="0"/>
               <w:pageBreakBefore w:val="0"/>
@@ -9403,9 +9460,9 @@
               <w:topLinePunct w:val="0"/>
               <w:bidi w:val="0"/>
               <w:spacing w:line="160" w:lineRule="atLeast"/>
-              <w:ind w:left="24" w:right="63" w:leftChars="0" w:rightChars="0"/>
-              <w:rPr>
-                <w:rFonts w:ascii="宋体" w:eastAsia="宋体" w:hAnsi="宋体" w:cs="宋体" w:hint="default"/>
+              <w:ind w:left="24" w:leftChars="0" w:right="63" w:rightChars="0"/>
+              <w:rPr>
+                <w:rFonts w:hint="default" w:ascii="宋体" w:hAnsi="宋体" w:eastAsia="宋体" w:cs="宋体"/>
                 <w:snapToGrid w:val="0"/>
                 <w:color w:val="000000"/>
                 <w:w w:val="105"/>
@@ -9435,7 +9492,7 @@
           </w:tcPr>
           <w:p>
             <w:pPr>
-              <w:pStyle w:val="TableParagraph"/>
+              <w:pStyle w:val="44"/>
               <w:keepNext w:val="0"/>
               <w:keepLines w:val="0"/>
               <w:pageBreakBefore w:val="0"/>
@@ -9446,7 +9503,7 @@
               <w:bidi w:val="0"/>
               <w:ind w:left="25" w:leftChars="0"/>
               <w:rPr>
-                <w:rFonts w:ascii="宋体" w:eastAsia="宋体" w:hAnsi="宋体" w:cs="宋体" w:hint="eastAsia"/>
+                <w:rFonts w:hint="eastAsia" w:ascii="宋体" w:hAnsi="宋体" w:eastAsia="宋体" w:cs="宋体"/>
                 <w:snapToGrid w:val="0"/>
                 <w:color w:val="000000"/>
                 <w:w w:val="105"/>
@@ -9487,7 +9544,7 @@
               <w:ind w:left="25" w:leftChars="0"/>
               <w:jc w:val="center"/>
               <w:rPr>
-                <w:rFonts w:ascii="宋体" w:eastAsia="宋体" w:hAnsi="宋体" w:cs="宋体" w:hint="default"/>
+                <w:rFonts w:hint="default" w:ascii="宋体" w:hAnsi="宋体" w:eastAsia="宋体" w:cs="宋体"/>
                 <w:snapToGrid w:val="0"/>
                 <w:color w:val="000000"/>
                 <w:w w:val="105"/>
@@ -9515,7 +9572,7 @@
           </w:tcPr>
           <w:p>
             <w:pPr>
-              <w:pStyle w:val="TableParagraph"/>
+              <w:pStyle w:val="44"/>
               <w:keepNext w:val="0"/>
               <w:keepLines w:val="0"/>
               <w:pageBreakBefore w:val="0"/>
@@ -9525,10 +9582,10 @@
               <w:topLinePunct w:val="0"/>
               <w:bidi w:val="0"/>
               <w:spacing w:before="112"/>
-              <w:ind w:left="176" w:right="149" w:leftChars="0" w:rightChars="0"/>
+              <w:ind w:left="176" w:leftChars="0" w:right="149" w:rightChars="0"/>
               <w:jc w:val="center"/>
               <w:rPr>
-                <w:rFonts w:ascii="宋体" w:eastAsia="Arial" w:hAnsi="宋体" w:cs="宋体" w:hint="eastAsia"/>
+                <w:rFonts w:hint="eastAsia" w:ascii="宋体" w:hAnsi="宋体" w:eastAsia="Arial" w:cs="宋体"/>
                 <w:snapToGrid w:val="0"/>
                 <w:color w:val="000000"/>
                 <w:w w:val="105"/>
@@ -9551,9 +9608,14 @@
       </w:tr>
       <w:tr>
         <w:tblPrEx>
-          <w:tblW w:w="8350" w:type="dxa"/>
-          <w:tblInd w:w="13" w:type="dxa"/>
-          <w:tblLayout w:type="fixed"/>
+          <w:tblBorders>
+            <w:top w:val="single" w:color="000000" w:sz="4" w:space="0"/>
+            <w:left w:val="single" w:color="000000" w:sz="4" w:space="0"/>
+            <w:bottom w:val="single" w:color="000000" w:sz="4" w:space="0"/>
+            <w:right w:val="single" w:color="000000" w:sz="4" w:space="0"/>
+            <w:insideH w:val="single" w:color="000000" w:sz="4" w:space="0"/>
+            <w:insideV w:val="single" w:color="000000" w:sz="4" w:space="0"/>
+          </w:tblBorders>
           <w:tblCellMar>
             <w:top w:w="0" w:type="dxa"/>
             <w:left w:w="0" w:type="dxa"/>
@@ -9562,7 +9624,7 @@
           </w:tblCellMar>
         </w:tblPrEx>
         <w:trPr>
-          <w:trHeight w:val="656"/>
+          <w:trHeight w:val="656" w:hRule="atLeast"/>
         </w:trPr>
         <w:tc>
           <w:tcPr>
@@ -9572,7 +9634,7 @@
           </w:tcPr>
           <w:p>
             <w:pPr>
-              <w:pStyle w:val="TableParagraph"/>
+              <w:pStyle w:val="44"/>
               <w:keepNext w:val="0"/>
               <w:keepLines w:val="0"/>
               <w:pageBreakBefore w:val="0"/>
@@ -9582,9 +9644,9 @@
               <w:topLinePunct w:val="0"/>
               <w:bidi w:val="0"/>
               <w:spacing w:line="160" w:lineRule="atLeast"/>
-              <w:ind w:left="24" w:right="63" w:leftChars="0" w:rightChars="0"/>
-              <w:rPr>
-                <w:rFonts w:ascii="宋体" w:eastAsia="宋体" w:hAnsi="宋体" w:cs="宋体" w:hint="default"/>
+              <w:ind w:left="24" w:leftChars="0" w:right="63" w:rightChars="0"/>
+              <w:rPr>
+                <w:rFonts w:hint="default" w:ascii="宋体" w:hAnsi="宋体" w:eastAsia="宋体" w:cs="宋体"/>
                 <w:snapToGrid w:val="0"/>
                 <w:color w:val="000000"/>
                 <w:w w:val="105"/>
@@ -9614,7 +9676,7 @@
           </w:tcPr>
           <w:p>
             <w:pPr>
-              <w:pStyle w:val="TableParagraph"/>
+              <w:pStyle w:val="44"/>
               <w:keepNext w:val="0"/>
               <w:keepLines w:val="0"/>
               <w:pageBreakBefore w:val="0"/>
@@ -9625,7 +9687,7 @@
               <w:bidi w:val="0"/>
               <w:ind w:left="25" w:leftChars="0"/>
               <w:rPr>
-                <w:rFonts w:ascii="宋体" w:eastAsia="宋体" w:hAnsi="宋体" w:cs="宋体" w:hint="eastAsia"/>
+                <w:rFonts w:hint="eastAsia" w:ascii="宋体" w:hAnsi="宋体" w:eastAsia="宋体" w:cs="宋体"/>
                 <w:snapToGrid w:val="0"/>
                 <w:color w:val="000000"/>
                 <w:w w:val="105"/>
@@ -9666,7 +9728,7 @@
               <w:ind w:left="25" w:leftChars="0"/>
               <w:jc w:val="center"/>
               <w:rPr>
-                <w:rFonts w:ascii="宋体" w:eastAsia="宋体" w:hAnsi="宋体" w:cs="宋体" w:hint="default"/>
+                <w:rFonts w:hint="default" w:ascii="宋体" w:hAnsi="宋体" w:eastAsia="宋体" w:cs="宋体"/>
                 <w:snapToGrid w:val="0"/>
                 <w:color w:val="000000"/>
                 <w:w w:val="105"/>
@@ -9694,7 +9756,7 @@
           </w:tcPr>
           <w:p>
             <w:pPr>
-              <w:pStyle w:val="TableParagraph"/>
+              <w:pStyle w:val="44"/>
               <w:keepNext w:val="0"/>
               <w:keepLines w:val="0"/>
               <w:pageBreakBefore w:val="0"/>
@@ -9704,10 +9766,10 @@
               <w:topLinePunct w:val="0"/>
               <w:bidi w:val="0"/>
               <w:spacing w:before="112"/>
-              <w:ind w:left="176" w:right="149" w:leftChars="0" w:rightChars="0"/>
+              <w:ind w:left="176" w:leftChars="0" w:right="149" w:rightChars="0"/>
               <w:jc w:val="center"/>
               <w:rPr>
-                <w:rFonts w:ascii="宋体" w:eastAsia="Arial" w:hAnsi="宋体" w:cs="宋体" w:hint="eastAsia"/>
+                <w:rFonts w:hint="eastAsia" w:ascii="宋体" w:hAnsi="宋体" w:eastAsia="Arial" w:cs="宋体"/>
                 <w:snapToGrid w:val="0"/>
                 <w:color w:val="000000"/>
                 <w:w w:val="105"/>
@@ -9719,7 +9781,7 @@
             </w:pPr>
             <w:r>
               <w:rPr>
-                <w:rFonts w:ascii="宋体" w:eastAsia="宋体" w:hAnsi="宋体" w:cs="宋体" w:hint="eastAsia"/>
+                <w:rFonts w:hint="eastAsia" w:ascii="宋体" w:hAnsi="宋体" w:eastAsia="宋体" w:cs="宋体"/>
                 <w:color w:val="000000"/>
                 <w:kern w:val="0"/>
                 <w:sz w:val="20"/>
@@ -9730,7 +9792,7 @@
             </w:r>
             <w:r>
               <w:rPr>
-                <w:rFonts w:cs="宋体" w:hint="eastAsia"/>
+                <w:rFonts w:hint="eastAsia" w:cs="宋体"/>
                 <w:color w:val="000000"/>
                 <w:kern w:val="0"/>
                 <w:sz w:val="20"/>
@@ -9767,7 +9829,7 @@
     </w:p>
     <w:p>
       <w:pPr>
-        <w:pStyle w:val="3"/>
+        <w:pStyle w:val="50"/>
         <w:keepNext w:val="0"/>
         <w:keepLines w:val="0"/>
         <w:pageBreakBefore w:val="0"/>
@@ -9777,19 +9839,19 @@
         <w:topLinePunct w:val="0"/>
         <w:bidi w:val="0"/>
       </w:pPr>
+      <w:bookmarkStart w:id="136" w:name="bookmark85"/>
+      <w:bookmarkEnd w:id="136"/>
       <w:bookmarkStart w:id="137" w:name="bookmark86"/>
       <w:bookmarkEnd w:id="137"/>
-      <w:bookmarkStart w:id="138" w:name="bookmark85"/>
-      <w:bookmarkEnd w:id="138"/>
-      <w:bookmarkStart w:id="139" w:name="_Toc26499"/>
+      <w:bookmarkStart w:id="138" w:name="_Toc1000"/>
       <w:r>
         <w:t>参与方</w:t>
       </w:r>
-      <w:bookmarkEnd w:id="139"/>
+      <w:bookmarkEnd w:id="138"/>
     </w:p>
     <w:p>
       <w:pPr>
-        <w:pStyle w:val="a"/>
+        <w:pStyle w:val="48"/>
         <w:keepNext w:val="0"/>
         <w:keepLines w:val="0"/>
         <w:pageBreakBefore w:val="0"/>
@@ -9815,7 +9877,7 @@
     </w:p>
     <w:p>
       <w:pPr>
-        <w:pStyle w:val="2"/>
+        <w:pStyle w:val="49"/>
         <w:keepNext w:val="0"/>
         <w:keepLines w:val="0"/>
         <w:pageBreakBefore w:val="0"/>
@@ -9825,19 +9887,19 @@
         <w:topLinePunct w:val="0"/>
         <w:bidi w:val="0"/>
       </w:pPr>
-      <w:bookmarkStart w:id="140" w:name="bookmark89"/>
+      <w:bookmarkStart w:id="139" w:name="bookmark89"/>
+      <w:bookmarkEnd w:id="139"/>
+      <w:bookmarkStart w:id="140" w:name="bookmark88"/>
       <w:bookmarkEnd w:id="140"/>
-      <w:bookmarkStart w:id="141" w:name="bookmark88"/>
-      <w:bookmarkEnd w:id="141"/>
-      <w:bookmarkStart w:id="142" w:name="_Toc2267"/>
+      <w:bookmarkStart w:id="141" w:name="_Toc7399"/>
       <w:r>
         <w:t>容量管理</w:t>
       </w:r>
-      <w:bookmarkEnd w:id="142"/>
+      <w:bookmarkEnd w:id="141"/>
     </w:p>
     <w:p>
       <w:pPr>
-        <w:pStyle w:val="3"/>
+        <w:pStyle w:val="50"/>
         <w:keepNext w:val="0"/>
         <w:keepLines w:val="0"/>
         <w:pageBreakBefore w:val="0"/>
@@ -9847,19 +9909,19 @@
         <w:topLinePunct w:val="0"/>
         <w:bidi w:val="0"/>
       </w:pPr>
+      <w:bookmarkStart w:id="142" w:name="bookmark91"/>
+      <w:bookmarkEnd w:id="142"/>
       <w:bookmarkStart w:id="143" w:name="bookmark92"/>
       <w:bookmarkEnd w:id="143"/>
-      <w:bookmarkStart w:id="144" w:name="bookmark91"/>
-      <w:bookmarkEnd w:id="144"/>
-      <w:bookmarkStart w:id="145" w:name="_Toc13991"/>
+      <w:bookmarkStart w:id="144" w:name="_Toc24645"/>
       <w:r>
         <w:t>管理范围</w:t>
       </w:r>
-      <w:bookmarkEnd w:id="145"/>
+      <w:bookmarkEnd w:id="144"/>
     </w:p>
     <w:p>
       <w:pPr>
-        <w:pStyle w:val="a"/>
+        <w:pStyle w:val="48"/>
         <w:keepNext w:val="0"/>
         <w:keepLines w:val="0"/>
         <w:pageBreakBefore w:val="0"/>
@@ -9883,7 +9945,7 @@
     </w:p>
     <w:p>
       <w:pPr>
-        <w:pStyle w:val="3"/>
+        <w:pStyle w:val="50"/>
         <w:keepNext w:val="0"/>
         <w:keepLines w:val="0"/>
         <w:pageBreakBefore w:val="0"/>
@@ -9893,19 +9955,19 @@
         <w:topLinePunct w:val="0"/>
         <w:bidi w:val="0"/>
       </w:pPr>
+      <w:bookmarkStart w:id="145" w:name="bookmark94"/>
+      <w:bookmarkEnd w:id="145"/>
       <w:bookmarkStart w:id="146" w:name="bookmark95"/>
       <w:bookmarkEnd w:id="146"/>
-      <w:bookmarkStart w:id="147" w:name="bookmark94"/>
-      <w:bookmarkEnd w:id="147"/>
-      <w:bookmarkStart w:id="148" w:name="_Toc8316"/>
+      <w:bookmarkStart w:id="147" w:name="_Toc19977"/>
       <w:r>
         <w:t>管理目标</w:t>
       </w:r>
-      <w:bookmarkEnd w:id="148"/>
+      <w:bookmarkEnd w:id="147"/>
     </w:p>
     <w:p>
       <w:pPr>
-        <w:pStyle w:val="a"/>
+        <w:pStyle w:val="48"/>
         <w:keepNext w:val="0"/>
         <w:keepLines w:val="0"/>
         <w:pageBreakBefore w:val="0"/>
@@ -9929,7 +9991,7 @@
     </w:p>
     <w:p>
       <w:pPr>
-        <w:pStyle w:val="3"/>
+        <w:pStyle w:val="50"/>
         <w:keepNext w:val="0"/>
         <w:keepLines w:val="0"/>
         <w:pageBreakBefore w:val="0"/>
@@ -9939,28 +10001,28 @@
         <w:topLinePunct w:val="0"/>
         <w:bidi w:val="0"/>
       </w:pPr>
-      <w:bookmarkStart w:id="149" w:name="bookmark98"/>
+      <w:bookmarkStart w:id="148" w:name="bookmark98"/>
+      <w:bookmarkEnd w:id="148"/>
+      <w:bookmarkStart w:id="149" w:name="bookmark97"/>
       <w:bookmarkEnd w:id="149"/>
-      <w:bookmarkStart w:id="150" w:name="bookmark97"/>
-      <w:bookmarkEnd w:id="150"/>
-      <w:bookmarkStart w:id="151" w:name="_Toc20289"/>
+      <w:bookmarkStart w:id="150" w:name="_Toc29784"/>
       <w:r>
         <w:t>关键绩效指标</w:t>
       </w:r>
-      <w:bookmarkEnd w:id="151"/>
+      <w:bookmarkEnd w:id="150"/>
     </w:p>
     <w:tbl>
       <w:tblPr>
-        <w:tblStyle w:val="TableNormal0"/>
+        <w:tblStyle w:val="45"/>
         <w:tblW w:w="8243" w:type="dxa"/>
         <w:tblInd w:w="13" w:type="dxa"/>
         <w:tblBorders>
-          <w:top w:val="single" w:sz="4" w:space="0" w:color="000000"/>
-          <w:left w:val="single" w:sz="4" w:space="0" w:color="000000"/>
-          <w:bottom w:val="single" w:sz="4" w:space="0" w:color="000000"/>
-          <w:right w:val="single" w:sz="4" w:space="0" w:color="000000"/>
-          <w:insideH w:val="single" w:sz="4" w:space="0" w:color="000000"/>
-          <w:insideV w:val="single" w:sz="4" w:space="0" w:color="000000"/>
+          <w:top w:val="single" w:color="000000" w:sz="4" w:space="0"/>
+          <w:left w:val="single" w:color="000000" w:sz="4" w:space="0"/>
+          <w:bottom w:val="single" w:color="000000" w:sz="4" w:space="0"/>
+          <w:right w:val="single" w:color="000000" w:sz="4" w:space="0"/>
+          <w:insideH w:val="single" w:color="000000" w:sz="4" w:space="0"/>
+          <w:insideV w:val="single" w:color="000000" w:sz="4" w:space="0"/>
         </w:tblBorders>
         <w:tblLayout w:type="fixed"/>
         <w:tblCellMar>
@@ -9978,17 +10040,14 @@
       </w:tblGrid>
       <w:tr>
         <w:tblPrEx>
-          <w:tblW w:w="8243" w:type="dxa"/>
-          <w:tblInd w:w="13" w:type="dxa"/>
           <w:tblBorders>
-            <w:top w:val="single" w:sz="4" w:space="0" w:color="000000"/>
-            <w:left w:val="single" w:sz="4" w:space="0" w:color="000000"/>
-            <w:bottom w:val="single" w:sz="4" w:space="0" w:color="000000"/>
-            <w:right w:val="single" w:sz="4" w:space="0" w:color="000000"/>
-            <w:insideH w:val="single" w:sz="4" w:space="0" w:color="000000"/>
-            <w:insideV w:val="single" w:sz="4" w:space="0" w:color="000000"/>
+            <w:top w:val="single" w:color="000000" w:sz="4" w:space="0"/>
+            <w:left w:val="single" w:color="000000" w:sz="4" w:space="0"/>
+            <w:bottom w:val="single" w:color="000000" w:sz="4" w:space="0"/>
+            <w:right w:val="single" w:color="000000" w:sz="4" w:space="0"/>
+            <w:insideH w:val="single" w:color="000000" w:sz="4" w:space="0"/>
+            <w:insideV w:val="single" w:color="000000" w:sz="4" w:space="0"/>
           </w:tblBorders>
-          <w:tblLayout w:type="fixed"/>
           <w:tblCellMar>
             <w:top w:w="0" w:type="dxa"/>
             <w:left w:w="0" w:type="dxa"/>
@@ -9997,7 +10056,7 @@
           </w:tblCellMar>
         </w:tblPrEx>
         <w:trPr>
-          <w:trHeight w:val="322"/>
+          <w:trHeight w:val="322" w:hRule="atLeast"/>
         </w:trPr>
         <w:tc>
           <w:tcPr>
@@ -10016,7 +10075,7 @@
               <w:bidi w:val="0"/>
               <w:jc w:val="center"/>
               <w:rPr>
-                <w:rFonts w:ascii="Arial" w:eastAsia="Arial" w:hAnsi="Arial" w:cs="Arial" w:hint="eastAsia"/>
+                <w:rFonts w:hint="eastAsia" w:ascii="Arial" w:hAnsi="Arial" w:eastAsia="Arial" w:cs="Arial"/>
                 <w:snapToGrid w:val="0"/>
                 <w:color w:val="000000"/>
                 <w:kern w:val="0"/>
@@ -10051,7 +10110,7 @@
               <w:bidi w:val="0"/>
               <w:jc w:val="center"/>
               <w:rPr>
-                <w:rFonts w:ascii="Arial" w:eastAsia="Arial" w:hAnsi="Arial" w:cs="Arial" w:hint="eastAsia"/>
+                <w:rFonts w:hint="eastAsia" w:ascii="Arial" w:hAnsi="Arial" w:eastAsia="Arial" w:cs="Arial"/>
                 <w:snapToGrid w:val="0"/>
                 <w:color w:val="000000"/>
                 <w:kern w:val="0"/>
@@ -10086,7 +10145,7 @@
               <w:bidi w:val="0"/>
               <w:jc w:val="center"/>
               <w:rPr>
-                <w:rFonts w:ascii="Arial" w:eastAsia="Arial" w:hAnsi="Arial" w:cs="Arial" w:hint="eastAsia"/>
+                <w:rFonts w:hint="eastAsia" w:ascii="Arial" w:hAnsi="Arial" w:eastAsia="Arial" w:cs="Arial"/>
                 <w:snapToGrid w:val="0"/>
                 <w:color w:val="000000"/>
                 <w:kern w:val="0"/>
@@ -10121,7 +10180,7 @@
               <w:bidi w:val="0"/>
               <w:jc w:val="center"/>
               <w:rPr>
-                <w:rFonts w:ascii="Arial" w:eastAsia="Arial" w:hAnsi="Arial" w:cs="Arial" w:hint="eastAsia"/>
+                <w:rFonts w:hint="eastAsia" w:ascii="Arial" w:hAnsi="Arial" w:eastAsia="Arial" w:cs="Arial"/>
                 <w:snapToGrid w:val="0"/>
                 <w:color w:val="000000"/>
                 <w:kern w:val="0"/>
@@ -10142,9 +10201,14 @@
       </w:tr>
       <w:tr>
         <w:tblPrEx>
-          <w:tblW w:w="8243" w:type="dxa"/>
-          <w:tblInd w:w="13" w:type="dxa"/>
-          <w:tblLayout w:type="fixed"/>
+          <w:tblBorders>
+            <w:top w:val="single" w:color="000000" w:sz="4" w:space="0"/>
+            <w:left w:val="single" w:color="000000" w:sz="4" w:space="0"/>
+            <w:bottom w:val="single" w:color="000000" w:sz="4" w:space="0"/>
+            <w:right w:val="single" w:color="000000" w:sz="4" w:space="0"/>
+            <w:insideH w:val="single" w:color="000000" w:sz="4" w:space="0"/>
+            <w:insideV w:val="single" w:color="000000" w:sz="4" w:space="0"/>
+          </w:tblBorders>
           <w:tblCellMar>
             <w:top w:w="0" w:type="dxa"/>
             <w:left w:w="0" w:type="dxa"/>
@@ -10153,7 +10217,7 @@
           </w:tblCellMar>
         </w:tblPrEx>
         <w:trPr>
-          <w:trHeight w:val="656"/>
+          <w:trHeight w:val="656" w:hRule="atLeast"/>
         </w:trPr>
         <w:tc>
           <w:tcPr>
@@ -10174,7 +10238,7 @@
               <w:bidi w:val="0"/>
               <w:jc w:val="left"/>
               <w:rPr>
-                <w:rFonts w:ascii="宋体" w:eastAsia="宋体" w:hAnsi="宋体" w:cs="宋体" w:hint="default"/>
+                <w:rFonts w:hint="default" w:ascii="宋体" w:hAnsi="宋体" w:eastAsia="宋体" w:cs="宋体"/>
                 <w:snapToGrid w:val="0"/>
                 <w:color w:val="000000"/>
                 <w:w w:val="105"/>
@@ -10215,7 +10279,7 @@
               <w:bidi w:val="0"/>
               <w:jc w:val="left"/>
               <w:rPr>
-                <w:rFonts w:ascii="Arial" w:eastAsia="宋体" w:hAnsi="Arial" w:cs="Arial" w:hint="default"/>
+                <w:rFonts w:hint="default" w:ascii="Arial" w:hAnsi="Arial" w:eastAsia="宋体" w:cs="Arial"/>
                 <w:snapToGrid w:val="0"/>
                 <w:color w:val="000000"/>
                 <w:w w:val="105"/>
@@ -10256,7 +10320,7 @@
               <w:bidi w:val="0"/>
               <w:jc w:val="center"/>
               <w:rPr>
-                <w:rFonts w:ascii="Arial" w:eastAsia="宋体" w:hAnsi="Arial" w:cs="Arial" w:hint="default"/>
+                <w:rFonts w:hint="default" w:ascii="Arial" w:hAnsi="Arial" w:eastAsia="宋体" w:cs="Arial"/>
                 <w:snapToGrid w:val="0"/>
                 <w:color w:val="000000"/>
                 <w:w w:val="105"/>
@@ -10284,7 +10348,7 @@
           </w:tcPr>
           <w:p>
             <w:pPr>
-              <w:pStyle w:val="TableParagraph"/>
+              <w:pStyle w:val="44"/>
               <w:keepNext w:val="0"/>
               <w:keepLines w:val="0"/>
               <w:pageBreakBefore w:val="0"/>
@@ -10294,10 +10358,10 @@
               <w:topLinePunct w:val="0"/>
               <w:bidi w:val="0"/>
               <w:spacing w:before="112"/>
-              <w:ind w:left="176" w:right="149" w:leftChars="0" w:rightChars="0"/>
+              <w:ind w:left="176" w:leftChars="0" w:right="149" w:rightChars="0"/>
               <w:jc w:val="center"/>
               <w:rPr>
-                <w:rFonts w:ascii="宋体" w:eastAsia="宋体" w:hAnsi="宋体" w:cs="宋体" w:hint="default"/>
+                <w:rFonts w:hint="default" w:ascii="宋体" w:hAnsi="宋体" w:eastAsia="宋体" w:cs="宋体"/>
                 <w:snapToGrid w:val="0"/>
                 <w:color w:val="000000"/>
                 <w:w w:val="105"/>
@@ -10309,7 +10373,7 @@
             </w:pPr>
             <w:r>
               <w:rPr>
-                <w:rFonts w:ascii="宋体" w:eastAsia="宋体" w:hAnsi="宋体" w:cs="宋体" w:hint="eastAsia"/>
+                <w:rFonts w:hint="eastAsia" w:ascii="宋体" w:hAnsi="宋体" w:eastAsia="宋体" w:cs="宋体"/>
                 <w:color w:val="000000"/>
                 <w:kern w:val="0"/>
                 <w:sz w:val="20"/>
@@ -10320,7 +10384,7 @@
             </w:r>
             <w:r>
               <w:rPr>
-                <w:rFonts w:cs="宋体" w:hint="eastAsia"/>
+                <w:rFonts w:hint="eastAsia" w:cs="宋体"/>
                 <w:color w:val="000000"/>
                 <w:kern w:val="0"/>
                 <w:sz w:val="20"/>
@@ -10345,17 +10409,17 @@
     </w:tbl>
     <w:p>
       <w:pPr>
-        <w:pStyle w:val="a"/>
+        <w:pStyle w:val="48"/>
         <w:bidi w:val="0"/>
         <w:rPr>
           <w:rFonts w:hint="eastAsia"/>
           <w:lang w:eastAsia="zh-CN"/>
         </w:rPr>
       </w:pPr>
-      <w:bookmarkStart w:id="152" w:name="bookmark100"/>
+      <w:bookmarkStart w:id="151" w:name="bookmark100"/>
+      <w:bookmarkEnd w:id="151"/>
+      <w:bookmarkStart w:id="152" w:name="bookmark101"/>
       <w:bookmarkEnd w:id="152"/>
-      <w:bookmarkStart w:id="153" w:name="bookmark101"/>
-      <w:bookmarkEnd w:id="153"/>
       <w:r>
         <w:rPr>
           <w:rFonts w:hint="eastAsia"/>
@@ -10387,7 +10451,7 @@
     </w:p>
     <w:p>
       <w:pPr>
-        <w:pStyle w:val="2"/>
+        <w:pStyle w:val="49"/>
         <w:keepNext w:val="0"/>
         <w:keepLines w:val="0"/>
         <w:pageBreakBefore w:val="0"/>
@@ -10397,19 +10461,19 @@
         <w:topLinePunct w:val="0"/>
         <w:bidi w:val="0"/>
       </w:pPr>
-      <w:bookmarkStart w:id="154" w:name="bookmark103"/>
+      <w:bookmarkStart w:id="153" w:name="bookmark103"/>
+      <w:bookmarkEnd w:id="153"/>
+      <w:bookmarkStart w:id="154" w:name="bookmark104"/>
       <w:bookmarkEnd w:id="154"/>
-      <w:bookmarkStart w:id="155" w:name="bookmark104"/>
-      <w:bookmarkEnd w:id="155"/>
-      <w:bookmarkStart w:id="156" w:name="_Toc27731"/>
+      <w:bookmarkStart w:id="155" w:name="_Toc11526"/>
       <w:r>
         <w:t>信息安全管理</w:t>
       </w:r>
-      <w:bookmarkEnd w:id="156"/>
+      <w:bookmarkEnd w:id="155"/>
     </w:p>
     <w:p>
       <w:pPr>
-        <w:pStyle w:val="3"/>
+        <w:pStyle w:val="50"/>
         <w:keepNext w:val="0"/>
         <w:keepLines w:val="0"/>
         <w:pageBreakBefore w:val="0"/>
@@ -10419,19 +10483,19 @@
         <w:topLinePunct w:val="0"/>
         <w:bidi w:val="0"/>
       </w:pPr>
-      <w:bookmarkStart w:id="157" w:name="bookmark107"/>
+      <w:bookmarkStart w:id="156" w:name="bookmark107"/>
+      <w:bookmarkEnd w:id="156"/>
+      <w:bookmarkStart w:id="157" w:name="bookmark106"/>
       <w:bookmarkEnd w:id="157"/>
-      <w:bookmarkStart w:id="158" w:name="bookmark106"/>
-      <w:bookmarkEnd w:id="158"/>
-      <w:bookmarkStart w:id="159" w:name="_Toc3697"/>
+      <w:bookmarkStart w:id="158" w:name="_Toc20695"/>
       <w:r>
         <w:t>管理范围</w:t>
       </w:r>
-      <w:bookmarkEnd w:id="159"/>
+      <w:bookmarkEnd w:id="158"/>
     </w:p>
     <w:p>
       <w:pPr>
-        <w:pStyle w:val="a"/>
+        <w:pStyle w:val="48"/>
         <w:keepNext w:val="0"/>
         <w:keepLines w:val="0"/>
         <w:pageBreakBefore w:val="0"/>
@@ -10455,7 +10519,7 @@
     </w:p>
     <w:p>
       <w:pPr>
-        <w:pStyle w:val="3"/>
+        <w:pStyle w:val="50"/>
         <w:keepNext w:val="0"/>
         <w:keepLines w:val="0"/>
         <w:pageBreakBefore w:val="0"/>
@@ -10465,15 +10529,15 @@
         <w:topLinePunct w:val="0"/>
         <w:bidi w:val="0"/>
       </w:pPr>
-      <w:bookmarkStart w:id="160" w:name="bookmark110"/>
+      <w:bookmarkStart w:id="159" w:name="bookmark110"/>
+      <w:bookmarkEnd w:id="159"/>
+      <w:bookmarkStart w:id="160" w:name="bookmark109"/>
       <w:bookmarkEnd w:id="160"/>
-      <w:bookmarkStart w:id="161" w:name="bookmark109"/>
-      <w:bookmarkEnd w:id="161"/>
-      <w:bookmarkStart w:id="162" w:name="_Toc7114"/>
+      <w:bookmarkStart w:id="161" w:name="_Toc18884"/>
       <w:r>
         <w:t>管理目标</w:t>
       </w:r>
-      <w:bookmarkEnd w:id="162"/>
+      <w:bookmarkEnd w:id="161"/>
     </w:p>
     <w:p>
       <w:pPr>
@@ -10491,18 +10555,18 @@
         <w:adjustRightInd/>
         <w:snapToGrid/>
         <w:spacing w:line="360" w:lineRule="auto"/>
-        <w:ind w:left="0" w:right="0" w:firstLine="420" w:firstLineChars="200"/>
+        <w:ind w:left="0" w:right="0" w:firstLine="480" w:firstLineChars="200"/>
         <w:jc w:val="left"/>
         <w:textAlignment w:val="auto"/>
         <w:rPr>
-          <w:rStyle w:val="Char"/>
+          <w:rStyle w:val="62"/>
           <w:rFonts w:hint="eastAsia"/>
           <w:lang w:eastAsia="zh-CN"/>
         </w:rPr>
       </w:pPr>
       <w:r>
         <w:rPr>
-          <w:rStyle w:val="Char"/>
+          <w:rStyle w:val="62"/>
           <w:rFonts w:hint="eastAsia"/>
           <w:lang w:eastAsia="zh-CN"/>
         </w:rPr>
@@ -10511,7 +10575,7 @@
     </w:p>
     <w:p>
       <w:pPr>
-        <w:pStyle w:val="3"/>
+        <w:pStyle w:val="50"/>
         <w:keepNext w:val="0"/>
         <w:keepLines w:val="0"/>
         <w:pageBreakBefore w:val="0"/>
@@ -10521,28 +10585,28 @@
         <w:topLinePunct w:val="0"/>
         <w:bidi w:val="0"/>
       </w:pPr>
+      <w:bookmarkStart w:id="162" w:name="bookmark112"/>
+      <w:bookmarkEnd w:id="162"/>
       <w:bookmarkStart w:id="163" w:name="bookmark113"/>
       <w:bookmarkEnd w:id="163"/>
-      <w:bookmarkStart w:id="164" w:name="bookmark112"/>
-      <w:bookmarkEnd w:id="164"/>
-      <w:bookmarkStart w:id="165" w:name="_Toc14739"/>
+      <w:bookmarkStart w:id="164" w:name="_Toc2063"/>
       <w:r>
         <w:t>关键绩效指标</w:t>
       </w:r>
-      <w:bookmarkEnd w:id="165"/>
+      <w:bookmarkEnd w:id="164"/>
     </w:p>
     <w:tbl>
       <w:tblPr>
-        <w:tblStyle w:val="TableNormal0"/>
+        <w:tblStyle w:val="45"/>
         <w:tblW w:w="8156" w:type="dxa"/>
         <w:tblInd w:w="11" w:type="dxa"/>
         <w:tblBorders>
-          <w:top w:val="single" w:sz="4" w:space="0" w:color="000000"/>
-          <w:left w:val="single" w:sz="4" w:space="0" w:color="000000"/>
-          <w:bottom w:val="single" w:sz="4" w:space="0" w:color="000000"/>
-          <w:right w:val="single" w:sz="4" w:space="0" w:color="000000"/>
-          <w:insideH w:val="single" w:sz="4" w:space="0" w:color="000000"/>
-          <w:insideV w:val="single" w:sz="4" w:space="0" w:color="000000"/>
+          <w:top w:val="single" w:color="000000" w:sz="4" w:space="0"/>
+          <w:left w:val="single" w:color="000000" w:sz="4" w:space="0"/>
+          <w:bottom w:val="single" w:color="000000" w:sz="4" w:space="0"/>
+          <w:right w:val="single" w:color="000000" w:sz="4" w:space="0"/>
+          <w:insideH w:val="single" w:color="000000" w:sz="4" w:space="0"/>
+          <w:insideV w:val="single" w:color="000000" w:sz="4" w:space="0"/>
         </w:tblBorders>
         <w:tblLayout w:type="fixed"/>
         <w:tblCellMar>
@@ -10560,17 +10624,14 @@
       </w:tblGrid>
       <w:tr>
         <w:tblPrEx>
-          <w:tblW w:w="8156" w:type="dxa"/>
-          <w:tblInd w:w="11" w:type="dxa"/>
           <w:tblBorders>
-            <w:top w:val="single" w:sz="4" w:space="0" w:color="000000"/>
-            <w:left w:val="single" w:sz="4" w:space="0" w:color="000000"/>
-            <w:bottom w:val="single" w:sz="4" w:space="0" w:color="000000"/>
-            <w:right w:val="single" w:sz="4" w:space="0" w:color="000000"/>
-            <w:insideH w:val="single" w:sz="4" w:space="0" w:color="000000"/>
-            <w:insideV w:val="single" w:sz="4" w:space="0" w:color="000000"/>
+            <w:top w:val="single" w:color="000000" w:sz="4" w:space="0"/>
+            <w:left w:val="single" w:color="000000" w:sz="4" w:space="0"/>
+            <w:bottom w:val="single" w:color="000000" w:sz="4" w:space="0"/>
+            <w:right w:val="single" w:color="000000" w:sz="4" w:space="0"/>
+            <w:insideH w:val="single" w:color="000000" w:sz="4" w:space="0"/>
+            <w:insideV w:val="single" w:color="000000" w:sz="4" w:space="0"/>
           </w:tblBorders>
-          <w:tblLayout w:type="fixed"/>
           <w:tblCellMar>
             <w:top w:w="0" w:type="dxa"/>
             <w:left w:w="0" w:type="dxa"/>
@@ -10579,7 +10640,7 @@
           </w:tblCellMar>
         </w:tblPrEx>
         <w:trPr>
-          <w:trHeight w:val="656"/>
+          <w:trHeight w:val="656" w:hRule="atLeast"/>
         </w:trPr>
         <w:tc>
           <w:tcPr>
@@ -10598,7 +10659,7 @@
               <w:bidi w:val="0"/>
               <w:jc w:val="center"/>
               <w:rPr>
-                <w:rFonts w:ascii="Arial" w:eastAsia="Arial" w:hAnsi="Arial" w:cs="Arial" w:hint="eastAsia"/>
+                <w:rFonts w:hint="eastAsia" w:ascii="Arial" w:hAnsi="Arial" w:eastAsia="Arial" w:cs="Arial"/>
                 <w:snapToGrid w:val="0"/>
                 <w:color w:val="000000"/>
                 <w:kern w:val="0"/>
@@ -10633,7 +10694,7 @@
               <w:bidi w:val="0"/>
               <w:jc w:val="center"/>
               <w:rPr>
-                <w:rFonts w:ascii="Arial" w:eastAsia="Arial" w:hAnsi="Arial" w:cs="Arial" w:hint="eastAsia"/>
+                <w:rFonts w:hint="eastAsia" w:ascii="Arial" w:hAnsi="Arial" w:eastAsia="Arial" w:cs="Arial"/>
                 <w:snapToGrid w:val="0"/>
                 <w:color w:val="000000"/>
                 <w:kern w:val="0"/>
@@ -10668,7 +10729,7 @@
               <w:bidi w:val="0"/>
               <w:jc w:val="center"/>
               <w:rPr>
-                <w:rFonts w:ascii="Arial" w:eastAsia="Arial" w:hAnsi="Arial" w:cs="Arial" w:hint="eastAsia"/>
+                <w:rFonts w:hint="eastAsia" w:ascii="Arial" w:hAnsi="Arial" w:eastAsia="Arial" w:cs="Arial"/>
                 <w:snapToGrid w:val="0"/>
                 <w:color w:val="000000"/>
                 <w:kern w:val="0"/>
@@ -10703,7 +10764,7 @@
               <w:bidi w:val="0"/>
               <w:jc w:val="center"/>
               <w:rPr>
-                <w:rFonts w:ascii="Arial" w:eastAsia="Arial" w:hAnsi="Arial" w:cs="Arial" w:hint="eastAsia"/>
+                <w:rFonts w:hint="eastAsia" w:ascii="Arial" w:hAnsi="Arial" w:eastAsia="Arial" w:cs="Arial"/>
                 <w:snapToGrid w:val="0"/>
                 <w:color w:val="000000"/>
                 <w:kern w:val="0"/>
@@ -10724,9 +10785,14 @@
       </w:tr>
       <w:tr>
         <w:tblPrEx>
-          <w:tblW w:w="8156" w:type="dxa"/>
-          <w:tblInd w:w="11" w:type="dxa"/>
-          <w:tblLayout w:type="fixed"/>
+          <w:tblBorders>
+            <w:top w:val="single" w:color="000000" w:sz="4" w:space="0"/>
+            <w:left w:val="single" w:color="000000" w:sz="4" w:space="0"/>
+            <w:bottom w:val="single" w:color="000000" w:sz="4" w:space="0"/>
+            <w:right w:val="single" w:color="000000" w:sz="4" w:space="0"/>
+            <w:insideH w:val="single" w:color="000000" w:sz="4" w:space="0"/>
+            <w:insideV w:val="single" w:color="000000" w:sz="4" w:space="0"/>
+          </w:tblBorders>
           <w:tblCellMar>
             <w:top w:w="0" w:type="dxa"/>
             <w:left w:w="0" w:type="dxa"/>
@@ -10735,7 +10801,7 @@
           </w:tblCellMar>
         </w:tblPrEx>
         <w:trPr>
-          <w:trHeight w:val="658"/>
+          <w:trHeight w:val="658" w:hRule="atLeast"/>
         </w:trPr>
         <w:tc>
           <w:tcPr>
@@ -10744,7 +10810,7 @@
           </w:tcPr>
           <w:p>
             <w:pPr>
-              <w:pStyle w:val="TableText"/>
+              <w:pStyle w:val="46"/>
               <w:keepNext w:val="0"/>
               <w:keepLines w:val="0"/>
               <w:pageBreakBefore w:val="0"/>
@@ -10784,7 +10850,7 @@
           </w:tcPr>
           <w:p>
             <w:pPr>
-              <w:pStyle w:val="TableText"/>
+              <w:pStyle w:val="46"/>
               <w:keepNext w:val="0"/>
               <w:keepLines w:val="0"/>
               <w:pageBreakBefore w:val="0"/>
@@ -10816,7 +10882,7 @@
           </w:tcPr>
           <w:p>
             <w:pPr>
-              <w:pStyle w:val="TableText"/>
+              <w:pStyle w:val="46"/>
               <w:keepNext w:val="0"/>
               <w:keepLines w:val="0"/>
               <w:pageBreakBefore w:val="0"/>
@@ -10828,7 +10894,7 @@
               <w:spacing w:before="241" w:line="220" w:lineRule="auto"/>
               <w:ind w:left="231" w:leftChars="0"/>
               <w:rPr>
-                <w:rFonts w:eastAsia="宋体" w:hint="eastAsia"/>
+                <w:rFonts w:hint="eastAsia" w:eastAsia="宋体"/>
                 <w:sz w:val="18"/>
                 <w:szCs w:val="18"/>
                 <w:lang w:val="en-US" w:eastAsia="zh-CN"/>
@@ -10860,7 +10926,7 @@
           </w:tcPr>
           <w:p>
             <w:pPr>
-              <w:pStyle w:val="TableText"/>
+              <w:pStyle w:val="46"/>
               <w:keepNext w:val="0"/>
               <w:keepLines w:val="0"/>
               <w:pageBreakBefore w:val="0"/>
@@ -10878,7 +10944,7 @@
             </w:pPr>
             <w:r>
               <w:rPr>
-                <w:rFonts w:ascii="宋体" w:eastAsia="宋体" w:hAnsi="宋体" w:cs="宋体" w:hint="eastAsia"/>
+                <w:rFonts w:hint="eastAsia" w:ascii="宋体" w:hAnsi="宋体" w:eastAsia="宋体" w:cs="宋体"/>
                 <w:color w:val="000000"/>
                 <w:kern w:val="0"/>
                 <w:sz w:val="20"/>
@@ -10889,7 +10955,7 @@
             </w:r>
             <w:r>
               <w:rPr>
-                <w:rFonts w:cs="宋体" w:hint="eastAsia"/>
+                <w:rFonts w:hint="eastAsia" w:cs="宋体"/>
                 <w:color w:val="000000"/>
                 <w:kern w:val="0"/>
                 <w:sz w:val="20"/>
@@ -10914,7 +10980,7 @@
     </w:tbl>
     <w:p>
       <w:pPr>
-        <w:pStyle w:val="3"/>
+        <w:pStyle w:val="50"/>
         <w:keepNext w:val="0"/>
         <w:keepLines w:val="0"/>
         <w:pageBreakBefore w:val="0"/>
@@ -10924,19 +10990,19 @@
         <w:topLinePunct w:val="0"/>
         <w:bidi w:val="0"/>
       </w:pPr>
-      <w:bookmarkStart w:id="166" w:name="bookmark115"/>
+      <w:bookmarkStart w:id="165" w:name="bookmark115"/>
+      <w:bookmarkEnd w:id="165"/>
+      <w:bookmarkStart w:id="166" w:name="bookmark116"/>
       <w:bookmarkEnd w:id="166"/>
-      <w:bookmarkStart w:id="167" w:name="bookmark116"/>
-      <w:bookmarkEnd w:id="167"/>
-      <w:bookmarkStart w:id="168" w:name="_Toc27623"/>
+      <w:bookmarkStart w:id="167" w:name="_Toc3947"/>
       <w:r>
         <w:t>参与方</w:t>
       </w:r>
-      <w:bookmarkEnd w:id="168"/>
+      <w:bookmarkEnd w:id="167"/>
     </w:p>
     <w:p>
       <w:pPr>
-        <w:pStyle w:val="a"/>
+        <w:pStyle w:val="48"/>
         <w:keepNext w:val="0"/>
         <w:keepLines w:val="0"/>
         <w:pageBreakBefore w:val="0"/>
@@ -10973,32 +11039,57 @@
       </w:r>
     </w:p>
     <w:sectPr>
-      <w:headerReference w:type="default" r:id="rId4"/>
-      <w:footerReference w:type="default" r:id="rId5"/>
+      <w:headerReference r:id="rId5" w:type="default"/>
+      <w:footerReference r:id="rId6" w:type="default"/>
       <w:pgSz w:w="11906" w:h="16838"/>
       <w:pgMar w:top="1440" w:right="1800" w:bottom="1440" w:left="1800" w:header="851" w:footer="992" w:gutter="0"/>
-      <w:cols w:num="1" w:space="425"/>
+      <w:cols w:space="425" w:num="1"/>
       <w:docGrid w:type="lines" w:linePitch="312" w:charSpace="0"/>
     </w:sectPr>
   </w:body>
 </w:document>
 </file>
 
+<file path=word/endnotes.xml><?xml version="1.0" encoding="utf-8"?>
+<w:endnotes xmlns:wpc="http://schemas.microsoft.com/office/word/2010/wordprocessingCanvas" xmlns:mc="http://schemas.openxmlformats.org/markup-compatibility/2006" xmlns:o="urn:schemas-microsoft-com:office:office" xmlns:r="http://schemas.openxmlformats.org/officeDocument/2006/relationships" xmlns:m="http://schemas.openxmlformats.org/officeDocument/2006/math" xmlns:v="urn:schemas-microsoft-com:vml" xmlns:wp14="http://schemas.microsoft.com/office/word/2010/wordprocessingDrawing" xmlns:wp="http://schemas.openxmlformats.org/drawingml/2006/wordprocessingDrawing" xmlns:w="http://schemas.openxmlformats.org/wordprocessingml/2006/main" xmlns:w14="http://schemas.microsoft.com/office/word/2010/wordml" xmlns:w15="http://schemas.microsoft.com/office/word/2012/wordml" xmlns:w10="urn:schemas-microsoft-com:office:word" xmlns:wpg="http://schemas.microsoft.com/office/word/2010/wordprocessingGroup" xmlns:wpi="http://schemas.microsoft.com/office/word/2010/wordprocessingInk" xmlns:wne="http://schemas.microsoft.com/office/word/2006/wordml" xmlns:wps="http://schemas.microsoft.com/office/word/2010/wordprocessingShape" xmlns:wpsCustomData="http://www.wps.cn/officeDocument/2013/wpsCustomData" mc:Ignorable="w14 w15 wp14">
+  <w:endnote w:type="separator" w:id="0">
+    <w:p>
+      <w:pPr>
+        <w:spacing w:line="240" w:lineRule="auto"/>
+      </w:pPr>
+      <w:r>
+        <w:separator/>
+      </w:r>
+    </w:p>
+  </w:endnote>
+  <w:endnote w:type="continuationSeparator" w:id="1">
+    <w:p>
+      <w:pPr>
+        <w:spacing w:line="240" w:lineRule="auto"/>
+      </w:pPr>
+      <w:r>
+        <w:continuationSeparator/>
+      </w:r>
+    </w:p>
+  </w:endnote>
+</w:endnotes>
+</file>
+
 <file path=word/footer1.xml><?xml version="1.0" encoding="utf-8"?>
-<w:ftr xmlns:wpc="http://schemas.microsoft.com/office/word/2010/wordprocessingCanvas" xmlns:mc="http://schemas.openxmlformats.org/markup-compatibility/2006" xmlns:o="urn:schemas-microsoft-com:office:office" xmlns:r="http://schemas.openxmlformats.org/officeDocument/2006/relationships" xmlns:m="http://schemas.openxmlformats.org/officeDocument/2006/math" xmlns:v="urn:schemas-microsoft-com:vml" xmlns:wp14="http://schemas.microsoft.com/office/word/2010/wordprocessingDrawing" xmlns:wp="http://schemas.openxmlformats.org/drawingml/2006/wordprocessingDrawing" xmlns:w10="urn:schemas-microsoft-com:office:word" xmlns:w="http://schemas.openxmlformats.org/wordprocessingml/2006/main" xmlns:w14="http://schemas.microsoft.com/office/word/2010/wordml" xmlns:w15="http://schemas.microsoft.com/office/word/2012/wordml" xmlns:wne="http://schemas.microsoft.com/office/word/2006/wordml" xmlns:wpg="http://schemas.microsoft.com/office/word/2010/wordprocessingGroup" xmlns:wpi="http://schemas.microsoft.com/office/word/2010/wordprocessingInk" xmlns:wps="http://schemas.microsoft.com/office/word/2010/wordprocessingShape" mc:Ignorable="w14 w15 wp14">
+<w:ftr xmlns:wpc="http://schemas.microsoft.com/office/word/2010/wordprocessingCanvas" xmlns:mc="http://schemas.openxmlformats.org/markup-compatibility/2006" xmlns:o="urn:schemas-microsoft-com:office:office" xmlns:r="http://schemas.openxmlformats.org/officeDocument/2006/relationships" xmlns:m="http://schemas.openxmlformats.org/officeDocument/2006/math" xmlns:v="urn:schemas-microsoft-com:vml" xmlns:wp14="http://schemas.microsoft.com/office/word/2010/wordprocessingDrawing" xmlns:wp="http://schemas.openxmlformats.org/drawingml/2006/wordprocessingDrawing" xmlns:w10="urn:schemas-microsoft-com:office:word" xmlns:w="http://schemas.openxmlformats.org/wordprocessingml/2006/main" xmlns:w14="http://schemas.microsoft.com/office/word/2010/wordml" xmlns:w15="http://schemas.microsoft.com/office/word/2012/wordml" xmlns:wpg="http://schemas.microsoft.com/office/word/2010/wordprocessingGroup" xmlns:wpi="http://schemas.microsoft.com/office/word/2010/wordprocessingInk" xmlns:wne="http://schemas.microsoft.com/office/word/2006/wordml" xmlns:wps="http://schemas.microsoft.com/office/word/2010/wordprocessingShape" xmlns:wpsCustomData="http://www.wps.cn/officeDocument/2013/wpsCustomData" mc:Ignorable="w14 w15 wp14">
   <w:p>
     <w:pPr>
       <w:spacing w:line="169" w:lineRule="auto"/>
       <w:ind w:left="5927"/>
       <w:rPr>
-        <w:rFonts w:ascii="Calibri" w:eastAsia="Calibri" w:hAnsi="Calibri" w:cs="Calibri"/>
+        <w:rFonts w:ascii="Calibri" w:hAnsi="Calibri" w:eastAsia="Calibri" w:cs="Calibri"/>
         <w:sz w:val="18"/>
         <w:szCs w:val="18"/>
       </w:rPr>
     </w:pPr>
     <w:r>
       <w:rPr>
-        <w:rFonts w:ascii="Calibri" w:eastAsia="Calibri" w:hAnsi="Calibri" w:cs="Calibri"/>
+        <w:rFonts w:ascii="Calibri" w:hAnsi="Calibri" w:eastAsia="Calibri" w:cs="Calibri"/>
         <w:spacing w:val="-5"/>
         <w:sz w:val="18"/>
         <w:szCs w:val="18"/>
@@ -11009,26 +11100,51 @@
 </w:ftr>
 </file>
 
+<file path=word/footnotes.xml><?xml version="1.0" encoding="utf-8"?>
+<w:footnotes xmlns:wpc="http://schemas.microsoft.com/office/word/2010/wordprocessingCanvas" xmlns:mc="http://schemas.openxmlformats.org/markup-compatibility/2006" xmlns:o="urn:schemas-microsoft-com:office:office" xmlns:r="http://schemas.openxmlformats.org/officeDocument/2006/relationships" xmlns:m="http://schemas.openxmlformats.org/officeDocument/2006/math" xmlns:v="urn:schemas-microsoft-com:vml" xmlns:wp14="http://schemas.microsoft.com/office/word/2010/wordprocessingDrawing" xmlns:wp="http://schemas.openxmlformats.org/drawingml/2006/wordprocessingDrawing" xmlns:w="http://schemas.openxmlformats.org/wordprocessingml/2006/main" xmlns:w14="http://schemas.microsoft.com/office/word/2010/wordml" xmlns:w15="http://schemas.microsoft.com/office/word/2012/wordml" xmlns:w10="urn:schemas-microsoft-com:office:word" xmlns:wpg="http://schemas.microsoft.com/office/word/2010/wordprocessingGroup" xmlns:wpi="http://schemas.microsoft.com/office/word/2010/wordprocessingInk" xmlns:wne="http://schemas.microsoft.com/office/word/2006/wordml" xmlns:wps="http://schemas.microsoft.com/office/word/2010/wordprocessingShape" xmlns:wpsCustomData="http://www.wps.cn/officeDocument/2013/wpsCustomData" mc:Ignorable="w14 w15 wp14">
+  <w:footnote w:type="separator" w:id="0">
+    <w:p>
+      <w:pPr>
+        <w:spacing w:line="360" w:lineRule="auto"/>
+      </w:pPr>
+      <w:r>
+        <w:separator/>
+      </w:r>
+    </w:p>
+  </w:footnote>
+  <w:footnote w:type="continuationSeparator" w:id="1">
+    <w:p>
+      <w:pPr>
+        <w:spacing w:line="360" w:lineRule="auto"/>
+      </w:pPr>
+      <w:r>
+        <w:continuationSeparator/>
+      </w:r>
+    </w:p>
+  </w:footnote>
+</w:footnotes>
+</file>
+
 <file path=word/header1.xml><?xml version="1.0" encoding="utf-8"?>
-<w:hdr xmlns:wpc="http://schemas.microsoft.com/office/word/2010/wordprocessingCanvas" xmlns:mc="http://schemas.openxmlformats.org/markup-compatibility/2006" xmlns:o="urn:schemas-microsoft-com:office:office" xmlns:r="http://schemas.openxmlformats.org/officeDocument/2006/relationships" xmlns:m="http://schemas.openxmlformats.org/officeDocument/2006/math" xmlns:v="urn:schemas-microsoft-com:vml" xmlns:wp14="http://schemas.microsoft.com/office/word/2010/wordprocessingDrawing" xmlns:wp="http://schemas.openxmlformats.org/drawingml/2006/wordprocessingDrawing" xmlns:w10="urn:schemas-microsoft-com:office:word" xmlns:w="http://schemas.openxmlformats.org/wordprocessingml/2006/main" xmlns:w14="http://schemas.microsoft.com/office/word/2010/wordml" xmlns:w15="http://schemas.microsoft.com/office/word/2012/wordml" xmlns:wne="http://schemas.microsoft.com/office/word/2006/wordml" xmlns:wpg="http://schemas.microsoft.com/office/word/2010/wordprocessingGroup" xmlns:wpi="http://schemas.microsoft.com/office/word/2010/wordprocessingInk" xmlns:wps="http://schemas.microsoft.com/office/word/2010/wordprocessingShape" mc:Ignorable="w14 w15 wp14">
+<w:hdr xmlns:wpc="http://schemas.microsoft.com/office/word/2010/wordprocessingCanvas" xmlns:mc="http://schemas.openxmlformats.org/markup-compatibility/2006" xmlns:o="urn:schemas-microsoft-com:office:office" xmlns:r="http://schemas.openxmlformats.org/officeDocument/2006/relationships" xmlns:m="http://schemas.openxmlformats.org/officeDocument/2006/math" xmlns:v="urn:schemas-microsoft-com:vml" xmlns:wp14="http://schemas.microsoft.com/office/word/2010/wordprocessingDrawing" xmlns:wp="http://schemas.openxmlformats.org/drawingml/2006/wordprocessingDrawing" xmlns:w10="urn:schemas-microsoft-com:office:word" xmlns:w="http://schemas.openxmlformats.org/wordprocessingml/2006/main" xmlns:w14="http://schemas.microsoft.com/office/word/2010/wordml" xmlns:w15="http://schemas.microsoft.com/office/word/2012/wordml" xmlns:wpg="http://schemas.microsoft.com/office/word/2010/wordprocessingGroup" xmlns:wpi="http://schemas.microsoft.com/office/word/2010/wordprocessingInk" xmlns:wne="http://schemas.microsoft.com/office/word/2006/wordml" xmlns:wps="http://schemas.microsoft.com/office/word/2010/wordprocessingShape" xmlns:wpsCustomData="http://www.wps.cn/officeDocument/2013/wpsCustomData" mc:Ignorable="w14 w15 wp14">
   <w:p>
     <w:pPr>
-      <w:pStyle w:val="Header"/>
+      <w:pStyle w:val="21"/>
     </w:pPr>
   </w:p>
 </w:hdr>
 </file>
 
 <file path=word/numbering.xml><?xml version="1.0" encoding="utf-8"?>
-<w:numbering xmlns:wpc="http://schemas.microsoft.com/office/word/2010/wordprocessingCanvas" xmlns:mc="http://schemas.openxmlformats.org/markup-compatibility/2006" xmlns:o="urn:schemas-microsoft-com:office:office" xmlns:r="http://schemas.openxmlformats.org/officeDocument/2006/relationships" xmlns:m="http://schemas.openxmlformats.org/officeDocument/2006/math" xmlns:v="urn:schemas-microsoft-com:vml" xmlns:wp14="http://schemas.microsoft.com/office/word/2010/wordprocessingDrawing" xmlns:wp="http://schemas.openxmlformats.org/drawingml/2006/wordprocessingDrawing" xmlns:w10="urn:schemas-microsoft-com:office:word" xmlns:w="http://schemas.openxmlformats.org/wordprocessingml/2006/main" xmlns:w14="http://schemas.microsoft.com/office/word/2010/wordml" xmlns:w15="http://schemas.microsoft.com/office/word/2012/wordml" xmlns:wne="http://schemas.microsoft.com/office/word/2006/wordml" xmlns:wpg="http://schemas.microsoft.com/office/word/2010/wordprocessingGroup" xmlns:wpi="http://schemas.microsoft.com/office/word/2010/wordprocessingInk" xmlns:wps="http://schemas.microsoft.com/office/word/2010/wordprocessingShape" mc:Ignorable="w14 w15 wp14">
+<w:numbering xmlns:wpc="http://schemas.microsoft.com/office/word/2010/wordprocessingCanvas" xmlns:mc="http://schemas.openxmlformats.org/markup-compatibility/2006" xmlns:o="urn:schemas-microsoft-com:office:office" xmlns:r="http://schemas.openxmlformats.org/officeDocument/2006/relationships" xmlns:m="http://schemas.openxmlformats.org/officeDocument/2006/math" xmlns:v="urn:schemas-microsoft-com:vml" xmlns:wp14="http://schemas.microsoft.com/office/word/2010/wordprocessingDrawing" xmlns:wp="http://schemas.openxmlformats.org/drawingml/2006/wordprocessingDrawing" xmlns:w10="urn:schemas-microsoft-com:office:word" xmlns:w="http://schemas.openxmlformats.org/wordprocessingml/2006/main" xmlns:w14="http://schemas.microsoft.com/office/word/2010/wordml" xmlns:wpg="http://schemas.microsoft.com/office/word/2010/wordprocessingGroup" xmlns:wpi="http://schemas.microsoft.com/office/word/2010/wordprocessingInk" xmlns:wne="http://schemas.microsoft.com/office/word/2006/wordml" xmlns:wps="http://schemas.microsoft.com/office/word/2010/wordprocessingShape" xmlns:wpsCustomData="http://www.wps.cn/officeDocument/2013/wpsCustomData" mc:Ignorable="w14 wp14">
   <w:abstractNum w:abstractNumId="0">
     <w:nsid w:val="8E964DCE"/>
     <w:multiLevelType w:val="multilevel"/>
     <w:tmpl w:val="8E964DCE"/>
-    <w:lvl w:ilvl="0">
+    <w:lvl w:ilvl="0" w:tentative="0">
       <w:start w:val="1"/>
       <w:numFmt w:val="decimal"/>
-      <w:pStyle w:val="Heading1"/>
+      <w:pStyle w:val="2"/>
       <w:lvlText w:val="%1."/>
       <w:lvlJc w:val="left"/>
       <w:pPr>
@@ -11038,10 +11154,10 @@
         <w:rFonts w:hint="default"/>
       </w:rPr>
     </w:lvl>
-    <w:lvl w:ilvl="1">
+    <w:lvl w:ilvl="1" w:tentative="0">
       <w:start w:val="1"/>
       <w:numFmt w:val="decimal"/>
-      <w:pStyle w:val="Heading2"/>
+      <w:pStyle w:val="3"/>
       <w:lvlText w:val="%1.%2."/>
       <w:lvlJc w:val="left"/>
       <w:pPr>
@@ -11051,10 +11167,10 @@
         <w:rFonts w:hint="default"/>
       </w:rPr>
     </w:lvl>
-    <w:lvl w:ilvl="2">
+    <w:lvl w:ilvl="2" w:tentative="0">
       <w:start w:val="1"/>
       <w:numFmt w:val="decimal"/>
-      <w:pStyle w:val="Heading3"/>
+      <w:pStyle w:val="4"/>
       <w:lvlText w:val="%1.%2.%3."/>
       <w:lvlJc w:val="left"/>
       <w:pPr>
@@ -11064,10 +11180,10 @@
         <w:rFonts w:hint="default"/>
       </w:rPr>
     </w:lvl>
-    <w:lvl w:ilvl="3">
+    <w:lvl w:ilvl="3" w:tentative="0">
       <w:start w:val="1"/>
       <w:numFmt w:val="decimal"/>
-      <w:pStyle w:val="Heading4"/>
+      <w:pStyle w:val="5"/>
       <w:lvlText w:val="%1.%2.%3.%4."/>
       <w:lvlJc w:val="left"/>
       <w:pPr>
@@ -11077,10 +11193,10 @@
         <w:rFonts w:hint="default"/>
       </w:rPr>
     </w:lvl>
-    <w:lvl w:ilvl="4">
+    <w:lvl w:ilvl="4" w:tentative="0">
       <w:start w:val="1"/>
       <w:numFmt w:val="decimal"/>
-      <w:pStyle w:val="Heading5"/>
+      <w:pStyle w:val="6"/>
       <w:lvlText w:val="%1.%2.%3.%4.%5."/>
       <w:lvlJc w:val="left"/>
       <w:pPr>
@@ -11090,10 +11206,10 @@
         <w:rFonts w:hint="default"/>
       </w:rPr>
     </w:lvl>
-    <w:lvl w:ilvl="5">
+    <w:lvl w:ilvl="5" w:tentative="0">
       <w:start w:val="1"/>
       <w:numFmt w:val="decimal"/>
-      <w:pStyle w:val="Heading6"/>
+      <w:pStyle w:val="7"/>
       <w:lvlText w:val="%1.%2.%3.%4.%5.%6."/>
       <w:lvlJc w:val="left"/>
       <w:pPr>
@@ -11103,10 +11219,10 @@
         <w:rFonts w:hint="default"/>
       </w:rPr>
     </w:lvl>
-    <w:lvl w:ilvl="6">
+    <w:lvl w:ilvl="6" w:tentative="0">
       <w:start w:val="1"/>
       <w:numFmt w:val="decimal"/>
-      <w:pStyle w:val="Heading7"/>
+      <w:pStyle w:val="8"/>
       <w:lvlText w:val="%1.%2.%3.%4.%5.%6.%7."/>
       <w:lvlJc w:val="left"/>
       <w:pPr>
@@ -11116,10 +11232,10 @@
         <w:rFonts w:hint="default"/>
       </w:rPr>
     </w:lvl>
-    <w:lvl w:ilvl="7">
+    <w:lvl w:ilvl="7" w:tentative="0">
       <w:start w:val="1"/>
       <w:numFmt w:val="decimal"/>
-      <w:pStyle w:val="Heading8"/>
+      <w:pStyle w:val="9"/>
       <w:lvlText w:val="%1.%2.%3.%4.%5.%6.%7.%8."/>
       <w:lvlJc w:val="left"/>
       <w:pPr>
@@ -11129,10 +11245,10 @@
         <w:rFonts w:hint="default"/>
       </w:rPr>
     </w:lvl>
-    <w:lvl w:ilvl="8">
+    <w:lvl w:ilvl="8" w:tentative="0">
       <w:start w:val="1"/>
       <w:numFmt w:val="decimal"/>
-      <w:pStyle w:val="Heading9"/>
+      <w:pStyle w:val="10"/>
       <w:lvlText w:val="%1.%2.%3.%4.%5.%6.%7.%8.%9."/>
       <w:lvlJc w:val="left"/>
       <w:pPr>
@@ -11147,7 +11263,7 @@
     <w:nsid w:val="5F0FECCD"/>
     <w:multiLevelType w:val="singleLevel"/>
     <w:tmpl w:val="5F0FECCD"/>
-    <w:lvl w:ilvl="0">
+    <w:lvl w:ilvl="0" w:tentative="0">
       <w:start w:val="1"/>
       <w:numFmt w:val="decimal"/>
       <w:lvlText w:val="(%1)"/>
@@ -11170,268 +11286,270 @@
 </file>
 
 <file path=word/styles.xml><?xml version="1.0" encoding="utf-8"?>
-<w:styles xmlns:mc="http://schemas.openxmlformats.org/markup-compatibility/2006" xmlns:r="http://schemas.openxmlformats.org/officeDocument/2006/relationships" xmlns:w="http://schemas.openxmlformats.org/wordprocessingml/2006/main" xmlns:w14="http://schemas.microsoft.com/office/word/2010/wordml" xmlns:w15="http://schemas.microsoft.com/office/word/2012/wordml" mc:Ignorable="w14 w15">
+<w:styles xmlns:mc="http://schemas.openxmlformats.org/markup-compatibility/2006" xmlns:o="urn:schemas-microsoft-com:office:office" xmlns:r="http://schemas.openxmlformats.org/officeDocument/2006/relationships" xmlns:m="http://schemas.openxmlformats.org/officeDocument/2006/math" xmlns:v="urn:schemas-microsoft-com:vml" xmlns:w="http://schemas.openxmlformats.org/wordprocessingml/2006/main" xmlns:w14="http://schemas.microsoft.com/office/word/2010/wordml" xmlns:w10="urn:schemas-microsoft-com:office:word" xmlns:sl="http://schemas.openxmlformats.org/schemaLibrary/2006/main" xmlns:wpsCustomData="http://www.wps.cn/officeDocument/2013/wpsCustomData" mc:Ignorable="w14">
   <w:docDefaults>
     <w:rPrDefault>
       <w:rPr>
-        <w:rFonts w:ascii="Times New Roman" w:eastAsia="宋体" w:hAnsi="Times New Roman" w:cs="Times New Roman"/>
+        <w:rFonts w:ascii="Times New Roman" w:hAnsi="Times New Roman" w:eastAsia="宋体" w:cs="Times New Roman"/>
       </w:rPr>
     </w:rPrDefault>
     <w:pPrDefault/>
   </w:docDefaults>
-  <w:latentStyles w:defLockedState="0" w:defUIPriority="99" w:defSemiHidden="1" w:defUnhideWhenUsed="1" w:defQFormat="0" w:count="260">
-    <w:lsdException w:name="Normal" w:semiHidden="0" w:uiPriority="0" w:unhideWhenUsed="0" w:qFormat="1"/>
-    <w:lsdException w:name="heading 1" w:semiHidden="0" w:uiPriority="0" w:unhideWhenUsed="0" w:qFormat="1"/>
-    <w:lsdException w:name="heading 2" w:semiHidden="0" w:uiPriority="0" w:qFormat="1"/>
-    <w:lsdException w:name="heading 3" w:uiPriority="0" w:qFormat="1"/>
-    <w:lsdException w:name="heading 4" w:semiHidden="0" w:uiPriority="0" w:qFormat="1"/>
-    <w:lsdException w:name="heading 5" w:uiPriority="0" w:qFormat="1"/>
-    <w:lsdException w:name="heading 6" w:uiPriority="0" w:qFormat="1"/>
-    <w:lsdException w:name="heading 7" w:uiPriority="0" w:qFormat="1"/>
-    <w:lsdException w:name="heading 8" w:uiPriority="0" w:qFormat="1"/>
-    <w:lsdException w:name="heading 9" w:uiPriority="0" w:qFormat="1"/>
-    <w:lsdException w:name="index 1" w:semiHidden="0" w:uiPriority="0" w:unhideWhenUsed="0"/>
-    <w:lsdException w:name="index 2" w:semiHidden="0" w:uiPriority="0" w:unhideWhenUsed="0"/>
-    <w:lsdException w:name="index 3" w:semiHidden="0" w:uiPriority="0" w:unhideWhenUsed="0"/>
-    <w:lsdException w:name="index 4" w:semiHidden="0" w:uiPriority="0" w:unhideWhenUsed="0"/>
-    <w:lsdException w:name="index 5" w:semiHidden="0" w:uiPriority="0" w:unhideWhenUsed="0"/>
-    <w:lsdException w:name="index 6" w:semiHidden="0" w:uiPriority="0" w:unhideWhenUsed="0"/>
-    <w:lsdException w:name="index 7" w:semiHidden="0" w:uiPriority="0" w:unhideWhenUsed="0"/>
-    <w:lsdException w:name="index 8" w:semiHidden="0" w:uiPriority="0" w:unhideWhenUsed="0"/>
-    <w:lsdException w:name="index 9" w:semiHidden="0" w:uiPriority="0" w:unhideWhenUsed="0"/>
-    <w:lsdException w:name="toc 1" w:semiHidden="0" w:uiPriority="0" w:unhideWhenUsed="0" w:qFormat="1"/>
-    <w:lsdException w:name="toc 2" w:semiHidden="0" w:uiPriority="0" w:unhideWhenUsed="0" w:qFormat="1"/>
-    <w:lsdException w:name="toc 3" w:semiHidden="0" w:uiPriority="0" w:unhideWhenUsed="0" w:qFormat="1"/>
-    <w:lsdException w:name="toc 4" w:semiHidden="0" w:uiPriority="0" w:unhideWhenUsed="0"/>
-    <w:lsdException w:name="toc 5" w:semiHidden="0" w:uiPriority="0" w:unhideWhenUsed="0"/>
-    <w:lsdException w:name="toc 6" w:semiHidden="0" w:uiPriority="0" w:unhideWhenUsed="0"/>
-    <w:lsdException w:name="toc 7" w:semiHidden="0" w:uiPriority="0" w:unhideWhenUsed="0"/>
-    <w:lsdException w:name="toc 8" w:semiHidden="0" w:uiPriority="0" w:unhideWhenUsed="0"/>
-    <w:lsdException w:name="toc 9" w:semiHidden="0" w:uiPriority="0" w:unhideWhenUsed="0"/>
-    <w:lsdException w:name="Normal Indent" w:semiHidden="0" w:uiPriority="0" w:unhideWhenUsed="0" w:qFormat="1"/>
-    <w:lsdException w:name="footnote text" w:semiHidden="0" w:uiPriority="0" w:unhideWhenUsed="0" w:qFormat="1"/>
-    <w:lsdException w:name="annotation text" w:semiHidden="0" w:uiPriority="0" w:unhideWhenUsed="0" w:qFormat="1"/>
-    <w:lsdException w:name="header" w:semiHidden="0" w:uiPriority="0" w:unhideWhenUsed="0" w:qFormat="1"/>
-    <w:lsdException w:name="footer" w:semiHidden="0" w:uiPriority="0" w:unhideWhenUsed="0" w:qFormat="1"/>
-    <w:lsdException w:name="index heading" w:semiHidden="0" w:uiPriority="0" w:unhideWhenUsed="0"/>
-    <w:lsdException w:name="caption" w:uiPriority="0" w:qFormat="1"/>
-    <w:lsdException w:name="table of figures" w:semiHidden="0" w:uiPriority="0" w:unhideWhenUsed="0"/>
-    <w:lsdException w:name="envelope address" w:semiHidden="0" w:uiPriority="0" w:unhideWhenUsed="0"/>
-    <w:lsdException w:name="envelope return" w:semiHidden="0" w:uiPriority="0" w:unhideWhenUsed="0"/>
-    <w:lsdException w:name="footnote reference" w:semiHidden="0" w:uiPriority="0" w:unhideWhenUsed="0" w:qFormat="1"/>
-    <w:lsdException w:name="annotation reference" w:semiHidden="0" w:uiPriority="0" w:unhideWhenUsed="0" w:qFormat="1"/>
-    <w:lsdException w:name="line number" w:semiHidden="0" w:uiPriority="0" w:unhideWhenUsed="0"/>
-    <w:lsdException w:name="page number" w:semiHidden="0" w:uiPriority="0" w:unhideWhenUsed="0" w:qFormat="1"/>
-    <w:lsdException w:name="endnote reference" w:semiHidden="0" w:uiPriority="0" w:unhideWhenUsed="0" w:qFormat="1"/>
-    <w:lsdException w:name="endnote text" w:semiHidden="0" w:uiPriority="0" w:unhideWhenUsed="0" w:qFormat="1"/>
-    <w:lsdException w:name="table of authorities" w:semiHidden="0" w:uiPriority="0" w:unhideWhenUsed="0"/>
-    <w:lsdException w:name="macro" w:semiHidden="0" w:uiPriority="0" w:unhideWhenUsed="0"/>
-    <w:lsdException w:name="toa heading" w:semiHidden="0" w:uiPriority="0" w:unhideWhenUsed="0"/>
-    <w:lsdException w:name="List" w:semiHidden="0" w:uiPriority="0" w:unhideWhenUsed="0"/>
-    <w:lsdException w:name="List Bullet" w:semiHidden="0" w:uiPriority="0" w:unhideWhenUsed="0"/>
-    <w:lsdException w:name="List Number" w:semiHidden="0" w:uiPriority="0" w:unhideWhenUsed="0"/>
-    <w:lsdException w:name="List 2" w:semiHidden="0" w:uiPriority="0" w:unhideWhenUsed="0"/>
-    <w:lsdException w:name="List 3" w:semiHidden="0" w:uiPriority="0" w:unhideWhenUsed="0"/>
-    <w:lsdException w:name="List 4" w:semiHidden="0" w:uiPriority="0" w:unhideWhenUsed="0"/>
-    <w:lsdException w:name="List 5" w:semiHidden="0" w:uiPriority="0" w:unhideWhenUsed="0"/>
-    <w:lsdException w:name="List Bullet 2" w:semiHidden="0" w:uiPriority="0" w:unhideWhenUsed="0"/>
-    <w:lsdException w:name="List Bullet 3" w:semiHidden="0" w:uiPriority="0" w:unhideWhenUsed="0"/>
-    <w:lsdException w:name="List Bullet 4" w:semiHidden="0" w:uiPriority="0" w:unhideWhenUsed="0"/>
-    <w:lsdException w:name="List Bullet 5" w:semiHidden="0" w:uiPriority="0" w:unhideWhenUsed="0"/>
-    <w:lsdException w:name="List Number 2" w:semiHidden="0" w:uiPriority="0" w:unhideWhenUsed="0"/>
-    <w:lsdException w:name="List Number 3" w:semiHidden="0" w:uiPriority="0" w:unhideWhenUsed="0"/>
-    <w:lsdException w:name="List Number 4" w:semiHidden="0" w:uiPriority="0" w:unhideWhenUsed="0"/>
-    <w:lsdException w:name="List Number 5" w:semiHidden="0" w:uiPriority="0" w:unhideWhenUsed="0"/>
-    <w:lsdException w:name="Title" w:semiHidden="0" w:uiPriority="0" w:unhideWhenUsed="0" w:qFormat="1"/>
-    <w:lsdException w:name="Closing" w:semiHidden="0" w:uiPriority="0" w:unhideWhenUsed="0"/>
-    <w:lsdException w:name="Signature" w:semiHidden="0" w:uiPriority="0" w:unhideWhenUsed="0" w:qFormat="1"/>
-    <w:lsdException w:name="Default Paragraph Font" w:uiPriority="0" w:unhideWhenUsed="0" w:qFormat="1"/>
-    <w:lsdException w:name="Body Text" w:uiPriority="0" w:unhideWhenUsed="0" w:qFormat="1"/>
-    <w:lsdException w:name="Body Text Indent" w:semiHidden="0" w:uiPriority="0" w:unhideWhenUsed="0"/>
-    <w:lsdException w:name="List Continue" w:semiHidden="0" w:uiPriority="0" w:unhideWhenUsed="0"/>
-    <w:lsdException w:name="List Continue 2" w:semiHidden="0" w:uiPriority="0" w:unhideWhenUsed="0"/>
-    <w:lsdException w:name="List Continue 3" w:semiHidden="0" w:uiPriority="0" w:unhideWhenUsed="0"/>
-    <w:lsdException w:name="List Continue 4" w:semiHidden="0" w:uiPriority="0" w:unhideWhenUsed="0"/>
-    <w:lsdException w:name="List Continue 5" w:semiHidden="0" w:uiPriority="0" w:unhideWhenUsed="0"/>
-    <w:lsdException w:name="Message Header" w:semiHidden="0" w:uiPriority="0" w:unhideWhenUsed="0"/>
-    <w:lsdException w:name="Subtitle" w:semiHidden="0" w:uiPriority="0" w:unhideWhenUsed="0" w:qFormat="1"/>
-    <w:lsdException w:name="Salutation" w:semiHidden="0" w:uiPriority="0" w:unhideWhenUsed="0" w:qFormat="1"/>
-    <w:lsdException w:name="Date" w:semiHidden="0" w:uiPriority="0" w:unhideWhenUsed="0" w:qFormat="1"/>
-    <w:lsdException w:name="Body Text First Indent" w:semiHidden="0" w:uiPriority="0" w:unhideWhenUsed="0"/>
-    <w:lsdException w:name="Body Text First Indent 2" w:semiHidden="0" w:uiPriority="0" w:unhideWhenUsed="0"/>
-    <w:lsdException w:name="Body Text 2" w:semiHidden="0" w:uiPriority="0" w:unhideWhenUsed="0"/>
-    <w:lsdException w:name="Body Text 3" w:semiHidden="0" w:uiPriority="0" w:unhideWhenUsed="0"/>
-    <w:lsdException w:name="Body Text Indent 2" w:semiHidden="0" w:uiPriority="0" w:unhideWhenUsed="0"/>
-    <w:lsdException w:name="Body Text Indent 3" w:semiHidden="0" w:uiPriority="0" w:unhideWhenUsed="0"/>
-    <w:lsdException w:name="Block Text" w:semiHidden="0" w:uiPriority="0" w:unhideWhenUsed="0"/>
-    <w:lsdException w:name="Hyperlink" w:semiHidden="0" w:uiPriority="0" w:unhideWhenUsed="0" w:qFormat="1"/>
-    <w:lsdException w:name="FollowedHyperlink" w:semiHidden="0" w:uiPriority="0" w:unhideWhenUsed="0" w:qFormat="1"/>
-    <w:lsdException w:name="Strong" w:semiHidden="0" w:uiPriority="0" w:unhideWhenUsed="0" w:qFormat="1"/>
-    <w:lsdException w:name="Emphasis" w:semiHidden="0" w:uiPriority="0" w:unhideWhenUsed="0" w:qFormat="1"/>
-    <w:lsdException w:name="Document Map" w:semiHidden="0" w:uiPriority="0" w:unhideWhenUsed="0"/>
-    <w:lsdException w:name="Plain Text" w:semiHidden="0" w:uiPriority="0" w:unhideWhenUsed="0"/>
-    <w:lsdException w:name="E-mail Signature" w:semiHidden="0" w:uiPriority="0" w:unhideWhenUsed="0"/>
-    <w:lsdException w:name="Normal (Web)" w:semiHidden="0" w:uiPriority="0" w:unhideWhenUsed="0" w:qFormat="1"/>
-    <w:lsdException w:name="HTML Acronym" w:semiHidden="0" w:uiPriority="0" w:unhideWhenUsed="0"/>
-    <w:lsdException w:name="HTML Address" w:semiHidden="0" w:uiPriority="0" w:unhideWhenUsed="0"/>
-    <w:lsdException w:name="HTML Cite" w:semiHidden="0" w:uiPriority="0" w:unhideWhenUsed="0"/>
-    <w:lsdException w:name="HTML Code" w:semiHidden="0" w:uiPriority="0" w:unhideWhenUsed="0"/>
-    <w:lsdException w:name="HTML Definition" w:semiHidden="0" w:uiPriority="0" w:unhideWhenUsed="0"/>
-    <w:lsdException w:name="HTML Keyboard" w:semiHidden="0" w:uiPriority="0" w:unhideWhenUsed="0"/>
-    <w:lsdException w:name="HTML Preformatted" w:semiHidden="0" w:uiPriority="0" w:unhideWhenUsed="0" w:qFormat="1"/>
-    <w:lsdException w:name="HTML Sample" w:semiHidden="0" w:uiPriority="0" w:unhideWhenUsed="0"/>
-    <w:lsdException w:name="HTML Typewriter" w:semiHidden="0" w:uiPriority="0" w:unhideWhenUsed="0"/>
-    <w:lsdException w:name="HTML Variable" w:semiHidden="0" w:uiPriority="0" w:unhideWhenUsed="0"/>
-    <w:lsdException w:name="Normal Table" w:uiPriority="0" w:unhideWhenUsed="0" w:qFormat="1"/>
-    <w:lsdException w:name="annotation subject" w:semiHidden="0" w:uiPriority="0" w:unhideWhenUsed="0" w:qFormat="1"/>
-    <w:lsdException w:name="Table Simple 1" w:semiHidden="0" w:uiPriority="0" w:unhideWhenUsed="0"/>
-    <w:lsdException w:name="Table Simple 2" w:semiHidden="0" w:uiPriority="0" w:unhideWhenUsed="0"/>
-    <w:lsdException w:name="Table Simple 3" w:semiHidden="0" w:uiPriority="0" w:unhideWhenUsed="0"/>
-    <w:lsdException w:name="Table Classic 1" w:semiHidden="0" w:uiPriority="0" w:unhideWhenUsed="0"/>
-    <w:lsdException w:name="Table Classic 2" w:semiHidden="0" w:uiPriority="0" w:unhideWhenUsed="0"/>
-    <w:lsdException w:name="Table Classic 3" w:semiHidden="0" w:uiPriority="0" w:unhideWhenUsed="0"/>
-    <w:lsdException w:name="Table Classic 4" w:semiHidden="0" w:uiPriority="0" w:unhideWhenUsed="0"/>
-    <w:lsdException w:name="Table Colorful 1" w:semiHidden="0" w:uiPriority="0" w:unhideWhenUsed="0"/>
-    <w:lsdException w:name="Table Colorful 2" w:semiHidden="0" w:uiPriority="0" w:unhideWhenUsed="0"/>
-    <w:lsdException w:name="Table Colorful 3" w:semiHidden="0" w:uiPriority="0" w:unhideWhenUsed="0"/>
-    <w:lsdException w:name="Table Columns 1" w:semiHidden="0" w:uiPriority="0" w:unhideWhenUsed="0"/>
-    <w:lsdException w:name="Table Columns 2" w:semiHidden="0" w:uiPriority="0" w:unhideWhenUsed="0"/>
-    <w:lsdException w:name="Table Columns 3" w:semiHidden="0" w:uiPriority="0" w:unhideWhenUsed="0"/>
-    <w:lsdException w:name="Table Columns 4" w:semiHidden="0" w:uiPriority="0" w:unhideWhenUsed="0"/>
-    <w:lsdException w:name="Table Columns 5" w:semiHidden="0" w:uiPriority="0" w:unhideWhenUsed="0"/>
-    <w:lsdException w:name="Table Grid 1" w:semiHidden="0" w:uiPriority="0" w:unhideWhenUsed="0"/>
-    <w:lsdException w:name="Table Grid 2" w:semiHidden="0" w:uiPriority="0" w:unhideWhenUsed="0"/>
-    <w:lsdException w:name="Table Grid 3" w:semiHidden="0" w:uiPriority="0" w:unhideWhenUsed="0"/>
-    <w:lsdException w:name="Table Grid 4" w:semiHidden="0" w:uiPriority="0" w:unhideWhenUsed="0"/>
-    <w:lsdException w:name="Table Grid 5" w:semiHidden="0" w:uiPriority="0" w:unhideWhenUsed="0"/>
-    <w:lsdException w:name="Table Grid 6" w:semiHidden="0" w:uiPriority="0" w:unhideWhenUsed="0"/>
-    <w:lsdException w:name="Table Grid 7" w:semiHidden="0" w:uiPriority="0" w:unhideWhenUsed="0"/>
-    <w:lsdException w:name="Table Grid 8" w:semiHidden="0" w:uiPriority="0" w:unhideWhenUsed="0"/>
-    <w:lsdException w:name="Table List 1" w:semiHidden="0" w:uiPriority="0" w:unhideWhenUsed="0"/>
-    <w:lsdException w:name="Table List 2" w:semiHidden="0" w:uiPriority="0" w:unhideWhenUsed="0"/>
-    <w:lsdException w:name="Table List 3" w:semiHidden="0" w:uiPriority="0" w:unhideWhenUsed="0"/>
-    <w:lsdException w:name="Table List 4" w:semiHidden="0" w:uiPriority="0" w:unhideWhenUsed="0"/>
-    <w:lsdException w:name="Table List 5" w:semiHidden="0" w:uiPriority="0" w:unhideWhenUsed="0"/>
-    <w:lsdException w:name="Table List 6" w:semiHidden="0" w:uiPriority="0" w:unhideWhenUsed="0"/>
-    <w:lsdException w:name="Table List 7" w:semiHidden="0" w:uiPriority="0" w:unhideWhenUsed="0"/>
-    <w:lsdException w:name="Table List 8" w:semiHidden="0" w:uiPriority="0" w:unhideWhenUsed="0"/>
-    <w:lsdException w:name="Table 3D effects 1" w:semiHidden="0" w:uiPriority="0" w:unhideWhenUsed="0"/>
-    <w:lsdException w:name="Table 3D effects 2" w:semiHidden="0" w:uiPriority="0" w:unhideWhenUsed="0"/>
-    <w:lsdException w:name="Table 3D effects 3" w:semiHidden="0" w:uiPriority="0" w:unhideWhenUsed="0"/>
-    <w:lsdException w:name="Table Contemporary" w:semiHidden="0" w:uiPriority="0" w:unhideWhenUsed="0"/>
-    <w:lsdException w:name="Table Elegant" w:semiHidden="0" w:uiPriority="0" w:unhideWhenUsed="0"/>
-    <w:lsdException w:name="Table Professional" w:semiHidden="0" w:uiPriority="0" w:unhideWhenUsed="0"/>
-    <w:lsdException w:name="Table Subtle 1" w:semiHidden="0" w:uiPriority="0" w:unhideWhenUsed="0"/>
-    <w:lsdException w:name="Table Subtle 2" w:semiHidden="0" w:uiPriority="0" w:unhideWhenUsed="0"/>
-    <w:lsdException w:name="Table Web 1" w:semiHidden="0" w:uiPriority="0" w:unhideWhenUsed="0"/>
-    <w:lsdException w:name="Table Web 2" w:semiHidden="0" w:uiPriority="0" w:unhideWhenUsed="0"/>
-    <w:lsdException w:name="Table Web 3" w:semiHidden="0" w:uiPriority="0" w:unhideWhenUsed="0"/>
-    <w:lsdException w:name="Balloon Text" w:semiHidden="0" w:uiPriority="0" w:unhideWhenUsed="0" w:qFormat="1"/>
-    <w:lsdException w:name="Table Grid" w:semiHidden="0" w:uiPriority="0" w:unhideWhenUsed="0" w:qFormat="1"/>
-    <w:lsdException w:name="Table Theme" w:semiHidden="0" w:uiPriority="0" w:unhideWhenUsed="0"/>
-    <w:lsdException w:name="No Spacing" w:semiHidden="0" w:unhideWhenUsed="0" w:qFormat="1"/>
-    <w:lsdException w:name="Light Shading" w:semiHidden="0" w:uiPriority="60" w:unhideWhenUsed="0"/>
-    <w:lsdException w:name="Light List" w:semiHidden="0" w:uiPriority="61" w:unhideWhenUsed="0"/>
-    <w:lsdException w:name="Light Grid" w:semiHidden="0" w:uiPriority="62" w:unhideWhenUsed="0"/>
-    <w:lsdException w:name="Medium Shading 1" w:semiHidden="0" w:uiPriority="63" w:unhideWhenUsed="0"/>
-    <w:lsdException w:name="Medium Shading 2" w:semiHidden="0" w:uiPriority="64" w:unhideWhenUsed="0"/>
-    <w:lsdException w:name="Medium List 1" w:semiHidden="0" w:uiPriority="65" w:unhideWhenUsed="0"/>
-    <w:lsdException w:name="Medium List 2" w:semiHidden="0" w:uiPriority="66" w:unhideWhenUsed="0"/>
-    <w:lsdException w:name="Medium Grid 1" w:semiHidden="0" w:uiPriority="67" w:unhideWhenUsed="0"/>
-    <w:lsdException w:name="Medium Grid 2" w:semiHidden="0" w:uiPriority="68" w:unhideWhenUsed="0"/>
-    <w:lsdException w:name="Medium Grid 3" w:semiHidden="0" w:uiPriority="69" w:unhideWhenUsed="0"/>
-    <w:lsdException w:name="Dark List" w:semiHidden="0" w:uiPriority="70" w:unhideWhenUsed="0"/>
-    <w:lsdException w:name="Colorful Shading" w:semiHidden="0" w:uiPriority="71" w:unhideWhenUsed="0"/>
-    <w:lsdException w:name="Colorful List" w:semiHidden="0" w:uiPriority="72" w:unhideWhenUsed="0"/>
-    <w:lsdException w:name="Colorful Grid" w:semiHidden="0" w:uiPriority="73" w:unhideWhenUsed="0"/>
-    <w:lsdException w:name="Light Shading Accent 1" w:semiHidden="0" w:uiPriority="60" w:unhideWhenUsed="0"/>
-    <w:lsdException w:name="Light List Accent 1" w:semiHidden="0" w:uiPriority="61" w:unhideWhenUsed="0"/>
-    <w:lsdException w:name="Light Grid Accent 1" w:semiHidden="0" w:uiPriority="62" w:unhideWhenUsed="0"/>
-    <w:lsdException w:name="Medium Shading 1 Accent 1" w:semiHidden="0" w:uiPriority="63" w:unhideWhenUsed="0"/>
-    <w:lsdException w:name="Medium Shading 2 Accent 1" w:semiHidden="0" w:uiPriority="64" w:unhideWhenUsed="0"/>
-    <w:lsdException w:name="Medium List 1 Accent 1" w:semiHidden="0" w:uiPriority="65" w:unhideWhenUsed="0"/>
-    <w:lsdException w:name="Medium List 2 Accent 1" w:semiHidden="0" w:uiPriority="66" w:unhideWhenUsed="0"/>
-    <w:lsdException w:name="Medium Grid 1 Accent 1" w:semiHidden="0" w:uiPriority="67" w:unhideWhenUsed="0"/>
-    <w:lsdException w:name="Medium Grid 2 Accent 1" w:semiHidden="0" w:uiPriority="68" w:unhideWhenUsed="0"/>
-    <w:lsdException w:name="Medium Grid 3 Accent 1" w:semiHidden="0" w:uiPriority="69" w:unhideWhenUsed="0"/>
-    <w:lsdException w:name="Dark List Accent 1" w:semiHidden="0" w:uiPriority="70" w:unhideWhenUsed="0"/>
-    <w:lsdException w:name="Colorful Shading Accent 1" w:semiHidden="0" w:uiPriority="71" w:unhideWhenUsed="0"/>
-    <w:lsdException w:name="Colorful List Accent 1" w:semiHidden="0" w:uiPriority="72" w:unhideWhenUsed="0"/>
-    <w:lsdException w:name="Colorful Grid Accent 1" w:semiHidden="0" w:uiPriority="73" w:unhideWhenUsed="0"/>
-    <w:lsdException w:name="Light Shading Accent 2" w:semiHidden="0" w:uiPriority="60" w:unhideWhenUsed="0"/>
-    <w:lsdException w:name="Light List Accent 2" w:semiHidden="0" w:uiPriority="61" w:unhideWhenUsed="0"/>
-    <w:lsdException w:name="Light Grid Accent 2" w:semiHidden="0" w:uiPriority="62" w:unhideWhenUsed="0"/>
-    <w:lsdException w:name="Medium Shading 1 Accent 2" w:semiHidden="0" w:uiPriority="63" w:unhideWhenUsed="0"/>
-    <w:lsdException w:name="Medium Shading 2 Accent 2" w:semiHidden="0" w:uiPriority="64" w:unhideWhenUsed="0"/>
-    <w:lsdException w:name="Medium List 1 Accent 2" w:semiHidden="0" w:uiPriority="65" w:unhideWhenUsed="0"/>
-    <w:lsdException w:name="Medium List 2 Accent 2" w:semiHidden="0" w:uiPriority="66" w:unhideWhenUsed="0"/>
-    <w:lsdException w:name="Medium Grid 1 Accent 2" w:semiHidden="0" w:uiPriority="67" w:unhideWhenUsed="0"/>
-    <w:lsdException w:name="Medium Grid 2 Accent 2" w:semiHidden="0" w:uiPriority="68" w:unhideWhenUsed="0"/>
-    <w:lsdException w:name="Medium Grid 3 Accent 2" w:semiHidden="0" w:uiPriority="69" w:unhideWhenUsed="0"/>
-    <w:lsdException w:name="Dark List Accent 2" w:semiHidden="0" w:uiPriority="70" w:unhideWhenUsed="0"/>
-    <w:lsdException w:name="Colorful Shading Accent 2" w:semiHidden="0" w:uiPriority="71" w:unhideWhenUsed="0"/>
-    <w:lsdException w:name="Colorful List Accent 2" w:semiHidden="0" w:uiPriority="72" w:unhideWhenUsed="0"/>
-    <w:lsdException w:name="Colorful Grid Accent 2" w:semiHidden="0" w:uiPriority="73" w:unhideWhenUsed="0"/>
-    <w:lsdException w:name="Light Shading Accent 3" w:semiHidden="0" w:uiPriority="60" w:unhideWhenUsed="0"/>
-    <w:lsdException w:name="Light List Accent 3" w:semiHidden="0" w:uiPriority="61" w:unhideWhenUsed="0"/>
-    <w:lsdException w:name="Light Grid Accent 3" w:semiHidden="0" w:uiPriority="62" w:unhideWhenUsed="0"/>
-    <w:lsdException w:name="Medium Shading 1 Accent 3" w:semiHidden="0" w:uiPriority="63" w:unhideWhenUsed="0"/>
-    <w:lsdException w:name="Medium Shading 2 Accent 3" w:semiHidden="0" w:uiPriority="64" w:unhideWhenUsed="0"/>
-    <w:lsdException w:name="Medium List 1 Accent 3" w:semiHidden="0" w:uiPriority="65" w:unhideWhenUsed="0"/>
-    <w:lsdException w:name="Medium List 2 Accent 3" w:semiHidden="0" w:uiPriority="66" w:unhideWhenUsed="0"/>
-    <w:lsdException w:name="Medium Grid 1 Accent 3" w:semiHidden="0" w:uiPriority="67" w:unhideWhenUsed="0"/>
-    <w:lsdException w:name="Medium Grid 2 Accent 3" w:semiHidden="0" w:uiPriority="68" w:unhideWhenUsed="0"/>
-    <w:lsdException w:name="Medium Grid 3 Accent 3" w:semiHidden="0" w:uiPriority="69" w:unhideWhenUsed="0"/>
-    <w:lsdException w:name="Dark List Accent 3" w:semiHidden="0" w:uiPriority="70" w:unhideWhenUsed="0"/>
-    <w:lsdException w:name="Colorful Shading Accent 3" w:semiHidden="0" w:uiPriority="71" w:unhideWhenUsed="0"/>
-    <w:lsdException w:name="Colorful List Accent 3" w:semiHidden="0" w:uiPriority="72" w:unhideWhenUsed="0"/>
-    <w:lsdException w:name="Colorful Grid Accent 3" w:semiHidden="0" w:uiPriority="73" w:unhideWhenUsed="0"/>
-    <w:lsdException w:name="Light Shading Accent 4" w:semiHidden="0" w:uiPriority="60" w:unhideWhenUsed="0"/>
-    <w:lsdException w:name="Light List Accent 4" w:semiHidden="0" w:uiPriority="61" w:unhideWhenUsed="0"/>
-    <w:lsdException w:name="Light Grid Accent 4" w:semiHidden="0" w:uiPriority="62" w:unhideWhenUsed="0"/>
-    <w:lsdException w:name="Medium Shading 1 Accent 4" w:semiHidden="0" w:uiPriority="63" w:unhideWhenUsed="0"/>
-    <w:lsdException w:name="Medium Shading 2 Accent 4" w:semiHidden="0" w:uiPriority="64" w:unhideWhenUsed="0"/>
-    <w:lsdException w:name="Medium List 1 Accent 4" w:semiHidden="0" w:uiPriority="65" w:unhideWhenUsed="0"/>
-    <w:lsdException w:name="Medium List 2 Accent 4" w:semiHidden="0" w:uiPriority="66" w:unhideWhenUsed="0"/>
-    <w:lsdException w:name="Medium Grid 1 Accent 4" w:semiHidden="0" w:uiPriority="67" w:unhideWhenUsed="0"/>
-    <w:lsdException w:name="Medium Grid 2 Accent 4" w:semiHidden="0" w:uiPriority="68" w:unhideWhenUsed="0"/>
-    <w:lsdException w:name="Medium Grid 3 Accent 4" w:semiHidden="0" w:uiPriority="69" w:unhideWhenUsed="0"/>
-    <w:lsdException w:name="Dark List Accent 4" w:semiHidden="0" w:uiPriority="70" w:unhideWhenUsed="0"/>
-    <w:lsdException w:name="Colorful Shading Accent 4" w:semiHidden="0" w:uiPriority="71" w:unhideWhenUsed="0"/>
-    <w:lsdException w:name="Colorful List Accent 4" w:semiHidden="0" w:uiPriority="72" w:unhideWhenUsed="0"/>
-    <w:lsdException w:name="Colorful Grid Accent 4" w:semiHidden="0" w:uiPriority="73" w:unhideWhenUsed="0"/>
-    <w:lsdException w:name="Light Shading Accent 5" w:semiHidden="0" w:uiPriority="60" w:unhideWhenUsed="0"/>
-    <w:lsdException w:name="Light List Accent 5" w:semiHidden="0" w:uiPriority="61" w:unhideWhenUsed="0"/>
-    <w:lsdException w:name="Light Grid Accent 5" w:semiHidden="0" w:uiPriority="62" w:unhideWhenUsed="0"/>
-    <w:lsdException w:name="Medium Shading 1 Accent 5" w:semiHidden="0" w:uiPriority="63" w:unhideWhenUsed="0"/>
-    <w:lsdException w:name="Medium Shading 2 Accent 5" w:semiHidden="0" w:uiPriority="64" w:unhideWhenUsed="0"/>
-    <w:lsdException w:name="Medium List 1 Accent 5" w:semiHidden="0" w:uiPriority="65" w:unhideWhenUsed="0"/>
-    <w:lsdException w:name="Medium List 2 Accent 5" w:semiHidden="0" w:uiPriority="66" w:unhideWhenUsed="0"/>
-    <w:lsdException w:name="Medium Grid 1 Accent 5" w:semiHidden="0" w:uiPriority="67" w:unhideWhenUsed="0"/>
-    <w:lsdException w:name="Medium Grid 2 Accent 5" w:semiHidden="0" w:uiPriority="68" w:unhideWhenUsed="0"/>
-    <w:lsdException w:name="Medium Grid 3 Accent 5" w:semiHidden="0" w:uiPriority="69" w:unhideWhenUsed="0"/>
-    <w:lsdException w:name="Dark List Accent 5" w:semiHidden="0" w:uiPriority="70" w:unhideWhenUsed="0"/>
-    <w:lsdException w:name="Colorful Shading Accent 5" w:semiHidden="0" w:uiPriority="71" w:unhideWhenUsed="0"/>
-    <w:lsdException w:name="Colorful List Accent 5" w:semiHidden="0" w:uiPriority="72" w:unhideWhenUsed="0"/>
-    <w:lsdException w:name="Colorful Grid Accent 5" w:semiHidden="0" w:uiPriority="73" w:unhideWhenUsed="0"/>
-    <w:lsdException w:name="Light Shading Accent 6" w:semiHidden="0" w:uiPriority="60" w:unhideWhenUsed="0"/>
-    <w:lsdException w:name="Light List Accent 6" w:semiHidden="0" w:uiPriority="61" w:unhideWhenUsed="0"/>
-    <w:lsdException w:name="Light Grid Accent 6" w:semiHidden="0" w:uiPriority="62" w:unhideWhenUsed="0"/>
-    <w:lsdException w:name="Medium Shading 1 Accent 6" w:semiHidden="0" w:uiPriority="63" w:unhideWhenUsed="0"/>
-    <w:lsdException w:name="Medium Shading 2 Accent 6" w:semiHidden="0" w:uiPriority="64" w:unhideWhenUsed="0"/>
-    <w:lsdException w:name="Medium List 1 Accent 6" w:semiHidden="0" w:uiPriority="65" w:unhideWhenUsed="0"/>
-    <w:lsdException w:name="Medium List 2 Accent 6" w:semiHidden="0" w:uiPriority="66" w:unhideWhenUsed="0"/>
-    <w:lsdException w:name="Medium Grid 1 Accent 6" w:semiHidden="0" w:uiPriority="67" w:unhideWhenUsed="0"/>
-    <w:lsdException w:name="Medium Grid 2 Accent 6" w:semiHidden="0" w:uiPriority="68" w:unhideWhenUsed="0"/>
-    <w:lsdException w:name="Medium Grid 3 Accent 6" w:semiHidden="0" w:uiPriority="69" w:unhideWhenUsed="0"/>
-    <w:lsdException w:name="Dark List Accent 6" w:semiHidden="0" w:uiPriority="70" w:unhideWhenUsed="0"/>
-    <w:lsdException w:name="Colorful Shading Accent 6" w:semiHidden="0" w:uiPriority="71" w:unhideWhenUsed="0"/>
-    <w:lsdException w:name="Colorful List Accent 6" w:semiHidden="0" w:uiPriority="72" w:unhideWhenUsed="0"/>
-    <w:lsdException w:name="Colorful Grid Accent 6" w:semiHidden="0" w:uiPriority="73" w:unhideWhenUsed="0"/>
+  <w:latentStyles w:count="260" w:defQFormat="0" w:defUnhideWhenUsed="1" w:defSemiHidden="1" w:defUIPriority="99" w:defLockedState="0">
+    <w:lsdException w:qFormat="1" w:unhideWhenUsed="0" w:uiPriority="0" w:semiHidden="0" w:name="Normal"/>
+    <w:lsdException w:qFormat="1" w:unhideWhenUsed="0" w:uiPriority="0" w:semiHidden="0" w:name="heading 1"/>
+    <w:lsdException w:qFormat="1" w:uiPriority="0" w:semiHidden="0" w:name="heading 2"/>
+    <w:lsdException w:qFormat="1" w:uiPriority="0" w:name="heading 3"/>
+    <w:lsdException w:qFormat="1" w:uiPriority="0" w:semiHidden="0" w:name="heading 4"/>
+    <w:lsdException w:qFormat="1" w:uiPriority="0" w:name="heading 5"/>
+    <w:lsdException w:qFormat="1" w:uiPriority="0" w:name="heading 6"/>
+    <w:lsdException w:qFormat="1" w:uiPriority="0" w:name="heading 7"/>
+    <w:lsdException w:qFormat="1" w:uiPriority="0" w:name="heading 8"/>
+    <w:lsdException w:qFormat="1" w:uiPriority="0" w:name="heading 9"/>
+    <w:lsdException w:unhideWhenUsed="0" w:uiPriority="0" w:semiHidden="0" w:name="index 1"/>
+    <w:lsdException w:unhideWhenUsed="0" w:uiPriority="0" w:semiHidden="0" w:name="index 2"/>
+    <w:lsdException w:unhideWhenUsed="0" w:uiPriority="0" w:semiHidden="0" w:name="index 3"/>
+    <w:lsdException w:unhideWhenUsed="0" w:uiPriority="0" w:semiHidden="0" w:name="index 4"/>
+    <w:lsdException w:unhideWhenUsed="0" w:uiPriority="0" w:semiHidden="0" w:name="index 5"/>
+    <w:lsdException w:unhideWhenUsed="0" w:uiPriority="0" w:semiHidden="0" w:name="index 6"/>
+    <w:lsdException w:unhideWhenUsed="0" w:uiPriority="0" w:semiHidden="0" w:name="index 7"/>
+    <w:lsdException w:unhideWhenUsed="0" w:uiPriority="0" w:semiHidden="0" w:name="index 8"/>
+    <w:lsdException w:unhideWhenUsed="0" w:uiPriority="0" w:semiHidden="0" w:name="index 9"/>
+    <w:lsdException w:qFormat="1" w:unhideWhenUsed="0" w:uiPriority="0" w:semiHidden="0" w:name="toc 1"/>
+    <w:lsdException w:qFormat="1" w:unhideWhenUsed="0" w:uiPriority="0" w:semiHidden="0" w:name="toc 2"/>
+    <w:lsdException w:qFormat="1" w:unhideWhenUsed="0" w:uiPriority="0" w:semiHidden="0" w:name="toc 3"/>
+    <w:lsdException w:unhideWhenUsed="0" w:uiPriority="0" w:semiHidden="0" w:name="toc 4"/>
+    <w:lsdException w:unhideWhenUsed="0" w:uiPriority="0" w:semiHidden="0" w:name="toc 5"/>
+    <w:lsdException w:unhideWhenUsed="0" w:uiPriority="0" w:semiHidden="0" w:name="toc 6"/>
+    <w:lsdException w:unhideWhenUsed="0" w:uiPriority="0" w:semiHidden="0" w:name="toc 7"/>
+    <w:lsdException w:unhideWhenUsed="0" w:uiPriority="0" w:semiHidden="0" w:name="toc 8"/>
+    <w:lsdException w:unhideWhenUsed="0" w:uiPriority="0" w:semiHidden="0" w:name="toc 9"/>
+    <w:lsdException w:qFormat="1" w:unhideWhenUsed="0" w:uiPriority="0" w:semiHidden="0" w:name="Normal Indent"/>
+    <w:lsdException w:qFormat="1" w:unhideWhenUsed="0" w:uiPriority="0" w:semiHidden="0" w:name="footnote text"/>
+    <w:lsdException w:qFormat="1" w:unhideWhenUsed="0" w:uiPriority="0" w:semiHidden="0" w:name="annotation text"/>
+    <w:lsdException w:qFormat="1" w:unhideWhenUsed="0" w:uiPriority="0" w:semiHidden="0" w:name="header"/>
+    <w:lsdException w:qFormat="1" w:unhideWhenUsed="0" w:uiPriority="0" w:semiHidden="0" w:name="footer"/>
+    <w:lsdException w:unhideWhenUsed="0" w:uiPriority="0" w:semiHidden="0" w:name="index heading"/>
+    <w:lsdException w:qFormat="1" w:uiPriority="0" w:name="caption"/>
+    <w:lsdException w:unhideWhenUsed="0" w:uiPriority="0" w:semiHidden="0" w:name="table of figures"/>
+    <w:lsdException w:unhideWhenUsed="0" w:uiPriority="0" w:semiHidden="0" w:name="envelope address"/>
+    <w:lsdException w:unhideWhenUsed="0" w:uiPriority="0" w:semiHidden="0" w:name="envelope return"/>
+    <w:lsdException w:qFormat="1" w:unhideWhenUsed="0" w:uiPriority="0" w:semiHidden="0" w:name="footnote reference"/>
+    <w:lsdException w:qFormat="1" w:unhideWhenUsed="0" w:uiPriority="0" w:semiHidden="0" w:name="annotation reference"/>
+    <w:lsdException w:unhideWhenUsed="0" w:uiPriority="0" w:semiHidden="0" w:name="line number"/>
+    <w:lsdException w:qFormat="1" w:unhideWhenUsed="0" w:uiPriority="0" w:semiHidden="0" w:name="page number"/>
+    <w:lsdException w:qFormat="1" w:unhideWhenUsed="0" w:uiPriority="0" w:semiHidden="0" w:name="endnote reference"/>
+    <w:lsdException w:qFormat="1" w:unhideWhenUsed="0" w:uiPriority="0" w:semiHidden="0" w:name="endnote text"/>
+    <w:lsdException w:unhideWhenUsed="0" w:uiPriority="0" w:semiHidden="0" w:name="table of authorities"/>
+    <w:lsdException w:unhideWhenUsed="0" w:uiPriority="0" w:semiHidden="0" w:name="macro"/>
+    <w:lsdException w:unhideWhenUsed="0" w:uiPriority="0" w:semiHidden="0" w:name="toa heading"/>
+    <w:lsdException w:unhideWhenUsed="0" w:uiPriority="0" w:semiHidden="0" w:name="List"/>
+    <w:lsdException w:unhideWhenUsed="0" w:uiPriority="0" w:semiHidden="0" w:name="List Bullet"/>
+    <w:lsdException w:unhideWhenUsed="0" w:uiPriority="0" w:semiHidden="0" w:name="List Number"/>
+    <w:lsdException w:unhideWhenUsed="0" w:uiPriority="0" w:semiHidden="0" w:name="List 2"/>
+    <w:lsdException w:unhideWhenUsed="0" w:uiPriority="0" w:semiHidden="0" w:name="List 3"/>
+    <w:lsdException w:unhideWhenUsed="0" w:uiPriority="0" w:semiHidden="0" w:name="List 4"/>
+    <w:lsdException w:unhideWhenUsed="0" w:uiPriority="0" w:semiHidden="0" w:name="List 5"/>
+    <w:lsdException w:unhideWhenUsed="0" w:uiPriority="0" w:semiHidden="0" w:name="List Bullet 2"/>
+    <w:lsdException w:unhideWhenUsed="0" w:uiPriority="0" w:semiHidden="0" w:name="List Bullet 3"/>
+    <w:lsdException w:unhideWhenUsed="0" w:uiPriority="0" w:semiHidden="0" w:name="List Bullet 4"/>
+    <w:lsdException w:unhideWhenUsed="0" w:uiPriority="0" w:semiHidden="0" w:name="List Bullet 5"/>
+    <w:lsdException w:unhideWhenUsed="0" w:uiPriority="0" w:semiHidden="0" w:name="List Number 2"/>
+    <w:lsdException w:unhideWhenUsed="0" w:uiPriority="0" w:semiHidden="0" w:name="List Number 3"/>
+    <w:lsdException w:unhideWhenUsed="0" w:uiPriority="0" w:semiHidden="0" w:name="List Number 4"/>
+    <w:lsdException w:unhideWhenUsed="0" w:uiPriority="0" w:semiHidden="0" w:name="List Number 5"/>
+    <w:lsdException w:qFormat="1" w:unhideWhenUsed="0" w:uiPriority="0" w:semiHidden="0" w:name="Title"/>
+    <w:lsdException w:unhideWhenUsed="0" w:uiPriority="0" w:semiHidden="0" w:name="Closing"/>
+    <w:lsdException w:qFormat="1" w:unhideWhenUsed="0" w:uiPriority="0" w:semiHidden="0" w:name="Signature"/>
+    <w:lsdException w:qFormat="1" w:unhideWhenUsed="0" w:uiPriority="0" w:name="Default Paragraph Font"/>
+    <w:lsdException w:qFormat="1" w:unhideWhenUsed="0" w:uiPriority="0" w:name="Body Text"/>
+    <w:lsdException w:unhideWhenUsed="0" w:uiPriority="0" w:semiHidden="0" w:name="Body Text Indent"/>
+    <w:lsdException w:unhideWhenUsed="0" w:uiPriority="0" w:semiHidden="0" w:name="List Continue"/>
+    <w:lsdException w:unhideWhenUsed="0" w:uiPriority="0" w:semiHidden="0" w:name="List Continue 2"/>
+    <w:lsdException w:unhideWhenUsed="0" w:uiPriority="0" w:semiHidden="0" w:name="List Continue 3"/>
+    <w:lsdException w:unhideWhenUsed="0" w:uiPriority="0" w:semiHidden="0" w:name="List Continue 4"/>
+    <w:lsdException w:unhideWhenUsed="0" w:uiPriority="0" w:semiHidden="0" w:name="List Continue 5"/>
+    <w:lsdException w:unhideWhenUsed="0" w:uiPriority="0" w:semiHidden="0" w:name="Message Header"/>
+    <w:lsdException w:qFormat="1" w:unhideWhenUsed="0" w:uiPriority="0" w:semiHidden="0" w:name="Subtitle"/>
+    <w:lsdException w:qFormat="1" w:unhideWhenUsed="0" w:uiPriority="0" w:semiHidden="0" w:name="Salutation"/>
+    <w:lsdException w:qFormat="1" w:unhideWhenUsed="0" w:uiPriority="0" w:semiHidden="0" w:name="Date"/>
+    <w:lsdException w:unhideWhenUsed="0" w:uiPriority="0" w:semiHidden="0" w:name="Body Text First Indent"/>
+    <w:lsdException w:unhideWhenUsed="0" w:uiPriority="0" w:semiHidden="0" w:name="Body Text First Indent 2"/>
+    <w:lsdException w:uiPriority="99" w:name="Note Heading"/>
+    <w:lsdException w:unhideWhenUsed="0" w:uiPriority="0" w:semiHidden="0" w:name="Body Text 2"/>
+    <w:lsdException w:unhideWhenUsed="0" w:uiPriority="0" w:semiHidden="0" w:name="Body Text 3"/>
+    <w:lsdException w:unhideWhenUsed="0" w:uiPriority="0" w:semiHidden="0" w:name="Body Text Indent 2"/>
+    <w:lsdException w:unhideWhenUsed="0" w:uiPriority="0" w:semiHidden="0" w:name="Body Text Indent 3"/>
+    <w:lsdException w:unhideWhenUsed="0" w:uiPriority="0" w:semiHidden="0" w:name="Block Text"/>
+    <w:lsdException w:qFormat="1" w:unhideWhenUsed="0" w:uiPriority="0" w:semiHidden="0" w:name="Hyperlink"/>
+    <w:lsdException w:qFormat="1" w:unhideWhenUsed="0" w:uiPriority="0" w:semiHidden="0" w:name="FollowedHyperlink"/>
+    <w:lsdException w:qFormat="1" w:unhideWhenUsed="0" w:uiPriority="0" w:semiHidden="0" w:name="Strong"/>
+    <w:lsdException w:qFormat="1" w:unhideWhenUsed="0" w:uiPriority="0" w:semiHidden="0" w:name="Emphasis"/>
+    <w:lsdException w:unhideWhenUsed="0" w:uiPriority="0" w:semiHidden="0" w:name="Document Map"/>
+    <w:lsdException w:unhideWhenUsed="0" w:uiPriority="0" w:semiHidden="0" w:name="Plain Text"/>
+    <w:lsdException w:unhideWhenUsed="0" w:uiPriority="0" w:semiHidden="0" w:name="E-mail Signature"/>
+    <w:lsdException w:qFormat="1" w:unhideWhenUsed="0" w:uiPriority="0" w:semiHidden="0" w:name="Normal (Web)"/>
+    <w:lsdException w:unhideWhenUsed="0" w:uiPriority="0" w:semiHidden="0" w:name="HTML Acronym"/>
+    <w:lsdException w:unhideWhenUsed="0" w:uiPriority="0" w:semiHidden="0" w:name="HTML Address"/>
+    <w:lsdException w:unhideWhenUsed="0" w:uiPriority="0" w:semiHidden="0" w:name="HTML Cite"/>
+    <w:lsdException w:unhideWhenUsed="0" w:uiPriority="0" w:semiHidden="0" w:name="HTML Code"/>
+    <w:lsdException w:unhideWhenUsed="0" w:uiPriority="0" w:semiHidden="0" w:name="HTML Definition"/>
+    <w:lsdException w:unhideWhenUsed="0" w:uiPriority="0" w:semiHidden="0" w:name="HTML Keyboard"/>
+    <w:lsdException w:qFormat="1" w:unhideWhenUsed="0" w:uiPriority="0" w:semiHidden="0" w:name="HTML Preformatted"/>
+    <w:lsdException w:unhideWhenUsed="0" w:uiPriority="0" w:semiHidden="0" w:name="HTML Sample"/>
+    <w:lsdException w:unhideWhenUsed="0" w:uiPriority="0" w:semiHidden="0" w:name="HTML Typewriter"/>
+    <w:lsdException w:unhideWhenUsed="0" w:uiPriority="0" w:semiHidden="0" w:name="HTML Variable"/>
+    <w:lsdException w:qFormat="1" w:unhideWhenUsed="0" w:uiPriority="0" w:name="Normal Table"/>
+    <w:lsdException w:qFormat="1" w:unhideWhenUsed="0" w:uiPriority="0" w:semiHidden="0" w:name="annotation subject"/>
+    <w:lsdException w:unhideWhenUsed="0" w:uiPriority="0" w:semiHidden="0" w:name="Table Simple 1"/>
+    <w:lsdException w:unhideWhenUsed="0" w:uiPriority="0" w:semiHidden="0" w:name="Table Simple 2"/>
+    <w:lsdException w:unhideWhenUsed="0" w:uiPriority="0" w:semiHidden="0" w:name="Table Simple 3"/>
+    <w:lsdException w:unhideWhenUsed="0" w:uiPriority="0" w:semiHidden="0" w:name="Table Classic 1"/>
+    <w:lsdException w:unhideWhenUsed="0" w:uiPriority="0" w:semiHidden="0" w:name="Table Classic 2"/>
+    <w:lsdException w:unhideWhenUsed="0" w:uiPriority="0" w:semiHidden="0" w:name="Table Classic 3"/>
+    <w:lsdException w:unhideWhenUsed="0" w:uiPriority="0" w:semiHidden="0" w:name="Table Classic 4"/>
+    <w:lsdException w:unhideWhenUsed="0" w:uiPriority="0" w:semiHidden="0" w:name="Table Colorful 1"/>
+    <w:lsdException w:unhideWhenUsed="0" w:uiPriority="0" w:semiHidden="0" w:name="Table Colorful 2"/>
+    <w:lsdException w:unhideWhenUsed="0" w:uiPriority="0" w:semiHidden="0" w:name="Table Colorful 3"/>
+    <w:lsdException w:unhideWhenUsed="0" w:uiPriority="0" w:semiHidden="0" w:name="Table Columns 1"/>
+    <w:lsdException w:unhideWhenUsed="0" w:uiPriority="0" w:semiHidden="0" w:name="Table Columns 2"/>
+    <w:lsdException w:unhideWhenUsed="0" w:uiPriority="0" w:semiHidden="0" w:name="Table Columns 3"/>
+    <w:lsdException w:unhideWhenUsed="0" w:uiPriority="0" w:semiHidden="0" w:name="Table Columns 4"/>
+    <w:lsdException w:unhideWhenUsed="0" w:uiPriority="0" w:semiHidden="0" w:name="Table Columns 5"/>
+    <w:lsdException w:unhideWhenUsed="0" w:uiPriority="0" w:semiHidden="0" w:name="Table Grid 1"/>
+    <w:lsdException w:unhideWhenUsed="0" w:uiPriority="0" w:semiHidden="0" w:name="Table Grid 2"/>
+    <w:lsdException w:unhideWhenUsed="0" w:uiPriority="0" w:semiHidden="0" w:name="Table Grid 3"/>
+    <w:lsdException w:unhideWhenUsed="0" w:uiPriority="0" w:semiHidden="0" w:name="Table Grid 4"/>
+    <w:lsdException w:unhideWhenUsed="0" w:uiPriority="0" w:semiHidden="0" w:name="Table Grid 5"/>
+    <w:lsdException w:unhideWhenUsed="0" w:uiPriority="0" w:semiHidden="0" w:name="Table Grid 6"/>
+    <w:lsdException w:unhideWhenUsed="0" w:uiPriority="0" w:semiHidden="0" w:name="Table Grid 7"/>
+    <w:lsdException w:unhideWhenUsed="0" w:uiPriority="0" w:semiHidden="0" w:name="Table Grid 8"/>
+    <w:lsdException w:unhideWhenUsed="0" w:uiPriority="0" w:semiHidden="0" w:name="Table List 1"/>
+    <w:lsdException w:unhideWhenUsed="0" w:uiPriority="0" w:semiHidden="0" w:name="Table List 2"/>
+    <w:lsdException w:unhideWhenUsed="0" w:uiPriority="0" w:semiHidden="0" w:name="Table List 3"/>
+    <w:lsdException w:unhideWhenUsed="0" w:uiPriority="0" w:semiHidden="0" w:name="Table List 4"/>
+    <w:lsdException w:unhideWhenUsed="0" w:uiPriority="0" w:semiHidden="0" w:name="Table List 5"/>
+    <w:lsdException w:unhideWhenUsed="0" w:uiPriority="0" w:semiHidden="0" w:name="Table List 6"/>
+    <w:lsdException w:unhideWhenUsed="0" w:uiPriority="0" w:semiHidden="0" w:name="Table List 7"/>
+    <w:lsdException w:unhideWhenUsed="0" w:uiPriority="0" w:semiHidden="0" w:name="Table List 8"/>
+    <w:lsdException w:unhideWhenUsed="0" w:uiPriority="0" w:semiHidden="0" w:name="Table 3D effects 1"/>
+    <w:lsdException w:unhideWhenUsed="0" w:uiPriority="0" w:semiHidden="0" w:name="Table 3D effects 2"/>
+    <w:lsdException w:unhideWhenUsed="0" w:uiPriority="0" w:semiHidden="0" w:name="Table 3D effects 3"/>
+    <w:lsdException w:unhideWhenUsed="0" w:uiPriority="0" w:semiHidden="0" w:name="Table Contemporary"/>
+    <w:lsdException w:unhideWhenUsed="0" w:uiPriority="0" w:semiHidden="0" w:name="Table Elegant"/>
+    <w:lsdException w:unhideWhenUsed="0" w:uiPriority="0" w:semiHidden="0" w:name="Table Professional"/>
+    <w:lsdException w:unhideWhenUsed="0" w:uiPriority="0" w:semiHidden="0" w:name="Table Subtle 1"/>
+    <w:lsdException w:unhideWhenUsed="0" w:uiPriority="0" w:semiHidden="0" w:name="Table Subtle 2"/>
+    <w:lsdException w:unhideWhenUsed="0" w:uiPriority="0" w:semiHidden="0" w:name="Table Web 1"/>
+    <w:lsdException w:unhideWhenUsed="0" w:uiPriority="0" w:semiHidden="0" w:name="Table Web 2"/>
+    <w:lsdException w:unhideWhenUsed="0" w:uiPriority="0" w:semiHidden="0" w:name="Table Web 3"/>
+    <w:lsdException w:qFormat="1" w:unhideWhenUsed="0" w:uiPriority="0" w:semiHidden="0" w:name="Balloon Text"/>
+    <w:lsdException w:qFormat="1" w:unhideWhenUsed="0" w:uiPriority="0" w:semiHidden="0" w:name="Table Grid"/>
+    <w:lsdException w:unhideWhenUsed="0" w:uiPriority="0" w:semiHidden="0" w:name="Table Theme"/>
+    <w:lsdException w:qFormat="1" w:unhideWhenUsed="0" w:uiPriority="99" w:semiHidden="0" w:name="No Spacing"/>
+    <w:lsdException w:unhideWhenUsed="0" w:uiPriority="60" w:semiHidden="0" w:name="Light Shading"/>
+    <w:lsdException w:unhideWhenUsed="0" w:uiPriority="61" w:semiHidden="0" w:name="Light List"/>
+    <w:lsdException w:unhideWhenUsed="0" w:uiPriority="62" w:semiHidden="0" w:name="Light Grid"/>
+    <w:lsdException w:unhideWhenUsed="0" w:uiPriority="63" w:semiHidden="0" w:name="Medium Shading 1"/>
+    <w:lsdException w:unhideWhenUsed="0" w:uiPriority="64" w:semiHidden="0" w:name="Medium Shading 2"/>
+    <w:lsdException w:unhideWhenUsed="0" w:uiPriority="65" w:semiHidden="0" w:name="Medium List 1"/>
+    <w:lsdException w:unhideWhenUsed="0" w:uiPriority="66" w:semiHidden="0" w:name="Medium List 2"/>
+    <w:lsdException w:unhideWhenUsed="0" w:uiPriority="67" w:semiHidden="0" w:name="Medium Grid 1"/>
+    <w:lsdException w:unhideWhenUsed="0" w:uiPriority="68" w:semiHidden="0" w:name="Medium Grid 2"/>
+    <w:lsdException w:unhideWhenUsed="0" w:uiPriority="69" w:semiHidden="0" w:name="Medium Grid 3"/>
+    <w:lsdException w:unhideWhenUsed="0" w:uiPriority="70" w:semiHidden="0" w:name="Dark List"/>
+    <w:lsdException w:unhideWhenUsed="0" w:uiPriority="71" w:semiHidden="0" w:name="Colorful Shading"/>
+    <w:lsdException w:unhideWhenUsed="0" w:uiPriority="72" w:semiHidden="0" w:name="Colorful List"/>
+    <w:lsdException w:unhideWhenUsed="0" w:uiPriority="73" w:semiHidden="0" w:name="Colorful Grid"/>
+    <w:lsdException w:unhideWhenUsed="0" w:uiPriority="60" w:semiHidden="0" w:name="Light Shading Accent 1"/>
+    <w:lsdException w:unhideWhenUsed="0" w:uiPriority="61" w:semiHidden="0" w:name="Light List Accent 1"/>
+    <w:lsdException w:unhideWhenUsed="0" w:uiPriority="62" w:semiHidden="0" w:name="Light Grid Accent 1"/>
+    <w:lsdException w:unhideWhenUsed="0" w:uiPriority="63" w:semiHidden="0" w:name="Medium Shading 1 Accent 1"/>
+    <w:lsdException w:unhideWhenUsed="0" w:uiPriority="64" w:semiHidden="0" w:name="Medium Shading 2 Accent 1"/>
+    <w:lsdException w:unhideWhenUsed="0" w:uiPriority="65" w:semiHidden="0" w:name="Medium List 1 Accent 1"/>
+    <w:lsdException w:unhideWhenUsed="0" w:uiPriority="66" w:semiHidden="0" w:name="Medium List 2 Accent 1"/>
+    <w:lsdException w:unhideWhenUsed="0" w:uiPriority="67" w:semiHidden="0" w:name="Medium Grid 1 Accent 1"/>
+    <w:lsdException w:unhideWhenUsed="0" w:uiPriority="68" w:semiHidden="0" w:name="Medium Grid 2 Accent 1"/>
+    <w:lsdException w:unhideWhenUsed="0" w:uiPriority="69" w:semiHidden="0" w:name="Medium Grid 3 Accent 1"/>
+    <w:lsdException w:unhideWhenUsed="0" w:uiPriority="70" w:semiHidden="0" w:name="Dark List Accent 1"/>
+    <w:lsdException w:unhideWhenUsed="0" w:uiPriority="71" w:semiHidden="0" w:name="Colorful Shading Accent 1"/>
+    <w:lsdException w:unhideWhenUsed="0" w:uiPriority="72" w:semiHidden="0" w:name="Colorful List Accent 1"/>
+    <w:lsdException w:unhideWhenUsed="0" w:uiPriority="73" w:semiHidden="0" w:name="Colorful Grid Accent 1"/>
+    <w:lsdException w:unhideWhenUsed="0" w:uiPriority="60" w:semiHidden="0" w:name="Light Shading Accent 2"/>
+    <w:lsdException w:unhideWhenUsed="0" w:uiPriority="61" w:semiHidden="0" w:name="Light List Accent 2"/>
+    <w:lsdException w:unhideWhenUsed="0" w:uiPriority="62" w:semiHidden="0" w:name="Light Grid Accent 2"/>
+    <w:lsdException w:unhideWhenUsed="0" w:uiPriority="63" w:semiHidden="0" w:name="Medium Shading 1 Accent 2"/>
+    <w:lsdException w:unhideWhenUsed="0" w:uiPriority="64" w:semiHidden="0" w:name="Medium Shading 2 Accent 2"/>
+    <w:lsdException w:unhideWhenUsed="0" w:uiPriority="65" w:semiHidden="0" w:name="Medium List 1 Accent 2"/>
+    <w:lsdException w:unhideWhenUsed="0" w:uiPriority="66" w:semiHidden="0" w:name="Medium List 2 Accent 2"/>
+    <w:lsdException w:unhideWhenUsed="0" w:uiPriority="67" w:semiHidden="0" w:name="Medium Grid 1 Accent 2"/>
+    <w:lsdException w:unhideWhenUsed="0" w:uiPriority="68" w:semiHidden="0" w:name="Medium Grid 2 Accent 2"/>
+    <w:lsdException w:unhideWhenUsed="0" w:uiPriority="69" w:semiHidden="0" w:name="Medium Grid 3 Accent 2"/>
+    <w:lsdException w:unhideWhenUsed="0" w:uiPriority="70" w:semiHidden="0" w:name="Dark List Accent 2"/>
+    <w:lsdException w:unhideWhenUsed="0" w:uiPriority="71" w:semiHidden="0" w:name="Colorful Shading Accent 2"/>
+    <w:lsdException w:unhideWhenUsed="0" w:uiPriority="72" w:semiHidden="0" w:name="Colorful List Accent 2"/>
+    <w:lsdException w:unhideWhenUsed="0" w:uiPriority="73" w:semiHidden="0" w:name="Colorful Grid Accent 2"/>
+    <w:lsdException w:unhideWhenUsed="0" w:uiPriority="60" w:semiHidden="0" w:name="Light Shading Accent 3"/>
+    <w:lsdException w:unhideWhenUsed="0" w:uiPriority="61" w:semiHidden="0" w:name="Light List Accent 3"/>
+    <w:lsdException w:unhideWhenUsed="0" w:uiPriority="62" w:semiHidden="0" w:name="Light Grid Accent 3"/>
+    <w:lsdException w:unhideWhenUsed="0" w:uiPriority="63" w:semiHidden="0" w:name="Medium Shading 1 Accent 3"/>
+    <w:lsdException w:unhideWhenUsed="0" w:uiPriority="64" w:semiHidden="0" w:name="Medium Shading 2 Accent 3"/>
+    <w:lsdException w:unhideWhenUsed="0" w:uiPriority="65" w:semiHidden="0" w:name="Medium List 1 Accent 3"/>
+    <w:lsdException w:unhideWhenUsed="0" w:uiPriority="66" w:semiHidden="0" w:name="Medium List 2 Accent 3"/>
+    <w:lsdException w:unhideWhenUsed="0" w:uiPriority="67" w:semiHidden="0" w:name="Medium Grid 1 Accent 3"/>
+    <w:lsdException w:unhideWhenUsed="0" w:uiPriority="68" w:semiHidden="0" w:name="Medium Grid 2 Accent 3"/>
+    <w:lsdException w:unhideWhenUsed="0" w:uiPriority="69" w:semiHidden="0" w:name="Medium Grid 3 Accent 3"/>
+    <w:lsdException w:unhideWhenUsed="0" w:uiPriority="70" w:semiHidden="0" w:name="Dark List Accent 3"/>
+    <w:lsdException w:unhideWhenUsed="0" w:uiPriority="71" w:semiHidden="0" w:name="Colorful Shading Accent 3"/>
+    <w:lsdException w:unhideWhenUsed="0" w:uiPriority="72" w:semiHidden="0" w:name="Colorful List Accent 3"/>
+    <w:lsdException w:unhideWhenUsed="0" w:uiPriority="73" w:semiHidden="0" w:name="Colorful Grid Accent 3"/>
+    <w:lsdException w:unhideWhenUsed="0" w:uiPriority="60" w:semiHidden="0" w:name="Light Shading Accent 4"/>
+    <w:lsdException w:unhideWhenUsed="0" w:uiPriority="61" w:semiHidden="0" w:name="Light List Accent 4"/>
+    <w:lsdException w:unhideWhenUsed="0" w:uiPriority="62" w:semiHidden="0" w:name="Light Grid Accent 4"/>
+    <w:lsdException w:unhideWhenUsed="0" w:uiPriority="63" w:semiHidden="0" w:name="Medium Shading 1 Accent 4"/>
+    <w:lsdException w:unhideWhenUsed="0" w:uiPriority="64" w:semiHidden="0" w:name="Medium Shading 2 Accent 4"/>
+    <w:lsdException w:unhideWhenUsed="0" w:uiPriority="65" w:semiHidden="0" w:name="Medium List 1 Accent 4"/>
+    <w:lsdException w:unhideWhenUsed="0" w:uiPriority="66" w:semiHidden="0" w:name="Medium List 2 Accent 4"/>
+    <w:lsdException w:unhideWhenUsed="0" w:uiPriority="67" w:semiHidden="0" w:name="Medium Grid 1 Accent 4"/>
+    <w:lsdException w:unhideWhenUsed="0" w:uiPriority="68" w:semiHidden="0" w:name="Medium Grid 2 Accent 4"/>
+    <w:lsdException w:unhideWhenUsed="0" w:uiPriority="69" w:semiHidden="0" w:name="Medium Grid 3 Accent 4"/>
+    <w:lsdException w:unhideWhenUsed="0" w:uiPriority="70" w:semiHidden="0" w:name="Dark List Accent 4"/>
+    <w:lsdException w:unhideWhenUsed="0" w:uiPriority="71" w:semiHidden="0" w:name="Colorful Shading Accent 4"/>
+    <w:lsdException w:unhideWhenUsed="0" w:uiPriority="72" w:semiHidden="0" w:name="Colorful List Accent 4"/>
+    <w:lsdException w:unhideWhenUsed="0" w:uiPriority="73" w:semiHidden="0" w:name="Colorful Grid Accent 4"/>
+    <w:lsdException w:unhideWhenUsed="0" w:uiPriority="60" w:semiHidden="0" w:name="Light Shading Accent 5"/>
+    <w:lsdException w:unhideWhenUsed="0" w:uiPriority="61" w:semiHidden="0" w:name="Light List Accent 5"/>
+    <w:lsdException w:unhideWhenUsed="0" w:uiPriority="62" w:semiHidden="0" w:name="Light Grid Accent 5"/>
+    <w:lsdException w:unhideWhenUsed="0" w:uiPriority="63" w:semiHidden="0" w:name="Medium Shading 1 Accent 5"/>
+    <w:lsdException w:unhideWhenUsed="0" w:uiPriority="64" w:semiHidden="0" w:name="Medium Shading 2 Accent 5"/>
+    <w:lsdException w:unhideWhenUsed="0" w:uiPriority="65" w:semiHidden="0" w:name="Medium List 1 Accent 5"/>
+    <w:lsdException w:unhideWhenUsed="0" w:uiPriority="66" w:semiHidden="0" w:name="Medium List 2 Accent 5"/>
+    <w:lsdException w:unhideWhenUsed="0" w:uiPriority="67" w:semiHidden="0" w:name="Medium Grid 1 Accent 5"/>
+    <w:lsdException w:unhideWhenUsed="0" w:uiPriority="68" w:semiHidden="0" w:name="Medium Grid 2 Accent 5"/>
+    <w:lsdException w:unhideWhenUsed="0" w:uiPriority="69" w:semiHidden="0" w:name="Medium Grid 3 Accent 5"/>
+    <w:lsdException w:unhideWhenUsed="0" w:uiPriority="70" w:semiHidden="0" w:name="Dark List Accent 5"/>
+    <w:lsdException w:unhideWhenUsed="0" w:uiPriority="71" w:semiHidden="0" w:name="Colorful Shading Accent 5"/>
+    <w:lsdException w:unhideWhenUsed="0" w:uiPriority="72" w:semiHidden="0" w:name="Colorful List Accent 5"/>
+    <w:lsdException w:unhideWhenUsed="0" w:uiPriority="73" w:semiHidden="0" w:name="Colorful Grid Accent 5"/>
+    <w:lsdException w:unhideWhenUsed="0" w:uiPriority="60" w:semiHidden="0" w:name="Light Shading Accent 6"/>
+    <w:lsdException w:unhideWhenUsed="0" w:uiPriority="61" w:semiHidden="0" w:name="Light List Accent 6"/>
+    <w:lsdException w:unhideWhenUsed="0" w:uiPriority="62" w:semiHidden="0" w:name="Light Grid Accent 6"/>
+    <w:lsdException w:unhideWhenUsed="0" w:uiPriority="63" w:semiHidden="0" w:name="Medium Shading 1 Accent 6"/>
+    <w:lsdException w:unhideWhenUsed="0" w:uiPriority="64" w:semiHidden="0" w:name="Medium Shading 2 Accent 6"/>
+    <w:lsdException w:unhideWhenUsed="0" w:uiPriority="65" w:semiHidden="0" w:name="Medium List 1 Accent 6"/>
+    <w:lsdException w:unhideWhenUsed="0" w:uiPriority="66" w:semiHidden="0" w:name="Medium List 2 Accent 6"/>
+    <w:lsdException w:unhideWhenUsed="0" w:uiPriority="67" w:semiHidden="0" w:name="Medium Grid 1 Accent 6"/>
+    <w:lsdException w:unhideWhenUsed="0" w:uiPriority="68" w:semiHidden="0" w:name="Medium Grid 2 Accent 6"/>
+    <w:lsdException w:unhideWhenUsed="0" w:uiPriority="69" w:semiHidden="0" w:name="Medium Grid 3 Accent 6"/>
+    <w:lsdException w:unhideWhenUsed="0" w:uiPriority="70" w:semiHidden="0" w:name="Dark List Accent 6"/>
+    <w:lsdException w:unhideWhenUsed="0" w:uiPriority="71" w:semiHidden="0" w:name="Colorful Shading Accent 6"/>
+    <w:lsdException w:unhideWhenUsed="0" w:uiPriority="72" w:semiHidden="0" w:name="Colorful List Accent 6"/>
+    <w:lsdException w:unhideWhenUsed="0" w:uiPriority="73" w:semiHidden="0" w:name="Colorful Grid Accent 6"/>
   </w:latentStyles>
-  <w:style w:type="paragraph" w:default="1" w:styleId="Normal">
+  <w:style w:type="paragraph" w:default="1" w:styleId="1">
     <w:name w:val="Normal"/>
     <w:qFormat/>
+    <w:uiPriority w:val="0"/>
     <w:pPr>
       <w:kinsoku w:val="0"/>
       <w:autoSpaceDE w:val="0"/>
@@ -11443,7 +11561,7 @@
       <w:textAlignment w:val="baseline"/>
     </w:pPr>
     <w:rPr>
-      <w:rFonts w:ascii="Arial" w:eastAsia="宋体" w:hAnsi="Arial" w:cs="Arial"/>
+      <w:rFonts w:ascii="Arial" w:hAnsi="Arial" w:eastAsia="宋体" w:cs="Arial"/>
       <w:snapToGrid w:val="0"/>
       <w:color w:val="000000"/>
       <w:kern w:val="0"/>
@@ -11452,11 +11570,12 @@
       <w:lang w:val="en-US" w:eastAsia="en-US" w:bidi="ar-SA"/>
     </w:rPr>
   </w:style>
-  <w:style w:type="paragraph" w:styleId="Heading1">
+  <w:style w:type="paragraph" w:styleId="2">
     <w:name w:val="heading 1"/>
-    <w:basedOn w:val="Normal"/>
-    <w:next w:val="Normal"/>
+    <w:basedOn w:val="1"/>
+    <w:next w:val="1"/>
     <w:qFormat/>
+    <w:uiPriority w:val="0"/>
     <w:pPr>
       <w:keepNext/>
       <w:keepLines/>
@@ -11474,13 +11593,14 @@
       <w:sz w:val="44"/>
     </w:rPr>
   </w:style>
-  <w:style w:type="paragraph" w:styleId="Heading2">
+  <w:style w:type="paragraph" w:styleId="3">
     <w:name w:val="heading 2"/>
-    <w:basedOn w:val="Normal"/>
-    <w:next w:val="Normal"/>
-    <w:link w:val="2Char"/>
+    <w:basedOn w:val="1"/>
+    <w:next w:val="1"/>
+    <w:link w:val="43"/>
     <w:unhideWhenUsed/>
     <w:qFormat/>
+    <w:uiPriority w:val="0"/>
     <w:pPr>
       <w:keepNext/>
       <w:keepLines/>
@@ -11493,18 +11613,19 @@
       <w:outlineLvl w:val="1"/>
     </w:pPr>
     <w:rPr>
-      <w:rFonts w:ascii="Arial" w:eastAsia="黑体" w:hAnsi="Arial"/>
+      <w:rFonts w:ascii="Arial" w:hAnsi="Arial" w:eastAsia="黑体"/>
       <w:b/>
       <w:sz w:val="32"/>
     </w:rPr>
   </w:style>
-  <w:style w:type="paragraph" w:styleId="Heading3">
+  <w:style w:type="paragraph" w:styleId="4">
     <w:name w:val="heading 3"/>
-    <w:basedOn w:val="Normal"/>
-    <w:next w:val="Normal"/>
+    <w:basedOn w:val="1"/>
+    <w:next w:val="1"/>
     <w:semiHidden/>
     <w:unhideWhenUsed/>
     <w:qFormat/>
+    <w:uiPriority w:val="0"/>
     <w:pPr>
       <w:keepNext/>
       <w:keepLines/>
@@ -11521,12 +11642,13 @@
       <w:sz w:val="32"/>
     </w:rPr>
   </w:style>
-  <w:style w:type="paragraph" w:styleId="Heading4">
+  <w:style w:type="paragraph" w:styleId="5">
     <w:name w:val="heading 4"/>
-    <w:basedOn w:val="Normal"/>
-    <w:next w:val="Normal"/>
+    <w:basedOn w:val="1"/>
+    <w:next w:val="1"/>
     <w:unhideWhenUsed/>
     <w:qFormat/>
+    <w:uiPriority w:val="0"/>
     <w:pPr>
       <w:keepNext/>
       <w:keepLines/>
@@ -11539,18 +11661,19 @@
       <w:outlineLvl w:val="3"/>
     </w:pPr>
     <w:rPr>
-      <w:rFonts w:ascii="Arial" w:eastAsia="黑体" w:hAnsi="Arial"/>
+      <w:rFonts w:ascii="Arial" w:hAnsi="Arial" w:eastAsia="黑体"/>
       <w:b/>
       <w:sz w:val="28"/>
     </w:rPr>
   </w:style>
-  <w:style w:type="paragraph" w:styleId="Heading5">
+  <w:style w:type="paragraph" w:styleId="6">
     <w:name w:val="heading 5"/>
-    <w:basedOn w:val="Normal"/>
-    <w:next w:val="Normal"/>
+    <w:basedOn w:val="1"/>
+    <w:next w:val="1"/>
     <w:semiHidden/>
     <w:unhideWhenUsed/>
     <w:qFormat/>
+    <w:uiPriority w:val="0"/>
     <w:pPr>
       <w:keepNext/>
       <w:keepLines/>
@@ -11567,13 +11690,14 @@
       <w:sz w:val="28"/>
     </w:rPr>
   </w:style>
-  <w:style w:type="paragraph" w:styleId="Heading6">
+  <w:style w:type="paragraph" w:styleId="7">
     <w:name w:val="heading 6"/>
-    <w:basedOn w:val="Normal"/>
-    <w:next w:val="Normal"/>
+    <w:basedOn w:val="1"/>
+    <w:next w:val="1"/>
     <w:semiHidden/>
     <w:unhideWhenUsed/>
     <w:qFormat/>
+    <w:uiPriority w:val="0"/>
     <w:pPr>
       <w:keepNext/>
       <w:keepLines/>
@@ -11586,18 +11710,19 @@
       <w:outlineLvl w:val="5"/>
     </w:pPr>
     <w:rPr>
-      <w:rFonts w:ascii="Arial" w:eastAsia="黑体" w:hAnsi="Arial"/>
+      <w:rFonts w:ascii="Arial" w:hAnsi="Arial" w:eastAsia="黑体"/>
       <w:b/>
       <w:sz w:val="24"/>
     </w:rPr>
   </w:style>
-  <w:style w:type="paragraph" w:styleId="Heading7">
+  <w:style w:type="paragraph" w:styleId="8">
     <w:name w:val="heading 7"/>
-    <w:basedOn w:val="Normal"/>
-    <w:next w:val="Normal"/>
+    <w:basedOn w:val="1"/>
+    <w:next w:val="1"/>
     <w:semiHidden/>
     <w:unhideWhenUsed/>
     <w:qFormat/>
+    <w:uiPriority w:val="0"/>
     <w:pPr>
       <w:keepNext/>
       <w:keepLines/>
@@ -11614,13 +11739,14 @@
       <w:sz w:val="24"/>
     </w:rPr>
   </w:style>
-  <w:style w:type="paragraph" w:styleId="Heading8">
+  <w:style w:type="paragraph" w:styleId="9">
     <w:name w:val="heading 8"/>
-    <w:basedOn w:val="Normal"/>
-    <w:next w:val="Normal"/>
+    <w:basedOn w:val="1"/>
+    <w:next w:val="1"/>
     <w:semiHidden/>
     <w:unhideWhenUsed/>
     <w:qFormat/>
+    <w:uiPriority w:val="0"/>
     <w:pPr>
       <w:keepNext/>
       <w:keepLines/>
@@ -11633,17 +11759,18 @@
       <w:outlineLvl w:val="7"/>
     </w:pPr>
     <w:rPr>
-      <w:rFonts w:ascii="Arial" w:eastAsia="黑体" w:hAnsi="Arial"/>
+      <w:rFonts w:ascii="Arial" w:hAnsi="Arial" w:eastAsia="黑体"/>
       <w:sz w:val="24"/>
     </w:rPr>
   </w:style>
-  <w:style w:type="paragraph" w:styleId="Heading9">
+  <w:style w:type="paragraph" w:styleId="10">
     <w:name w:val="heading 9"/>
-    <w:basedOn w:val="Normal"/>
-    <w:next w:val="Normal"/>
+    <w:basedOn w:val="1"/>
+    <w:next w:val="1"/>
     <w:semiHidden/>
     <w:unhideWhenUsed/>
     <w:qFormat/>
+    <w:uiPriority w:val="0"/>
     <w:pPr>
       <w:keepNext/>
       <w:keepLines/>
@@ -11656,19 +11783,21 @@
       <w:outlineLvl w:val="8"/>
     </w:pPr>
     <w:rPr>
-      <w:rFonts w:ascii="Arial" w:eastAsia="黑体" w:hAnsi="Arial"/>
+      <w:rFonts w:ascii="Arial" w:hAnsi="Arial" w:eastAsia="黑体"/>
       <w:sz w:val="21"/>
     </w:rPr>
   </w:style>
-  <w:style w:type="character" w:default="1" w:styleId="DefaultParagraphFont">
+  <w:style w:type="character" w:default="1" w:styleId="33">
     <w:name w:val="Default Paragraph Font"/>
     <w:semiHidden/>
     <w:qFormat/>
+    <w:uiPriority w:val="0"/>
   </w:style>
-  <w:style w:type="table" w:default="1" w:styleId="TableNormal">
+  <w:style w:type="table" w:default="1" w:styleId="31">
     <w:name w:val="Normal Table"/>
     <w:semiHidden/>
     <w:qFormat/>
+    <w:uiPriority w:val="0"/>
     <w:tblPr>
       <w:tblCellMar>
         <w:top w:w="0" w:type="dxa"/>
@@ -11678,91 +11807,101 @@
       </w:tblCellMar>
     </w:tblPr>
   </w:style>
-  <w:style w:type="paragraph" w:styleId="NormalIndent">
+  <w:style w:type="paragraph" w:styleId="11">
     <w:name w:val="Normal Indent"/>
-    <w:basedOn w:val="Normal"/>
+    <w:basedOn w:val="1"/>
     <w:qFormat/>
+    <w:uiPriority w:val="0"/>
     <w:pPr>
       <w:ind w:firstLine="420" w:firstLineChars="200"/>
     </w:pPr>
   </w:style>
-  <w:style w:type="paragraph" w:styleId="Caption">
+  <w:style w:type="paragraph" w:styleId="12">
     <w:name w:val="caption"/>
-    <w:basedOn w:val="Normal"/>
-    <w:next w:val="Normal"/>
+    <w:basedOn w:val="1"/>
+    <w:next w:val="1"/>
     <w:semiHidden/>
     <w:unhideWhenUsed/>
     <w:qFormat/>
+    <w:uiPriority w:val="0"/>
     <w:rPr>
-      <w:rFonts w:ascii="Arial" w:eastAsia="黑体" w:hAnsi="Arial"/>
+      <w:rFonts w:ascii="Arial" w:hAnsi="Arial" w:eastAsia="黑体"/>
       <w:sz w:val="20"/>
     </w:rPr>
   </w:style>
-  <w:style w:type="paragraph" w:styleId="CommentText">
+  <w:style w:type="paragraph" w:styleId="13">
     <w:name w:val="annotation text"/>
-    <w:basedOn w:val="Normal"/>
+    <w:basedOn w:val="1"/>
     <w:qFormat/>
+    <w:uiPriority w:val="0"/>
     <w:pPr>
       <w:jc w:val="left"/>
     </w:pPr>
   </w:style>
-  <w:style w:type="paragraph" w:styleId="Salutation">
+  <w:style w:type="paragraph" w:styleId="14">
     <w:name w:val="Salutation"/>
-    <w:basedOn w:val="Normal"/>
-    <w:next w:val="Normal"/>
+    <w:basedOn w:val="1"/>
+    <w:next w:val="1"/>
     <w:qFormat/>
+    <w:uiPriority w:val="0"/>
   </w:style>
-  <w:style w:type="paragraph" w:styleId="BodyText">
+  <w:style w:type="paragraph" w:styleId="15">
     <w:name w:val="Body Text"/>
-    <w:basedOn w:val="Normal"/>
+    <w:basedOn w:val="1"/>
     <w:semiHidden/>
     <w:qFormat/>
+    <w:uiPriority w:val="0"/>
     <w:rPr>
-      <w:rFonts w:ascii="Arial" w:eastAsia="Arial" w:hAnsi="Arial" w:cs="Arial"/>
+      <w:rFonts w:ascii="Arial" w:hAnsi="Arial" w:eastAsia="Arial" w:cs="Arial"/>
       <w:sz w:val="21"/>
       <w:szCs w:val="21"/>
       <w:lang w:val="en-US" w:eastAsia="en-US" w:bidi="ar-SA"/>
     </w:rPr>
   </w:style>
-  <w:style w:type="paragraph" w:styleId="TOC3">
+  <w:style w:type="paragraph" w:styleId="16">
     <w:name w:val="toc 3"/>
-    <w:basedOn w:val="Normal"/>
-    <w:next w:val="Normal"/>
+    <w:basedOn w:val="1"/>
+    <w:next w:val="1"/>
     <w:qFormat/>
+    <w:uiPriority w:val="0"/>
     <w:pPr>
       <w:ind w:left="840" w:leftChars="400"/>
     </w:pPr>
   </w:style>
-  <w:style w:type="paragraph" w:styleId="Date">
+  <w:style w:type="paragraph" w:styleId="17">
     <w:name w:val="Date"/>
-    <w:basedOn w:val="Normal"/>
-    <w:next w:val="Normal"/>
+    <w:basedOn w:val="1"/>
+    <w:next w:val="1"/>
     <w:qFormat/>
+    <w:uiPriority w:val="0"/>
     <w:pPr>
       <w:ind w:left="100" w:leftChars="2500"/>
     </w:pPr>
   </w:style>
-  <w:style w:type="paragraph" w:styleId="EndnoteText">
+  <w:style w:type="paragraph" w:styleId="18">
     <w:name w:val="endnote text"/>
-    <w:basedOn w:val="Normal"/>
+    <w:basedOn w:val="1"/>
     <w:qFormat/>
+    <w:uiPriority w:val="0"/>
     <w:pPr>
       <w:snapToGrid w:val="0"/>
       <w:jc w:val="left"/>
     </w:pPr>
   </w:style>
-  <w:style w:type="paragraph" w:styleId="BalloonText">
+  <w:style w:type="paragraph" w:styleId="19">
     <w:name w:val="Balloon Text"/>
-    <w:basedOn w:val="Normal"/>
+    <w:basedOn w:val="1"/>
     <w:qFormat/>
+    <w:uiPriority w:val="0"/>
     <w:rPr>
       <w:sz w:val="18"/>
     </w:rPr>
   </w:style>
-  <w:style w:type="paragraph" w:styleId="Footer">
+  <w:style w:type="paragraph" w:styleId="20">
     <w:name w:val="footer"/>
-    <w:basedOn w:val="Normal"/>
+    <w:basedOn w:val="1"/>
     <w:qFormat/>
+    <w:uiPriority w:val="0"/>
     <w:pPr>
       <w:tabs>
         <w:tab w:val="center" w:pos="4153"/>
@@ -11775,16 +11914,17 @@
       <w:sz w:val="18"/>
     </w:rPr>
   </w:style>
-  <w:style w:type="paragraph" w:styleId="Header">
+  <w:style w:type="paragraph" w:styleId="21">
     <w:name w:val="header"/>
-    <w:basedOn w:val="Normal"/>
+    <w:basedOn w:val="1"/>
     <w:qFormat/>
+    <w:uiPriority w:val="0"/>
     <w:pPr>
       <w:pBdr>
-        <w:top w:val="nil"/>
-        <w:left w:val="nil"/>
-        <w:bottom w:val="nil"/>
-        <w:right w:val="nil"/>
+        <w:top w:val="none" w:color="auto" w:sz="0" w:space="0"/>
+        <w:left w:val="none" w:color="auto" w:sz="0" w:space="0"/>
+        <w:bottom w:val="none" w:color="auto" w:sz="0" w:space="0"/>
+        <w:right w:val="none" w:color="auto" w:sz="0" w:space="0"/>
       </w:pBdr>
       <w:tabs>
         <w:tab w:val="center" w:pos="4153"/>
@@ -11799,28 +11939,31 @@
       <w:sz w:val="18"/>
     </w:rPr>
   </w:style>
-  <w:style w:type="paragraph" w:styleId="Signature">
+  <w:style w:type="paragraph" w:styleId="22">
     <w:name w:val="Signature"/>
-    <w:basedOn w:val="Normal"/>
+    <w:basedOn w:val="1"/>
     <w:qFormat/>
+    <w:uiPriority w:val="0"/>
     <w:pPr>
       <w:ind w:left="100" w:leftChars="2100"/>
     </w:pPr>
   </w:style>
-  <w:style w:type="paragraph" w:styleId="TOC1">
+  <w:style w:type="paragraph" w:styleId="23">
     <w:name w:val="toc 1"/>
-    <w:basedOn w:val="Normal"/>
-    <w:next w:val="Normal"/>
+    <w:basedOn w:val="1"/>
+    <w:next w:val="1"/>
     <w:qFormat/>
+    <w:uiPriority w:val="0"/>
     <w:rPr>
-      <w:rFonts w:ascii="Arial" w:eastAsia="Microsoft JhengHei" w:hAnsi="Arial"/>
+      <w:rFonts w:ascii="Arial" w:hAnsi="Arial" w:eastAsia="Microsoft JhengHei"/>
       <w:sz w:val="24"/>
     </w:rPr>
   </w:style>
-  <w:style w:type="paragraph" w:styleId="Subtitle">
+  <w:style w:type="paragraph" w:styleId="24">
     <w:name w:val="Subtitle"/>
-    <w:basedOn w:val="Normal"/>
+    <w:basedOn w:val="1"/>
     <w:qFormat/>
+    <w:uiPriority w:val="0"/>
     <w:pPr>
       <w:spacing w:before="240" w:beforeLines="0" w:beforeAutospacing="0" w:after="60" w:afterLines="0" w:afterAutospacing="0" w:line="312" w:lineRule="auto"/>
       <w:jc w:val="center"/>
@@ -11833,10 +11976,11 @@
       <w:sz w:val="32"/>
     </w:rPr>
   </w:style>
-  <w:style w:type="paragraph" w:styleId="FootnoteText">
+  <w:style w:type="paragraph" w:styleId="25">
     <w:name w:val="footnote text"/>
-    <w:basedOn w:val="Normal"/>
+    <w:basedOn w:val="1"/>
     <w:qFormat/>
+    <w:uiPriority w:val="0"/>
     <w:pPr>
       <w:snapToGrid w:val="0"/>
       <w:jc w:val="left"/>
@@ -11845,36 +11989,40 @@
       <w:sz w:val="18"/>
     </w:rPr>
   </w:style>
-  <w:style w:type="paragraph" w:styleId="TOC2">
+  <w:style w:type="paragraph" w:styleId="26">
     <w:name w:val="toc 2"/>
-    <w:basedOn w:val="Normal"/>
-    <w:next w:val="Normal"/>
+    <w:basedOn w:val="1"/>
+    <w:next w:val="1"/>
     <w:qFormat/>
+    <w:uiPriority w:val="0"/>
     <w:pPr>
       <w:ind w:left="420" w:leftChars="200"/>
     </w:pPr>
   </w:style>
-  <w:style w:type="paragraph" w:styleId="HTMLPreformatted">
+  <w:style w:type="paragraph" w:styleId="27">
     <w:name w:val="HTML Preformatted"/>
-    <w:basedOn w:val="Normal"/>
+    <w:basedOn w:val="1"/>
     <w:qFormat/>
+    <w:uiPriority w:val="0"/>
     <w:rPr>
       <w:rFonts w:ascii="Courier New" w:hAnsi="Courier New"/>
       <w:sz w:val="20"/>
     </w:rPr>
   </w:style>
-  <w:style w:type="paragraph" w:styleId="NormalWeb">
+  <w:style w:type="paragraph" w:styleId="28">
     <w:name w:val="Normal (Web)"/>
-    <w:basedOn w:val="Normal"/>
+    <w:basedOn w:val="1"/>
     <w:qFormat/>
+    <w:uiPriority w:val="0"/>
     <w:rPr>
       <w:sz w:val="24"/>
     </w:rPr>
   </w:style>
-  <w:style w:type="paragraph" w:styleId="Title">
+  <w:style w:type="paragraph" w:styleId="29">
     <w:name w:val="Title"/>
-    <w:basedOn w:val="Normal"/>
+    <w:basedOn w:val="1"/>
     <w:qFormat/>
+    <w:uiPriority w:val="0"/>
     <w:pPr>
       <w:spacing w:before="240" w:beforeLines="0" w:beforeAutospacing="0" w:after="60" w:afterLines="0" w:afterAutospacing="0"/>
       <w:jc w:val="center"/>
@@ -11886,123 +12034,134 @@
       <w:sz w:val="32"/>
     </w:rPr>
   </w:style>
-  <w:style w:type="paragraph" w:styleId="CommentSubject">
+  <w:style w:type="paragraph" w:styleId="30">
     <w:name w:val="annotation subject"/>
-    <w:basedOn w:val="CommentText"/>
-    <w:next w:val="CommentText"/>
+    <w:basedOn w:val="13"/>
+    <w:next w:val="13"/>
     <w:qFormat/>
+    <w:uiPriority w:val="0"/>
     <w:rPr>
       <w:b/>
     </w:rPr>
   </w:style>
-  <w:style w:type="table" w:styleId="TableGrid">
+  <w:style w:type="table" w:styleId="32">
     <w:name w:val="Table Grid"/>
-    <w:basedOn w:val="TableNormal"/>
+    <w:basedOn w:val="31"/>
     <w:qFormat/>
+    <w:uiPriority w:val="0"/>
     <w:pPr>
       <w:widowControl w:val="0"/>
       <w:jc w:val="both"/>
     </w:pPr>
     <w:tblPr>
       <w:tblBorders>
-        <w:top w:val="single" w:sz="4" w:space="0" w:color="auto"/>
-        <w:left w:val="single" w:sz="4" w:space="0" w:color="auto"/>
-        <w:bottom w:val="single" w:sz="4" w:space="0" w:color="auto"/>
-        <w:right w:val="single" w:sz="4" w:space="0" w:color="auto"/>
-        <w:insideH w:val="single" w:sz="4" w:space="0" w:color="auto"/>
-        <w:insideV w:val="single" w:sz="4" w:space="0" w:color="auto"/>
+        <w:top w:val="single" w:color="auto" w:sz="4" w:space="0"/>
+        <w:left w:val="single" w:color="auto" w:sz="4" w:space="0"/>
+        <w:bottom w:val="single" w:color="auto" w:sz="4" w:space="0"/>
+        <w:right w:val="single" w:color="auto" w:sz="4" w:space="0"/>
+        <w:insideH w:val="single" w:color="auto" w:sz="4" w:space="0"/>
+        <w:insideV w:val="single" w:color="auto" w:sz="4" w:space="0"/>
       </w:tblBorders>
     </w:tblPr>
   </w:style>
-  <w:style w:type="character" w:styleId="Strong">
+  <w:style w:type="character" w:styleId="34">
     <w:name w:val="Strong"/>
-    <w:basedOn w:val="DefaultParagraphFont"/>
+    <w:basedOn w:val="33"/>
     <w:qFormat/>
+    <w:uiPriority w:val="0"/>
     <w:rPr>
       <w:b/>
     </w:rPr>
   </w:style>
-  <w:style w:type="character" w:styleId="EndnoteReference">
+  <w:style w:type="character" w:styleId="35">
     <w:name w:val="endnote reference"/>
-    <w:basedOn w:val="DefaultParagraphFont"/>
+    <w:basedOn w:val="33"/>
     <w:qFormat/>
+    <w:uiPriority w:val="0"/>
     <w:rPr>
       <w:vertAlign w:val="superscript"/>
     </w:rPr>
   </w:style>
-  <w:style w:type="character" w:styleId="PageNumber">
+  <w:style w:type="character" w:styleId="36">
     <w:name w:val="page number"/>
-    <w:basedOn w:val="DefaultParagraphFont"/>
+    <w:basedOn w:val="33"/>
     <w:qFormat/>
+    <w:uiPriority w:val="0"/>
   </w:style>
-  <w:style w:type="character" w:styleId="FollowedHyperlink">
+  <w:style w:type="character" w:styleId="37">
     <w:name w:val="FollowedHyperlink"/>
-    <w:basedOn w:val="DefaultParagraphFont"/>
+    <w:basedOn w:val="33"/>
     <w:qFormat/>
+    <w:uiPriority w:val="0"/>
     <w:rPr>
       <w:color w:val="800080"/>
       <w:u w:val="single"/>
     </w:rPr>
   </w:style>
-  <w:style w:type="character" w:styleId="Emphasis">
+  <w:style w:type="character" w:styleId="38">
     <w:name w:val="Emphasis"/>
-    <w:basedOn w:val="DefaultParagraphFont"/>
+    <w:basedOn w:val="33"/>
     <w:qFormat/>
+    <w:uiPriority w:val="0"/>
     <w:rPr>
       <w:i/>
     </w:rPr>
   </w:style>
-  <w:style w:type="character" w:styleId="Hyperlink">
+  <w:style w:type="character" w:styleId="39">
     <w:name w:val="Hyperlink"/>
-    <w:basedOn w:val="DefaultParagraphFont"/>
+    <w:basedOn w:val="33"/>
     <w:qFormat/>
+    <w:uiPriority w:val="0"/>
     <w:rPr>
       <w:color w:val="0000FF"/>
       <w:u w:val="single"/>
     </w:rPr>
   </w:style>
-  <w:style w:type="character" w:styleId="CommentReference">
+  <w:style w:type="character" w:styleId="40">
     <w:name w:val="annotation reference"/>
-    <w:basedOn w:val="DefaultParagraphFont"/>
+    <w:basedOn w:val="33"/>
     <w:qFormat/>
+    <w:uiPriority w:val="0"/>
     <w:rPr>
       <w:sz w:val="21"/>
     </w:rPr>
   </w:style>
-  <w:style w:type="character" w:styleId="FootnoteReference">
+  <w:style w:type="character" w:styleId="41">
     <w:name w:val="footnote reference"/>
-    <w:basedOn w:val="DefaultParagraphFont"/>
+    <w:basedOn w:val="33"/>
     <w:qFormat/>
+    <w:uiPriority w:val="0"/>
     <w:rPr>
       <w:vertAlign w:val="superscript"/>
     </w:rPr>
   </w:style>
-  <w:style w:type="paragraph" w:styleId="NoSpacing">
+  <w:style w:type="paragraph" w:styleId="42">
     <w:name w:val="No Spacing"/>
+    <w:qFormat/>
     <w:uiPriority w:val="99"/>
-    <w:qFormat/>
     <w:rPr>
-      <w:rFonts w:ascii="Calibri" w:eastAsia="宋体" w:hAnsi="Calibri" w:cs="Times New Roman"/>
+      <w:rFonts w:ascii="Calibri" w:hAnsi="Calibri" w:eastAsia="宋体" w:cs="Times New Roman"/>
       <w:sz w:val="22"/>
       <w:szCs w:val="22"/>
       <w:lang w:val="en-US" w:eastAsia="zh-CN" w:bidi="ar-SA"/>
     </w:rPr>
   </w:style>
-  <w:style w:type="character" w:customStyle="1" w:styleId="2Char">
+  <w:style w:type="character" w:customStyle="1" w:styleId="43">
     <w:name w:val="标题 2 Char"/>
-    <w:link w:val="Heading2"/>
+    <w:link w:val="3"/>
     <w:qFormat/>
+    <w:uiPriority w:val="0"/>
     <w:rPr>
-      <w:rFonts w:ascii="Arial" w:eastAsia="黑体" w:hAnsi="Arial"/>
+      <w:rFonts w:ascii="Arial" w:hAnsi="Arial" w:eastAsia="黑体"/>
       <w:b/>
       <w:sz w:val="32"/>
     </w:rPr>
   </w:style>
-  <w:style w:type="paragraph" w:customStyle="1" w:styleId="TableParagraph">
+  <w:style w:type="paragraph" w:customStyle="1" w:styleId="44">
     <w:name w:val="Table Paragraph"/>
-    <w:basedOn w:val="Normal"/>
+    <w:basedOn w:val="1"/>
+    <w:qFormat/>
     <w:uiPriority w:val="1"/>
-    <w:qFormat/>
     <w:pPr>
       <w:autoSpaceDE w:val="0"/>
       <w:autoSpaceDN w:val="0"/>
@@ -12018,11 +12177,12 @@
       <w:lang w:val="zh-CN" w:bidi="zh-CN"/>
     </w:rPr>
   </w:style>
-  <w:style w:type="table" w:customStyle="1" w:styleId="TableNormal0">
+  <w:style w:type="table" w:customStyle="1" w:styleId="45">
     <w:name w:val="Table Normal_0"/>
     <w:semiHidden/>
     <w:unhideWhenUsed/>
     <w:qFormat/>
+    <w:uiPriority w:val="0"/>
     <w:tblPr>
       <w:tblCellMar>
         <w:top w:w="0" w:type="dxa"/>
@@ -12032,81 +12192,87 @@
       </w:tblCellMar>
     </w:tblPr>
   </w:style>
-  <w:style w:type="paragraph" w:customStyle="1" w:styleId="TableText">
+  <w:style w:type="paragraph" w:customStyle="1" w:styleId="46">
     <w:name w:val="Table Text"/>
-    <w:basedOn w:val="Normal"/>
+    <w:basedOn w:val="1"/>
     <w:semiHidden/>
     <w:qFormat/>
+    <w:uiPriority w:val="0"/>
     <w:rPr>
-      <w:rFonts w:ascii="宋体" w:eastAsia="宋体" w:hAnsi="宋体" w:cs="宋体"/>
+      <w:rFonts w:ascii="宋体" w:hAnsi="宋体" w:eastAsia="宋体" w:cs="宋体"/>
       <w:sz w:val="21"/>
       <w:szCs w:val="21"/>
       <w:lang w:val="en-US" w:eastAsia="en-US" w:bidi="ar-SA"/>
     </w:rPr>
   </w:style>
-  <w:style w:type="paragraph" w:customStyle="1" w:styleId="1">
+  <w:style w:type="paragraph" w:customStyle="1" w:styleId="47">
     <w:name w:val="柴_标题1"/>
-    <w:basedOn w:val="Heading1"/>
-    <w:next w:val="a"/>
-    <w:link w:val="1Char"/>
+    <w:basedOn w:val="2"/>
+    <w:next w:val="48"/>
+    <w:link w:val="59"/>
     <w:qFormat/>
+    <w:uiPriority w:val="0"/>
     <w:pPr>
       <w:spacing w:before="100" w:after="90" w:line="360" w:lineRule="auto"/>
     </w:pPr>
     <w:rPr>
-      <w:rFonts w:ascii="Arial" w:eastAsia="宋体" w:hAnsi="Arial"/>
+      <w:rFonts w:ascii="Arial" w:hAnsi="Arial" w:eastAsia="宋体"/>
       <w:sz w:val="32"/>
     </w:rPr>
   </w:style>
-  <w:style w:type="paragraph" w:customStyle="1" w:styleId="a">
+  <w:style w:type="paragraph" w:customStyle="1" w:styleId="48">
     <w:name w:val="柴_正文"/>
-    <w:basedOn w:val="BodyText"/>
-    <w:link w:val="Char"/>
+    <w:basedOn w:val="15"/>
+    <w:link w:val="62"/>
     <w:qFormat/>
+    <w:uiPriority w:val="0"/>
     <w:pPr>
       <w:spacing w:line="360" w:lineRule="auto"/>
       <w:ind w:firstLine="470" w:firstLineChars="200"/>
     </w:pPr>
     <w:rPr>
-      <w:rFonts w:ascii="Arial" w:eastAsia="宋体" w:hAnsi="Arial"/>
+      <w:rFonts w:ascii="Arial" w:hAnsi="Arial" w:eastAsia="宋体"/>
       <w:sz w:val="24"/>
       <w:lang w:eastAsia="zh-CN"/>
     </w:rPr>
   </w:style>
-  <w:style w:type="paragraph" w:customStyle="1" w:styleId="2">
+  <w:style w:type="paragraph" w:customStyle="1" w:styleId="49">
     <w:name w:val="柴_标题2"/>
-    <w:basedOn w:val="Heading2"/>
-    <w:next w:val="a"/>
+    <w:basedOn w:val="3"/>
+    <w:next w:val="48"/>
     <w:qFormat/>
+    <w:uiPriority w:val="0"/>
     <w:pPr>
       <w:spacing w:line="360" w:lineRule="auto"/>
     </w:pPr>
     <w:rPr>
-      <w:rFonts w:ascii="Arial" w:eastAsia="宋体" w:hAnsi="Arial"/>
+      <w:rFonts w:ascii="Arial" w:hAnsi="Arial" w:eastAsia="宋体"/>
       <w:sz w:val="28"/>
     </w:rPr>
   </w:style>
-  <w:style w:type="paragraph" w:customStyle="1" w:styleId="3">
+  <w:style w:type="paragraph" w:customStyle="1" w:styleId="50">
     <w:name w:val="柴_标题3"/>
-    <w:basedOn w:val="Heading3"/>
-    <w:next w:val="a"/>
+    <w:basedOn w:val="4"/>
+    <w:next w:val="48"/>
     <w:qFormat/>
+    <w:uiPriority w:val="0"/>
     <w:pPr>
       <w:spacing w:line="360" w:lineRule="auto"/>
       <w:ind w:left="0" w:firstLine="472" w:firstLineChars="200"/>
     </w:pPr>
     <w:rPr>
-      <w:rFonts w:ascii="宋体" w:eastAsia="宋体" w:hAnsi="宋体" w:cs="宋体"/>
+      <w:rFonts w:ascii="宋体" w:hAnsi="宋体" w:eastAsia="宋体" w:cs="宋体"/>
       <w:spacing w:val="-2"/>
       <w:sz w:val="24"/>
       <w:szCs w:val="24"/>
     </w:rPr>
   </w:style>
-  <w:style w:type="paragraph" w:customStyle="1" w:styleId="a0">
+  <w:style w:type="paragraph" w:customStyle="1" w:styleId="51">
     <w:name w:val="柴_目录"/>
-    <w:basedOn w:val="Normal"/>
-    <w:next w:val="BodyText"/>
+    <w:basedOn w:val="1"/>
+    <w:next w:val="15"/>
     <w:qFormat/>
+    <w:uiPriority w:val="0"/>
     <w:pPr>
       <w:tabs>
         <w:tab w:val="right" w:leader="dot" w:pos="8442"/>
@@ -12114,89 +12280,96 @@
       <w:ind w:left="0" w:leftChars="0"/>
     </w:pPr>
     <w:rPr>
-      <w:rFonts w:ascii="Arial" w:eastAsia="Microsoft JhengHei" w:hAnsi="Arial"/>
+      <w:rFonts w:ascii="Arial" w:hAnsi="Arial" w:eastAsia="Microsoft JhengHei"/>
       <w:sz w:val="24"/>
     </w:rPr>
   </w:style>
-  <w:style w:type="paragraph" w:customStyle="1" w:styleId="a1">
+  <w:style w:type="paragraph" w:customStyle="1" w:styleId="52">
     <w:name w:val="柴_公司名"/>
-    <w:basedOn w:val="Title"/>
+    <w:basedOn w:val="29"/>
     <w:qFormat/>
+    <w:uiPriority w:val="0"/>
     <w:pPr>
       <w:spacing w:after="600" w:afterLines="600"/>
     </w:pPr>
     <w:rPr>
-      <w:rFonts w:ascii="宋体" w:eastAsia="宋体" w:hAnsi="宋体" w:cs="宋体" w:hint="eastAsia"/>
+      <w:rFonts w:hint="eastAsia" w:ascii="宋体" w:hAnsi="宋体" w:eastAsia="宋体" w:cs="宋体"/>
       <w:bCs/>
       <w:spacing w:val="-6"/>
       <w:sz w:val="52"/>
       <w:szCs w:val="52"/>
     </w:rPr>
   </w:style>
-  <w:style w:type="paragraph" w:customStyle="1" w:styleId="a2">
+  <w:style w:type="paragraph" w:customStyle="1" w:styleId="53">
     <w:name w:val="柴_文档名"/>
-    <w:basedOn w:val="Title"/>
+    <w:basedOn w:val="29"/>
     <w:qFormat/>
+    <w:uiPriority w:val="0"/>
     <w:pPr>
       <w:spacing w:after="900" w:afterLines="900"/>
     </w:pPr>
     <w:rPr>
-      <w:rFonts w:ascii="黑体" w:eastAsia="黑体" w:hAnsi="黑体" w:cs="黑体"/>
+      <w:rFonts w:ascii="黑体" w:hAnsi="黑体" w:eastAsia="黑体" w:cs="黑体"/>
       <w:bCs/>
       <w:spacing w:val="-7"/>
       <w:sz w:val="52"/>
       <w:szCs w:val="52"/>
     </w:rPr>
   </w:style>
-  <w:style w:type="paragraph" w:customStyle="1" w:styleId="WPSOffice1">
+  <w:style w:type="paragraph" w:customStyle="1" w:styleId="54">
     <w:name w:val="WPSOffice手动目录 1"/>
     <w:qFormat/>
+    <w:uiPriority w:val="0"/>
     <w:pPr>
       <w:ind w:leftChars="0"/>
     </w:pPr>
     <w:rPr>
-      <w:rFonts w:ascii="Times New Roman" w:eastAsia="宋体" w:hAnsi="Times New Roman" w:cs="Times New Roman"/>
+      <w:rFonts w:ascii="Times New Roman" w:hAnsi="Times New Roman" w:eastAsia="宋体" w:cs="Times New Roman"/>
       <w:sz w:val="20"/>
       <w:szCs w:val="20"/>
     </w:rPr>
   </w:style>
-  <w:style w:type="paragraph" w:customStyle="1" w:styleId="WPSOffice2">
+  <w:style w:type="paragraph" w:customStyle="1" w:styleId="55">
     <w:name w:val="WPSOffice手动目录 2"/>
     <w:qFormat/>
+    <w:uiPriority w:val="0"/>
     <w:pPr>
       <w:ind w:leftChars="200"/>
     </w:pPr>
     <w:rPr>
-      <w:rFonts w:ascii="Times New Roman" w:eastAsia="宋体" w:hAnsi="Times New Roman" w:cs="Times New Roman"/>
+      <w:rFonts w:ascii="Times New Roman" w:hAnsi="Times New Roman" w:eastAsia="宋体" w:cs="Times New Roman"/>
       <w:sz w:val="20"/>
       <w:szCs w:val="20"/>
     </w:rPr>
   </w:style>
-  <w:style w:type="paragraph" w:customStyle="1" w:styleId="WPSOffice3">
+  <w:style w:type="paragraph" w:customStyle="1" w:styleId="56">
     <w:name w:val="WPSOffice手动目录 3"/>
     <w:qFormat/>
+    <w:uiPriority w:val="0"/>
     <w:pPr>
       <w:ind w:leftChars="400"/>
     </w:pPr>
     <w:rPr>
-      <w:rFonts w:ascii="Times New Roman" w:eastAsia="宋体" w:hAnsi="Times New Roman" w:cs="Times New Roman"/>
+      <w:rFonts w:ascii="Times New Roman" w:hAnsi="Times New Roman" w:eastAsia="宋体" w:cs="Times New Roman"/>
       <w:sz w:val="20"/>
       <w:szCs w:val="20"/>
     </w:rPr>
   </w:style>
-  <w:style w:type="paragraph" w:customStyle="1" w:styleId="Compact">
+  <w:style w:type="paragraph" w:customStyle="1" w:styleId="57">
     <w:name w:val="Compact"/>
-    <w:basedOn w:val="BodyText"/>
+    <w:basedOn w:val="15"/>
     <w:qFormat/>
+    <w:uiPriority w:val="0"/>
     <w:pPr>
       <w:spacing w:before="36" w:after="36"/>
     </w:pPr>
   </w:style>
-  <w:style w:type="table" w:customStyle="1" w:styleId="Table">
+  <w:style w:type="table" w:customStyle="1" w:styleId="58">
     <w:name w:val="Table"/>
     <w:semiHidden/>
     <w:unhideWhenUsed/>
     <w:qFormat/>
+    <w:uiPriority w:val="0"/>
     <w:tblPr>
       <w:tblCellMar>
         <w:top w:w="0" w:type="dxa"/>
@@ -12208,25 +12381,27 @@
     <w:tblStylePr w:type="firstRow">
       <w:tcPr>
         <w:tcBorders>
-          <w:bottom w:val="single" w:sz="0" w:space="0" w:color="auto"/>
+          <w:bottom w:val="single" w:color="auto" w:sz="0" w:space="0"/>
         </w:tcBorders>
         <w:vAlign w:val="bottom"/>
       </w:tcPr>
     </w:tblStylePr>
   </w:style>
-  <w:style w:type="character" w:customStyle="1" w:styleId="1Char">
+  <w:style w:type="character" w:customStyle="1" w:styleId="59">
     <w:name w:val="柴_标题1 Char"/>
-    <w:link w:val="1"/>
+    <w:link w:val="47"/>
     <w:qFormat/>
+    <w:uiPriority w:val="0"/>
     <w:rPr>
-      <w:rFonts w:ascii="Arial" w:eastAsia="宋体" w:hAnsi="Arial"/>
+      <w:rFonts w:ascii="Arial" w:hAnsi="Arial" w:eastAsia="宋体"/>
       <w:sz w:val="32"/>
     </w:rPr>
   </w:style>
-  <w:style w:type="paragraph" w:customStyle="1" w:styleId="a3">
+  <w:style w:type="paragraph" w:customStyle="1" w:styleId="60">
     <w:name w:val="柴_正文_无缩进"/>
-    <w:basedOn w:val="Normal"/>
+    <w:basedOn w:val="1"/>
     <w:qFormat/>
+    <w:uiPriority w:val="0"/>
     <w:pPr>
       <w:ind w:firstLine="0" w:firstLineChars="0"/>
     </w:pPr>
@@ -12236,29 +12411,31 @@
       <w:lang w:eastAsia="zh-CN"/>
     </w:rPr>
   </w:style>
-  <w:style w:type="paragraph" w:customStyle="1" w:styleId="4">
+  <w:style w:type="paragraph" w:customStyle="1" w:styleId="61">
     <w:name w:val="柴_标题4"/>
-    <w:basedOn w:val="Heading4"/>
-    <w:next w:val="Normal"/>
+    <w:basedOn w:val="5"/>
+    <w:next w:val="1"/>
     <w:qFormat/>
+    <w:uiPriority w:val="0"/>
     <w:pPr>
       <w:widowControl w:val="0"/>
       <w:spacing w:before="160" w:line="360" w:lineRule="auto"/>
-      <w:ind w:left="981" w:hanging="862" w:leftChars="300"/>
+      <w:ind w:left="981" w:leftChars="300" w:hanging="862"/>
     </w:pPr>
     <w:rPr>
-      <w:rFonts w:ascii="Calibri" w:eastAsia="宋体" w:hAnsi="Calibri" w:cs="宋体" w:hint="eastAsia"/>
+      <w:rFonts w:hint="eastAsia" w:ascii="Calibri" w:hAnsi="Calibri" w:eastAsia="宋体" w:cs="宋体"/>
       <w:sz w:val="24"/>
       <w:szCs w:val="24"/>
       <w:lang w:eastAsia="zh-CN" w:bidi="zh-CN"/>
     </w:rPr>
   </w:style>
-  <w:style w:type="character" w:customStyle="1" w:styleId="Char">
+  <w:style w:type="character" w:customStyle="1" w:styleId="62">
     <w:name w:val="柴_正文 Char"/>
-    <w:link w:val="a"/>
+    <w:link w:val="48"/>
     <w:qFormat/>
+    <w:uiPriority w:val="0"/>
     <w:rPr>
-      <w:rFonts w:ascii="Arial" w:eastAsia="宋体" w:hAnsi="Arial"/>
+      <w:rFonts w:ascii="Arial" w:hAnsi="Arial" w:eastAsia="宋体"/>
       <w:sz w:val="24"/>
       <w:lang w:eastAsia="zh-CN"/>
     </w:rPr>

--- a/6-过程管理/运行记录类文件/060202-过程框架设计需求分析报告.docx
+++ b/6-过程管理/运行记录类文件/060202-过程框架设计需求分析报告.docx
@@ -52,7 +52,7 @@
           <w:lang w:val="en-US"/>
         </w:rPr>
       </w:pPr>
-      <w:bookmarkStart w:id="0" w:name="_Toc1867"/>
+      <w:bookmarkStart w:id="0" w:name="_Toc8168"/>
       <w:r>
         <w:rPr>
           <w:rFonts w:hint="eastAsia"/>
@@ -74,7 +74,7 @@
         <w:topLinePunct w:val="0"/>
         <w:bidi w:val="0"/>
       </w:pPr>
-      <w:bookmarkStart w:id="1" w:name="_Toc24142"/>
+      <w:bookmarkStart w:id="1" w:name="_Toc6466"/>
       <w:r>
         <w:t>中达丰集团有限公司</w:t>
       </w:r>
@@ -212,7 +212,7 @@
           <w:szCs w:val="21"/>
         </w:rPr>
       </w:pPr>
-      <w:bookmarkStart w:id="2" w:name="_Toc10994"/>
+      <w:bookmarkStart w:id="2" w:name="_Toc27168"/>
       <w:r>
         <w:rPr>
           <w:rFonts w:ascii="宋体" w:hAnsi="宋体" w:eastAsia="宋体" w:cs="宋体"/>
@@ -1404,7 +1404,7 @@
               <w:rFonts w:hint="eastAsia" w:ascii="Microsoft JhengHei" w:hAnsi="Microsoft JhengHei" w:eastAsia="Microsoft JhengHei" w:cs="Microsoft JhengHei"/>
               <w:szCs w:val="24"/>
             </w:rPr>
-            <w:instrText xml:space="preserve"> HYPERLINK \l _Toc1867 </w:instrText>
+            <w:instrText xml:space="preserve"> HYPERLINK \l _Toc8168 </w:instrText>
           </w:r>
           <w:r>
             <w:rPr>
@@ -1427,7 +1427,7 @@
             <w:fldChar w:fldCharType="begin"/>
           </w:r>
           <w:r>
-            <w:instrText xml:space="preserve"> PAGEREF _Toc1867 \h </w:instrText>
+            <w:instrText xml:space="preserve"> PAGEREF _Toc8168 \h </w:instrText>
           </w:r>
           <w:r>
             <w:fldChar w:fldCharType="separate"/>
@@ -1465,7 +1465,7 @@
               <w:rFonts w:hint="eastAsia" w:ascii="Microsoft JhengHei" w:hAnsi="Microsoft JhengHei" w:eastAsia="Microsoft JhengHei" w:cs="Microsoft JhengHei"/>
               <w:szCs w:val="24"/>
             </w:rPr>
-            <w:instrText xml:space="preserve"> HYPERLINK \l _Toc24142 </w:instrText>
+            <w:instrText xml:space="preserve"> HYPERLINK \l _Toc6466 </w:instrText>
           </w:r>
           <w:r>
             <w:rPr>
@@ -1484,7 +1484,7 @@
             <w:fldChar w:fldCharType="begin"/>
           </w:r>
           <w:r>
-            <w:instrText xml:space="preserve"> PAGEREF _Toc24142 \h </w:instrText>
+            <w:instrText xml:space="preserve"> PAGEREF _Toc6466 \h </w:instrText>
           </w:r>
           <w:r>
             <w:fldChar w:fldCharType="separate"/>
@@ -1522,7 +1522,7 @@
               <w:rFonts w:hint="eastAsia" w:ascii="Microsoft JhengHei" w:hAnsi="Microsoft JhengHei" w:eastAsia="Microsoft JhengHei" w:cs="Microsoft JhengHei"/>
               <w:szCs w:val="24"/>
             </w:rPr>
-            <w:instrText xml:space="preserve"> HYPERLINK \l _Toc10994 </w:instrText>
+            <w:instrText xml:space="preserve"> HYPERLINK \l _Toc27168 </w:instrText>
           </w:r>
           <w:r>
             <w:rPr>
@@ -1546,7 +1546,7 @@
             <w:fldChar w:fldCharType="begin"/>
           </w:r>
           <w:r>
-            <w:instrText xml:space="preserve"> PAGEREF _Toc10994 \h </w:instrText>
+            <w:instrText xml:space="preserve"> PAGEREF _Toc27168 \h </w:instrText>
           </w:r>
           <w:r>
             <w:fldChar w:fldCharType="separate"/>
@@ -1584,7 +1584,7 @@
               <w:rFonts w:hint="eastAsia" w:ascii="Microsoft JhengHei" w:hAnsi="Microsoft JhengHei" w:eastAsia="Microsoft JhengHei" w:cs="Microsoft JhengHei"/>
               <w:szCs w:val="24"/>
             </w:rPr>
-            <w:instrText xml:space="preserve"> HYPERLINK \l _Toc11433 </w:instrText>
+            <w:instrText xml:space="preserve"> HYPERLINK \l _Toc25522 </w:instrText>
           </w:r>
           <w:r>
             <w:rPr>
@@ -1609,7 +1609,7 @@
             <w:fldChar w:fldCharType="begin"/>
           </w:r>
           <w:r>
-            <w:instrText xml:space="preserve"> PAGEREF _Toc11433 \h </w:instrText>
+            <w:instrText xml:space="preserve"> PAGEREF _Toc25522 \h </w:instrText>
           </w:r>
           <w:r>
             <w:fldChar w:fldCharType="separate"/>
@@ -1647,7 +1647,7 @@
               <w:rFonts w:hint="eastAsia" w:ascii="Microsoft JhengHei" w:hAnsi="Microsoft JhengHei" w:eastAsia="Microsoft JhengHei" w:cs="Microsoft JhengHei"/>
               <w:szCs w:val="24"/>
             </w:rPr>
-            <w:instrText xml:space="preserve"> HYPERLINK \l _Toc6799 </w:instrText>
+            <w:instrText xml:space="preserve"> HYPERLINK \l _Toc2473 </w:instrText>
           </w:r>
           <w:r>
             <w:rPr>
@@ -1672,7 +1672,7 @@
             <w:fldChar w:fldCharType="begin"/>
           </w:r>
           <w:r>
-            <w:instrText xml:space="preserve"> PAGEREF _Toc6799 \h </w:instrText>
+            <w:instrText xml:space="preserve"> PAGEREF _Toc2473 \h </w:instrText>
           </w:r>
           <w:r>
             <w:fldChar w:fldCharType="separate"/>
@@ -1710,7 +1710,7 @@
               <w:rFonts w:hint="eastAsia" w:ascii="Microsoft JhengHei" w:hAnsi="Microsoft JhengHei" w:eastAsia="Microsoft JhengHei" w:cs="Microsoft JhengHei"/>
               <w:szCs w:val="24"/>
             </w:rPr>
-            <w:instrText xml:space="preserve"> HYPERLINK \l _Toc14828 </w:instrText>
+            <w:instrText xml:space="preserve"> HYPERLINK \l _Toc6704 </w:instrText>
           </w:r>
           <w:r>
             <w:rPr>
@@ -1735,7 +1735,7 @@
             <w:fldChar w:fldCharType="begin"/>
           </w:r>
           <w:r>
-            <w:instrText xml:space="preserve"> PAGEREF _Toc14828 \h </w:instrText>
+            <w:instrText xml:space="preserve"> PAGEREF _Toc6704 \h </w:instrText>
           </w:r>
           <w:r>
             <w:fldChar w:fldCharType="separate"/>
@@ -1773,7 +1773,7 @@
               <w:rFonts w:hint="eastAsia" w:ascii="Microsoft JhengHei" w:hAnsi="Microsoft JhengHei" w:eastAsia="Microsoft JhengHei" w:cs="Microsoft JhengHei"/>
               <w:szCs w:val="24"/>
             </w:rPr>
-            <w:instrText xml:space="preserve"> HYPERLINK \l _Toc6680 </w:instrText>
+            <w:instrText xml:space="preserve"> HYPERLINK \l _Toc29189 </w:instrText>
           </w:r>
           <w:r>
             <w:rPr>
@@ -1798,7 +1798,7 @@
             <w:fldChar w:fldCharType="begin"/>
           </w:r>
           <w:r>
-            <w:instrText xml:space="preserve"> PAGEREF _Toc6680 \h </w:instrText>
+            <w:instrText xml:space="preserve"> PAGEREF _Toc29189 \h </w:instrText>
           </w:r>
           <w:r>
             <w:fldChar w:fldCharType="separate"/>
@@ -1836,7 +1836,7 @@
               <w:rFonts w:hint="eastAsia" w:ascii="Microsoft JhengHei" w:hAnsi="Microsoft JhengHei" w:eastAsia="Microsoft JhengHei" w:cs="Microsoft JhengHei"/>
               <w:szCs w:val="24"/>
             </w:rPr>
-            <w:instrText xml:space="preserve"> HYPERLINK \l _Toc4736 </w:instrText>
+            <w:instrText xml:space="preserve"> HYPERLINK \l _Toc23608 </w:instrText>
           </w:r>
           <w:r>
             <w:rPr>
@@ -1861,7 +1861,7 @@
             <w:fldChar w:fldCharType="begin"/>
           </w:r>
           <w:r>
-            <w:instrText xml:space="preserve"> PAGEREF _Toc4736 \h </w:instrText>
+            <w:instrText xml:space="preserve"> PAGEREF _Toc23608 \h </w:instrText>
           </w:r>
           <w:r>
             <w:fldChar w:fldCharType="separate"/>
@@ -1899,7 +1899,7 @@
               <w:rFonts w:hint="eastAsia" w:ascii="Microsoft JhengHei" w:hAnsi="Microsoft JhengHei" w:eastAsia="Microsoft JhengHei" w:cs="Microsoft JhengHei"/>
               <w:szCs w:val="24"/>
             </w:rPr>
-            <w:instrText xml:space="preserve"> HYPERLINK \l _Toc9073 </w:instrText>
+            <w:instrText xml:space="preserve"> HYPERLINK \l _Toc24255 </w:instrText>
           </w:r>
           <w:r>
             <w:rPr>
@@ -1924,7 +1924,7 @@
             <w:fldChar w:fldCharType="begin"/>
           </w:r>
           <w:r>
-            <w:instrText xml:space="preserve"> PAGEREF _Toc9073 \h </w:instrText>
+            <w:instrText xml:space="preserve"> PAGEREF _Toc24255 \h </w:instrText>
           </w:r>
           <w:r>
             <w:fldChar w:fldCharType="separate"/>
@@ -1962,7 +1962,7 @@
               <w:rFonts w:hint="eastAsia" w:ascii="Microsoft JhengHei" w:hAnsi="Microsoft JhengHei" w:eastAsia="Microsoft JhengHei" w:cs="Microsoft JhengHei"/>
               <w:szCs w:val="24"/>
             </w:rPr>
-            <w:instrText xml:space="preserve"> HYPERLINK \l _Toc29519 </w:instrText>
+            <w:instrText xml:space="preserve"> HYPERLINK \l _Toc4408 </w:instrText>
           </w:r>
           <w:r>
             <w:rPr>
@@ -1987,7 +1987,7 @@
             <w:fldChar w:fldCharType="begin"/>
           </w:r>
           <w:r>
-            <w:instrText xml:space="preserve"> PAGEREF _Toc29519 \h </w:instrText>
+            <w:instrText xml:space="preserve"> PAGEREF _Toc4408 \h </w:instrText>
           </w:r>
           <w:r>
             <w:fldChar w:fldCharType="separate"/>
@@ -2025,7 +2025,7 @@
               <w:rFonts w:hint="eastAsia" w:ascii="Microsoft JhengHei" w:hAnsi="Microsoft JhengHei" w:eastAsia="Microsoft JhengHei" w:cs="Microsoft JhengHei"/>
               <w:szCs w:val="24"/>
             </w:rPr>
-            <w:instrText xml:space="preserve"> HYPERLINK \l _Toc26644 </w:instrText>
+            <w:instrText xml:space="preserve"> HYPERLINK \l _Toc4946 </w:instrText>
           </w:r>
           <w:r>
             <w:rPr>
@@ -2050,7 +2050,7 @@
             <w:fldChar w:fldCharType="begin"/>
           </w:r>
           <w:r>
-            <w:instrText xml:space="preserve"> PAGEREF _Toc26644 \h </w:instrText>
+            <w:instrText xml:space="preserve"> PAGEREF _Toc4946 \h </w:instrText>
           </w:r>
           <w:r>
             <w:fldChar w:fldCharType="separate"/>
@@ -2088,7 +2088,7 @@
               <w:rFonts w:hint="eastAsia" w:ascii="Microsoft JhengHei" w:hAnsi="Microsoft JhengHei" w:eastAsia="Microsoft JhengHei" w:cs="Microsoft JhengHei"/>
               <w:szCs w:val="24"/>
             </w:rPr>
-            <w:instrText xml:space="preserve"> HYPERLINK \l _Toc22359 </w:instrText>
+            <w:instrText xml:space="preserve"> HYPERLINK \l _Toc10596 </w:instrText>
           </w:r>
           <w:r>
             <w:rPr>
@@ -2121,7 +2121,7 @@
             <w:fldChar w:fldCharType="begin"/>
           </w:r>
           <w:r>
-            <w:instrText xml:space="preserve"> PAGEREF _Toc22359 \h </w:instrText>
+            <w:instrText xml:space="preserve"> PAGEREF _Toc10596 \h </w:instrText>
           </w:r>
           <w:r>
             <w:fldChar w:fldCharType="separate"/>
@@ -2159,7 +2159,7 @@
               <w:rFonts w:hint="eastAsia" w:ascii="Microsoft JhengHei" w:hAnsi="Microsoft JhengHei" w:eastAsia="Microsoft JhengHei" w:cs="Microsoft JhengHei"/>
               <w:szCs w:val="24"/>
             </w:rPr>
-            <w:instrText xml:space="preserve"> HYPERLINK \l _Toc28869 </w:instrText>
+            <w:instrText xml:space="preserve"> HYPERLINK \l _Toc5950 </w:instrText>
           </w:r>
           <w:r>
             <w:rPr>
@@ -2184,7 +2184,7 @@
             <w:fldChar w:fldCharType="begin"/>
           </w:r>
           <w:r>
-            <w:instrText xml:space="preserve"> PAGEREF _Toc28869 \h </w:instrText>
+            <w:instrText xml:space="preserve"> PAGEREF _Toc5950 \h </w:instrText>
           </w:r>
           <w:r>
             <w:fldChar w:fldCharType="separate"/>
@@ -2222,7 +2222,7 @@
               <w:rFonts w:hint="eastAsia" w:ascii="Microsoft JhengHei" w:hAnsi="Microsoft JhengHei" w:eastAsia="Microsoft JhengHei" w:cs="Microsoft JhengHei"/>
               <w:szCs w:val="24"/>
             </w:rPr>
-            <w:instrText xml:space="preserve"> HYPERLINK \l _Toc16137 </w:instrText>
+            <w:instrText xml:space="preserve"> HYPERLINK \l _Toc28142 </w:instrText>
           </w:r>
           <w:r>
             <w:rPr>
@@ -2247,7 +2247,7 @@
             <w:fldChar w:fldCharType="begin"/>
           </w:r>
           <w:r>
-            <w:instrText xml:space="preserve"> PAGEREF _Toc16137 \h </w:instrText>
+            <w:instrText xml:space="preserve"> PAGEREF _Toc28142 \h </w:instrText>
           </w:r>
           <w:r>
             <w:fldChar w:fldCharType="separate"/>
@@ -2285,7 +2285,7 @@
               <w:rFonts w:hint="eastAsia" w:ascii="Microsoft JhengHei" w:hAnsi="Microsoft JhengHei" w:eastAsia="Microsoft JhengHei" w:cs="Microsoft JhengHei"/>
               <w:szCs w:val="24"/>
             </w:rPr>
-            <w:instrText xml:space="preserve"> HYPERLINK \l _Toc21509 </w:instrText>
+            <w:instrText xml:space="preserve"> HYPERLINK \l _Toc14297 </w:instrText>
           </w:r>
           <w:r>
             <w:rPr>
@@ -2310,7 +2310,7 @@
             <w:fldChar w:fldCharType="begin"/>
           </w:r>
           <w:r>
-            <w:instrText xml:space="preserve"> PAGEREF _Toc21509 \h </w:instrText>
+            <w:instrText xml:space="preserve"> PAGEREF _Toc14297 \h </w:instrText>
           </w:r>
           <w:r>
             <w:fldChar w:fldCharType="separate"/>
@@ -2348,7 +2348,7 @@
               <w:rFonts w:hint="eastAsia" w:ascii="Microsoft JhengHei" w:hAnsi="Microsoft JhengHei" w:eastAsia="Microsoft JhengHei" w:cs="Microsoft JhengHei"/>
               <w:szCs w:val="24"/>
             </w:rPr>
-            <w:instrText xml:space="preserve"> HYPERLINK \l _Toc26470 </w:instrText>
+            <w:instrText xml:space="preserve"> HYPERLINK \l _Toc9236 </w:instrText>
           </w:r>
           <w:r>
             <w:rPr>
@@ -2373,7 +2373,7 @@
             <w:fldChar w:fldCharType="begin"/>
           </w:r>
           <w:r>
-            <w:instrText xml:space="preserve"> PAGEREF _Toc26470 \h </w:instrText>
+            <w:instrText xml:space="preserve"> PAGEREF _Toc9236 \h </w:instrText>
           </w:r>
           <w:r>
             <w:fldChar w:fldCharType="separate"/>
@@ -2411,7 +2411,7 @@
               <w:rFonts w:hint="eastAsia" w:ascii="Microsoft JhengHei" w:hAnsi="Microsoft JhengHei" w:eastAsia="Microsoft JhengHei" w:cs="Microsoft JhengHei"/>
               <w:szCs w:val="24"/>
             </w:rPr>
-            <w:instrText xml:space="preserve"> HYPERLINK \l _Toc305 </w:instrText>
+            <w:instrText xml:space="preserve"> HYPERLINK \l _Toc9633 </w:instrText>
           </w:r>
           <w:r>
             <w:rPr>
@@ -2436,7 +2436,7 @@
             <w:fldChar w:fldCharType="begin"/>
           </w:r>
           <w:r>
-            <w:instrText xml:space="preserve"> PAGEREF _Toc305 \h </w:instrText>
+            <w:instrText xml:space="preserve"> PAGEREF _Toc9633 \h </w:instrText>
           </w:r>
           <w:r>
             <w:fldChar w:fldCharType="separate"/>
@@ -2474,7 +2474,7 @@
               <w:rFonts w:hint="eastAsia" w:ascii="Microsoft JhengHei" w:hAnsi="Microsoft JhengHei" w:eastAsia="Microsoft JhengHei" w:cs="Microsoft JhengHei"/>
               <w:szCs w:val="24"/>
             </w:rPr>
-            <w:instrText xml:space="preserve"> HYPERLINK \l _Toc5943 </w:instrText>
+            <w:instrText xml:space="preserve"> HYPERLINK \l _Toc8622 </w:instrText>
           </w:r>
           <w:r>
             <w:rPr>
@@ -2499,7 +2499,7 @@
             <w:fldChar w:fldCharType="begin"/>
           </w:r>
           <w:r>
-            <w:instrText xml:space="preserve"> PAGEREF _Toc5943 \h </w:instrText>
+            <w:instrText xml:space="preserve"> PAGEREF _Toc8622 \h </w:instrText>
           </w:r>
           <w:r>
             <w:fldChar w:fldCharType="separate"/>
@@ -2537,7 +2537,7 @@
               <w:rFonts w:hint="eastAsia" w:ascii="Microsoft JhengHei" w:hAnsi="Microsoft JhengHei" w:eastAsia="Microsoft JhengHei" w:cs="Microsoft JhengHei"/>
               <w:szCs w:val="24"/>
             </w:rPr>
-            <w:instrText xml:space="preserve"> HYPERLINK \l _Toc19811 </w:instrText>
+            <w:instrText xml:space="preserve"> HYPERLINK \l _Toc28950 </w:instrText>
           </w:r>
           <w:r>
             <w:rPr>
@@ -2562,7 +2562,7 @@
             <w:fldChar w:fldCharType="begin"/>
           </w:r>
           <w:r>
-            <w:instrText xml:space="preserve"> PAGEREF _Toc19811 \h </w:instrText>
+            <w:instrText xml:space="preserve"> PAGEREF _Toc28950 \h </w:instrText>
           </w:r>
           <w:r>
             <w:fldChar w:fldCharType="separate"/>
@@ -2600,7 +2600,7 @@
               <w:rFonts w:hint="eastAsia" w:ascii="Microsoft JhengHei" w:hAnsi="Microsoft JhengHei" w:eastAsia="Microsoft JhengHei" w:cs="Microsoft JhengHei"/>
               <w:szCs w:val="24"/>
             </w:rPr>
-            <w:instrText xml:space="preserve"> HYPERLINK \l _Toc6869 </w:instrText>
+            <w:instrText xml:space="preserve"> HYPERLINK \l _Toc10019 </w:instrText>
           </w:r>
           <w:r>
             <w:rPr>
@@ -2625,7 +2625,7 @@
             <w:fldChar w:fldCharType="begin"/>
           </w:r>
           <w:r>
-            <w:instrText xml:space="preserve"> PAGEREF _Toc6869 \h </w:instrText>
+            <w:instrText xml:space="preserve"> PAGEREF _Toc10019 \h </w:instrText>
           </w:r>
           <w:r>
             <w:fldChar w:fldCharType="separate"/>
@@ -2663,7 +2663,7 @@
               <w:rFonts w:hint="eastAsia" w:ascii="Microsoft JhengHei" w:hAnsi="Microsoft JhengHei" w:eastAsia="Microsoft JhengHei" w:cs="Microsoft JhengHei"/>
               <w:szCs w:val="24"/>
             </w:rPr>
-            <w:instrText xml:space="preserve"> HYPERLINK \l _Toc6289 </w:instrText>
+            <w:instrText xml:space="preserve"> HYPERLINK \l _Toc2914 </w:instrText>
           </w:r>
           <w:r>
             <w:rPr>
@@ -2688,7 +2688,7 @@
             <w:fldChar w:fldCharType="begin"/>
           </w:r>
           <w:r>
-            <w:instrText xml:space="preserve"> PAGEREF _Toc6289 \h </w:instrText>
+            <w:instrText xml:space="preserve"> PAGEREF _Toc2914 \h </w:instrText>
           </w:r>
           <w:r>
             <w:fldChar w:fldCharType="separate"/>
@@ -2726,7 +2726,7 @@
               <w:rFonts w:hint="eastAsia" w:ascii="Microsoft JhengHei" w:hAnsi="Microsoft JhengHei" w:eastAsia="Microsoft JhengHei" w:cs="Microsoft JhengHei"/>
               <w:szCs w:val="24"/>
             </w:rPr>
-            <w:instrText xml:space="preserve"> HYPERLINK \l _Toc2903 </w:instrText>
+            <w:instrText xml:space="preserve"> HYPERLINK \l _Toc12769 </w:instrText>
           </w:r>
           <w:r>
             <w:rPr>
@@ -2751,7 +2751,7 @@
             <w:fldChar w:fldCharType="begin"/>
           </w:r>
           <w:r>
-            <w:instrText xml:space="preserve"> PAGEREF _Toc2903 \h </w:instrText>
+            <w:instrText xml:space="preserve"> PAGEREF _Toc12769 \h </w:instrText>
           </w:r>
           <w:r>
             <w:fldChar w:fldCharType="separate"/>
@@ -2789,7 +2789,7 @@
               <w:rFonts w:hint="eastAsia" w:ascii="Microsoft JhengHei" w:hAnsi="Microsoft JhengHei" w:eastAsia="Microsoft JhengHei" w:cs="Microsoft JhengHei"/>
               <w:szCs w:val="24"/>
             </w:rPr>
-            <w:instrText xml:space="preserve"> HYPERLINK \l _Toc21637 </w:instrText>
+            <w:instrText xml:space="preserve"> HYPERLINK \l _Toc20834 </w:instrText>
           </w:r>
           <w:r>
             <w:rPr>
@@ -2814,7 +2814,7 @@
             <w:fldChar w:fldCharType="begin"/>
           </w:r>
           <w:r>
-            <w:instrText xml:space="preserve"> PAGEREF _Toc21637 \h </w:instrText>
+            <w:instrText xml:space="preserve"> PAGEREF _Toc20834 \h </w:instrText>
           </w:r>
           <w:r>
             <w:fldChar w:fldCharType="separate"/>
@@ -2852,7 +2852,7 @@
               <w:rFonts w:hint="eastAsia" w:ascii="Microsoft JhengHei" w:hAnsi="Microsoft JhengHei" w:eastAsia="Microsoft JhengHei" w:cs="Microsoft JhengHei"/>
               <w:szCs w:val="24"/>
             </w:rPr>
-            <w:instrText xml:space="preserve"> HYPERLINK \l _Toc9259 </w:instrText>
+            <w:instrText xml:space="preserve"> HYPERLINK \l _Toc21461 </w:instrText>
           </w:r>
           <w:r>
             <w:rPr>
@@ -2877,7 +2877,7 @@
             <w:fldChar w:fldCharType="begin"/>
           </w:r>
           <w:r>
-            <w:instrText xml:space="preserve"> PAGEREF _Toc9259 \h </w:instrText>
+            <w:instrText xml:space="preserve"> PAGEREF _Toc21461 \h </w:instrText>
           </w:r>
           <w:r>
             <w:fldChar w:fldCharType="separate"/>
@@ -2915,7 +2915,7 @@
               <w:rFonts w:hint="eastAsia" w:ascii="Microsoft JhengHei" w:hAnsi="Microsoft JhengHei" w:eastAsia="Microsoft JhengHei" w:cs="Microsoft JhengHei"/>
               <w:szCs w:val="24"/>
             </w:rPr>
-            <w:instrText xml:space="preserve"> HYPERLINK \l _Toc17561 </w:instrText>
+            <w:instrText xml:space="preserve"> HYPERLINK \l _Toc7112 </w:instrText>
           </w:r>
           <w:r>
             <w:rPr>
@@ -2940,7 +2940,7 @@
             <w:fldChar w:fldCharType="begin"/>
           </w:r>
           <w:r>
-            <w:instrText xml:space="preserve"> PAGEREF _Toc17561 \h </w:instrText>
+            <w:instrText xml:space="preserve"> PAGEREF _Toc7112 \h </w:instrText>
           </w:r>
           <w:r>
             <w:fldChar w:fldCharType="separate"/>
@@ -2978,7 +2978,7 @@
               <w:rFonts w:hint="eastAsia" w:ascii="Microsoft JhengHei" w:hAnsi="Microsoft JhengHei" w:eastAsia="Microsoft JhengHei" w:cs="Microsoft JhengHei"/>
               <w:szCs w:val="24"/>
             </w:rPr>
-            <w:instrText xml:space="preserve"> HYPERLINK \l _Toc16986 </w:instrText>
+            <w:instrText xml:space="preserve"> HYPERLINK \l _Toc16251 </w:instrText>
           </w:r>
           <w:r>
             <w:rPr>
@@ -3003,7 +3003,7 @@
             <w:fldChar w:fldCharType="begin"/>
           </w:r>
           <w:r>
-            <w:instrText xml:space="preserve"> PAGEREF _Toc16986 \h </w:instrText>
+            <w:instrText xml:space="preserve"> PAGEREF _Toc16251 \h </w:instrText>
           </w:r>
           <w:r>
             <w:fldChar w:fldCharType="separate"/>
@@ -3041,7 +3041,7 @@
               <w:rFonts w:hint="eastAsia" w:ascii="Microsoft JhengHei" w:hAnsi="Microsoft JhengHei" w:eastAsia="Microsoft JhengHei" w:cs="Microsoft JhengHei"/>
               <w:szCs w:val="24"/>
             </w:rPr>
-            <w:instrText xml:space="preserve"> HYPERLINK \l _Toc17510 </w:instrText>
+            <w:instrText xml:space="preserve"> HYPERLINK \l _Toc25962 </w:instrText>
           </w:r>
           <w:r>
             <w:rPr>
@@ -3066,7 +3066,7 @@
             <w:fldChar w:fldCharType="begin"/>
           </w:r>
           <w:r>
-            <w:instrText xml:space="preserve"> PAGEREF _Toc17510 \h </w:instrText>
+            <w:instrText xml:space="preserve"> PAGEREF _Toc25962 \h </w:instrText>
           </w:r>
           <w:r>
             <w:fldChar w:fldCharType="separate"/>
@@ -3104,7 +3104,7 @@
               <w:rFonts w:hint="eastAsia" w:ascii="Microsoft JhengHei" w:hAnsi="Microsoft JhengHei" w:eastAsia="Microsoft JhengHei" w:cs="Microsoft JhengHei"/>
               <w:szCs w:val="24"/>
             </w:rPr>
-            <w:instrText xml:space="preserve"> HYPERLINK \l _Toc17161 </w:instrText>
+            <w:instrText xml:space="preserve"> HYPERLINK \l _Toc30069 </w:instrText>
           </w:r>
           <w:r>
             <w:rPr>
@@ -3129,7 +3129,7 @@
             <w:fldChar w:fldCharType="begin"/>
           </w:r>
           <w:r>
-            <w:instrText xml:space="preserve"> PAGEREF _Toc17161 \h </w:instrText>
+            <w:instrText xml:space="preserve"> PAGEREF _Toc30069 \h </w:instrText>
           </w:r>
           <w:r>
             <w:fldChar w:fldCharType="separate"/>
@@ -3167,7 +3167,7 @@
               <w:rFonts w:hint="eastAsia" w:ascii="Microsoft JhengHei" w:hAnsi="Microsoft JhengHei" w:eastAsia="Microsoft JhengHei" w:cs="Microsoft JhengHei"/>
               <w:szCs w:val="24"/>
             </w:rPr>
-            <w:instrText xml:space="preserve"> HYPERLINK \l _Toc5308 </w:instrText>
+            <w:instrText xml:space="preserve"> HYPERLINK \l _Toc24833 </w:instrText>
           </w:r>
           <w:r>
             <w:rPr>
@@ -3192,7 +3192,7 @@
             <w:fldChar w:fldCharType="begin"/>
           </w:r>
           <w:r>
-            <w:instrText xml:space="preserve"> PAGEREF _Toc5308 \h </w:instrText>
+            <w:instrText xml:space="preserve"> PAGEREF _Toc24833 \h </w:instrText>
           </w:r>
           <w:r>
             <w:fldChar w:fldCharType="separate"/>
@@ -3230,7 +3230,7 @@
               <w:rFonts w:hint="eastAsia" w:ascii="Microsoft JhengHei" w:hAnsi="Microsoft JhengHei" w:eastAsia="Microsoft JhengHei" w:cs="Microsoft JhengHei"/>
               <w:szCs w:val="24"/>
             </w:rPr>
-            <w:instrText xml:space="preserve"> HYPERLINK \l _Toc25338 </w:instrText>
+            <w:instrText xml:space="preserve"> HYPERLINK \l _Toc10184 </w:instrText>
           </w:r>
           <w:r>
             <w:rPr>
@@ -3255,7 +3255,7 @@
             <w:fldChar w:fldCharType="begin"/>
           </w:r>
           <w:r>
-            <w:instrText xml:space="preserve"> PAGEREF _Toc25338 \h </w:instrText>
+            <w:instrText xml:space="preserve"> PAGEREF _Toc10184 \h </w:instrText>
           </w:r>
           <w:r>
             <w:fldChar w:fldCharType="separate"/>
@@ -3293,7 +3293,7 @@
               <w:rFonts w:hint="eastAsia" w:ascii="Microsoft JhengHei" w:hAnsi="Microsoft JhengHei" w:eastAsia="Microsoft JhengHei" w:cs="Microsoft JhengHei"/>
               <w:szCs w:val="24"/>
             </w:rPr>
-            <w:instrText xml:space="preserve"> HYPERLINK \l _Toc27048 </w:instrText>
+            <w:instrText xml:space="preserve"> HYPERLINK \l _Toc25056 </w:instrText>
           </w:r>
           <w:r>
             <w:rPr>
@@ -3318,7 +3318,7 @@
             <w:fldChar w:fldCharType="begin"/>
           </w:r>
           <w:r>
-            <w:instrText xml:space="preserve"> PAGEREF _Toc27048 \h </w:instrText>
+            <w:instrText xml:space="preserve"> PAGEREF _Toc25056 \h </w:instrText>
           </w:r>
           <w:r>
             <w:fldChar w:fldCharType="separate"/>
@@ -3356,7 +3356,7 @@
               <w:rFonts w:hint="eastAsia" w:ascii="Microsoft JhengHei" w:hAnsi="Microsoft JhengHei" w:eastAsia="Microsoft JhengHei" w:cs="Microsoft JhengHei"/>
               <w:szCs w:val="24"/>
             </w:rPr>
-            <w:instrText xml:space="preserve"> HYPERLINK \l _Toc3864 </w:instrText>
+            <w:instrText xml:space="preserve"> HYPERLINK \l _Toc18492 </w:instrText>
           </w:r>
           <w:r>
             <w:rPr>
@@ -3381,7 +3381,7 @@
             <w:fldChar w:fldCharType="begin"/>
           </w:r>
           <w:r>
-            <w:instrText xml:space="preserve"> PAGEREF _Toc3864 \h </w:instrText>
+            <w:instrText xml:space="preserve"> PAGEREF _Toc18492 \h </w:instrText>
           </w:r>
           <w:r>
             <w:fldChar w:fldCharType="separate"/>
@@ -3419,7 +3419,7 @@
               <w:rFonts w:hint="eastAsia" w:ascii="Microsoft JhengHei" w:hAnsi="Microsoft JhengHei" w:eastAsia="Microsoft JhengHei" w:cs="Microsoft JhengHei"/>
               <w:szCs w:val="24"/>
             </w:rPr>
-            <w:instrText xml:space="preserve"> HYPERLINK \l _Toc2381 </w:instrText>
+            <w:instrText xml:space="preserve"> HYPERLINK \l _Toc22384 </w:instrText>
           </w:r>
           <w:r>
             <w:rPr>
@@ -3444,7 +3444,7 @@
             <w:fldChar w:fldCharType="begin"/>
           </w:r>
           <w:r>
-            <w:instrText xml:space="preserve"> PAGEREF _Toc2381 \h </w:instrText>
+            <w:instrText xml:space="preserve"> PAGEREF _Toc22384 \h </w:instrText>
           </w:r>
           <w:r>
             <w:fldChar w:fldCharType="separate"/>
@@ -3482,7 +3482,7 @@
               <w:rFonts w:hint="eastAsia" w:ascii="Microsoft JhengHei" w:hAnsi="Microsoft JhengHei" w:eastAsia="Microsoft JhengHei" w:cs="Microsoft JhengHei"/>
               <w:szCs w:val="24"/>
             </w:rPr>
-            <w:instrText xml:space="preserve"> HYPERLINK \l _Toc22094 </w:instrText>
+            <w:instrText xml:space="preserve"> HYPERLINK \l _Toc8809 </w:instrText>
           </w:r>
           <w:r>
             <w:rPr>
@@ -3507,7 +3507,7 @@
             <w:fldChar w:fldCharType="begin"/>
           </w:r>
           <w:r>
-            <w:instrText xml:space="preserve"> PAGEREF _Toc22094 \h </w:instrText>
+            <w:instrText xml:space="preserve"> PAGEREF _Toc8809 \h </w:instrText>
           </w:r>
           <w:r>
             <w:fldChar w:fldCharType="separate"/>
@@ -3545,7 +3545,7 @@
               <w:rFonts w:hint="eastAsia" w:ascii="Microsoft JhengHei" w:hAnsi="Microsoft JhengHei" w:eastAsia="Microsoft JhengHei" w:cs="Microsoft JhengHei"/>
               <w:szCs w:val="24"/>
             </w:rPr>
-            <w:instrText xml:space="preserve"> HYPERLINK \l _Toc2777 </w:instrText>
+            <w:instrText xml:space="preserve"> HYPERLINK \l _Toc22896 </w:instrText>
           </w:r>
           <w:r>
             <w:rPr>
@@ -3570,7 +3570,7 @@
             <w:fldChar w:fldCharType="begin"/>
           </w:r>
           <w:r>
-            <w:instrText xml:space="preserve"> PAGEREF _Toc2777 \h </w:instrText>
+            <w:instrText xml:space="preserve"> PAGEREF _Toc22896 \h </w:instrText>
           </w:r>
           <w:r>
             <w:fldChar w:fldCharType="separate"/>
@@ -3608,7 +3608,7 @@
               <w:rFonts w:hint="eastAsia" w:ascii="Microsoft JhengHei" w:hAnsi="Microsoft JhengHei" w:eastAsia="Microsoft JhengHei" w:cs="Microsoft JhengHei"/>
               <w:szCs w:val="24"/>
             </w:rPr>
-            <w:instrText xml:space="preserve"> HYPERLINK \l _Toc28480 </w:instrText>
+            <w:instrText xml:space="preserve"> HYPERLINK \l _Toc10101 </w:instrText>
           </w:r>
           <w:r>
             <w:rPr>
@@ -3633,7 +3633,7 @@
             <w:fldChar w:fldCharType="begin"/>
           </w:r>
           <w:r>
-            <w:instrText xml:space="preserve"> PAGEREF _Toc28480 \h </w:instrText>
+            <w:instrText xml:space="preserve"> PAGEREF _Toc10101 \h </w:instrText>
           </w:r>
           <w:r>
             <w:fldChar w:fldCharType="separate"/>
@@ -3671,7 +3671,7 @@
               <w:rFonts w:hint="eastAsia" w:ascii="Microsoft JhengHei" w:hAnsi="Microsoft JhengHei" w:eastAsia="Microsoft JhengHei" w:cs="Microsoft JhengHei"/>
               <w:szCs w:val="24"/>
             </w:rPr>
-            <w:instrText xml:space="preserve"> HYPERLINK \l _Toc32229 </w:instrText>
+            <w:instrText xml:space="preserve"> HYPERLINK \l _Toc29512 </w:instrText>
           </w:r>
           <w:r>
             <w:rPr>
@@ -3696,7 +3696,7 @@
             <w:fldChar w:fldCharType="begin"/>
           </w:r>
           <w:r>
-            <w:instrText xml:space="preserve"> PAGEREF _Toc32229 \h </w:instrText>
+            <w:instrText xml:space="preserve"> PAGEREF _Toc29512 \h </w:instrText>
           </w:r>
           <w:r>
             <w:fldChar w:fldCharType="separate"/>
@@ -3734,7 +3734,7 @@
               <w:rFonts w:hint="eastAsia" w:ascii="Microsoft JhengHei" w:hAnsi="Microsoft JhengHei" w:eastAsia="Microsoft JhengHei" w:cs="Microsoft JhengHei"/>
               <w:szCs w:val="24"/>
             </w:rPr>
-            <w:instrText xml:space="preserve"> HYPERLINK \l _Toc6300 </w:instrText>
+            <w:instrText xml:space="preserve"> HYPERLINK \l _Toc154 </w:instrText>
           </w:r>
           <w:r>
             <w:rPr>
@@ -3759,7 +3759,7 @@
             <w:fldChar w:fldCharType="begin"/>
           </w:r>
           <w:r>
-            <w:instrText xml:space="preserve"> PAGEREF _Toc6300 \h </w:instrText>
+            <w:instrText xml:space="preserve"> PAGEREF _Toc154 \h </w:instrText>
           </w:r>
           <w:r>
             <w:fldChar w:fldCharType="separate"/>
@@ -3797,7 +3797,7 @@
               <w:rFonts w:hint="eastAsia" w:ascii="Microsoft JhengHei" w:hAnsi="Microsoft JhengHei" w:eastAsia="Microsoft JhengHei" w:cs="Microsoft JhengHei"/>
               <w:szCs w:val="24"/>
             </w:rPr>
-            <w:instrText xml:space="preserve"> HYPERLINK \l _Toc17910 </w:instrText>
+            <w:instrText xml:space="preserve"> HYPERLINK \l _Toc3830 </w:instrText>
           </w:r>
           <w:r>
             <w:rPr>
@@ -3822,7 +3822,7 @@
             <w:fldChar w:fldCharType="begin"/>
           </w:r>
           <w:r>
-            <w:instrText xml:space="preserve"> PAGEREF _Toc17910 \h </w:instrText>
+            <w:instrText xml:space="preserve"> PAGEREF _Toc3830 \h </w:instrText>
           </w:r>
           <w:r>
             <w:fldChar w:fldCharType="separate"/>
@@ -3860,7 +3860,7 @@
               <w:rFonts w:hint="eastAsia" w:ascii="Microsoft JhengHei" w:hAnsi="Microsoft JhengHei" w:eastAsia="Microsoft JhengHei" w:cs="Microsoft JhengHei"/>
               <w:szCs w:val="24"/>
             </w:rPr>
-            <w:instrText xml:space="preserve"> HYPERLINK \l _Toc4379 </w:instrText>
+            <w:instrText xml:space="preserve"> HYPERLINK \l _Toc26335 </w:instrText>
           </w:r>
           <w:r>
             <w:rPr>
@@ -3885,7 +3885,7 @@
             <w:fldChar w:fldCharType="begin"/>
           </w:r>
           <w:r>
-            <w:instrText xml:space="preserve"> PAGEREF _Toc4379 \h </w:instrText>
+            <w:instrText xml:space="preserve"> PAGEREF _Toc26335 \h </w:instrText>
           </w:r>
           <w:r>
             <w:fldChar w:fldCharType="separate"/>
@@ -3923,7 +3923,7 @@
               <w:rFonts w:hint="eastAsia" w:ascii="Microsoft JhengHei" w:hAnsi="Microsoft JhengHei" w:eastAsia="Microsoft JhengHei" w:cs="Microsoft JhengHei"/>
               <w:szCs w:val="24"/>
             </w:rPr>
-            <w:instrText xml:space="preserve"> HYPERLINK \l _Toc4868 </w:instrText>
+            <w:instrText xml:space="preserve"> HYPERLINK \l _Toc9306 </w:instrText>
           </w:r>
           <w:r>
             <w:rPr>
@@ -3948,7 +3948,7 @@
             <w:fldChar w:fldCharType="begin"/>
           </w:r>
           <w:r>
-            <w:instrText xml:space="preserve"> PAGEREF _Toc4868 \h </w:instrText>
+            <w:instrText xml:space="preserve"> PAGEREF _Toc9306 \h </w:instrText>
           </w:r>
           <w:r>
             <w:fldChar w:fldCharType="separate"/>
@@ -3986,7 +3986,7 @@
               <w:rFonts w:hint="eastAsia" w:ascii="Microsoft JhengHei" w:hAnsi="Microsoft JhengHei" w:eastAsia="Microsoft JhengHei" w:cs="Microsoft JhengHei"/>
               <w:szCs w:val="24"/>
             </w:rPr>
-            <w:instrText xml:space="preserve"> HYPERLINK \l _Toc3182 </w:instrText>
+            <w:instrText xml:space="preserve"> HYPERLINK \l _Toc29110 </w:instrText>
           </w:r>
           <w:r>
             <w:rPr>
@@ -4011,7 +4011,7 @@
             <w:fldChar w:fldCharType="begin"/>
           </w:r>
           <w:r>
-            <w:instrText xml:space="preserve"> PAGEREF _Toc3182 \h </w:instrText>
+            <w:instrText xml:space="preserve"> PAGEREF _Toc29110 \h </w:instrText>
           </w:r>
           <w:r>
             <w:fldChar w:fldCharType="separate"/>
@@ -4049,7 +4049,7 @@
               <w:rFonts w:hint="eastAsia" w:ascii="Microsoft JhengHei" w:hAnsi="Microsoft JhengHei" w:eastAsia="Microsoft JhengHei" w:cs="Microsoft JhengHei"/>
               <w:szCs w:val="24"/>
             </w:rPr>
-            <w:instrText xml:space="preserve"> HYPERLINK \l _Toc26413 </w:instrText>
+            <w:instrText xml:space="preserve"> HYPERLINK \l _Toc14318 </w:instrText>
           </w:r>
           <w:r>
             <w:rPr>
@@ -4074,7 +4074,7 @@
             <w:fldChar w:fldCharType="begin"/>
           </w:r>
           <w:r>
-            <w:instrText xml:space="preserve"> PAGEREF _Toc26413 \h </w:instrText>
+            <w:instrText xml:space="preserve"> PAGEREF _Toc14318 \h </w:instrText>
           </w:r>
           <w:r>
             <w:fldChar w:fldCharType="separate"/>
@@ -4112,7 +4112,7 @@
               <w:rFonts w:hint="eastAsia" w:ascii="Microsoft JhengHei" w:hAnsi="Microsoft JhengHei" w:eastAsia="Microsoft JhengHei" w:cs="Microsoft JhengHei"/>
               <w:szCs w:val="24"/>
             </w:rPr>
-            <w:instrText xml:space="preserve"> HYPERLINK \l _Toc29865 </w:instrText>
+            <w:instrText xml:space="preserve"> HYPERLINK \l _Toc23379 </w:instrText>
           </w:r>
           <w:r>
             <w:rPr>
@@ -4137,7 +4137,7 @@
             <w:fldChar w:fldCharType="begin"/>
           </w:r>
           <w:r>
-            <w:instrText xml:space="preserve"> PAGEREF _Toc29865 \h </w:instrText>
+            <w:instrText xml:space="preserve"> PAGEREF _Toc23379 \h </w:instrText>
           </w:r>
           <w:r>
             <w:fldChar w:fldCharType="separate"/>
@@ -4175,7 +4175,7 @@
               <w:rFonts w:hint="eastAsia" w:ascii="Microsoft JhengHei" w:hAnsi="Microsoft JhengHei" w:eastAsia="Microsoft JhengHei" w:cs="Microsoft JhengHei"/>
               <w:szCs w:val="24"/>
             </w:rPr>
-            <w:instrText xml:space="preserve"> HYPERLINK \l _Toc23291 </w:instrText>
+            <w:instrText xml:space="preserve"> HYPERLINK \l _Toc19499 </w:instrText>
           </w:r>
           <w:r>
             <w:rPr>
@@ -4200,7 +4200,7 @@
             <w:fldChar w:fldCharType="begin"/>
           </w:r>
           <w:r>
-            <w:instrText xml:space="preserve"> PAGEREF _Toc23291 \h </w:instrText>
+            <w:instrText xml:space="preserve"> PAGEREF _Toc19499 \h </w:instrText>
           </w:r>
           <w:r>
             <w:fldChar w:fldCharType="separate"/>
@@ -4238,7 +4238,7 @@
               <w:rFonts w:hint="eastAsia" w:ascii="Microsoft JhengHei" w:hAnsi="Microsoft JhengHei" w:eastAsia="Microsoft JhengHei" w:cs="Microsoft JhengHei"/>
               <w:szCs w:val="24"/>
             </w:rPr>
-            <w:instrText xml:space="preserve"> HYPERLINK \l _Toc1000 </w:instrText>
+            <w:instrText xml:space="preserve"> HYPERLINK \l _Toc28924 </w:instrText>
           </w:r>
           <w:r>
             <w:rPr>
@@ -4263,7 +4263,7 @@
             <w:fldChar w:fldCharType="begin"/>
           </w:r>
           <w:r>
-            <w:instrText xml:space="preserve"> PAGEREF _Toc1000 \h </w:instrText>
+            <w:instrText xml:space="preserve"> PAGEREF _Toc28924 \h </w:instrText>
           </w:r>
           <w:r>
             <w:fldChar w:fldCharType="separate"/>
@@ -4301,7 +4301,7 @@
               <w:rFonts w:hint="eastAsia" w:ascii="Microsoft JhengHei" w:hAnsi="Microsoft JhengHei" w:eastAsia="Microsoft JhengHei" w:cs="Microsoft JhengHei"/>
               <w:szCs w:val="24"/>
             </w:rPr>
-            <w:instrText xml:space="preserve"> HYPERLINK \l _Toc7399 </w:instrText>
+            <w:instrText xml:space="preserve"> HYPERLINK \l _Toc17195 </w:instrText>
           </w:r>
           <w:r>
             <w:rPr>
@@ -4326,7 +4326,7 @@
             <w:fldChar w:fldCharType="begin"/>
           </w:r>
           <w:r>
-            <w:instrText xml:space="preserve"> PAGEREF _Toc7399 \h </w:instrText>
+            <w:instrText xml:space="preserve"> PAGEREF _Toc17195 \h </w:instrText>
           </w:r>
           <w:r>
             <w:fldChar w:fldCharType="separate"/>
@@ -4364,7 +4364,7 @@
               <w:rFonts w:hint="eastAsia" w:ascii="Microsoft JhengHei" w:hAnsi="Microsoft JhengHei" w:eastAsia="Microsoft JhengHei" w:cs="Microsoft JhengHei"/>
               <w:szCs w:val="24"/>
             </w:rPr>
-            <w:instrText xml:space="preserve"> HYPERLINK \l _Toc24645 </w:instrText>
+            <w:instrText xml:space="preserve"> HYPERLINK \l _Toc22182 </w:instrText>
           </w:r>
           <w:r>
             <w:rPr>
@@ -4389,7 +4389,7 @@
             <w:fldChar w:fldCharType="begin"/>
           </w:r>
           <w:r>
-            <w:instrText xml:space="preserve"> PAGEREF _Toc24645 \h </w:instrText>
+            <w:instrText xml:space="preserve"> PAGEREF _Toc22182 \h </w:instrText>
           </w:r>
           <w:r>
             <w:fldChar w:fldCharType="separate"/>
@@ -4427,7 +4427,7 @@
               <w:rFonts w:hint="eastAsia" w:ascii="Microsoft JhengHei" w:hAnsi="Microsoft JhengHei" w:eastAsia="Microsoft JhengHei" w:cs="Microsoft JhengHei"/>
               <w:szCs w:val="24"/>
             </w:rPr>
-            <w:instrText xml:space="preserve"> HYPERLINK \l _Toc19977 </w:instrText>
+            <w:instrText xml:space="preserve"> HYPERLINK \l _Toc23114 </w:instrText>
           </w:r>
           <w:r>
             <w:rPr>
@@ -4452,7 +4452,7 @@
             <w:fldChar w:fldCharType="begin"/>
           </w:r>
           <w:r>
-            <w:instrText xml:space="preserve"> PAGEREF _Toc19977 \h </w:instrText>
+            <w:instrText xml:space="preserve"> PAGEREF _Toc23114 \h </w:instrText>
           </w:r>
           <w:r>
             <w:fldChar w:fldCharType="separate"/>
@@ -4490,7 +4490,7 @@
               <w:rFonts w:hint="eastAsia" w:ascii="Microsoft JhengHei" w:hAnsi="Microsoft JhengHei" w:eastAsia="Microsoft JhengHei" w:cs="Microsoft JhengHei"/>
               <w:szCs w:val="24"/>
             </w:rPr>
-            <w:instrText xml:space="preserve"> HYPERLINK \l _Toc29784 </w:instrText>
+            <w:instrText xml:space="preserve"> HYPERLINK \l _Toc16531 </w:instrText>
           </w:r>
           <w:r>
             <w:rPr>
@@ -4515,7 +4515,7 @@
             <w:fldChar w:fldCharType="begin"/>
           </w:r>
           <w:r>
-            <w:instrText xml:space="preserve"> PAGEREF _Toc29784 \h </w:instrText>
+            <w:instrText xml:space="preserve"> PAGEREF _Toc16531 \h </w:instrText>
           </w:r>
           <w:r>
             <w:fldChar w:fldCharType="separate"/>
@@ -4553,7 +4553,7 @@
               <w:rFonts w:hint="eastAsia" w:ascii="Microsoft JhengHei" w:hAnsi="Microsoft JhengHei" w:eastAsia="Microsoft JhengHei" w:cs="Microsoft JhengHei"/>
               <w:szCs w:val="24"/>
             </w:rPr>
-            <w:instrText xml:space="preserve"> HYPERLINK \l _Toc11526 </w:instrText>
+            <w:instrText xml:space="preserve"> HYPERLINK \l _Toc30669 </w:instrText>
           </w:r>
           <w:r>
             <w:rPr>
@@ -4578,7 +4578,7 @@
             <w:fldChar w:fldCharType="begin"/>
           </w:r>
           <w:r>
-            <w:instrText xml:space="preserve"> PAGEREF _Toc11526 \h </w:instrText>
+            <w:instrText xml:space="preserve"> PAGEREF _Toc30669 \h </w:instrText>
           </w:r>
           <w:r>
             <w:fldChar w:fldCharType="separate"/>
@@ -4616,7 +4616,7 @@
               <w:rFonts w:hint="eastAsia" w:ascii="Microsoft JhengHei" w:hAnsi="Microsoft JhengHei" w:eastAsia="Microsoft JhengHei" w:cs="Microsoft JhengHei"/>
               <w:szCs w:val="24"/>
             </w:rPr>
-            <w:instrText xml:space="preserve"> HYPERLINK \l _Toc20695 </w:instrText>
+            <w:instrText xml:space="preserve"> HYPERLINK \l _Toc6865 </w:instrText>
           </w:r>
           <w:r>
             <w:rPr>
@@ -4641,7 +4641,7 @@
             <w:fldChar w:fldCharType="begin"/>
           </w:r>
           <w:r>
-            <w:instrText xml:space="preserve"> PAGEREF _Toc20695 \h </w:instrText>
+            <w:instrText xml:space="preserve"> PAGEREF _Toc6865 \h </w:instrText>
           </w:r>
           <w:r>
             <w:fldChar w:fldCharType="separate"/>
@@ -4679,7 +4679,7 @@
               <w:rFonts w:hint="eastAsia" w:ascii="Microsoft JhengHei" w:hAnsi="Microsoft JhengHei" w:eastAsia="Microsoft JhengHei" w:cs="Microsoft JhengHei"/>
               <w:szCs w:val="24"/>
             </w:rPr>
-            <w:instrText xml:space="preserve"> HYPERLINK \l _Toc18884 </w:instrText>
+            <w:instrText xml:space="preserve"> HYPERLINK \l _Toc736 </w:instrText>
           </w:r>
           <w:r>
             <w:rPr>
@@ -4704,7 +4704,7 @@
             <w:fldChar w:fldCharType="begin"/>
           </w:r>
           <w:r>
-            <w:instrText xml:space="preserve"> PAGEREF _Toc18884 \h </w:instrText>
+            <w:instrText xml:space="preserve"> PAGEREF _Toc736 \h </w:instrText>
           </w:r>
           <w:r>
             <w:fldChar w:fldCharType="separate"/>
@@ -4742,7 +4742,7 @@
               <w:rFonts w:hint="eastAsia" w:ascii="Microsoft JhengHei" w:hAnsi="Microsoft JhengHei" w:eastAsia="Microsoft JhengHei" w:cs="Microsoft JhengHei"/>
               <w:szCs w:val="24"/>
             </w:rPr>
-            <w:instrText xml:space="preserve"> HYPERLINK \l _Toc2063 </w:instrText>
+            <w:instrText xml:space="preserve"> HYPERLINK \l _Toc5580 </w:instrText>
           </w:r>
           <w:r>
             <w:rPr>
@@ -4767,7 +4767,7 @@
             <w:fldChar w:fldCharType="begin"/>
           </w:r>
           <w:r>
-            <w:instrText xml:space="preserve"> PAGEREF _Toc2063 \h </w:instrText>
+            <w:instrText xml:space="preserve"> PAGEREF _Toc5580 \h </w:instrText>
           </w:r>
           <w:r>
             <w:fldChar w:fldCharType="separate"/>
@@ -4805,7 +4805,7 @@
               <w:rFonts w:hint="eastAsia" w:ascii="Microsoft JhengHei" w:hAnsi="Microsoft JhengHei" w:eastAsia="Microsoft JhengHei" w:cs="Microsoft JhengHei"/>
               <w:szCs w:val="24"/>
             </w:rPr>
-            <w:instrText xml:space="preserve"> HYPERLINK \l _Toc3947 </w:instrText>
+            <w:instrText xml:space="preserve"> HYPERLINK \l _Toc109 </w:instrText>
           </w:r>
           <w:r>
             <w:rPr>
@@ -4830,7 +4830,7 @@
             <w:fldChar w:fldCharType="begin"/>
           </w:r>
           <w:r>
-            <w:instrText xml:space="preserve"> PAGEREF _Toc3947 \h </w:instrText>
+            <w:instrText xml:space="preserve"> PAGEREF _Toc109 \h </w:instrText>
           </w:r>
           <w:r>
             <w:fldChar w:fldCharType="separate"/>
@@ -4917,7 +4917,7 @@
         <w:topLinePunct w:val="0"/>
         <w:bidi w:val="0"/>
       </w:pPr>
-      <w:bookmarkStart w:id="3" w:name="_Toc11433"/>
+      <w:bookmarkStart w:id="3" w:name="_Toc25522"/>
       <w:r>
         <w:t>目的</w:t>
       </w:r>
@@ -4955,7 +4955,7 @@
       <w:bookmarkEnd w:id="4"/>
       <w:bookmarkStart w:id="5" w:name="bookmark5"/>
       <w:bookmarkEnd w:id="5"/>
-      <w:bookmarkStart w:id="6" w:name="_Toc6799"/>
+      <w:bookmarkStart w:id="6" w:name="_Toc2473"/>
       <w:r>
         <w:t>.适用范围</w:t>
       </w:r>
@@ -4989,15 +4989,15 @@
         <w:topLinePunct w:val="0"/>
         <w:bidi w:val="0"/>
       </w:pPr>
-      <w:bookmarkStart w:id="7" w:name="bookmark9"/>
+      <w:bookmarkStart w:id="7" w:name="bookmark7"/>
       <w:bookmarkEnd w:id="7"/>
       <w:bookmarkStart w:id="8" w:name="bookmark6"/>
       <w:bookmarkEnd w:id="8"/>
-      <w:bookmarkStart w:id="9" w:name="bookmark7"/>
+      <w:bookmarkStart w:id="9" w:name="bookmark9"/>
       <w:bookmarkEnd w:id="9"/>
       <w:bookmarkStart w:id="10" w:name="bookmark8"/>
       <w:bookmarkEnd w:id="10"/>
-      <w:bookmarkStart w:id="11" w:name="_Toc14828"/>
+      <w:bookmarkStart w:id="11" w:name="_Toc6704"/>
       <w:r>
         <w:t>具体需求</w:t>
       </w:r>
@@ -5017,7 +5017,7 @@
       </w:pPr>
       <w:bookmarkStart w:id="12" w:name="bookmark117"/>
       <w:bookmarkEnd w:id="12"/>
-      <w:bookmarkStart w:id="13" w:name="_Toc6680"/>
+      <w:bookmarkStart w:id="13" w:name="_Toc29189"/>
       <w:r>
         <w:t>服务级别管理</w:t>
       </w:r>
@@ -5039,7 +5039,7 @@
       <w:bookmarkEnd w:id="14"/>
       <w:bookmarkStart w:id="15" w:name="bookmark11"/>
       <w:bookmarkEnd w:id="15"/>
-      <w:bookmarkStart w:id="16" w:name="_Toc4736"/>
+      <w:bookmarkStart w:id="16" w:name="_Toc23608"/>
       <w:r>
         <w:t>管理范围</w:t>
       </w:r>
@@ -5077,7 +5077,7 @@
       <w:bookmarkEnd w:id="17"/>
       <w:bookmarkStart w:id="18" w:name="bookmark12"/>
       <w:bookmarkEnd w:id="18"/>
-      <w:bookmarkStart w:id="19" w:name="_Toc9073"/>
+      <w:bookmarkStart w:id="19" w:name="_Toc24255"/>
       <w:r>
         <w:t>管理目标</w:t>
       </w:r>
@@ -5231,11 +5231,11 @@
         <w:topLinePunct w:val="0"/>
         <w:bidi w:val="0"/>
       </w:pPr>
-      <w:bookmarkStart w:id="20" w:name="bookmark15"/>
+      <w:bookmarkStart w:id="20" w:name="bookmark14"/>
       <w:bookmarkEnd w:id="20"/>
-      <w:bookmarkStart w:id="21" w:name="bookmark14"/>
+      <w:bookmarkStart w:id="21" w:name="bookmark15"/>
       <w:bookmarkEnd w:id="21"/>
-      <w:bookmarkStart w:id="22" w:name="_Toc29519"/>
+      <w:bookmarkStart w:id="22" w:name="_Toc4408"/>
       <w:r>
         <w:t>关键绩效指标</w:t>
       </w:r>
@@ -5611,7 +5611,7 @@
         <w:topLinePunct w:val="0"/>
         <w:bidi w:val="0"/>
       </w:pPr>
-      <w:bookmarkStart w:id="25" w:name="_Toc26644"/>
+      <w:bookmarkStart w:id="25" w:name="_Toc4946"/>
       <w:r>
         <w:t>参与方</w:t>
       </w:r>
@@ -5659,11 +5659,11 @@
           <w:lang w:eastAsia="zh-CN"/>
         </w:rPr>
       </w:pPr>
-      <w:bookmarkStart w:id="26" w:name="bookmark18"/>
+      <w:bookmarkStart w:id="26" w:name="bookmark19"/>
       <w:bookmarkEnd w:id="26"/>
-      <w:bookmarkStart w:id="27" w:name="bookmark19"/>
+      <w:bookmarkStart w:id="27" w:name="bookmark18"/>
       <w:bookmarkEnd w:id="27"/>
-      <w:bookmarkStart w:id="28" w:name="_Toc22359"/>
+      <w:bookmarkStart w:id="28" w:name="_Toc10596"/>
       <w:r>
         <w:t>服务</w:t>
       </w:r>
@@ -5688,7 +5688,7 @@
         <w:topLinePunct w:val="0"/>
         <w:bidi w:val="0"/>
       </w:pPr>
-      <w:bookmarkStart w:id="29" w:name="_Toc28869"/>
+      <w:bookmarkStart w:id="29" w:name="_Toc5950"/>
       <w:r>
         <w:t>管理范围</w:t>
       </w:r>
@@ -5726,7 +5726,7 @@
       <w:bookmarkEnd w:id="30"/>
       <w:bookmarkStart w:id="31" w:name="bookmark21"/>
       <w:bookmarkEnd w:id="31"/>
-      <w:bookmarkStart w:id="32" w:name="_Toc16137"/>
+      <w:bookmarkStart w:id="32" w:name="_Toc28142"/>
       <w:r>
         <w:t>管理目标</w:t>
       </w:r>
@@ -5764,7 +5764,7 @@
       <w:bookmarkEnd w:id="33"/>
       <w:bookmarkStart w:id="34" w:name="bookmark23"/>
       <w:bookmarkEnd w:id="34"/>
-      <w:bookmarkStart w:id="35" w:name="_Toc21509"/>
+      <w:bookmarkStart w:id="35" w:name="_Toc14297"/>
       <w:r>
         <w:t>关键绩效指标</w:t>
       </w:r>
@@ -6182,7 +6182,7 @@
       <w:bookmarkEnd w:id="36"/>
       <w:bookmarkStart w:id="37" w:name="bookmark25"/>
       <w:bookmarkEnd w:id="37"/>
-      <w:bookmarkStart w:id="38" w:name="_Toc26470"/>
+      <w:bookmarkStart w:id="38" w:name="_Toc9236"/>
       <w:r>
         <w:t>参与方</w:t>
       </w:r>
@@ -6226,11 +6226,11 @@
         <w:topLinePunct w:val="0"/>
         <w:bidi w:val="0"/>
       </w:pPr>
-      <w:bookmarkStart w:id="39" w:name="bookmark27"/>
+      <w:bookmarkStart w:id="39" w:name="bookmark26"/>
       <w:bookmarkEnd w:id="39"/>
-      <w:bookmarkStart w:id="40" w:name="bookmark26"/>
+      <w:bookmarkStart w:id="40" w:name="bookmark27"/>
       <w:bookmarkEnd w:id="40"/>
-      <w:bookmarkStart w:id="41" w:name="_Toc305"/>
+      <w:bookmarkStart w:id="41" w:name="_Toc9633"/>
       <w:r>
         <w:t>事件管理</w:t>
       </w:r>
@@ -6252,7 +6252,7 @@
       <w:bookmarkEnd w:id="42"/>
       <w:bookmarkStart w:id="43" w:name="bookmark28"/>
       <w:bookmarkEnd w:id="43"/>
-      <w:bookmarkStart w:id="44" w:name="_Toc5943"/>
+      <w:bookmarkStart w:id="44" w:name="_Toc8622"/>
       <w:r>
         <w:t>管理范围</w:t>
       </w:r>
@@ -6286,11 +6286,11 @@
         <w:topLinePunct w:val="0"/>
         <w:bidi w:val="0"/>
       </w:pPr>
-      <w:bookmarkStart w:id="45" w:name="bookmark30"/>
+      <w:bookmarkStart w:id="45" w:name="bookmark31"/>
       <w:bookmarkEnd w:id="45"/>
-      <w:bookmarkStart w:id="46" w:name="bookmark31"/>
+      <w:bookmarkStart w:id="46" w:name="bookmark30"/>
       <w:bookmarkEnd w:id="46"/>
-      <w:bookmarkStart w:id="47" w:name="_Toc19811"/>
+      <w:bookmarkStart w:id="47" w:name="_Toc28950"/>
       <w:r>
         <w:t>管理目标</w:t>
       </w:r>
@@ -6328,7 +6328,7 @@
       <w:bookmarkEnd w:id="48"/>
       <w:bookmarkStart w:id="49" w:name="bookmark33"/>
       <w:bookmarkEnd w:id="49"/>
-      <w:bookmarkStart w:id="50" w:name="_Toc6869"/>
+      <w:bookmarkStart w:id="50" w:name="_Toc10019"/>
       <w:r>
         <w:t>关键绩效指标</w:t>
       </w:r>
@@ -7068,7 +7068,7 @@
       <w:bookmarkEnd w:id="51"/>
       <w:bookmarkStart w:id="52" w:name="bookmark35"/>
       <w:bookmarkEnd w:id="52"/>
-      <w:bookmarkStart w:id="53" w:name="_Toc6289"/>
+      <w:bookmarkStart w:id="53" w:name="_Toc2914"/>
       <w:r>
         <w:t>参与方</w:t>
       </w:r>
@@ -7116,7 +7116,7 @@
       <w:bookmarkEnd w:id="54"/>
       <w:bookmarkStart w:id="55" w:name="bookmark37"/>
       <w:bookmarkEnd w:id="55"/>
-      <w:bookmarkStart w:id="56" w:name="_Toc2903"/>
+      <w:bookmarkStart w:id="56" w:name="_Toc12769"/>
       <w:r>
         <w:t>问题管理</w:t>
       </w:r>
@@ -7140,25 +7140,25 @@
       <w:bookmarkEnd w:id="58"/>
       <w:bookmarkStart w:id="59" w:name="bookmark99"/>
       <w:bookmarkEnd w:id="59"/>
-      <w:bookmarkStart w:id="60" w:name="bookmark102"/>
+      <w:bookmarkStart w:id="60" w:name="bookmark114"/>
       <w:bookmarkEnd w:id="60"/>
-      <w:bookmarkStart w:id="61" w:name="bookmark96"/>
+      <w:bookmarkStart w:id="61" w:name="bookmark87"/>
       <w:bookmarkEnd w:id="61"/>
-      <w:bookmarkStart w:id="62" w:name="bookmark105"/>
+      <w:bookmarkStart w:id="62" w:name="bookmark111"/>
       <w:bookmarkEnd w:id="62"/>
-      <w:bookmarkStart w:id="63" w:name="bookmark114"/>
+      <w:bookmarkStart w:id="63" w:name="bookmark102"/>
       <w:bookmarkEnd w:id="63"/>
       <w:bookmarkStart w:id="64" w:name="bookmark93"/>
       <w:bookmarkEnd w:id="64"/>
-      <w:bookmarkStart w:id="65" w:name="bookmark87"/>
+      <w:bookmarkStart w:id="65" w:name="bookmark108"/>
       <w:bookmarkEnd w:id="65"/>
       <w:bookmarkStart w:id="66" w:name="bookmark38"/>
       <w:bookmarkEnd w:id="66"/>
-      <w:bookmarkStart w:id="67" w:name="bookmark108"/>
+      <w:bookmarkStart w:id="67" w:name="bookmark105"/>
       <w:bookmarkEnd w:id="67"/>
-      <w:bookmarkStart w:id="68" w:name="bookmark111"/>
+      <w:bookmarkStart w:id="68" w:name="bookmark96"/>
       <w:bookmarkEnd w:id="68"/>
-      <w:bookmarkStart w:id="69" w:name="_Toc21637"/>
+      <w:bookmarkStart w:id="69" w:name="_Toc20834"/>
       <w:r>
         <w:t>管理范围</w:t>
       </w:r>
@@ -7196,7 +7196,7 @@
       <w:bookmarkEnd w:id="70"/>
       <w:bookmarkStart w:id="71" w:name="bookmark41"/>
       <w:bookmarkEnd w:id="71"/>
-      <w:bookmarkStart w:id="72" w:name="_Toc9259"/>
+      <w:bookmarkStart w:id="72" w:name="_Toc21461"/>
       <w:r>
         <w:t>管理目标</w:t>
       </w:r>
@@ -7230,11 +7230,11 @@
         <w:topLinePunct w:val="0"/>
         <w:bidi w:val="0"/>
       </w:pPr>
-      <w:bookmarkStart w:id="73" w:name="bookmark43"/>
+      <w:bookmarkStart w:id="73" w:name="bookmark42"/>
       <w:bookmarkEnd w:id="73"/>
-      <w:bookmarkStart w:id="74" w:name="bookmark42"/>
+      <w:bookmarkStart w:id="74" w:name="bookmark43"/>
       <w:bookmarkEnd w:id="74"/>
-      <w:bookmarkStart w:id="75" w:name="_Toc17561"/>
+      <w:bookmarkStart w:id="75" w:name="_Toc7112"/>
       <w:r>
         <w:t>关键绩效指标</w:t>
       </w:r>
@@ -7542,11 +7542,11 @@
         <w:topLinePunct w:val="0"/>
         <w:bidi w:val="0"/>
       </w:pPr>
-      <w:bookmarkStart w:id="76" w:name="bookmark44"/>
+      <w:bookmarkStart w:id="76" w:name="bookmark45"/>
       <w:bookmarkEnd w:id="76"/>
-      <w:bookmarkStart w:id="77" w:name="bookmark45"/>
+      <w:bookmarkStart w:id="77" w:name="bookmark44"/>
       <w:bookmarkEnd w:id="77"/>
-      <w:bookmarkStart w:id="78" w:name="_Toc16986"/>
+      <w:bookmarkStart w:id="78" w:name="_Toc16251"/>
       <w:r>
         <w:t>参与方</w:t>
       </w:r>
@@ -7590,11 +7590,11 @@
         <w:topLinePunct w:val="0"/>
         <w:bidi w:val="0"/>
       </w:pPr>
-      <w:bookmarkStart w:id="79" w:name="bookmark46"/>
+      <w:bookmarkStart w:id="79" w:name="bookmark47"/>
       <w:bookmarkEnd w:id="79"/>
-      <w:bookmarkStart w:id="80" w:name="bookmark47"/>
+      <w:bookmarkStart w:id="80" w:name="bookmark46"/>
       <w:bookmarkEnd w:id="80"/>
-      <w:bookmarkStart w:id="81" w:name="_Toc17510"/>
+      <w:bookmarkStart w:id="81" w:name="_Toc25962"/>
       <w:r>
         <w:t>变更管理</w:t>
       </w:r>
@@ -7612,11 +7612,11 @@
         <w:topLinePunct w:val="0"/>
         <w:bidi w:val="0"/>
       </w:pPr>
-      <w:bookmarkStart w:id="82" w:name="bookmark48"/>
+      <w:bookmarkStart w:id="82" w:name="bookmark49"/>
       <w:bookmarkEnd w:id="82"/>
-      <w:bookmarkStart w:id="83" w:name="bookmark49"/>
+      <w:bookmarkStart w:id="83" w:name="bookmark48"/>
       <w:bookmarkEnd w:id="83"/>
-      <w:bookmarkStart w:id="84" w:name="_Toc17161"/>
+      <w:bookmarkStart w:id="84" w:name="_Toc30069"/>
       <w:r>
         <w:t>管理范围</w:t>
       </w:r>
@@ -7654,7 +7654,7 @@
       <w:bookmarkEnd w:id="85"/>
       <w:bookmarkStart w:id="86" w:name="bookmark51"/>
       <w:bookmarkEnd w:id="86"/>
-      <w:bookmarkStart w:id="87" w:name="_Toc5308"/>
+      <w:bookmarkStart w:id="87" w:name="_Toc24833"/>
       <w:r>
         <w:t>管理目标</w:t>
       </w:r>
@@ -7692,7 +7692,7 @@
       <w:bookmarkEnd w:id="88"/>
       <w:bookmarkStart w:id="89" w:name="bookmark53"/>
       <w:bookmarkEnd w:id="89"/>
-      <w:bookmarkStart w:id="90" w:name="_Toc25338"/>
+      <w:bookmarkStart w:id="90" w:name="_Toc10184"/>
       <w:r>
         <w:t>关键绩效指标</w:t>
       </w:r>
@@ -8048,11 +8048,11 @@
         <w:topLinePunct w:val="0"/>
         <w:bidi w:val="0"/>
       </w:pPr>
-      <w:bookmarkStart w:id="91" w:name="bookmark54"/>
+      <w:bookmarkStart w:id="91" w:name="bookmark55"/>
       <w:bookmarkEnd w:id="91"/>
-      <w:bookmarkStart w:id="92" w:name="bookmark55"/>
+      <w:bookmarkStart w:id="92" w:name="bookmark54"/>
       <w:bookmarkEnd w:id="92"/>
-      <w:bookmarkStart w:id="93" w:name="_Toc27048"/>
+      <w:bookmarkStart w:id="93" w:name="_Toc25056"/>
       <w:r>
         <w:t>参与方</w:t>
       </w:r>
@@ -8100,7 +8100,7 @@
       <w:bookmarkEnd w:id="94"/>
       <w:bookmarkStart w:id="95" w:name="bookmark56"/>
       <w:bookmarkEnd w:id="95"/>
-      <w:bookmarkStart w:id="96" w:name="_Toc3864"/>
+      <w:bookmarkStart w:id="96" w:name="_Toc18492"/>
       <w:r>
         <w:t>发布管理</w:t>
       </w:r>
@@ -8118,11 +8118,11 @@
         <w:topLinePunct w:val="0"/>
         <w:bidi w:val="0"/>
       </w:pPr>
-      <w:bookmarkStart w:id="97" w:name="bookmark59"/>
+      <w:bookmarkStart w:id="97" w:name="bookmark58"/>
       <w:bookmarkEnd w:id="97"/>
-      <w:bookmarkStart w:id="98" w:name="bookmark58"/>
+      <w:bookmarkStart w:id="98" w:name="bookmark59"/>
       <w:bookmarkEnd w:id="98"/>
-      <w:bookmarkStart w:id="99" w:name="_Toc2381"/>
+      <w:bookmarkStart w:id="99" w:name="_Toc22384"/>
       <w:r>
         <w:t>管理范围</w:t>
       </w:r>
@@ -8156,11 +8156,11 @@
         <w:topLinePunct w:val="0"/>
         <w:bidi w:val="0"/>
       </w:pPr>
-      <w:bookmarkStart w:id="100" w:name="bookmark61"/>
+      <w:bookmarkStart w:id="100" w:name="bookmark60"/>
       <w:bookmarkEnd w:id="100"/>
-      <w:bookmarkStart w:id="101" w:name="bookmark60"/>
+      <w:bookmarkStart w:id="101" w:name="bookmark61"/>
       <w:bookmarkEnd w:id="101"/>
-      <w:bookmarkStart w:id="102" w:name="_Toc22094"/>
+      <w:bookmarkStart w:id="102" w:name="_Toc8809"/>
       <w:r>
         <w:t>管理目标</w:t>
       </w:r>
@@ -8198,7 +8198,7 @@
         <w:topLinePunct w:val="0"/>
         <w:bidi w:val="0"/>
       </w:pPr>
-      <w:bookmarkStart w:id="105" w:name="_Toc2777"/>
+      <w:bookmarkStart w:id="105" w:name="_Toc22896"/>
       <w:r>
         <w:t>关键绩效指标</w:t>
       </w:r>
@@ -8563,7 +8563,7 @@
       <w:bookmarkEnd w:id="106"/>
       <w:bookmarkStart w:id="107" w:name="bookmark64"/>
       <w:bookmarkEnd w:id="107"/>
-      <w:bookmarkStart w:id="108" w:name="_Toc28480"/>
+      <w:bookmarkStart w:id="108" w:name="_Toc10101"/>
       <w:r>
         <w:t>参与方</w:t>
       </w:r>
@@ -8611,7 +8611,7 @@
       <w:bookmarkEnd w:id="109"/>
       <w:bookmarkStart w:id="110" w:name="bookmark66"/>
       <w:bookmarkEnd w:id="110"/>
-      <w:bookmarkStart w:id="111" w:name="_Toc32229"/>
+      <w:bookmarkStart w:id="111" w:name="_Toc29512"/>
       <w:r>
         <w:t>配置管理</w:t>
       </w:r>
@@ -8629,11 +8629,11 @@
         <w:topLinePunct w:val="0"/>
         <w:bidi w:val="0"/>
       </w:pPr>
-      <w:bookmarkStart w:id="112" w:name="bookmark68"/>
+      <w:bookmarkStart w:id="112" w:name="bookmark69"/>
       <w:bookmarkEnd w:id="112"/>
-      <w:bookmarkStart w:id="113" w:name="bookmark69"/>
+      <w:bookmarkStart w:id="113" w:name="bookmark68"/>
       <w:bookmarkEnd w:id="113"/>
-      <w:bookmarkStart w:id="114" w:name="_Toc6300"/>
+      <w:bookmarkStart w:id="114" w:name="_Toc154"/>
       <w:r>
         <w:t>管理范围</w:t>
       </w:r>
@@ -8671,7 +8671,7 @@
       <w:bookmarkEnd w:id="115"/>
       <w:bookmarkStart w:id="116" w:name="bookmark70"/>
       <w:bookmarkEnd w:id="116"/>
-      <w:bookmarkStart w:id="117" w:name="_Toc17910"/>
+      <w:bookmarkStart w:id="117" w:name="_Toc3830"/>
       <w:r>
         <w:t>管理目标</w:t>
       </w:r>
@@ -8709,7 +8709,7 @@
       <w:bookmarkEnd w:id="118"/>
       <w:bookmarkStart w:id="119" w:name="bookmark72"/>
       <w:bookmarkEnd w:id="119"/>
-      <w:bookmarkStart w:id="120" w:name="_Toc4379"/>
+      <w:bookmarkStart w:id="120" w:name="_Toc26335"/>
       <w:r>
         <w:t>关键绩效指标</w:t>
       </w:r>
@@ -9068,7 +9068,7 @@
       <w:bookmarkEnd w:id="121"/>
       <w:bookmarkStart w:id="122" w:name="bookmark74"/>
       <w:bookmarkEnd w:id="122"/>
-      <w:bookmarkStart w:id="123" w:name="_Toc4868"/>
+      <w:bookmarkStart w:id="123" w:name="_Toc9306"/>
       <w:r>
         <w:t>参与方</w:t>
       </w:r>
@@ -9112,11 +9112,11 @@
         <w:topLinePunct w:val="0"/>
         <w:bidi w:val="0"/>
       </w:pPr>
-      <w:bookmarkStart w:id="124" w:name="bookmark77"/>
+      <w:bookmarkStart w:id="124" w:name="bookmark76"/>
       <w:bookmarkEnd w:id="124"/>
-      <w:bookmarkStart w:id="125" w:name="bookmark76"/>
+      <w:bookmarkStart w:id="125" w:name="bookmark77"/>
       <w:bookmarkEnd w:id="125"/>
-      <w:bookmarkStart w:id="126" w:name="_Toc3182"/>
+      <w:bookmarkStart w:id="126" w:name="_Toc29110"/>
       <w:r>
         <w:t>可用性和连续性管理</w:t>
       </w:r>
@@ -9138,7 +9138,7 @@
       <w:bookmarkEnd w:id="127"/>
       <w:bookmarkStart w:id="128" w:name="bookmark79"/>
       <w:bookmarkEnd w:id="128"/>
-      <w:bookmarkStart w:id="129" w:name="_Toc26413"/>
+      <w:bookmarkStart w:id="129" w:name="_Toc14318"/>
       <w:r>
         <w:t>管理范围</w:t>
       </w:r>
@@ -9176,7 +9176,7 @@
       <w:bookmarkEnd w:id="130"/>
       <w:bookmarkStart w:id="131" w:name="bookmark80"/>
       <w:bookmarkEnd w:id="131"/>
-      <w:bookmarkStart w:id="132" w:name="_Toc29865"/>
+      <w:bookmarkStart w:id="132" w:name="_Toc23379"/>
       <w:r>
         <w:t>管理目标</w:t>
       </w:r>
@@ -9228,7 +9228,7 @@
       <w:bookmarkEnd w:id="133"/>
       <w:bookmarkStart w:id="134" w:name="bookmark83"/>
       <w:bookmarkEnd w:id="134"/>
-      <w:bookmarkStart w:id="135" w:name="_Toc23291"/>
+      <w:bookmarkStart w:id="135" w:name="_Toc19499"/>
       <w:r>
         <w:t>关键绩效指标</w:t>
       </w:r>
@@ -9843,7 +9843,7 @@
       <w:bookmarkEnd w:id="136"/>
       <w:bookmarkStart w:id="137" w:name="bookmark86"/>
       <w:bookmarkEnd w:id="137"/>
-      <w:bookmarkStart w:id="138" w:name="_Toc1000"/>
+      <w:bookmarkStart w:id="138" w:name="_Toc28924"/>
       <w:r>
         <w:t>参与方</w:t>
       </w:r>
@@ -9891,7 +9891,7 @@
       <w:bookmarkEnd w:id="139"/>
       <w:bookmarkStart w:id="140" w:name="bookmark88"/>
       <w:bookmarkEnd w:id="140"/>
-      <w:bookmarkStart w:id="141" w:name="_Toc7399"/>
+      <w:bookmarkStart w:id="141" w:name="_Toc17195"/>
       <w:r>
         <w:t>容量管理</w:t>
       </w:r>
@@ -9913,7 +9913,7 @@
       <w:bookmarkEnd w:id="142"/>
       <w:bookmarkStart w:id="143" w:name="bookmark92"/>
       <w:bookmarkEnd w:id="143"/>
-      <w:bookmarkStart w:id="144" w:name="_Toc24645"/>
+      <w:bookmarkStart w:id="144" w:name="_Toc22182"/>
       <w:r>
         <w:t>管理范围</w:t>
       </w:r>
@@ -9959,7 +9959,7 @@
       <w:bookmarkEnd w:id="145"/>
       <w:bookmarkStart w:id="146" w:name="bookmark95"/>
       <w:bookmarkEnd w:id="146"/>
-      <w:bookmarkStart w:id="147" w:name="_Toc19977"/>
+      <w:bookmarkStart w:id="147" w:name="_Toc23114"/>
       <w:r>
         <w:t>管理目标</w:t>
       </w:r>
@@ -10005,7 +10005,7 @@
       <w:bookmarkEnd w:id="148"/>
       <w:bookmarkStart w:id="149" w:name="bookmark97"/>
       <w:bookmarkEnd w:id="149"/>
-      <w:bookmarkStart w:id="150" w:name="_Toc29784"/>
+      <w:bookmarkStart w:id="150" w:name="_Toc16531"/>
       <w:r>
         <w:t>关键绩效指标</w:t>
       </w:r>
@@ -10461,11 +10461,11 @@
         <w:topLinePunct w:val="0"/>
         <w:bidi w:val="0"/>
       </w:pPr>
-      <w:bookmarkStart w:id="153" w:name="bookmark103"/>
+      <w:bookmarkStart w:id="153" w:name="bookmark104"/>
       <w:bookmarkEnd w:id="153"/>
-      <w:bookmarkStart w:id="154" w:name="bookmark104"/>
+      <w:bookmarkStart w:id="154" w:name="bookmark103"/>
       <w:bookmarkEnd w:id="154"/>
-      <w:bookmarkStart w:id="155" w:name="_Toc11526"/>
+      <w:bookmarkStart w:id="155" w:name="_Toc30669"/>
       <w:r>
         <w:t>信息安全管理</w:t>
       </w:r>
@@ -10483,11 +10483,11 @@
         <w:topLinePunct w:val="0"/>
         <w:bidi w:val="0"/>
       </w:pPr>
-      <w:bookmarkStart w:id="156" w:name="bookmark107"/>
+      <w:bookmarkStart w:id="156" w:name="bookmark106"/>
       <w:bookmarkEnd w:id="156"/>
-      <w:bookmarkStart w:id="157" w:name="bookmark106"/>
+      <w:bookmarkStart w:id="157" w:name="bookmark107"/>
       <w:bookmarkEnd w:id="157"/>
-      <w:bookmarkStart w:id="158" w:name="_Toc20695"/>
+      <w:bookmarkStart w:id="158" w:name="_Toc6865"/>
       <w:r>
         <w:t>管理范围</w:t>
       </w:r>
@@ -10533,7 +10533,7 @@
       <w:bookmarkEnd w:id="159"/>
       <w:bookmarkStart w:id="160" w:name="bookmark109"/>
       <w:bookmarkEnd w:id="160"/>
-      <w:bookmarkStart w:id="161" w:name="_Toc18884"/>
+      <w:bookmarkStart w:id="161" w:name="_Toc736"/>
       <w:r>
         <w:t>管理目标</w:t>
       </w:r>
@@ -10589,7 +10589,7 @@
       <w:bookmarkEnd w:id="162"/>
       <w:bookmarkStart w:id="163" w:name="bookmark113"/>
       <w:bookmarkEnd w:id="163"/>
-      <w:bookmarkStart w:id="164" w:name="_Toc2063"/>
+      <w:bookmarkStart w:id="164" w:name="_Toc5580"/>
       <w:r>
         <w:t>关键绩效指标</w:t>
       </w:r>
@@ -10994,7 +10994,7 @@
       <w:bookmarkEnd w:id="165"/>
       <w:bookmarkStart w:id="166" w:name="bookmark116"/>
       <w:bookmarkEnd w:id="166"/>
-      <w:bookmarkStart w:id="167" w:name="_Toc3947"/>
+      <w:bookmarkStart w:id="167" w:name="_Toc109"/>
       <w:r>
         <w:t>参与方</w:t>
       </w:r>
